--- a/Report/final.docx
+++ b/Report/final.docx
@@ -1,6 +1,6 @@
 
 <file path=word/document.xml><?xml version="1.0" encoding="utf-8"?>
-<w:document xmlns:wpc="http://schemas.microsoft.com/office/word/2010/wordprocessingCanvas" xmlns:mc="http://schemas.openxmlformats.org/markup-compatibility/2006" xmlns:o="urn:schemas-microsoft-com:office:office" xmlns:r="http://schemas.openxmlformats.org/officeDocument/2006/relationships" xmlns:m="http://schemas.openxmlformats.org/officeDocument/2006/math" xmlns:v="urn:schemas-microsoft-com:vml" xmlns:wp14="http://schemas.microsoft.com/office/word/2010/wordprocessingDrawing" xmlns:wp="http://schemas.openxmlformats.org/drawingml/2006/wordprocessingDrawing" xmlns:w10="urn:schemas-microsoft-com:office:word" xmlns:w="http://schemas.openxmlformats.org/wordprocessingml/2006/main" xmlns:w14="http://schemas.microsoft.com/office/word/2010/wordml" xmlns:wpg="http://schemas.microsoft.com/office/word/2010/wordprocessingGroup" xmlns:wpi="http://schemas.microsoft.com/office/word/2010/wordprocessingInk" xmlns:wne="http://schemas.microsoft.com/office/word/2006/wordml" xmlns:wps="http://schemas.microsoft.com/office/word/2010/wordprocessingShape" mc:Ignorable="w14 wp14">
+<w:document xmlns:wpc="http://schemas.microsoft.com/office/word/2010/wordprocessingCanvas" xmlns:cx="http://schemas.microsoft.com/office/drawing/2014/chartex" xmlns:cx1="http://schemas.microsoft.com/office/drawing/2015/9/8/chartex" xmlns:cx2="http://schemas.microsoft.com/office/drawing/2015/10/21/chartex" xmlns:cx3="http://schemas.microsoft.com/office/drawing/2016/5/9/chartex" xmlns:cx4="http://schemas.microsoft.com/office/drawing/2016/5/10/chartex" xmlns:cx5="http://schemas.microsoft.com/office/drawing/2016/5/11/chartex" xmlns:cx6="http://schemas.microsoft.com/office/drawing/2016/5/12/chartex" xmlns:cx7="http://schemas.microsoft.com/office/drawing/2016/5/13/chartex" xmlns:cx8="http://schemas.microsoft.com/office/drawing/2016/5/14/chartex" xmlns:mc="http://schemas.openxmlformats.org/markup-compatibility/2006" xmlns:aink="http://schemas.microsoft.com/office/drawing/2016/ink" xmlns:am3d="http://schemas.microsoft.com/office/drawing/2017/model3d" xmlns:o="urn:schemas-microsoft-com:office:office" xmlns:r="http://schemas.openxmlformats.org/officeDocument/2006/relationships" xmlns:m="http://schemas.openxmlformats.org/officeDocument/2006/math" xmlns:v="urn:schemas-microsoft-com:vml" xmlns:wp14="http://schemas.microsoft.com/office/word/2010/wordprocessingDrawing" xmlns:wp="http://schemas.openxmlformats.org/drawingml/2006/wordprocessingDrawing" xmlns:w10="urn:schemas-microsoft-com:office:word" xmlns:w="http://schemas.openxmlformats.org/wordprocessingml/2006/main" xmlns:w14="http://schemas.microsoft.com/office/word/2010/wordml" xmlns:w15="http://schemas.microsoft.com/office/word/2012/wordml" xmlns:w16cid="http://schemas.microsoft.com/office/word/2016/wordml/cid" xmlns:w16se="http://schemas.microsoft.com/office/word/2015/wordml/symex" xmlns:wpg="http://schemas.microsoft.com/office/word/2010/wordprocessingGroup" xmlns:wpi="http://schemas.microsoft.com/office/word/2010/wordprocessingInk" xmlns:wne="http://schemas.microsoft.com/office/word/2006/wordml" xmlns:wps="http://schemas.microsoft.com/office/word/2010/wordprocessingShape" mc:Ignorable="w14 w15 w16se w16cid wp14">
   <w:body>
     <w:p>
       <w:pPr>
@@ -20,16 +20,16 @@
         <mc:AlternateContent>
           <mc:Choice Requires="wpg">
             <w:drawing>
-              <wp:anchor distT="0" distB="0" distL="114300" distR="114300" simplePos="0" relativeHeight="251654656" behindDoc="1" locked="0" layoutInCell="1" allowOverlap="1" wp14:anchorId="1D8AD615" wp14:editId="72439501">
+              <wp:anchor distT="0" distB="0" distL="114300" distR="114300" simplePos="0" relativeHeight="251654656" behindDoc="1" locked="0" layoutInCell="1" allowOverlap="1" wp14:anchorId="1D8AD615" wp14:editId="41041E86">
                 <wp:simplePos x="0" y="0"/>
                 <wp:positionH relativeFrom="page">
-                  <wp:posOffset>368300</wp:posOffset>
+                  <wp:posOffset>371475</wp:posOffset>
                 </wp:positionH>
                 <wp:positionV relativeFrom="page">
-                  <wp:posOffset>200660</wp:posOffset>
+                  <wp:posOffset>199390</wp:posOffset>
                 </wp:positionV>
                 <wp:extent cx="6799580" cy="9928860"/>
-                <wp:effectExtent l="0" t="0" r="20320" b="15240"/>
+                <wp:effectExtent l="0" t="0" r="39370" b="34290"/>
                 <wp:wrapNone/>
                 <wp:docPr id="35" name="Group 3"/>
                 <wp:cNvGraphicFramePr/>
@@ -41,7 +41,7 @@
                         <a:xfrm>
                           <a:off x="0" y="0"/>
                           <a:ext cx="6799580" cy="9928860"/>
-                          <a:chOff x="600" y="599"/>
+                          <a:chOff x="600" y="598"/>
                           <a:chExt cx="10708" cy="15636"/>
                         </a:xfrm>
                       </wpg:grpSpPr>
@@ -5366,37 +5366,6 @@
                         </wps:spPr>
                         <wps:bodyPr/>
                       </wps:wsp>
-                      <pic:pic xmlns:pic="http://schemas.openxmlformats.org/drawingml/2006/picture">
-                        <pic:nvPicPr>
-                          <pic:cNvPr id="268" name="Picture 8"/>
-                          <pic:cNvPicPr>
-                            <a:picLocks noChangeAspect="1" noChangeArrowheads="1"/>
-                          </pic:cNvPicPr>
-                        </pic:nvPicPr>
-                        <pic:blipFill>
-                          <a:blip r:embed="rId13">
-                            <a:extLst>
-                              <a:ext uri="{28A0092B-C50C-407E-A947-70E740481C1C}">
-                                <a14:useLocalDpi xmlns:a14="http://schemas.microsoft.com/office/drawing/2010/main" val="0"/>
-                              </a:ext>
-                            </a:extLst>
-                          </a:blip>
-                          <a:srcRect/>
-                          <a:stretch>
-                            <a:fillRect/>
-                          </a:stretch>
-                        </pic:blipFill>
-                        <pic:spPr>
-                          <a:xfrm>
-                            <a:off x="4497" y="3841"/>
-                            <a:ext cx="2928" cy="2863"/>
-                          </a:xfrm>
-                          <a:prstGeom prst="rect">
-                            <a:avLst/>
-                          </a:prstGeom>
-                          <a:noFill/>
-                        </pic:spPr>
-                      </pic:pic>
                       <wps:wsp>
                         <wps:cNvPr id="269" name="Line 7"/>
                         <wps:cNvCnPr>
@@ -5497,264 +5466,242 @@
           </mc:Choice>
           <mc:Fallback>
             <w:pict>
-              <v:group id="Group 3" o:spid="_x0000_s1026" style="position:absolute;margin-left:29pt;margin-top:15.8pt;width:535.4pt;height:781.8pt;z-index:-251661824;mso-position-horizontal-relative:page;mso-position-vertical-relative:page" coordorigin="600,599" coordsize="10708,15636" o:gfxdata="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">
-                <v:line id="Line 239" o:spid="_x0000_s1027" style="position:absolute;visibility:visible;mso-wrap-style:square" from="662,16126" to="957,16126" o:connectortype="straight" o:gfxdata="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" strokecolor="navy" strokeweight="4.5pt"/>
-                <v:line id="Line 238" o:spid="_x0000_s1028" style="position:absolute;visibility:visible;mso-wrap-style:square" from="708,15877" to="708,16081" o:connectortype="straight" o:gfxdata="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" strokecolor="navy" strokeweight="4.6pt"/>
-                <v:line id="Line 237" o:spid="_x0000_s1029" style="position:absolute;visibility:visible;mso-wrap-style:square" from="600,16228" to="817,16228" o:connectortype="straight" o:gfxdata="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" strokeweight=".7pt"/>
-                <v:line id="Line 236" o:spid="_x0000_s1030" style="position:absolute;visibility:visible;mso-wrap-style:square" from="607,16015" to="607,16221" o:connectortype="straight" o:gfxdata="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" strokeweight=".7pt"/>
-                <v:line id="Line 235" o:spid="_x0000_s1031" style="position:absolute;visibility:visible;mso-wrap-style:square" from="600,16008" to="896,16008" o:connectortype="straight" o:gfxdata="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" strokeweight=".7pt"/>
-                <v:line id="Line 234" o:spid="_x0000_s1032" style="position:absolute;visibility:visible;mso-wrap-style:square" from="826,16015" to="826,16234" o:connectortype="straight" o:gfxdata="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" strokeweight=".7pt"/>
-                <v:rect id="Rectangle 233" o:spid="_x0000_s1033" style="position:absolute;left:882;top:16220;width:76;height:14;visibility:visible;mso-wrap-style:square;v-text-anchor:top" o:gfxdata="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" fillcolor="black" stroked="f"/>
-                <v:line id="Line 232" o:spid="_x0000_s1034" style="position:absolute;visibility:visible;mso-wrap-style:square" from="889,16015" to="889,16221" o:connectortype="straight" o:gfxdata="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" strokeweight=".7pt"/>
-                <v:rect id="Rectangle 231" o:spid="_x0000_s1035" style="position:absolute;left:819;top:15923;width:14;height:78;visibility:visible;mso-wrap-style:square;v-text-anchor:top" o:gfxdata="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" fillcolor="black" stroked="f"/>
-                <v:line id="Line 230" o:spid="_x0000_s1036" style="position:absolute;visibility:visible;mso-wrap-style:square" from="600,15930" to="817,15930" o:connectortype="straight" o:gfxdata="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" strokeweight=".7pt"/>
-                <v:line id="Line 229" o:spid="_x0000_s1037" style="position:absolute;visibility:visible;mso-wrap-style:square" from="960,16125" to="1328,16125" o:connectortype="straight" o:gfxdata="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" strokecolor="navy" strokeweight="4.6pt"/>
-                <v:line id="Line 228" o:spid="_x0000_s1038" style="position:absolute;visibility:visible;mso-wrap-style:square" from="960,16227" to="1328,16227" o:connectortype="straight" o:gfxdata="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" strokeweight=".7pt"/>
-                <v:line id="Line 227" o:spid="_x0000_s1039" style="position:absolute;visibility:visible;mso-wrap-style:square" from="1330,16125" to="1698,16125" o:connectortype="straight" o:gfxdata="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" strokecolor="navy" strokeweight="4.6pt"/>
-                <v:line id="Line 226" o:spid="_x0000_s1040" style="position:absolute;visibility:visible;mso-wrap-style:square" from="1330,16227" to="1698,16227" o:connectortype="straight" o:gfxdata="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" strokeweight=".7pt"/>
-                <v:line id="Line 225" o:spid="_x0000_s1041" style="position:absolute;visibility:visible;mso-wrap-style:square" from="1699,16125" to="2067,16125" o:connectortype="straight" o:gfxdata="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" strokecolor="navy" strokeweight="4.6pt"/>
-                <v:line id="Line 224" o:spid="_x0000_s1042" style="position:absolute;visibility:visible;mso-wrap-style:square" from="1699,16227" to="2067,16227" o:connectortype="straight" o:gfxdata="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" strokeweight=".7pt"/>
-                <v:line id="Line 223" o:spid="_x0000_s1043" style="position:absolute;visibility:visible;mso-wrap-style:square" from="2069,16125" to="2437,16125" o:connectortype="straight" o:gfxdata="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" strokecolor="navy" strokeweight="4.6pt"/>
-                <v:line id="Line 222" o:spid="_x0000_s1044" style="position:absolute;visibility:visible;mso-wrap-style:square" from="2069,16227" to="2437,16227" o:connectortype="straight" o:gfxdata="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" strokeweight=".7pt"/>
-                <v:line id="Line 221" o:spid="_x0000_s1045" style="position:absolute;visibility:visible;mso-wrap-style:square" from="2438,16125" to="2806,16125" o:connectortype="straight" o:gfxdata="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" strokecolor="navy" strokeweight="4.6pt"/>
-                <v:line id="Line 220" o:spid="_x0000_s1046" style="position:absolute;visibility:visible;mso-wrap-style:square" from="2438,16227" to="2806,16227" o:connectortype="straight" o:gfxdata="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" strokeweight=".7pt"/>
-                <v:line id="Line 219" o:spid="_x0000_s1047" style="position:absolute;visibility:visible;mso-wrap-style:square" from="2808,16125" to="3176,16125" o:connectortype="straight" o:gfxdata="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" strokecolor="navy" strokeweight="4.6pt"/>
-                <v:line id="Line 218" o:spid="_x0000_s1048" style="position:absolute;visibility:visible;mso-wrap-style:square" from="2808,16227" to="3176,16227" o:connectortype="straight" o:gfxdata="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" strokeweight=".7pt"/>
-                <v:line id="Line 217" o:spid="_x0000_s1049" style="position:absolute;visibility:visible;mso-wrap-style:square" from="3178,16125" to="3546,16125" o:connectortype="straight" o:gfxdata="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" strokecolor="navy" strokeweight="4.6pt"/>
-                <v:line id="Line 216" o:spid="_x0000_s1050" style="position:absolute;visibility:visible;mso-wrap-style:square" from="3178,16227" to="3546,16227" o:connectortype="straight" o:gfxdata="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" strokeweight=".7pt"/>
-                <v:line id="Line 215" o:spid="_x0000_s1051" style="position:absolute;visibility:visible;mso-wrap-style:square" from="3548,16125" to="3916,16125" o:connectortype="straight" o:gfxdata="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" strokecolor="navy" strokeweight="4.6pt"/>
-                <v:line id="Line 214" o:spid="_x0000_s1052" style="position:absolute;visibility:visible;mso-wrap-style:square" from="3548,16227" to="3916,16227" o:connectortype="straight" o:gfxdata="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" strokeweight=".7pt"/>
-                <v:line id="Line 213" o:spid="_x0000_s1053" style="position:absolute;visibility:visible;mso-wrap-style:square" from="3917,16125" to="4285,16125" o:connectortype="straight" o:gfxdata="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" strokecolor="navy" strokeweight="4.6pt"/>
-                <v:line id="Line 212" o:spid="_x0000_s1054" style="position:absolute;visibility:visible;mso-wrap-style:square" from="3917,16227" to="4285,16227" o:connectortype="straight" o:gfxdata="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" strokeweight=".7pt"/>
-                <v:line id="Line 211" o:spid="_x0000_s1055" style="position:absolute;visibility:visible;mso-wrap-style:square" from="4287,16125" to="4655,16125" o:connectortype="straight" o:gfxdata="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" strokecolor="navy" strokeweight="4.6pt"/>
-                <v:line id="Line 210" o:spid="_x0000_s1056" style="position:absolute;visibility:visible;mso-wrap-style:square" from="4287,16227" to="4655,16227" o:connectortype="straight" o:gfxdata="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" strokeweight=".7pt"/>
-                <v:line id="Line 209" o:spid="_x0000_s1057" style="position:absolute;visibility:visible;mso-wrap-style:square" from="4657,16125" to="5025,16125" o:connectortype="straight" o:gfxdata="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" strokecolor="navy" strokeweight="4.6pt"/>
-                <v:line id="Line 208" o:spid="_x0000_s1058" style="position:absolute;visibility:visible;mso-wrap-style:square" from="4657,16227" to="5025,16227" o:connectortype="straight" o:gfxdata="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" strokeweight=".7pt"/>
-                <v:line id="Line 207" o:spid="_x0000_s1059" style="position:absolute;visibility:visible;mso-wrap-style:square" from="5026,16125" to="5394,16125" o:connectortype="straight" o:gfxdata="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" strokecolor="navy" strokeweight="4.6pt"/>
-                <v:line id="Line 206" o:spid="_x0000_s1060" style="position:absolute;visibility:visible;mso-wrap-style:square" from="5026,16227" to="5394,16227" o:connectortype="straight" o:gfxdata="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" strokeweight=".7pt"/>
-                <v:line id="Line 205" o:spid="_x0000_s1061" style="position:absolute;visibility:visible;mso-wrap-style:square" from="5396,16125" to="5764,16125" o:connectortype="straight" o:gfxdata="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" strokecolor="navy" strokeweight="4.6pt"/>
-                <v:line id="Line 204" o:spid="_x0000_s1062" style="position:absolute;visibility:visible;mso-wrap-style:square" from="5396,16227" to="5764,16227" o:connectortype="straight" o:gfxdata="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" strokeweight=".7pt"/>
-                <v:rect id="Rectangle 203" o:spid="_x0000_s1063" style="position:absolute;left:5765;top:15876;width:367;height:204;visibility:visible;mso-wrap-style:square;v-text-anchor:top" o:gfxdata="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" stroked="f"/>
-                <v:rect id="Rectangle 202" o:spid="_x0000_s1064" style="position:absolute;left:5765;top:16079;width:368;height:92;visibility:visible;mso-wrap-style:square;v-text-anchor:top" o:gfxdata="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" fillcolor="navy" stroked="f"/>
-                <v:line id="Line 201" o:spid="_x0000_s1065" style="position:absolute;visibility:visible;mso-wrap-style:square" from="5765,16227" to="6133,16227" o:connectortype="straight" o:gfxdata="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" strokeweight=".7pt"/>
-                <v:line id="Line 200" o:spid="_x0000_s1066" style="position:absolute;visibility:visible;mso-wrap-style:square" from="6135,16125" to="6503,16125" o:connectortype="straight" o:gfxdata="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" strokecolor="navy" strokeweight="4.6pt"/>
-                <v:line id="Line 199" o:spid="_x0000_s1067" style="position:absolute;visibility:visible;mso-wrap-style:square" from="6135,16227" to="6503,16227" o:connectortype="straight" o:gfxdata="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" strokeweight=".7pt"/>
-                <v:line id="Line 198" o:spid="_x0000_s1068" style="position:absolute;visibility:visible;mso-wrap-style:square" from="6505,16125" to="6873,16125" o:connectortype="straight" o:gfxdata="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" strokecolor="navy" strokeweight="4.6pt"/>
-                <v:line id="Line 197" o:spid="_x0000_s1069" style="position:absolute;visibility:visible;mso-wrap-style:square" from="6505,16227" to="6873,16227" o:connectortype="straight" o:gfxdata="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" strokeweight=".7pt"/>
-                <v:line id="Line 196" o:spid="_x0000_s1070" style="position:absolute;visibility:visible;mso-wrap-style:square" from="6875,16125" to="7243,16125" o:connectortype="straight" o:gfxdata="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" strokecolor="navy" strokeweight="4.6pt"/>
-                <v:line id="Line 195" o:spid="_x0000_s1071" style="position:absolute;visibility:visible;mso-wrap-style:square" from="6875,16227" to="7243,16227" o:connectortype="straight" o:gfxdata="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" strokeweight=".7pt"/>
-                <v:line id="Line 194" o:spid="_x0000_s1072" style="position:absolute;visibility:visible;mso-wrap-style:square" from="7244,16125" to="7612,16125" o:connectortype="straight" o:gfxdata="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" strokecolor="navy" strokeweight="4.6pt"/>
-                <v:line id="Line 193" o:spid="_x0000_s1073" style="position:absolute;visibility:visible;mso-wrap-style:square" from="7244,16227" to="7612,16227" o:connectortype="straight" o:gfxdata="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" strokeweight=".7pt"/>
-                <v:line id="Line 192" o:spid="_x0000_s1074" style="position:absolute;visibility:visible;mso-wrap-style:square" from="7614,16125" to="7982,16125" o:connectortype="straight" o:gfxdata="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" strokecolor="navy" strokeweight="4.6pt"/>
-                <v:line id="Line 191" o:spid="_x0000_s1075" style="position:absolute;visibility:visible;mso-wrap-style:square" from="7614,16227" to="7982,16227" o:connectortype="straight" o:gfxdata="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" strokeweight=".7pt"/>
-                <v:line id="Line 190" o:spid="_x0000_s1076" style="position:absolute;visibility:visible;mso-wrap-style:square" from="7983,16125" to="8351,16125" o:connectortype="straight" o:gfxdata="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" strokecolor="navy" strokeweight="4.6pt"/>
-                <v:line id="Line 189" o:spid="_x0000_s1077" style="position:absolute;visibility:visible;mso-wrap-style:square" from="7983,16227" to="8351,16227" o:connectortype="straight" o:gfxdata="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" strokeweight=".7pt"/>
-                <v:line id="Line 188" o:spid="_x0000_s1078" style="position:absolute;visibility:visible;mso-wrap-style:square" from="8354,16125" to="8722,16125" o:connectortype="straight" o:gfxdata="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" strokecolor="navy" strokeweight="4.6pt"/>
-                <v:line id="Line 187" o:spid="_x0000_s1079" style="position:absolute;visibility:visible;mso-wrap-style:square" from="8354,16227" to="8722,16227" o:connectortype="straight" o:gfxdata="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" strokeweight=".7pt"/>
-                <v:line id="Line 186" o:spid="_x0000_s1080" style="position:absolute;visibility:visible;mso-wrap-style:square" from="8723,16125" to="9091,16125" o:connectortype="straight" o:gfxdata="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" strokecolor="navy" strokeweight="4.6pt"/>
-                <v:line id="Line 185" o:spid="_x0000_s1081" style="position:absolute;visibility:visible;mso-wrap-style:square" from="8723,16227" to="9091,16227" o:connectortype="straight" o:gfxdata="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" strokeweight=".7pt"/>
-                <v:line id="Line 184" o:spid="_x0000_s1082" style="position:absolute;visibility:visible;mso-wrap-style:square" from="9093,16125" to="9461,16125" o:connectortype="straight" o:gfxdata="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" strokecolor="navy" strokeweight="4.6pt"/>
-                <v:line id="Line 183" o:spid="_x0000_s1083" style="position:absolute;visibility:visible;mso-wrap-style:square" from="9093,16227" to="9461,16227" o:connectortype="straight" o:gfxdata="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" strokeweight=".7pt"/>
-                <v:line id="Line 182" o:spid="_x0000_s1084" style="position:absolute;visibility:visible;mso-wrap-style:square" from="9462,16125" to="9833,16125" o:connectortype="straight" o:gfxdata="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" strokecolor="navy" strokeweight="4.6pt"/>
-                <v:line id="Line 181" o:spid="_x0000_s1085" style="position:absolute;visibility:visible;mso-wrap-style:square" from="9462,16227" to="9833,16227" o:connectortype="straight" o:gfxdata="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" strokeweight=".7pt"/>
-                <v:line id="Line 180" o:spid="_x0000_s1086" style="position:absolute;visibility:visible;mso-wrap-style:square" from="9834,16125" to="10205,16125" o:connectortype="straight" o:gfxdata="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" strokecolor="navy" strokeweight="4.6pt"/>
-                <v:line id="Line 179" o:spid="_x0000_s1087" style="position:absolute;visibility:visible;mso-wrap-style:square" from="9834,16227" to="10205,16227" o:connectortype="straight" o:gfxdata="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" strokeweight=".7pt"/>
-                <v:line id="Line 178" o:spid="_x0000_s1088" style="position:absolute;visibility:visible;mso-wrap-style:square" from="10206,16125" to="10577,16125" o:connectortype="straight" o:gfxdata="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" strokecolor="navy" strokeweight="4.6pt"/>
-                <v:line id="Line 177" o:spid="_x0000_s1089" style="position:absolute;visibility:visible;mso-wrap-style:square" from="10206,16227" to="10577,16227" o:connectortype="straight" o:gfxdata="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" strokeweight=".7pt"/>
-                <v:line id="Line 176" o:spid="_x0000_s1090" style="position:absolute;visibility:visible;mso-wrap-style:square" from="10578,16125" to="10949,16125" o:connectortype="straight" o:gfxdata="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" strokecolor="navy" strokeweight="4.6pt"/>
-                <v:line id="Line 175" o:spid="_x0000_s1091" style="position:absolute;visibility:visible;mso-wrap-style:square" from="10578,16227" to="10949,16227" o:connectortype="straight" o:gfxdata="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" strokeweight=".7pt"/>
-                <v:line id="Line 174" o:spid="_x0000_s1092" style="position:absolute;visibility:visible;mso-wrap-style:square" from="10951,16126" to="11245,16126" o:connectortype="straight" o:gfxdata="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" strokecolor="navy" strokeweight="4.5pt"/>
-                <v:line id="Line 173" o:spid="_x0000_s1093" style="position:absolute;visibility:visible;mso-wrap-style:square" from="11200,15877" to="11200,16081" o:connectortype="straight" o:gfxdata="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" strokecolor="navy" strokeweight="1.599mm"/>
-                <v:rect id="Rectangle 172" o:spid="_x0000_s1094" style="position:absolute;left:10951;top:16220;width:60;height:14;visibility:visible;mso-wrap-style:square;v-text-anchor:top" o:gfxdata="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" fillcolor="black" stroked="f"/>
-                <v:line id="Line 171" o:spid="_x0000_s1095" style="position:absolute;visibility:visible;mso-wrap-style:square" from="11004,16017" to="11004,16221" o:connectortype="straight" o:gfxdata="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" strokeweight=".65pt"/>
-                <v:line id="Line 170" o:spid="_x0000_s1096" style="position:absolute;visibility:visible;mso-wrap-style:square" from="11076,16228" to="11308,16228" o:connectortype="straight" o:gfxdata="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" strokeweight=".7pt"/>
-                <v:line id="Line 169" o:spid="_x0000_s1097" style="position:absolute;visibility:visible;mso-wrap-style:square" from="11083,16015" to="11083,16221" o:connectortype="straight" o:gfxdata="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" strokeweight=".65pt"/>
-                <v:line id="Line 168" o:spid="_x0000_s1098" style="position:absolute;visibility:visible;mso-wrap-style:square" from="11302,16017" to="11302,16221" o:connectortype="straight" o:gfxdata="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" strokeweight=".65pt"/>
-                <v:line id="Line 167" o:spid="_x0000_s1099" style="position:absolute;visibility:visible;mso-wrap-style:square" from="10998,16008" to="11308,16008" o:connectortype="straight" o:gfxdata="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" strokeweight=".7pt"/>
-                <v:rect id="Rectangle 166" o:spid="_x0000_s1100" style="position:absolute;left:11076;top:15952;width:13;height:48;visibility:visible;mso-wrap-style:square;v-text-anchor:top" o:gfxdata="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" fillcolor="black" stroked="f"/>
-                <v:line id="Line 165" o:spid="_x0000_s1101" style="position:absolute;visibility:visible;mso-wrap-style:square" from="11076,15946" to="11308,15946" o:connectortype="straight" o:gfxdata="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" strokeweight=".7pt"/>
-                <v:line id="Line 164" o:spid="_x0000_s1102" style="position:absolute;visibility:visible;mso-wrap-style:square" from="708,755" to="708,957" o:connectortype="straight" o:gfxdata="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" strokecolor="navy" strokeweight="4.6pt"/>
-                <v:line id="Line 163" o:spid="_x0000_s1103" style="position:absolute;visibility:visible;mso-wrap-style:square" from="662,709" to="957,709" o:connectortype="straight" o:gfxdata="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" strokecolor="navy" strokeweight="4.6pt"/>
-                <v:line id="Line 162" o:spid="_x0000_s1104" style="position:absolute;visibility:visible;mso-wrap-style:square" from="600,888" to="833,888" o:connectortype="straight" o:gfxdata="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" strokeweight=".7pt"/>
-                <v:line id="Line 161" o:spid="_x0000_s1105" style="position:absolute;visibility:visible;mso-wrap-style:square" from="600,825" to="911,825" o:connectortype="straight" o:gfxdata="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" strokeweight=".7pt"/>
-                <v:line id="Line 160" o:spid="_x0000_s1106" style="position:absolute;visibility:visible;mso-wrap-style:square" from="826,612" to="826,881" o:connectortype="straight" o:gfxdata="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" strokeweight=".7pt"/>
-                <v:line id="Line 159" o:spid="_x0000_s1107" style="position:absolute;visibility:visible;mso-wrap-style:square" from="607,613" to="607,817" o:connectortype="straight" o:gfxdata="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" strokeweight=".7pt"/>
-                <v:line id="Line 158" o:spid="_x0000_s1108" style="position:absolute;visibility:visible;mso-wrap-style:square" from="600,606" to="833,606" o:connectortype="straight" o:gfxdata="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" strokeweight=".7pt"/>
-                <v:line id="Line 157" o:spid="_x0000_s1109" style="position:absolute;visibility:visible;mso-wrap-style:square" from="905,613" to="905,817" o:connectortype="straight" o:gfxdata="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" strokeweight=".65pt"/>
-                <v:rect id="Rectangle 156" o:spid="_x0000_s1110" style="position:absolute;left:898;top:598;width:60;height:14;visibility:visible;mso-wrap-style:square;v-text-anchor:top" o:gfxdata="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" fillcolor="black" stroked="f"/>
-                <v:line id="Line 155" o:spid="_x0000_s1111" style="position:absolute;visibility:visible;mso-wrap-style:square" from="960,708" to="1328,708" o:connectortype="straight" o:gfxdata="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" strokecolor="navy" strokeweight="4.6pt"/>
-                <v:line id="Line 154" o:spid="_x0000_s1112" style="position:absolute;visibility:visible;mso-wrap-style:square" from="960,606" to="1328,606" o:connectortype="straight" o:gfxdata="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" strokeweight=".7pt"/>
-                <v:line id="Line 153" o:spid="_x0000_s1113" style="position:absolute;visibility:visible;mso-wrap-style:square" from="1330,708" to="1698,708" o:connectortype="straight" o:gfxdata="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" strokecolor="navy" strokeweight="4.6pt"/>
-                <v:line id="Line 152" o:spid="_x0000_s1114" style="position:absolute;visibility:visible;mso-wrap-style:square" from="1330,606" to="1698,606" o:connectortype="straight" o:gfxdata="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" strokeweight=".7pt"/>
-                <v:line id="Line 151" o:spid="_x0000_s1115" style="position:absolute;visibility:visible;mso-wrap-style:square" from="1699,708" to="2067,708" o:connectortype="straight" o:gfxdata="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" strokecolor="navy" strokeweight="4.6pt"/>
-                <v:line id="Line 150" o:spid="_x0000_s1116" style="position:absolute;visibility:visible;mso-wrap-style:square" from="1699,606" to="2067,606" o:connectortype="straight" o:gfxdata="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" strokeweight=".7pt"/>
-                <v:line id="Line 149" o:spid="_x0000_s1117" style="position:absolute;visibility:visible;mso-wrap-style:square" from="2069,708" to="2437,708" o:connectortype="straight" o:gfxdata="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" strokecolor="navy" strokeweight="4.6pt"/>
-                <v:line id="Line 148" o:spid="_x0000_s1118" style="position:absolute;visibility:visible;mso-wrap-style:square" from="2069,606" to="2437,606" o:connectortype="straight" o:gfxdata="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" strokeweight=".7pt"/>
-                <v:line id="Line 147" o:spid="_x0000_s1119" style="position:absolute;visibility:visible;mso-wrap-style:square" from="2438,708" to="2806,708" o:connectortype="straight" o:gfxdata="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" strokecolor="navy" strokeweight="4.6pt"/>
-                <v:line id="Line 146" o:spid="_x0000_s1120" style="position:absolute;visibility:visible;mso-wrap-style:square" from="2438,606" to="2806,606" o:connectortype="straight" o:gfxdata="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" strokeweight=".7pt"/>
-                <v:line id="Line 145" o:spid="_x0000_s1121" style="position:absolute;visibility:visible;mso-wrap-style:square" from="2808,708" to="3176,708" o:connectortype="straight" o:gfxdata="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" strokecolor="navy" strokeweight="4.6pt"/>
-                <v:line id="Line 144" o:spid="_x0000_s1122" style="position:absolute;visibility:visible;mso-wrap-style:square" from="2808,606" to="3176,606" o:connectortype="straight" o:gfxdata="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" strokeweight=".7pt"/>
-                <v:line id="Line 143" o:spid="_x0000_s1123" style="position:absolute;visibility:visible;mso-wrap-style:square" from="3178,708" to="3546,708" o:connectortype="straight" o:gfxdata="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" strokecolor="navy" strokeweight="4.6pt"/>
-                <v:line id="Line 142" o:spid="_x0000_s1124" style="position:absolute;visibility:visible;mso-wrap-style:square" from="3178,606" to="3546,606" o:connectortype="straight" o:gfxdata="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" strokeweight=".7pt"/>
-                <v:line id="Line 141" o:spid="_x0000_s1125" style="position:absolute;visibility:visible;mso-wrap-style:square" from="3548,708" to="3916,708" o:connectortype="straight" o:gfxdata="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" strokecolor="navy" strokeweight="4.6pt"/>
-                <v:line id="Line 140" o:spid="_x0000_s1126" style="position:absolute;visibility:visible;mso-wrap-style:square" from="3548,606" to="3916,606" o:connectortype="straight" o:gfxdata="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" strokeweight=".7pt"/>
-                <v:line id="Line 139" o:spid="_x0000_s1127" style="position:absolute;visibility:visible;mso-wrap-style:square" from="3917,708" to="4285,708" o:connectortype="straight" o:gfxdata="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" strokecolor="navy" strokeweight="4.6pt"/>
-                <v:line id="Line 138" o:spid="_x0000_s1128" style="position:absolute;visibility:visible;mso-wrap-style:square" from="3917,606" to="4285,606" o:connectortype="straight" o:gfxdata="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" strokeweight=".7pt"/>
-                <v:line id="Line 137" o:spid="_x0000_s1129" style="position:absolute;visibility:visible;mso-wrap-style:square" from="4287,708" to="4655,708" o:connectortype="straight" o:gfxdata="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" strokecolor="navy" strokeweight="4.6pt"/>
-                <v:line id="Line 136" o:spid="_x0000_s1130" style="position:absolute;visibility:visible;mso-wrap-style:square" from="4287,606" to="4655,606" o:connectortype="straight" o:gfxdata="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" strokeweight=".7pt"/>
-                <v:line id="Line 135" o:spid="_x0000_s1131" style="position:absolute;visibility:visible;mso-wrap-style:square" from="4657,708" to="5025,708" o:connectortype="straight" o:gfxdata="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" strokecolor="navy" strokeweight="4.6pt"/>
-                <v:line id="Line 134" o:spid="_x0000_s1132" style="position:absolute;visibility:visible;mso-wrap-style:square" from="4657,606" to="5025,606" o:connectortype="straight" o:gfxdata="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" strokeweight=".7pt"/>
-                <v:line id="Line 133" o:spid="_x0000_s1133" style="position:absolute;visibility:visible;mso-wrap-style:square" from="5026,708" to="5394,708" o:connectortype="straight" o:gfxdata="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" strokecolor="navy" strokeweight="4.6pt"/>
-                <v:line id="Line 132" o:spid="_x0000_s1134" style="position:absolute;visibility:visible;mso-wrap-style:square" from="5026,606" to="5394,606" o:connectortype="straight" o:gfxdata="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" strokeweight=".7pt"/>
-                <v:line id="Line 131" o:spid="_x0000_s1135" style="position:absolute;visibility:visible;mso-wrap-style:square" from="5396,708" to="5764,708" o:connectortype="straight" o:gfxdata="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" strokecolor="navy" strokeweight="4.6pt"/>
-                <v:line id="Line 130" o:spid="_x0000_s1136" style="position:absolute;visibility:visible;mso-wrap-style:square" from="5396,606" to="5764,606" o:connectortype="straight" o:gfxdata="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" strokeweight=".7pt"/>
-                <v:line id="Line 129" o:spid="_x0000_s1137" style="position:absolute;visibility:visible;mso-wrap-style:square" from="5765,708" to="6133,708" o:connectortype="straight" o:gfxdata="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" strokecolor="navy" strokeweight="4.6pt"/>
-                <v:line id="Line 128" o:spid="_x0000_s1138" style="position:absolute;visibility:visible;mso-wrap-style:square" from="5765,606" to="6133,606" o:connectortype="straight" o:gfxdata="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" strokeweight=".7pt"/>
-                <v:line id="Line 127" o:spid="_x0000_s1139" style="position:absolute;visibility:visible;mso-wrap-style:square" from="6135,708" to="6503,708" o:connectortype="straight" o:gfxdata="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" strokecolor="navy" strokeweight="4.6pt"/>
-                <v:line id="Line 126" o:spid="_x0000_s1140" style="position:absolute;visibility:visible;mso-wrap-style:square" from="6135,606" to="6503,606" o:connectortype="straight" o:gfxdata="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" strokeweight=".7pt"/>
-                <v:line id="Line 125" o:spid="_x0000_s1141" style="position:absolute;visibility:visible;mso-wrap-style:square" from="6505,708" to="6873,708" o:connectortype="straight" o:gfxdata="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" strokecolor="navy" strokeweight="4.6pt"/>
-                <v:line id="Line 124" o:spid="_x0000_s1142" style="position:absolute;visibility:visible;mso-wrap-style:square" from="6505,606" to="6873,606" o:connectortype="straight" o:gfxdata="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" strokeweight=".7pt"/>
-                <v:line id="Line 123" o:spid="_x0000_s1143" style="position:absolute;visibility:visible;mso-wrap-style:square" from="6875,708" to="7243,708" o:connectortype="straight" o:gfxdata="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" strokecolor="navy" strokeweight="4.6pt"/>
-                <v:line id="Line 122" o:spid="_x0000_s1144" style="position:absolute;visibility:visible;mso-wrap-style:square" from="6875,606" to="7243,606" o:connectortype="straight" o:gfxdata="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" strokeweight=".7pt"/>
-                <v:line id="Line 121" o:spid="_x0000_s1145" style="position:absolute;visibility:visible;mso-wrap-style:square" from="7244,708" to="7612,708" o:connectortype="straight" o:gfxdata="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" strokecolor="navy" strokeweight="4.6pt"/>
-                <v:line id="Line 120" o:spid="_x0000_s1146" style="position:absolute;visibility:visible;mso-wrap-style:square" from="7244,606" to="7612,606" o:connectortype="straight" o:gfxdata="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" strokeweight=".7pt"/>
-                <v:line id="Line 119" o:spid="_x0000_s1147" style="position:absolute;visibility:visible;mso-wrap-style:square" from="7614,708" to="7982,708" o:connectortype="straight" o:gfxdata="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" strokecolor="navy" strokeweight="4.6pt"/>
-                <v:line id="Line 118" o:spid="_x0000_s1148" style="position:absolute;visibility:visible;mso-wrap-style:square" from="7614,606" to="7982,606" o:connectortype="straight" o:gfxdata="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" strokeweight=".7pt"/>
-                <v:line id="Line 117" o:spid="_x0000_s1149" style="position:absolute;visibility:visible;mso-wrap-style:square" from="7983,708" to="8351,708" o:connectortype="straight" o:gfxdata="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" strokecolor="navy" strokeweight="4.6pt"/>
-                <v:line id="Line 116" o:spid="_x0000_s1150" style="position:absolute;visibility:visible;mso-wrap-style:square" from="7983,606" to="8351,606" o:connectortype="straight" o:gfxdata="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" strokeweight=".7pt"/>
-                <v:line id="Line 115" o:spid="_x0000_s1151" style="position:absolute;visibility:visible;mso-wrap-style:square" from="8354,708" to="8722,708" o:connectortype="straight" o:gfxdata="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" strokecolor="navy" strokeweight="4.6pt"/>
-                <v:line id="Line 114" o:spid="_x0000_s1152" style="position:absolute;visibility:visible;mso-wrap-style:square" from="8354,606" to="8722,606" o:connectortype="straight" o:gfxdata="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" strokeweight=".7pt"/>
-                <v:line id="Line 113" o:spid="_x0000_s1153" style="position:absolute;visibility:visible;mso-wrap-style:square" from="8723,708" to="9091,708" o:connectortype="straight" o:gfxdata="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" strokecolor="navy" strokeweight="4.6pt"/>
-                <v:line id="Line 112" o:spid="_x0000_s1154" style="position:absolute;visibility:visible;mso-wrap-style:square" from="8723,606" to="9091,606" o:connectortype="straight" o:gfxdata="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" strokeweight=".7pt"/>
-                <v:line id="Line 111" o:spid="_x0000_s1155" style="position:absolute;visibility:visible;mso-wrap-style:square" from="9093,708" to="9461,708" o:connectortype="straight" o:gfxdata="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" strokecolor="navy" strokeweight="4.6pt"/>
-                <v:line id="Line 110" o:spid="_x0000_s1156" style="position:absolute;visibility:visible;mso-wrap-style:square" from="9093,606" to="9461,606" o:connectortype="straight" o:gfxdata="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" strokeweight=".7pt"/>
-                <v:line id="Line 109" o:spid="_x0000_s1157" style="position:absolute;visibility:visible;mso-wrap-style:square" from="9462,708" to="9833,708" o:connectortype="straight" o:gfxdata="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" strokecolor="navy" strokeweight="4.6pt"/>
-                <v:line id="Line 108" o:spid="_x0000_s1158" style="position:absolute;visibility:visible;mso-wrap-style:square" from="9462,606" to="9833,606" o:connectortype="straight" o:gfxdata="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" strokeweight=".7pt"/>
-                <v:line id="Line 107" o:spid="_x0000_s1159" style="position:absolute;visibility:visible;mso-wrap-style:square" from="9834,708" to="10205,708" o:connectortype="straight" o:gfxdata="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" strokecolor="navy" strokeweight="4.6pt"/>
-                <v:line id="Line 106" o:spid="_x0000_s1160" style="position:absolute;visibility:visible;mso-wrap-style:square" from="9834,606" to="10205,606" o:connectortype="straight" o:gfxdata="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" strokeweight=".7pt"/>
-                <v:line id="Line 105" o:spid="_x0000_s1161" style="position:absolute;visibility:visible;mso-wrap-style:square" from="10206,708" to="10577,708" o:connectortype="straight" o:gfxdata="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" strokecolor="navy" strokeweight="4.6pt"/>
-                <v:line id="Line 104" o:spid="_x0000_s1162" style="position:absolute;visibility:visible;mso-wrap-style:square" from="10206,606" to="10577,606" o:connectortype="straight" o:gfxdata="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" strokeweight=".7pt"/>
-                <v:line id="Line 103" o:spid="_x0000_s1163" style="position:absolute;visibility:visible;mso-wrap-style:square" from="10578,708" to="10949,708" o:connectortype="straight" o:gfxdata="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" strokecolor="navy" strokeweight="4.6pt"/>
-                <v:line id="Line 102" o:spid="_x0000_s1164" style="position:absolute;visibility:visible;mso-wrap-style:square" from="10578,606" to="10949,606" o:connectortype="straight" o:gfxdata="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" strokeweight=".7pt"/>
-                <v:line id="Line 101" o:spid="_x0000_s1165" style="position:absolute;visibility:visible;mso-wrap-style:square" from="11201,755" to="11201,957" o:connectortype="straight" o:gfxdata="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" strokecolor="navy" strokeweight="4.55pt"/>
-                <v:line id="Line 100" o:spid="_x0000_s1166" style="position:absolute;visibility:visible;mso-wrap-style:square" from="10951,709" to="11246,709" o:connectortype="straight" o:gfxdata="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" strokecolor="navy" strokeweight="4.6pt"/>
-                <v:line id="Line 99" o:spid="_x0000_s1167" style="position:absolute;visibility:visible;mso-wrap-style:square" from="11092,904" to="11308,904" o:connectortype="straight" o:gfxdata="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" strokeweight=".7pt"/>
-                <v:line id="Line 98" o:spid="_x0000_s1168" style="position:absolute;visibility:visible;mso-wrap-style:square" from="11014,826" to="11308,826" o:connectortype="straight" o:gfxdata="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" strokeweight=".7pt"/>
-                <v:line id="Line 97" o:spid="_x0000_s1169" style="position:absolute;visibility:visible;mso-wrap-style:square" from="11020,613" to="11020,819" o:connectortype="straight" o:gfxdata="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" strokeweight=".6pt"/>
-                <v:rect id="Rectangle 96" o:spid="_x0000_s1170" style="position:absolute;left:10951;top:598;width:75;height:14;visibility:visible;mso-wrap-style:square;v-text-anchor:top" o:gfxdata="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" fillcolor="black" stroked="f"/>
-                <v:line id="Line 95" o:spid="_x0000_s1171" style="position:absolute;visibility:visible;mso-wrap-style:square" from="11083,599" to="11083,910" o:connectortype="straight" o:gfxdata="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" strokeweight=".65pt"/>
-                <v:line id="Line 94" o:spid="_x0000_s1172" style="position:absolute;visibility:visible;mso-wrap-style:square" from="11302,613" to="11302,819" o:connectortype="straight" o:gfxdata="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" strokeweight=".65pt"/>
-                <v:line id="Line 93" o:spid="_x0000_s1173" style="position:absolute;visibility:visible;mso-wrap-style:square" from="11092,606" to="11308,606" o:connectortype="straight" o:gfxdata="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" strokeweight=".7pt"/>
-                <v:line id="Line 92" o:spid="_x0000_s1174" style="position:absolute;visibility:visible;mso-wrap-style:square" from="11199,959" to="11199,1320" o:connectortype="straight" o:gfxdata="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" strokecolor="navy" strokeweight="1.60511mm"/>
-                <v:line id="Line 91" o:spid="_x0000_s1175" style="position:absolute;visibility:visible;mso-wrap-style:square" from="11199,1322" to="11199,1683" o:connectortype="straight" o:gfxdata="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" strokecolor="navy" strokeweight="1.60511mm"/>
-                <v:line id="Line 90" o:spid="_x0000_s1176" style="position:absolute;visibility:visible;mso-wrap-style:square" from="11199,1685" to="11199,2045" o:connectortype="straight" o:gfxdata="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" strokecolor="navy" strokeweight="1.60511mm"/>
-                <v:line id="Line 89" o:spid="_x0000_s1177" style="position:absolute;visibility:visible;mso-wrap-style:square" from="11199,2047" to="11199,2407" o:connectortype="straight" o:gfxdata="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" strokecolor="navy" strokeweight="1.60511mm"/>
-                <v:line id="Line 88" o:spid="_x0000_s1178" style="position:absolute;visibility:visible;mso-wrap-style:square" from="11199,2410" to="11199,2771" o:connectortype="straight" o:gfxdata="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" strokecolor="navy" strokeweight="1.60511mm"/>
-                <v:line id="Line 87" o:spid="_x0000_s1179" style="position:absolute;visibility:visible;mso-wrap-style:square" from="11199,2772" to="11199,3133" o:connectortype="straight" o:gfxdata="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" strokecolor="navy" strokeweight="1.60511mm"/>
-                <v:line id="Line 86" o:spid="_x0000_s1180" style="position:absolute;visibility:visible;mso-wrap-style:square" from="11199,3134" to="11199,3495" o:connectortype="straight" o:gfxdata="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" strokecolor="navy" strokeweight="1.60511mm"/>
-                <v:line id="Line 85" o:spid="_x0000_s1181" style="position:absolute;visibility:visible;mso-wrap-style:square" from="11199,3497" to="11199,3858" o:connectortype="straight" o:gfxdata="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" strokecolor="navy" strokeweight="1.60511mm"/>
-                <v:line id="Line 84" o:spid="_x0000_s1182" style="position:absolute;visibility:visible;mso-wrap-style:square" from="11199,3859" to="11199,4220" o:connectortype="straight" o:gfxdata="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" strokecolor="navy" strokeweight="1.60511mm"/>
-                <v:line id="Line 83" o:spid="_x0000_s1183" style="position:absolute;visibility:visible;mso-wrap-style:square" from="11199,4222" to="11199,4583" o:connectortype="straight" o:gfxdata="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" strokecolor="navy" strokeweight="1.60511mm"/>
-                <v:line id="Line 82" o:spid="_x0000_s1184" style="position:absolute;visibility:visible;mso-wrap-style:square" from="11199,4584" to="11199,4945" o:connectortype="straight" o:gfxdata="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" strokecolor="navy" strokeweight="1.60511mm"/>
-                <v:line id="Line 81" o:spid="_x0000_s1185" style="position:absolute;visibility:visible;mso-wrap-style:square" from="11199,4947" to="11199,5307" o:connectortype="straight" o:gfxdata="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" strokecolor="navy" strokeweight="1.60511mm"/>
-                <v:line id="Line 80" o:spid="_x0000_s1186" style="position:absolute;visibility:visible;mso-wrap-style:square" from="11199,5309" to="11199,5669" o:connectortype="straight" o:gfxdata="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" strokecolor="navy" strokeweight="1.60511mm"/>
-                <v:line id="Line 79" o:spid="_x0000_s1187" style="position:absolute;visibility:visible;mso-wrap-style:square" from="11199,5672" to="11199,6033" o:connectortype="straight" o:gfxdata="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" strokecolor="navy" strokeweight="1.60511mm"/>
-                <v:line id="Line 78" o:spid="_x0000_s1188" style="position:absolute;visibility:visible;mso-wrap-style:square" from="11199,6034" to="11199,6395" o:connectortype="straight" o:gfxdata="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" strokecolor="navy" strokeweight="1.60511mm"/>
-                <v:line id="Line 77" o:spid="_x0000_s1189" style="position:absolute;visibility:visible;mso-wrap-style:square" from="11199,6396" to="11199,6757" o:connectortype="straight" o:gfxdata="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" strokecolor="navy" strokeweight="1.60511mm"/>
-                <v:line id="Line 76" o:spid="_x0000_s1190" style="position:absolute;visibility:visible;mso-wrap-style:square" from="11199,6759" to="11199,7120" o:connectortype="straight" o:gfxdata="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" strokecolor="navy" strokeweight="1.60511mm"/>
-                <v:line id="Line 75" o:spid="_x0000_s1191" style="position:absolute;visibility:visible;mso-wrap-style:square" from="11199,7121" to="11199,7482" o:connectortype="straight" o:gfxdata="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" strokecolor="navy" strokeweight="1.60511mm"/>
-                <v:line id="Line 74" o:spid="_x0000_s1192" style="position:absolute;visibility:visible;mso-wrap-style:square" from="11199,7484" to="11199,7847" o:connectortype="straight" o:gfxdata="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" strokecolor="navy" strokeweight="1.60511mm"/>
-                <v:line id="Line 73" o:spid="_x0000_s1193" style="position:absolute;visibility:visible;mso-wrap-style:square" from="11199,7849" to="11199,8212" o:connectortype="straight" o:gfxdata="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" strokecolor="navy" strokeweight="1.60511mm"/>
-                <v:line id="Line 72" o:spid="_x0000_s1194" style="position:absolute;visibility:visible;mso-wrap-style:square" from="11199,8214" to="11199,8577" o:connectortype="straight" o:gfxdata="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" strokecolor="navy" strokeweight="1.60511mm"/>
-                <v:line id="Line 71" o:spid="_x0000_s1195" style="position:absolute;visibility:visible;mso-wrap-style:square" from="11199,8579" to="11199,8942" o:connectortype="straight" o:gfxdata="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" strokecolor="navy" strokeweight="1.60511mm"/>
-                <v:line id="Line 70" o:spid="_x0000_s1196" style="position:absolute;visibility:visible;mso-wrap-style:square" from="11199,8943" to="11199,9306" o:connectortype="straight" o:gfxdata="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" strokecolor="navy" strokeweight="1.60511mm"/>
-                <v:line id="Line 69" o:spid="_x0000_s1197" style="position:absolute;visibility:visible;mso-wrap-style:square" from="11199,9308" to="11199,9671" o:connectortype="straight" o:gfxdata="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" strokecolor="navy" strokeweight="1.60511mm"/>
-                <v:line id="Line 68" o:spid="_x0000_s1198" style="position:absolute;visibility:visible;mso-wrap-style:square" from="11199,9673" to="11199,10036" o:connectortype="straight" o:gfxdata="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" strokecolor="navy" strokeweight="1.60511mm"/>
-                <v:line id="Line 67" o:spid="_x0000_s1199" style="position:absolute;visibility:visible;mso-wrap-style:square" from="11199,10038" to="11199,10401" o:connectortype="straight" o:gfxdata="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" strokecolor="navy" strokeweight="1.60511mm"/>
-                <v:line id="Line 66" o:spid="_x0000_s1200" style="position:absolute;visibility:visible;mso-wrap-style:square" from="11199,10403" to="11199,10766" o:connectortype="straight" o:gfxdata="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" strokecolor="navy" strokeweight="1.60511mm"/>
-                <v:line id="Line 65" o:spid="_x0000_s1201" style="position:absolute;visibility:visible;mso-wrap-style:square" from="11199,10767" to="11199,11130" o:connectortype="straight" o:gfxdata="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" strokecolor="navy" strokeweight="1.60511mm"/>
-                <v:line id="Line 64" o:spid="_x0000_s1202" style="position:absolute;visibility:visible;mso-wrap-style:square" from="11199,11133" to="11199,11496" o:connectortype="straight" o:gfxdata="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" strokecolor="navy" strokeweight="1.60511mm"/>
-                <v:line id="Line 63" o:spid="_x0000_s1203" style="position:absolute;visibility:visible;mso-wrap-style:square" from="11199,11498" to="11199,11861" o:connectortype="straight" o:gfxdata="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" strokecolor="navy" strokeweight="1.60511mm"/>
-                <v:line id="Line 62" o:spid="_x0000_s1204" style="position:absolute;visibility:visible;mso-wrap-style:square" from="11199,11862" to="11199,12225" o:connectortype="straight" o:gfxdata="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" strokecolor="navy" strokeweight="1.60511mm"/>
-                <v:line id="Line 61" o:spid="_x0000_s1205" style="position:absolute;visibility:visible;mso-wrap-style:square" from="11199,12227" to="11199,12590" o:connectortype="straight" o:gfxdata="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" strokecolor="navy" strokeweight="1.60511mm"/>
-                <v:line id="Line 60" o:spid="_x0000_s1206" style="position:absolute;visibility:visible;mso-wrap-style:square" from="11199,12592" to="11199,12955" o:connectortype="straight" o:gfxdata="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" strokecolor="navy" strokeweight="1.60511mm"/>
-                <v:line id="Line 59" o:spid="_x0000_s1207" style="position:absolute;visibility:visible;mso-wrap-style:square" from="11199,12957" to="11199,13320" o:connectortype="straight" o:gfxdata="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" strokecolor="navy" strokeweight="1.60511mm"/>
-                <v:line id="Line 58" o:spid="_x0000_s1208" style="position:absolute;visibility:visible;mso-wrap-style:square" from="11199,13321" to="11199,13684" o:connectortype="straight" o:gfxdata="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" strokecolor="navy" strokeweight="1.60511mm"/>
-                <v:line id="Line 57" o:spid="_x0000_s1209" style="position:absolute;visibility:visible;mso-wrap-style:square" from="11199,13686" to="11199,14049" o:connectortype="straight" o:gfxdata="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" strokecolor="navy" strokeweight="1.60511mm"/>
-                <v:line id="Line 56" o:spid="_x0000_s1210" style="position:absolute;visibility:visible;mso-wrap-style:square" from="11199,14052" to="11199,14415" o:connectortype="straight" o:gfxdata="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" strokecolor="navy" strokeweight="1.60511mm"/>
-                <v:line id="Line 55" o:spid="_x0000_s1211" style="position:absolute;visibility:visible;mso-wrap-style:square" from="11199,14416" to="11199,14779" o:connectortype="straight" o:gfxdata="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" strokecolor="navy" strokeweight="1.60511mm"/>
-                <v:line id="Line 54" o:spid="_x0000_s1212" style="position:absolute;visibility:visible;mso-wrap-style:square" from="11199,14781" to="11199,15144" o:connectortype="straight" o:gfxdata="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" strokecolor="navy" strokeweight="1.60511mm"/>
-                <v:line id="Line 53" o:spid="_x0000_s1213" style="position:absolute;visibility:visible;mso-wrap-style:square" from="11199,15146" to="11199,15509" o:connectortype="straight" o:gfxdata="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" strokecolor="navy" strokeweight="1.60511mm"/>
-                <v:line id="Line 52" o:spid="_x0000_s1214" style="position:absolute;visibility:visible;mso-wrap-style:square" from="11199,15511" to="11199,15874" o:connectortype="straight" o:gfxdata="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" strokecolor="navy" strokeweight="1.60511mm"/>
-                <v:line id="Line 51" o:spid="_x0000_s1215" style="position:absolute;visibility:visible;mso-wrap-style:square" from="11302,911" to="11302,15939" o:connectortype="straight" o:gfxdata="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" strokeweight=".65pt"/>
-                <v:line id="Line 50" o:spid="_x0000_s1216" style="position:absolute;visibility:visible;mso-wrap-style:square" from="708,959" to="708,1320" o:connectortype="straight" o:gfxdata="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" strokecolor="navy" strokeweight="4.6pt"/>
-                <v:line id="Line 49" o:spid="_x0000_s1217" style="position:absolute;visibility:visible;mso-wrap-style:square" from="708,1322" to="708,1683" o:connectortype="straight" o:gfxdata="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" strokecolor="navy" strokeweight="4.6pt"/>
-                <v:line id="Line 48" o:spid="_x0000_s1218" style="position:absolute;visibility:visible;mso-wrap-style:square" from="708,1685" to="708,2045" o:connectortype="straight" o:gfxdata="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" strokecolor="navy" strokeweight="4.6pt"/>
-                <v:line id="Line 47" o:spid="_x0000_s1219" style="position:absolute;visibility:visible;mso-wrap-style:square" from="708,2047" to="708,2407" o:connectortype="straight" o:gfxdata="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" strokecolor="navy" strokeweight="4.6pt"/>
-                <v:line id="Line 46" o:spid="_x0000_s1220" style="position:absolute;visibility:visible;mso-wrap-style:square" from="708,2410" to="708,2771" o:connectortype="straight" o:gfxdata="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" strokecolor="navy" strokeweight="4.6pt"/>
-                <v:line id="Line 45" o:spid="_x0000_s1221" style="position:absolute;visibility:visible;mso-wrap-style:square" from="708,2772" to="708,3133" o:connectortype="straight" o:gfxdata="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" strokecolor="navy" strokeweight="4.6pt"/>
-                <v:line id="Line 44" o:spid="_x0000_s1222" style="position:absolute;visibility:visible;mso-wrap-style:square" from="708,3134" to="708,3495" o:connectortype="straight" o:gfxdata="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" strokecolor="navy" strokeweight="4.6pt"/>
-                <v:line id="Line 43" o:spid="_x0000_s1223" style="position:absolute;visibility:visible;mso-wrap-style:square" from="708,3497" to="708,3858" o:connectortype="straight" o:gfxdata="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" strokecolor="navy" strokeweight="4.6pt"/>
-                <v:line id="Line 42" o:spid="_x0000_s1224" style="position:absolute;visibility:visible;mso-wrap-style:square" from="708,3859" to="708,4220" o:connectortype="straight" o:gfxdata="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" strokecolor="navy" strokeweight="4.6pt"/>
-                <v:line id="Line 41" o:spid="_x0000_s1225" style="position:absolute;visibility:visible;mso-wrap-style:square" from="708,4222" to="708,4583" o:connectortype="straight" o:gfxdata="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" strokecolor="navy" strokeweight="4.6pt"/>
-                <v:line id="Line 40" o:spid="_x0000_s1226" style="position:absolute;visibility:visible;mso-wrap-style:square" from="708,4584" to="708,4945" o:connectortype="straight" o:gfxdata="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" strokecolor="navy" strokeweight="4.6pt"/>
-                <v:line id="Line 39" o:spid="_x0000_s1227" style="position:absolute;visibility:visible;mso-wrap-style:square" from="708,4947" to="708,5307" o:connectortype="straight" o:gfxdata="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" strokecolor="navy" strokeweight="4.6pt"/>
-                <v:line id="Line 38" o:spid="_x0000_s1228" style="position:absolute;visibility:visible;mso-wrap-style:square" from="708,5309" to="708,5669" o:connectortype="straight" o:gfxdata="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" strokecolor="navy" strokeweight="4.6pt"/>
-                <v:line id="Line 37" o:spid="_x0000_s1229" style="position:absolute;visibility:visible;mso-wrap-style:square" from="708,5672" to="708,6033" o:connectortype="straight" o:gfxdata="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" strokecolor="navy" strokeweight="4.6pt"/>
-                <v:line id="Line 36" o:spid="_x0000_s1230" style="position:absolute;visibility:visible;mso-wrap-style:square" from="708,6034" to="708,6395" o:connectortype="straight" o:gfxdata="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" strokecolor="navy" strokeweight="4.6pt"/>
-                <v:line id="Line 35" o:spid="_x0000_s1231" style="position:absolute;visibility:visible;mso-wrap-style:square" from="708,6396" to="708,6757" o:connectortype="straight" o:gfxdata="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" strokecolor="navy" strokeweight="4.6pt"/>
-                <v:line id="Line 34" o:spid="_x0000_s1232" style="position:absolute;visibility:visible;mso-wrap-style:square" from="708,6759" to="708,7120" o:connectortype="straight" o:gfxdata="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" strokecolor="navy" strokeweight="4.6pt"/>
-                <v:line id="Line 33" o:spid="_x0000_s1233" style="position:absolute;visibility:visible;mso-wrap-style:square" from="708,7121" to="708,7482" o:connectortype="straight" o:gfxdata="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" strokecolor="navy" strokeweight="4.6pt"/>
-                <v:line id="Line 32" o:spid="_x0000_s1234" style="position:absolute;visibility:visible;mso-wrap-style:square" from="708,7484" to="708,7847" o:connectortype="straight" o:gfxdata="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" strokecolor="navy" strokeweight="4.6pt"/>
-                <v:line id="Line 31" o:spid="_x0000_s1235" style="position:absolute;visibility:visible;mso-wrap-style:square" from="708,7849" to="708,8212" o:connectortype="straight" o:gfxdata="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" strokecolor="navy" strokeweight="4.6pt"/>
-                <v:line id="Line 30" o:spid="_x0000_s1236" style="position:absolute;visibility:visible;mso-wrap-style:square" from="708,8214" to="708,8577" o:connectortype="straight" o:gfxdata="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" strokecolor="navy" strokeweight="4.6pt"/>
-                <v:line id="Line 29" o:spid="_x0000_s1237" style="position:absolute;visibility:visible;mso-wrap-style:square" from="708,8579" to="708,8942" o:connectortype="straight" o:gfxdata="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" strokecolor="navy" strokeweight="4.6pt"/>
-                <v:line id="Line 28" o:spid="_x0000_s1238" style="position:absolute;visibility:visible;mso-wrap-style:square" from="708,8943" to="708,9306" o:connectortype="straight" o:gfxdata="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" strokecolor="navy" strokeweight="4.6pt"/>
-                <v:line id="Line 27" o:spid="_x0000_s1239" style="position:absolute;visibility:visible;mso-wrap-style:square" from="708,9308" to="708,9671" o:connectortype="straight" o:gfxdata="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" strokecolor="navy" strokeweight="4.6pt"/>
-                <v:line id="Line 26" o:spid="_x0000_s1240" style="position:absolute;visibility:visible;mso-wrap-style:square" from="708,9673" to="708,10036" o:connectortype="straight" o:gfxdata="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" strokecolor="navy" strokeweight="4.6pt"/>
-                <v:line id="Line 25" o:spid="_x0000_s1241" style="position:absolute;visibility:visible;mso-wrap-style:square" from="708,10038" to="708,10401" o:connectortype="straight" o:gfxdata="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" strokecolor="navy" strokeweight="4.6pt"/>
-                <v:line id="Line 24" o:spid="_x0000_s1242" style="position:absolute;visibility:visible;mso-wrap-style:square" from="708,10403" to="708,10766" o:connectortype="straight" o:gfxdata="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" strokecolor="navy" strokeweight="4.6pt"/>
-                <v:line id="Line 23" o:spid="_x0000_s1243" style="position:absolute;visibility:visible;mso-wrap-style:square" from="708,10767" to="708,11130" o:connectortype="straight" o:gfxdata="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" strokecolor="navy" strokeweight="4.6pt"/>
-                <v:line id="Line 22" o:spid="_x0000_s1244" style="position:absolute;visibility:visible;mso-wrap-style:square" from="708,11133" to="708,11496" o:connectortype="straight" o:gfxdata="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" strokecolor="navy" strokeweight="4.6pt"/>
-                <v:line id="Line 21" o:spid="_x0000_s1245" style="position:absolute;visibility:visible;mso-wrap-style:square" from="708,11498" to="708,11861" o:connectortype="straight" o:gfxdata="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" strokecolor="navy" strokeweight="4.6pt"/>
-                <v:line id="Line 20" o:spid="_x0000_s1246" style="position:absolute;visibility:visible;mso-wrap-style:square" from="708,11862" to="708,12225" o:connectortype="straight" o:gfxdata="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" strokecolor="navy" strokeweight="4.6pt"/>
-                <v:line id="Line 19" o:spid="_x0000_s1247" style="position:absolute;visibility:visible;mso-wrap-style:square" from="708,12227" to="708,12590" o:connectortype="straight" o:gfxdata="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" strokecolor="navy" strokeweight="4.6pt"/>
-                <v:line id="Line 18" o:spid="_x0000_s1248" style="position:absolute;visibility:visible;mso-wrap-style:square" from="708,12592" to="708,12955" o:connectortype="straight" o:gfxdata="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" strokecolor="navy" strokeweight="4.6pt"/>
-                <v:line id="Line 17" o:spid="_x0000_s1249" style="position:absolute;visibility:visible;mso-wrap-style:square" from="708,12957" to="708,13320" o:connectortype="straight" o:gfxdata="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" strokecolor="navy" strokeweight="4.6pt"/>
-                <v:line id="Line 16" o:spid="_x0000_s1250" style="position:absolute;visibility:visible;mso-wrap-style:square" from="708,13321" to="708,13684" o:connectortype="straight" o:gfxdata="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" strokecolor="navy" strokeweight="4.6pt"/>
-                <v:line id="Line 15" o:spid="_x0000_s1251" style="position:absolute;visibility:visible;mso-wrap-style:square" from="708,13686" to="708,14049" o:connectortype="straight" o:gfxdata="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" strokecolor="navy" strokeweight="4.6pt"/>
-                <v:line id="Line 14" o:spid="_x0000_s1252" style="position:absolute;visibility:visible;mso-wrap-style:square" from="708,14052" to="708,14415" o:connectortype="straight" o:gfxdata="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" strokecolor="navy" strokeweight="4.6pt"/>
-                <v:line id="Line 13" o:spid="_x0000_s1253" style="position:absolute;visibility:visible;mso-wrap-style:square" from="708,14416" to="708,14779" o:connectortype="straight" o:gfxdata="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" strokecolor="navy" strokeweight="4.6pt"/>
-                <v:line id="Line 12" o:spid="_x0000_s1254" style="position:absolute;visibility:visible;mso-wrap-style:square" from="708,14781" to="708,15144" o:connectortype="straight" o:gfxdata="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" strokecolor="navy" strokeweight="4.6pt"/>
-                <v:line id="Line 11" o:spid="_x0000_s1255" style="position:absolute;visibility:visible;mso-wrap-style:square" from="708,15146" to="708,15509" o:connectortype="straight" o:gfxdata="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" strokecolor="navy" strokeweight="4.6pt"/>
-                <v:line id="Line 10" o:spid="_x0000_s1256" style="position:absolute;visibility:visible;mso-wrap-style:square" from="708,15511" to="708,15874" o:connectortype="straight" o:gfxdata="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" strokecolor="navy" strokeweight="4.6pt"/>
-                <v:line id="Line 9" o:spid="_x0000_s1257" style="position:absolute;visibility:visible;mso-wrap-style:square" from="607,895" to="607,15923" o:connectortype="straight" o:gfxdata="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" strokeweight=".7pt"/>
-                <v:shapetype id="_x0000_t75" coordsize="21600,21600" o:spt="75" o:preferrelative="t" path="m@4@5l@4@11@9@11@9@5xe" filled="f" stroked="f">
-                  <v:stroke joinstyle="miter"/>
-                  <v:formulas>
-                    <v:f eqn="if lineDrawn pixelLineWidth 0"/>
-                    <v:f eqn="sum @0 1 0"/>
-                    <v:f eqn="sum 0 0 @1"/>
-                    <v:f eqn="prod @2 1 2"/>
-                    <v:f eqn="prod @3 21600 pixelWidth"/>
-                    <v:f eqn="prod @3 21600 pixelHeight"/>
-                    <v:f eqn="sum @0 0 1"/>
-                    <v:f eqn="prod @6 1 2"/>
-                    <v:f eqn="prod @7 21600 pixelWidth"/>
-                    <v:f eqn="sum @8 21600 0"/>
-                    <v:f eqn="prod @7 21600 pixelHeight"/>
-                    <v:f eqn="sum @10 21600 0"/>
-                  </v:formulas>
-                  <v:path o:extrusionok="f" gradientshapeok="t" o:connecttype="rect"/>
-                  <o:lock v:ext="edit" aspectratio="t"/>
-                </v:shapetype>
-                <v:shape id="Picture 8" o:spid="_x0000_s1258" type="#_x0000_t75" style="position:absolute;left:4497;top:3841;width:2928;height:2863;visibility:visible;mso-wrap-style:square" o:gfxdata="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">
-                  <v:imagedata r:id="rId14" o:title=""/>
-                </v:shape>
-                <v:line id="Line 7" o:spid="_x0000_s1259" style="position:absolute;visibility:visible;mso-wrap-style:square" from="1440,14861" to="10593,14861" o:connectortype="straight" o:gfxdata="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" strokeweight=".45pt"/>
-                <v:line id="Line 6" o:spid="_x0000_s1260" style="position:absolute;visibility:visible;mso-wrap-style:square" from="1440,14842" to="10593,14842" o:connectortype="straight" o:gfxdata="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" strokeweight=".5pt"/>
-                <v:line id="Line 5" o:spid="_x0000_s1261" style="position:absolute;visibility:visible;mso-wrap-style:square" from="1426,15554" to="10593,15554" o:connectortype="straight" o:gfxdata="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" strokeweight=".45pt"/>
-                <v:line id="Line 4" o:spid="_x0000_s1262" style="position:absolute;visibility:visible;mso-wrap-style:square" from="1426,15535" to="10593,15535" o:connectortype="straight" o:gfxdata="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" strokeweight=".45pt"/>
+              <v:group w14:anchorId="37329C1A" id="Group 3" o:spid="_x0000_s1026" style="position:absolute;margin-left:29.25pt;margin-top:15.7pt;width:535.4pt;height:781.8pt;z-index:-251661824;mso-position-horizontal-relative:page;mso-position-vertical-relative:page" coordorigin="600,598" coordsize="10708,15636" o:gfxdata="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">
+                <v:line id="Line 239" o:spid="_x0000_s1027" style="position:absolute;visibility:visible;mso-wrap-style:square" from="662,16126" to="957,16126" o:connectortype="straight" o:gfxdata="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" strokecolor="navy" strokeweight="4.5pt"/>
+                <v:line id="Line 238" o:spid="_x0000_s1028" style="position:absolute;visibility:visible;mso-wrap-style:square" from="708,15877" to="708,16081" o:connectortype="straight" o:gfxdata="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" strokecolor="navy" strokeweight="4.6pt"/>
+                <v:line id="Line 237" o:spid="_x0000_s1029" style="position:absolute;visibility:visible;mso-wrap-style:square" from="600,16228" to="817,16228" o:connectortype="straight" o:gfxdata="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" strokeweight=".7pt"/>
+                <v:line id="Line 236" o:spid="_x0000_s1030" style="position:absolute;visibility:visible;mso-wrap-style:square" from="607,16015" to="607,16221" o:connectortype="straight" o:gfxdata="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" strokeweight=".7pt"/>
+                <v:line id="Line 235" o:spid="_x0000_s1031" style="position:absolute;visibility:visible;mso-wrap-style:square" from="600,16008" to="896,16008" o:connectortype="straight" o:gfxdata="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" strokeweight=".7pt"/>
+                <v:line id="Line 234" o:spid="_x0000_s1032" style="position:absolute;visibility:visible;mso-wrap-style:square" from="826,16015" to="826,16234" o:connectortype="straight" o:gfxdata="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" strokeweight=".7pt"/>
+                <v:rect id="Rectangle 233" o:spid="_x0000_s1033" style="position:absolute;left:882;top:16220;width:76;height:14;visibility:visible;mso-wrap-style:square;v-text-anchor:top" o:gfxdata="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" fillcolor="black" stroked="f"/>
+                <v:line id="Line 232" o:spid="_x0000_s1034" style="position:absolute;visibility:visible;mso-wrap-style:square" from="889,16015" to="889,16221" o:connectortype="straight" o:gfxdata="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" strokeweight=".7pt"/>
+                <v:rect id="Rectangle 231" o:spid="_x0000_s1035" style="position:absolute;left:819;top:15923;width:14;height:78;visibility:visible;mso-wrap-style:square;v-text-anchor:top" o:gfxdata="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" fillcolor="black" stroked="f"/>
+                <v:line id="Line 230" o:spid="_x0000_s1036" style="position:absolute;visibility:visible;mso-wrap-style:square" from="600,15930" to="817,15930" o:connectortype="straight" o:gfxdata="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" strokeweight=".7pt"/>
+                <v:line id="Line 229" o:spid="_x0000_s1037" style="position:absolute;visibility:visible;mso-wrap-style:square" from="960,16125" to="1328,16125" o:connectortype="straight" o:gfxdata="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" strokecolor="navy" strokeweight="4.6pt"/>
+                <v:line id="Line 228" o:spid="_x0000_s1038" style="position:absolute;visibility:visible;mso-wrap-style:square" from="960,16227" to="1328,16227" o:connectortype="straight" o:gfxdata="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" strokeweight=".7pt"/>
+                <v:line id="Line 227" o:spid="_x0000_s1039" style="position:absolute;visibility:visible;mso-wrap-style:square" from="1330,16125" to="1698,16125" o:connectortype="straight" o:gfxdata="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" strokecolor="navy" strokeweight="4.6pt"/>
+                <v:line id="Line 226" o:spid="_x0000_s1040" style="position:absolute;visibility:visible;mso-wrap-style:square" from="1330,16227" to="1698,16227" o:connectortype="straight" o:gfxdata="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" strokeweight=".7pt"/>
+                <v:line id="Line 225" o:spid="_x0000_s1041" style="position:absolute;visibility:visible;mso-wrap-style:square" from="1699,16125" to="2067,16125" o:connectortype="straight" o:gfxdata="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" strokecolor="navy" strokeweight="4.6pt"/>
+                <v:line id="Line 224" o:spid="_x0000_s1042" style="position:absolute;visibility:visible;mso-wrap-style:square" from="1699,16227" to="2067,16227" o:connectortype="straight" o:gfxdata="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" strokeweight=".7pt"/>
+                <v:line id="Line 223" o:spid="_x0000_s1043" style="position:absolute;visibility:visible;mso-wrap-style:square" from="2069,16125" to="2437,16125" o:connectortype="straight" o:gfxdata="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" strokecolor="navy" strokeweight="4.6pt"/>
+                <v:line id="Line 222" o:spid="_x0000_s1044" style="position:absolute;visibility:visible;mso-wrap-style:square" from="2069,16227" to="2437,16227" o:connectortype="straight" o:gfxdata="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" strokeweight=".7pt"/>
+                <v:line id="Line 221" o:spid="_x0000_s1045" style="position:absolute;visibility:visible;mso-wrap-style:square" from="2438,16125" to="2806,16125" o:connectortype="straight" o:gfxdata="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" strokecolor="navy" strokeweight="4.6pt"/>
+                <v:line id="Line 220" o:spid="_x0000_s1046" style="position:absolute;visibility:visible;mso-wrap-style:square" from="2438,16227" to="2806,16227" o:connectortype="straight" o:gfxdata="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" strokeweight=".7pt"/>
+                <v:line id="Line 219" o:spid="_x0000_s1047" style="position:absolute;visibility:visible;mso-wrap-style:square" from="2808,16125" to="3176,16125" o:connectortype="straight" o:gfxdata="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" strokecolor="navy" strokeweight="4.6pt"/>
+                <v:line id="Line 218" o:spid="_x0000_s1048" style="position:absolute;visibility:visible;mso-wrap-style:square" from="2808,16227" to="3176,16227" o:connectortype="straight" o:gfxdata="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" strokeweight=".7pt"/>
+                <v:line id="Line 217" o:spid="_x0000_s1049" style="position:absolute;visibility:visible;mso-wrap-style:square" from="3178,16125" to="3546,16125" o:connectortype="straight" o:gfxdata="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" strokecolor="navy" strokeweight="4.6pt"/>
+                <v:line id="Line 216" o:spid="_x0000_s1050" style="position:absolute;visibility:visible;mso-wrap-style:square" from="3178,16227" to="3546,16227" o:connectortype="straight" o:gfxdata="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" strokeweight=".7pt"/>
+                <v:line id="Line 215" o:spid="_x0000_s1051" style="position:absolute;visibility:visible;mso-wrap-style:square" from="3548,16125" to="3916,16125" o:connectortype="straight" o:gfxdata="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" strokecolor="navy" strokeweight="4.6pt"/>
+                <v:line id="Line 214" o:spid="_x0000_s1052" style="position:absolute;visibility:visible;mso-wrap-style:square" from="3548,16227" to="3916,16227" o:connectortype="straight" o:gfxdata="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" strokeweight=".7pt"/>
+                <v:line id="Line 213" o:spid="_x0000_s1053" style="position:absolute;visibility:visible;mso-wrap-style:square" from="3917,16125" to="4285,16125" o:connectortype="straight" o:gfxdata="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" strokecolor="navy" strokeweight="4.6pt"/>
+                <v:line id="Line 212" o:spid="_x0000_s1054" style="position:absolute;visibility:visible;mso-wrap-style:square" from="3917,16227" to="4285,16227" o:connectortype="straight" o:gfxdata="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" strokeweight=".7pt"/>
+                <v:line id="Line 211" o:spid="_x0000_s1055" style="position:absolute;visibility:visible;mso-wrap-style:square" from="4287,16125" to="4655,16125" o:connectortype="straight" o:gfxdata="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" strokecolor="navy" strokeweight="4.6pt"/>
+                <v:line id="Line 210" o:spid="_x0000_s1056" style="position:absolute;visibility:visible;mso-wrap-style:square" from="4287,16227" to="4655,16227" o:connectortype="straight" o:gfxdata="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" strokeweight=".7pt"/>
+                <v:line id="Line 209" o:spid="_x0000_s1057" style="position:absolute;visibility:visible;mso-wrap-style:square" from="4657,16125" to="5025,16125" o:connectortype="straight" o:gfxdata="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" strokecolor="navy" strokeweight="4.6pt"/>
+                <v:line id="Line 208" o:spid="_x0000_s1058" style="position:absolute;visibility:visible;mso-wrap-style:square" from="4657,16227" to="5025,16227" o:connectortype="straight" o:gfxdata="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" strokeweight=".7pt"/>
+                <v:line id="Line 207" o:spid="_x0000_s1059" style="position:absolute;visibility:visible;mso-wrap-style:square" from="5026,16125" to="5394,16125" o:connectortype="straight" o:gfxdata="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" strokecolor="navy" strokeweight="4.6pt"/>
+                <v:line id="Line 206" o:spid="_x0000_s1060" style="position:absolute;visibility:visible;mso-wrap-style:square" from="5026,16227" to="5394,16227" o:connectortype="straight" o:gfxdata="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" strokeweight=".7pt"/>
+                <v:line id="Line 205" o:spid="_x0000_s1061" style="position:absolute;visibility:visible;mso-wrap-style:square" from="5396,16125" to="5764,16125" o:connectortype="straight" o:gfxdata="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" strokecolor="navy" strokeweight="4.6pt"/>
+                <v:line id="Line 204" o:spid="_x0000_s1062" style="position:absolute;visibility:visible;mso-wrap-style:square" from="5396,16227" to="5764,16227" o:connectortype="straight" o:gfxdata="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" strokeweight=".7pt"/>
+                <v:rect id="Rectangle 203" o:spid="_x0000_s1063" style="position:absolute;left:5765;top:15876;width:367;height:204;visibility:visible;mso-wrap-style:square;v-text-anchor:top" o:gfxdata="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" stroked="f"/>
+                <v:rect id="Rectangle 202" o:spid="_x0000_s1064" style="position:absolute;left:5765;top:16079;width:368;height:92;visibility:visible;mso-wrap-style:square;v-text-anchor:top" o:gfxdata="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" fillcolor="navy" stroked="f"/>
+                <v:line id="Line 201" o:spid="_x0000_s1065" style="position:absolute;visibility:visible;mso-wrap-style:square" from="5765,16227" to="6133,16227" o:connectortype="straight" o:gfxdata="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" strokeweight=".7pt"/>
+                <v:line id="Line 200" o:spid="_x0000_s1066" style="position:absolute;visibility:visible;mso-wrap-style:square" from="6135,16125" to="6503,16125" o:connectortype="straight" o:gfxdata="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" strokecolor="navy" strokeweight="4.6pt"/>
+                <v:line id="Line 199" o:spid="_x0000_s1067" style="position:absolute;visibility:visible;mso-wrap-style:square" from="6135,16227" to="6503,16227" o:connectortype="straight" o:gfxdata="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" strokeweight=".7pt"/>
+                <v:line id="Line 198" o:spid="_x0000_s1068" style="position:absolute;visibility:visible;mso-wrap-style:square" from="6505,16125" to="6873,16125" o:connectortype="straight" o:gfxdata="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" strokecolor="navy" strokeweight="4.6pt"/>
+                <v:line id="Line 197" o:spid="_x0000_s1069" style="position:absolute;visibility:visible;mso-wrap-style:square" from="6505,16227" to="6873,16227" o:connectortype="straight" o:gfxdata="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" strokeweight=".7pt"/>
+                <v:line id="Line 196" o:spid="_x0000_s1070" style="position:absolute;visibility:visible;mso-wrap-style:square" from="6875,16125" to="7243,16125" o:connectortype="straight" o:gfxdata="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" strokecolor="navy" strokeweight="4.6pt"/>
+                <v:line id="Line 195" o:spid="_x0000_s1071" style="position:absolute;visibility:visible;mso-wrap-style:square" from="6875,16227" to="7243,16227" o:connectortype="straight" o:gfxdata="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" strokeweight=".7pt"/>
+                <v:line id="Line 194" o:spid="_x0000_s1072" style="position:absolute;visibility:visible;mso-wrap-style:square" from="7244,16125" to="7612,16125" o:connectortype="straight" o:gfxdata="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" strokecolor="navy" strokeweight="4.6pt"/>
+                <v:line id="Line 193" o:spid="_x0000_s1073" style="position:absolute;visibility:visible;mso-wrap-style:square" from="7244,16227" to="7612,16227" o:connectortype="straight" o:gfxdata="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" strokeweight=".7pt"/>
+                <v:line id="Line 192" o:spid="_x0000_s1074" style="position:absolute;visibility:visible;mso-wrap-style:square" from="7614,16125" to="7982,16125" o:connectortype="straight" o:gfxdata="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" strokecolor="navy" strokeweight="4.6pt"/>
+                <v:line id="Line 191" o:spid="_x0000_s1075" style="position:absolute;visibility:visible;mso-wrap-style:square" from="7614,16227" to="7982,16227" o:connectortype="straight" o:gfxdata="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" strokeweight=".7pt"/>
+                <v:line id="Line 190" o:spid="_x0000_s1076" style="position:absolute;visibility:visible;mso-wrap-style:square" from="7983,16125" to="8351,16125" o:connectortype="straight" o:gfxdata="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" strokecolor="navy" strokeweight="4.6pt"/>
+                <v:line id="Line 189" o:spid="_x0000_s1077" style="position:absolute;visibility:visible;mso-wrap-style:square" from="7983,16227" to="8351,16227" o:connectortype="straight" o:gfxdata="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" strokeweight=".7pt"/>
+                <v:line id="Line 188" o:spid="_x0000_s1078" style="position:absolute;visibility:visible;mso-wrap-style:square" from="8354,16125" to="8722,16125" o:connectortype="straight" o:gfxdata="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" strokecolor="navy" strokeweight="4.6pt"/>
+                <v:line id="Line 187" o:spid="_x0000_s1079" style="position:absolute;visibility:visible;mso-wrap-style:square" from="8354,16227" to="8722,16227" o:connectortype="straight" o:gfxdata="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" strokeweight=".7pt"/>
+                <v:line id="Line 186" o:spid="_x0000_s1080" style="position:absolute;visibility:visible;mso-wrap-style:square" from="8723,16125" to="9091,16125" o:connectortype="straight" o:gfxdata="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" strokecolor="navy" strokeweight="4.6pt"/>
+                <v:line id="Line 185" o:spid="_x0000_s1081" style="position:absolute;visibility:visible;mso-wrap-style:square" from="8723,16227" to="9091,16227" o:connectortype="straight" o:gfxdata="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" strokeweight=".7pt"/>
+                <v:line id="Line 184" o:spid="_x0000_s1082" style="position:absolute;visibility:visible;mso-wrap-style:square" from="9093,16125" to="9461,16125" o:connectortype="straight" o:gfxdata="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" strokecolor="navy" strokeweight="4.6pt"/>
+                <v:line id="Line 183" o:spid="_x0000_s1083" style="position:absolute;visibility:visible;mso-wrap-style:square" from="9093,16227" to="9461,16227" o:connectortype="straight" o:gfxdata="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" strokeweight=".7pt"/>
+                <v:line id="Line 182" o:spid="_x0000_s1084" style="position:absolute;visibility:visible;mso-wrap-style:square" from="9462,16125" to="9833,16125" o:connectortype="straight" o:gfxdata="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" strokecolor="navy" strokeweight="4.6pt"/>
+                <v:line id="Line 181" o:spid="_x0000_s1085" style="position:absolute;visibility:visible;mso-wrap-style:square" from="9462,16227" to="9833,16227" o:connectortype="straight" o:gfxdata="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" strokeweight=".7pt"/>
+                <v:line id="Line 180" o:spid="_x0000_s1086" style="position:absolute;visibility:visible;mso-wrap-style:square" from="9834,16125" to="10205,16125" o:connectortype="straight" o:gfxdata="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" strokecolor="navy" strokeweight="4.6pt"/>
+                <v:line id="Line 179" o:spid="_x0000_s1087" style="position:absolute;visibility:visible;mso-wrap-style:square" from="9834,16227" to="10205,16227" o:connectortype="straight" o:gfxdata="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" strokeweight=".7pt"/>
+                <v:line id="Line 178" o:spid="_x0000_s1088" style="position:absolute;visibility:visible;mso-wrap-style:square" from="10206,16125" to="10577,16125" o:connectortype="straight" o:gfxdata="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" strokecolor="navy" strokeweight="4.6pt"/>
+                <v:line id="Line 177" o:spid="_x0000_s1089" style="position:absolute;visibility:visible;mso-wrap-style:square" from="10206,16227" to="10577,16227" o:connectortype="straight" o:gfxdata="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" strokeweight=".7pt"/>
+                <v:line id="Line 176" o:spid="_x0000_s1090" style="position:absolute;visibility:visible;mso-wrap-style:square" from="10578,16125" to="10949,16125" o:connectortype="straight" o:gfxdata="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" strokecolor="navy" strokeweight="4.6pt"/>
+                <v:line id="Line 175" o:spid="_x0000_s1091" style="position:absolute;visibility:visible;mso-wrap-style:square" from="10578,16227" to="10949,16227" o:connectortype="straight" o:gfxdata="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" strokeweight=".7pt"/>
+                <v:line id="Line 174" o:spid="_x0000_s1092" style="position:absolute;visibility:visible;mso-wrap-style:square" from="10951,16126" to="11245,16126" o:connectortype="straight" o:gfxdata="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" strokecolor="navy" strokeweight="4.5pt"/>
+                <v:line id="Line 173" o:spid="_x0000_s1093" style="position:absolute;visibility:visible;mso-wrap-style:square" from="11200,15877" to="11200,16081" o:connectortype="straight" o:gfxdata="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" strokecolor="navy" strokeweight="1.599mm"/>
+                <v:rect id="Rectangle 172" o:spid="_x0000_s1094" style="position:absolute;left:10951;top:16220;width:60;height:14;visibility:visible;mso-wrap-style:square;v-text-anchor:top" o:gfxdata="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" fillcolor="black" stroked="f"/>
+                <v:line id="Line 171" o:spid="_x0000_s1095" style="position:absolute;visibility:visible;mso-wrap-style:square" from="11004,16017" to="11004,16221" o:connectortype="straight" o:gfxdata="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" strokeweight=".65pt"/>
+                <v:line id="Line 170" o:spid="_x0000_s1096" style="position:absolute;visibility:visible;mso-wrap-style:square" from="11076,16228" to="11308,16228" o:connectortype="straight" o:gfxdata="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" strokeweight=".7pt"/>
+                <v:line id="Line 169" o:spid="_x0000_s1097" style="position:absolute;visibility:visible;mso-wrap-style:square" from="11083,16015" to="11083,16221" o:connectortype="straight" o:gfxdata="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" strokeweight=".65pt"/>
+                <v:line id="Line 168" o:spid="_x0000_s1098" style="position:absolute;visibility:visible;mso-wrap-style:square" from="11302,16017" to="11302,16221" o:connectortype="straight" o:gfxdata="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" strokeweight=".65pt"/>
+                <v:line id="Line 167" o:spid="_x0000_s1099" style="position:absolute;visibility:visible;mso-wrap-style:square" from="10998,16008" to="11308,16008" o:connectortype="straight" o:gfxdata="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" strokeweight=".7pt"/>
+                <v:rect id="Rectangle 166" o:spid="_x0000_s1100" style="position:absolute;left:11076;top:15952;width:13;height:48;visibility:visible;mso-wrap-style:square;v-text-anchor:top" o:gfxdata="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" fillcolor="black" stroked="f"/>
+                <v:line id="Line 165" o:spid="_x0000_s1101" style="position:absolute;visibility:visible;mso-wrap-style:square" from="11076,15946" to="11308,15946" o:connectortype="straight" o:gfxdata="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" strokeweight=".7pt"/>
+                <v:line id="Line 164" o:spid="_x0000_s1102" style="position:absolute;visibility:visible;mso-wrap-style:square" from="708,755" to="708,957" o:connectortype="straight" o:gfxdata="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" strokecolor="navy" strokeweight="4.6pt"/>
+                <v:line id="Line 163" o:spid="_x0000_s1103" style="position:absolute;visibility:visible;mso-wrap-style:square" from="662,709" to="957,709" o:connectortype="straight" o:gfxdata="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" strokecolor="navy" strokeweight="4.6pt"/>
+                <v:line id="Line 162" o:spid="_x0000_s1104" style="position:absolute;visibility:visible;mso-wrap-style:square" from="600,888" to="833,888" o:connectortype="straight" o:gfxdata="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" strokeweight=".7pt"/>
+                <v:line id="Line 161" o:spid="_x0000_s1105" style="position:absolute;visibility:visible;mso-wrap-style:square" from="600,825" to="911,825" o:connectortype="straight" o:gfxdata="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" strokeweight=".7pt"/>
+                <v:line id="Line 160" o:spid="_x0000_s1106" style="position:absolute;visibility:visible;mso-wrap-style:square" from="826,612" to="826,881" o:connectortype="straight" o:gfxdata="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" strokeweight=".7pt"/>
+                <v:line id="Line 159" o:spid="_x0000_s1107" style="position:absolute;visibility:visible;mso-wrap-style:square" from="607,613" to="607,817" o:connectortype="straight" o:gfxdata="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" strokeweight=".7pt"/>
+                <v:line id="Line 158" o:spid="_x0000_s1108" style="position:absolute;visibility:visible;mso-wrap-style:square" from="600,606" to="833,606" o:connectortype="straight" o:gfxdata="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" strokeweight=".7pt"/>
+                <v:line id="Line 157" o:spid="_x0000_s1109" style="position:absolute;visibility:visible;mso-wrap-style:square" from="905,613" to="905,817" o:connectortype="straight" o:gfxdata="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" strokeweight=".65pt"/>
+                <v:rect id="Rectangle 156" o:spid="_x0000_s1110" style="position:absolute;left:898;top:598;width:60;height:14;visibility:visible;mso-wrap-style:square;v-text-anchor:top" o:gfxdata="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" fillcolor="black" stroked="f"/>
+                <v:line id="Line 155" o:spid="_x0000_s1111" style="position:absolute;visibility:visible;mso-wrap-style:square" from="960,708" to="1328,708" o:connectortype="straight" o:gfxdata="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" strokecolor="navy" strokeweight="4.6pt"/>
+                <v:line id="Line 154" o:spid="_x0000_s1112" style="position:absolute;visibility:visible;mso-wrap-style:square" from="960,606" to="1328,606" o:connectortype="straight" o:gfxdata="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" strokeweight=".7pt"/>
+                <v:line id="Line 153" o:spid="_x0000_s1113" style="position:absolute;visibility:visible;mso-wrap-style:square" from="1330,708" to="1698,708" o:connectortype="straight" o:gfxdata="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" strokecolor="navy" strokeweight="4.6pt"/>
+                <v:line id="Line 152" o:spid="_x0000_s1114" style="position:absolute;visibility:visible;mso-wrap-style:square" from="1330,606" to="1698,606" o:connectortype="straight" o:gfxdata="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" strokeweight=".7pt"/>
+                <v:line id="Line 151" o:spid="_x0000_s1115" style="position:absolute;visibility:visible;mso-wrap-style:square" from="1699,708" to="2067,708" o:connectortype="straight" o:gfxdata="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" strokecolor="navy" strokeweight="4.6pt"/>
+                <v:line id="Line 150" o:spid="_x0000_s1116" style="position:absolute;visibility:visible;mso-wrap-style:square" from="1699,606" to="2067,606" o:connectortype="straight" o:gfxdata="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" strokeweight=".7pt"/>
+                <v:line id="Line 149" o:spid="_x0000_s1117" style="position:absolute;visibility:visible;mso-wrap-style:square" from="2069,708" to="2437,708" o:connectortype="straight" o:gfxdata="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" strokecolor="navy" strokeweight="4.6pt"/>
+                <v:line id="Line 148" o:spid="_x0000_s1118" style="position:absolute;visibility:visible;mso-wrap-style:square" from="2069,606" to="2437,606" o:connectortype="straight" o:gfxdata="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" strokeweight=".7pt"/>
+                <v:line id="Line 147" o:spid="_x0000_s1119" style="position:absolute;visibility:visible;mso-wrap-style:square" from="2438,708" to="2806,708" o:connectortype="straight" o:gfxdata="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" strokecolor="navy" strokeweight="4.6pt"/>
+                <v:line id="Line 146" o:spid="_x0000_s1120" style="position:absolute;visibility:visible;mso-wrap-style:square" from="2438,606" to="2806,606" o:connectortype="straight" o:gfxdata="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" strokeweight=".7pt"/>
+                <v:line id="Line 145" o:spid="_x0000_s1121" style="position:absolute;visibility:visible;mso-wrap-style:square" from="2808,708" to="3176,708" o:connectortype="straight" o:gfxdata="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" strokecolor="navy" strokeweight="4.6pt"/>
+                <v:line id="Line 144" o:spid="_x0000_s1122" style="position:absolute;visibility:visible;mso-wrap-style:square" from="2808,606" to="3176,606" o:connectortype="straight" o:gfxdata="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" strokeweight=".7pt"/>
+                <v:line id="Line 143" o:spid="_x0000_s1123" style="position:absolute;visibility:visible;mso-wrap-style:square" from="3178,708" to="3546,708" o:connectortype="straight" o:gfxdata="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" strokecolor="navy" strokeweight="4.6pt"/>
+                <v:line id="Line 142" o:spid="_x0000_s1124" style="position:absolute;visibility:visible;mso-wrap-style:square" from="3178,606" to="3546,606" o:connectortype="straight" o:gfxdata="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" strokeweight=".7pt"/>
+                <v:line id="Line 141" o:spid="_x0000_s1125" style="position:absolute;visibility:visible;mso-wrap-style:square" from="3548,708" to="3916,708" o:connectortype="straight" o:gfxdata="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" strokecolor="navy" strokeweight="4.6pt"/>
+                <v:line id="Line 140" o:spid="_x0000_s1126" style="position:absolute;visibility:visible;mso-wrap-style:square" from="3548,606" to="3916,606" o:connectortype="straight" o:gfxdata="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" strokeweight=".7pt"/>
+                <v:line id="Line 139" o:spid="_x0000_s1127" style="position:absolute;visibility:visible;mso-wrap-style:square" from="3917,708" to="4285,708" o:connectortype="straight" o:gfxdata="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" strokecolor="navy" strokeweight="4.6pt"/>
+                <v:line id="Line 138" o:spid="_x0000_s1128" style="position:absolute;visibility:visible;mso-wrap-style:square" from="3917,606" to="4285,606" o:connectortype="straight" o:gfxdata="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" strokeweight=".7pt"/>
+                <v:line id="Line 137" o:spid="_x0000_s1129" style="position:absolute;visibility:visible;mso-wrap-style:square" from="4287,708" to="4655,708" o:connectortype="straight" o:gfxdata="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" strokecolor="navy" strokeweight="4.6pt"/>
+                <v:line id="Line 136" o:spid="_x0000_s1130" style="position:absolute;visibility:visible;mso-wrap-style:square" from="4287,606" to="4655,606" o:connectortype="straight" o:gfxdata="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" strokeweight=".7pt"/>
+                <v:line id="Line 135" o:spid="_x0000_s1131" style="position:absolute;visibility:visible;mso-wrap-style:square" from="4657,708" to="5025,708" o:connectortype="straight" o:gfxdata="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" strokecolor="navy" strokeweight="4.6pt"/>
+                <v:line id="Line 134" o:spid="_x0000_s1132" style="position:absolute;visibility:visible;mso-wrap-style:square" from="4657,606" to="5025,606" o:connectortype="straight" o:gfxdata="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" strokeweight=".7pt"/>
+                <v:line id="Line 133" o:spid="_x0000_s1133" style="position:absolute;visibility:visible;mso-wrap-style:square" from="5026,708" to="5394,708" o:connectortype="straight" o:gfxdata="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" strokecolor="navy" strokeweight="4.6pt"/>
+                <v:line id="Line 132" o:spid="_x0000_s1134" style="position:absolute;visibility:visible;mso-wrap-style:square" from="5026,606" to="5394,606" o:connectortype="straight" o:gfxdata="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" strokeweight=".7pt"/>
+                <v:line id="Line 131" o:spid="_x0000_s1135" style="position:absolute;visibility:visible;mso-wrap-style:square" from="5396,708" to="5764,708" o:connectortype="straight" o:gfxdata="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" strokecolor="navy" strokeweight="4.6pt"/>
+                <v:line id="Line 130" o:spid="_x0000_s1136" style="position:absolute;visibility:visible;mso-wrap-style:square" from="5396,606" to="5764,606" o:connectortype="straight" o:gfxdata="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" strokeweight=".7pt"/>
+                <v:line id="Line 129" o:spid="_x0000_s1137" style="position:absolute;visibility:visible;mso-wrap-style:square" from="5765,708" to="6133,708" o:connectortype="straight" o:gfxdata="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" strokecolor="navy" strokeweight="4.6pt"/>
+                <v:line id="Line 128" o:spid="_x0000_s1138" style="position:absolute;visibility:visible;mso-wrap-style:square" from="5765,606" to="6133,606" o:connectortype="straight" o:gfxdata="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" strokeweight=".7pt"/>
+                <v:line id="Line 127" o:spid="_x0000_s1139" style="position:absolute;visibility:visible;mso-wrap-style:square" from="6135,708" to="6503,708" o:connectortype="straight" o:gfxdata="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" strokecolor="navy" strokeweight="4.6pt"/>
+                <v:line id="Line 126" o:spid="_x0000_s1140" style="position:absolute;visibility:visible;mso-wrap-style:square" from="6135,606" to="6503,606" o:connectortype="straight" o:gfxdata="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" strokeweight=".7pt"/>
+                <v:line id="Line 125" o:spid="_x0000_s1141" style="position:absolute;visibility:visible;mso-wrap-style:square" from="6505,708" to="6873,708" o:connectortype="straight" o:gfxdata="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" strokecolor="navy" strokeweight="4.6pt"/>
+                <v:line id="Line 124" o:spid="_x0000_s1142" style="position:absolute;visibility:visible;mso-wrap-style:square" from="6505,606" to="6873,606" o:connectortype="straight" o:gfxdata="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" strokeweight=".7pt"/>
+                <v:line id="Line 123" o:spid="_x0000_s1143" style="position:absolute;visibility:visible;mso-wrap-style:square" from="6875,708" to="7243,708" o:connectortype="straight" o:gfxdata="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" strokecolor="navy" strokeweight="4.6pt"/>
+                <v:line id="Line 122" o:spid="_x0000_s1144" style="position:absolute;visibility:visible;mso-wrap-style:square" from="6875,606" to="7243,606" o:connectortype="straight" o:gfxdata="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" strokeweight=".7pt"/>
+                <v:line id="Line 121" o:spid="_x0000_s1145" style="position:absolute;visibility:visible;mso-wrap-style:square" from="7244,708" to="7612,708" o:connectortype="straight" o:gfxdata="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" strokecolor="navy" strokeweight="4.6pt"/>
+                <v:line id="Line 120" o:spid="_x0000_s1146" style="position:absolute;visibility:visible;mso-wrap-style:square" from="7244,606" to="7612,606" o:connectortype="straight" o:gfxdata="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" strokeweight=".7pt"/>
+                <v:line id="Line 119" o:spid="_x0000_s1147" style="position:absolute;visibility:visible;mso-wrap-style:square" from="7614,708" to="7982,708" o:connectortype="straight" o:gfxdata="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" strokecolor="navy" strokeweight="4.6pt"/>
+                <v:line id="Line 118" o:spid="_x0000_s1148" style="position:absolute;visibility:visible;mso-wrap-style:square" from="7614,606" to="7982,606" o:connectortype="straight" o:gfxdata="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" strokeweight=".7pt"/>
+                <v:line id="Line 117" o:spid="_x0000_s1149" style="position:absolute;visibility:visible;mso-wrap-style:square" from="7983,708" to="8351,708" o:connectortype="straight" o:gfxdata="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" strokecolor="navy" strokeweight="4.6pt"/>
+                <v:line id="Line 116" o:spid="_x0000_s1150" style="position:absolute;visibility:visible;mso-wrap-style:square" from="7983,606" to="8351,606" o:connectortype="straight" o:gfxdata="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" strokeweight=".7pt"/>
+                <v:line id="Line 115" o:spid="_x0000_s1151" style="position:absolute;visibility:visible;mso-wrap-style:square" from="8354,708" to="8722,708" o:connectortype="straight" o:gfxdata="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" strokecolor="navy" strokeweight="4.6pt"/>
+                <v:line id="Line 114" o:spid="_x0000_s1152" style="position:absolute;visibility:visible;mso-wrap-style:square" from="8354,606" to="8722,606" o:connectortype="straight" o:gfxdata="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" strokeweight=".7pt"/>
+                <v:line id="Line 113" o:spid="_x0000_s1153" style="position:absolute;visibility:visible;mso-wrap-style:square" from="8723,708" to="9091,708" o:connectortype="straight" o:gfxdata="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" strokecolor="navy" strokeweight="4.6pt"/>
+                <v:line id="Line 112" o:spid="_x0000_s1154" style="position:absolute;visibility:visible;mso-wrap-style:square" from="8723,606" to="9091,606" o:connectortype="straight" o:gfxdata="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" strokeweight=".7pt"/>
+                <v:line id="Line 111" o:spid="_x0000_s1155" style="position:absolute;visibility:visible;mso-wrap-style:square" from="9093,708" to="9461,708" o:connectortype="straight" o:gfxdata="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" strokecolor="navy" strokeweight="4.6pt"/>
+                <v:line id="Line 110" o:spid="_x0000_s1156" style="position:absolute;visibility:visible;mso-wrap-style:square" from="9093,606" to="9461,606" o:connectortype="straight" o:gfxdata="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" strokeweight=".7pt"/>
+                <v:line id="Line 109" o:spid="_x0000_s1157" style="position:absolute;visibility:visible;mso-wrap-style:square" from="9462,708" to="9833,708" o:connectortype="straight" o:gfxdata="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" strokecolor="navy" strokeweight="4.6pt"/>
+                <v:line id="Line 108" o:spid="_x0000_s1158" style="position:absolute;visibility:visible;mso-wrap-style:square" from="9462,606" to="9833,606" o:connectortype="straight" o:gfxdata="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" strokeweight=".7pt"/>
+                <v:line id="Line 107" o:spid="_x0000_s1159" style="position:absolute;visibility:visible;mso-wrap-style:square" from="9834,708" to="10205,708" o:connectortype="straight" o:gfxdata="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" strokecolor="navy" strokeweight="4.6pt"/>
+                <v:line id="Line 106" o:spid="_x0000_s1160" style="position:absolute;visibility:visible;mso-wrap-style:square" from="9834,606" to="10205,606" o:connectortype="straight" o:gfxdata="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" strokeweight=".7pt"/>
+                <v:line id="Line 105" o:spid="_x0000_s1161" style="position:absolute;visibility:visible;mso-wrap-style:square" from="10206,708" to="10577,708" o:connectortype="straight" o:gfxdata="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" strokecolor="navy" strokeweight="4.6pt"/>
+                <v:line id="Line 104" o:spid="_x0000_s1162" style="position:absolute;visibility:visible;mso-wrap-style:square" from="10206,606" to="10577,606" o:connectortype="straight" o:gfxdata="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" strokeweight=".7pt"/>
+                <v:line id="Line 103" o:spid="_x0000_s1163" style="position:absolute;visibility:visible;mso-wrap-style:square" from="10578,708" to="10949,708" o:connectortype="straight" o:gfxdata="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" strokecolor="navy" strokeweight="4.6pt"/>
+                <v:line id="Line 102" o:spid="_x0000_s1164" style="position:absolute;visibility:visible;mso-wrap-style:square" from="10578,606" to="10949,606" o:connectortype="straight" o:gfxdata="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" strokeweight=".7pt"/>
+                <v:line id="Line 101" o:spid="_x0000_s1165" style="position:absolute;visibility:visible;mso-wrap-style:square" from="11201,755" to="11201,957" o:connectortype="straight" o:gfxdata="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" strokecolor="navy" strokeweight="4.55pt"/>
+                <v:line id="Line 100" o:spid="_x0000_s1166" style="position:absolute;visibility:visible;mso-wrap-style:square" from="10951,709" to="11246,709" o:connectortype="straight" o:gfxdata="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" strokecolor="navy" strokeweight="4.6pt"/>
+                <v:line id="Line 99" o:spid="_x0000_s1167" style="position:absolute;visibility:visible;mso-wrap-style:square" from="11092,904" to="11308,904" o:connectortype="straight" o:gfxdata="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" strokeweight=".7pt"/>
+                <v:line id="Line 98" o:spid="_x0000_s1168" style="position:absolute;visibility:visible;mso-wrap-style:square" from="11014,826" to="11308,826" o:connectortype="straight" o:gfxdata="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" strokeweight=".7pt"/>
+                <v:line id="Line 97" o:spid="_x0000_s1169" style="position:absolute;visibility:visible;mso-wrap-style:square" from="11020,613" to="11020,819" o:connectortype="straight" o:gfxdata="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" strokeweight=".6pt"/>
+                <v:rect id="Rectangle 96" o:spid="_x0000_s1170" style="position:absolute;left:10951;top:598;width:75;height:14;visibility:visible;mso-wrap-style:square;v-text-anchor:top" o:gfxdata="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" fillcolor="black" stroked="f"/>
+                <v:line id="Line 95" o:spid="_x0000_s1171" style="position:absolute;visibility:visible;mso-wrap-style:square" from="11083,599" to="11083,910" o:connectortype="straight" o:gfxdata="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" strokeweight=".65pt"/>
+                <v:line id="Line 94" o:spid="_x0000_s1172" style="position:absolute;visibility:visible;mso-wrap-style:square" from="11302,613" to="11302,819" o:connectortype="straight" o:gfxdata="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" strokeweight=".65pt"/>
+                <v:line id="Line 93" o:spid="_x0000_s1173" style="position:absolute;visibility:visible;mso-wrap-style:square" from="11092,606" to="11308,606" o:connectortype="straight" o:gfxdata="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" strokeweight=".7pt"/>
+                <v:line id="Line 92" o:spid="_x0000_s1174" style="position:absolute;visibility:visible;mso-wrap-style:square" from="11199,959" to="11199,1320" o:connectortype="straight" o:gfxdata="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" strokecolor="navy" strokeweight="1.60511mm"/>
+                <v:line id="Line 91" o:spid="_x0000_s1175" style="position:absolute;visibility:visible;mso-wrap-style:square" from="11199,1322" to="11199,1683" o:connectortype="straight" o:gfxdata="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" strokecolor="navy" strokeweight="1.60511mm"/>
+                <v:line id="Line 90" o:spid="_x0000_s1176" style="position:absolute;visibility:visible;mso-wrap-style:square" from="11199,1685" to="11199,2045" o:connectortype="straight" o:gfxdata="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" strokecolor="navy" strokeweight="1.60511mm"/>
+                <v:line id="Line 89" o:spid="_x0000_s1177" style="position:absolute;visibility:visible;mso-wrap-style:square" from="11199,2047" to="11199,2407" o:connectortype="straight" o:gfxdata="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" strokecolor="navy" strokeweight="1.60511mm"/>
+                <v:line id="Line 88" o:spid="_x0000_s1178" style="position:absolute;visibility:visible;mso-wrap-style:square" from="11199,2410" to="11199,2771" o:connectortype="straight" o:gfxdata="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" strokecolor="navy" strokeweight="1.60511mm"/>
+                <v:line id="Line 87" o:spid="_x0000_s1179" style="position:absolute;visibility:visible;mso-wrap-style:square" from="11199,2772" to="11199,3133" o:connectortype="straight" o:gfxdata="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" strokecolor="navy" strokeweight="1.60511mm"/>
+                <v:line id="Line 86" o:spid="_x0000_s1180" style="position:absolute;visibility:visible;mso-wrap-style:square" from="11199,3134" to="11199,3495" o:connectortype="straight" o:gfxdata="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" strokecolor="navy" strokeweight="1.60511mm"/>
+                <v:line id="Line 85" o:spid="_x0000_s1181" style="position:absolute;visibility:visible;mso-wrap-style:square" from="11199,3497" to="11199,3858" o:connectortype="straight" o:gfxdata="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" strokecolor="navy" strokeweight="1.60511mm"/>
+                <v:line id="Line 84" o:spid="_x0000_s1182" style="position:absolute;visibility:visible;mso-wrap-style:square" from="11199,3859" to="11199,4220" o:connectortype="straight" o:gfxdata="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" strokecolor="navy" strokeweight="1.60511mm"/>
+                <v:line id="Line 83" o:spid="_x0000_s1183" style="position:absolute;visibility:visible;mso-wrap-style:square" from="11199,4222" to="11199,4583" o:connectortype="straight" o:gfxdata="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" strokecolor="navy" strokeweight="1.60511mm"/>
+                <v:line id="Line 82" o:spid="_x0000_s1184" style="position:absolute;visibility:visible;mso-wrap-style:square" from="11199,4584" to="11199,4945" o:connectortype="straight" o:gfxdata="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" strokecolor="navy" strokeweight="1.60511mm"/>
+                <v:line id="Line 81" o:spid="_x0000_s1185" style="position:absolute;visibility:visible;mso-wrap-style:square" from="11199,4947" to="11199,5307" o:connectortype="straight" o:gfxdata="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" strokecolor="navy" strokeweight="1.60511mm"/>
+                <v:line id="Line 80" o:spid="_x0000_s1186" style="position:absolute;visibility:visible;mso-wrap-style:square" from="11199,5309" to="11199,5669" o:connectortype="straight" o:gfxdata="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" strokecolor="navy" strokeweight="1.60511mm"/>
+                <v:line id="Line 79" o:spid="_x0000_s1187" style="position:absolute;visibility:visible;mso-wrap-style:square" from="11199,5672" to="11199,6033" o:connectortype="straight" o:gfxdata="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" strokecolor="navy" strokeweight="1.60511mm"/>
+                <v:line id="Line 78" o:spid="_x0000_s1188" style="position:absolute;visibility:visible;mso-wrap-style:square" from="11199,6034" to="11199,6395" o:connectortype="straight" o:gfxdata="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" strokecolor="navy" strokeweight="1.60511mm"/>
+                <v:line id="Line 77" o:spid="_x0000_s1189" style="position:absolute;visibility:visible;mso-wrap-style:square" from="11199,6396" to="11199,6757" o:connectortype="straight" o:gfxdata="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" strokecolor="navy" strokeweight="1.60511mm"/>
+                <v:line id="Line 76" o:spid="_x0000_s1190" style="position:absolute;visibility:visible;mso-wrap-style:square" from="11199,6759" to="11199,7120" o:connectortype="straight" o:gfxdata="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" strokecolor="navy" strokeweight="1.60511mm"/>
+                <v:line id="Line 75" o:spid="_x0000_s1191" style="position:absolute;visibility:visible;mso-wrap-style:square" from="11199,7121" to="11199,7482" o:connectortype="straight" o:gfxdata="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" strokecolor="navy" strokeweight="1.60511mm"/>
+                <v:line id="Line 74" o:spid="_x0000_s1192" style="position:absolute;visibility:visible;mso-wrap-style:square" from="11199,7484" to="11199,7847" o:connectortype="straight" o:gfxdata="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" strokecolor="navy" strokeweight="1.60511mm"/>
+                <v:line id="Line 73" o:spid="_x0000_s1193" style="position:absolute;visibility:visible;mso-wrap-style:square" from="11199,7849" to="11199,8212" o:connectortype="straight" o:gfxdata="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" strokecolor="navy" strokeweight="1.60511mm"/>
+                <v:line id="Line 72" o:spid="_x0000_s1194" style="position:absolute;visibility:visible;mso-wrap-style:square" from="11199,8214" to="11199,8577" o:connectortype="straight" o:gfxdata="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" strokecolor="navy" strokeweight="1.60511mm"/>
+                <v:line id="Line 71" o:spid="_x0000_s1195" style="position:absolute;visibility:visible;mso-wrap-style:square" from="11199,8579" to="11199,8942" o:connectortype="straight" o:gfxdata="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" strokecolor="navy" strokeweight="1.60511mm"/>
+                <v:line id="Line 70" o:spid="_x0000_s1196" style="position:absolute;visibility:visible;mso-wrap-style:square" from="11199,8943" to="11199,9306" o:connectortype="straight" o:gfxdata="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" strokecolor="navy" strokeweight="1.60511mm"/>
+                <v:line id="Line 69" o:spid="_x0000_s1197" style="position:absolute;visibility:visible;mso-wrap-style:square" from="11199,9308" to="11199,9671" o:connectortype="straight" o:gfxdata="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" strokecolor="navy" strokeweight="1.60511mm"/>
+                <v:line id="Line 68" o:spid="_x0000_s1198" style="position:absolute;visibility:visible;mso-wrap-style:square" from="11199,9673" to="11199,10036" o:connectortype="straight" o:gfxdata="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" strokecolor="navy" strokeweight="1.60511mm"/>
+                <v:line id="Line 67" o:spid="_x0000_s1199" style="position:absolute;visibility:visible;mso-wrap-style:square" from="11199,10038" to="11199,10401" o:connectortype="straight" o:gfxdata="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" strokecolor="navy" strokeweight="1.60511mm"/>
+                <v:line id="Line 66" o:spid="_x0000_s1200" style="position:absolute;visibility:visible;mso-wrap-style:square" from="11199,10403" to="11199,10766" o:connectortype="straight" o:gfxdata="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" strokecolor="navy" strokeweight="1.60511mm"/>
+                <v:line id="Line 65" o:spid="_x0000_s1201" style="position:absolute;visibility:visible;mso-wrap-style:square" from="11199,10767" to="11199,11130" o:connectortype="straight" o:gfxdata="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" strokecolor="navy" strokeweight="1.60511mm"/>
+                <v:line id="Line 64" o:spid="_x0000_s1202" style="position:absolute;visibility:visible;mso-wrap-style:square" from="11199,11133" to="11199,11496" o:connectortype="straight" o:gfxdata="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" strokecolor="navy" strokeweight="1.60511mm"/>
+                <v:line id="Line 63" o:spid="_x0000_s1203" style="position:absolute;visibility:visible;mso-wrap-style:square" from="11199,11498" to="11199,11861" o:connectortype="straight" o:gfxdata="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" strokecolor="navy" strokeweight="1.60511mm"/>
+                <v:line id="Line 62" o:spid="_x0000_s1204" style="position:absolute;visibility:visible;mso-wrap-style:square" from="11199,11862" to="11199,12225" o:connectortype="straight" o:gfxdata="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" strokecolor="navy" strokeweight="1.60511mm"/>
+                <v:line id="Line 61" o:spid="_x0000_s1205" style="position:absolute;visibility:visible;mso-wrap-style:square" from="11199,12227" to="11199,12590" o:connectortype="straight" o:gfxdata="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" strokecolor="navy" strokeweight="1.60511mm"/>
+                <v:line id="Line 60" o:spid="_x0000_s1206" style="position:absolute;visibility:visible;mso-wrap-style:square" from="11199,12592" to="11199,12955" o:connectortype="straight" o:gfxdata="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" strokecolor="navy" strokeweight="1.60511mm"/>
+                <v:line id="Line 59" o:spid="_x0000_s1207" style="position:absolute;visibility:visible;mso-wrap-style:square" from="11199,12957" to="11199,13320" o:connectortype="straight" o:gfxdata="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" strokecolor="navy" strokeweight="1.60511mm"/>
+                <v:line id="Line 58" o:spid="_x0000_s1208" style="position:absolute;visibility:visible;mso-wrap-style:square" from="11199,13321" to="11199,13684" o:connectortype="straight" o:gfxdata="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" strokecolor="navy" strokeweight="1.60511mm"/>
+                <v:line id="Line 57" o:spid="_x0000_s1209" style="position:absolute;visibility:visible;mso-wrap-style:square" from="11199,13686" to="11199,14049" o:connectortype="straight" o:gfxdata="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" strokecolor="navy" strokeweight="1.60511mm"/>
+                <v:line id="Line 56" o:spid="_x0000_s1210" style="position:absolute;visibility:visible;mso-wrap-style:square" from="11199,14052" to="11199,14415" o:connectortype="straight" o:gfxdata="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" strokecolor="navy" strokeweight="1.60511mm"/>
+                <v:line id="Line 55" o:spid="_x0000_s1211" style="position:absolute;visibility:visible;mso-wrap-style:square" from="11199,14416" to="11199,14779" o:connectortype="straight" o:gfxdata="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" strokecolor="navy" strokeweight="1.60511mm"/>
+                <v:line id="Line 54" o:spid="_x0000_s1212" style="position:absolute;visibility:visible;mso-wrap-style:square" from="11199,14781" to="11199,15144" o:connectortype="straight" o:gfxdata="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" strokecolor="navy" strokeweight="1.60511mm"/>
+                <v:line id="Line 53" o:spid="_x0000_s1213" style="position:absolute;visibility:visible;mso-wrap-style:square" from="11199,15146" to="11199,15509" o:connectortype="straight" o:gfxdata="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" strokecolor="navy" strokeweight="1.60511mm"/>
+                <v:line id="Line 52" o:spid="_x0000_s1214" style="position:absolute;visibility:visible;mso-wrap-style:square" from="11199,15511" to="11199,15874" o:connectortype="straight" o:gfxdata="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" strokecolor="navy" strokeweight="1.60511mm"/>
+                <v:line id="Line 51" o:spid="_x0000_s1215" style="position:absolute;visibility:visible;mso-wrap-style:square" from="11302,911" to="11302,15939" o:connectortype="straight" o:gfxdata="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" strokeweight=".65pt"/>
+                <v:line id="Line 50" o:spid="_x0000_s1216" style="position:absolute;visibility:visible;mso-wrap-style:square" from="708,959" to="708,1320" o:connectortype="straight" o:gfxdata="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" strokecolor="navy" strokeweight="4.6pt"/>
+                <v:line id="Line 49" o:spid="_x0000_s1217" style="position:absolute;visibility:visible;mso-wrap-style:square" from="708,1322" to="708,1683" o:connectortype="straight" o:gfxdata="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" strokecolor="navy" strokeweight="4.6pt"/>
+                <v:line id="Line 48" o:spid="_x0000_s1218" style="position:absolute;visibility:visible;mso-wrap-style:square" from="708,1685" to="708,2045" o:connectortype="straight" o:gfxdata="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" strokecolor="navy" strokeweight="4.6pt"/>
+                <v:line id="Line 47" o:spid="_x0000_s1219" style="position:absolute;visibility:visible;mso-wrap-style:square" from="708,2047" to="708,2407" o:connectortype="straight" o:gfxdata="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" strokecolor="navy" strokeweight="4.6pt"/>
+                <v:line id="Line 46" o:spid="_x0000_s1220" style="position:absolute;visibility:visible;mso-wrap-style:square" from="708,2410" to="708,2771" o:connectortype="straight" o:gfxdata="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" strokecolor="navy" strokeweight="4.6pt"/>
+                <v:line id="Line 45" o:spid="_x0000_s1221" style="position:absolute;visibility:visible;mso-wrap-style:square" from="708,2772" to="708,3133" o:connectortype="straight" o:gfxdata="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" strokecolor="navy" strokeweight="4.6pt"/>
+                <v:line id="Line 44" o:spid="_x0000_s1222" style="position:absolute;visibility:visible;mso-wrap-style:square" from="708,3134" to="708,3495" o:connectortype="straight" o:gfxdata="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" strokecolor="navy" strokeweight="4.6pt"/>
+                <v:line id="Line 43" o:spid="_x0000_s1223" style="position:absolute;visibility:visible;mso-wrap-style:square" from="708,3497" to="708,3858" o:connectortype="straight" o:gfxdata="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" strokecolor="navy" strokeweight="4.6pt"/>
+                <v:line id="Line 42" o:spid="_x0000_s1224" style="position:absolute;visibility:visible;mso-wrap-style:square" from="708,3859" to="708,4220" o:connectortype="straight" o:gfxdata="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" strokecolor="navy" strokeweight="4.6pt"/>
+                <v:line id="Line 41" o:spid="_x0000_s1225" style="position:absolute;visibility:visible;mso-wrap-style:square" from="708,4222" to="708,4583" o:connectortype="straight" o:gfxdata="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" strokecolor="navy" strokeweight="4.6pt"/>
+                <v:line id="Line 40" o:spid="_x0000_s1226" style="position:absolute;visibility:visible;mso-wrap-style:square" from="708,4584" to="708,4945" o:connectortype="straight" o:gfxdata="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" strokecolor="navy" strokeweight="4.6pt"/>
+                <v:line id="Line 39" o:spid="_x0000_s1227" style="position:absolute;visibility:visible;mso-wrap-style:square" from="708,4947" to="708,5307" o:connectortype="straight" o:gfxdata="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" strokecolor="navy" strokeweight="4.6pt"/>
+                <v:line id="Line 38" o:spid="_x0000_s1228" style="position:absolute;visibility:visible;mso-wrap-style:square" from="708,5309" to="708,5669" o:connectortype="straight" o:gfxdata="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" strokecolor="navy" strokeweight="4.6pt"/>
+                <v:line id="Line 37" o:spid="_x0000_s1229" style="position:absolute;visibility:visible;mso-wrap-style:square" from="708,5672" to="708,6033" o:connectortype="straight" o:gfxdata="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" strokecolor="navy" strokeweight="4.6pt"/>
+                <v:line id="Line 36" o:spid="_x0000_s1230" style="position:absolute;visibility:visible;mso-wrap-style:square" from="708,6034" to="708,6395" o:connectortype="straight" o:gfxdata="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" strokecolor="navy" strokeweight="4.6pt"/>
+                <v:line id="Line 35" o:spid="_x0000_s1231" style="position:absolute;visibility:visible;mso-wrap-style:square" from="708,6396" to="708,6757" o:connectortype="straight" o:gfxdata="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" strokecolor="navy" strokeweight="4.6pt"/>
+                <v:line id="Line 34" o:spid="_x0000_s1232" style="position:absolute;visibility:visible;mso-wrap-style:square" from="708,6759" to="708,7120" o:connectortype="straight" o:gfxdata="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" strokecolor="navy" strokeweight="4.6pt"/>
+                <v:line id="Line 33" o:spid="_x0000_s1233" style="position:absolute;visibility:visible;mso-wrap-style:square" from="708,7121" to="708,7482" o:connectortype="straight" o:gfxdata="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" strokecolor="navy" strokeweight="4.6pt"/>
+                <v:line id="Line 32" o:spid="_x0000_s1234" style="position:absolute;visibility:visible;mso-wrap-style:square" from="708,7484" to="708,7847" o:connectortype="straight" o:gfxdata="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" strokecolor="navy" strokeweight="4.6pt"/>
+                <v:line id="Line 31" o:spid="_x0000_s1235" style="position:absolute;visibility:visible;mso-wrap-style:square" from="708,7849" to="708,8212" o:connectortype="straight" o:gfxdata="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" strokecolor="navy" strokeweight="4.6pt"/>
+                <v:line id="Line 30" o:spid="_x0000_s1236" style="position:absolute;visibility:visible;mso-wrap-style:square" from="708,8214" to="708,8577" o:connectortype="straight" o:gfxdata="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" strokecolor="navy" strokeweight="4.6pt"/>
+                <v:line id="Line 29" o:spid="_x0000_s1237" style="position:absolute;visibility:visible;mso-wrap-style:square" from="708,8579" to="708,8942" o:connectortype="straight" o:gfxdata="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" strokecolor="navy" strokeweight="4.6pt"/>
+                <v:line id="Line 28" o:spid="_x0000_s1238" style="position:absolute;visibility:visible;mso-wrap-style:square" from="708,8943" to="708,9306" o:connectortype="straight" o:gfxdata="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" strokecolor="navy" strokeweight="4.6pt"/>
+                <v:line id="Line 27" o:spid="_x0000_s1239" style="position:absolute;visibility:visible;mso-wrap-style:square" from="708,9308" to="708,9671" o:connectortype="straight" o:gfxdata="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" strokecolor="navy" strokeweight="4.6pt"/>
+                <v:line id="Line 26" o:spid="_x0000_s1240" style="position:absolute;visibility:visible;mso-wrap-style:square" from="708,9673" to="708,10036" o:connectortype="straight" o:gfxdata="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" strokecolor="navy" strokeweight="4.6pt"/>
+                <v:line id="Line 25" o:spid="_x0000_s1241" style="position:absolute;visibility:visible;mso-wrap-style:square" from="708,10038" to="708,10401" o:connectortype="straight" o:gfxdata="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" strokecolor="navy" strokeweight="4.6pt"/>
+                <v:line id="Line 24" o:spid="_x0000_s1242" style="position:absolute;visibility:visible;mso-wrap-style:square" from="708,10403" to="708,10766" o:connectortype="straight" o:gfxdata="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" strokecolor="navy" strokeweight="4.6pt"/>
+                <v:line id="Line 23" o:spid="_x0000_s1243" style="position:absolute;visibility:visible;mso-wrap-style:square" from="708,10767" to="708,11130" o:connectortype="straight" o:gfxdata="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" strokecolor="navy" strokeweight="4.6pt"/>
+                <v:line id="Line 22" o:spid="_x0000_s1244" style="position:absolute;visibility:visible;mso-wrap-style:square" from="708,11133" to="708,11496" o:connectortype="straight" o:gfxdata="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" strokecolor="navy" strokeweight="4.6pt"/>
+                <v:line id="Line 21" o:spid="_x0000_s1245" style="position:absolute;visibility:visible;mso-wrap-style:square" from="708,11498" to="708,11861" o:connectortype="straight" o:gfxdata="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" strokecolor="navy" strokeweight="4.6pt"/>
+                <v:line id="Line 20" o:spid="_x0000_s1246" style="position:absolute;visibility:visible;mso-wrap-style:square" from="708,11862" to="708,12225" o:connectortype="straight" o:gfxdata="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" strokecolor="navy" strokeweight="4.6pt"/>
+                <v:line id="Line 19" o:spid="_x0000_s1247" style="position:absolute;visibility:visible;mso-wrap-style:square" from="708,12227" to="708,12590" o:connectortype="straight" o:gfxdata="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" strokecolor="navy" strokeweight="4.6pt"/>
+                <v:line id="Line 18" o:spid="_x0000_s1248" style="position:absolute;visibility:visible;mso-wrap-style:square" from="708,12592" to="708,12955" o:connectortype="straight" o:gfxdata="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" strokecolor="navy" strokeweight="4.6pt"/>
+                <v:line id="Line 17" o:spid="_x0000_s1249" style="position:absolute;visibility:visible;mso-wrap-style:square" from="708,12957" to="708,13320" o:connectortype="straight" o:gfxdata="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" strokecolor="navy" strokeweight="4.6pt"/>
+                <v:line id="Line 16" o:spid="_x0000_s1250" style="position:absolute;visibility:visible;mso-wrap-style:square" from="708,13321" to="708,13684" o:connectortype="straight" o:gfxdata="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" strokecolor="navy" strokeweight="4.6pt"/>
+                <v:line id="Line 15" o:spid="_x0000_s1251" style="position:absolute;visibility:visible;mso-wrap-style:square" from="708,13686" to="708,14049" o:connectortype="straight" o:gfxdata="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" strokecolor="navy" strokeweight="4.6pt"/>
+                <v:line id="Line 14" o:spid="_x0000_s1252" style="position:absolute;visibility:visible;mso-wrap-style:square" from="708,14052" to="708,14415" o:connectortype="straight" o:gfxdata="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" strokecolor="navy" strokeweight="4.6pt"/>
+                <v:line id="Line 13" o:spid="_x0000_s1253" style="position:absolute;visibility:visible;mso-wrap-style:square" from="708,14416" to="708,14779" o:connectortype="straight" o:gfxdata="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" strokecolor="navy" strokeweight="4.6pt"/>
+                <v:line id="Line 12" o:spid="_x0000_s1254" style="position:absolute;visibility:visible;mso-wrap-style:square" from="708,14781" to="708,15144" o:connectortype="straight" o:gfxdata="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" strokecolor="navy" strokeweight="4.6pt"/>
+                <v:line id="Line 11" o:spid="_x0000_s1255" style="position:absolute;visibility:visible;mso-wrap-style:square" from="708,15146" to="708,15509" o:connectortype="straight" o:gfxdata="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" strokecolor="navy" strokeweight="4.6pt"/>
+                <v:line id="Line 10" o:spid="_x0000_s1256" style="position:absolute;visibility:visible;mso-wrap-style:square" from="708,15511" to="708,15874" o:connectortype="straight" o:gfxdata="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" strokecolor="navy" strokeweight="4.6pt"/>
+                <v:line id="Line 9" o:spid="_x0000_s1257" style="position:absolute;visibility:visible;mso-wrap-style:square" from="607,895" to="607,15923" o:connectortype="straight" o:gfxdata="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" strokeweight=".7pt"/>
+                <v:line id="Line 7" o:spid="_x0000_s1258" style="position:absolute;visibility:visible;mso-wrap-style:square" from="1440,14861" to="10593,14861" o:connectortype="straight" o:gfxdata="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" strokeweight=".45pt"/>
+                <v:line id="Line 6" o:spid="_x0000_s1259" style="position:absolute;visibility:visible;mso-wrap-style:square" from="1440,14842" to="10593,14842" o:connectortype="straight" o:gfxdata="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" strokeweight=".5pt"/>
+                <v:line id="Line 5" o:spid="_x0000_s1260" style="position:absolute;visibility:visible;mso-wrap-style:square" from="1426,15554" to="10593,15554" o:connectortype="straight" o:gfxdata="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" strokeweight=".45pt"/>
+                <v:line id="Line 4" o:spid="_x0000_s1261" style="position:absolute;visibility:visible;mso-wrap-style:square" from="1426,15535" to="10593,15535" o:connectortype="straight" o:gfxdata="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" strokeweight=".45pt"/>
                 <w10:wrap anchorx="page" anchory="page"/>
               </v:group>
             </w:pict>
@@ -5827,13 +5774,13 @@
           <w:lang w:val="vi-VN" w:eastAsia="vi-VN"/>
         </w:rPr>
         <w:drawing>
-          <wp:anchor distT="0" distB="0" distL="114300" distR="114300" simplePos="0" relativeHeight="251653120" behindDoc="0" locked="0" layoutInCell="1" allowOverlap="1" wp14:anchorId="25B83C1A" wp14:editId="6D44BF12">
+          <wp:anchor distT="0" distB="0" distL="114300" distR="114300" simplePos="0" relativeHeight="251658240" behindDoc="0" locked="0" layoutInCell="1" allowOverlap="1" wp14:anchorId="25B83C1A" wp14:editId="6584E0F0">
             <wp:simplePos x="0" y="0"/>
             <wp:positionH relativeFrom="margin">
-              <wp:align>center</wp:align>
+              <wp:posOffset>2501900</wp:posOffset>
             </wp:positionH>
             <wp:positionV relativeFrom="paragraph">
-              <wp:posOffset>373380</wp:posOffset>
+              <wp:posOffset>378460</wp:posOffset>
             </wp:positionV>
             <wp:extent cx="1981200" cy="1748155"/>
             <wp:effectExtent l="0" t="0" r="0" b="4445"/>
@@ -5852,7 +5799,7 @@
                     </pic:cNvPicPr>
                   </pic:nvPicPr>
                   <pic:blipFill>
-                    <a:blip r:embed="rId15">
+                    <a:blip r:embed="rId12">
                       <a:extLst>
                         <a:ext uri="{28A0092B-C50C-407E-A947-70E740481C1C}">
                           <a14:useLocalDpi xmlns:a14="http://schemas.microsoft.com/office/drawing/2010/main" val="0"/>
@@ -6094,7 +6041,6 @@
           <w:b w:val="0"/>
           <w:lang w:val="en-US"/>
         </w:rPr>
-        <w:lastRenderedPageBreak/>
         <w:t>Trần Anh Minh</w:t>
       </w:r>
       <w:r>
@@ -6178,7 +6124,6 @@
           <w:b w:val="0"/>
           <w:lang w:val="en-US"/>
         </w:rPr>
-        <w:lastRenderedPageBreak/>
         <w:t>Bùi Nguyễn Lan Vy</w:t>
       </w:r>
       <w:r>
@@ -6439,7 +6384,7 @@
           <w:lang w:val="en-US"/>
         </w:rPr>
         <w:sectPr>
-          <w:headerReference w:type="default" r:id="rId16"/>
+          <w:headerReference w:type="default" r:id="rId13"/>
           <w:pgSz w:w="11920" w:h="16850"/>
           <w:pgMar w:top="993" w:right="500" w:bottom="993" w:left="540" w:header="720" w:footer="720" w:gutter="0"/>
           <w:cols w:space="720"/>
@@ -6457,7 +6402,6 @@
         <w:jc w:val="center"/>
       </w:pPr>
       <w:r>
-        <w:lastRenderedPageBreak/>
         <w:t>FOREWOR</w:t>
       </w:r>
       <w:r>
@@ -7343,7 +7287,7 @@
           <w:lang w:val="en-US"/>
         </w:rPr>
         <w:sectPr>
-          <w:headerReference w:type="default" r:id="rId17"/>
+          <w:headerReference w:type="default" r:id="rId14"/>
           <w:type w:val="continuous"/>
           <w:pgSz w:w="11920" w:h="16850"/>
           <w:pgMar w:top="993" w:right="500" w:bottom="993" w:left="540" w:header="720" w:footer="720" w:gutter="0"/>
@@ -7360,7 +7304,7 @@
           <w:lang w:val="en-US"/>
         </w:rPr>
         <w:sectPr>
-          <w:headerReference w:type="default" r:id="rId18"/>
+          <w:headerReference w:type="default" r:id="rId15"/>
           <w:type w:val="continuous"/>
           <w:pgSz w:w="11920" w:h="16850"/>
           <w:pgMar w:top="1135" w:right="500" w:bottom="993" w:left="540" w:header="720" w:footer="720" w:gutter="0"/>
@@ -7379,7 +7323,6 @@
         <w:rPr>
           <w:lang w:eastAsia="en-US"/>
         </w:rPr>
-        <w:lastRenderedPageBreak/>
         <w:t>I.</w:t>
       </w:r>
       <w:r>
@@ -8051,17 +7994,7 @@
           <w:szCs w:val="26"/>
           <w:lang w:val="en-US"/>
         </w:rPr>
-        <w:t xml:space="preserve">If the next element i + 1 is smaller than i, </w:t>
-      </w:r>
-      <w:bookmarkStart w:id="2" w:name="_GoBack"/>
-      <w:bookmarkEnd w:id="2"/>
-      <w:r>
-        <w:rPr>
-          <w:sz w:val="26"/>
-          <w:szCs w:val="26"/>
-          <w:lang w:val="en-US"/>
-        </w:rPr>
-        <w:t xml:space="preserve"> </w:t>
+        <w:t xml:space="preserve">If the next element i + 1 is smaller than i,  </w:t>
       </w:r>
     </w:p>
     <w:p>
@@ -8585,6 +8518,7 @@
     <w:p>
       <w:pPr>
         <w:pStyle w:val="Heading3"/>
+        <w:spacing w:line="240" w:lineRule="auto"/>
         <w:jc w:val="both"/>
       </w:pPr>
       <w:r>
@@ -8593,7 +8527,7 @@
     </w:p>
     <w:p>
       <w:pPr>
-        <w:spacing w:after="240" w:line="360" w:lineRule="auto"/>
+        <w:spacing w:line="360" w:lineRule="auto"/>
         <w:ind w:left="851" w:firstLine="589"/>
         <w:jc w:val="both"/>
         <w:rPr>
@@ -8608,100 +8542,13 @@
           <w:szCs w:val="26"/>
           <w:lang w:val="en-US"/>
         </w:rPr>
-        <w:t>Counting S</w:t>
-      </w:r>
-      <w:r>
-        <w:rPr>
-          <w:sz w:val="26"/>
-          <w:szCs w:val="26"/>
-          <w:lang w:val="en-US"/>
-        </w:rPr>
-        <w:t xml:space="preserve">ort </w:t>
-      </w:r>
-      <w:r>
-        <w:rPr>
-          <w:sz w:val="26"/>
-          <w:szCs w:val="26"/>
-          <w:lang w:val="en-US"/>
-        </w:rPr>
-        <w:t>works by countin</w:t>
-      </w:r>
-      <w:r>
-        <w:rPr>
-          <w:sz w:val="26"/>
-          <w:szCs w:val="26"/>
-          <w:lang w:val="en-US"/>
-        </w:rPr>
-        <w:t>g the frequency of each element</w:t>
-      </w:r>
-      <w:r>
-        <w:rPr>
-          <w:sz w:val="26"/>
-          <w:szCs w:val="26"/>
-          <w:lang w:val="en-US"/>
-        </w:rPr>
-        <w:t xml:space="preserve"> in the</w:t>
-      </w:r>
-      <w:r>
-        <w:rPr>
-          <w:sz w:val="26"/>
-          <w:szCs w:val="26"/>
-          <w:lang w:val="en-US"/>
-        </w:rPr>
-        <w:t xml:space="preserve"> given</w:t>
-      </w:r>
-      <w:r>
-        <w:rPr>
-          <w:sz w:val="26"/>
-          <w:szCs w:val="26"/>
-          <w:lang w:val="en-US"/>
-        </w:rPr>
-        <w:t xml:space="preserve"> ar</w:t>
-      </w:r>
-      <w:r>
-        <w:rPr>
-          <w:sz w:val="26"/>
-          <w:szCs w:val="26"/>
-          <w:lang w:val="en-US"/>
-        </w:rPr>
-        <w:t>ray and then store it in a different</w:t>
-      </w:r>
-      <w:r>
-        <w:rPr>
-          <w:sz w:val="26"/>
-          <w:szCs w:val="26"/>
-          <w:lang w:val="en-US"/>
-        </w:rPr>
-        <w:t xml:space="preserve"> array. </w:t>
-      </w:r>
-      <w:r>
-        <w:rPr>
-          <w:sz w:val="26"/>
-          <w:szCs w:val="26"/>
-          <w:lang w:val="en-US"/>
-        </w:rPr>
-        <w:t>The count array will then be modified by adding each element at each index stores the sum of previous counts</w:t>
-      </w:r>
-      <w:r>
-        <w:rPr>
-          <w:sz w:val="26"/>
-          <w:szCs w:val="26"/>
-          <w:lang w:val="en-US"/>
-        </w:rPr>
-        <w:t>. At the end, this algorithm output each element from the input sequence followed by increasing it</w:t>
-      </w:r>
-      <w:r>
-        <w:rPr>
-          <w:sz w:val="26"/>
-          <w:szCs w:val="26"/>
-          <w:lang w:val="en-US"/>
-        </w:rPr>
-        <w:t>s count by 1, and after place each element in the correct position, decrease its count by 1.</w:t>
+        <w:t>Counting sort is a sorting algorithm that sorts the elements of an array by counting the number of occurrences of each unique element in the array. The count is stored in an auxiliary array and the sorting is done by mapping the count as an index of the auxiliary array.</w:t>
       </w:r>
     </w:p>
     <w:p>
       <w:pPr>
         <w:pStyle w:val="Heading3"/>
+        <w:spacing w:line="240" w:lineRule="auto"/>
         <w:jc w:val="both"/>
       </w:pPr>
       <w:r>
@@ -8710,7 +8557,7 @@
     </w:p>
     <w:p>
       <w:pPr>
-        <w:spacing w:after="240" w:line="360" w:lineRule="auto"/>
+        <w:spacing w:line="360" w:lineRule="auto"/>
         <w:ind w:left="851"/>
         <w:jc w:val="both"/>
         <w:rPr>
@@ -8719,10 +8566,852 @@
           <w:lang w:val="en-US"/>
         </w:rPr>
       </w:pPr>
+      <w:r>
+        <w:rPr>
+          <w:b/>
+          <w:sz w:val="26"/>
+          <w:szCs w:val="26"/>
+          <w:lang w:val="en-US"/>
+        </w:rPr>
+        <w:t>Step 1</w:t>
+      </w:r>
+      <w:r>
+        <w:rPr>
+          <w:sz w:val="26"/>
+          <w:szCs w:val="26"/>
+          <w:lang w:val="en-US"/>
+        </w:rPr>
+        <w:t xml:space="preserve">: Find the maximum (called </w:t>
+      </w:r>
+      <w:r>
+        <w:rPr>
+          <w:b/>
+          <w:sz w:val="26"/>
+          <w:szCs w:val="26"/>
+          <w:lang w:val="en-US"/>
+        </w:rPr>
+        <w:t>max</w:t>
+      </w:r>
+      <w:r>
+        <w:rPr>
+          <w:sz w:val="26"/>
+          <w:szCs w:val="26"/>
+          <w:lang w:val="en-US"/>
+        </w:rPr>
+        <w:t xml:space="preserve">) and minimum (called </w:t>
+      </w:r>
+      <w:r>
+        <w:rPr>
+          <w:b/>
+          <w:sz w:val="26"/>
+          <w:szCs w:val="26"/>
+          <w:lang w:val="en-US"/>
+        </w:rPr>
+        <w:t>min</w:t>
+      </w:r>
+      <w:r>
+        <w:rPr>
+          <w:sz w:val="26"/>
+          <w:szCs w:val="26"/>
+          <w:lang w:val="en-US"/>
+        </w:rPr>
+        <w:t xml:space="preserve">) elements of the array of length </w:t>
+      </w:r>
+      <w:r>
+        <w:rPr>
+          <w:b/>
+          <w:sz w:val="26"/>
+          <w:szCs w:val="26"/>
+          <w:lang w:val="en-US"/>
+        </w:rPr>
+        <w:t>N</w:t>
+      </w:r>
+      <w:r>
+        <w:rPr>
+          <w:sz w:val="26"/>
+          <w:szCs w:val="26"/>
+          <w:lang w:val="en-US"/>
+        </w:rPr>
+        <w:t xml:space="preserve"> (</w:t>
+      </w:r>
+      <w:r>
+        <w:rPr>
+          <w:sz w:val="26"/>
+          <w:szCs w:val="26"/>
+          <w:lang w:val="en-US"/>
+        </w:rPr>
+        <w:t xml:space="preserve">called </w:t>
+      </w:r>
+      <w:r>
+        <w:rPr>
+          <w:b/>
+          <w:i/>
+          <w:sz w:val="26"/>
+          <w:szCs w:val="26"/>
+          <w:lang w:val="en-US"/>
+        </w:rPr>
+        <w:t>arr</w:t>
+      </w:r>
+      <w:r>
+        <w:rPr>
+          <w:sz w:val="26"/>
+          <w:szCs w:val="26"/>
+          <w:lang w:val="en-US"/>
+        </w:rPr>
+        <w:t>)</w:t>
+      </w:r>
+      <w:r>
+        <w:rPr>
+          <w:sz w:val="26"/>
+          <w:szCs w:val="26"/>
+          <w:lang w:val="en-US"/>
+        </w:rPr>
+        <w:t>.</w:t>
+      </w:r>
+    </w:p>
+    <w:p>
+      <w:pPr>
+        <w:spacing w:line="360" w:lineRule="auto"/>
+        <w:ind w:left="851"/>
+        <w:jc w:val="both"/>
+        <w:rPr>
+          <w:sz w:val="26"/>
+          <w:szCs w:val="26"/>
+        </w:rPr>
+      </w:pPr>
+      <w:r>
+        <w:rPr>
+          <w:b/>
+          <w:sz w:val="26"/>
+          <w:szCs w:val="26"/>
+          <w:lang w:val="en-US"/>
+        </w:rPr>
+        <w:t>Step 2</w:t>
+      </w:r>
+      <w:r>
+        <w:rPr>
+          <w:sz w:val="26"/>
+          <w:szCs w:val="26"/>
+        </w:rPr>
+        <w:t xml:space="preserve">: Initialize an array of length </w:t>
+      </w:r>
+      <w:r>
+        <w:rPr>
+          <w:b/>
+          <w:sz w:val="26"/>
+          <w:szCs w:val="26"/>
+        </w:rPr>
+        <w:t>max – min + 1</w:t>
+      </w:r>
+      <w:r>
+        <w:rPr>
+          <w:sz w:val="26"/>
+          <w:szCs w:val="26"/>
+        </w:rPr>
+        <w:t xml:space="preserve"> with all elements </w:t>
+      </w:r>
+      <w:r>
+        <w:rPr>
+          <w:b/>
+          <w:sz w:val="26"/>
+          <w:szCs w:val="26"/>
+        </w:rPr>
+        <w:t>0</w:t>
+      </w:r>
+      <w:r>
+        <w:rPr>
+          <w:sz w:val="26"/>
+          <w:szCs w:val="26"/>
+        </w:rPr>
+        <w:t>. This array is used for storing the count of the elements in the array</w:t>
+      </w:r>
+      <w:r>
+        <w:rPr>
+          <w:sz w:val="26"/>
+          <w:szCs w:val="26"/>
+          <w:lang w:val="en-US"/>
+        </w:rPr>
+        <w:t xml:space="preserve"> </w:t>
+      </w:r>
+      <w:r>
+        <w:rPr>
+          <w:b/>
+          <w:i/>
+          <w:sz w:val="26"/>
+          <w:szCs w:val="26"/>
+          <w:lang w:val="en-US"/>
+        </w:rPr>
+        <w:t>arr</w:t>
+      </w:r>
+      <w:r>
+        <w:rPr>
+          <w:sz w:val="26"/>
+          <w:szCs w:val="26"/>
+        </w:rPr>
+        <w:t>.</w:t>
+      </w:r>
+    </w:p>
+    <w:p>
+      <w:pPr>
+        <w:spacing w:line="360" w:lineRule="auto"/>
+        <w:ind w:left="851"/>
+        <w:jc w:val="both"/>
+        <w:rPr>
+          <w:sz w:val="26"/>
+          <w:szCs w:val="26"/>
+          <w:lang w:val="en-US"/>
+        </w:rPr>
+      </w:pPr>
+      <w:r>
+        <w:rPr>
+          <w:b/>
+          <w:sz w:val="26"/>
+          <w:szCs w:val="26"/>
+          <w:lang w:val="en-US"/>
+        </w:rPr>
+        <w:t>Step 3</w:t>
+      </w:r>
+      <w:r>
+        <w:rPr>
+          <w:sz w:val="26"/>
+          <w:szCs w:val="26"/>
+          <w:lang w:val="en-US"/>
+        </w:rPr>
+        <w:t>:</w:t>
+      </w:r>
+      <w:r>
+        <w:rPr>
+          <w:sz w:val="26"/>
+          <w:szCs w:val="26"/>
+          <w:lang w:val="en-US"/>
+        </w:rPr>
+        <w:t xml:space="preserve"> Run a loop from </w:t>
+      </w:r>
+      <w:r>
+        <w:rPr>
+          <w:b/>
+          <w:sz w:val="26"/>
+          <w:szCs w:val="26"/>
+          <w:lang w:val="en-US"/>
+        </w:rPr>
+        <w:t>0</w:t>
+      </w:r>
+      <w:r>
+        <w:rPr>
+          <w:sz w:val="26"/>
+          <w:szCs w:val="26"/>
+          <w:lang w:val="en-US"/>
+        </w:rPr>
+        <w:t xml:space="preserve"> to </w:t>
+      </w:r>
+      <w:r>
+        <w:rPr>
+          <w:b/>
+          <w:sz w:val="26"/>
+          <w:szCs w:val="26"/>
+          <w:lang w:val="en-US"/>
+        </w:rPr>
+        <w:t>N – 1</w:t>
+      </w:r>
+      <w:r>
+        <w:rPr>
+          <w:sz w:val="26"/>
+          <w:szCs w:val="26"/>
+          <w:lang w:val="en-US"/>
+        </w:rPr>
+        <w:t xml:space="preserve">, at </w:t>
+      </w:r>
+      <w:r>
+        <w:rPr>
+          <w:b/>
+          <w:sz w:val="26"/>
+          <w:szCs w:val="26"/>
+          <w:lang w:val="en-US"/>
+        </w:rPr>
+        <w:t>i</w:t>
+      </w:r>
+      <w:r>
+        <w:rPr>
+          <w:b/>
+          <w:sz w:val="26"/>
+          <w:szCs w:val="26"/>
+          <w:vertAlign w:val="superscript"/>
+          <w:lang w:val="en-US"/>
+        </w:rPr>
+        <w:t>th</w:t>
+      </w:r>
+      <w:r>
+        <w:rPr>
+          <w:sz w:val="26"/>
+          <w:szCs w:val="26"/>
+          <w:lang w:val="en-US"/>
+        </w:rPr>
+        <w:t xml:space="preserve"> element</w:t>
+      </w:r>
+      <w:r>
+        <w:rPr>
+          <w:sz w:val="26"/>
+          <w:szCs w:val="26"/>
+          <w:lang w:val="en-US"/>
+        </w:rPr>
+        <w:t xml:space="preserve"> of </w:t>
+      </w:r>
+      <w:r>
+        <w:rPr>
+          <w:sz w:val="26"/>
+          <w:szCs w:val="26"/>
+          <w:lang w:val="en-US"/>
+        </w:rPr>
+        <w:t xml:space="preserve">array </w:t>
+      </w:r>
+      <w:r>
+        <w:rPr>
+          <w:b/>
+          <w:i/>
+          <w:sz w:val="26"/>
+          <w:szCs w:val="26"/>
+          <w:lang w:val="en-US"/>
+        </w:rPr>
+        <w:t>arr</w:t>
+      </w:r>
+      <w:r>
+        <w:rPr>
+          <w:sz w:val="26"/>
+          <w:szCs w:val="26"/>
+          <w:lang w:val="en-US"/>
+        </w:rPr>
+        <w:t xml:space="preserve">, supposing that the value of that element is </w:t>
+      </w:r>
+      <w:r>
+        <w:rPr>
+          <w:b/>
+          <w:sz w:val="26"/>
+          <w:szCs w:val="26"/>
+          <w:lang w:val="en-US"/>
+        </w:rPr>
+        <w:t>X</w:t>
+      </w:r>
+      <w:r>
+        <w:rPr>
+          <w:sz w:val="26"/>
+          <w:szCs w:val="26"/>
+          <w:lang w:val="en-US"/>
+        </w:rPr>
+        <w:t xml:space="preserve">, add </w:t>
+      </w:r>
+      <w:r>
+        <w:rPr>
+          <w:b/>
+          <w:sz w:val="26"/>
+          <w:szCs w:val="26"/>
+          <w:lang w:val="en-US"/>
+        </w:rPr>
+        <w:t>1</w:t>
+      </w:r>
+      <w:r>
+        <w:rPr>
+          <w:sz w:val="26"/>
+          <w:szCs w:val="26"/>
+          <w:lang w:val="en-US"/>
+        </w:rPr>
+        <w:t xml:space="preserve"> to the </w:t>
+      </w:r>
+      <w:r>
+        <w:rPr>
+          <w:b/>
+          <w:sz w:val="26"/>
+          <w:szCs w:val="26"/>
+          <w:lang w:val="en-US"/>
+        </w:rPr>
+        <w:t>(X – min)</w:t>
+      </w:r>
+      <w:r>
+        <w:rPr>
+          <w:b/>
+          <w:sz w:val="26"/>
+          <w:szCs w:val="26"/>
+          <w:vertAlign w:val="superscript"/>
+          <w:lang w:val="en-US"/>
+        </w:rPr>
+        <w:t>th</w:t>
+      </w:r>
+      <w:r>
+        <w:rPr>
+          <w:sz w:val="26"/>
+          <w:szCs w:val="26"/>
+          <w:lang w:val="en-US"/>
+        </w:rPr>
+        <w:t xml:space="preserve"> element in the counting array.</w:t>
+      </w:r>
+    </w:p>
+    <w:p>
+      <w:pPr>
+        <w:spacing w:line="360" w:lineRule="auto"/>
+        <w:ind w:left="851"/>
+        <w:jc w:val="both"/>
+        <w:rPr>
+          <w:sz w:val="26"/>
+          <w:szCs w:val="26"/>
+          <w:lang w:val="en-US"/>
+        </w:rPr>
+      </w:pPr>
+      <w:r>
+        <w:rPr>
+          <w:b/>
+          <w:sz w:val="26"/>
+          <w:szCs w:val="26"/>
+          <w:lang w:val="en-US"/>
+        </w:rPr>
+        <w:t>Step 4</w:t>
+      </w:r>
+      <w:r>
+        <w:rPr>
+          <w:sz w:val="26"/>
+          <w:szCs w:val="26"/>
+          <w:lang w:val="en-US"/>
+        </w:rPr>
+        <w:t>:</w:t>
+      </w:r>
+      <w:r>
+        <w:rPr>
+          <w:sz w:val="26"/>
+          <w:szCs w:val="26"/>
+          <w:lang w:val="en-US"/>
+        </w:rPr>
+        <w:t xml:space="preserve"> </w:t>
+      </w:r>
+      <w:r>
+        <w:rPr>
+          <w:sz w:val="26"/>
+          <w:szCs w:val="26"/>
+          <w:lang w:val="en-US"/>
+        </w:rPr>
+        <w:t xml:space="preserve">Initialize a variable called </w:t>
+      </w:r>
+      <w:r>
+        <w:rPr>
+          <w:b/>
+          <w:sz w:val="26"/>
+          <w:szCs w:val="26"/>
+          <w:lang w:val="en-US"/>
+        </w:rPr>
+        <w:t>índex</w:t>
+      </w:r>
+      <w:r>
+        <w:rPr>
+          <w:sz w:val="26"/>
+          <w:szCs w:val="26"/>
+          <w:lang w:val="en-US"/>
+        </w:rPr>
+        <w:t xml:space="preserve">, assign </w:t>
+      </w:r>
+      <w:r>
+        <w:rPr>
+          <w:b/>
+          <w:sz w:val="26"/>
+          <w:szCs w:val="26"/>
+          <w:lang w:val="en-US"/>
+        </w:rPr>
+        <w:t>index</w:t>
+      </w:r>
+      <w:r>
+        <w:rPr>
+          <w:sz w:val="26"/>
+          <w:szCs w:val="26"/>
+          <w:lang w:val="en-US"/>
+        </w:rPr>
+        <w:t xml:space="preserve"> to </w:t>
+      </w:r>
+      <w:r>
+        <w:rPr>
+          <w:b/>
+          <w:sz w:val="26"/>
+          <w:szCs w:val="26"/>
+          <w:lang w:val="en-US"/>
+        </w:rPr>
+        <w:t>0</w:t>
+      </w:r>
+      <w:r>
+        <w:rPr>
+          <w:sz w:val="26"/>
+          <w:szCs w:val="26"/>
+          <w:lang w:val="en-US"/>
+        </w:rPr>
+        <w:t xml:space="preserve"> </w:t>
+      </w:r>
+    </w:p>
+    <w:p>
+      <w:pPr>
+        <w:spacing w:line="360" w:lineRule="auto"/>
+        <w:ind w:left="851"/>
+        <w:jc w:val="both"/>
+        <w:rPr>
+          <w:sz w:val="26"/>
+          <w:szCs w:val="26"/>
+          <w:lang w:val="en-US"/>
+        </w:rPr>
+      </w:pPr>
+      <w:r>
+        <w:rPr>
+          <w:b/>
+          <w:sz w:val="26"/>
+          <w:szCs w:val="26"/>
+          <w:lang w:val="en-US"/>
+        </w:rPr>
+        <w:t>Step 5</w:t>
+      </w:r>
+      <w:r>
+        <w:rPr>
+          <w:sz w:val="26"/>
+          <w:szCs w:val="26"/>
+          <w:lang w:val="en-US"/>
+        </w:rPr>
+        <w:t>:</w:t>
+      </w:r>
+      <w:r>
+        <w:rPr>
+          <w:sz w:val="26"/>
+          <w:szCs w:val="26"/>
+          <w:lang w:val="en-US"/>
+        </w:rPr>
+        <w:t xml:space="preserve"> R</w:t>
+      </w:r>
+      <w:r>
+        <w:rPr>
+          <w:sz w:val="26"/>
+          <w:szCs w:val="26"/>
+          <w:lang w:val="en-US"/>
+        </w:rPr>
+        <w:t xml:space="preserve">un a loop from </w:t>
+      </w:r>
+      <w:r>
+        <w:rPr>
+          <w:b/>
+          <w:sz w:val="26"/>
+          <w:szCs w:val="26"/>
+          <w:lang w:val="en-US"/>
+        </w:rPr>
+        <w:t>0</w:t>
+      </w:r>
+      <w:r>
+        <w:rPr>
+          <w:sz w:val="26"/>
+          <w:szCs w:val="26"/>
+          <w:lang w:val="en-US"/>
+        </w:rPr>
+        <w:t xml:space="preserve"> to </w:t>
+      </w:r>
+      <w:r>
+        <w:rPr>
+          <w:b/>
+          <w:sz w:val="26"/>
+          <w:szCs w:val="26"/>
+          <w:lang w:val="en-US"/>
+        </w:rPr>
+        <w:t>max – min</w:t>
+      </w:r>
+      <w:r>
+        <w:rPr>
+          <w:sz w:val="26"/>
+          <w:szCs w:val="26"/>
+          <w:lang w:val="en-US"/>
+        </w:rPr>
+        <w:t xml:space="preserve">, at </w:t>
+      </w:r>
+      <w:r>
+        <w:rPr>
+          <w:b/>
+          <w:sz w:val="26"/>
+          <w:szCs w:val="26"/>
+          <w:lang w:val="en-US"/>
+        </w:rPr>
+        <w:t>i</w:t>
+      </w:r>
+      <w:r>
+        <w:rPr>
+          <w:b/>
+          <w:sz w:val="26"/>
+          <w:szCs w:val="26"/>
+          <w:vertAlign w:val="superscript"/>
+          <w:lang w:val="en-US"/>
+        </w:rPr>
+        <w:t>th</w:t>
+      </w:r>
+      <w:r>
+        <w:rPr>
+          <w:sz w:val="26"/>
+          <w:szCs w:val="26"/>
+          <w:lang w:val="en-US"/>
+        </w:rPr>
+        <w:t xml:space="preserve"> element of the counting array</w:t>
+      </w:r>
+      <w:r>
+        <w:rPr>
+          <w:sz w:val="26"/>
+          <w:szCs w:val="26"/>
+          <w:lang w:val="en-US"/>
+        </w:rPr>
+        <w:t xml:space="preserve">, supposing that the value of that element is </w:t>
+      </w:r>
+      <w:r>
+        <w:rPr>
+          <w:b/>
+          <w:sz w:val="26"/>
+          <w:szCs w:val="26"/>
+          <w:lang w:val="en-US"/>
+        </w:rPr>
+        <w:t>Y</w:t>
+      </w:r>
+      <w:r>
+        <w:rPr>
+          <w:sz w:val="26"/>
+          <w:szCs w:val="26"/>
+          <w:lang w:val="en-US"/>
+        </w:rPr>
+        <w:t>.</w:t>
+      </w:r>
+      <w:r>
+        <w:rPr>
+          <w:sz w:val="26"/>
+          <w:szCs w:val="26"/>
+          <w:lang w:val="en-US"/>
+        </w:rPr>
+        <w:t xml:space="preserve"> </w:t>
+      </w:r>
+      <w:r>
+        <w:rPr>
+          <w:sz w:val="26"/>
+          <w:szCs w:val="26"/>
+          <w:lang w:val="en-US"/>
+        </w:rPr>
+        <w:t xml:space="preserve">Compare </w:t>
+      </w:r>
+      <w:r>
+        <w:rPr>
+          <w:b/>
+          <w:sz w:val="26"/>
+          <w:szCs w:val="26"/>
+          <w:lang w:val="en-US"/>
+        </w:rPr>
+        <w:t>Y</w:t>
+      </w:r>
+      <w:r>
+        <w:rPr>
+          <w:sz w:val="26"/>
+          <w:szCs w:val="26"/>
+          <w:lang w:val="en-US"/>
+        </w:rPr>
+        <w:t xml:space="preserve"> with </w:t>
+      </w:r>
+      <w:r>
+        <w:rPr>
+          <w:b/>
+          <w:sz w:val="26"/>
+          <w:szCs w:val="26"/>
+          <w:lang w:val="en-US"/>
+        </w:rPr>
+        <w:t>0</w:t>
+      </w:r>
+      <w:r>
+        <w:rPr>
+          <w:sz w:val="26"/>
+          <w:szCs w:val="26"/>
+          <w:lang w:val="en-US"/>
+        </w:rPr>
+        <w:t xml:space="preserve">, if </w:t>
+      </w:r>
+      <w:r>
+        <w:rPr>
+          <w:b/>
+          <w:sz w:val="26"/>
+          <w:szCs w:val="26"/>
+          <w:lang w:val="en-US"/>
+        </w:rPr>
+        <w:t>Y = 0</w:t>
+      </w:r>
+      <w:r>
+        <w:rPr>
+          <w:sz w:val="26"/>
+          <w:szCs w:val="26"/>
+          <w:lang w:val="en-US"/>
+        </w:rPr>
+        <w:t xml:space="preserve">, continue the loop, otherwise, initialize another loop from </w:t>
+      </w:r>
+      <w:r>
+        <w:rPr>
+          <w:b/>
+          <w:sz w:val="26"/>
+          <w:szCs w:val="26"/>
+          <w:lang w:val="en-US"/>
+        </w:rPr>
+        <w:t>1</w:t>
+      </w:r>
+      <w:r>
+        <w:rPr>
+          <w:sz w:val="26"/>
+          <w:szCs w:val="26"/>
+          <w:lang w:val="en-US"/>
+        </w:rPr>
+        <w:t xml:space="preserve"> to </w:t>
+      </w:r>
+      <w:r>
+        <w:rPr>
+          <w:b/>
+          <w:sz w:val="26"/>
+          <w:szCs w:val="26"/>
+          <w:lang w:val="en-US"/>
+        </w:rPr>
+        <w:t>Y</w:t>
+      </w:r>
+      <w:r>
+        <w:rPr>
+          <w:sz w:val="26"/>
+          <w:szCs w:val="26"/>
+          <w:lang w:val="en-US"/>
+        </w:rPr>
+        <w:t xml:space="preserve">, in each attempt, replace the </w:t>
+      </w:r>
+      <w:r>
+        <w:rPr>
+          <w:b/>
+          <w:sz w:val="26"/>
+          <w:szCs w:val="26"/>
+          <w:lang w:val="en-US"/>
+        </w:rPr>
+        <w:t>(index)</w:t>
+      </w:r>
+      <w:r>
+        <w:rPr>
+          <w:b/>
+          <w:sz w:val="26"/>
+          <w:szCs w:val="26"/>
+          <w:vertAlign w:val="superscript"/>
+          <w:lang w:val="en-US"/>
+        </w:rPr>
+        <w:t>th</w:t>
+      </w:r>
+      <w:r>
+        <w:rPr>
+          <w:sz w:val="26"/>
+          <w:szCs w:val="26"/>
+          <w:lang w:val="en-US"/>
+        </w:rPr>
+        <w:t xml:space="preserve"> element with </w:t>
+      </w:r>
+      <w:r>
+        <w:rPr>
+          <w:b/>
+          <w:sz w:val="26"/>
+          <w:szCs w:val="26"/>
+          <w:lang w:val="en-US"/>
+        </w:rPr>
+        <w:t>i</w:t>
+      </w:r>
+      <w:r>
+        <w:rPr>
+          <w:sz w:val="26"/>
+          <w:szCs w:val="26"/>
+          <w:lang w:val="en-US"/>
+        </w:rPr>
+        <w:t xml:space="preserve"> (</w:t>
+      </w:r>
+      <w:r>
+        <w:rPr>
+          <w:b/>
+          <w:sz w:val="26"/>
+          <w:szCs w:val="26"/>
+          <w:lang w:val="en-US"/>
+        </w:rPr>
+        <w:t>i</w:t>
+      </w:r>
+      <w:r>
+        <w:rPr>
+          <w:sz w:val="26"/>
+          <w:szCs w:val="26"/>
+          <w:lang w:val="en-US"/>
+        </w:rPr>
+        <w:t xml:space="preserve"> is the index of </w:t>
+      </w:r>
+      <w:r>
+        <w:rPr>
+          <w:b/>
+          <w:sz w:val="26"/>
+          <w:szCs w:val="26"/>
+          <w:lang w:val="en-US"/>
+        </w:rPr>
+        <w:t>Y</w:t>
+      </w:r>
+      <w:r>
+        <w:rPr>
+          <w:sz w:val="26"/>
+          <w:szCs w:val="26"/>
+          <w:lang w:val="en-US"/>
+        </w:rPr>
+        <w:t xml:space="preserve"> in the counting array)</w:t>
+      </w:r>
+      <w:r>
+        <w:rPr>
+          <w:sz w:val="26"/>
+          <w:szCs w:val="26"/>
+          <w:lang w:val="en-US"/>
+        </w:rPr>
+        <w:t xml:space="preserve"> and add </w:t>
+      </w:r>
+      <w:r>
+        <w:rPr>
+          <w:b/>
+          <w:sz w:val="26"/>
+          <w:szCs w:val="26"/>
+          <w:lang w:val="en-US"/>
+        </w:rPr>
+        <w:t>1</w:t>
+      </w:r>
+      <w:r>
+        <w:rPr>
+          <w:sz w:val="26"/>
+          <w:szCs w:val="26"/>
+          <w:lang w:val="en-US"/>
+        </w:rPr>
+        <w:t xml:space="preserve"> to </w:t>
+      </w:r>
+      <w:r>
+        <w:rPr>
+          <w:b/>
+          <w:sz w:val="26"/>
+          <w:szCs w:val="26"/>
+          <w:lang w:val="en-US"/>
+        </w:rPr>
+        <w:t>index</w:t>
+      </w:r>
+      <w:r>
+        <w:rPr>
+          <w:sz w:val="26"/>
+          <w:szCs w:val="26"/>
+          <w:lang w:val="en-US"/>
+        </w:rPr>
+        <w:t xml:space="preserve"> </w:t>
+      </w:r>
+      <w:r>
+        <w:rPr>
+          <w:sz w:val="26"/>
+          <w:szCs w:val="26"/>
+          <w:lang w:val="en-US"/>
+        </w:rPr>
+        <w:t>.</w:t>
+      </w:r>
+      <w:r>
+        <w:rPr>
+          <w:sz w:val="26"/>
+          <w:szCs w:val="26"/>
+          <w:lang w:val="en-US"/>
+        </w:rPr>
+        <w:t xml:space="preserve"> </w:t>
+      </w:r>
     </w:p>
     <w:p>
       <w:pPr>
         <w:pStyle w:val="Heading3"/>
+        <w:spacing w:after="0"/>
         <w:jc w:val="both"/>
       </w:pPr>
       <w:r>
@@ -8731,8 +9420,12 @@
     </w:p>
     <w:p>
       <w:pPr>
-        <w:jc w:val="both"/>
-        <w:rPr>
+        <w:spacing w:line="360" w:lineRule="auto"/>
+        <w:ind w:left="709"/>
+        <w:jc w:val="both"/>
+        <w:rPr>
+          <w:sz w:val="26"/>
+          <w:szCs w:val="26"/>
           <w:lang w:val="en-US"/>
         </w:rPr>
       </w:pPr>
@@ -8741,13 +9434,90 @@
           <w:lang w:val="en-US"/>
         </w:rPr>
         <w:tab/>
-        <w:t xml:space="preserve">With N is the number of elements in the array, K is the range of the </w:t>
-      </w:r>
-      <w:r>
-        <w:rPr>
-          <w:lang w:val="en-US"/>
-        </w:rPr>
-        <w:t>input.</w:t>
+      </w:r>
+      <w:r>
+        <w:rPr>
+          <w:sz w:val="26"/>
+          <w:szCs w:val="26"/>
+          <w:lang w:val="en-US"/>
+        </w:rPr>
+        <w:t xml:space="preserve">With </w:t>
+      </w:r>
+      <w:r>
+        <w:rPr>
+          <w:b/>
+          <w:sz w:val="26"/>
+          <w:szCs w:val="26"/>
+          <w:lang w:val="en-US"/>
+        </w:rPr>
+        <w:t>N</w:t>
+      </w:r>
+      <w:r>
+        <w:rPr>
+          <w:sz w:val="26"/>
+          <w:szCs w:val="26"/>
+          <w:lang w:val="en-US"/>
+        </w:rPr>
+        <w:t xml:space="preserve"> is the number of elements in the array, </w:t>
+      </w:r>
+      <w:r>
+        <w:rPr>
+          <w:b/>
+          <w:sz w:val="26"/>
+          <w:szCs w:val="26"/>
+          <w:lang w:val="en-US"/>
+        </w:rPr>
+        <w:t>max</w:t>
+      </w:r>
+      <w:r>
+        <w:rPr>
+          <w:b/>
+          <w:sz w:val="26"/>
+          <w:szCs w:val="26"/>
+          <w:lang w:val="en-US"/>
+        </w:rPr>
+        <w:t xml:space="preserve"> </w:t>
+      </w:r>
+      <w:r>
+        <w:rPr>
+          <w:sz w:val="26"/>
+          <w:szCs w:val="26"/>
+          <w:lang w:val="en-US"/>
+        </w:rPr>
+        <w:t>is the maximum value</w:t>
+      </w:r>
+      <w:r>
+        <w:rPr>
+          <w:sz w:val="26"/>
+          <w:szCs w:val="26"/>
+          <w:lang w:val="en-US"/>
+        </w:rPr>
+        <w:t xml:space="preserve"> and </w:t>
+      </w:r>
+      <w:r>
+        <w:rPr>
+          <w:b/>
+          <w:sz w:val="26"/>
+          <w:szCs w:val="26"/>
+          <w:lang w:val="en-US"/>
+        </w:rPr>
+        <w:t>min</w:t>
+      </w:r>
+      <w:r>
+        <w:rPr>
+          <w:sz w:val="26"/>
+          <w:szCs w:val="26"/>
+          <w:lang w:val="en-US"/>
+        </w:rPr>
+        <w:t xml:space="preserve"> is the minimum value in the array</w:t>
+      </w:r>
+      <w:r>
+        <w:rPr>
+          <w:sz w:val="26"/>
+          <w:szCs w:val="26"/>
+          <w:lang w:val="en-US"/>
+        </w:rPr>
+        <w:t>.</w:t>
       </w:r>
     </w:p>
     <w:p>
@@ -8757,7 +9527,7 @@
           <w:ilvl w:val="0"/>
           <w:numId w:val="7"/>
         </w:numPr>
-        <w:spacing w:after="240" w:line="360" w:lineRule="auto"/>
+        <w:spacing w:before="200" w:after="60" w:line="360" w:lineRule="auto"/>
         <w:jc w:val="both"/>
         <w:rPr>
           <w:sz w:val="26"/>
@@ -8780,25 +9550,15 @@
           <w:szCs w:val="26"/>
           <w:lang w:val="en-US"/>
         </w:rPr>
-        <w:t xml:space="preserve">O(N + </w:t>
-      </w:r>
-      <w:r>
-        <w:rPr>
-          <w:b/>
-          <w:sz w:val="26"/>
-          <w:szCs w:val="26"/>
-          <w:lang w:val="en-US"/>
-        </w:rPr>
-        <w:t>K</w:t>
-      </w:r>
-      <w:r>
-        <w:rPr>
-          <w:b/>
-          <w:sz w:val="26"/>
-          <w:szCs w:val="26"/>
-          <w:lang w:val="en-US"/>
-        </w:rPr>
-        <w:t>)</w:t>
+        <w:t xml:space="preserve">O(max(N, max – min + 1)) </w:t>
+      </w:r>
+      <w:r>
+        <w:rPr>
+          <w:sz w:val="26"/>
+          <w:szCs w:val="26"/>
+          <w:lang w:val="en-US"/>
+        </w:rPr>
+        <w:t>for all cases.</w:t>
       </w:r>
     </w:p>
     <w:p>
@@ -8808,7 +9568,7 @@
           <w:ilvl w:val="0"/>
           <w:numId w:val="7"/>
         </w:numPr>
-        <w:spacing w:after="240" w:line="360" w:lineRule="auto"/>
+        <w:spacing w:before="0" w:after="240" w:line="360" w:lineRule="auto"/>
         <w:jc w:val="both"/>
         <w:rPr>
           <w:b/>
@@ -8832,7 +9592,34 @@
           <w:szCs w:val="26"/>
           <w:lang w:val="en-US"/>
         </w:rPr>
-        <w:t>O(N + K)</w:t>
+        <w:t>O(</w:t>
+      </w:r>
+      <w:r>
+        <w:rPr>
+          <w:b/>
+          <w:sz w:val="26"/>
+          <w:szCs w:val="26"/>
+          <w:lang w:val="en-US"/>
+        </w:rPr>
+        <w:t>max(N, max – min + 1</w:t>
+      </w:r>
+      <w:r>
+        <w:rPr>
+          <w:b/>
+          <w:sz w:val="26"/>
+          <w:szCs w:val="26"/>
+          <w:lang w:val="en-US"/>
+        </w:rPr>
+        <w:t>)</w:t>
+      </w:r>
+      <w:r>
+        <w:rPr>
+          <w:b/>
+          <w:sz w:val="26"/>
+          <w:szCs w:val="26"/>
+          <w:lang w:val="en-US"/>
+        </w:rPr>
+        <w:t>)</w:t>
       </w:r>
       <w:r>
         <w:rPr>
@@ -8854,6 +9641,7 @@
     <w:p>
       <w:pPr>
         <w:pStyle w:val="Heading3"/>
+        <w:spacing w:after="0"/>
         <w:jc w:val="both"/>
       </w:pPr>
       <w:r>
@@ -8864,28 +9652,18 @@
       <w:pPr>
         <w:spacing w:after="240" w:line="360" w:lineRule="auto"/>
         <w:ind w:left="851" w:firstLine="589"/>
-        <w:jc w:val="both"/>
-        <w:rPr>
-          <w:sz w:val="26"/>
-          <w:szCs w:val="26"/>
-          <w:lang w:val="en-US"/>
-        </w:rPr>
-      </w:pPr>
-      <w:r>
-        <w:rPr>
-          <w:sz w:val="26"/>
-          <w:szCs w:val="26"/>
-          <w:lang w:val="en-US"/>
-        </w:rPr>
-        <w:t>Flash Sort is a distribution sorting algorithm. I</w:t>
-      </w:r>
-      <w:r>
-        <w:rPr>
-          <w:sz w:val="26"/>
-          <w:szCs w:val="26"/>
-          <w:lang w:val="en-US"/>
-        </w:rPr>
-        <w:t>t works by dividing the input array into a set of approximately equal-sized buckets.</w:t>
+        <w:rPr>
+          <w:sz w:val="26"/>
+          <w:szCs w:val="26"/>
+          <w:lang w:val="en-US"/>
+        </w:rPr>
+      </w:pPr>
+      <w:r>
+        <w:rPr>
+          <w:sz w:val="26"/>
+          <w:szCs w:val="26"/>
+        </w:rPr>
+        <w:t>Flash Sort</w:t>
       </w:r>
       <w:r>
         <w:rPr>
@@ -8899,18 +9677,1615 @@
         <w:rPr>
           <w:sz w:val="26"/>
           <w:szCs w:val="26"/>
-          <w:lang w:val="en-US"/>
-        </w:rPr>
-        <w:t>By counting elements occurrences, it establishes the buckets’ positions, and additional sorting within each bucket is then performed.</w:t>
+        </w:rPr>
+        <w:t>is an efficient in‐place implementation of histogram sort, itself a</w:t>
+      </w:r>
+      <w:r>
+        <w:rPr>
+          <w:sz w:val="26"/>
+          <w:szCs w:val="26"/>
+          <w:lang w:val="en-US"/>
+        </w:rPr>
+        <w:t xml:space="preserve"> </w:t>
+      </w:r>
+      <w:r>
+        <w:rPr>
+          <w:sz w:val="26"/>
+          <w:szCs w:val="26"/>
+        </w:rPr>
+        <w:t>type of bucket sort. It assigns each of the N input elements to one of m</w:t>
+      </w:r>
+      <w:r>
+        <w:rPr>
+          <w:sz w:val="26"/>
+          <w:szCs w:val="26"/>
+          <w:lang w:val="en-US"/>
+        </w:rPr>
+        <w:t xml:space="preserve"> </w:t>
+      </w:r>
+      <w:r>
+        <w:rPr>
+          <w:sz w:val="26"/>
+          <w:szCs w:val="26"/>
+        </w:rPr>
+        <w:t>buckets, efficiently rearranges the input to place the buckets in the correct</w:t>
+      </w:r>
+      <w:r>
+        <w:rPr>
+          <w:sz w:val="26"/>
+          <w:szCs w:val="26"/>
+          <w:lang w:val="en-US"/>
+        </w:rPr>
+        <w:t xml:space="preserve"> </w:t>
+      </w:r>
+      <w:r>
+        <w:rPr>
+          <w:sz w:val="26"/>
+          <w:szCs w:val="26"/>
+        </w:rPr>
+        <w:t>order, then sorts each bucket.</w:t>
       </w:r>
     </w:p>
     <w:p>
       <w:pPr>
         <w:pStyle w:val="Heading3"/>
+        <w:spacing w:after="0"/>
         <w:jc w:val="both"/>
       </w:pPr>
       <w:r>
         <w:t>3.2. Step-by-step descriptions</w:t>
+      </w:r>
+    </w:p>
+    <w:p>
+      <w:pPr>
+        <w:spacing w:line="360" w:lineRule="auto"/>
+        <w:ind w:left="851"/>
+        <w:jc w:val="both"/>
+        <w:rPr>
+          <w:sz w:val="26"/>
+          <w:szCs w:val="26"/>
+          <w:lang w:val="en-US"/>
+        </w:rPr>
+      </w:pPr>
+      <w:r>
+        <w:rPr>
+          <w:sz w:val="26"/>
+          <w:szCs w:val="26"/>
+          <w:lang w:val="en-US"/>
+        </w:rPr>
+        <w:t xml:space="preserve">Supposing that we are having an array </w:t>
+      </w:r>
+      <w:r>
+        <w:rPr>
+          <w:b/>
+          <w:sz w:val="26"/>
+          <w:szCs w:val="26"/>
+          <w:lang w:val="en-US"/>
+        </w:rPr>
+        <w:t>arr</w:t>
+      </w:r>
+      <w:r>
+        <w:rPr>
+          <w:sz w:val="26"/>
+          <w:szCs w:val="26"/>
+          <w:lang w:val="en-US"/>
+        </w:rPr>
+        <w:t xml:space="preserve"> of length </w:t>
+      </w:r>
+      <w:r>
+        <w:rPr>
+          <w:b/>
+          <w:sz w:val="26"/>
+          <w:szCs w:val="26"/>
+          <w:lang w:val="en-US"/>
+        </w:rPr>
+        <w:t>N</w:t>
+      </w:r>
+      <w:r>
+        <w:rPr>
+          <w:sz w:val="26"/>
+          <w:szCs w:val="26"/>
+          <w:lang w:val="en-US"/>
+        </w:rPr>
+        <w:t xml:space="preserve"> needing rearranging.</w:t>
+      </w:r>
+    </w:p>
+    <w:p>
+      <w:pPr>
+        <w:spacing w:line="360" w:lineRule="auto"/>
+        <w:ind w:left="851"/>
+        <w:jc w:val="both"/>
+        <w:rPr>
+          <w:sz w:val="26"/>
+          <w:szCs w:val="26"/>
+          <w:lang w:val="en-US"/>
+        </w:rPr>
+      </w:pPr>
+      <w:r>
+        <w:rPr>
+          <w:b/>
+          <w:sz w:val="26"/>
+          <w:szCs w:val="26"/>
+          <w:lang w:val="en-US"/>
+        </w:rPr>
+        <w:t>Step 1</w:t>
+      </w:r>
+      <w:r>
+        <w:rPr>
+          <w:sz w:val="26"/>
+          <w:szCs w:val="26"/>
+          <w:lang w:val="en-US"/>
+        </w:rPr>
+        <w:t xml:space="preserve">: </w:t>
+      </w:r>
+      <w:r>
+        <w:rPr>
+          <w:sz w:val="26"/>
+          <w:szCs w:val="26"/>
+          <w:lang w:val="en-US"/>
+        </w:rPr>
+        <w:t xml:space="preserve">Get the number of buckets (called </w:t>
+      </w:r>
+      <w:r>
+        <w:rPr>
+          <w:b/>
+          <w:sz w:val="26"/>
+          <w:szCs w:val="26"/>
+          <w:lang w:val="en-US"/>
+        </w:rPr>
+        <w:t>M</w:t>
+      </w:r>
+      <w:r>
+        <w:rPr>
+          <w:sz w:val="26"/>
+          <w:szCs w:val="26"/>
+          <w:lang w:val="en-US"/>
+        </w:rPr>
+        <w:t xml:space="preserve">) used for this algorithm, normally, we will create the number of buckets by multiplying </w:t>
+      </w:r>
+      <w:r>
+        <w:rPr>
+          <w:b/>
+          <w:sz w:val="26"/>
+          <w:szCs w:val="26"/>
+          <w:lang w:val="en-US"/>
+        </w:rPr>
+        <w:t>N</w:t>
+      </w:r>
+      <w:r>
+        <w:rPr>
+          <w:sz w:val="26"/>
+          <w:szCs w:val="26"/>
+          <w:lang w:val="en-US"/>
+        </w:rPr>
+        <w:t xml:space="preserve"> </w:t>
+      </w:r>
+      <w:r>
+        <w:rPr>
+          <w:sz w:val="26"/>
+          <w:szCs w:val="26"/>
+          <w:lang w:val="en-US"/>
+        </w:rPr>
+        <w:t xml:space="preserve">by </w:t>
+      </w:r>
+      <w:r>
+        <w:rPr>
+          <w:b/>
+          <w:sz w:val="26"/>
+          <w:szCs w:val="26"/>
+          <w:lang w:val="en-US"/>
+        </w:rPr>
+        <w:t>0.45</w:t>
+      </w:r>
+      <w:r>
+        <w:rPr>
+          <w:b/>
+          <w:sz w:val="26"/>
+          <w:szCs w:val="26"/>
+          <w:lang w:val="en-US"/>
+        </w:rPr>
+        <w:t>.</w:t>
+      </w:r>
+    </w:p>
+    <w:p>
+      <w:pPr>
+        <w:spacing w:line="360" w:lineRule="auto"/>
+        <w:ind w:left="851"/>
+        <w:jc w:val="both"/>
+        <w:rPr>
+          <w:sz w:val="26"/>
+          <w:szCs w:val="26"/>
+          <w:lang w:val="en-US"/>
+        </w:rPr>
+      </w:pPr>
+      <w:r>
+        <w:rPr>
+          <w:b/>
+          <w:sz w:val="26"/>
+          <w:szCs w:val="26"/>
+          <w:lang w:val="en-US"/>
+        </w:rPr>
+        <w:t>Step 2</w:t>
+      </w:r>
+      <w:r>
+        <w:rPr>
+          <w:sz w:val="26"/>
+          <w:szCs w:val="26"/>
+          <w:lang w:val="en-US"/>
+        </w:rPr>
+        <w:t xml:space="preserve">: Compare </w:t>
+      </w:r>
+      <w:r>
+        <w:rPr>
+          <w:b/>
+          <w:sz w:val="26"/>
+          <w:szCs w:val="26"/>
+          <w:lang w:val="en-US"/>
+        </w:rPr>
+        <w:t xml:space="preserve">M </w:t>
+      </w:r>
+      <w:r>
+        <w:rPr>
+          <w:sz w:val="26"/>
+          <w:szCs w:val="26"/>
+          <w:lang w:val="en-US"/>
+        </w:rPr>
+        <w:t xml:space="preserve">with </w:t>
+      </w:r>
+      <w:r>
+        <w:rPr>
+          <w:b/>
+          <w:sz w:val="26"/>
+          <w:szCs w:val="26"/>
+          <w:lang w:val="en-US"/>
+        </w:rPr>
+        <w:t>0</w:t>
+      </w:r>
+      <w:r>
+        <w:rPr>
+          <w:sz w:val="26"/>
+          <w:szCs w:val="26"/>
+          <w:lang w:val="en-US"/>
+        </w:rPr>
+        <w:t xml:space="preserve">, if </w:t>
+      </w:r>
+      <w:r>
+        <w:rPr>
+          <w:b/>
+          <w:sz w:val="26"/>
+          <w:szCs w:val="26"/>
+          <w:lang w:val="en-US"/>
+        </w:rPr>
+        <w:t>M = 0</w:t>
+      </w:r>
+      <w:r>
+        <w:rPr>
+          <w:sz w:val="26"/>
+          <w:szCs w:val="26"/>
+          <w:lang w:val="en-US"/>
+        </w:rPr>
+        <w:t xml:space="preserve">, using </w:t>
+      </w:r>
+      <w:r>
+        <w:rPr>
+          <w:b/>
+          <w:sz w:val="26"/>
+          <w:szCs w:val="26"/>
+          <w:lang w:val="en-US"/>
+        </w:rPr>
+        <w:t>Insertion Sort</w:t>
+      </w:r>
+      <w:r>
+        <w:rPr>
+          <w:sz w:val="26"/>
+          <w:szCs w:val="26"/>
+          <w:lang w:val="en-US"/>
+        </w:rPr>
+        <w:t xml:space="preserve"> al</w:t>
+      </w:r>
+      <w:r>
+        <w:rPr>
+          <w:sz w:val="26"/>
+          <w:szCs w:val="26"/>
+          <w:lang w:val="en-US"/>
+        </w:rPr>
+        <w:t xml:space="preserve">gorithm to rearrange the array, otherwise, move to </w:t>
+      </w:r>
+      <w:r>
+        <w:rPr>
+          <w:b/>
+          <w:sz w:val="26"/>
+          <w:szCs w:val="26"/>
+          <w:lang w:val="en-US"/>
+        </w:rPr>
+        <w:t>step 3</w:t>
+      </w:r>
+      <w:r>
+        <w:rPr>
+          <w:b/>
+          <w:sz w:val="26"/>
+          <w:szCs w:val="26"/>
+          <w:lang w:val="en-US"/>
+        </w:rPr>
+        <w:t>.</w:t>
+      </w:r>
+    </w:p>
+    <w:p>
+      <w:pPr>
+        <w:spacing w:line="360" w:lineRule="auto"/>
+        <w:ind w:left="851"/>
+        <w:jc w:val="both"/>
+        <w:rPr>
+          <w:sz w:val="26"/>
+          <w:szCs w:val="26"/>
+          <w:lang w:val="en-US"/>
+        </w:rPr>
+      </w:pPr>
+      <w:r>
+        <w:rPr>
+          <w:b/>
+          <w:sz w:val="26"/>
+          <w:szCs w:val="26"/>
+          <w:lang w:val="en-US"/>
+        </w:rPr>
+        <w:t>Step 3</w:t>
+      </w:r>
+      <w:r>
+        <w:rPr>
+          <w:sz w:val="26"/>
+          <w:szCs w:val="26"/>
+          <w:lang w:val="en-US"/>
+        </w:rPr>
+        <w:t xml:space="preserve">: </w:t>
+      </w:r>
+      <w:r>
+        <w:rPr>
+          <w:sz w:val="26"/>
+          <w:szCs w:val="26"/>
+          <w:lang w:val="en-US"/>
+        </w:rPr>
+        <w:t>Find the minimum value</w:t>
+      </w:r>
+      <w:r>
+        <w:rPr>
+          <w:sz w:val="26"/>
+          <w:szCs w:val="26"/>
+          <w:lang w:val="en-US"/>
+        </w:rPr>
+        <w:t xml:space="preserve"> (called </w:t>
+      </w:r>
+      <w:r>
+        <w:rPr>
+          <w:b/>
+          <w:sz w:val="26"/>
+          <w:szCs w:val="26"/>
+          <w:lang w:val="en-US"/>
+        </w:rPr>
+        <w:t>min</w:t>
+      </w:r>
+      <w:r>
+        <w:rPr>
+          <w:sz w:val="26"/>
+          <w:szCs w:val="26"/>
+          <w:lang w:val="en-US"/>
+        </w:rPr>
+        <w:t>)</w:t>
+      </w:r>
+      <w:r>
+        <w:rPr>
+          <w:sz w:val="26"/>
+          <w:szCs w:val="26"/>
+          <w:lang w:val="en-US"/>
+        </w:rPr>
+        <w:t xml:space="preserve"> and the position of the maximum value </w:t>
+      </w:r>
+      <w:r>
+        <w:rPr>
+          <w:sz w:val="26"/>
+          <w:szCs w:val="26"/>
+          <w:lang w:val="en-US"/>
+        </w:rPr>
+        <w:t xml:space="preserve">(called </w:t>
+      </w:r>
+      <w:r>
+        <w:rPr>
+          <w:b/>
+          <w:sz w:val="26"/>
+          <w:szCs w:val="26"/>
+          <w:lang w:val="en-US"/>
+        </w:rPr>
+        <w:t>indexmax</w:t>
+      </w:r>
+      <w:r>
+        <w:rPr>
+          <w:sz w:val="26"/>
+          <w:szCs w:val="26"/>
+          <w:lang w:val="en-US"/>
+        </w:rPr>
+        <w:t xml:space="preserve">) </w:t>
+      </w:r>
+      <w:r>
+        <w:rPr>
+          <w:sz w:val="26"/>
+          <w:szCs w:val="26"/>
+          <w:lang w:val="en-US"/>
+        </w:rPr>
+        <w:t>in the array</w:t>
+      </w:r>
+      <w:r>
+        <w:rPr>
+          <w:sz w:val="26"/>
+          <w:szCs w:val="26"/>
+          <w:lang w:val="en-US"/>
+        </w:rPr>
+        <w:t>.</w:t>
+      </w:r>
+    </w:p>
+    <w:p>
+      <w:pPr>
+        <w:spacing w:line="360" w:lineRule="auto"/>
+        <w:ind w:left="851"/>
+        <w:jc w:val="both"/>
+        <w:rPr>
+          <w:sz w:val="26"/>
+          <w:szCs w:val="26"/>
+          <w:lang w:val="en-US"/>
+        </w:rPr>
+      </w:pPr>
+      <w:r>
+        <w:rPr>
+          <w:b/>
+          <w:sz w:val="26"/>
+          <w:szCs w:val="26"/>
+          <w:lang w:val="en-US"/>
+        </w:rPr>
+        <w:t>Step 4</w:t>
+      </w:r>
+      <w:r>
+        <w:rPr>
+          <w:sz w:val="26"/>
+          <w:szCs w:val="26"/>
+          <w:lang w:val="en-US"/>
+        </w:rPr>
+        <w:t xml:space="preserve">: </w:t>
+      </w:r>
+      <w:r>
+        <w:rPr>
+          <w:sz w:val="26"/>
+          <w:szCs w:val="26"/>
+          <w:lang w:val="en-US"/>
+        </w:rPr>
+        <w:t>Create an array sav</w:t>
+      </w:r>
+      <w:r>
+        <w:rPr>
+          <w:sz w:val="26"/>
+          <w:szCs w:val="26"/>
+          <w:lang w:val="en-US"/>
+        </w:rPr>
+        <w:t>ing</w:t>
+      </w:r>
+      <w:r>
+        <w:rPr>
+          <w:sz w:val="26"/>
+          <w:szCs w:val="26"/>
+          <w:lang w:val="en-US"/>
+        </w:rPr>
+        <w:t xml:space="preserve"> the position of the last element in each bucket</w:t>
+      </w:r>
+      <w:r>
+        <w:rPr>
+          <w:sz w:val="26"/>
+          <w:szCs w:val="26"/>
+          <w:lang w:val="en-US"/>
+        </w:rPr>
+        <w:t xml:space="preserve"> (called </w:t>
+      </w:r>
+      <w:r>
+        <w:rPr>
+          <w:b/>
+          <w:sz w:val="26"/>
+          <w:szCs w:val="26"/>
+          <w:lang w:val="en-US"/>
+        </w:rPr>
+        <w:t>EndOf</w:t>
+      </w:r>
+      <w:r>
+        <w:rPr>
+          <w:b/>
+          <w:sz w:val="26"/>
+          <w:szCs w:val="26"/>
+          <w:lang w:val="en-US"/>
+        </w:rPr>
+        <w:t>Bucket</w:t>
+      </w:r>
+      <w:r>
+        <w:rPr>
+          <w:sz w:val="26"/>
+          <w:szCs w:val="26"/>
+          <w:lang w:val="en-US"/>
+        </w:rPr>
+        <w:t>)</w:t>
+      </w:r>
+      <w:r>
+        <w:rPr>
+          <w:sz w:val="26"/>
+          <w:szCs w:val="26"/>
+          <w:lang w:val="en-US"/>
+        </w:rPr>
+        <w:t xml:space="preserve">, firstly, initialize the value </w:t>
+      </w:r>
+      <w:r>
+        <w:rPr>
+          <w:b/>
+          <w:sz w:val="26"/>
+          <w:szCs w:val="26"/>
+          <w:lang w:val="en-US"/>
+        </w:rPr>
+        <w:t>0</w:t>
+      </w:r>
+      <w:r>
+        <w:rPr>
+          <w:sz w:val="26"/>
+          <w:szCs w:val="26"/>
+          <w:lang w:val="en-US"/>
+        </w:rPr>
+        <w:t xml:space="preserve"> for all elements of this array, then </w:t>
+      </w:r>
+      <w:r>
+        <w:rPr>
+          <w:sz w:val="26"/>
+          <w:szCs w:val="26"/>
+          <w:lang w:val="en-US"/>
+        </w:rPr>
+        <w:t xml:space="preserve">with a loop from </w:t>
+      </w:r>
+      <w:r>
+        <w:rPr>
+          <w:b/>
+          <w:sz w:val="26"/>
+          <w:szCs w:val="26"/>
+          <w:lang w:val="en-US"/>
+        </w:rPr>
+        <w:t>0</w:t>
+      </w:r>
+      <w:r>
+        <w:rPr>
+          <w:sz w:val="26"/>
+          <w:szCs w:val="26"/>
+          <w:lang w:val="en-US"/>
+        </w:rPr>
+        <w:t xml:space="preserve"> to </w:t>
+      </w:r>
+      <w:r>
+        <w:rPr>
+          <w:b/>
+          <w:sz w:val="26"/>
+          <w:szCs w:val="26"/>
+          <w:lang w:val="en-US"/>
+        </w:rPr>
+        <w:t xml:space="preserve">N </w:t>
+      </w:r>
+      <w:r>
+        <w:rPr>
+          <w:b/>
+          <w:sz w:val="26"/>
+          <w:szCs w:val="26"/>
+          <w:lang w:val="en-US"/>
+        </w:rPr>
+        <w:t>–</w:t>
+      </w:r>
+      <w:r>
+        <w:rPr>
+          <w:b/>
+          <w:sz w:val="26"/>
+          <w:szCs w:val="26"/>
+          <w:lang w:val="en-US"/>
+        </w:rPr>
+        <w:t xml:space="preserve"> 1</w:t>
+      </w:r>
+      <w:r>
+        <w:rPr>
+          <w:sz w:val="26"/>
+          <w:szCs w:val="26"/>
+          <w:lang w:val="en-US"/>
+        </w:rPr>
+        <w:t xml:space="preserve">, </w:t>
+      </w:r>
+      <w:r>
+        <w:rPr>
+          <w:sz w:val="26"/>
+          <w:szCs w:val="26"/>
+          <w:lang w:val="en-US"/>
+        </w:rPr>
+        <w:t xml:space="preserve">with </w:t>
+      </w:r>
+      <w:r>
+        <w:rPr>
+          <w:b/>
+          <w:sz w:val="26"/>
+          <w:szCs w:val="26"/>
+          <w:lang w:val="en-US"/>
+        </w:rPr>
+        <w:t>i</w:t>
+      </w:r>
+      <w:r>
+        <w:rPr>
+          <w:b/>
+          <w:sz w:val="26"/>
+          <w:szCs w:val="26"/>
+          <w:vertAlign w:val="superscript"/>
+          <w:lang w:val="en-US"/>
+        </w:rPr>
+        <w:t>th</w:t>
+      </w:r>
+      <w:r>
+        <w:rPr>
+          <w:sz w:val="26"/>
+          <w:szCs w:val="26"/>
+          <w:lang w:val="en-US"/>
+        </w:rPr>
+        <w:t xml:space="preserve"> element</w:t>
+      </w:r>
+      <w:r>
+        <w:rPr>
+          <w:sz w:val="26"/>
+          <w:szCs w:val="26"/>
+          <w:lang w:val="en-US"/>
+        </w:rPr>
+        <w:t xml:space="preserve">, </w:t>
+      </w:r>
+      <w:r>
+        <w:rPr>
+          <w:sz w:val="26"/>
+          <w:szCs w:val="26"/>
+          <w:lang w:val="en-US"/>
+        </w:rPr>
+        <w:t xml:space="preserve">identify the index of bucket corresponding with it </w:t>
+      </w:r>
+      <w:r>
+        <w:rPr>
+          <w:sz w:val="26"/>
+          <w:szCs w:val="26"/>
+          <w:lang w:val="en-US"/>
+        </w:rPr>
+        <w:t xml:space="preserve">through </w:t>
+      </w:r>
+      <w:r>
+        <w:rPr>
+          <w:sz w:val="26"/>
+          <w:szCs w:val="26"/>
+          <w:lang w:val="en-US"/>
+        </w:rPr>
+        <w:t xml:space="preserve">the </w:t>
+      </w:r>
+      <w:r>
+        <w:rPr>
+          <w:sz w:val="26"/>
+          <w:szCs w:val="26"/>
+          <w:lang w:val="en-US"/>
+        </w:rPr>
+        <w:t>calculation</w:t>
+      </w:r>
+      <w:r>
+        <w:rPr>
+          <w:sz w:val="26"/>
+          <w:szCs w:val="26"/>
+          <w:lang w:val="en-US"/>
+        </w:rPr>
+        <w:t xml:space="preserve"> below</w:t>
+      </w:r>
+      <w:r>
+        <w:rPr>
+          <w:sz w:val="26"/>
+          <w:szCs w:val="26"/>
+          <w:lang w:val="en-US"/>
+        </w:rPr>
+        <w:t xml:space="preserve">: </w:t>
+      </w:r>
+    </w:p>
+    <w:p>
+      <w:pPr>
+        <w:spacing w:line="360" w:lineRule="auto"/>
+        <w:ind w:left="851"/>
+        <w:jc w:val="center"/>
+        <w:rPr>
+          <w:sz w:val="26"/>
+          <w:szCs w:val="26"/>
+          <w:lang w:val="en-US"/>
+        </w:rPr>
+      </w:pPr>
+      <m:oMath>
+        <m:r>
+          <m:rPr>
+            <m:sty m:val="bi"/>
+          </m:rPr>
+          <w:rPr>
+            <w:rFonts w:ascii="Cambria Math" w:hAnsi="Cambria Math"/>
+            <w:sz w:val="40"/>
+            <w:szCs w:val="40"/>
+            <w:lang w:val="en-US"/>
+          </w:rPr>
+          <m:t>X = [</m:t>
+        </m:r>
+        <m:f>
+          <m:fPr>
+            <m:ctrlPr>
+              <w:rPr>
+                <w:rFonts w:ascii="Cambria Math" w:hAnsi="Cambria Math"/>
+                <w:b/>
+                <w:i/>
+                <w:sz w:val="40"/>
+                <w:szCs w:val="40"/>
+                <w:lang w:val="en-US"/>
+              </w:rPr>
+            </m:ctrlPr>
+          </m:fPr>
+          <m:num>
+            <m:d>
+              <m:dPr>
+                <m:ctrlPr>
+                  <w:rPr>
+                    <w:rFonts w:ascii="Cambria Math" w:hAnsi="Cambria Math"/>
+                    <w:b/>
+                    <w:i/>
+                    <w:sz w:val="40"/>
+                    <w:szCs w:val="40"/>
+                    <w:lang w:val="en-US"/>
+                  </w:rPr>
+                </m:ctrlPr>
+              </m:dPr>
+              <m:e>
+                <m:r>
+                  <m:rPr>
+                    <m:sty m:val="bi"/>
+                  </m:rPr>
+                  <w:rPr>
+                    <w:rFonts w:ascii="Cambria Math" w:hAnsi="Cambria Math"/>
+                    <w:sz w:val="40"/>
+                    <w:szCs w:val="40"/>
+                    <w:lang w:val="en-US"/>
+                  </w:rPr>
+                  <m:t>M-1</m:t>
+                </m:r>
+              </m:e>
+            </m:d>
+            <m:r>
+              <m:rPr>
+                <m:sty m:val="bi"/>
+              </m:rPr>
+              <w:rPr>
+                <w:rFonts w:ascii="Cambria Math" w:hAnsi="Cambria Math"/>
+                <w:sz w:val="40"/>
+                <w:szCs w:val="40"/>
+                <w:lang w:val="en-US"/>
+              </w:rPr>
+              <m:t>*(arr</m:t>
+            </m:r>
+            <m:d>
+              <m:dPr>
+                <m:begChr m:val="["/>
+                <m:endChr m:val="]"/>
+                <m:ctrlPr>
+                  <w:rPr>
+                    <w:rFonts w:ascii="Cambria Math" w:hAnsi="Cambria Math"/>
+                    <w:b/>
+                    <w:i/>
+                    <w:sz w:val="40"/>
+                    <w:szCs w:val="40"/>
+                    <w:lang w:val="en-US"/>
+                  </w:rPr>
+                </m:ctrlPr>
+              </m:dPr>
+              <m:e>
+                <m:r>
+                  <m:rPr>
+                    <m:sty m:val="bi"/>
+                  </m:rPr>
+                  <w:rPr>
+                    <w:rFonts w:ascii="Cambria Math" w:hAnsi="Cambria Math"/>
+                    <w:sz w:val="40"/>
+                    <w:szCs w:val="40"/>
+                    <w:lang w:val="en-US"/>
+                  </w:rPr>
+                  <m:t>i</m:t>
+                </m:r>
+              </m:e>
+            </m:d>
+            <m:r>
+              <m:rPr>
+                <m:sty m:val="bi"/>
+              </m:rPr>
+              <w:rPr>
+                <w:rFonts w:ascii="Cambria Math" w:hAnsi="Cambria Math"/>
+                <w:sz w:val="40"/>
+                <w:szCs w:val="40"/>
+                <w:lang w:val="en-US"/>
+              </w:rPr>
+              <m:t>-min)</m:t>
+            </m:r>
+          </m:num>
+          <m:den>
+            <m:r>
+              <m:rPr>
+                <m:sty m:val="bi"/>
+              </m:rPr>
+              <w:rPr>
+                <w:rFonts w:ascii="Cambria Math" w:hAnsi="Cambria Math"/>
+                <w:sz w:val="40"/>
+                <w:szCs w:val="40"/>
+                <w:lang w:val="en-US"/>
+              </w:rPr>
+              <m:t>arr</m:t>
+            </m:r>
+            <m:d>
+              <m:dPr>
+                <m:begChr m:val="["/>
+                <m:endChr m:val="]"/>
+                <m:ctrlPr>
+                  <w:rPr>
+                    <w:rFonts w:ascii="Cambria Math" w:hAnsi="Cambria Math"/>
+                    <w:b/>
+                    <w:i/>
+                    <w:sz w:val="40"/>
+                    <w:szCs w:val="40"/>
+                    <w:lang w:val="en-US"/>
+                  </w:rPr>
+                </m:ctrlPr>
+              </m:dPr>
+              <m:e>
+                <m:r>
+                  <m:rPr>
+                    <m:sty m:val="bi"/>
+                  </m:rPr>
+                  <w:rPr>
+                    <w:rFonts w:ascii="Cambria Math" w:hAnsi="Cambria Math"/>
+                    <w:sz w:val="40"/>
+                    <w:szCs w:val="40"/>
+                    <w:lang w:val="en-US"/>
+                  </w:rPr>
+                  <m:t>indexmax</m:t>
+                </m:r>
+              </m:e>
+            </m:d>
+            <m:r>
+              <m:rPr>
+                <m:sty m:val="bi"/>
+              </m:rPr>
+              <w:rPr>
+                <w:rFonts w:ascii="Cambria Math" w:hAnsi="Cambria Math"/>
+                <w:sz w:val="40"/>
+                <w:szCs w:val="40"/>
+                <w:lang w:val="en-US"/>
+              </w:rPr>
+              <m:t>-min</m:t>
+            </m:r>
+          </m:den>
+        </m:f>
+        <m:r>
+          <m:rPr>
+            <m:sty m:val="bi"/>
+          </m:rPr>
+          <w:rPr>
+            <w:rFonts w:ascii="Cambria Math" w:hAnsi="Cambria Math"/>
+            <w:sz w:val="40"/>
+            <w:szCs w:val="40"/>
+            <w:lang w:val="en-US"/>
+          </w:rPr>
+          <m:t>]</m:t>
+        </m:r>
+      </m:oMath>
+      <w:r>
+        <w:rPr>
+          <w:b/>
+          <w:sz w:val="26"/>
+          <w:szCs w:val="26"/>
+          <w:lang w:val="en-US"/>
+        </w:rPr>
+        <w:t xml:space="preserve"> (1)</w:t>
+      </w:r>
+    </w:p>
+    <w:p>
+      <w:pPr>
+        <w:spacing w:line="360" w:lineRule="auto"/>
+        <w:ind w:left="851"/>
+        <w:jc w:val="both"/>
+        <w:rPr>
+          <w:sz w:val="26"/>
+          <w:szCs w:val="26"/>
+          <w:lang w:val="en-US"/>
+        </w:rPr>
+      </w:pPr>
+      <w:r>
+        <w:rPr>
+          <w:sz w:val="26"/>
+          <w:szCs w:val="26"/>
+          <w:lang w:val="en-US"/>
+        </w:rPr>
+        <w:t>N</w:t>
+      </w:r>
+      <w:r>
+        <w:rPr>
+          <w:sz w:val="26"/>
+          <w:szCs w:val="26"/>
+          <w:lang w:val="en-US"/>
+        </w:rPr>
+        <w:t xml:space="preserve">ote that </w:t>
+      </w:r>
+      <w:r>
+        <w:rPr>
+          <w:b/>
+          <w:sz w:val="26"/>
+          <w:szCs w:val="26"/>
+          <w:lang w:val="en-US"/>
+        </w:rPr>
+        <w:t>[x]</w:t>
+      </w:r>
+      <w:r>
+        <w:rPr>
+          <w:sz w:val="26"/>
+          <w:szCs w:val="26"/>
+          <w:lang w:val="en-US"/>
+        </w:rPr>
+        <w:t xml:space="preserve"> is the maximum integer which is less than or equal to </w:t>
+      </w:r>
+      <w:r>
+        <w:rPr>
+          <w:b/>
+          <w:sz w:val="26"/>
+          <w:szCs w:val="26"/>
+          <w:lang w:val="en-US"/>
+        </w:rPr>
+        <w:t>x</w:t>
+      </w:r>
+      <w:r>
+        <w:rPr>
+          <w:sz w:val="26"/>
+          <w:szCs w:val="26"/>
+          <w:lang w:val="en-US"/>
+        </w:rPr>
+        <w:t xml:space="preserve">, and </w:t>
+      </w:r>
+      <w:r>
+        <w:rPr>
+          <w:b/>
+          <w:sz w:val="26"/>
+          <w:szCs w:val="26"/>
+          <w:lang w:val="en-US"/>
+        </w:rPr>
+        <w:t>X</w:t>
+      </w:r>
+      <w:r>
+        <w:rPr>
+          <w:sz w:val="26"/>
+          <w:szCs w:val="26"/>
+          <w:lang w:val="en-US"/>
+        </w:rPr>
+        <w:t xml:space="preserve"> is the index of bucket corresponding with </w:t>
+      </w:r>
+      <w:r>
+        <w:rPr>
+          <w:b/>
+          <w:sz w:val="26"/>
+          <w:szCs w:val="26"/>
+          <w:lang w:val="en-US"/>
+        </w:rPr>
+        <w:t>i</w:t>
+      </w:r>
+      <w:r>
+        <w:rPr>
+          <w:b/>
+          <w:sz w:val="26"/>
+          <w:szCs w:val="26"/>
+          <w:vertAlign w:val="superscript"/>
+          <w:lang w:val="en-US"/>
+        </w:rPr>
+        <w:t>th</w:t>
+      </w:r>
+      <w:r>
+        <w:rPr>
+          <w:sz w:val="26"/>
+          <w:szCs w:val="26"/>
+          <w:lang w:val="en-US"/>
+        </w:rPr>
+        <w:t xml:space="preserve"> element.</w:t>
+      </w:r>
+    </w:p>
+    <w:p>
+      <w:pPr>
+        <w:spacing w:line="360" w:lineRule="auto"/>
+        <w:ind w:left="851"/>
+        <w:jc w:val="both"/>
+        <w:rPr>
+          <w:sz w:val="26"/>
+          <w:szCs w:val="26"/>
+          <w:lang w:val="en-US"/>
+        </w:rPr>
+      </w:pPr>
+      <w:r>
+        <w:rPr>
+          <w:sz w:val="26"/>
+          <w:szCs w:val="26"/>
+          <w:lang w:val="en-US"/>
+        </w:rPr>
+        <w:t>Then</w:t>
+      </w:r>
+      <w:r>
+        <w:rPr>
+          <w:sz w:val="26"/>
+          <w:szCs w:val="26"/>
+          <w:lang w:val="en-US"/>
+        </w:rPr>
+        <w:t xml:space="preserve">, add </w:t>
+      </w:r>
+      <w:r>
+        <w:rPr>
+          <w:b/>
+          <w:sz w:val="26"/>
+          <w:szCs w:val="26"/>
+          <w:lang w:val="en-US"/>
+        </w:rPr>
+        <w:t>1</w:t>
+      </w:r>
+      <w:r>
+        <w:rPr>
+          <w:sz w:val="26"/>
+          <w:szCs w:val="26"/>
+          <w:lang w:val="en-US"/>
+        </w:rPr>
+        <w:t xml:space="preserve"> to the </w:t>
+      </w:r>
+      <w:r>
+        <w:rPr>
+          <w:b/>
+          <w:sz w:val="26"/>
+          <w:szCs w:val="26"/>
+          <w:lang w:val="en-US"/>
+        </w:rPr>
+        <w:t>X</w:t>
+      </w:r>
+      <w:r>
+        <w:rPr>
+          <w:b/>
+          <w:sz w:val="26"/>
+          <w:szCs w:val="26"/>
+          <w:vertAlign w:val="superscript"/>
+          <w:lang w:val="en-US"/>
+        </w:rPr>
+        <w:t>th</w:t>
+      </w:r>
+      <w:r>
+        <w:rPr>
+          <w:b/>
+          <w:sz w:val="26"/>
+          <w:szCs w:val="26"/>
+          <w:vertAlign w:val="superscript"/>
+          <w:lang w:val="en-US"/>
+        </w:rPr>
+        <w:t xml:space="preserve"> </w:t>
+      </w:r>
+      <w:r>
+        <w:rPr>
+          <w:sz w:val="26"/>
+          <w:szCs w:val="26"/>
+          <w:lang w:val="en-US"/>
+        </w:rPr>
+        <w:t xml:space="preserve">element in </w:t>
+      </w:r>
+      <w:r>
+        <w:rPr>
+          <w:sz w:val="26"/>
+          <w:szCs w:val="26"/>
+          <w:lang w:val="en-US"/>
+        </w:rPr>
+        <w:t xml:space="preserve">the </w:t>
+      </w:r>
+      <w:r>
+        <w:rPr>
+          <w:b/>
+          <w:sz w:val="26"/>
+          <w:szCs w:val="26"/>
+          <w:lang w:val="en-US"/>
+        </w:rPr>
+        <w:t>EndOf</w:t>
+      </w:r>
+      <w:r>
+        <w:rPr>
+          <w:b/>
+          <w:sz w:val="26"/>
+          <w:szCs w:val="26"/>
+          <w:lang w:val="en-US"/>
+        </w:rPr>
+        <w:t>Bucket</w:t>
+      </w:r>
+      <w:r>
+        <w:rPr>
+          <w:sz w:val="26"/>
+          <w:szCs w:val="26"/>
+          <w:lang w:val="en-US"/>
+        </w:rPr>
+        <w:t xml:space="preserve"> </w:t>
+      </w:r>
+      <w:r>
+        <w:rPr>
+          <w:sz w:val="26"/>
+          <w:szCs w:val="26"/>
+          <w:lang w:val="en-US"/>
+        </w:rPr>
+        <w:t>array</w:t>
+      </w:r>
+      <w:r>
+        <w:rPr>
+          <w:sz w:val="26"/>
+          <w:szCs w:val="26"/>
+          <w:lang w:val="en-US"/>
+        </w:rPr>
+        <w:t xml:space="preserve"> and continue the loop</w:t>
+      </w:r>
+      <w:r>
+        <w:rPr>
+          <w:sz w:val="26"/>
+          <w:szCs w:val="26"/>
+          <w:lang w:val="en-US"/>
+        </w:rPr>
+        <w:t>.</w:t>
+      </w:r>
+    </w:p>
+    <w:p>
+      <w:pPr>
+        <w:spacing w:line="360" w:lineRule="auto"/>
+        <w:ind w:left="851"/>
+        <w:jc w:val="both"/>
+        <w:rPr>
+          <w:sz w:val="26"/>
+          <w:szCs w:val="26"/>
+          <w:lang w:val="en-US"/>
+        </w:rPr>
+      </w:pPr>
+      <w:r>
+        <w:rPr>
+          <w:b/>
+          <w:sz w:val="26"/>
+          <w:szCs w:val="26"/>
+          <w:lang w:val="en-US"/>
+        </w:rPr>
+        <w:t>Step 5</w:t>
+      </w:r>
+      <w:r>
+        <w:rPr>
+          <w:sz w:val="26"/>
+          <w:szCs w:val="26"/>
+          <w:lang w:val="en-US"/>
+        </w:rPr>
+        <w:t xml:space="preserve">: </w:t>
+      </w:r>
+      <w:r>
+        <w:rPr>
+          <w:sz w:val="26"/>
+          <w:szCs w:val="26"/>
+          <w:lang w:val="en-US"/>
+        </w:rPr>
+        <w:t xml:space="preserve">Use </w:t>
+      </w:r>
+      <w:r>
+        <w:rPr>
+          <w:sz w:val="26"/>
+          <w:szCs w:val="26"/>
+          <w:lang w:val="en-US"/>
+        </w:rPr>
+        <w:t xml:space="preserve">prefix sum </w:t>
+      </w:r>
+      <w:r>
+        <w:rPr>
+          <w:sz w:val="26"/>
+          <w:szCs w:val="26"/>
+          <w:lang w:val="en-US"/>
+        </w:rPr>
+        <w:t xml:space="preserve">with the </w:t>
+      </w:r>
+      <w:r>
+        <w:rPr>
+          <w:b/>
+          <w:sz w:val="26"/>
+          <w:szCs w:val="26"/>
+          <w:lang w:val="en-US"/>
+        </w:rPr>
+        <w:t>EndOf</w:t>
+      </w:r>
+      <w:r>
+        <w:rPr>
+          <w:b/>
+          <w:sz w:val="26"/>
+          <w:szCs w:val="26"/>
+          <w:lang w:val="en-US"/>
+        </w:rPr>
+        <w:t>Bucket</w:t>
+      </w:r>
+      <w:r>
+        <w:rPr>
+          <w:sz w:val="26"/>
+          <w:szCs w:val="26"/>
+          <w:lang w:val="en-US"/>
+        </w:rPr>
+        <w:t xml:space="preserve"> array</w:t>
+      </w:r>
+      <w:r>
+        <w:rPr>
+          <w:sz w:val="26"/>
+          <w:szCs w:val="26"/>
+          <w:lang w:val="en-US"/>
+        </w:rPr>
+        <w:t xml:space="preserve"> </w:t>
+      </w:r>
+      <w:r>
+        <w:rPr>
+          <w:sz w:val="26"/>
+          <w:szCs w:val="26"/>
+          <w:lang w:val="en-US"/>
+        </w:rPr>
+        <w:t>to identify precisely the position of the last element in each bucket</w:t>
+      </w:r>
+    </w:p>
+    <w:p>
+      <w:pPr>
+        <w:spacing w:line="360" w:lineRule="auto"/>
+        <w:ind w:left="851"/>
+        <w:jc w:val="both"/>
+        <w:rPr>
+          <w:sz w:val="26"/>
+          <w:szCs w:val="26"/>
+          <w:lang w:val="en-US"/>
+        </w:rPr>
+      </w:pPr>
+      <w:r>
+        <w:rPr>
+          <w:b/>
+          <w:sz w:val="26"/>
+          <w:szCs w:val="26"/>
+          <w:lang w:val="en-US"/>
+        </w:rPr>
+        <w:t>Step 6</w:t>
+      </w:r>
+      <w:r>
+        <w:rPr>
+          <w:sz w:val="26"/>
+          <w:szCs w:val="26"/>
+          <w:lang w:val="en-US"/>
+        </w:rPr>
+        <w:t>:</w:t>
+      </w:r>
+      <w:r>
+        <w:rPr>
+          <w:sz w:val="26"/>
+          <w:szCs w:val="26"/>
+          <w:lang w:val="en-US"/>
+        </w:rPr>
+        <w:t xml:space="preserve"> </w:t>
+      </w:r>
+      <w:r>
+        <w:rPr>
+          <w:sz w:val="26"/>
+          <w:szCs w:val="26"/>
+          <w:lang w:val="en-US"/>
+        </w:rPr>
+        <w:t>Move the maximum number to the first position</w:t>
+      </w:r>
+      <w:r>
+        <w:rPr>
+          <w:sz w:val="26"/>
+          <w:szCs w:val="26"/>
+          <w:lang w:val="en-US"/>
+        </w:rPr>
+        <w:t xml:space="preserve">, then run a loop from </w:t>
+      </w:r>
+      <w:r>
+        <w:rPr>
+          <w:b/>
+          <w:sz w:val="26"/>
+          <w:szCs w:val="26"/>
+          <w:lang w:val="en-US"/>
+        </w:rPr>
+        <w:t xml:space="preserve">0 </w:t>
+      </w:r>
+      <w:r>
+        <w:rPr>
+          <w:sz w:val="26"/>
+          <w:szCs w:val="26"/>
+          <w:lang w:val="en-US"/>
+        </w:rPr>
+        <w:t xml:space="preserve">to </w:t>
+      </w:r>
+      <w:r>
+        <w:rPr>
+          <w:b/>
+          <w:sz w:val="26"/>
+          <w:szCs w:val="26"/>
+          <w:lang w:val="en-US"/>
+        </w:rPr>
+        <w:t xml:space="preserve">N </w:t>
+      </w:r>
+      <w:r>
+        <w:rPr>
+          <w:b/>
+          <w:sz w:val="26"/>
+          <w:szCs w:val="26"/>
+          <w:lang w:val="en-US"/>
+        </w:rPr>
+        <w:t>–</w:t>
+      </w:r>
+      <w:r>
+        <w:rPr>
+          <w:b/>
+          <w:sz w:val="26"/>
+          <w:szCs w:val="26"/>
+          <w:lang w:val="en-US"/>
+        </w:rPr>
+        <w:t xml:space="preserve"> 1</w:t>
+      </w:r>
+      <w:r>
+        <w:rPr>
+          <w:sz w:val="26"/>
+          <w:szCs w:val="26"/>
+          <w:lang w:val="en-US"/>
+        </w:rPr>
+        <w:t xml:space="preserve">, in each attempt, use </w:t>
+      </w:r>
+      <w:r>
+        <w:rPr>
+          <w:b/>
+          <w:sz w:val="26"/>
+          <w:szCs w:val="26"/>
+          <w:lang w:val="en-US"/>
+        </w:rPr>
+        <w:t>(1)</w:t>
+      </w:r>
+      <w:r>
+        <w:rPr>
+          <w:sz w:val="26"/>
+          <w:szCs w:val="26"/>
+          <w:lang w:val="en-US"/>
+        </w:rPr>
+        <w:t xml:space="preserve"> to identify the respective bucket of </w:t>
+      </w:r>
+      <w:r>
+        <w:rPr>
+          <w:b/>
+          <w:sz w:val="26"/>
+          <w:szCs w:val="26"/>
+          <w:lang w:val="en-US"/>
+        </w:rPr>
+        <w:t>arr[0]</w:t>
+      </w:r>
+      <w:r>
+        <w:rPr>
+          <w:sz w:val="26"/>
+          <w:szCs w:val="26"/>
+          <w:lang w:val="en-US"/>
+        </w:rPr>
+        <w:t xml:space="preserve"> and swap </w:t>
+      </w:r>
+      <w:r>
+        <w:rPr>
+          <w:b/>
+          <w:sz w:val="26"/>
+          <w:szCs w:val="26"/>
+          <w:lang w:val="en-US"/>
+        </w:rPr>
+        <w:t>arr[0]</w:t>
+      </w:r>
+      <w:r>
+        <w:rPr>
+          <w:sz w:val="26"/>
+          <w:szCs w:val="26"/>
+          <w:lang w:val="en-US"/>
+        </w:rPr>
+        <w:t xml:space="preserve"> and </w:t>
+      </w:r>
+      <w:r>
+        <w:rPr>
+          <w:b/>
+          <w:sz w:val="26"/>
+          <w:szCs w:val="26"/>
+          <w:lang w:val="en-US"/>
+        </w:rPr>
+        <w:t>arr[EndOfBucket[X] - 1]</w:t>
+      </w:r>
+      <w:r>
+        <w:rPr>
+          <w:sz w:val="26"/>
+          <w:szCs w:val="26"/>
+          <w:lang w:val="en-US"/>
+        </w:rPr>
+        <w:t xml:space="preserve">, along with substract the </w:t>
+      </w:r>
+      <w:r>
+        <w:rPr>
+          <w:b/>
+          <w:sz w:val="26"/>
+          <w:szCs w:val="26"/>
+          <w:lang w:val="en-US"/>
+        </w:rPr>
+        <w:t>X</w:t>
+      </w:r>
+      <w:r>
+        <w:rPr>
+          <w:b/>
+          <w:sz w:val="26"/>
+          <w:szCs w:val="26"/>
+          <w:vertAlign w:val="superscript"/>
+          <w:lang w:val="en-US"/>
+        </w:rPr>
+        <w:t>th</w:t>
+      </w:r>
+      <w:r>
+        <w:rPr>
+          <w:b/>
+          <w:sz w:val="26"/>
+          <w:szCs w:val="26"/>
+          <w:vertAlign w:val="superscript"/>
+          <w:lang w:val="en-US"/>
+        </w:rPr>
+        <w:t xml:space="preserve"> </w:t>
+      </w:r>
+      <w:r>
+        <w:rPr>
+          <w:sz w:val="26"/>
+          <w:szCs w:val="26"/>
+          <w:lang w:val="en-US"/>
+        </w:rPr>
+        <w:t xml:space="preserve">element in the </w:t>
+      </w:r>
+      <w:r>
+        <w:rPr>
+          <w:b/>
+          <w:sz w:val="26"/>
+          <w:szCs w:val="26"/>
+          <w:lang w:val="en-US"/>
+        </w:rPr>
+        <w:t>EndOf</w:t>
+      </w:r>
+      <w:r>
+        <w:rPr>
+          <w:b/>
+          <w:sz w:val="26"/>
+          <w:szCs w:val="26"/>
+          <w:lang w:val="en-US"/>
+        </w:rPr>
+        <w:t>Bucket</w:t>
+      </w:r>
+      <w:r>
+        <w:rPr>
+          <w:sz w:val="26"/>
+          <w:szCs w:val="26"/>
+          <w:lang w:val="en-US"/>
+        </w:rPr>
+        <w:t xml:space="preserve"> array by </w:t>
+      </w:r>
+      <w:r>
+        <w:rPr>
+          <w:b/>
+          <w:sz w:val="26"/>
+          <w:szCs w:val="26"/>
+          <w:lang w:val="en-US"/>
+        </w:rPr>
+        <w:t>1</w:t>
+      </w:r>
+      <w:r>
+        <w:rPr>
+          <w:sz w:val="26"/>
+          <w:szCs w:val="26"/>
+          <w:lang w:val="en-US"/>
+        </w:rPr>
+        <w:t>.</w:t>
+      </w:r>
+    </w:p>
+    <w:p>
+      <w:pPr>
+        <w:spacing w:line="360" w:lineRule="auto"/>
+        <w:ind w:left="851"/>
+        <w:jc w:val="both"/>
+        <w:rPr>
+          <w:sz w:val="26"/>
+          <w:szCs w:val="26"/>
+          <w:lang w:val="en-US"/>
+        </w:rPr>
+      </w:pPr>
+      <w:r>
+        <w:rPr>
+          <w:b/>
+          <w:sz w:val="26"/>
+          <w:szCs w:val="26"/>
+          <w:lang w:val="en-US"/>
+        </w:rPr>
+        <w:t>Step 7</w:t>
+      </w:r>
+      <w:r>
+        <w:rPr>
+          <w:sz w:val="26"/>
+          <w:szCs w:val="26"/>
+          <w:lang w:val="en-US"/>
+        </w:rPr>
+        <w:t>:</w:t>
+      </w:r>
+      <w:r>
+        <w:rPr>
+          <w:sz w:val="26"/>
+          <w:szCs w:val="26"/>
+          <w:lang w:val="en-US"/>
+        </w:rPr>
+        <w:t xml:space="preserve"> Using </w:t>
+      </w:r>
+      <w:r>
+        <w:rPr>
+          <w:b/>
+          <w:sz w:val="26"/>
+          <w:szCs w:val="26"/>
+          <w:lang w:val="en-US"/>
+        </w:rPr>
+        <w:t>Insertion Sort</w:t>
+      </w:r>
+      <w:r>
+        <w:rPr>
+          <w:sz w:val="26"/>
+          <w:szCs w:val="26"/>
+          <w:lang w:val="en-US"/>
+        </w:rPr>
+        <w:t xml:space="preserve"> algorithm to sort each bucket</w:t>
+      </w:r>
+      <w:r>
+        <w:rPr>
+          <w:sz w:val="26"/>
+          <w:szCs w:val="26"/>
+          <w:lang w:val="en-US"/>
+        </w:rPr>
+        <w:t>.</w:t>
+      </w:r>
+    </w:p>
+    <w:p>
+      <w:pPr>
+        <w:spacing w:line="360" w:lineRule="auto"/>
+        <w:ind w:left="851"/>
+        <w:jc w:val="both"/>
+        <w:rPr>
+          <w:sz w:val="26"/>
+          <w:szCs w:val="26"/>
+          <w:lang w:val="en-US"/>
+        </w:rPr>
+      </w:pPr>
+    </w:p>
+    <w:p>
+      <w:pPr>
+        <w:spacing w:line="360" w:lineRule="auto"/>
+        <w:ind w:left="851"/>
+        <w:jc w:val="both"/>
+        <w:rPr>
+          <w:sz w:val="26"/>
+          <w:szCs w:val="26"/>
+          <w:lang w:val="en-US"/>
+        </w:rPr>
+      </w:pPr>
+    </w:p>
+    <w:p>
+      <w:pPr>
+        <w:spacing w:line="360" w:lineRule="auto"/>
+        <w:ind w:left="851"/>
+        <w:jc w:val="both"/>
+        <w:rPr>
+          <w:sz w:val="26"/>
+          <w:szCs w:val="26"/>
+          <w:lang w:val="en-US"/>
+        </w:rPr>
+      </w:pPr>
+    </w:p>
+    <w:p>
+      <w:pPr>
+        <w:pStyle w:val="Heading3"/>
+        <w:spacing w:after="0"/>
+        <w:jc w:val="both"/>
+      </w:pPr>
+      <w:r>
+        <w:lastRenderedPageBreak/>
+        <w:t>3.3. Time and space complexity</w:t>
       </w:r>
     </w:p>
     <w:p>
@@ -8924,6 +11299,635 @@
           <w:lang w:val="en-US"/>
         </w:rPr>
       </w:pPr>
+      <w:r>
+        <w:rPr>
+          <w:sz w:val="26"/>
+          <w:szCs w:val="26"/>
+          <w:lang w:val="en-US"/>
+        </w:rPr>
+        <w:t xml:space="preserve">As with all bucket sorts, performance depends critically on the balance of the buckets. In the ideal case of a balanced data set, each bucket will be approximately the same size. If the number </w:t>
+      </w:r>
+      <w:r>
+        <w:rPr>
+          <w:b/>
+          <w:sz w:val="26"/>
+          <w:szCs w:val="26"/>
+          <w:lang w:val="en-US"/>
+        </w:rPr>
+        <w:t>M</w:t>
+      </w:r>
+      <w:r>
+        <w:rPr>
+          <w:sz w:val="26"/>
+          <w:szCs w:val="26"/>
+          <w:lang w:val="en-US"/>
+        </w:rPr>
+        <w:t xml:space="preserve"> of buckets is linear in the input size </w:t>
+      </w:r>
+      <w:r>
+        <w:rPr>
+          <w:b/>
+          <w:sz w:val="26"/>
+          <w:szCs w:val="26"/>
+          <w:lang w:val="en-US"/>
+        </w:rPr>
+        <w:t>N</w:t>
+      </w:r>
+      <w:r>
+        <w:rPr>
+          <w:sz w:val="26"/>
+          <w:szCs w:val="26"/>
+          <w:lang w:val="en-US"/>
+        </w:rPr>
+        <w:t xml:space="preserve">, each bucket has a constant size, so sorting a single bucket with an </w:t>
+      </w:r>
+      <w:r>
+        <w:rPr>
+          <w:b/>
+          <w:sz w:val="26"/>
+          <w:szCs w:val="26"/>
+          <w:lang w:val="en-US"/>
+        </w:rPr>
+        <w:t>O(</w:t>
+      </w:r>
+      <m:oMath>
+        <m:sSup>
+          <m:sSupPr>
+            <m:ctrlPr>
+              <w:rPr>
+                <w:rFonts w:ascii="Cambria Math" w:hAnsi="Cambria Math"/>
+                <w:b/>
+                <w:i/>
+                <w:sz w:val="26"/>
+                <w:szCs w:val="26"/>
+                <w:lang w:val="en-US"/>
+              </w:rPr>
+            </m:ctrlPr>
+          </m:sSupPr>
+          <m:e>
+            <m:r>
+              <m:rPr>
+                <m:sty m:val="bi"/>
+              </m:rPr>
+              <w:rPr>
+                <w:rFonts w:ascii="Cambria Math" w:hAnsi="Cambria Math"/>
+                <w:sz w:val="26"/>
+                <w:szCs w:val="26"/>
+                <w:lang w:val="en-US"/>
+              </w:rPr>
+              <m:t>N</m:t>
+            </m:r>
+          </m:e>
+          <m:sup>
+            <m:r>
+              <m:rPr>
+                <m:sty m:val="bi"/>
+              </m:rPr>
+              <w:rPr>
+                <w:rFonts w:ascii="Cambria Math" w:hAnsi="Cambria Math"/>
+                <w:sz w:val="26"/>
+                <w:szCs w:val="26"/>
+                <w:lang w:val="en-US"/>
+              </w:rPr>
+              <m:t>2</m:t>
+            </m:r>
+          </m:sup>
+        </m:sSup>
+      </m:oMath>
+      <w:r>
+        <w:rPr>
+          <w:b/>
+          <w:sz w:val="26"/>
+          <w:szCs w:val="26"/>
+          <w:lang w:val="en-US"/>
+        </w:rPr>
+        <w:t>)</w:t>
+      </w:r>
+      <w:r>
+        <w:rPr>
+          <w:sz w:val="26"/>
+          <w:szCs w:val="26"/>
+          <w:lang w:val="en-US"/>
+        </w:rPr>
+        <w:t xml:space="preserve"> algorithm like insertion sort has complexity </w:t>
+      </w:r>
+      <w:r>
+        <w:rPr>
+          <w:b/>
+          <w:sz w:val="26"/>
+          <w:szCs w:val="26"/>
+          <w:lang w:val="en-US"/>
+        </w:rPr>
+        <w:t>O(</w:t>
+      </w:r>
+      <m:oMath>
+        <m:sSup>
+          <m:sSupPr>
+            <m:ctrlPr>
+              <w:rPr>
+                <w:rFonts w:ascii="Cambria Math" w:hAnsi="Cambria Math"/>
+                <w:b/>
+                <w:i/>
+                <w:sz w:val="26"/>
+                <w:szCs w:val="26"/>
+                <w:lang w:val="en-US"/>
+              </w:rPr>
+            </m:ctrlPr>
+          </m:sSupPr>
+          <m:e>
+            <m:r>
+              <m:rPr>
+                <m:sty m:val="bi"/>
+              </m:rPr>
+              <w:rPr>
+                <w:rFonts w:ascii="Cambria Math" w:hAnsi="Cambria Math"/>
+                <w:sz w:val="26"/>
+                <w:szCs w:val="26"/>
+                <w:lang w:val="en-US"/>
+              </w:rPr>
+              <m:t>1</m:t>
+            </m:r>
+          </m:e>
+          <m:sup>
+            <m:r>
+              <m:rPr>
+                <m:sty m:val="bi"/>
+              </m:rPr>
+              <w:rPr>
+                <w:rFonts w:ascii="Cambria Math" w:hAnsi="Cambria Math"/>
+                <w:sz w:val="26"/>
+                <w:szCs w:val="26"/>
+                <w:lang w:val="en-US"/>
+              </w:rPr>
+              <m:t>2</m:t>
+            </m:r>
+          </m:sup>
+        </m:sSup>
+      </m:oMath>
+      <w:r>
+        <w:rPr>
+          <w:b/>
+          <w:sz w:val="26"/>
+          <w:szCs w:val="26"/>
+          <w:lang w:val="en-US"/>
+        </w:rPr>
+        <w:t>) = O(1).</w:t>
+      </w:r>
+      <w:r>
+        <w:rPr>
+          <w:sz w:val="26"/>
+          <w:szCs w:val="26"/>
+          <w:lang w:val="en-US"/>
+        </w:rPr>
+        <w:t xml:space="preserve"> The running time of the final insertion sorts is therefore </w:t>
+      </w:r>
+      <w:r>
+        <w:rPr>
+          <w:b/>
+          <w:sz w:val="26"/>
+          <w:szCs w:val="26"/>
+          <w:lang w:val="en-US"/>
+        </w:rPr>
+        <w:t xml:space="preserve">M </w:t>
+      </w:r>
+      <w:r>
+        <w:rPr>
+          <w:rFonts w:ascii="Cambria Math" w:hAnsi="Cambria Math" w:cs="Cambria Math"/>
+          <w:b/>
+          <w:sz w:val="26"/>
+          <w:szCs w:val="26"/>
+          <w:lang w:val="en-US"/>
+        </w:rPr>
+        <w:t>⋅</w:t>
+      </w:r>
+      <w:r>
+        <w:rPr>
+          <w:b/>
+          <w:sz w:val="26"/>
+          <w:szCs w:val="26"/>
+          <w:lang w:val="en-US"/>
+        </w:rPr>
+        <w:t xml:space="preserve"> O(1) = O(M) = O(N)</w:t>
+      </w:r>
+      <w:r>
+        <w:rPr>
+          <w:b/>
+          <w:sz w:val="26"/>
+          <w:szCs w:val="26"/>
+          <w:lang w:val="en-US"/>
+        </w:rPr>
+        <w:t>.</w:t>
+      </w:r>
+    </w:p>
+    <w:p>
+      <w:pPr>
+        <w:spacing w:after="240" w:line="360" w:lineRule="auto"/>
+        <w:ind w:left="851"/>
+        <w:jc w:val="both"/>
+        <w:rPr>
+          <w:sz w:val="26"/>
+          <w:szCs w:val="26"/>
+          <w:lang w:val="en-US"/>
+        </w:rPr>
+      </w:pPr>
+      <w:r>
+        <w:rPr>
+          <w:sz w:val="26"/>
+          <w:szCs w:val="26"/>
+          <w:lang w:val="en-US"/>
+        </w:rPr>
+        <w:t xml:space="preserve">Choosing a value for </w:t>
+      </w:r>
+      <w:r>
+        <w:rPr>
+          <w:b/>
+          <w:sz w:val="26"/>
+          <w:szCs w:val="26"/>
+          <w:lang w:val="en-US"/>
+        </w:rPr>
+        <w:t>M</w:t>
+      </w:r>
+      <w:r>
+        <w:rPr>
+          <w:sz w:val="26"/>
+          <w:szCs w:val="26"/>
+          <w:lang w:val="en-US"/>
+        </w:rPr>
+        <w:t xml:space="preserve">, the number of buckets, trades off time spent classifying elements (high </w:t>
+      </w:r>
+      <w:r>
+        <w:rPr>
+          <w:b/>
+          <w:sz w:val="26"/>
+          <w:szCs w:val="26"/>
+          <w:lang w:val="en-US"/>
+        </w:rPr>
+        <w:t>M</w:t>
+      </w:r>
+      <w:r>
+        <w:rPr>
+          <w:sz w:val="26"/>
+          <w:szCs w:val="26"/>
+          <w:lang w:val="en-US"/>
+        </w:rPr>
+        <w:t xml:space="preserve">) and time spent in the final insertion sort step (low </w:t>
+      </w:r>
+      <w:r>
+        <w:rPr>
+          <w:b/>
+          <w:sz w:val="26"/>
+          <w:szCs w:val="26"/>
+          <w:lang w:val="en-US"/>
+        </w:rPr>
+        <w:t>M</w:t>
+      </w:r>
+      <w:r>
+        <w:rPr>
+          <w:sz w:val="26"/>
+          <w:szCs w:val="26"/>
+          <w:lang w:val="en-US"/>
+        </w:rPr>
+        <w:t xml:space="preserve">). For example, if </w:t>
+      </w:r>
+      <w:r>
+        <w:rPr>
+          <w:b/>
+          <w:sz w:val="26"/>
+          <w:szCs w:val="26"/>
+          <w:lang w:val="en-US"/>
+        </w:rPr>
+        <w:t>M</w:t>
+      </w:r>
+      <w:r>
+        <w:rPr>
+          <w:sz w:val="26"/>
+          <w:szCs w:val="26"/>
+          <w:lang w:val="en-US"/>
+        </w:rPr>
+        <w:t xml:space="preserve"> is chosen proportional to </w:t>
+      </w:r>
+      <m:oMath>
+        <m:rad>
+          <m:radPr>
+            <m:degHide m:val="1"/>
+            <m:ctrlPr>
+              <w:rPr>
+                <w:rFonts w:ascii="Cambria Math" w:hAnsi="Cambria Math"/>
+                <w:b/>
+                <w:i/>
+                <w:sz w:val="26"/>
+                <w:szCs w:val="26"/>
+                <w:lang w:val="en-US"/>
+              </w:rPr>
+            </m:ctrlPr>
+          </m:radPr>
+          <m:deg/>
+          <m:e>
+            <m:r>
+              <m:rPr>
+                <m:sty m:val="bi"/>
+              </m:rPr>
+              <w:rPr>
+                <w:rFonts w:ascii="Cambria Math" w:hAnsi="Cambria Math"/>
+                <w:sz w:val="26"/>
+                <w:szCs w:val="26"/>
+                <w:lang w:val="en-US"/>
+              </w:rPr>
+              <m:t>N</m:t>
+            </m:r>
+          </m:e>
+        </m:rad>
+      </m:oMath>
+      <w:r>
+        <w:rPr>
+          <w:sz w:val="26"/>
+          <w:szCs w:val="26"/>
+          <w:lang w:val="en-US"/>
+        </w:rPr>
+        <w:t xml:space="preserve">, then the running time of the final insertion sorts is therefore </w:t>
+      </w:r>
+      <w:r>
+        <w:rPr>
+          <w:b/>
+          <w:sz w:val="26"/>
+          <w:szCs w:val="26"/>
+          <w:lang w:val="en-US"/>
+        </w:rPr>
+        <w:t>O(</w:t>
+      </w:r>
+      <m:oMath>
+        <m:sSup>
+          <m:sSupPr>
+            <m:ctrlPr>
+              <w:rPr>
+                <w:rFonts w:ascii="Cambria Math" w:hAnsi="Cambria Math"/>
+                <w:b/>
+                <w:i/>
+                <w:sz w:val="26"/>
+                <w:szCs w:val="26"/>
+                <w:lang w:val="en-US"/>
+              </w:rPr>
+            </m:ctrlPr>
+          </m:sSupPr>
+          <m:e>
+            <m:r>
+              <m:rPr>
+                <m:sty m:val="bi"/>
+              </m:rPr>
+              <w:rPr>
+                <w:rFonts w:ascii="Cambria Math" w:hAnsi="Cambria Math"/>
+                <w:sz w:val="26"/>
+                <w:szCs w:val="26"/>
+                <w:lang w:val="en-US"/>
+              </w:rPr>
+              <m:t>N</m:t>
+            </m:r>
+          </m:e>
+          <m:sup>
+            <m:f>
+              <m:fPr>
+                <m:ctrlPr>
+                  <w:rPr>
+                    <w:rFonts w:ascii="Cambria Math" w:hAnsi="Cambria Math"/>
+                    <w:b/>
+                    <w:i/>
+                    <w:sz w:val="26"/>
+                    <w:szCs w:val="26"/>
+                    <w:lang w:val="en-US"/>
+                  </w:rPr>
+                </m:ctrlPr>
+              </m:fPr>
+              <m:num>
+                <m:r>
+                  <m:rPr>
+                    <m:sty m:val="bi"/>
+                  </m:rPr>
+                  <w:rPr>
+                    <w:rFonts w:ascii="Cambria Math" w:hAnsi="Cambria Math"/>
+                    <w:sz w:val="26"/>
+                    <w:szCs w:val="26"/>
+                    <w:lang w:val="en-US"/>
+                  </w:rPr>
+                  <m:t>3</m:t>
+                </m:r>
+              </m:num>
+              <m:den>
+                <m:r>
+                  <m:rPr>
+                    <m:sty m:val="bi"/>
+                  </m:rPr>
+                  <w:rPr>
+                    <w:rFonts w:ascii="Cambria Math" w:hAnsi="Cambria Math"/>
+                    <w:sz w:val="26"/>
+                    <w:szCs w:val="26"/>
+                    <w:lang w:val="en-US"/>
+                  </w:rPr>
+                  <m:t>2</m:t>
+                </m:r>
+              </m:den>
+            </m:f>
+          </m:sup>
+        </m:sSup>
+      </m:oMath>
+      <w:r>
+        <w:rPr>
+          <w:b/>
+          <w:sz w:val="26"/>
+          <w:szCs w:val="26"/>
+          <w:lang w:val="en-US"/>
+        </w:rPr>
+        <w:t>)</w:t>
+      </w:r>
+      <w:r>
+        <w:rPr>
+          <w:sz w:val="26"/>
+          <w:szCs w:val="26"/>
+          <w:lang w:val="en-US"/>
+        </w:rPr>
+        <w:t>.</w:t>
+      </w:r>
+    </w:p>
+    <w:p>
+      <w:pPr>
+        <w:spacing w:after="240" w:line="360" w:lineRule="auto"/>
+        <w:ind w:left="851"/>
+        <w:jc w:val="both"/>
+        <w:rPr>
+          <w:sz w:val="26"/>
+          <w:szCs w:val="26"/>
+          <w:lang w:val="en-US"/>
+        </w:rPr>
+      </w:pPr>
+      <w:r>
+        <w:rPr>
+          <w:sz w:val="26"/>
+          <w:szCs w:val="26"/>
+          <w:lang w:val="en-US"/>
+        </w:rPr>
+        <w:t xml:space="preserve">In the worst-case scenarios where almost all the elements are in a few buckets, the complexity of the algorithm is limited by the performance of the final bucket-sorting method, so degrades to </w:t>
+      </w:r>
+      <w:r>
+        <w:rPr>
+          <w:b/>
+          <w:sz w:val="26"/>
+          <w:szCs w:val="26"/>
+          <w:lang w:val="en-US"/>
+        </w:rPr>
+        <w:t>O(</w:t>
+      </w:r>
+      <m:oMath>
+        <m:sSup>
+          <m:sSupPr>
+            <m:ctrlPr>
+              <w:rPr>
+                <w:rFonts w:ascii="Cambria Math" w:hAnsi="Cambria Math"/>
+                <w:b/>
+                <w:i/>
+                <w:sz w:val="26"/>
+                <w:szCs w:val="26"/>
+                <w:lang w:val="en-US"/>
+              </w:rPr>
+            </m:ctrlPr>
+          </m:sSupPr>
+          <m:e>
+            <m:r>
+              <m:rPr>
+                <m:sty m:val="bi"/>
+              </m:rPr>
+              <w:rPr>
+                <w:rFonts w:ascii="Cambria Math" w:hAnsi="Cambria Math"/>
+                <w:sz w:val="26"/>
+                <w:szCs w:val="26"/>
+                <w:lang w:val="en-US"/>
+              </w:rPr>
+              <m:t>N</m:t>
+            </m:r>
+          </m:e>
+          <m:sup>
+            <m:r>
+              <m:rPr>
+                <m:sty m:val="bi"/>
+              </m:rPr>
+              <w:rPr>
+                <w:rFonts w:ascii="Cambria Math" w:hAnsi="Cambria Math"/>
+                <w:sz w:val="26"/>
+                <w:szCs w:val="26"/>
+                <w:lang w:val="en-US"/>
+              </w:rPr>
+              <m:t>2</m:t>
+            </m:r>
+          </m:sup>
+        </m:sSup>
+      </m:oMath>
+      <w:r>
+        <w:rPr>
+          <w:b/>
+          <w:sz w:val="26"/>
+          <w:szCs w:val="26"/>
+          <w:lang w:val="en-US"/>
+        </w:rPr>
+        <w:t>).</w:t>
+      </w:r>
+      <w:r>
+        <w:rPr>
+          <w:sz w:val="26"/>
+          <w:szCs w:val="26"/>
+          <w:lang w:val="en-US"/>
+        </w:rPr>
+        <w:t xml:space="preserve"> Variations of the algorithm improve worst-case performance by using better-performing sorts such as </w:t>
+      </w:r>
+      <w:r>
+        <w:rPr>
+          <w:b/>
+          <w:sz w:val="26"/>
+          <w:szCs w:val="26"/>
+          <w:lang w:val="en-US"/>
+        </w:rPr>
+        <w:t>Q</w:t>
+      </w:r>
+      <w:r>
+        <w:rPr>
+          <w:b/>
+          <w:sz w:val="26"/>
+          <w:szCs w:val="26"/>
+          <w:lang w:val="en-US"/>
+        </w:rPr>
+        <w:t>uicksort</w:t>
+      </w:r>
+      <w:r>
+        <w:rPr>
+          <w:sz w:val="26"/>
+          <w:szCs w:val="26"/>
+          <w:lang w:val="en-US"/>
+        </w:rPr>
+        <w:t xml:space="preserve"> or </w:t>
+      </w:r>
+      <w:r>
+        <w:rPr>
+          <w:b/>
+          <w:sz w:val="26"/>
+          <w:szCs w:val="26"/>
+          <w:lang w:val="en-US"/>
+        </w:rPr>
+        <w:t xml:space="preserve">recursive </w:t>
+      </w:r>
+      <w:r>
+        <w:rPr>
+          <w:b/>
+          <w:sz w:val="26"/>
+          <w:szCs w:val="26"/>
+          <w:lang w:val="en-US"/>
+        </w:rPr>
+        <w:t>F</w:t>
+      </w:r>
+      <w:r>
+        <w:rPr>
+          <w:b/>
+          <w:sz w:val="26"/>
+          <w:szCs w:val="26"/>
+          <w:lang w:val="en-US"/>
+        </w:rPr>
+        <w:t>lashsort</w:t>
+      </w:r>
+      <w:r>
+        <w:rPr>
+          <w:sz w:val="26"/>
+          <w:szCs w:val="26"/>
+          <w:lang w:val="en-US"/>
+        </w:rPr>
+        <w:t xml:space="preserve"> on buckets which exceed a certain size limit.</w:t>
+      </w:r>
+    </w:p>
+    <w:p>
+      <w:pPr>
+        <w:widowControl/>
+        <w:autoSpaceDE/>
+        <w:autoSpaceDN/>
+        <w:spacing w:after="240" w:line="360" w:lineRule="auto"/>
+        <w:jc w:val="both"/>
+        <w:rPr>
+          <w:sz w:val="26"/>
+          <w:szCs w:val="26"/>
+          <w:lang w:val="en-US"/>
+        </w:rPr>
+      </w:pPr>
+      <w:r>
+        <w:rPr>
+          <w:sz w:val="26"/>
+          <w:szCs w:val="26"/>
+          <w:lang w:val="en-US"/>
+        </w:rPr>
+        <w:br w:type="page"/>
+      </w:r>
+    </w:p>
+    <w:p>
+      <w:pPr>
+        <w:pStyle w:val="Heading2"/>
+      </w:pPr>
+      <w:r>
+        <w:lastRenderedPageBreak/>
+        <w:t>4. Heap Sort</w:t>
+      </w:r>
     </w:p>
     <w:p>
       <w:pPr>
@@ -8931,7 +11935,445 @@
         <w:jc w:val="both"/>
       </w:pPr>
       <w:r>
-        <w:t>3.3. Time and space complexity</w:t>
+        <w:t>4.1. Algorithmic ideas</w:t>
+      </w:r>
+    </w:p>
+    <w:p>
+      <w:pPr>
+        <w:spacing w:after="240" w:line="360" w:lineRule="auto"/>
+        <w:ind w:left="851"/>
+        <w:jc w:val="both"/>
+        <w:rPr>
+          <w:sz w:val="26"/>
+          <w:szCs w:val="26"/>
+          <w:lang w:val="en-US"/>
+        </w:rPr>
+      </w:pPr>
+      <w:r>
+        <w:rPr>
+          <w:sz w:val="26"/>
+          <w:szCs w:val="26"/>
+          <w:lang w:val="en-US"/>
+        </w:rPr>
+        <w:t xml:space="preserve">Heap Sort is </w:t>
+      </w:r>
+      <w:r>
+        <w:rPr>
+          <w:sz w:val="26"/>
+          <w:szCs w:val="26"/>
+          <w:lang w:val="en-US"/>
+        </w:rPr>
+        <w:t>base</w:t>
+      </w:r>
+      <w:r>
+        <w:rPr>
+          <w:sz w:val="26"/>
+          <w:szCs w:val="26"/>
+          <w:lang w:val="en-US"/>
+        </w:rPr>
+        <w:t>d on Binary Heap data structure</w:t>
+      </w:r>
+      <w:r>
+        <w:rPr>
+          <w:sz w:val="26"/>
+          <w:szCs w:val="26"/>
+          <w:lang w:val="en-US"/>
+        </w:rPr>
+        <w:t xml:space="preserve">. First, </w:t>
+      </w:r>
+      <w:r>
+        <w:rPr>
+          <w:i/>
+          <w:sz w:val="26"/>
+          <w:szCs w:val="26"/>
+          <w:lang w:val="en-US"/>
+        </w:rPr>
+        <w:t>heapify</w:t>
+      </w:r>
+      <w:r>
+        <w:rPr>
+          <w:sz w:val="26"/>
+          <w:szCs w:val="26"/>
+          <w:lang w:val="en-US"/>
+        </w:rPr>
+        <w:t xml:space="preserve"> the array to convert it into heap data </w:t>
+      </w:r>
+      <w:r>
+        <w:rPr>
+          <w:sz w:val="26"/>
+          <w:szCs w:val="26"/>
+          <w:lang w:val="en-US"/>
+        </w:rPr>
+        <w:t xml:space="preserve">structure, build a </w:t>
+      </w:r>
+      <w:r>
+        <w:rPr>
+          <w:i/>
+          <w:sz w:val="26"/>
+          <w:szCs w:val="26"/>
+          <w:lang w:val="en-US"/>
+        </w:rPr>
+        <w:t xml:space="preserve">max-heap </w:t>
+      </w:r>
+      <w:r>
+        <w:rPr>
+          <w:sz w:val="26"/>
+          <w:szCs w:val="26"/>
+          <w:lang w:val="en-US"/>
+        </w:rPr>
+        <w:t>where the largest element is at the root. Then repeatedly swap the root with the last element of the heap, reducing the size. Now heapify the remaining elements of the heap and do the previous work again. The process is done once heap contains only one element.</w:t>
+      </w:r>
+    </w:p>
+    <w:p>
+      <w:pPr>
+        <w:pStyle w:val="Heading3"/>
+        <w:jc w:val="both"/>
+      </w:pPr>
+      <w:r>
+        <w:t>4.2. Step-by-step descriptions</w:t>
+      </w:r>
+    </w:p>
+    <w:p>
+      <w:pPr>
+        <w:spacing w:after="240" w:line="360" w:lineRule="auto"/>
+        <w:ind w:left="851"/>
+        <w:jc w:val="both"/>
+        <w:rPr>
+          <w:sz w:val="26"/>
+          <w:szCs w:val="26"/>
+          <w:lang w:val="en-US"/>
+        </w:rPr>
+      </w:pPr>
+    </w:p>
+    <w:p>
+      <w:pPr>
+        <w:pStyle w:val="Heading3"/>
+        <w:jc w:val="both"/>
+      </w:pPr>
+      <w:r>
+        <w:t>4.3. Time and space complexity</w:t>
+      </w:r>
+    </w:p>
+    <w:p>
+      <w:pPr>
+        <w:pStyle w:val="ListParagraph"/>
+        <w:numPr>
+          <w:ilvl w:val="0"/>
+          <w:numId w:val="10"/>
+        </w:numPr>
+        <w:spacing w:after="240" w:line="360" w:lineRule="auto"/>
+        <w:jc w:val="both"/>
+        <w:rPr>
+          <w:sz w:val="26"/>
+          <w:szCs w:val="26"/>
+          <w:lang w:val="en-US"/>
+        </w:rPr>
+      </w:pPr>
+      <w:r>
+        <w:rPr>
+          <w:sz w:val="26"/>
+          <w:szCs w:val="26"/>
+          <w:lang w:val="en-US"/>
+        </w:rPr>
+        <w:t>Time c</w:t>
+      </w:r>
+      <w:r>
+        <w:rPr>
+          <w:sz w:val="26"/>
+          <w:szCs w:val="26"/>
+          <w:lang w:val="en-US"/>
+        </w:rPr>
+        <w:t xml:space="preserve">omplexity: </w:t>
+      </w:r>
+      <w:r>
+        <w:rPr>
+          <w:b/>
+          <w:sz w:val="26"/>
+          <w:szCs w:val="26"/>
+          <w:lang w:val="en-US"/>
+        </w:rPr>
+        <w:t>O(N log N)</w:t>
+      </w:r>
+      <w:r>
+        <w:rPr>
+          <w:b/>
+          <w:sz w:val="26"/>
+          <w:szCs w:val="26"/>
+          <w:lang w:val="en-US"/>
+        </w:rPr>
+        <w:t xml:space="preserve"> </w:t>
+      </w:r>
+      <w:r>
+        <w:rPr>
+          <w:sz w:val="26"/>
+          <w:szCs w:val="26"/>
+          <w:lang w:val="en-US"/>
+        </w:rPr>
+        <w:t xml:space="preserve">in </w:t>
+      </w:r>
+      <w:r>
+        <w:rPr>
+          <w:i/>
+          <w:sz w:val="26"/>
+          <w:szCs w:val="26"/>
+          <w:lang w:val="en-US"/>
+        </w:rPr>
+        <w:t>all cases</w:t>
+      </w:r>
+      <w:r>
+        <w:rPr>
+          <w:sz w:val="26"/>
+          <w:szCs w:val="26"/>
+          <w:lang w:val="en-US"/>
+        </w:rPr>
+        <w:t>.</w:t>
+      </w:r>
+    </w:p>
+    <w:p>
+      <w:pPr>
+        <w:pStyle w:val="ListParagraph"/>
+        <w:numPr>
+          <w:ilvl w:val="0"/>
+          <w:numId w:val="10"/>
+        </w:numPr>
+        <w:spacing w:after="240" w:line="360" w:lineRule="auto"/>
+        <w:jc w:val="both"/>
+        <w:rPr>
+          <w:sz w:val="26"/>
+          <w:szCs w:val="26"/>
+          <w:lang w:val="en-US"/>
+        </w:rPr>
+      </w:pPr>
+      <w:r>
+        <w:rPr>
+          <w:sz w:val="26"/>
+          <w:szCs w:val="26"/>
+          <w:lang w:val="en-US"/>
+        </w:rPr>
+        <w:t>Auxiliary s</w:t>
+      </w:r>
+      <w:r>
+        <w:rPr>
+          <w:sz w:val="26"/>
+          <w:szCs w:val="26"/>
+          <w:lang w:val="en-US"/>
+        </w:rPr>
+        <w:t xml:space="preserve">pace: </w:t>
+      </w:r>
+      <w:r>
+        <w:rPr>
+          <w:b/>
+          <w:sz w:val="26"/>
+          <w:szCs w:val="26"/>
+          <w:lang w:val="en-US"/>
+        </w:rPr>
+        <w:t>O(1)</w:t>
+      </w:r>
+      <w:r>
+        <w:rPr>
+          <w:sz w:val="26"/>
+          <w:szCs w:val="26"/>
+          <w:lang w:val="en-US"/>
+        </w:rPr>
+        <w:t xml:space="preserve"> </w:t>
+      </w:r>
+    </w:p>
+    <w:p>
+      <w:pPr>
+        <w:spacing w:after="240" w:line="360" w:lineRule="auto"/>
+        <w:ind w:left="851"/>
+        <w:jc w:val="both"/>
+        <w:rPr>
+          <w:sz w:val="26"/>
+          <w:szCs w:val="26"/>
+          <w:lang w:val="en-US"/>
+        </w:rPr>
+      </w:pPr>
+    </w:p>
+    <w:p>
+      <w:pPr>
+        <w:widowControl/>
+        <w:autoSpaceDE/>
+        <w:autoSpaceDN/>
+        <w:spacing w:after="240" w:line="360" w:lineRule="auto"/>
+        <w:jc w:val="both"/>
+        <w:rPr>
+          <w:sz w:val="26"/>
+          <w:szCs w:val="26"/>
+          <w:lang w:val="en-US"/>
+        </w:rPr>
+      </w:pPr>
+      <w:r>
+        <w:rPr>
+          <w:sz w:val="26"/>
+          <w:szCs w:val="26"/>
+          <w:lang w:val="en-US"/>
+        </w:rPr>
+        <w:br w:type="page"/>
+      </w:r>
+    </w:p>
+    <w:p>
+      <w:pPr>
+        <w:pStyle w:val="Heading2"/>
+      </w:pPr>
+      <w:r>
+        <w:lastRenderedPageBreak/>
+        <w:t>5. Insertion Sort</w:t>
+      </w:r>
+    </w:p>
+    <w:p>
+      <w:pPr>
+        <w:pStyle w:val="Heading3"/>
+        <w:jc w:val="both"/>
+      </w:pPr>
+      <w:r>
+        <w:t>5.1. Algorithmic ideas</w:t>
+      </w:r>
+    </w:p>
+    <w:p>
+      <w:pPr>
+        <w:spacing w:after="240" w:line="360" w:lineRule="auto"/>
+        <w:ind w:left="851" w:firstLine="589"/>
+        <w:jc w:val="both"/>
+        <w:rPr>
+          <w:sz w:val="26"/>
+          <w:szCs w:val="26"/>
+          <w:lang w:val="en-US"/>
+        </w:rPr>
+      </w:pPr>
+      <w:r>
+        <w:rPr>
+          <w:sz w:val="26"/>
+          <w:szCs w:val="26"/>
+          <w:lang w:val="en-US"/>
+        </w:rPr>
+        <w:t>The list of elements is virtually splited into two parts: unsorted and sorted elements.</w:t>
+      </w:r>
+      <w:r>
+        <w:rPr>
+          <w:sz w:val="26"/>
+          <w:szCs w:val="26"/>
+          <w:lang w:val="en-US"/>
+        </w:rPr>
+        <w:t xml:space="preserve"> </w:t>
+      </w:r>
+      <w:r>
+        <w:rPr>
+          <w:sz w:val="26"/>
+          <w:szCs w:val="26"/>
+          <w:lang w:val="en-US"/>
+        </w:rPr>
+        <w:t xml:space="preserve">The value from the unsorted part will be picked up and then placed </w:t>
+      </w:r>
+      <w:r>
+        <w:rPr>
+          <w:sz w:val="26"/>
+          <w:szCs w:val="26"/>
+          <w:lang w:val="en-US"/>
+        </w:rPr>
+        <w:t xml:space="preserve">exactly </w:t>
+      </w:r>
+      <w:r>
+        <w:rPr>
+          <w:sz w:val="26"/>
+          <w:szCs w:val="26"/>
+          <w:lang w:val="en-US"/>
+        </w:rPr>
+        <w:t xml:space="preserve">at the </w:t>
+      </w:r>
+      <w:r>
+        <w:rPr>
+          <w:sz w:val="26"/>
+          <w:szCs w:val="26"/>
+          <w:lang w:val="en-US"/>
+        </w:rPr>
+        <w:t>correct</w:t>
+      </w:r>
+      <w:r>
+        <w:rPr>
+          <w:sz w:val="26"/>
+          <w:szCs w:val="26"/>
+          <w:lang w:val="en-US"/>
+        </w:rPr>
+        <w:t xml:space="preserve"> position in the sorted part.</w:t>
+      </w:r>
+      <w:r>
+        <w:rPr>
+          <w:sz w:val="26"/>
+          <w:szCs w:val="26"/>
+          <w:lang w:val="en-US"/>
+        </w:rPr>
+        <w:t xml:space="preserve"> </w:t>
+      </w:r>
+      <w:r>
+        <w:rPr>
+          <w:sz w:val="26"/>
+          <w:szCs w:val="26"/>
+          <w:lang w:val="en-US"/>
+        </w:rPr>
+        <w:t>It starts by considering the first element as the sorted portion and then inserts the other element into its correct position within the sorted part.</w:t>
+      </w:r>
+      <w:r>
+        <w:rPr>
+          <w:sz w:val="26"/>
+          <w:szCs w:val="26"/>
+          <w:lang w:val="en-US"/>
+        </w:rPr>
+        <w:t xml:space="preserve"> </w:t>
+      </w:r>
+      <w:r>
+        <w:rPr>
+          <w:sz w:val="26"/>
+          <w:szCs w:val="26"/>
+          <w:lang w:val="en-US"/>
+        </w:rPr>
+        <w:t xml:space="preserve">Each time, the algorithm compares the current element </w:t>
+      </w:r>
+      <w:r>
+        <w:rPr>
+          <w:sz w:val="26"/>
+          <w:szCs w:val="26"/>
+          <w:lang w:val="en-US"/>
+        </w:rPr>
+        <w:t>to its predecessor or the elements before (only if the current element is smaller than its predecessor)</w:t>
+      </w:r>
+      <w:r>
+        <w:rPr>
+          <w:sz w:val="26"/>
+          <w:szCs w:val="26"/>
+          <w:lang w:val="en-US"/>
+        </w:rPr>
+        <w:t xml:space="preserve"> in the sorted portion, shifting larger elements to the right until it finds the correct position for insertion.</w:t>
+      </w:r>
+    </w:p>
+    <w:p>
+      <w:pPr>
+        <w:pStyle w:val="Heading3"/>
+        <w:jc w:val="both"/>
+      </w:pPr>
+      <w:r>
+        <w:t>5.2. Step-by-step descriptions</w:t>
+      </w:r>
+    </w:p>
+    <w:p>
+      <w:pPr>
+        <w:spacing w:after="240" w:line="360" w:lineRule="auto"/>
+        <w:ind w:left="851"/>
+        <w:jc w:val="both"/>
+        <w:rPr>
+          <w:sz w:val="26"/>
+          <w:szCs w:val="26"/>
+          <w:lang w:val="en-US"/>
+        </w:rPr>
+      </w:pPr>
+    </w:p>
+    <w:p>
+      <w:pPr>
+        <w:pStyle w:val="Heading3"/>
+        <w:jc w:val="both"/>
+      </w:pPr>
+      <w:r>
+        <w:t>5.3. Time and space complexity</w:t>
       </w:r>
     </w:p>
     <w:p>
@@ -8955,15 +12397,7 @@
           <w:szCs w:val="26"/>
           <w:lang w:val="en-US"/>
         </w:rPr>
-        <w:t>Time c</w:t>
-      </w:r>
-      <w:r>
-        <w:rPr>
-          <w:sz w:val="26"/>
-          <w:szCs w:val="26"/>
-          <w:lang w:val="en-US"/>
-        </w:rPr>
-        <w:t xml:space="preserve">omplexity: </w:t>
+        <w:t xml:space="preserve">Time complexity: </w:t>
       </w:r>
     </w:p>
     <w:p>
@@ -8971,7 +12405,7 @@
         <w:pStyle w:val="ListParagraph"/>
         <w:numPr>
           <w:ilvl w:val="0"/>
-          <w:numId w:val="9"/>
+          <w:numId w:val="11"/>
         </w:numPr>
         <w:spacing w:after="240" w:line="360" w:lineRule="auto"/>
         <w:jc w:val="both"/>
@@ -8996,7 +12430,7 @@
           <w:szCs w:val="26"/>
           <w:lang w:val="en-US"/>
         </w:rPr>
-        <w:t>O(N)</w:t>
+        <w:t>O(N).</w:t>
       </w:r>
     </w:p>
     <w:p>
@@ -9004,7 +12438,7 @@
         <w:pStyle w:val="ListParagraph"/>
         <w:numPr>
           <w:ilvl w:val="0"/>
-          <w:numId w:val="9"/>
+          <w:numId w:val="11"/>
         </w:numPr>
         <w:spacing w:after="240" w:line="360" w:lineRule="auto"/>
         <w:jc w:val="both"/>
@@ -9020,40 +12454,7 @@
           <w:szCs w:val="26"/>
           <w:lang w:val="en-US"/>
         </w:rPr>
-        <w:t xml:space="preserve">Average case: </w:t>
-      </w:r>
-      <w:r>
-        <w:rPr>
-          <w:b/>
-          <w:sz w:val="26"/>
-          <w:szCs w:val="26"/>
-          <w:lang w:val="en-US"/>
-        </w:rPr>
-        <w:t>O(N + r)</w:t>
-      </w:r>
-    </w:p>
-    <w:p>
-      <w:pPr>
-        <w:pStyle w:val="ListParagraph"/>
-        <w:numPr>
-          <w:ilvl w:val="0"/>
-          <w:numId w:val="9"/>
-        </w:numPr>
-        <w:spacing w:after="240" w:line="360" w:lineRule="auto"/>
-        <w:jc w:val="both"/>
-        <w:rPr>
-          <w:sz w:val="26"/>
-          <w:szCs w:val="26"/>
-          <w:lang w:val="en-US"/>
-        </w:rPr>
-      </w:pPr>
-      <w:r>
-        <w:rPr>
-          <w:sz w:val="26"/>
-          <w:szCs w:val="26"/>
-          <w:lang w:val="en-US"/>
-        </w:rPr>
-        <w:t xml:space="preserve">Worst case: </w:t>
+        <w:t xml:space="preserve">Average case and Worst case: </w:t>
       </w:r>
       <w:r>
         <w:rPr>
@@ -9081,7 +12482,7 @@
           <w:szCs w:val="26"/>
           <w:lang w:val="en-US"/>
         </w:rPr>
-        <w:t>)</w:t>
+        <w:t>).</w:t>
       </w:r>
     </w:p>
     <w:p>
@@ -9105,53 +12506,287 @@
           <w:szCs w:val="26"/>
           <w:lang w:val="en-US"/>
         </w:rPr>
-        <w:t>Auxiliary</w:t>
-      </w:r>
-      <w:r>
-        <w:rPr>
-          <w:sz w:val="26"/>
-          <w:szCs w:val="26"/>
-          <w:lang w:val="en-US"/>
-        </w:rPr>
-        <w:t xml:space="preserve"> space</w:t>
-      </w:r>
-      <w:r>
-        <w:rPr>
-          <w:sz w:val="26"/>
-          <w:szCs w:val="26"/>
-          <w:lang w:val="en-US"/>
-        </w:rPr>
-        <w:t xml:space="preserve">: </w:t>
-      </w:r>
-      <w:r>
-        <w:rPr>
-          <w:b/>
-          <w:sz w:val="26"/>
-          <w:szCs w:val="26"/>
-          <w:lang w:val="en-US"/>
-        </w:rPr>
-        <w:t>O(N)</w:t>
-      </w:r>
-    </w:p>
-    <w:p>
-      <w:pPr>
-        <w:spacing w:after="240" w:line="360" w:lineRule="auto"/>
-        <w:ind w:left="851"/>
-        <w:jc w:val="both"/>
-        <w:rPr>
-          <w:sz w:val="26"/>
-          <w:szCs w:val="26"/>
-          <w:lang w:val="en-US"/>
-        </w:rPr>
-      </w:pPr>
+        <w:t xml:space="preserve">Auxiliary space: </w:t>
+      </w:r>
+      <w:r>
+        <w:rPr>
+          <w:b/>
+          <w:sz w:val="26"/>
+          <w:szCs w:val="26"/>
+          <w:lang w:val="en-US"/>
+        </w:rPr>
+        <w:t>O(1).</w:t>
+      </w:r>
+    </w:p>
+    <w:p>
+      <w:pPr>
+        <w:pStyle w:val="Heading3"/>
+        <w:jc w:val="both"/>
+      </w:pPr>
+      <w:r>
+        <w:t>5.4. Variants/Improvements</w:t>
+      </w:r>
+    </w:p>
+    <w:p>
+      <w:pPr>
+        <w:spacing w:before="240" w:after="240" w:line="360" w:lineRule="auto"/>
+        <w:ind w:firstLine="709"/>
+        <w:jc w:val="both"/>
+        <w:rPr>
+          <w:i/>
+          <w:sz w:val="26"/>
+          <w:szCs w:val="26"/>
+          <w:lang w:val="en-US"/>
+        </w:rPr>
+      </w:pPr>
+      <w:r>
+        <w:rPr>
+          <w:i/>
+          <w:sz w:val="26"/>
+          <w:szCs w:val="26"/>
+          <w:lang w:val="en-US"/>
+        </w:rPr>
+        <w:t xml:space="preserve">Binary Insertion Sort: </w:t>
+      </w:r>
+    </w:p>
+    <w:p>
+      <w:pPr>
+        <w:spacing w:before="240" w:after="240" w:line="360" w:lineRule="auto"/>
+        <w:ind w:left="709"/>
+        <w:jc w:val="both"/>
+        <w:rPr>
+          <w:sz w:val="26"/>
+          <w:szCs w:val="26"/>
+          <w:lang w:val="en-US"/>
+        </w:rPr>
+      </w:pPr>
+      <w:r>
+        <w:rPr>
+          <w:sz w:val="26"/>
+          <w:szCs w:val="26"/>
+          <w:lang w:val="en-US"/>
+        </w:rPr>
+        <w:t>The idea is to use Binary Search to find where to place each element. The goal is to re</w:t>
+      </w:r>
+      <w:r>
+        <w:rPr>
+          <w:sz w:val="26"/>
+          <w:szCs w:val="26"/>
+          <w:lang w:val="en-US"/>
+        </w:rPr>
+        <w:t>duce the number of comparisons because Binary Insertion Sort compares fewer elements using binary search instead of linear search.</w:t>
+      </w:r>
+    </w:p>
+    <w:p>
+      <w:pPr>
+        <w:spacing w:before="240" w:after="240" w:line="360" w:lineRule="auto"/>
+        <w:ind w:left="709"/>
+        <w:jc w:val="both"/>
+        <w:rPr>
+          <w:i/>
+          <w:sz w:val="26"/>
+          <w:szCs w:val="26"/>
+          <w:lang w:val="en-US"/>
+        </w:rPr>
+      </w:pPr>
+      <w:r>
+        <w:rPr>
+          <w:sz w:val="26"/>
+          <w:szCs w:val="26"/>
+          <w:lang w:val="en-US"/>
+        </w:rPr>
+        <w:t xml:space="preserve">Time complexity is </w:t>
+      </w:r>
+      <w:r>
+        <w:rPr>
+          <w:b/>
+          <w:sz w:val="26"/>
+          <w:szCs w:val="26"/>
+          <w:lang w:val="en-US"/>
+        </w:rPr>
+        <w:t>O(N</w:t>
+      </w:r>
+      <w:r>
+        <w:rPr>
+          <w:b/>
+          <w:sz w:val="26"/>
+          <w:szCs w:val="26"/>
+          <w:vertAlign w:val="superscript"/>
+          <w:lang w:val="en-US"/>
+        </w:rPr>
+        <w:t>2</w:t>
+      </w:r>
+      <w:r>
+        <w:rPr>
+          <w:b/>
+          <w:sz w:val="26"/>
+          <w:szCs w:val="26"/>
+          <w:lang w:val="en-US"/>
+        </w:rPr>
+        <w:t xml:space="preserve">) </w:t>
+      </w:r>
+      <w:r>
+        <w:rPr>
+          <w:sz w:val="26"/>
+          <w:szCs w:val="26"/>
+          <w:lang w:val="en-US"/>
+        </w:rPr>
+        <w:t xml:space="preserve">in </w:t>
+      </w:r>
+      <w:r>
+        <w:rPr>
+          <w:i/>
+          <w:sz w:val="26"/>
+          <w:szCs w:val="26"/>
+          <w:lang w:val="en-US"/>
+        </w:rPr>
+        <w:t>best case</w:t>
+      </w:r>
+      <w:r>
+        <w:rPr>
+          <w:sz w:val="26"/>
+          <w:szCs w:val="26"/>
+          <w:lang w:val="en-US"/>
+        </w:rPr>
+        <w:t xml:space="preserve">, and is </w:t>
+      </w:r>
+      <w:r>
+        <w:rPr>
+          <w:b/>
+          <w:sz w:val="26"/>
+          <w:szCs w:val="26"/>
+          <w:lang w:val="en-US"/>
+        </w:rPr>
+        <w:t xml:space="preserve">O(N log N) </w:t>
+      </w:r>
+      <w:r>
+        <w:rPr>
+          <w:sz w:val="26"/>
+          <w:szCs w:val="26"/>
+          <w:lang w:val="en-US"/>
+        </w:rPr>
+        <w:t xml:space="preserve">in </w:t>
+      </w:r>
+      <w:r>
+        <w:rPr>
+          <w:i/>
+          <w:sz w:val="26"/>
+          <w:szCs w:val="26"/>
+          <w:lang w:val="en-US"/>
+        </w:rPr>
+        <w:t xml:space="preserve">average case </w:t>
+      </w:r>
+      <w:r>
+        <w:rPr>
+          <w:sz w:val="26"/>
+          <w:szCs w:val="26"/>
+          <w:lang w:val="en-US"/>
+        </w:rPr>
+        <w:t xml:space="preserve">and </w:t>
+      </w:r>
+      <w:r>
+        <w:rPr>
+          <w:i/>
+          <w:sz w:val="26"/>
+          <w:szCs w:val="26"/>
+          <w:lang w:val="en-US"/>
+        </w:rPr>
+        <w:t xml:space="preserve">worst case. </w:t>
+      </w:r>
+    </w:p>
+    <w:p>
+      <w:pPr>
+        <w:spacing w:before="240" w:after="240" w:line="360" w:lineRule="auto"/>
+        <w:ind w:left="709"/>
+        <w:jc w:val="both"/>
+        <w:rPr>
+          <w:sz w:val="26"/>
+          <w:szCs w:val="26"/>
+          <w:lang w:val="en-US"/>
+        </w:rPr>
+      </w:pPr>
+      <w:r>
+        <w:rPr>
+          <w:sz w:val="26"/>
+          <w:szCs w:val="26"/>
+          <w:lang w:val="en-US"/>
+        </w:rPr>
+        <w:t xml:space="preserve">Auxiliary space required is </w:t>
+      </w:r>
+      <w:r>
+        <w:rPr>
+          <w:b/>
+          <w:sz w:val="26"/>
+          <w:szCs w:val="26"/>
+          <w:lang w:val="en-US"/>
+        </w:rPr>
+        <w:t xml:space="preserve">O(1) </w:t>
+      </w:r>
+      <w:r>
+        <w:rPr>
+          <w:sz w:val="26"/>
+          <w:szCs w:val="26"/>
+          <w:lang w:val="en-US"/>
+        </w:rPr>
+        <w:t xml:space="preserve">if use </w:t>
+      </w:r>
+      <w:r>
+        <w:rPr>
+          <w:i/>
+          <w:sz w:val="26"/>
+          <w:szCs w:val="26"/>
+          <w:lang w:val="en-US"/>
+        </w:rPr>
+        <w:t>iterative binary search</w:t>
+      </w:r>
+      <w:r>
+        <w:rPr>
+          <w:sz w:val="26"/>
+          <w:szCs w:val="26"/>
+          <w:lang w:val="en-US"/>
+        </w:rPr>
+        <w:t xml:space="preserve">, is </w:t>
+      </w:r>
+      <w:r>
+        <w:rPr>
+          <w:b/>
+          <w:sz w:val="26"/>
+          <w:szCs w:val="26"/>
+          <w:lang w:val="en-US"/>
+        </w:rPr>
+        <w:t xml:space="preserve">O(N log N) </w:t>
+      </w:r>
+      <w:r>
+        <w:rPr>
+          <w:sz w:val="26"/>
+          <w:szCs w:val="26"/>
+          <w:lang w:val="en-US"/>
+        </w:rPr>
+        <w:t xml:space="preserve">if use </w:t>
+      </w:r>
+      <w:r>
+        <w:rPr>
+          <w:i/>
+          <w:sz w:val="26"/>
+          <w:szCs w:val="26"/>
+          <w:lang w:val="en-US"/>
+        </w:rPr>
+        <w:t xml:space="preserve">recursive binary search </w:t>
+      </w:r>
+      <w:r>
+        <w:rPr>
+          <w:sz w:val="26"/>
+          <w:szCs w:val="26"/>
+          <w:lang w:val="en-US"/>
+        </w:rPr>
+        <w:t>(because of O(logN) recursive calls).</w:t>
+      </w:r>
     </w:p>
     <w:p>
       <w:pPr>
         <w:widowControl/>
         <w:autoSpaceDE/>
         <w:autoSpaceDN/>
-        <w:spacing w:after="240" w:line="360" w:lineRule="auto"/>
-        <w:jc w:val="both"/>
         <w:rPr>
           <w:sz w:val="26"/>
           <w:szCs w:val="26"/>
@@ -9173,7 +12808,7 @@
       </w:pPr>
       <w:r>
         <w:lastRenderedPageBreak/>
-        <w:t>4. Heap Sort</w:t>
+        <w:t>6. Merge Sort</w:t>
       </w:r>
     </w:p>
     <w:p>
@@ -9182,7 +12817,7 @@
         <w:jc w:val="both"/>
       </w:pPr>
       <w:r>
-        <w:t>4.1. Algorithmic ideas</w:t>
+        <w:t>6.1. Algorithmic ideas</w:t>
       </w:r>
     </w:p>
     <w:p>
@@ -9202,73 +12837,31 @@
           <w:szCs w:val="26"/>
           <w:lang w:val="en-US"/>
         </w:rPr>
-        <w:t xml:space="preserve">Heap Sort is </w:t>
-      </w:r>
-      <w:r>
-        <w:rPr>
-          <w:sz w:val="26"/>
-          <w:szCs w:val="26"/>
-          <w:lang w:val="en-US"/>
-        </w:rPr>
-        <w:t>base</w:t>
-      </w:r>
-      <w:r>
-        <w:rPr>
-          <w:sz w:val="26"/>
-          <w:szCs w:val="26"/>
-          <w:lang w:val="en-US"/>
-        </w:rPr>
-        <w:t>d on Binary Heap data structure</w:t>
-      </w:r>
-      <w:r>
-        <w:rPr>
-          <w:sz w:val="26"/>
-          <w:szCs w:val="26"/>
-          <w:lang w:val="en-US"/>
-        </w:rPr>
-        <w:t xml:space="preserve">. First, </w:t>
-      </w:r>
-      <w:r>
-        <w:rPr>
-          <w:i/>
-          <w:sz w:val="26"/>
-          <w:szCs w:val="26"/>
-          <w:lang w:val="en-US"/>
-        </w:rPr>
-        <w:t>heapify</w:t>
-      </w:r>
-      <w:r>
-        <w:rPr>
-          <w:sz w:val="26"/>
-          <w:szCs w:val="26"/>
-          <w:lang w:val="en-US"/>
-        </w:rPr>
-        <w:t xml:space="preserve"> the array to convert it into heap data </w:t>
-      </w:r>
-      <w:r>
-        <w:rPr>
-          <w:sz w:val="26"/>
-          <w:szCs w:val="26"/>
-          <w:lang w:val="en-US"/>
-        </w:rPr>
-        <w:t xml:space="preserve">structure, build a </w:t>
-      </w:r>
-      <w:r>
-        <w:rPr>
-          <w:i/>
-          <w:sz w:val="26"/>
-          <w:szCs w:val="26"/>
-          <w:lang w:val="en-US"/>
-        </w:rPr>
-        <w:t xml:space="preserve">max-heap </w:t>
-      </w:r>
-      <w:r>
-        <w:rPr>
-          <w:sz w:val="26"/>
-          <w:szCs w:val="26"/>
-          <w:lang w:val="en-US"/>
-        </w:rPr>
-        <w:t>where the largest element is at the root. Then repeatedly swap the root with the last element of the heap, reducing the size. Now heapify the remaining elements of the heap and do the previous work again. The process is done once heap contains only one element.</w:t>
+        <w:t>Merge Sort</w:t>
+      </w:r>
+      <w:r>
+        <w:rPr>
+          <w:sz w:val="26"/>
+          <w:szCs w:val="26"/>
+          <w:lang w:val="en-US"/>
+        </w:rPr>
+        <w:t xml:space="preserve"> follows the concept of divide – and – conquer techniques,</w:t>
+      </w:r>
+      <w:r>
+        <w:rPr>
+          <w:sz w:val="26"/>
+          <w:szCs w:val="26"/>
+          <w:lang w:val="en-US"/>
+        </w:rPr>
+        <w:t xml:space="preserve"> works by dividing the array into smaller subarrays. </w:t>
+      </w:r>
+      <w:r>
+        <w:rPr>
+          <w:sz w:val="26"/>
+          <w:szCs w:val="26"/>
+          <w:lang w:val="en-US"/>
+        </w:rPr>
+        <w:t xml:space="preserve">If the subarray has more than 1 element, continue divide it until there is only 1 element in the subarray. Each subarray is then sorted and be merged back to form the final sorted array. The subarrays should be merged repeatedly until there is only 1 array remaining (which is the final sorted array). </w:t>
       </w:r>
     </w:p>
     <w:p>
@@ -9277,7 +12870,7 @@
         <w:jc w:val="both"/>
       </w:pPr>
       <w:r>
-        <w:t>4.2. Step-by-step descriptions</w:t>
+        <w:t>6.2. Step-by-step descriptions</w:t>
       </w:r>
     </w:p>
     <w:p>
@@ -9298,329 +12891,7 @@
         <w:jc w:val="both"/>
       </w:pPr>
       <w:r>
-        <w:t>4.3. Time and space complexity</w:t>
-      </w:r>
-    </w:p>
-    <w:p>
-      <w:pPr>
-        <w:pStyle w:val="ListParagraph"/>
-        <w:numPr>
-          <w:ilvl w:val="0"/>
-          <w:numId w:val="10"/>
-        </w:numPr>
-        <w:spacing w:after="240" w:line="360" w:lineRule="auto"/>
-        <w:jc w:val="both"/>
-        <w:rPr>
-          <w:sz w:val="26"/>
-          <w:szCs w:val="26"/>
-          <w:lang w:val="en-US"/>
-        </w:rPr>
-      </w:pPr>
-      <w:r>
-        <w:rPr>
-          <w:sz w:val="26"/>
-          <w:szCs w:val="26"/>
-          <w:lang w:val="en-US"/>
-        </w:rPr>
-        <w:t>Time c</w:t>
-      </w:r>
-      <w:r>
-        <w:rPr>
-          <w:sz w:val="26"/>
-          <w:szCs w:val="26"/>
-          <w:lang w:val="en-US"/>
-        </w:rPr>
-        <w:t xml:space="preserve">omplexity: </w:t>
-      </w:r>
-      <w:r>
-        <w:rPr>
-          <w:b/>
-          <w:sz w:val="26"/>
-          <w:szCs w:val="26"/>
-          <w:lang w:val="en-US"/>
-        </w:rPr>
-        <w:t>O(N log N)</w:t>
-      </w:r>
-      <w:r>
-        <w:rPr>
-          <w:b/>
-          <w:sz w:val="26"/>
-          <w:szCs w:val="26"/>
-          <w:lang w:val="en-US"/>
-        </w:rPr>
-        <w:t xml:space="preserve"> </w:t>
-      </w:r>
-      <w:r>
-        <w:rPr>
-          <w:sz w:val="26"/>
-          <w:szCs w:val="26"/>
-          <w:lang w:val="en-US"/>
-        </w:rPr>
-        <w:t xml:space="preserve">in </w:t>
-      </w:r>
-      <w:r>
-        <w:rPr>
-          <w:i/>
-          <w:sz w:val="26"/>
-          <w:szCs w:val="26"/>
-          <w:lang w:val="en-US"/>
-        </w:rPr>
-        <w:t>all cases</w:t>
-      </w:r>
-      <w:r>
-        <w:rPr>
-          <w:sz w:val="26"/>
-          <w:szCs w:val="26"/>
-          <w:lang w:val="en-US"/>
-        </w:rPr>
-        <w:t>.</w:t>
-      </w:r>
-    </w:p>
-    <w:p>
-      <w:pPr>
-        <w:pStyle w:val="ListParagraph"/>
-        <w:numPr>
-          <w:ilvl w:val="0"/>
-          <w:numId w:val="10"/>
-        </w:numPr>
-        <w:spacing w:after="240" w:line="360" w:lineRule="auto"/>
-        <w:jc w:val="both"/>
-        <w:rPr>
-          <w:sz w:val="26"/>
-          <w:szCs w:val="26"/>
-          <w:lang w:val="en-US"/>
-        </w:rPr>
-      </w:pPr>
-      <w:r>
-        <w:rPr>
-          <w:sz w:val="26"/>
-          <w:szCs w:val="26"/>
-          <w:lang w:val="en-US"/>
-        </w:rPr>
-        <w:t>Auxiliary s</w:t>
-      </w:r>
-      <w:r>
-        <w:rPr>
-          <w:sz w:val="26"/>
-          <w:szCs w:val="26"/>
-          <w:lang w:val="en-US"/>
-        </w:rPr>
-        <w:t xml:space="preserve">pace: </w:t>
-      </w:r>
-      <w:r>
-        <w:rPr>
-          <w:b/>
-          <w:sz w:val="26"/>
-          <w:szCs w:val="26"/>
-          <w:lang w:val="en-US"/>
-        </w:rPr>
-        <w:t>O(1)</w:t>
-      </w:r>
-      <w:r>
-        <w:rPr>
-          <w:sz w:val="26"/>
-          <w:szCs w:val="26"/>
-          <w:lang w:val="en-US"/>
-        </w:rPr>
-        <w:t xml:space="preserve"> </w:t>
-      </w:r>
-    </w:p>
-    <w:p>
-      <w:pPr>
-        <w:spacing w:after="240" w:line="360" w:lineRule="auto"/>
-        <w:ind w:left="851"/>
-        <w:jc w:val="both"/>
-        <w:rPr>
-          <w:sz w:val="26"/>
-          <w:szCs w:val="26"/>
-          <w:lang w:val="en-US"/>
-        </w:rPr>
-      </w:pPr>
-    </w:p>
-    <w:p>
-      <w:pPr>
-        <w:widowControl/>
-        <w:autoSpaceDE/>
-        <w:autoSpaceDN/>
-        <w:spacing w:after="240" w:line="360" w:lineRule="auto"/>
-        <w:jc w:val="both"/>
-        <w:rPr>
-          <w:sz w:val="26"/>
-          <w:szCs w:val="26"/>
-          <w:lang w:val="en-US"/>
-        </w:rPr>
-      </w:pPr>
-      <w:r>
-        <w:rPr>
-          <w:sz w:val="26"/>
-          <w:szCs w:val="26"/>
-          <w:lang w:val="en-US"/>
-        </w:rPr>
-        <w:br w:type="page"/>
-      </w:r>
-    </w:p>
-    <w:p>
-      <w:pPr>
-        <w:pStyle w:val="Heading2"/>
-      </w:pPr>
-      <w:r>
-        <w:lastRenderedPageBreak/>
-        <w:t>5. Insertion Sort</w:t>
-      </w:r>
-    </w:p>
-    <w:p>
-      <w:pPr>
-        <w:pStyle w:val="Heading3"/>
-        <w:jc w:val="both"/>
-      </w:pPr>
-      <w:r>
-        <w:t>5.1. Algorithmic ideas</w:t>
-      </w:r>
-    </w:p>
-    <w:p>
-      <w:pPr>
-        <w:spacing w:after="240" w:line="360" w:lineRule="auto"/>
-        <w:ind w:left="851" w:firstLine="589"/>
-        <w:jc w:val="both"/>
-        <w:rPr>
-          <w:sz w:val="26"/>
-          <w:szCs w:val="26"/>
-          <w:lang w:val="en-US"/>
-        </w:rPr>
-      </w:pPr>
-      <w:r>
-        <w:rPr>
-          <w:sz w:val="26"/>
-          <w:szCs w:val="26"/>
-          <w:lang w:val="en-US"/>
-        </w:rPr>
-        <w:t>The list of elements is virtually splited into two parts: unsorted and sorted elements.</w:t>
-      </w:r>
-      <w:r>
-        <w:rPr>
-          <w:sz w:val="26"/>
-          <w:szCs w:val="26"/>
-          <w:lang w:val="en-US"/>
-        </w:rPr>
-        <w:t xml:space="preserve"> </w:t>
-      </w:r>
-      <w:r>
-        <w:rPr>
-          <w:sz w:val="26"/>
-          <w:szCs w:val="26"/>
-          <w:lang w:val="en-US"/>
-        </w:rPr>
-        <w:t xml:space="preserve">The value from the unsorted part will be picked up and then placed </w:t>
-      </w:r>
-      <w:r>
-        <w:rPr>
-          <w:sz w:val="26"/>
-          <w:szCs w:val="26"/>
-          <w:lang w:val="en-US"/>
-        </w:rPr>
-        <w:t xml:space="preserve">exactly </w:t>
-      </w:r>
-      <w:r>
-        <w:rPr>
-          <w:sz w:val="26"/>
-          <w:szCs w:val="26"/>
-          <w:lang w:val="en-US"/>
-        </w:rPr>
-        <w:t xml:space="preserve">at the </w:t>
-      </w:r>
-      <w:r>
-        <w:rPr>
-          <w:sz w:val="26"/>
-          <w:szCs w:val="26"/>
-          <w:lang w:val="en-US"/>
-        </w:rPr>
-        <w:t>correct</w:t>
-      </w:r>
-      <w:r>
-        <w:rPr>
-          <w:sz w:val="26"/>
-          <w:szCs w:val="26"/>
-          <w:lang w:val="en-US"/>
-        </w:rPr>
-        <w:t xml:space="preserve"> position in the sorted part.</w:t>
-      </w:r>
-      <w:r>
-        <w:rPr>
-          <w:sz w:val="26"/>
-          <w:szCs w:val="26"/>
-          <w:lang w:val="en-US"/>
-        </w:rPr>
-        <w:t xml:space="preserve"> </w:t>
-      </w:r>
-      <w:r>
-        <w:rPr>
-          <w:sz w:val="26"/>
-          <w:szCs w:val="26"/>
-          <w:lang w:val="en-US"/>
-        </w:rPr>
-        <w:t>It starts by considering the first element as the sorted portion and then inserts the other element into its correct position within the sorted part.</w:t>
-      </w:r>
-      <w:r>
-        <w:rPr>
-          <w:sz w:val="26"/>
-          <w:szCs w:val="26"/>
-          <w:lang w:val="en-US"/>
-        </w:rPr>
-        <w:t xml:space="preserve"> </w:t>
-      </w:r>
-      <w:r>
-        <w:rPr>
-          <w:sz w:val="26"/>
-          <w:szCs w:val="26"/>
-          <w:lang w:val="en-US"/>
-        </w:rPr>
-        <w:t xml:space="preserve">Each time, the algorithm compares the current element </w:t>
-      </w:r>
-      <w:r>
-        <w:rPr>
-          <w:sz w:val="26"/>
-          <w:szCs w:val="26"/>
-          <w:lang w:val="en-US"/>
-        </w:rPr>
-        <w:t>to its predecessor or the elements before (only if the current element is smaller than its predecessor)</w:t>
-      </w:r>
-      <w:r>
-        <w:rPr>
-          <w:sz w:val="26"/>
-          <w:szCs w:val="26"/>
-          <w:lang w:val="en-US"/>
-        </w:rPr>
-        <w:t xml:space="preserve"> in the sorted portion, shifting larger elements to the right until it finds the correct position for insertion.</w:t>
-      </w:r>
-    </w:p>
-    <w:p>
-      <w:pPr>
-        <w:pStyle w:val="Heading3"/>
-        <w:jc w:val="both"/>
-      </w:pPr>
-      <w:r>
-        <w:t>5.2. Step-by-step descriptions</w:t>
-      </w:r>
-    </w:p>
-    <w:p>
-      <w:pPr>
-        <w:spacing w:after="240" w:line="360" w:lineRule="auto"/>
-        <w:ind w:left="851"/>
-        <w:jc w:val="both"/>
-        <w:rPr>
-          <w:sz w:val="26"/>
-          <w:szCs w:val="26"/>
-          <w:lang w:val="en-US"/>
-        </w:rPr>
-      </w:pPr>
-    </w:p>
-    <w:p>
-      <w:pPr>
-        <w:pStyle w:val="Heading3"/>
-        <w:jc w:val="both"/>
-      </w:pPr>
-      <w:r>
-        <w:t>5.3. Time and space complexity</w:t>
+        <w:t>6.3. Time and space complexity</w:t>
       </w:r>
     </w:p>
     <w:p>
@@ -9646,90 +12917,39 @@
         </w:rPr>
         <w:t xml:space="preserve">Time complexity: </w:t>
       </w:r>
-    </w:p>
-    <w:p>
-      <w:pPr>
-        <w:pStyle w:val="ListParagraph"/>
-        <w:numPr>
-          <w:ilvl w:val="0"/>
-          <w:numId w:val="11"/>
-        </w:numPr>
-        <w:spacing w:after="240" w:line="360" w:lineRule="auto"/>
-        <w:jc w:val="both"/>
-        <w:rPr>
-          <w:sz w:val="26"/>
-          <w:szCs w:val="26"/>
-          <w:lang w:val="en-US"/>
-        </w:rPr>
-      </w:pPr>
-      <w:r>
-        <w:rPr>
-          <w:sz w:val="26"/>
-          <w:szCs w:val="26"/>
-          <w:lang w:val="en-US"/>
-        </w:rPr>
-        <w:t xml:space="preserve">Best case: </w:t>
-      </w:r>
-      <w:r>
-        <w:rPr>
-          <w:b/>
-          <w:sz w:val="26"/>
-          <w:szCs w:val="26"/>
-          <w:lang w:val="en-US"/>
-        </w:rPr>
-        <w:t>O(N).</w:t>
-      </w:r>
-    </w:p>
-    <w:p>
-      <w:pPr>
-        <w:pStyle w:val="ListParagraph"/>
-        <w:numPr>
-          <w:ilvl w:val="0"/>
-          <w:numId w:val="11"/>
-        </w:numPr>
-        <w:spacing w:after="240" w:line="360" w:lineRule="auto"/>
-        <w:jc w:val="both"/>
-        <w:rPr>
-          <w:sz w:val="26"/>
-          <w:szCs w:val="26"/>
-          <w:lang w:val="en-US"/>
-        </w:rPr>
-      </w:pPr>
-      <w:r>
-        <w:rPr>
-          <w:sz w:val="26"/>
-          <w:szCs w:val="26"/>
-          <w:lang w:val="en-US"/>
-        </w:rPr>
-        <w:t xml:space="preserve">Average case and Worst case: </w:t>
-      </w:r>
-      <w:r>
-        <w:rPr>
-          <w:b/>
-          <w:sz w:val="26"/>
-          <w:szCs w:val="26"/>
-          <w:lang w:val="en-US"/>
-        </w:rPr>
-        <w:t>O(N</w:t>
-      </w:r>
-      <w:r>
-        <w:rPr>
-          <w:b/>
-          <w:sz w:val="26"/>
-          <w:szCs w:val="26"/>
-          <w:vertAlign w:val="superscript"/>
-          <w:lang w:val="en-US"/>
-        </w:rPr>
-        <w:t>2</w:t>
-      </w:r>
-      <w:r>
-        <w:rPr>
-          <w:b/>
-          <w:sz w:val="26"/>
-          <w:szCs w:val="26"/>
-          <w:lang w:val="en-US"/>
-        </w:rPr>
-        <w:t>).</w:t>
+      <w:r>
+        <w:rPr>
+          <w:b/>
+          <w:sz w:val="26"/>
+          <w:szCs w:val="26"/>
+          <w:lang w:val="en-US"/>
+        </w:rPr>
+        <w:t xml:space="preserve">O(N log N) </w:t>
+      </w:r>
+      <w:r>
+        <w:rPr>
+          <w:sz w:val="26"/>
+          <w:szCs w:val="26"/>
+          <w:lang w:val="en-US"/>
+        </w:rPr>
+        <w:t xml:space="preserve">in </w:t>
+      </w:r>
+      <w:r>
+        <w:rPr>
+          <w:i/>
+          <w:sz w:val="26"/>
+          <w:szCs w:val="26"/>
+          <w:lang w:val="en-US"/>
+        </w:rPr>
+        <w:t>all cases</w:t>
+      </w:r>
+      <w:r>
+        <w:rPr>
+          <w:sz w:val="26"/>
+          <w:szCs w:val="26"/>
+          <w:lang w:val="en-US"/>
+        </w:rPr>
+        <w:t xml:space="preserve"> because divide the array into two halves, and take linear time to merge two halves. </w:t>
       </w:r>
     </w:p>
     <w:p>
@@ -9762,473 +12982,6 @@
           <w:szCs w:val="26"/>
           <w:lang w:val="en-US"/>
         </w:rPr>
-        <w:t>O(1).</w:t>
-      </w:r>
-    </w:p>
-    <w:p>
-      <w:pPr>
-        <w:pStyle w:val="Heading3"/>
-        <w:jc w:val="both"/>
-      </w:pPr>
-      <w:r>
-        <w:t>5.4. Variants/Improvements</w:t>
-      </w:r>
-    </w:p>
-    <w:p>
-      <w:pPr>
-        <w:spacing w:before="240" w:after="240" w:line="360" w:lineRule="auto"/>
-        <w:ind w:firstLine="709"/>
-        <w:jc w:val="both"/>
-        <w:rPr>
-          <w:i/>
-          <w:sz w:val="26"/>
-          <w:szCs w:val="26"/>
-          <w:lang w:val="en-US"/>
-        </w:rPr>
-      </w:pPr>
-      <w:r>
-        <w:rPr>
-          <w:i/>
-          <w:sz w:val="26"/>
-          <w:szCs w:val="26"/>
-          <w:lang w:val="en-US"/>
-        </w:rPr>
-        <w:t xml:space="preserve">Binary Insertion Sort: </w:t>
-      </w:r>
-    </w:p>
-    <w:p>
-      <w:pPr>
-        <w:spacing w:before="240" w:after="240" w:line="360" w:lineRule="auto"/>
-        <w:ind w:left="709"/>
-        <w:jc w:val="both"/>
-        <w:rPr>
-          <w:sz w:val="26"/>
-          <w:szCs w:val="26"/>
-          <w:lang w:val="en-US"/>
-        </w:rPr>
-      </w:pPr>
-      <w:r>
-        <w:rPr>
-          <w:sz w:val="26"/>
-          <w:szCs w:val="26"/>
-          <w:lang w:val="en-US"/>
-        </w:rPr>
-        <w:t>The idea is to use Binary Search to find where to place each element. The goal is to re</w:t>
-      </w:r>
-      <w:r>
-        <w:rPr>
-          <w:sz w:val="26"/>
-          <w:szCs w:val="26"/>
-          <w:lang w:val="en-US"/>
-        </w:rPr>
-        <w:t>duce the number of comparisons because Binary Insertion Sort compares fewer elements using binary search instead of linear search.</w:t>
-      </w:r>
-    </w:p>
-    <w:p>
-      <w:pPr>
-        <w:spacing w:before="240" w:after="240" w:line="360" w:lineRule="auto"/>
-        <w:ind w:left="709"/>
-        <w:jc w:val="both"/>
-        <w:rPr>
-          <w:i/>
-          <w:sz w:val="26"/>
-          <w:szCs w:val="26"/>
-          <w:lang w:val="en-US"/>
-        </w:rPr>
-      </w:pPr>
-      <w:r>
-        <w:rPr>
-          <w:sz w:val="26"/>
-          <w:szCs w:val="26"/>
-          <w:lang w:val="en-US"/>
-        </w:rPr>
-        <w:t xml:space="preserve">Time complexity is </w:t>
-      </w:r>
-      <w:r>
-        <w:rPr>
-          <w:b/>
-          <w:sz w:val="26"/>
-          <w:szCs w:val="26"/>
-          <w:lang w:val="en-US"/>
-        </w:rPr>
-        <w:t>O(N</w:t>
-      </w:r>
-      <w:r>
-        <w:rPr>
-          <w:b/>
-          <w:sz w:val="26"/>
-          <w:szCs w:val="26"/>
-          <w:vertAlign w:val="superscript"/>
-          <w:lang w:val="en-US"/>
-        </w:rPr>
-        <w:t>2</w:t>
-      </w:r>
-      <w:r>
-        <w:rPr>
-          <w:b/>
-          <w:sz w:val="26"/>
-          <w:szCs w:val="26"/>
-          <w:lang w:val="en-US"/>
-        </w:rPr>
-        <w:t xml:space="preserve">) </w:t>
-      </w:r>
-      <w:r>
-        <w:rPr>
-          <w:sz w:val="26"/>
-          <w:szCs w:val="26"/>
-          <w:lang w:val="en-US"/>
-        </w:rPr>
-        <w:t xml:space="preserve">in </w:t>
-      </w:r>
-      <w:r>
-        <w:rPr>
-          <w:i/>
-          <w:sz w:val="26"/>
-          <w:szCs w:val="26"/>
-          <w:lang w:val="en-US"/>
-        </w:rPr>
-        <w:t>best case</w:t>
-      </w:r>
-      <w:r>
-        <w:rPr>
-          <w:sz w:val="26"/>
-          <w:szCs w:val="26"/>
-          <w:lang w:val="en-US"/>
-        </w:rPr>
-        <w:t xml:space="preserve">, and is </w:t>
-      </w:r>
-      <w:r>
-        <w:rPr>
-          <w:b/>
-          <w:sz w:val="26"/>
-          <w:szCs w:val="26"/>
-          <w:lang w:val="en-US"/>
-        </w:rPr>
-        <w:t xml:space="preserve">O(N log N) </w:t>
-      </w:r>
-      <w:r>
-        <w:rPr>
-          <w:sz w:val="26"/>
-          <w:szCs w:val="26"/>
-          <w:lang w:val="en-US"/>
-        </w:rPr>
-        <w:t xml:space="preserve">in </w:t>
-      </w:r>
-      <w:r>
-        <w:rPr>
-          <w:i/>
-          <w:sz w:val="26"/>
-          <w:szCs w:val="26"/>
-          <w:lang w:val="en-US"/>
-        </w:rPr>
-        <w:t xml:space="preserve">average case </w:t>
-      </w:r>
-      <w:r>
-        <w:rPr>
-          <w:sz w:val="26"/>
-          <w:szCs w:val="26"/>
-          <w:lang w:val="en-US"/>
-        </w:rPr>
-        <w:t xml:space="preserve">and </w:t>
-      </w:r>
-      <w:r>
-        <w:rPr>
-          <w:i/>
-          <w:sz w:val="26"/>
-          <w:szCs w:val="26"/>
-          <w:lang w:val="en-US"/>
-        </w:rPr>
-        <w:t xml:space="preserve">worst case. </w:t>
-      </w:r>
-    </w:p>
-    <w:p>
-      <w:pPr>
-        <w:spacing w:before="240" w:after="240" w:line="360" w:lineRule="auto"/>
-        <w:ind w:left="709"/>
-        <w:jc w:val="both"/>
-        <w:rPr>
-          <w:sz w:val="26"/>
-          <w:szCs w:val="26"/>
-          <w:lang w:val="en-US"/>
-        </w:rPr>
-      </w:pPr>
-      <w:r>
-        <w:rPr>
-          <w:sz w:val="26"/>
-          <w:szCs w:val="26"/>
-          <w:lang w:val="en-US"/>
-        </w:rPr>
-        <w:t xml:space="preserve">Auxiliary space required is </w:t>
-      </w:r>
-      <w:r>
-        <w:rPr>
-          <w:b/>
-          <w:sz w:val="26"/>
-          <w:szCs w:val="26"/>
-          <w:lang w:val="en-US"/>
-        </w:rPr>
-        <w:t xml:space="preserve">O(1) </w:t>
-      </w:r>
-      <w:r>
-        <w:rPr>
-          <w:sz w:val="26"/>
-          <w:szCs w:val="26"/>
-          <w:lang w:val="en-US"/>
-        </w:rPr>
-        <w:t xml:space="preserve">if use </w:t>
-      </w:r>
-      <w:r>
-        <w:rPr>
-          <w:i/>
-          <w:sz w:val="26"/>
-          <w:szCs w:val="26"/>
-          <w:lang w:val="en-US"/>
-        </w:rPr>
-        <w:t>iterative binary search</w:t>
-      </w:r>
-      <w:r>
-        <w:rPr>
-          <w:sz w:val="26"/>
-          <w:szCs w:val="26"/>
-          <w:lang w:val="en-US"/>
-        </w:rPr>
-        <w:t xml:space="preserve">, is </w:t>
-      </w:r>
-      <w:r>
-        <w:rPr>
-          <w:b/>
-          <w:sz w:val="26"/>
-          <w:szCs w:val="26"/>
-          <w:lang w:val="en-US"/>
-        </w:rPr>
-        <w:t xml:space="preserve">O(N log N) </w:t>
-      </w:r>
-      <w:r>
-        <w:rPr>
-          <w:sz w:val="26"/>
-          <w:szCs w:val="26"/>
-          <w:lang w:val="en-US"/>
-        </w:rPr>
-        <w:t xml:space="preserve">if use </w:t>
-      </w:r>
-      <w:r>
-        <w:rPr>
-          <w:i/>
-          <w:sz w:val="26"/>
-          <w:szCs w:val="26"/>
-          <w:lang w:val="en-US"/>
-        </w:rPr>
-        <w:t xml:space="preserve">recursive binary search </w:t>
-      </w:r>
-      <w:r>
-        <w:rPr>
-          <w:sz w:val="26"/>
-          <w:szCs w:val="26"/>
-          <w:lang w:val="en-US"/>
-        </w:rPr>
-        <w:t>(because of O(logN) recursive calls).</w:t>
-      </w:r>
-    </w:p>
-    <w:p>
-      <w:pPr>
-        <w:widowControl/>
-        <w:autoSpaceDE/>
-        <w:autoSpaceDN/>
-        <w:rPr>
-          <w:sz w:val="26"/>
-          <w:szCs w:val="26"/>
-          <w:lang w:val="en-US"/>
-        </w:rPr>
-      </w:pPr>
-      <w:r>
-        <w:rPr>
-          <w:sz w:val="26"/>
-          <w:szCs w:val="26"/>
-          <w:lang w:val="en-US"/>
-        </w:rPr>
-        <w:br w:type="page"/>
-      </w:r>
-    </w:p>
-    <w:p>
-      <w:pPr>
-        <w:pStyle w:val="Heading2"/>
-      </w:pPr>
-      <w:r>
-        <w:lastRenderedPageBreak/>
-        <w:t>6. Merge Sort</w:t>
-      </w:r>
-    </w:p>
-    <w:p>
-      <w:pPr>
-        <w:pStyle w:val="Heading3"/>
-        <w:jc w:val="both"/>
-      </w:pPr>
-      <w:r>
-        <w:t>6.1. Algorithmic ideas</w:t>
-      </w:r>
-    </w:p>
-    <w:p>
-      <w:pPr>
-        <w:spacing w:after="240" w:line="360" w:lineRule="auto"/>
-        <w:ind w:left="851"/>
-        <w:jc w:val="both"/>
-        <w:rPr>
-          <w:sz w:val="26"/>
-          <w:szCs w:val="26"/>
-          <w:lang w:val="en-US"/>
-        </w:rPr>
-      </w:pPr>
-      <w:r>
-        <w:rPr>
-          <w:sz w:val="26"/>
-          <w:szCs w:val="26"/>
-          <w:lang w:val="en-US"/>
-        </w:rPr>
-        <w:t>Merge Sort</w:t>
-      </w:r>
-      <w:r>
-        <w:rPr>
-          <w:sz w:val="26"/>
-          <w:szCs w:val="26"/>
-          <w:lang w:val="en-US"/>
-        </w:rPr>
-        <w:t xml:space="preserve"> follows the concept of divide – and – conquer techniques,</w:t>
-      </w:r>
-      <w:r>
-        <w:rPr>
-          <w:sz w:val="26"/>
-          <w:szCs w:val="26"/>
-          <w:lang w:val="en-US"/>
-        </w:rPr>
-        <w:t xml:space="preserve"> works by dividing the array into smaller subarrays. </w:t>
-      </w:r>
-      <w:r>
-        <w:rPr>
-          <w:sz w:val="26"/>
-          <w:szCs w:val="26"/>
-          <w:lang w:val="en-US"/>
-        </w:rPr>
-        <w:t xml:space="preserve">If the subarray has more than 1 element, continue divide it until there is only 1 element in the subarray. Each subarray is then sorted and be merged back to form the final sorted array. The subarrays should be merged repeatedly until there is only 1 array remaining (which is the final sorted array). </w:t>
-      </w:r>
-    </w:p>
-    <w:p>
-      <w:pPr>
-        <w:pStyle w:val="Heading3"/>
-        <w:jc w:val="both"/>
-      </w:pPr>
-      <w:r>
-        <w:t>6.2. Step-by-step descriptions</w:t>
-      </w:r>
-    </w:p>
-    <w:p>
-      <w:pPr>
-        <w:spacing w:after="240" w:line="360" w:lineRule="auto"/>
-        <w:ind w:left="851"/>
-        <w:jc w:val="both"/>
-        <w:rPr>
-          <w:sz w:val="26"/>
-          <w:szCs w:val="26"/>
-          <w:lang w:val="en-US"/>
-        </w:rPr>
-      </w:pPr>
-    </w:p>
-    <w:p>
-      <w:pPr>
-        <w:pStyle w:val="Heading3"/>
-        <w:jc w:val="both"/>
-      </w:pPr>
-      <w:r>
-        <w:t>6.3. Time and space complexity</w:t>
-      </w:r>
-    </w:p>
-    <w:p>
-      <w:pPr>
-        <w:pStyle w:val="ListParagraph"/>
-        <w:numPr>
-          <w:ilvl w:val="0"/>
-          <w:numId w:val="8"/>
-        </w:numPr>
-        <w:spacing w:after="240" w:line="360" w:lineRule="auto"/>
-        <w:jc w:val="both"/>
-        <w:rPr>
-          <w:sz w:val="26"/>
-          <w:szCs w:val="26"/>
-          <w:lang w:val="en-US"/>
-        </w:rPr>
-      </w:pPr>
-      <w:r>
-        <w:rPr>
-          <w:sz w:val="26"/>
-          <w:szCs w:val="26"/>
-          <w:lang w:val="en-US"/>
-        </w:rPr>
-        <w:t xml:space="preserve">Time complexity: </w:t>
-      </w:r>
-      <w:r>
-        <w:rPr>
-          <w:b/>
-          <w:sz w:val="26"/>
-          <w:szCs w:val="26"/>
-          <w:lang w:val="en-US"/>
-        </w:rPr>
-        <w:t xml:space="preserve">O(N log N) </w:t>
-      </w:r>
-      <w:r>
-        <w:rPr>
-          <w:sz w:val="26"/>
-          <w:szCs w:val="26"/>
-          <w:lang w:val="en-US"/>
-        </w:rPr>
-        <w:t xml:space="preserve">in </w:t>
-      </w:r>
-      <w:r>
-        <w:rPr>
-          <w:i/>
-          <w:sz w:val="26"/>
-          <w:szCs w:val="26"/>
-          <w:lang w:val="en-US"/>
-        </w:rPr>
-        <w:t>all cases</w:t>
-      </w:r>
-      <w:r>
-        <w:rPr>
-          <w:sz w:val="26"/>
-          <w:szCs w:val="26"/>
-          <w:lang w:val="en-US"/>
-        </w:rPr>
-        <w:t xml:space="preserve"> because divide the array into two halves, and take linear time to merge two halves. </w:t>
-      </w:r>
-    </w:p>
-    <w:p>
-      <w:pPr>
-        <w:pStyle w:val="ListParagraph"/>
-        <w:numPr>
-          <w:ilvl w:val="0"/>
-          <w:numId w:val="8"/>
-        </w:numPr>
-        <w:spacing w:after="240" w:line="360" w:lineRule="auto"/>
-        <w:jc w:val="both"/>
-        <w:rPr>
-          <w:sz w:val="26"/>
-          <w:szCs w:val="26"/>
-          <w:lang w:val="en-US"/>
-        </w:rPr>
-      </w:pPr>
-      <w:r>
-        <w:rPr>
-          <w:sz w:val="26"/>
-          <w:szCs w:val="26"/>
-          <w:lang w:val="en-US"/>
-        </w:rPr>
-        <w:t xml:space="preserve">Auxiliary space: </w:t>
-      </w:r>
-      <w:r>
-        <w:rPr>
-          <w:b/>
-          <w:sz w:val="26"/>
-          <w:szCs w:val="26"/>
-          <w:lang w:val="en-US"/>
-        </w:rPr>
         <w:t>O(N)</w:t>
       </w:r>
       <w:r>
@@ -11125,87 +13878,7 @@
           <w:szCs w:val="26"/>
           <w:lang w:val="en-US"/>
         </w:rPr>
-        <w:t xml:space="preserve">Radix Sort </w:t>
-      </w:r>
-      <w:r>
-        <w:rPr>
-          <w:sz w:val="26"/>
-          <w:szCs w:val="26"/>
-          <w:lang w:val="en-US"/>
-        </w:rPr>
-        <w:t>can be performed by using different varia</w:t>
-      </w:r>
-      <w:r>
-        <w:rPr>
-          <w:sz w:val="26"/>
-          <w:szCs w:val="26"/>
-          <w:lang w:val="en-US"/>
-        </w:rPr>
-        <w:t>tions as Least Significant D</w:t>
-      </w:r>
-      <w:r>
-        <w:rPr>
-          <w:sz w:val="26"/>
-          <w:szCs w:val="26"/>
-          <w:lang w:val="en-US"/>
-        </w:rPr>
-        <w:t xml:space="preserve">igit (LSD) </w:t>
-      </w:r>
-      <w:r>
-        <w:rPr>
-          <w:sz w:val="26"/>
-          <w:szCs w:val="26"/>
-          <w:lang w:val="en-US"/>
-        </w:rPr>
-        <w:t>Radix S</w:t>
-      </w:r>
-      <w:r>
-        <w:rPr>
-          <w:sz w:val="26"/>
-          <w:szCs w:val="26"/>
-          <w:lang w:val="en-US"/>
-        </w:rPr>
-        <w:t>ort o</w:t>
-      </w:r>
-      <w:r>
-        <w:rPr>
-          <w:sz w:val="26"/>
-          <w:szCs w:val="26"/>
-          <w:lang w:val="en-US"/>
-        </w:rPr>
-        <w:t>f Most S</w:t>
-      </w:r>
-      <w:r>
-        <w:rPr>
-          <w:sz w:val="26"/>
-          <w:szCs w:val="26"/>
-          <w:lang w:val="en-US"/>
-        </w:rPr>
-        <w:t>ign</w:t>
-      </w:r>
-      <w:r>
-        <w:rPr>
-          <w:sz w:val="26"/>
-          <w:szCs w:val="26"/>
-          <w:lang w:val="en-US"/>
-        </w:rPr>
-        <w:t>ificant Digit (MSD) Radix S</w:t>
-      </w:r>
-      <w:r>
-        <w:rPr>
-          <w:sz w:val="26"/>
-          <w:szCs w:val="26"/>
-          <w:lang w:val="en-US"/>
-        </w:rPr>
-        <w:t>or</w:t>
-      </w:r>
-      <w:r>
-        <w:rPr>
-          <w:sz w:val="26"/>
-          <w:szCs w:val="26"/>
-          <w:lang w:val="en-US"/>
-        </w:rPr>
-        <w:t>t.</w:t>
+        <w:t>Radix Sort can be performed by using different variations as Least Significant Digit (LSD) Radix Sort of Most Significant Digit (MSD) Radix Sort.</w:t>
       </w:r>
     </w:p>
     <w:p>
@@ -11336,6 +14009,9 @@
     </w:p>
     <w:p>
       <w:pPr>
+        <w:tabs>
+          <w:tab w:val="left" w:pos="1260"/>
+        </w:tabs>
         <w:spacing w:after="240" w:line="360" w:lineRule="auto"/>
         <w:ind w:left="851"/>
         <w:jc w:val="both"/>
@@ -11345,6 +14021,14 @@
           <w:lang w:val="en-US"/>
         </w:rPr>
       </w:pPr>
+      <w:r>
+        <w:rPr>
+          <w:sz w:val="26"/>
+          <w:szCs w:val="26"/>
+          <w:lang w:val="en-US"/>
+        </w:rPr>
+        <w:tab/>
+      </w:r>
     </w:p>
     <w:p>
       <w:pPr>
@@ -11583,23 +14267,7 @@
           <w:szCs w:val="26"/>
           <w:lang w:val="en-US"/>
         </w:rPr>
-        <w:t>W</w:t>
-      </w:r>
-      <w:r>
-        <w:rPr>
-          <w:sz w:val="26"/>
-          <w:szCs w:val="26"/>
-          <w:lang w:val="en-US"/>
-        </w:rPr>
-        <w:t>ith M is the number of distinct elements, N is the size of the array</w:t>
-      </w:r>
-      <w:r>
-        <w:rPr>
-          <w:sz w:val="26"/>
-          <w:szCs w:val="26"/>
-          <w:lang w:val="en-US"/>
-        </w:rPr>
-        <w:t xml:space="preserve">: Time complexity is </w:t>
+        <w:t xml:space="preserve">With M is the number of distinct elements, N is the size of the array: Time complexity is </w:t>
       </w:r>
       <w:r>
         <w:rPr>
@@ -12719,6 +15387,8 @@
           <w:lang w:val="en-US"/>
         </w:rPr>
       </w:pPr>
+      <w:bookmarkStart w:id="2" w:name="_GoBack"/>
+      <w:bookmarkEnd w:id="2"/>
     </w:p>
     <w:p>
       <w:pPr>
@@ -12961,7 +15631,7 @@
           <w:lang w:val="en-US"/>
         </w:rPr>
       </w:pPr>
-      <w:hyperlink r:id="rId19" w:history="1">
+      <w:hyperlink r:id="rId16" w:history="1">
         <w:r>
           <w:rPr>
             <w:rStyle w:val="Hyperlink"/>
@@ -12985,7 +15655,7 @@
           <w:lang w:val="en-US"/>
         </w:rPr>
       </w:pPr>
-      <w:hyperlink r:id="rId20" w:history="1">
+      <w:hyperlink r:id="rId17" w:history="1">
         <w:r>
           <w:rPr>
             <w:rStyle w:val="Hyperlink"/>
@@ -13030,7 +15700,7 @@
           <w:lang w:val="en-US"/>
         </w:rPr>
       </w:pPr>
-      <w:hyperlink r:id="rId21" w:history="1">
+      <w:hyperlink r:id="rId18" w:history="1">
         <w:r>
           <w:rPr>
             <w:rStyle w:val="Hyperlink"/>
@@ -13053,7 +15723,7 @@
           <w:lang w:val="en-US"/>
         </w:rPr>
       </w:pPr>
-      <w:hyperlink r:id="rId22" w:history="1">
+      <w:hyperlink r:id="rId19" w:history="1">
         <w:r>
           <w:rPr>
             <w:rStyle w:val="Hyperlink"/>
@@ -13076,7 +15746,7 @@
           <w:lang w:val="en-US"/>
         </w:rPr>
       </w:pPr>
-      <w:hyperlink r:id="rId23" w:history="1">
+      <w:hyperlink r:id="rId20" w:history="1">
         <w:r>
           <w:rPr>
             <w:rStyle w:val="Hyperlink"/>
@@ -13099,7 +15769,7 @@
           <w:lang w:val="en-US"/>
         </w:rPr>
       </w:pPr>
-      <w:hyperlink r:id="rId24" w:history="1">
+      <w:hyperlink r:id="rId21" w:history="1">
         <w:r>
           <w:rPr>
             <w:rStyle w:val="Hyperlink"/>
@@ -13122,7 +15792,7 @@
           <w:lang w:val="en-US"/>
         </w:rPr>
       </w:pPr>
-      <w:hyperlink r:id="rId25" w:history="1">
+      <w:hyperlink r:id="rId22" w:history="1">
         <w:r>
           <w:rPr>
             <w:rStyle w:val="Hyperlink"/>
@@ -13145,7 +15815,7 @@
           <w:lang w:val="en-US"/>
         </w:rPr>
       </w:pPr>
-      <w:hyperlink r:id="rId26" w:history="1">
+      <w:hyperlink r:id="rId23" w:history="1">
         <w:r>
           <w:rPr>
             <w:rStyle w:val="Hyperlink"/>
@@ -13168,7 +15838,7 @@
           <w:lang w:val="en-US"/>
         </w:rPr>
       </w:pPr>
-      <w:hyperlink r:id="rId27" w:history="1">
+      <w:hyperlink r:id="rId24" w:history="1">
         <w:r>
           <w:rPr>
             <w:rStyle w:val="Hyperlink"/>
@@ -13191,7 +15861,7 @@
           <w:lang w:val="en-US"/>
         </w:rPr>
       </w:pPr>
-      <w:hyperlink r:id="rId28" w:history="1">
+      <w:hyperlink r:id="rId25" w:history="1">
         <w:r>
           <w:rPr>
             <w:rStyle w:val="Hyperlink"/>
@@ -13214,7 +15884,7 @@
           <w:lang w:val="en-US"/>
         </w:rPr>
       </w:pPr>
-      <w:hyperlink r:id="rId29" w:history="1">
+      <w:hyperlink r:id="rId26" w:history="1">
         <w:r>
           <w:rPr>
             <w:rStyle w:val="Hyperlink"/>
@@ -13237,7 +15907,7 @@
           <w:lang w:val="en-US"/>
         </w:rPr>
       </w:pPr>
-      <w:hyperlink r:id="rId30" w:history="1">
+      <w:hyperlink r:id="rId27" w:history="1">
         <w:r>
           <w:rPr>
             <w:rStyle w:val="Hyperlink"/>
@@ -13260,7 +15930,7 @@
           <w:lang w:val="en-US"/>
         </w:rPr>
       </w:pPr>
-      <w:hyperlink r:id="rId31" w:history="1">
+      <w:hyperlink r:id="rId28" w:history="1">
         <w:r>
           <w:rPr>
             <w:rStyle w:val="Hyperlink"/>
@@ -13283,7 +15953,7 @@
           <w:lang w:val="en-US"/>
         </w:rPr>
       </w:pPr>
-      <w:hyperlink r:id="rId32" w:history="1">
+      <w:hyperlink r:id="rId29" w:history="1">
         <w:r>
           <w:rPr>
             <w:rStyle w:val="Hyperlink"/>
@@ -13306,7 +15976,7 @@
           <w:lang w:val="en-US"/>
         </w:rPr>
       </w:pPr>
-      <w:hyperlink r:id="rId33" w:history="1">
+      <w:hyperlink r:id="rId30" w:history="1">
         <w:r>
           <w:rPr>
             <w:rStyle w:val="Hyperlink"/>
@@ -13329,7 +15999,7 @@
           <w:lang w:val="en-US"/>
         </w:rPr>
       </w:pPr>
-      <w:hyperlink r:id="rId34" w:history="1">
+      <w:hyperlink r:id="rId31" w:history="1">
         <w:r>
           <w:rPr>
             <w:rStyle w:val="Hyperlink"/>
@@ -13352,7 +16022,7 @@
           <w:lang w:val="en-US"/>
         </w:rPr>
       </w:pPr>
-      <w:hyperlink r:id="rId35" w:history="1">
+      <w:hyperlink r:id="rId32" w:history="1">
         <w:r>
           <w:rPr>
             <w:rStyle w:val="Hyperlink"/>
@@ -13375,7 +16045,7 @@
           <w:lang w:val="en-US"/>
         </w:rPr>
       </w:pPr>
-      <w:hyperlink r:id="rId36" w:history="1">
+      <w:hyperlink r:id="rId33" w:history="1">
         <w:r>
           <w:rPr>
             <w:rStyle w:val="Hyperlink"/>
@@ -13398,7 +16068,7 @@
           <w:lang w:val="en-US"/>
         </w:rPr>
       </w:pPr>
-      <w:hyperlink r:id="rId37" w:history="1">
+      <w:hyperlink r:id="rId34" w:history="1">
         <w:r>
           <w:rPr>
             <w:rStyle w:val="Hyperlink"/>
@@ -13421,7 +16091,7 @@
           <w:lang w:val="en-US"/>
         </w:rPr>
       </w:pPr>
-      <w:hyperlink r:id="rId38" w:history="1">
+      <w:hyperlink r:id="rId35" w:history="1">
         <w:r>
           <w:rPr>
             <w:rStyle w:val="Hyperlink"/>
@@ -13444,7 +16114,7 @@
           <w:lang w:val="en-US"/>
         </w:rPr>
       </w:pPr>
-      <w:hyperlink r:id="rId39" w:history="1">
+      <w:hyperlink r:id="rId36" w:history="1">
         <w:r>
           <w:rPr>
             <w:rStyle w:val="Hyperlink"/>
@@ -13467,7 +16137,7 @@
           <w:lang w:val="en-US"/>
         </w:rPr>
       </w:pPr>
-      <w:hyperlink r:id="rId40" w:history="1">
+      <w:hyperlink r:id="rId37" w:history="1">
         <w:r>
           <w:rPr>
             <w:rStyle w:val="Hyperlink"/>
@@ -13490,7 +16160,7 @@
           <w:lang w:val="en-US"/>
         </w:rPr>
       </w:pPr>
-      <w:hyperlink r:id="rId41" w:history="1">
+      <w:hyperlink r:id="rId38" w:history="1">
         <w:r>
           <w:rPr>
             <w:rStyle w:val="Hyperlink"/>
@@ -13513,7 +16183,7 @@
           <w:lang w:val="en-US"/>
         </w:rPr>
       </w:pPr>
-      <w:hyperlink r:id="rId42" w:history="1">
+      <w:hyperlink r:id="rId39" w:history="1">
         <w:r>
           <w:rPr>
             <w:rStyle w:val="Hyperlink"/>
@@ -13536,7 +16206,7 @@
           <w:lang w:val="en-US"/>
         </w:rPr>
       </w:pPr>
-      <w:hyperlink r:id="rId43" w:history="1">
+      <w:hyperlink r:id="rId40" w:history="1">
         <w:r>
           <w:rPr>
             <w:rStyle w:val="Hyperlink"/>
@@ -13559,7 +16229,7 @@
           <w:lang w:val="en-US"/>
         </w:rPr>
       </w:pPr>
-      <w:hyperlink r:id="rId44" w:history="1">
+      <w:hyperlink r:id="rId41" w:history="1">
         <w:r>
           <w:rPr>
             <w:rStyle w:val="Hyperlink"/>
@@ -13582,7 +16252,7 @@
           <w:lang w:val="en-US"/>
         </w:rPr>
       </w:pPr>
-      <w:hyperlink r:id="rId45" w:history="1">
+      <w:hyperlink r:id="rId42" w:history="1">
         <w:r>
           <w:rPr>
             <w:rStyle w:val="Hyperlink"/>
@@ -13605,7 +16275,7 @@
           <w:lang w:val="en-US"/>
         </w:rPr>
       </w:pPr>
-      <w:hyperlink r:id="rId46" w:history="1">
+      <w:hyperlink r:id="rId43" w:history="1">
         <w:r>
           <w:rPr>
             <w:rStyle w:val="Hyperlink"/>
@@ -13628,7 +16298,7 @@
           <w:lang w:val="en-US"/>
         </w:rPr>
       </w:pPr>
-      <w:hyperlink r:id="rId47" w:history="1">
+      <w:hyperlink r:id="rId44" w:history="1">
         <w:r>
           <w:rPr>
             <w:rStyle w:val="Hyperlink"/>
@@ -13651,7 +16321,7 @@
           <w:lang w:val="en-US"/>
         </w:rPr>
       </w:pPr>
-      <w:hyperlink r:id="rId48" w:history="1">
+      <w:hyperlink r:id="rId45" w:history="1">
         <w:r>
           <w:rPr>
             <w:rStyle w:val="Hyperlink"/>
@@ -13674,7 +16344,7 @@
           <w:lang w:val="en-US"/>
         </w:rPr>
       </w:pPr>
-      <w:hyperlink r:id="rId49" w:history="1">
+      <w:hyperlink r:id="rId46" w:history="1">
         <w:r>
           <w:rPr>
             <w:rStyle w:val="Hyperlink"/>
@@ -13697,7 +16367,7 @@
           <w:lang w:val="en-US"/>
         </w:rPr>
       </w:pPr>
-      <w:hyperlink r:id="rId50" w:history="1">
+      <w:hyperlink r:id="rId47" w:history="1">
         <w:r>
           <w:rPr>
             <w:rStyle w:val="Hyperlink"/>
@@ -13720,7 +16390,7 @@
           <w:lang w:val="en-US"/>
         </w:rPr>
       </w:pPr>
-      <w:hyperlink r:id="rId51" w:history="1">
+      <w:hyperlink r:id="rId48" w:history="1">
         <w:r>
           <w:rPr>
             <w:rStyle w:val="Hyperlink"/>
@@ -13743,7 +16413,7 @@
           <w:lang w:val="en-US"/>
         </w:rPr>
       </w:pPr>
-      <w:hyperlink r:id="rId52" w:history="1">
+      <w:hyperlink r:id="rId49" w:history="1">
         <w:r>
           <w:rPr>
             <w:rStyle w:val="Hyperlink"/>
@@ -13766,7 +16436,7 @@
           <w:lang w:val="en-US"/>
         </w:rPr>
       </w:pPr>
-      <w:hyperlink r:id="rId53" w:history="1">
+      <w:hyperlink r:id="rId50" w:history="1">
         <w:r>
           <w:rPr>
             <w:rStyle w:val="Hyperlink"/>
@@ -13789,7 +16459,7 @@
           <w:lang w:val="en-US"/>
         </w:rPr>
       </w:pPr>
-      <w:hyperlink r:id="rId54" w:history="1">
+      <w:hyperlink r:id="rId51" w:history="1">
         <w:r>
           <w:rPr>
             <w:rStyle w:val="Hyperlink"/>
@@ -13812,7 +16482,7 @@
           <w:lang w:val="en-US"/>
         </w:rPr>
       </w:pPr>
-      <w:hyperlink r:id="rId55" w:history="1">
+      <w:hyperlink r:id="rId52" w:history="1">
         <w:r>
           <w:rPr>
             <w:rStyle w:val="Hyperlink"/>
@@ -13835,7 +16505,7 @@
           <w:lang w:val="en-US"/>
         </w:rPr>
       </w:pPr>
-      <w:hyperlink r:id="rId56" w:history="1">
+      <w:hyperlink r:id="rId53" w:history="1">
         <w:r>
           <w:rPr>
             <w:rStyle w:val="Hyperlink"/>
@@ -13853,12 +16523,13 @@
         <w:ind w:left="851"/>
         <w:jc w:val="both"/>
         <w:rPr>
-          <w:sz w:val="26"/>
-          <w:szCs w:val="26"/>
-          <w:lang w:val="en-US"/>
-        </w:rPr>
-      </w:pPr>
-      <w:hyperlink r:id="rId57" w:history="1">
+          <w:rStyle w:val="Hyperlink"/>
+          <w:sz w:val="26"/>
+          <w:szCs w:val="26"/>
+          <w:lang w:val="en-US"/>
+        </w:rPr>
+      </w:pPr>
+      <w:hyperlink r:id="rId54" w:history="1">
         <w:r>
           <w:rPr>
             <w:rStyle w:val="Hyperlink"/>
@@ -13869,6 +16540,59 @@
           <w:t>https://www.geeksforgeeks.org/time-and-space-complexity-analysis-of-quick-sort/</w:t>
         </w:r>
       </w:hyperlink>
+    </w:p>
+    <w:p>
+      <w:pPr>
+        <w:spacing w:after="240" w:line="360" w:lineRule="auto"/>
+        <w:ind w:left="851"/>
+        <w:jc w:val="both"/>
+        <w:rPr>
+          <w:sz w:val="26"/>
+          <w:szCs w:val="26"/>
+          <w:lang w:val="en-US"/>
+        </w:rPr>
+      </w:pPr>
+      <w:hyperlink r:id="rId55" w:history="1">
+        <w:r>
+          <w:rPr>
+            <w:rStyle w:val="Hyperlink"/>
+            <w:sz w:val="26"/>
+            <w:szCs w:val="26"/>
+            <w:lang w:val="en-US"/>
+          </w:rPr>
+          <w:t>https://en.wikipedia.org/wiki</w:t>
+        </w:r>
+        <w:r>
+          <w:rPr>
+            <w:rStyle w:val="Hyperlink"/>
+            <w:sz w:val="26"/>
+            <w:szCs w:val="26"/>
+            <w:lang w:val="en-US"/>
+          </w:rPr>
+          <w:t>/</w:t>
+        </w:r>
+        <w:r>
+          <w:rPr>
+            <w:rStyle w:val="Hyperlink"/>
+            <w:sz w:val="26"/>
+            <w:szCs w:val="26"/>
+            <w:lang w:val="en-US"/>
+          </w:rPr>
+          <w:t>Flashsort</w:t>
+        </w:r>
+      </w:hyperlink>
+    </w:p>
+    <w:p>
+      <w:pPr>
+        <w:spacing w:after="240" w:line="360" w:lineRule="auto"/>
+        <w:ind w:left="851"/>
+        <w:jc w:val="both"/>
+        <w:rPr>
+          <w:sz w:val="26"/>
+          <w:szCs w:val="26"/>
+          <w:lang w:val="en-US"/>
+        </w:rPr>
+      </w:pPr>
     </w:p>
     <w:p>
       <w:pPr>
@@ -14097,7 +16821,7 @@
 </file>
 
 <file path=word/endnotes.xml><?xml version="1.0" encoding="utf-8"?>
-<w:endnotes xmlns:wpc="http://schemas.microsoft.com/office/word/2010/wordprocessingCanvas" xmlns:mc="http://schemas.openxmlformats.org/markup-compatibility/2006" xmlns:o="urn:schemas-microsoft-com:office:office" xmlns:r="http://schemas.openxmlformats.org/officeDocument/2006/relationships" xmlns:m="http://schemas.openxmlformats.org/officeDocument/2006/math" xmlns:v="urn:schemas-microsoft-com:vml" xmlns:wp14="http://schemas.microsoft.com/office/word/2010/wordprocessingDrawing" xmlns:wp="http://schemas.openxmlformats.org/drawingml/2006/wordprocessingDrawing" xmlns:w10="urn:schemas-microsoft-com:office:word" xmlns:w="http://schemas.openxmlformats.org/wordprocessingml/2006/main" xmlns:w14="http://schemas.microsoft.com/office/word/2010/wordml" xmlns:wpg="http://schemas.microsoft.com/office/word/2010/wordprocessingGroup" xmlns:wpi="http://schemas.microsoft.com/office/word/2010/wordprocessingInk" xmlns:wne="http://schemas.microsoft.com/office/word/2006/wordml" xmlns:wps="http://schemas.microsoft.com/office/word/2010/wordprocessingShape" mc:Ignorable="w14 wp14">
+<w:endnotes xmlns:wpc="http://schemas.microsoft.com/office/word/2010/wordprocessingCanvas" xmlns:cx="http://schemas.microsoft.com/office/drawing/2014/chartex" xmlns:cx1="http://schemas.microsoft.com/office/drawing/2015/9/8/chartex" xmlns:cx2="http://schemas.microsoft.com/office/drawing/2015/10/21/chartex" xmlns:cx3="http://schemas.microsoft.com/office/drawing/2016/5/9/chartex" xmlns:cx4="http://schemas.microsoft.com/office/drawing/2016/5/10/chartex" xmlns:cx5="http://schemas.microsoft.com/office/drawing/2016/5/11/chartex" xmlns:cx6="http://schemas.microsoft.com/office/drawing/2016/5/12/chartex" xmlns:cx7="http://schemas.microsoft.com/office/drawing/2016/5/13/chartex" xmlns:cx8="http://schemas.microsoft.com/office/drawing/2016/5/14/chartex" xmlns:mc="http://schemas.openxmlformats.org/markup-compatibility/2006" xmlns:aink="http://schemas.microsoft.com/office/drawing/2016/ink" xmlns:am3d="http://schemas.microsoft.com/office/drawing/2017/model3d" xmlns:o="urn:schemas-microsoft-com:office:office" xmlns:r="http://schemas.openxmlformats.org/officeDocument/2006/relationships" xmlns:m="http://schemas.openxmlformats.org/officeDocument/2006/math" xmlns:v="urn:schemas-microsoft-com:vml" xmlns:wp14="http://schemas.microsoft.com/office/word/2010/wordprocessingDrawing" xmlns:wp="http://schemas.openxmlformats.org/drawingml/2006/wordprocessingDrawing" xmlns:w10="urn:schemas-microsoft-com:office:word" xmlns:w="http://schemas.openxmlformats.org/wordprocessingml/2006/main" xmlns:w14="http://schemas.microsoft.com/office/word/2010/wordml" xmlns:w15="http://schemas.microsoft.com/office/word/2012/wordml" xmlns:w16cid="http://schemas.microsoft.com/office/word/2016/wordml/cid" xmlns:w16se="http://schemas.microsoft.com/office/word/2015/wordml/symex" xmlns:wpg="http://schemas.microsoft.com/office/word/2010/wordprocessingGroup" xmlns:wpi="http://schemas.microsoft.com/office/word/2010/wordprocessingInk" xmlns:wne="http://schemas.microsoft.com/office/word/2006/wordml" xmlns:wps="http://schemas.microsoft.com/office/word/2010/wordprocessingShape" mc:Ignorable="w14 w15 w16se w16cid wp14">
   <w:endnote w:type="separator" w:id="-1">
     <w:p>
       <w:r>
@@ -14116,7 +16840,7 @@
 </file>
 
 <file path=word/footnotes.xml><?xml version="1.0" encoding="utf-8"?>
-<w:footnotes xmlns:wpc="http://schemas.microsoft.com/office/word/2010/wordprocessingCanvas" xmlns:mc="http://schemas.openxmlformats.org/markup-compatibility/2006" xmlns:o="urn:schemas-microsoft-com:office:office" xmlns:r="http://schemas.openxmlformats.org/officeDocument/2006/relationships" xmlns:m="http://schemas.openxmlformats.org/officeDocument/2006/math" xmlns:v="urn:schemas-microsoft-com:vml" xmlns:wp14="http://schemas.microsoft.com/office/word/2010/wordprocessingDrawing" xmlns:wp="http://schemas.openxmlformats.org/drawingml/2006/wordprocessingDrawing" xmlns:w10="urn:schemas-microsoft-com:office:word" xmlns:w="http://schemas.openxmlformats.org/wordprocessingml/2006/main" xmlns:w14="http://schemas.microsoft.com/office/word/2010/wordml" xmlns:wpg="http://schemas.microsoft.com/office/word/2010/wordprocessingGroup" xmlns:wpi="http://schemas.microsoft.com/office/word/2010/wordprocessingInk" xmlns:wne="http://schemas.microsoft.com/office/word/2006/wordml" xmlns:wps="http://schemas.microsoft.com/office/word/2010/wordprocessingShape" mc:Ignorable="w14 wp14">
+<w:footnotes xmlns:wpc="http://schemas.microsoft.com/office/word/2010/wordprocessingCanvas" xmlns:cx="http://schemas.microsoft.com/office/drawing/2014/chartex" xmlns:cx1="http://schemas.microsoft.com/office/drawing/2015/9/8/chartex" xmlns:cx2="http://schemas.microsoft.com/office/drawing/2015/10/21/chartex" xmlns:cx3="http://schemas.microsoft.com/office/drawing/2016/5/9/chartex" xmlns:cx4="http://schemas.microsoft.com/office/drawing/2016/5/10/chartex" xmlns:cx5="http://schemas.microsoft.com/office/drawing/2016/5/11/chartex" xmlns:cx6="http://schemas.microsoft.com/office/drawing/2016/5/12/chartex" xmlns:cx7="http://schemas.microsoft.com/office/drawing/2016/5/13/chartex" xmlns:cx8="http://schemas.microsoft.com/office/drawing/2016/5/14/chartex" xmlns:mc="http://schemas.openxmlformats.org/markup-compatibility/2006" xmlns:aink="http://schemas.microsoft.com/office/drawing/2016/ink" xmlns:am3d="http://schemas.microsoft.com/office/drawing/2017/model3d" xmlns:o="urn:schemas-microsoft-com:office:office" xmlns:r="http://schemas.openxmlformats.org/officeDocument/2006/relationships" xmlns:m="http://schemas.openxmlformats.org/officeDocument/2006/math" xmlns:v="urn:schemas-microsoft-com:vml" xmlns:wp14="http://schemas.microsoft.com/office/word/2010/wordprocessingDrawing" xmlns:wp="http://schemas.openxmlformats.org/drawingml/2006/wordprocessingDrawing" xmlns:w10="urn:schemas-microsoft-com:office:word" xmlns:w="http://schemas.openxmlformats.org/wordprocessingml/2006/main" xmlns:w14="http://schemas.microsoft.com/office/word/2010/wordml" xmlns:w15="http://schemas.microsoft.com/office/word/2012/wordml" xmlns:w16cid="http://schemas.microsoft.com/office/word/2016/wordml/cid" xmlns:w16se="http://schemas.microsoft.com/office/word/2015/wordml/symex" xmlns:wpg="http://schemas.microsoft.com/office/word/2010/wordprocessingGroup" xmlns:wpi="http://schemas.microsoft.com/office/word/2010/wordprocessingInk" xmlns:wne="http://schemas.microsoft.com/office/word/2006/wordml" xmlns:wps="http://schemas.microsoft.com/office/word/2010/wordprocessingShape" mc:Ignorable="w14 w15 w16se w16cid wp14">
   <w:footnote w:type="separator" w:id="-1">
     <w:p>
       <w:r>
@@ -14135,7 +16859,7 @@
 </file>
 
 <file path=word/header1.xml><?xml version="1.0" encoding="utf-8"?>
-<w:hdr xmlns:wpc="http://schemas.microsoft.com/office/word/2010/wordprocessingCanvas" xmlns:mc="http://schemas.openxmlformats.org/markup-compatibility/2006" xmlns:o="urn:schemas-microsoft-com:office:office" xmlns:r="http://schemas.openxmlformats.org/officeDocument/2006/relationships" xmlns:m="http://schemas.openxmlformats.org/officeDocument/2006/math" xmlns:v="urn:schemas-microsoft-com:vml" xmlns:wp14="http://schemas.microsoft.com/office/word/2010/wordprocessingDrawing" xmlns:wp="http://schemas.openxmlformats.org/drawingml/2006/wordprocessingDrawing" xmlns:w10="urn:schemas-microsoft-com:office:word" xmlns:w="http://schemas.openxmlformats.org/wordprocessingml/2006/main" xmlns:w14="http://schemas.microsoft.com/office/word/2010/wordml" xmlns:wpg="http://schemas.microsoft.com/office/word/2010/wordprocessingGroup" xmlns:wpi="http://schemas.microsoft.com/office/word/2010/wordprocessingInk" xmlns:wne="http://schemas.microsoft.com/office/word/2006/wordml" xmlns:wps="http://schemas.microsoft.com/office/word/2010/wordprocessingShape" mc:Ignorable="w14 wp14">
+<w:hdr xmlns:wpc="http://schemas.microsoft.com/office/word/2010/wordprocessingCanvas" xmlns:cx="http://schemas.microsoft.com/office/drawing/2014/chartex" xmlns:cx1="http://schemas.microsoft.com/office/drawing/2015/9/8/chartex" xmlns:cx2="http://schemas.microsoft.com/office/drawing/2015/10/21/chartex" xmlns:cx3="http://schemas.microsoft.com/office/drawing/2016/5/9/chartex" xmlns:cx4="http://schemas.microsoft.com/office/drawing/2016/5/10/chartex" xmlns:cx5="http://schemas.microsoft.com/office/drawing/2016/5/11/chartex" xmlns:cx6="http://schemas.microsoft.com/office/drawing/2016/5/12/chartex" xmlns:cx7="http://schemas.microsoft.com/office/drawing/2016/5/13/chartex" xmlns:cx8="http://schemas.microsoft.com/office/drawing/2016/5/14/chartex" xmlns:mc="http://schemas.openxmlformats.org/markup-compatibility/2006" xmlns:aink="http://schemas.microsoft.com/office/drawing/2016/ink" xmlns:am3d="http://schemas.microsoft.com/office/drawing/2017/model3d" xmlns:o="urn:schemas-microsoft-com:office:office" xmlns:r="http://schemas.openxmlformats.org/officeDocument/2006/relationships" xmlns:m="http://schemas.openxmlformats.org/officeDocument/2006/math" xmlns:v="urn:schemas-microsoft-com:vml" xmlns:wp14="http://schemas.microsoft.com/office/word/2010/wordprocessingDrawing" xmlns:wp="http://schemas.openxmlformats.org/drawingml/2006/wordprocessingDrawing" xmlns:w10="urn:schemas-microsoft-com:office:word" xmlns:w="http://schemas.openxmlformats.org/wordprocessingml/2006/main" xmlns:w14="http://schemas.microsoft.com/office/word/2010/wordml" xmlns:w15="http://schemas.microsoft.com/office/word/2012/wordml" xmlns:w16cid="http://schemas.microsoft.com/office/word/2016/wordml/cid" xmlns:w16se="http://schemas.microsoft.com/office/word/2015/wordml/symex" xmlns:wpg="http://schemas.microsoft.com/office/word/2010/wordprocessingGroup" xmlns:wpi="http://schemas.microsoft.com/office/word/2010/wordprocessingInk" xmlns:wne="http://schemas.microsoft.com/office/word/2006/wordml" xmlns:wps="http://schemas.microsoft.com/office/word/2010/wordprocessingShape" mc:Ignorable="w14 w15 w16se w16cid wp14">
   <w:p>
     <w:pPr>
       <w:pStyle w:val="Header"/>
@@ -14145,7 +16869,7 @@
 </file>
 
 <file path=word/header2.xml><?xml version="1.0" encoding="utf-8"?>
-<w:hdr xmlns:wpc="http://schemas.microsoft.com/office/word/2010/wordprocessingCanvas" xmlns:mc="http://schemas.openxmlformats.org/markup-compatibility/2006" xmlns:o="urn:schemas-microsoft-com:office:office" xmlns:r="http://schemas.openxmlformats.org/officeDocument/2006/relationships" xmlns:m="http://schemas.openxmlformats.org/officeDocument/2006/math" xmlns:v="urn:schemas-microsoft-com:vml" xmlns:wp14="http://schemas.microsoft.com/office/word/2010/wordprocessingDrawing" xmlns:wp="http://schemas.openxmlformats.org/drawingml/2006/wordprocessingDrawing" xmlns:w10="urn:schemas-microsoft-com:office:word" xmlns:w="http://schemas.openxmlformats.org/wordprocessingml/2006/main" xmlns:w14="http://schemas.microsoft.com/office/word/2010/wordml" xmlns:wpg="http://schemas.microsoft.com/office/word/2010/wordprocessingGroup" xmlns:wpi="http://schemas.microsoft.com/office/word/2010/wordprocessingInk" xmlns:wne="http://schemas.microsoft.com/office/word/2006/wordml" xmlns:wps="http://schemas.microsoft.com/office/word/2010/wordprocessingShape" mc:Ignorable="w14 wp14">
+<w:hdr xmlns:wpc="http://schemas.microsoft.com/office/word/2010/wordprocessingCanvas" xmlns:cx="http://schemas.microsoft.com/office/drawing/2014/chartex" xmlns:cx1="http://schemas.microsoft.com/office/drawing/2015/9/8/chartex" xmlns:cx2="http://schemas.microsoft.com/office/drawing/2015/10/21/chartex" xmlns:cx3="http://schemas.microsoft.com/office/drawing/2016/5/9/chartex" xmlns:cx4="http://schemas.microsoft.com/office/drawing/2016/5/10/chartex" xmlns:cx5="http://schemas.microsoft.com/office/drawing/2016/5/11/chartex" xmlns:cx6="http://schemas.microsoft.com/office/drawing/2016/5/12/chartex" xmlns:cx7="http://schemas.microsoft.com/office/drawing/2016/5/13/chartex" xmlns:cx8="http://schemas.microsoft.com/office/drawing/2016/5/14/chartex" xmlns:mc="http://schemas.openxmlformats.org/markup-compatibility/2006" xmlns:aink="http://schemas.microsoft.com/office/drawing/2016/ink" xmlns:am3d="http://schemas.microsoft.com/office/drawing/2017/model3d" xmlns:o="urn:schemas-microsoft-com:office:office" xmlns:r="http://schemas.openxmlformats.org/officeDocument/2006/relationships" xmlns:m="http://schemas.openxmlformats.org/officeDocument/2006/math" xmlns:v="urn:schemas-microsoft-com:vml" xmlns:wp14="http://schemas.microsoft.com/office/word/2010/wordprocessingDrawing" xmlns:wp="http://schemas.openxmlformats.org/drawingml/2006/wordprocessingDrawing" xmlns:w10="urn:schemas-microsoft-com:office:word" xmlns:w="http://schemas.openxmlformats.org/wordprocessingml/2006/main" xmlns:w14="http://schemas.microsoft.com/office/word/2010/wordml" xmlns:w15="http://schemas.microsoft.com/office/word/2012/wordml" xmlns:w16cid="http://schemas.microsoft.com/office/word/2016/wordml/cid" xmlns:w16se="http://schemas.microsoft.com/office/word/2015/wordml/symex" xmlns:wpg="http://schemas.microsoft.com/office/word/2010/wordprocessingGroup" xmlns:wpi="http://schemas.microsoft.com/office/word/2010/wordprocessingInk" xmlns:wne="http://schemas.microsoft.com/office/word/2006/wordml" xmlns:wps="http://schemas.microsoft.com/office/word/2010/wordprocessingShape" mc:Ignorable="w14 w15 w16se w16cid wp14">
   <w:p>
     <w:pPr>
       <w:pStyle w:val="Header"/>
@@ -14186,7 +16910,7 @@
 </file>
 
 <file path=word/header3.xml><?xml version="1.0" encoding="utf-8"?>
-<w:hdr xmlns:wpc="http://schemas.microsoft.com/office/word/2010/wordprocessingCanvas" xmlns:mc="http://schemas.openxmlformats.org/markup-compatibility/2006" xmlns:o="urn:schemas-microsoft-com:office:office" xmlns:r="http://schemas.openxmlformats.org/officeDocument/2006/relationships" xmlns:m="http://schemas.openxmlformats.org/officeDocument/2006/math" xmlns:v="urn:schemas-microsoft-com:vml" xmlns:wp14="http://schemas.microsoft.com/office/word/2010/wordprocessingDrawing" xmlns:wp="http://schemas.openxmlformats.org/drawingml/2006/wordprocessingDrawing" xmlns:w10="urn:schemas-microsoft-com:office:word" xmlns:w="http://schemas.openxmlformats.org/wordprocessingml/2006/main" xmlns:w14="http://schemas.microsoft.com/office/word/2010/wordml" xmlns:wpg="http://schemas.microsoft.com/office/word/2010/wordprocessingGroup" xmlns:wpi="http://schemas.microsoft.com/office/word/2010/wordprocessingInk" xmlns:wne="http://schemas.microsoft.com/office/word/2006/wordml" xmlns:wps="http://schemas.microsoft.com/office/word/2010/wordprocessingShape" mc:Ignorable="w14 wp14">
+<w:hdr xmlns:wpc="http://schemas.microsoft.com/office/word/2010/wordprocessingCanvas" xmlns:cx="http://schemas.microsoft.com/office/drawing/2014/chartex" xmlns:cx1="http://schemas.microsoft.com/office/drawing/2015/9/8/chartex" xmlns:cx2="http://schemas.microsoft.com/office/drawing/2015/10/21/chartex" xmlns:cx3="http://schemas.microsoft.com/office/drawing/2016/5/9/chartex" xmlns:cx4="http://schemas.microsoft.com/office/drawing/2016/5/10/chartex" xmlns:cx5="http://schemas.microsoft.com/office/drawing/2016/5/11/chartex" xmlns:cx6="http://schemas.microsoft.com/office/drawing/2016/5/12/chartex" xmlns:cx7="http://schemas.microsoft.com/office/drawing/2016/5/13/chartex" xmlns:cx8="http://schemas.microsoft.com/office/drawing/2016/5/14/chartex" xmlns:mc="http://schemas.openxmlformats.org/markup-compatibility/2006" xmlns:aink="http://schemas.microsoft.com/office/drawing/2016/ink" xmlns:am3d="http://schemas.microsoft.com/office/drawing/2017/model3d" xmlns:o="urn:schemas-microsoft-com:office:office" xmlns:r="http://schemas.openxmlformats.org/officeDocument/2006/relationships" xmlns:m="http://schemas.openxmlformats.org/officeDocument/2006/math" xmlns:v="urn:schemas-microsoft-com:vml" xmlns:wp14="http://schemas.microsoft.com/office/word/2010/wordprocessingDrawing" xmlns:wp="http://schemas.openxmlformats.org/drawingml/2006/wordprocessingDrawing" xmlns:w10="urn:schemas-microsoft-com:office:word" xmlns:w="http://schemas.openxmlformats.org/wordprocessingml/2006/main" xmlns:w14="http://schemas.microsoft.com/office/word/2010/wordml" xmlns:w15="http://schemas.microsoft.com/office/word/2012/wordml" xmlns:w16cid="http://schemas.microsoft.com/office/word/2016/wordml/cid" xmlns:w16se="http://schemas.microsoft.com/office/word/2015/wordml/symex" xmlns:wpg="http://schemas.microsoft.com/office/word/2010/wordprocessingGroup" xmlns:wpi="http://schemas.microsoft.com/office/word/2010/wordprocessingInk" xmlns:wne="http://schemas.microsoft.com/office/word/2006/wordml" xmlns:wps="http://schemas.microsoft.com/office/word/2010/wordprocessingShape" mc:Ignorable="w14 w15 w16se w16cid wp14">
   <w:p>
     <w:pPr>
       <w:pStyle w:val="Header"/>
@@ -14227,8 +16951,8 @@
 </file>
 
 <file path=word/numbering.xml><?xml version="1.0" encoding="utf-8"?>
-<w:numbering xmlns:wpc="http://schemas.microsoft.com/office/word/2010/wordprocessingCanvas" xmlns:mc="http://schemas.openxmlformats.org/markup-compatibility/2006" xmlns:o="urn:schemas-microsoft-com:office:office" xmlns:r="http://schemas.openxmlformats.org/officeDocument/2006/relationships" xmlns:m="http://schemas.openxmlformats.org/officeDocument/2006/math" xmlns:v="urn:schemas-microsoft-com:vml" xmlns:wp14="http://schemas.microsoft.com/office/word/2010/wordprocessingDrawing" xmlns:wp="http://schemas.openxmlformats.org/drawingml/2006/wordprocessingDrawing" xmlns:w10="urn:schemas-microsoft-com:office:word" xmlns:w="http://schemas.openxmlformats.org/wordprocessingml/2006/main" xmlns:w14="http://schemas.microsoft.com/office/word/2010/wordml" xmlns:wpg="http://schemas.microsoft.com/office/word/2010/wordprocessingGroup" xmlns:wpi="http://schemas.microsoft.com/office/word/2010/wordprocessingInk" xmlns:wne="http://schemas.microsoft.com/office/word/2006/wordml" xmlns:wps="http://schemas.microsoft.com/office/word/2010/wordprocessingShape" mc:Ignorable="w14 wp14">
-  <w:abstractNum w:abstractNumId="0">
+<w:numbering xmlns:wpc="http://schemas.microsoft.com/office/word/2010/wordprocessingCanvas" xmlns:cx="http://schemas.microsoft.com/office/drawing/2014/chartex" xmlns:cx1="http://schemas.microsoft.com/office/drawing/2015/9/8/chartex" xmlns:cx2="http://schemas.microsoft.com/office/drawing/2015/10/21/chartex" xmlns:cx3="http://schemas.microsoft.com/office/drawing/2016/5/9/chartex" xmlns:cx4="http://schemas.microsoft.com/office/drawing/2016/5/10/chartex" xmlns:cx5="http://schemas.microsoft.com/office/drawing/2016/5/11/chartex" xmlns:cx6="http://schemas.microsoft.com/office/drawing/2016/5/12/chartex" xmlns:cx7="http://schemas.microsoft.com/office/drawing/2016/5/13/chartex" xmlns:cx8="http://schemas.microsoft.com/office/drawing/2016/5/14/chartex" xmlns:mc="http://schemas.openxmlformats.org/markup-compatibility/2006" xmlns:aink="http://schemas.microsoft.com/office/drawing/2016/ink" xmlns:am3d="http://schemas.microsoft.com/office/drawing/2017/model3d" xmlns:o="urn:schemas-microsoft-com:office:office" xmlns:r="http://schemas.openxmlformats.org/officeDocument/2006/relationships" xmlns:m="http://schemas.openxmlformats.org/officeDocument/2006/math" xmlns:v="urn:schemas-microsoft-com:vml" xmlns:wp14="http://schemas.microsoft.com/office/word/2010/wordprocessingDrawing" xmlns:wp="http://schemas.openxmlformats.org/drawingml/2006/wordprocessingDrawing" xmlns:w10="urn:schemas-microsoft-com:office:word" xmlns:w="http://schemas.openxmlformats.org/wordprocessingml/2006/main" xmlns:w14="http://schemas.microsoft.com/office/word/2010/wordml" xmlns:w15="http://schemas.microsoft.com/office/word/2012/wordml" xmlns:w16cid="http://schemas.microsoft.com/office/word/2016/wordml/cid" xmlns:w16se="http://schemas.microsoft.com/office/word/2015/wordml/symex" xmlns:wpg="http://schemas.microsoft.com/office/word/2010/wordprocessingGroup" xmlns:wpi="http://schemas.microsoft.com/office/word/2010/wordprocessingInk" xmlns:wne="http://schemas.microsoft.com/office/word/2006/wordml" xmlns:wps="http://schemas.microsoft.com/office/word/2010/wordprocessingShape" mc:Ignorable="w14 w15 w16se w16cid wp14">
+  <w:abstractNum w:abstractNumId="0" w15:restartNumberingAfterBreak="0">
     <w:nsid w:val="0093259C"/>
     <w:multiLevelType w:val="multilevel"/>
     <w:tmpl w:val="0093259C"/>
@@ -14314,7 +17038,7 @@
       </w:pPr>
     </w:lvl>
   </w:abstractNum>
-  <w:abstractNum w:abstractNumId="1">
+  <w:abstractNum w:abstractNumId="1" w15:restartNumberingAfterBreak="0">
     <w:nsid w:val="0B3637BC"/>
     <w:multiLevelType w:val="hybridMultilevel"/>
     <w:tmpl w:val="BAAE35A8"/>
@@ -14427,7 +17151,7 @@
       </w:rPr>
     </w:lvl>
   </w:abstractNum>
-  <w:abstractNum w:abstractNumId="2">
+  <w:abstractNum w:abstractNumId="2" w15:restartNumberingAfterBreak="0">
     <w:nsid w:val="0FCB017D"/>
     <w:multiLevelType w:val="hybridMultilevel"/>
     <w:tmpl w:val="AA528D98"/>
@@ -14540,7 +17264,7 @@
       </w:rPr>
     </w:lvl>
   </w:abstractNum>
-  <w:abstractNum w:abstractNumId="3">
+  <w:abstractNum w:abstractNumId="3" w15:restartNumberingAfterBreak="0">
     <w:nsid w:val="1C367735"/>
     <w:multiLevelType w:val="hybridMultilevel"/>
     <w:tmpl w:val="0B9CD786"/>
@@ -14653,7 +17377,7 @@
       </w:rPr>
     </w:lvl>
   </w:abstractNum>
-  <w:abstractNum w:abstractNumId="4">
+  <w:abstractNum w:abstractNumId="4" w15:restartNumberingAfterBreak="0">
     <w:nsid w:val="21770C5C"/>
     <w:multiLevelType w:val="hybridMultilevel"/>
     <w:tmpl w:val="A46C6FF0"/>
@@ -14766,7 +17490,7 @@
       </w:rPr>
     </w:lvl>
   </w:abstractNum>
-  <w:abstractNum w:abstractNumId="5">
+  <w:abstractNum w:abstractNumId="5" w15:restartNumberingAfterBreak="0">
     <w:nsid w:val="22D62524"/>
     <w:multiLevelType w:val="hybridMultilevel"/>
     <w:tmpl w:val="3DCC2D18"/>
@@ -14879,7 +17603,7 @@
       </w:rPr>
     </w:lvl>
   </w:abstractNum>
-  <w:abstractNum w:abstractNumId="6">
+  <w:abstractNum w:abstractNumId="6" w15:restartNumberingAfterBreak="0">
     <w:nsid w:val="25086206"/>
     <w:multiLevelType w:val="hybridMultilevel"/>
     <w:tmpl w:val="A1EA323E"/>
@@ -14992,7 +17716,7 @@
       </w:rPr>
     </w:lvl>
   </w:abstractNum>
-  <w:abstractNum w:abstractNumId="7">
+  <w:abstractNum w:abstractNumId="7" w15:restartNumberingAfterBreak="0">
     <w:nsid w:val="2D2E7E81"/>
     <w:multiLevelType w:val="hybridMultilevel"/>
     <w:tmpl w:val="7D78FF98"/>
@@ -15105,7 +17829,7 @@
       </w:rPr>
     </w:lvl>
   </w:abstractNum>
-  <w:abstractNum w:abstractNumId="8">
+  <w:abstractNum w:abstractNumId="8" w15:restartNumberingAfterBreak="0">
     <w:nsid w:val="2EE008F6"/>
     <w:multiLevelType w:val="hybridMultilevel"/>
     <w:tmpl w:val="985EC640"/>
@@ -15218,7 +17942,7 @@
       </w:rPr>
     </w:lvl>
   </w:abstractNum>
-  <w:abstractNum w:abstractNumId="9">
+  <w:abstractNum w:abstractNumId="9" w15:restartNumberingAfterBreak="0">
     <w:nsid w:val="316E7546"/>
     <w:multiLevelType w:val="hybridMultilevel"/>
     <w:tmpl w:val="8FF674BA"/>
@@ -15331,7 +18055,7 @@
       </w:rPr>
     </w:lvl>
   </w:abstractNum>
-  <w:abstractNum w:abstractNumId="10">
+  <w:abstractNum w:abstractNumId="10" w15:restartNumberingAfterBreak="0">
     <w:nsid w:val="36384EC8"/>
     <w:multiLevelType w:val="hybridMultilevel"/>
     <w:tmpl w:val="0D7254F4"/>
@@ -15444,7 +18168,7 @@
       </w:rPr>
     </w:lvl>
   </w:abstractNum>
-  <w:abstractNum w:abstractNumId="11">
+  <w:abstractNum w:abstractNumId="11" w15:restartNumberingAfterBreak="0">
     <w:nsid w:val="3F2E159A"/>
     <w:multiLevelType w:val="hybridMultilevel"/>
     <w:tmpl w:val="ED14C53E"/>
@@ -15557,7 +18281,7 @@
       </w:rPr>
     </w:lvl>
   </w:abstractNum>
-  <w:abstractNum w:abstractNumId="12">
+  <w:abstractNum w:abstractNumId="12" w15:restartNumberingAfterBreak="0">
     <w:nsid w:val="44390BD3"/>
     <w:multiLevelType w:val="hybridMultilevel"/>
     <w:tmpl w:val="DFA201AA"/>
@@ -15670,7 +18394,7 @@
       </w:rPr>
     </w:lvl>
   </w:abstractNum>
-  <w:abstractNum w:abstractNumId="13">
+  <w:abstractNum w:abstractNumId="13" w15:restartNumberingAfterBreak="0">
     <w:nsid w:val="4E6D73F3"/>
     <w:multiLevelType w:val="hybridMultilevel"/>
     <w:tmpl w:val="21F07974"/>
@@ -15783,7 +18507,7 @@
       </w:rPr>
     </w:lvl>
   </w:abstractNum>
-  <w:abstractNum w:abstractNumId="14">
+  <w:abstractNum w:abstractNumId="14" w15:restartNumberingAfterBreak="0">
     <w:nsid w:val="52DF6FAD"/>
     <w:multiLevelType w:val="hybridMultilevel"/>
     <w:tmpl w:val="0D7CD38E"/>
@@ -15896,7 +18620,7 @@
       </w:rPr>
     </w:lvl>
   </w:abstractNum>
-  <w:abstractNum w:abstractNumId="15">
+  <w:abstractNum w:abstractNumId="15" w15:restartNumberingAfterBreak="0">
     <w:nsid w:val="5B8E2098"/>
     <w:multiLevelType w:val="hybridMultilevel"/>
     <w:tmpl w:val="32C04348"/>
@@ -16009,7 +18733,7 @@
       </w:rPr>
     </w:lvl>
   </w:abstractNum>
-  <w:abstractNum w:abstractNumId="16">
+  <w:abstractNum w:abstractNumId="16" w15:restartNumberingAfterBreak="0">
     <w:nsid w:val="5CD641CC"/>
     <w:multiLevelType w:val="hybridMultilevel"/>
     <w:tmpl w:val="F3F8324E"/>
@@ -16122,7 +18846,7 @@
       </w:rPr>
     </w:lvl>
   </w:abstractNum>
-  <w:abstractNum w:abstractNumId="17">
+  <w:abstractNum w:abstractNumId="17" w15:restartNumberingAfterBreak="0">
     <w:nsid w:val="6429353A"/>
     <w:multiLevelType w:val="hybridMultilevel"/>
     <w:tmpl w:val="22160A6A"/>
@@ -16235,7 +18959,7 @@
       </w:rPr>
     </w:lvl>
   </w:abstractNum>
-  <w:abstractNum w:abstractNumId="18">
+  <w:abstractNum w:abstractNumId="18" w15:restartNumberingAfterBreak="0">
     <w:nsid w:val="691920AA"/>
     <w:multiLevelType w:val="hybridMultilevel"/>
     <w:tmpl w:val="7DC20EDC"/>
@@ -16348,7 +19072,7 @@
       </w:rPr>
     </w:lvl>
   </w:abstractNum>
-  <w:abstractNum w:abstractNumId="19">
+  <w:abstractNum w:abstractNumId="19" w15:restartNumberingAfterBreak="0">
     <w:nsid w:val="6C833519"/>
     <w:multiLevelType w:val="hybridMultilevel"/>
     <w:tmpl w:val="8F08B336"/>
@@ -16461,7 +19185,7 @@
       </w:rPr>
     </w:lvl>
   </w:abstractNum>
-  <w:abstractNum w:abstractNumId="20">
+  <w:abstractNum w:abstractNumId="20" w15:restartNumberingAfterBreak="0">
     <w:nsid w:val="6DC733EB"/>
     <w:multiLevelType w:val="hybridMultilevel"/>
     <w:tmpl w:val="78BA0E9C"/>
@@ -16574,7 +19298,7 @@
       </w:rPr>
     </w:lvl>
   </w:abstractNum>
-  <w:abstractNum w:abstractNumId="21">
+  <w:abstractNum w:abstractNumId="21" w15:restartNumberingAfterBreak="0">
     <w:nsid w:val="75B56CD3"/>
     <w:multiLevelType w:val="hybridMultilevel"/>
     <w:tmpl w:val="A822A6F0"/>
@@ -16687,7 +19411,7 @@
       </w:rPr>
     </w:lvl>
   </w:abstractNum>
-  <w:abstractNum w:abstractNumId="22">
+  <w:abstractNum w:abstractNumId="22" w15:restartNumberingAfterBreak="0">
     <w:nsid w:val="76377F13"/>
     <w:multiLevelType w:val="hybridMultilevel"/>
     <w:tmpl w:val="86C0E9BE"/>
@@ -16800,7 +19524,7 @@
       </w:rPr>
     </w:lvl>
   </w:abstractNum>
-  <w:abstractNum w:abstractNumId="23">
+  <w:abstractNum w:abstractNumId="23" w15:restartNumberingAfterBreak="0">
     <w:nsid w:val="7982451D"/>
     <w:multiLevelType w:val="hybridMultilevel"/>
     <w:tmpl w:val="17849918"/>
@@ -16913,7 +19637,7 @@
       </w:rPr>
     </w:lvl>
   </w:abstractNum>
-  <w:abstractNum w:abstractNumId="24">
+  <w:abstractNum w:abstractNumId="24" w15:restartNumberingAfterBreak="0">
     <w:nsid w:val="79BC6505"/>
     <w:multiLevelType w:val="hybridMultilevel"/>
     <w:tmpl w:val="62AA8978"/>
@@ -17026,7 +19750,7 @@
       </w:rPr>
     </w:lvl>
   </w:abstractNum>
-  <w:abstractNum w:abstractNumId="25">
+  <w:abstractNum w:abstractNumId="25" w15:restartNumberingAfterBreak="0">
     <w:nsid w:val="7AF96365"/>
     <w:multiLevelType w:val="hybridMultilevel"/>
     <w:tmpl w:val="B9045C6C"/>
@@ -17139,7 +19863,7 @@
       </w:rPr>
     </w:lvl>
   </w:abstractNum>
-  <w:abstractNum w:abstractNumId="26">
+  <w:abstractNum w:abstractNumId="26" w15:restartNumberingAfterBreak="0">
     <w:nsid w:val="7CE10D76"/>
     <w:multiLevelType w:val="hybridMultilevel"/>
     <w:tmpl w:val="29109464"/>
@@ -17337,7 +20061,7 @@
 </file>
 
 <file path=word/styles.xml><?xml version="1.0" encoding="utf-8"?>
-<w:styles xmlns:mc="http://schemas.openxmlformats.org/markup-compatibility/2006" xmlns:r="http://schemas.openxmlformats.org/officeDocument/2006/relationships" xmlns:w="http://schemas.openxmlformats.org/wordprocessingml/2006/main" xmlns:w14="http://schemas.microsoft.com/office/word/2010/wordml" mc:Ignorable="w14">
+<w:styles xmlns:mc="http://schemas.openxmlformats.org/markup-compatibility/2006" xmlns:r="http://schemas.openxmlformats.org/officeDocument/2006/relationships" xmlns:w="http://schemas.openxmlformats.org/wordprocessingml/2006/main" xmlns:w14="http://schemas.microsoft.com/office/word/2010/wordml" xmlns:w15="http://schemas.microsoft.com/office/word/2012/wordml" xmlns:w16cid="http://schemas.microsoft.com/office/word/2016/wordml/cid" xmlns:w16se="http://schemas.microsoft.com/office/word/2015/wordml/symex" mc:Ignorable="w14 w15 w16se w16cid">
   <w:docDefaults>
     <w:rPrDefault>
       <w:rPr>
@@ -17347,151 +20071,379 @@
     </w:rPrDefault>
     <w:pPrDefault/>
   </w:docDefaults>
-  <w:latentStyles w:defLockedState="0" w:defUIPriority="99" w:defSemiHidden="1" w:defUnhideWhenUsed="1" w:defQFormat="0" w:count="267">
-    <w:lsdException w:name="Normal" w:semiHidden="0" w:uiPriority="0" w:unhideWhenUsed="0" w:qFormat="1"/>
-    <w:lsdException w:name="heading 1" w:semiHidden="0" w:uiPriority="9" w:unhideWhenUsed="0" w:qFormat="1"/>
-    <w:lsdException w:name="heading 2" w:semiHidden="0" w:uiPriority="9" w:qFormat="1"/>
-    <w:lsdException w:name="heading 3" w:semiHidden="0" w:uiPriority="9" w:qFormat="1"/>
-    <w:lsdException w:name="heading 4" w:semiHidden="0" w:uiPriority="9" w:qFormat="1"/>
-    <w:lsdException w:name="heading 5" w:semiHidden="0" w:uiPriority="9" w:qFormat="1"/>
-    <w:lsdException w:name="heading 6" w:uiPriority="9" w:qFormat="1"/>
-    <w:lsdException w:name="heading 7" w:uiPriority="9" w:qFormat="1"/>
-    <w:lsdException w:name="heading 8" w:uiPriority="9" w:qFormat="1"/>
-    <w:lsdException w:name="heading 9" w:uiPriority="9" w:qFormat="1"/>
-    <w:lsdException w:name="toc 1" w:semiHidden="0" w:uiPriority="39" w:unhideWhenUsed="0" w:qFormat="1"/>
-    <w:lsdException w:name="toc 2" w:semiHidden="0" w:uiPriority="39" w:unhideWhenUsed="0" w:qFormat="1"/>
-    <w:lsdException w:name="toc 3" w:semiHidden="0" w:uiPriority="39" w:unhideWhenUsed="0" w:qFormat="1"/>
-    <w:lsdException w:name="toc 4" w:semiHidden="0" w:uiPriority="39" w:qFormat="1"/>
-    <w:lsdException w:name="toc 5" w:semiHidden="0" w:uiPriority="39" w:qFormat="1"/>
-    <w:lsdException w:name="toc 6" w:semiHidden="0" w:uiPriority="39" w:qFormat="1"/>
-    <w:lsdException w:name="toc 7" w:semiHidden="0" w:uiPriority="39" w:qFormat="1"/>
-    <w:lsdException w:name="toc 8" w:semiHidden="0" w:uiPriority="39" w:qFormat="1"/>
-    <w:lsdException w:name="toc 9" w:semiHidden="0" w:uiPriority="39" w:qFormat="1"/>
-    <w:lsdException w:name="header" w:semiHidden="0" w:qFormat="1"/>
-    <w:lsdException w:name="footer" w:semiHidden="0" w:qFormat="1"/>
-    <w:lsdException w:name="caption" w:uiPriority="35" w:qFormat="1"/>
-    <w:lsdException w:name="line number" w:qFormat="1"/>
-    <w:lsdException w:name="Title" w:semiHidden="0" w:uiPriority="10" w:unhideWhenUsed="0" w:qFormat="1"/>
-    <w:lsdException w:name="Default Paragraph Font" w:uiPriority="1" w:qFormat="1"/>
-    <w:lsdException w:name="Body Text" w:semiHidden="0" w:uiPriority="1" w:unhideWhenUsed="0" w:qFormat="1"/>
-    <w:lsdException w:name="Subtitle" w:semiHidden="0" w:uiPriority="11" w:unhideWhenUsed="0" w:qFormat="1"/>
-    <w:lsdException w:name="Hyperlink" w:semiHidden="0" w:qFormat="1"/>
-    <w:lsdException w:name="Strong" w:semiHidden="0" w:uiPriority="22" w:unhideWhenUsed="0" w:qFormat="1"/>
-    <w:lsdException w:name="Emphasis" w:semiHidden="0" w:uiPriority="20" w:unhideWhenUsed="0" w:qFormat="1"/>
-    <w:lsdException w:name="Normal (Web)" w:qFormat="1"/>
-    <w:lsdException w:name="Normal Table" w:qFormat="1"/>
-    <w:lsdException w:name="Table Grid" w:semiHidden="0" w:uiPriority="39" w:unhideWhenUsed="0" w:qFormat="1"/>
-    <w:lsdException w:name="Placeholder Text" w:unhideWhenUsed="0"/>
-    <w:lsdException w:name="No Spacing" w:semiHidden="0" w:unhideWhenUsed="0"/>
-    <w:lsdException w:name="Light Shading" w:semiHidden="0" w:uiPriority="60" w:unhideWhenUsed="0"/>
-    <w:lsdException w:name="Light List" w:semiHidden="0" w:uiPriority="61" w:unhideWhenUsed="0"/>
-    <w:lsdException w:name="Light Grid" w:semiHidden="0" w:uiPriority="62" w:unhideWhenUsed="0"/>
-    <w:lsdException w:name="Medium Shading 1" w:semiHidden="0" w:uiPriority="63" w:unhideWhenUsed="0"/>
-    <w:lsdException w:name="Medium Shading 2" w:semiHidden="0" w:uiPriority="64" w:unhideWhenUsed="0"/>
-    <w:lsdException w:name="Medium List 1" w:semiHidden="0" w:uiPriority="65" w:unhideWhenUsed="0"/>
-    <w:lsdException w:name="Medium List 2" w:semiHidden="0" w:uiPriority="66" w:unhideWhenUsed="0"/>
-    <w:lsdException w:name="Medium Grid 1" w:semiHidden="0" w:uiPriority="67" w:unhideWhenUsed="0"/>
-    <w:lsdException w:name="Medium Grid 2" w:semiHidden="0" w:uiPriority="68" w:unhideWhenUsed="0"/>
-    <w:lsdException w:name="Medium Grid 3" w:semiHidden="0" w:uiPriority="69" w:unhideWhenUsed="0"/>
-    <w:lsdException w:name="Dark List" w:semiHidden="0" w:uiPriority="70" w:unhideWhenUsed="0"/>
-    <w:lsdException w:name="Colorful Shading" w:semiHidden="0" w:uiPriority="71" w:unhideWhenUsed="0"/>
-    <w:lsdException w:name="Colorful List" w:semiHidden="0" w:uiPriority="72" w:unhideWhenUsed="0"/>
-    <w:lsdException w:name="Colorful Grid" w:semiHidden="0" w:uiPriority="73" w:unhideWhenUsed="0"/>
-    <w:lsdException w:name="Light Shading Accent 1" w:semiHidden="0" w:uiPriority="60" w:unhideWhenUsed="0"/>
-    <w:lsdException w:name="Light List Accent 1" w:semiHidden="0" w:uiPriority="61" w:unhideWhenUsed="0"/>
-    <w:lsdException w:name="Light Grid Accent 1" w:semiHidden="0" w:uiPriority="62" w:unhideWhenUsed="0"/>
-    <w:lsdException w:name="Medium Shading 1 Accent 1" w:semiHidden="0" w:uiPriority="63" w:unhideWhenUsed="0"/>
-    <w:lsdException w:name="Medium Shading 2 Accent 1" w:semiHidden="0" w:uiPriority="64" w:unhideWhenUsed="0"/>
-    <w:lsdException w:name="Medium List 1 Accent 1" w:semiHidden="0" w:uiPriority="65" w:unhideWhenUsed="0"/>
-    <w:lsdException w:name="Revision" w:unhideWhenUsed="0"/>
-    <w:lsdException w:name="List Paragraph" w:semiHidden="0" w:uiPriority="1" w:unhideWhenUsed="0" w:qFormat="1"/>
-    <w:lsdException w:name="Quote" w:semiHidden="0" w:unhideWhenUsed="0"/>
-    <w:lsdException w:name="Intense Quote" w:semiHidden="0" w:unhideWhenUsed="0"/>
-    <w:lsdException w:name="Medium List 2 Accent 1" w:semiHidden="0" w:uiPriority="66" w:unhideWhenUsed="0"/>
-    <w:lsdException w:name="Medium Grid 1 Accent 1" w:semiHidden="0" w:uiPriority="67" w:unhideWhenUsed="0"/>
-    <w:lsdException w:name="Medium Grid 2 Accent 1" w:semiHidden="0" w:uiPriority="68" w:unhideWhenUsed="0"/>
-    <w:lsdException w:name="Medium Grid 3 Accent 1" w:semiHidden="0" w:uiPriority="69" w:unhideWhenUsed="0"/>
-    <w:lsdException w:name="Dark List Accent 1" w:semiHidden="0" w:uiPriority="70" w:unhideWhenUsed="0"/>
-    <w:lsdException w:name="Colorful Shading Accent 1" w:semiHidden="0" w:uiPriority="71" w:unhideWhenUsed="0"/>
-    <w:lsdException w:name="Colorful List Accent 1" w:semiHidden="0" w:uiPriority="72" w:unhideWhenUsed="0"/>
-    <w:lsdException w:name="Colorful Grid Accent 1" w:semiHidden="0" w:uiPriority="73" w:unhideWhenUsed="0"/>
-    <w:lsdException w:name="Light Shading Accent 2" w:semiHidden="0" w:uiPriority="60" w:unhideWhenUsed="0"/>
-    <w:lsdException w:name="Light List Accent 2" w:semiHidden="0" w:uiPriority="61" w:unhideWhenUsed="0"/>
-    <w:lsdException w:name="Light Grid Accent 2" w:semiHidden="0" w:uiPriority="62" w:unhideWhenUsed="0"/>
-    <w:lsdException w:name="Medium Shading 1 Accent 2" w:semiHidden="0" w:uiPriority="63" w:unhideWhenUsed="0"/>
-    <w:lsdException w:name="Medium Shading 2 Accent 2" w:semiHidden="0" w:uiPriority="64" w:unhideWhenUsed="0"/>
-    <w:lsdException w:name="Medium List 1 Accent 2" w:semiHidden="0" w:uiPriority="65" w:unhideWhenUsed="0"/>
-    <w:lsdException w:name="Medium List 2 Accent 2" w:semiHidden="0" w:uiPriority="66" w:unhideWhenUsed="0"/>
-    <w:lsdException w:name="Medium Grid 1 Accent 2" w:semiHidden="0" w:uiPriority="67" w:unhideWhenUsed="0"/>
-    <w:lsdException w:name="Medium Grid 2 Accent 2" w:semiHidden="0" w:uiPriority="68" w:unhideWhenUsed="0"/>
-    <w:lsdException w:name="Medium Grid 3 Accent 2" w:semiHidden="0" w:uiPriority="69" w:unhideWhenUsed="0"/>
-    <w:lsdException w:name="Dark List Accent 2" w:semiHidden="0" w:uiPriority="70" w:unhideWhenUsed="0"/>
-    <w:lsdException w:name="Colorful Shading Accent 2" w:semiHidden="0" w:uiPriority="71" w:unhideWhenUsed="0"/>
-    <w:lsdException w:name="Colorful List Accent 2" w:semiHidden="0" w:uiPriority="72" w:unhideWhenUsed="0"/>
-    <w:lsdException w:name="Colorful Grid Accent 2" w:semiHidden="0" w:uiPriority="73" w:unhideWhenUsed="0"/>
-    <w:lsdException w:name="Light Shading Accent 3" w:semiHidden="0" w:uiPriority="60" w:unhideWhenUsed="0"/>
-    <w:lsdException w:name="Light List Accent 3" w:semiHidden="0" w:uiPriority="61" w:unhideWhenUsed="0"/>
-    <w:lsdException w:name="Light Grid Accent 3" w:semiHidden="0" w:uiPriority="62" w:unhideWhenUsed="0"/>
-    <w:lsdException w:name="Medium Shading 1 Accent 3" w:semiHidden="0" w:uiPriority="63" w:unhideWhenUsed="0"/>
-    <w:lsdException w:name="Medium Shading 2 Accent 3" w:semiHidden="0" w:uiPriority="64" w:unhideWhenUsed="0"/>
-    <w:lsdException w:name="Medium List 1 Accent 3" w:semiHidden="0" w:uiPriority="65" w:unhideWhenUsed="0"/>
-    <w:lsdException w:name="Medium List 2 Accent 3" w:semiHidden="0" w:uiPriority="66" w:unhideWhenUsed="0"/>
-    <w:lsdException w:name="Medium Grid 1 Accent 3" w:semiHidden="0" w:uiPriority="67" w:unhideWhenUsed="0"/>
-    <w:lsdException w:name="Medium Grid 2 Accent 3" w:semiHidden="0" w:uiPriority="68" w:unhideWhenUsed="0"/>
-    <w:lsdException w:name="Medium Grid 3 Accent 3" w:semiHidden="0" w:uiPriority="69" w:unhideWhenUsed="0"/>
-    <w:lsdException w:name="Dark List Accent 3" w:semiHidden="0" w:uiPriority="70" w:unhideWhenUsed="0"/>
-    <w:lsdException w:name="Colorful Shading Accent 3" w:semiHidden="0" w:uiPriority="71" w:unhideWhenUsed="0"/>
-    <w:lsdException w:name="Colorful List Accent 3" w:semiHidden="0" w:uiPriority="72" w:unhideWhenUsed="0"/>
-    <w:lsdException w:name="Colorful Grid Accent 3" w:semiHidden="0" w:uiPriority="73" w:unhideWhenUsed="0"/>
-    <w:lsdException w:name="Light Shading Accent 4" w:semiHidden="0" w:uiPriority="60" w:unhideWhenUsed="0"/>
-    <w:lsdException w:name="Light List Accent 4" w:semiHidden="0" w:uiPriority="61" w:unhideWhenUsed="0"/>
-    <w:lsdException w:name="Light Grid Accent 4" w:semiHidden="0" w:uiPriority="62" w:unhideWhenUsed="0"/>
-    <w:lsdException w:name="Medium Shading 1 Accent 4" w:semiHidden="0" w:uiPriority="63" w:unhideWhenUsed="0"/>
-    <w:lsdException w:name="Medium Shading 2 Accent 4" w:semiHidden="0" w:uiPriority="64" w:unhideWhenUsed="0"/>
-    <w:lsdException w:name="Medium List 1 Accent 4" w:semiHidden="0" w:uiPriority="65" w:unhideWhenUsed="0"/>
-    <w:lsdException w:name="Medium List 2 Accent 4" w:semiHidden="0" w:uiPriority="66" w:unhideWhenUsed="0"/>
-    <w:lsdException w:name="Medium Grid 1 Accent 4" w:semiHidden="0" w:uiPriority="67" w:unhideWhenUsed="0"/>
-    <w:lsdException w:name="Medium Grid 2 Accent 4" w:semiHidden="0" w:uiPriority="68" w:unhideWhenUsed="0"/>
-    <w:lsdException w:name="Medium Grid 3 Accent 4" w:semiHidden="0" w:uiPriority="69" w:unhideWhenUsed="0"/>
-    <w:lsdException w:name="Dark List Accent 4" w:semiHidden="0" w:uiPriority="70" w:unhideWhenUsed="0"/>
-    <w:lsdException w:name="Colorful Shading Accent 4" w:semiHidden="0" w:uiPriority="71" w:unhideWhenUsed="0"/>
-    <w:lsdException w:name="Colorful List Accent 4" w:semiHidden="0" w:uiPriority="72" w:unhideWhenUsed="0"/>
-    <w:lsdException w:name="Colorful Grid Accent 4" w:semiHidden="0" w:uiPriority="73" w:unhideWhenUsed="0"/>
-    <w:lsdException w:name="Light Shading Accent 5" w:semiHidden="0" w:uiPriority="60" w:unhideWhenUsed="0"/>
-    <w:lsdException w:name="Light List Accent 5" w:semiHidden="0" w:uiPriority="61" w:unhideWhenUsed="0"/>
-    <w:lsdException w:name="Light Grid Accent 5" w:semiHidden="0" w:uiPriority="62" w:unhideWhenUsed="0"/>
-    <w:lsdException w:name="Medium Shading 1 Accent 5" w:semiHidden="0" w:uiPriority="63" w:unhideWhenUsed="0"/>
-    <w:lsdException w:name="Medium Shading 2 Accent 5" w:semiHidden="0" w:uiPriority="64" w:unhideWhenUsed="0"/>
-    <w:lsdException w:name="Medium List 1 Accent 5" w:semiHidden="0" w:uiPriority="65" w:unhideWhenUsed="0"/>
-    <w:lsdException w:name="Medium List 2 Accent 5" w:semiHidden="0" w:uiPriority="66" w:unhideWhenUsed="0"/>
-    <w:lsdException w:name="Medium Grid 1 Accent 5" w:semiHidden="0" w:uiPriority="67" w:unhideWhenUsed="0"/>
-    <w:lsdException w:name="Medium Grid 2 Accent 5" w:semiHidden="0" w:uiPriority="68" w:unhideWhenUsed="0"/>
-    <w:lsdException w:name="Medium Grid 3 Accent 5" w:semiHidden="0" w:uiPriority="69" w:unhideWhenUsed="0"/>
-    <w:lsdException w:name="Dark List Accent 5" w:semiHidden="0" w:uiPriority="70" w:unhideWhenUsed="0"/>
-    <w:lsdException w:name="Colorful Shading Accent 5" w:semiHidden="0" w:uiPriority="71" w:unhideWhenUsed="0"/>
-    <w:lsdException w:name="Colorful List Accent 5" w:semiHidden="0" w:uiPriority="72" w:unhideWhenUsed="0"/>
-    <w:lsdException w:name="Colorful Grid Accent 5" w:semiHidden="0" w:uiPriority="73" w:unhideWhenUsed="0"/>
-    <w:lsdException w:name="Light Shading Accent 6" w:semiHidden="0" w:uiPriority="60" w:unhideWhenUsed="0"/>
-    <w:lsdException w:name="Light List Accent 6" w:semiHidden="0" w:uiPriority="61" w:unhideWhenUsed="0"/>
-    <w:lsdException w:name="Light Grid Accent 6" w:semiHidden="0" w:uiPriority="62" w:unhideWhenUsed="0"/>
-    <w:lsdException w:name="Medium Shading 1 Accent 6" w:semiHidden="0" w:uiPriority="63" w:unhideWhenUsed="0"/>
-    <w:lsdException w:name="Medium Shading 2 Accent 6" w:semiHidden="0" w:uiPriority="64" w:unhideWhenUsed="0"/>
-    <w:lsdException w:name="Medium List 1 Accent 6" w:semiHidden="0" w:uiPriority="65" w:unhideWhenUsed="0"/>
-    <w:lsdException w:name="Medium List 2 Accent 6" w:semiHidden="0" w:uiPriority="66" w:unhideWhenUsed="0"/>
-    <w:lsdException w:name="Medium Grid 1 Accent 6" w:semiHidden="0" w:uiPriority="67" w:unhideWhenUsed="0"/>
-    <w:lsdException w:name="Medium Grid 2 Accent 6" w:semiHidden="0" w:uiPriority="68" w:unhideWhenUsed="0"/>
-    <w:lsdException w:name="Medium Grid 3 Accent 6" w:semiHidden="0" w:uiPriority="69" w:unhideWhenUsed="0"/>
-    <w:lsdException w:name="Dark List Accent 6" w:semiHidden="0" w:uiPriority="70" w:unhideWhenUsed="0"/>
-    <w:lsdException w:name="Colorful Shading Accent 6" w:semiHidden="0" w:uiPriority="71" w:unhideWhenUsed="0"/>
-    <w:lsdException w:name="Colorful List Accent 6" w:semiHidden="0" w:uiPriority="72" w:unhideWhenUsed="0"/>
-    <w:lsdException w:name="Colorful Grid Accent 6" w:semiHidden="0" w:uiPriority="73" w:unhideWhenUsed="0"/>
-    <w:lsdException w:name="Subtle Emphasis" w:semiHidden="0" w:uiPriority="19" w:unhideWhenUsed="0" w:qFormat="1"/>
-    <w:lsdException w:name="Intense Emphasis" w:semiHidden="0" w:uiPriority="21" w:unhideWhenUsed="0" w:qFormat="1"/>
-    <w:lsdException w:name="Subtle Reference" w:semiHidden="0" w:uiPriority="31" w:unhideWhenUsed="0" w:qFormat="1"/>
-    <w:lsdException w:name="Intense Reference" w:semiHidden="0" w:uiPriority="32" w:unhideWhenUsed="0" w:qFormat="1"/>
-    <w:lsdException w:name="Book Title" w:semiHidden="0" w:uiPriority="33" w:unhideWhenUsed="0" w:qFormat="1"/>
-    <w:lsdException w:name="Bibliography" w:uiPriority="37"/>
-    <w:lsdException w:name="TOC Heading" w:uiPriority="39" w:qFormat="1"/>
+  <w:latentStyles w:defLockedState="0" w:defUIPriority="99" w:defSemiHidden="0" w:defUnhideWhenUsed="0" w:defQFormat="0" w:count="375">
+    <w:lsdException w:name="Normal" w:uiPriority="0" w:qFormat="1"/>
+    <w:lsdException w:name="heading 1" w:uiPriority="9" w:qFormat="1"/>
+    <w:lsdException w:name="heading 2" w:uiPriority="9" w:unhideWhenUsed="1" w:qFormat="1"/>
+    <w:lsdException w:name="heading 3" w:uiPriority="9" w:unhideWhenUsed="1" w:qFormat="1"/>
+    <w:lsdException w:name="heading 4" w:uiPriority="9" w:unhideWhenUsed="1" w:qFormat="1"/>
+    <w:lsdException w:name="heading 5" w:uiPriority="9" w:unhideWhenUsed="1" w:qFormat="1"/>
+    <w:lsdException w:name="heading 6" w:semiHidden="1" w:uiPriority="9" w:unhideWhenUsed="1" w:qFormat="1"/>
+    <w:lsdException w:name="heading 7" w:semiHidden="1" w:uiPriority="9" w:unhideWhenUsed="1" w:qFormat="1"/>
+    <w:lsdException w:name="heading 8" w:semiHidden="1" w:uiPriority="9" w:unhideWhenUsed="1" w:qFormat="1"/>
+    <w:lsdException w:name="heading 9" w:semiHidden="1" w:uiPriority="9" w:unhideWhenUsed="1" w:qFormat="1"/>
+    <w:lsdException w:name="index 1" w:semiHidden="1" w:unhideWhenUsed="1"/>
+    <w:lsdException w:name="index 2" w:semiHidden="1" w:unhideWhenUsed="1"/>
+    <w:lsdException w:name="index 3" w:semiHidden="1" w:unhideWhenUsed="1"/>
+    <w:lsdException w:name="index 4" w:semiHidden="1" w:unhideWhenUsed="1"/>
+    <w:lsdException w:name="index 5" w:semiHidden="1" w:unhideWhenUsed="1"/>
+    <w:lsdException w:name="index 6" w:semiHidden="1" w:unhideWhenUsed="1"/>
+    <w:lsdException w:name="index 7" w:semiHidden="1" w:unhideWhenUsed="1"/>
+    <w:lsdException w:name="index 8" w:semiHidden="1" w:unhideWhenUsed="1"/>
+    <w:lsdException w:name="index 9" w:semiHidden="1" w:unhideWhenUsed="1"/>
+    <w:lsdException w:name="toc 1" w:uiPriority="39" w:qFormat="1"/>
+    <w:lsdException w:name="toc 2" w:uiPriority="39" w:qFormat="1"/>
+    <w:lsdException w:name="toc 3" w:uiPriority="39" w:qFormat="1"/>
+    <w:lsdException w:name="toc 4" w:uiPriority="39" w:unhideWhenUsed="1" w:qFormat="1"/>
+    <w:lsdException w:name="toc 5" w:uiPriority="39" w:unhideWhenUsed="1" w:qFormat="1"/>
+    <w:lsdException w:name="toc 6" w:uiPriority="39" w:unhideWhenUsed="1" w:qFormat="1"/>
+    <w:lsdException w:name="toc 7" w:uiPriority="39" w:unhideWhenUsed="1" w:qFormat="1"/>
+    <w:lsdException w:name="toc 8" w:uiPriority="39" w:unhideWhenUsed="1" w:qFormat="1"/>
+    <w:lsdException w:name="toc 9" w:uiPriority="39" w:unhideWhenUsed="1" w:qFormat="1"/>
+    <w:lsdException w:name="Normal Indent" w:semiHidden="1" w:unhideWhenUsed="1"/>
+    <w:lsdException w:name="footnote text" w:semiHidden="1" w:unhideWhenUsed="1"/>
+    <w:lsdException w:name="annotation text" w:semiHidden="1" w:unhideWhenUsed="1"/>
+    <w:lsdException w:name="header" w:unhideWhenUsed="1" w:qFormat="1"/>
+    <w:lsdException w:name="footer" w:unhideWhenUsed="1" w:qFormat="1"/>
+    <w:lsdException w:name="index heading" w:semiHidden="1" w:unhideWhenUsed="1"/>
+    <w:lsdException w:name="caption" w:semiHidden="1" w:uiPriority="35" w:unhideWhenUsed="1" w:qFormat="1"/>
+    <w:lsdException w:name="table of figures" w:semiHidden="1" w:unhideWhenUsed="1"/>
+    <w:lsdException w:name="envelope address" w:semiHidden="1" w:unhideWhenUsed="1"/>
+    <w:lsdException w:name="envelope return" w:semiHidden="1" w:unhideWhenUsed="1"/>
+    <w:lsdException w:name="footnote reference" w:semiHidden="1" w:unhideWhenUsed="1"/>
+    <w:lsdException w:name="annotation reference" w:semiHidden="1" w:unhideWhenUsed="1"/>
+    <w:lsdException w:name="line number" w:semiHidden="1" w:unhideWhenUsed="1" w:qFormat="1"/>
+    <w:lsdException w:name="page number" w:semiHidden="1" w:unhideWhenUsed="1"/>
+    <w:lsdException w:name="endnote reference" w:semiHidden="1" w:unhideWhenUsed="1"/>
+    <w:lsdException w:name="endnote text" w:semiHidden="1" w:unhideWhenUsed="1"/>
+    <w:lsdException w:name="table of authorities" w:semiHidden="1" w:unhideWhenUsed="1"/>
+    <w:lsdException w:name="macro" w:semiHidden="1" w:unhideWhenUsed="1"/>
+    <w:lsdException w:name="toa heading" w:semiHidden="1" w:unhideWhenUsed="1"/>
+    <w:lsdException w:name="List" w:semiHidden="1" w:unhideWhenUsed="1"/>
+    <w:lsdException w:name="List Bullet" w:semiHidden="1" w:unhideWhenUsed="1"/>
+    <w:lsdException w:name="List Number" w:semiHidden="1" w:unhideWhenUsed="1"/>
+    <w:lsdException w:name="List 2" w:semiHidden="1" w:unhideWhenUsed="1"/>
+    <w:lsdException w:name="List 3" w:semiHidden="1" w:unhideWhenUsed="1"/>
+    <w:lsdException w:name="List 4" w:semiHidden="1" w:unhideWhenUsed="1"/>
+    <w:lsdException w:name="List 5" w:semiHidden="1" w:unhideWhenUsed="1"/>
+    <w:lsdException w:name="List Bullet 2" w:semiHidden="1" w:unhideWhenUsed="1"/>
+    <w:lsdException w:name="List Bullet 3" w:semiHidden="1" w:unhideWhenUsed="1"/>
+    <w:lsdException w:name="List Bullet 4" w:semiHidden="1" w:unhideWhenUsed="1"/>
+    <w:lsdException w:name="List Bullet 5" w:semiHidden="1" w:unhideWhenUsed="1"/>
+    <w:lsdException w:name="List Number 2" w:semiHidden="1" w:unhideWhenUsed="1"/>
+    <w:lsdException w:name="List Number 3" w:semiHidden="1" w:unhideWhenUsed="1"/>
+    <w:lsdException w:name="List Number 4" w:semiHidden="1" w:unhideWhenUsed="1"/>
+    <w:lsdException w:name="List Number 5" w:semiHidden="1" w:unhideWhenUsed="1"/>
+    <w:lsdException w:name="Title" w:uiPriority="10" w:qFormat="1"/>
+    <w:lsdException w:name="Closing" w:semiHidden="1" w:unhideWhenUsed="1"/>
+    <w:lsdException w:name="Signature" w:semiHidden="1" w:unhideWhenUsed="1"/>
+    <w:lsdException w:name="Default Paragraph Font" w:semiHidden="1" w:uiPriority="1" w:unhideWhenUsed="1" w:qFormat="1"/>
+    <w:lsdException w:name="Body Text" w:uiPriority="1" w:qFormat="1"/>
+    <w:lsdException w:name="Body Text Indent" w:semiHidden="1" w:unhideWhenUsed="1"/>
+    <w:lsdException w:name="List Continue" w:semiHidden="1" w:unhideWhenUsed="1"/>
+    <w:lsdException w:name="List Continue 2" w:semiHidden="1" w:unhideWhenUsed="1"/>
+    <w:lsdException w:name="List Continue 3" w:semiHidden="1" w:unhideWhenUsed="1"/>
+    <w:lsdException w:name="List Continue 4" w:semiHidden="1" w:unhideWhenUsed="1"/>
+    <w:lsdException w:name="List Continue 5" w:semiHidden="1" w:unhideWhenUsed="1"/>
+    <w:lsdException w:name="Message Header" w:semiHidden="1" w:unhideWhenUsed="1"/>
+    <w:lsdException w:name="Subtitle" w:uiPriority="11" w:qFormat="1"/>
+    <w:lsdException w:name="Salutation" w:semiHidden="1" w:unhideWhenUsed="1"/>
+    <w:lsdException w:name="Date" w:semiHidden="1" w:unhideWhenUsed="1"/>
+    <w:lsdException w:name="Body Text First Indent" w:semiHidden="1" w:unhideWhenUsed="1"/>
+    <w:lsdException w:name="Body Text First Indent 2" w:semiHidden="1" w:unhideWhenUsed="1"/>
+    <w:lsdException w:name="Note Heading" w:semiHidden="1" w:unhideWhenUsed="1"/>
+    <w:lsdException w:name="Body Text 2" w:semiHidden="1" w:unhideWhenUsed="1"/>
+    <w:lsdException w:name="Body Text 3" w:semiHidden="1" w:unhideWhenUsed="1"/>
+    <w:lsdException w:name="Body Text Indent 2" w:semiHidden="1" w:unhideWhenUsed="1"/>
+    <w:lsdException w:name="Body Text Indent 3" w:semiHidden="1" w:unhideWhenUsed="1"/>
+    <w:lsdException w:name="Block Text" w:semiHidden="1" w:unhideWhenUsed="1"/>
+    <w:lsdException w:name="Hyperlink" w:unhideWhenUsed="1" w:qFormat="1"/>
+    <w:lsdException w:name="FollowedHyperlink" w:semiHidden="1" w:unhideWhenUsed="1"/>
+    <w:lsdException w:name="Strong" w:uiPriority="22" w:qFormat="1"/>
+    <w:lsdException w:name="Emphasis" w:uiPriority="20" w:qFormat="1"/>
+    <w:lsdException w:name="Document Map" w:semiHidden="1" w:unhideWhenUsed="1"/>
+    <w:lsdException w:name="Plain Text" w:semiHidden="1" w:unhideWhenUsed="1"/>
+    <w:lsdException w:name="E-mail Signature" w:semiHidden="1" w:unhideWhenUsed="1"/>
+    <w:lsdException w:name="HTML Top of Form" w:semiHidden="1" w:unhideWhenUsed="1"/>
+    <w:lsdException w:name="HTML Bottom of Form" w:semiHidden="1" w:unhideWhenUsed="1"/>
+    <w:lsdException w:name="Normal (Web)" w:semiHidden="1" w:unhideWhenUsed="1" w:qFormat="1"/>
+    <w:lsdException w:name="HTML Acronym" w:semiHidden="1" w:unhideWhenUsed="1"/>
+    <w:lsdException w:name="HTML Address" w:semiHidden="1" w:unhideWhenUsed="1"/>
+    <w:lsdException w:name="HTML Cite" w:semiHidden="1" w:unhideWhenUsed="1"/>
+    <w:lsdException w:name="HTML Code" w:semiHidden="1" w:unhideWhenUsed="1"/>
+    <w:lsdException w:name="HTML Definition" w:semiHidden="1" w:unhideWhenUsed="1"/>
+    <w:lsdException w:name="HTML Keyboard" w:semiHidden="1" w:unhideWhenUsed="1"/>
+    <w:lsdException w:name="HTML Preformatted" w:semiHidden="1" w:unhideWhenUsed="1"/>
+    <w:lsdException w:name="HTML Sample" w:semiHidden="1" w:unhideWhenUsed="1"/>
+    <w:lsdException w:name="HTML Typewriter" w:semiHidden="1" w:unhideWhenUsed="1"/>
+    <w:lsdException w:name="HTML Variable" w:semiHidden="1" w:unhideWhenUsed="1"/>
+    <w:lsdException w:name="Normal Table" w:semiHidden="1" w:unhideWhenUsed="1" w:qFormat="1"/>
+    <w:lsdException w:name="annotation subject" w:semiHidden="1" w:unhideWhenUsed="1"/>
+    <w:lsdException w:name="No List" w:semiHidden="1" w:unhideWhenUsed="1"/>
+    <w:lsdException w:name="Outline List 1" w:semiHidden="1" w:unhideWhenUsed="1"/>
+    <w:lsdException w:name="Outline List 2" w:semiHidden="1" w:unhideWhenUsed="1"/>
+    <w:lsdException w:name="Outline List 3" w:semiHidden="1" w:unhideWhenUsed="1"/>
+    <w:lsdException w:name="Table Simple 1" w:semiHidden="1" w:unhideWhenUsed="1"/>
+    <w:lsdException w:name="Table Simple 2" w:semiHidden="1" w:unhideWhenUsed="1"/>
+    <w:lsdException w:name="Table Simple 3" w:semiHidden="1" w:unhideWhenUsed="1"/>
+    <w:lsdException w:name="Table Classic 1" w:semiHidden="1" w:unhideWhenUsed="1"/>
+    <w:lsdException w:name="Table Classic 2" w:semiHidden="1" w:unhideWhenUsed="1"/>
+    <w:lsdException w:name="Table Classic 3" w:semiHidden="1" w:unhideWhenUsed="1"/>
+    <w:lsdException w:name="Table Classic 4" w:semiHidden="1" w:unhideWhenUsed="1"/>
+    <w:lsdException w:name="Table Colorful 1" w:semiHidden="1" w:unhideWhenUsed="1"/>
+    <w:lsdException w:name="Table Colorful 2" w:semiHidden="1" w:unhideWhenUsed="1"/>
+    <w:lsdException w:name="Table Colorful 3" w:semiHidden="1" w:unhideWhenUsed="1"/>
+    <w:lsdException w:name="Table Columns 1" w:semiHidden="1" w:unhideWhenUsed="1"/>
+    <w:lsdException w:name="Table Columns 2" w:semiHidden="1" w:unhideWhenUsed="1"/>
+    <w:lsdException w:name="Table Columns 3" w:semiHidden="1" w:unhideWhenUsed="1"/>
+    <w:lsdException w:name="Table Columns 4" w:semiHidden="1" w:unhideWhenUsed="1"/>
+    <w:lsdException w:name="Table Columns 5" w:semiHidden="1" w:unhideWhenUsed="1"/>
+    <w:lsdException w:name="Table Grid 1" w:semiHidden="1" w:unhideWhenUsed="1"/>
+    <w:lsdException w:name="Table Grid 2" w:semiHidden="1" w:unhideWhenUsed="1"/>
+    <w:lsdException w:name="Table Grid 3" w:semiHidden="1" w:unhideWhenUsed="1"/>
+    <w:lsdException w:name="Table Grid 4" w:semiHidden="1" w:unhideWhenUsed="1"/>
+    <w:lsdException w:name="Table Grid 5" w:semiHidden="1" w:unhideWhenUsed="1"/>
+    <w:lsdException w:name="Table Grid 6" w:semiHidden="1" w:unhideWhenUsed="1"/>
+    <w:lsdException w:name="Table Grid 7" w:semiHidden="1" w:unhideWhenUsed="1"/>
+    <w:lsdException w:name="Table Grid 8" w:semiHidden="1" w:unhideWhenUsed="1"/>
+    <w:lsdException w:name="Table List 1" w:semiHidden="1" w:unhideWhenUsed="1"/>
+    <w:lsdException w:name="Table List 2" w:semiHidden="1" w:unhideWhenUsed="1"/>
+    <w:lsdException w:name="Table List 3" w:semiHidden="1" w:unhideWhenUsed="1"/>
+    <w:lsdException w:name="Table List 4" w:semiHidden="1" w:unhideWhenUsed="1"/>
+    <w:lsdException w:name="Table List 5" w:semiHidden="1" w:unhideWhenUsed="1"/>
+    <w:lsdException w:name="Table List 6" w:semiHidden="1" w:unhideWhenUsed="1"/>
+    <w:lsdException w:name="Table List 7" w:semiHidden="1" w:unhideWhenUsed="1"/>
+    <w:lsdException w:name="Table List 8" w:semiHidden="1" w:unhideWhenUsed="1"/>
+    <w:lsdException w:name="Table 3D effects 1" w:semiHidden="1" w:unhideWhenUsed="1"/>
+    <w:lsdException w:name="Table 3D effects 2" w:semiHidden="1" w:unhideWhenUsed="1"/>
+    <w:lsdException w:name="Table 3D effects 3" w:semiHidden="1" w:unhideWhenUsed="1"/>
+    <w:lsdException w:name="Table Contemporary" w:semiHidden="1" w:unhideWhenUsed="1"/>
+    <w:lsdException w:name="Table Elegant" w:semiHidden="1" w:unhideWhenUsed="1"/>
+    <w:lsdException w:name="Table Professional" w:semiHidden="1" w:unhideWhenUsed="1"/>
+    <w:lsdException w:name="Table Subtle 1" w:semiHidden="1" w:unhideWhenUsed="1"/>
+    <w:lsdException w:name="Table Subtle 2" w:semiHidden="1" w:unhideWhenUsed="1"/>
+    <w:lsdException w:name="Table Web 1" w:semiHidden="1" w:unhideWhenUsed="1"/>
+    <w:lsdException w:name="Table Web 2" w:semiHidden="1" w:unhideWhenUsed="1"/>
+    <w:lsdException w:name="Table Web 3" w:semiHidden="1" w:unhideWhenUsed="1"/>
+    <w:lsdException w:name="Balloon Text" w:semiHidden="1" w:unhideWhenUsed="1"/>
+    <w:lsdException w:name="Table Grid" w:uiPriority="39" w:qFormat="1"/>
+    <w:lsdException w:name="Table Theme" w:semiHidden="1" w:unhideWhenUsed="1"/>
+    <w:lsdException w:name="Placeholder Text" w:semiHidden="1"/>
+    <w:lsdException w:name="Light Shading" w:uiPriority="60"/>
+    <w:lsdException w:name="Light List" w:uiPriority="61"/>
+    <w:lsdException w:name="Light Grid" w:uiPriority="62"/>
+    <w:lsdException w:name="Medium Shading 1" w:uiPriority="63"/>
+    <w:lsdException w:name="Medium Shading 2" w:uiPriority="64"/>
+    <w:lsdException w:name="Medium List 1" w:uiPriority="65"/>
+    <w:lsdException w:name="Medium List 2" w:uiPriority="66"/>
+    <w:lsdException w:name="Medium Grid 1" w:uiPriority="67"/>
+    <w:lsdException w:name="Medium Grid 2" w:uiPriority="68"/>
+    <w:lsdException w:name="Medium Grid 3" w:uiPriority="69"/>
+    <w:lsdException w:name="Dark List" w:uiPriority="70"/>
+    <w:lsdException w:name="Colorful Shading" w:uiPriority="71"/>
+    <w:lsdException w:name="Colorful List" w:uiPriority="72"/>
+    <w:lsdException w:name="Colorful Grid" w:uiPriority="73"/>
+    <w:lsdException w:name="Light Shading Accent 1" w:uiPriority="60"/>
+    <w:lsdException w:name="Light List Accent 1" w:uiPriority="61"/>
+    <w:lsdException w:name="Light Grid Accent 1" w:uiPriority="62"/>
+    <w:lsdException w:name="Medium Shading 1 Accent 1" w:uiPriority="63"/>
+    <w:lsdException w:name="Medium Shading 2 Accent 1" w:uiPriority="64"/>
+    <w:lsdException w:name="Medium List 1 Accent 1" w:uiPriority="65"/>
+    <w:lsdException w:name="Revision" w:semiHidden="1"/>
+    <w:lsdException w:name="List Paragraph" w:uiPriority="1" w:qFormat="1"/>
+    <w:lsdException w:name="Medium List 2 Accent 1" w:uiPriority="66"/>
+    <w:lsdException w:name="Medium Grid 1 Accent 1" w:uiPriority="67"/>
+    <w:lsdException w:name="Medium Grid 2 Accent 1" w:uiPriority="68"/>
+    <w:lsdException w:name="Medium Grid 3 Accent 1" w:uiPriority="69"/>
+    <w:lsdException w:name="Dark List Accent 1" w:uiPriority="70"/>
+    <w:lsdException w:name="Colorful Shading Accent 1" w:uiPriority="71"/>
+    <w:lsdException w:name="Colorful List Accent 1" w:uiPriority="72"/>
+    <w:lsdException w:name="Colorful Grid Accent 1" w:uiPriority="73"/>
+    <w:lsdException w:name="Light Shading Accent 2" w:uiPriority="60"/>
+    <w:lsdException w:name="Light List Accent 2" w:uiPriority="61"/>
+    <w:lsdException w:name="Light Grid Accent 2" w:uiPriority="62"/>
+    <w:lsdException w:name="Medium Shading 1 Accent 2" w:uiPriority="63"/>
+    <w:lsdException w:name="Medium Shading 2 Accent 2" w:uiPriority="64"/>
+    <w:lsdException w:name="Medium List 1 Accent 2" w:uiPriority="65"/>
+    <w:lsdException w:name="Medium List 2 Accent 2" w:uiPriority="66"/>
+    <w:lsdException w:name="Medium Grid 1 Accent 2" w:uiPriority="67"/>
+    <w:lsdException w:name="Medium Grid 2 Accent 2" w:uiPriority="68"/>
+    <w:lsdException w:name="Medium Grid 3 Accent 2" w:uiPriority="69"/>
+    <w:lsdException w:name="Dark List Accent 2" w:uiPriority="70"/>
+    <w:lsdException w:name="Colorful Shading Accent 2" w:uiPriority="71"/>
+    <w:lsdException w:name="Colorful List Accent 2" w:uiPriority="72"/>
+    <w:lsdException w:name="Colorful Grid Accent 2" w:uiPriority="73"/>
+    <w:lsdException w:name="Light Shading Accent 3" w:uiPriority="60"/>
+    <w:lsdException w:name="Light List Accent 3" w:uiPriority="61"/>
+    <w:lsdException w:name="Light Grid Accent 3" w:uiPriority="62"/>
+    <w:lsdException w:name="Medium Shading 1 Accent 3" w:uiPriority="63"/>
+    <w:lsdException w:name="Medium Shading 2 Accent 3" w:uiPriority="64"/>
+    <w:lsdException w:name="Medium List 1 Accent 3" w:uiPriority="65"/>
+    <w:lsdException w:name="Medium List 2 Accent 3" w:uiPriority="66"/>
+    <w:lsdException w:name="Medium Grid 1 Accent 3" w:uiPriority="67"/>
+    <w:lsdException w:name="Medium Grid 2 Accent 3" w:uiPriority="68"/>
+    <w:lsdException w:name="Medium Grid 3 Accent 3" w:uiPriority="69"/>
+    <w:lsdException w:name="Dark List Accent 3" w:uiPriority="70"/>
+    <w:lsdException w:name="Colorful Shading Accent 3" w:uiPriority="71"/>
+    <w:lsdException w:name="Colorful List Accent 3" w:uiPriority="72"/>
+    <w:lsdException w:name="Colorful Grid Accent 3" w:uiPriority="73"/>
+    <w:lsdException w:name="Light Shading Accent 4" w:uiPriority="60"/>
+    <w:lsdException w:name="Light List Accent 4" w:uiPriority="61"/>
+    <w:lsdException w:name="Light Grid Accent 4" w:uiPriority="62"/>
+    <w:lsdException w:name="Medium Shading 1 Accent 4" w:uiPriority="63"/>
+    <w:lsdException w:name="Medium Shading 2 Accent 4" w:uiPriority="64"/>
+    <w:lsdException w:name="Medium List 1 Accent 4" w:uiPriority="65"/>
+    <w:lsdException w:name="Medium List 2 Accent 4" w:uiPriority="66"/>
+    <w:lsdException w:name="Medium Grid 1 Accent 4" w:uiPriority="67"/>
+    <w:lsdException w:name="Medium Grid 2 Accent 4" w:uiPriority="68"/>
+    <w:lsdException w:name="Medium Grid 3 Accent 4" w:uiPriority="69"/>
+    <w:lsdException w:name="Dark List Accent 4" w:uiPriority="70"/>
+    <w:lsdException w:name="Colorful Shading Accent 4" w:uiPriority="71"/>
+    <w:lsdException w:name="Colorful List Accent 4" w:uiPriority="72"/>
+    <w:lsdException w:name="Colorful Grid Accent 4" w:uiPriority="73"/>
+    <w:lsdException w:name="Light Shading Accent 5" w:uiPriority="60"/>
+    <w:lsdException w:name="Light List Accent 5" w:uiPriority="61"/>
+    <w:lsdException w:name="Light Grid Accent 5" w:uiPriority="62"/>
+    <w:lsdException w:name="Medium Shading 1 Accent 5" w:uiPriority="63"/>
+    <w:lsdException w:name="Medium Shading 2 Accent 5" w:uiPriority="64"/>
+    <w:lsdException w:name="Medium List 1 Accent 5" w:uiPriority="65"/>
+    <w:lsdException w:name="Medium List 2 Accent 5" w:uiPriority="66"/>
+    <w:lsdException w:name="Medium Grid 1 Accent 5" w:uiPriority="67"/>
+    <w:lsdException w:name="Medium Grid 2 Accent 5" w:uiPriority="68"/>
+    <w:lsdException w:name="Medium Grid 3 Accent 5" w:uiPriority="69"/>
+    <w:lsdException w:name="Dark List Accent 5" w:uiPriority="70"/>
+    <w:lsdException w:name="Colorful Shading Accent 5" w:uiPriority="71"/>
+    <w:lsdException w:name="Colorful List Accent 5" w:uiPriority="72"/>
+    <w:lsdException w:name="Colorful Grid Accent 5" w:uiPriority="73"/>
+    <w:lsdException w:name="Light Shading Accent 6" w:uiPriority="60"/>
+    <w:lsdException w:name="Light List Accent 6" w:uiPriority="61"/>
+    <w:lsdException w:name="Light Grid Accent 6" w:uiPriority="62"/>
+    <w:lsdException w:name="Medium Shading 1 Accent 6" w:uiPriority="63"/>
+    <w:lsdException w:name="Medium Shading 2 Accent 6" w:uiPriority="64"/>
+    <w:lsdException w:name="Medium List 1 Accent 6" w:uiPriority="65"/>
+    <w:lsdException w:name="Medium List 2 Accent 6" w:uiPriority="66"/>
+    <w:lsdException w:name="Medium Grid 1 Accent 6" w:uiPriority="67"/>
+    <w:lsdException w:name="Medium Grid 2 Accent 6" w:uiPriority="68"/>
+    <w:lsdException w:name="Medium Grid 3 Accent 6" w:uiPriority="69"/>
+    <w:lsdException w:name="Dark List Accent 6" w:uiPriority="70"/>
+    <w:lsdException w:name="Colorful Shading Accent 6" w:uiPriority="71"/>
+    <w:lsdException w:name="Colorful List Accent 6" w:uiPriority="72"/>
+    <w:lsdException w:name="Colorful Grid Accent 6" w:uiPriority="73"/>
+    <w:lsdException w:name="Subtle Emphasis" w:uiPriority="19" w:qFormat="1"/>
+    <w:lsdException w:name="Intense Emphasis" w:uiPriority="21" w:qFormat="1"/>
+    <w:lsdException w:name="Subtle Reference" w:uiPriority="31" w:qFormat="1"/>
+    <w:lsdException w:name="Intense Reference" w:uiPriority="32" w:qFormat="1"/>
+    <w:lsdException w:name="Book Title" w:uiPriority="33" w:qFormat="1"/>
+    <w:lsdException w:name="Bibliography" w:semiHidden="1" w:uiPriority="37" w:unhideWhenUsed="1"/>
+    <w:lsdException w:name="TOC Heading" w:semiHidden="1" w:uiPriority="39" w:unhideWhenUsed="1" w:qFormat="1"/>
+    <w:lsdException w:name="Plain Table 1" w:uiPriority="41"/>
+    <w:lsdException w:name="Plain Table 2" w:uiPriority="42"/>
+    <w:lsdException w:name="Plain Table 3" w:uiPriority="43"/>
+    <w:lsdException w:name="Plain Table 4" w:uiPriority="44"/>
+    <w:lsdException w:name="Plain Table 5" w:uiPriority="45"/>
+    <w:lsdException w:name="Grid Table Light" w:uiPriority="40"/>
+    <w:lsdException w:name="Grid Table 1 Light" w:uiPriority="46"/>
+    <w:lsdException w:name="Grid Table 2" w:uiPriority="47"/>
+    <w:lsdException w:name="Grid Table 3" w:uiPriority="48"/>
+    <w:lsdException w:name="Grid Table 4" w:uiPriority="49"/>
+    <w:lsdException w:name="Grid Table 5 Dark" w:uiPriority="50"/>
+    <w:lsdException w:name="Grid Table 6 Colorful" w:uiPriority="51"/>
+    <w:lsdException w:name="Grid Table 7 Colorful" w:uiPriority="52"/>
+    <w:lsdException w:name="Grid Table 1 Light Accent 1" w:uiPriority="46"/>
+    <w:lsdException w:name="Grid Table 2 Accent 1" w:uiPriority="47"/>
+    <w:lsdException w:name="Grid Table 3 Accent 1" w:uiPriority="48"/>
+    <w:lsdException w:name="Grid Table 4 Accent 1" w:uiPriority="49"/>
+    <w:lsdException w:name="Grid Table 5 Dark Accent 1" w:uiPriority="50"/>
+    <w:lsdException w:name="Grid Table 6 Colorful Accent 1" w:uiPriority="51"/>
+    <w:lsdException w:name="Grid Table 7 Colorful Accent 1" w:uiPriority="52"/>
+    <w:lsdException w:name="Grid Table 1 Light Accent 2" w:uiPriority="46"/>
+    <w:lsdException w:name="Grid Table 2 Accent 2" w:uiPriority="47"/>
+    <w:lsdException w:name="Grid Table 3 Accent 2" w:uiPriority="48"/>
+    <w:lsdException w:name="Grid Table 4 Accent 2" w:uiPriority="49"/>
+    <w:lsdException w:name="Grid Table 5 Dark Accent 2" w:uiPriority="50"/>
+    <w:lsdException w:name="Grid Table 6 Colorful Accent 2" w:uiPriority="51"/>
+    <w:lsdException w:name="Grid Table 7 Colorful Accent 2" w:uiPriority="52"/>
+    <w:lsdException w:name="Grid Table 1 Light Accent 3" w:uiPriority="46"/>
+    <w:lsdException w:name="Grid Table 2 Accent 3" w:uiPriority="47"/>
+    <w:lsdException w:name="Grid Table 3 Accent 3" w:uiPriority="48"/>
+    <w:lsdException w:name="Grid Table 4 Accent 3" w:uiPriority="49"/>
+    <w:lsdException w:name="Grid Table 5 Dark Accent 3" w:uiPriority="50"/>
+    <w:lsdException w:name="Grid Table 6 Colorful Accent 3" w:uiPriority="51"/>
+    <w:lsdException w:name="Grid Table 7 Colorful Accent 3" w:uiPriority="52"/>
+    <w:lsdException w:name="Grid Table 1 Light Accent 4" w:uiPriority="46"/>
+    <w:lsdException w:name="Grid Table 2 Accent 4" w:uiPriority="47"/>
+    <w:lsdException w:name="Grid Table 3 Accent 4" w:uiPriority="48"/>
+    <w:lsdException w:name="Grid Table 4 Accent 4" w:uiPriority="49"/>
+    <w:lsdException w:name="Grid Table 5 Dark Accent 4" w:uiPriority="50"/>
+    <w:lsdException w:name="Grid Table 6 Colorful Accent 4" w:uiPriority="51"/>
+    <w:lsdException w:name="Grid Table 7 Colorful Accent 4" w:uiPriority="52"/>
+    <w:lsdException w:name="Grid Table 1 Light Accent 5" w:uiPriority="46"/>
+    <w:lsdException w:name="Grid Table 2 Accent 5" w:uiPriority="47"/>
+    <w:lsdException w:name="Grid Table 3 Accent 5" w:uiPriority="48"/>
+    <w:lsdException w:name="Grid Table 4 Accent 5" w:uiPriority="49"/>
+    <w:lsdException w:name="Grid Table 5 Dark Accent 5" w:uiPriority="50"/>
+    <w:lsdException w:name="Grid Table 6 Colorful Accent 5" w:uiPriority="51"/>
+    <w:lsdException w:name="Grid Table 7 Colorful Accent 5" w:uiPriority="52"/>
+    <w:lsdException w:name="Grid Table 1 Light Accent 6" w:uiPriority="46"/>
+    <w:lsdException w:name="Grid Table 2 Accent 6" w:uiPriority="47"/>
+    <w:lsdException w:name="Grid Table 3 Accent 6" w:uiPriority="48"/>
+    <w:lsdException w:name="Grid Table 4 Accent 6" w:uiPriority="49"/>
+    <w:lsdException w:name="Grid Table 5 Dark Accent 6" w:uiPriority="50"/>
+    <w:lsdException w:name="Grid Table 6 Colorful Accent 6" w:uiPriority="51"/>
+    <w:lsdException w:name="Grid Table 7 Colorful Accent 6" w:uiPriority="52"/>
+    <w:lsdException w:name="List Table 1 Light" w:uiPriority="46"/>
+    <w:lsdException w:name="List Table 2" w:uiPriority="47"/>
+    <w:lsdException w:name="List Table 3" w:uiPriority="48"/>
+    <w:lsdException w:name="List Table 4" w:uiPriority="49"/>
+    <w:lsdException w:name="List Table 5 Dark" w:uiPriority="50"/>
+    <w:lsdException w:name="List Table 6 Colorful" w:uiPriority="51"/>
+    <w:lsdException w:name="List Table 7 Colorful" w:uiPriority="52"/>
+    <w:lsdException w:name="List Table 1 Light Accent 1" w:uiPriority="46"/>
+    <w:lsdException w:name="List Table 2 Accent 1" w:uiPriority="47"/>
+    <w:lsdException w:name="List Table 3 Accent 1" w:uiPriority="48"/>
+    <w:lsdException w:name="List Table 4 Accent 1" w:uiPriority="49"/>
+    <w:lsdException w:name="List Table 5 Dark Accent 1" w:uiPriority="50"/>
+    <w:lsdException w:name="List Table 6 Colorful Accent 1" w:uiPriority="51"/>
+    <w:lsdException w:name="List Table 7 Colorful Accent 1" w:uiPriority="52"/>
+    <w:lsdException w:name="List Table 1 Light Accent 2" w:uiPriority="46"/>
+    <w:lsdException w:name="List Table 2 Accent 2" w:uiPriority="47"/>
+    <w:lsdException w:name="List Table 3 Accent 2" w:uiPriority="48"/>
+    <w:lsdException w:name="List Table 4 Accent 2" w:uiPriority="49"/>
+    <w:lsdException w:name="List Table 5 Dark Accent 2" w:uiPriority="50"/>
+    <w:lsdException w:name="List Table 6 Colorful Accent 2" w:uiPriority="51"/>
+    <w:lsdException w:name="List Table 7 Colorful Accent 2" w:uiPriority="52"/>
+    <w:lsdException w:name="List Table 1 Light Accent 3" w:uiPriority="46"/>
+    <w:lsdException w:name="List Table 2 Accent 3" w:uiPriority="47"/>
+    <w:lsdException w:name="List Table 3 Accent 3" w:uiPriority="48"/>
+    <w:lsdException w:name="List Table 4 Accent 3" w:uiPriority="49"/>
+    <w:lsdException w:name="List Table 5 Dark Accent 3" w:uiPriority="50"/>
+    <w:lsdException w:name="List Table 6 Colorful Accent 3" w:uiPriority="51"/>
+    <w:lsdException w:name="List Table 7 Colorful Accent 3" w:uiPriority="52"/>
+    <w:lsdException w:name="List Table 1 Light Accent 4" w:uiPriority="46"/>
+    <w:lsdException w:name="List Table 2 Accent 4" w:uiPriority="47"/>
+    <w:lsdException w:name="List Table 3 Accent 4" w:uiPriority="48"/>
+    <w:lsdException w:name="List Table 4 Accent 4" w:uiPriority="49"/>
+    <w:lsdException w:name="List Table 5 Dark Accent 4" w:uiPriority="50"/>
+    <w:lsdException w:name="List Table 6 Colorful Accent 4" w:uiPriority="51"/>
+    <w:lsdException w:name="List Table 7 Colorful Accent 4" w:uiPriority="52"/>
+    <w:lsdException w:name="List Table 1 Light Accent 5" w:uiPriority="46"/>
+    <w:lsdException w:name="List Table 2 Accent 5" w:uiPriority="47"/>
+    <w:lsdException w:name="List Table 3 Accent 5" w:uiPriority="48"/>
+    <w:lsdException w:name="List Table 4 Accent 5" w:uiPriority="49"/>
+    <w:lsdException w:name="List Table 5 Dark Accent 5" w:uiPriority="50"/>
+    <w:lsdException w:name="List Table 6 Colorful Accent 5" w:uiPriority="51"/>
+    <w:lsdException w:name="List Table 7 Colorful Accent 5" w:uiPriority="52"/>
+    <w:lsdException w:name="List Table 1 Light Accent 6" w:uiPriority="46"/>
+    <w:lsdException w:name="List Table 2 Accent 6" w:uiPriority="47"/>
+    <w:lsdException w:name="List Table 3 Accent 6" w:uiPriority="48"/>
+    <w:lsdException w:name="List Table 4 Accent 6" w:uiPriority="49"/>
+    <w:lsdException w:name="List Table 5 Dark Accent 6" w:uiPriority="50"/>
+    <w:lsdException w:name="List Table 6 Colorful Accent 6" w:uiPriority="51"/>
+    <w:lsdException w:name="List Table 7 Colorful Accent 6" w:uiPriority="52"/>
+    <w:lsdException w:name="Mention" w:semiHidden="1" w:unhideWhenUsed="1"/>
+    <w:lsdException w:name="Smart Hyperlink" w:semiHidden="1" w:unhideWhenUsed="1"/>
+    <w:lsdException w:name="Hashtag" w:semiHidden="1" w:unhideWhenUsed="1"/>
+    <w:lsdException w:name="Unresolved Mention" w:semiHidden="1" w:unhideWhenUsed="1"/>
   </w:latentStyles>
   <w:style w:type="paragraph" w:default="1" w:styleId="Normal">
     <w:name w:val="Normal"/>
@@ -17752,7 +20704,6 @@
     <w:uiPriority w:val="39"/>
     <w:qFormat/>
     <w:tblPr>
-      <w:tblInd w:w="0" w:type="dxa"/>
       <w:tblBorders>
         <w:top w:val="single" w:sz="4" w:space="0" w:color="auto"/>
         <w:left w:val="single" w:sz="4" w:space="0" w:color="auto"/>
@@ -17761,12 +20712,6 @@
         <w:insideH w:val="single" w:sz="4" w:space="0" w:color="auto"/>
         <w:insideV w:val="single" w:sz="4" w:space="0" w:color="auto"/>
       </w:tblBorders>
-      <w:tblCellMar>
-        <w:top w:w="0" w:type="dxa"/>
-        <w:left w:w="108" w:type="dxa"/>
-        <w:bottom w:w="0" w:type="dxa"/>
-        <w:right w:w="108" w:type="dxa"/>
-      </w:tblCellMar>
     </w:tblPr>
   </w:style>
   <w:style w:type="paragraph" w:styleId="TOC1">
@@ -18029,8 +20974,8 @@
       <w:shd w:val="clear" w:color="auto" w:fill="E1DFDD"/>
     </w:rPr>
   </w:style>
-  <w:style w:type="character" w:customStyle="1" w:styleId="UnresolvedMention">
-    <w:name w:val="Unresolved Mention"/>
+  <w:style w:type="character" w:customStyle="1" w:styleId="UnresolvedMention3">
+    <w:name w:val="Unresolved Mention3"/>
     <w:basedOn w:val="DefaultParagraphFont"/>
     <w:uiPriority w:val="99"/>
     <w:semiHidden/>
@@ -18041,712 +20986,51 @@
       <w:shd w:val="clear" w:color="auto" w:fill="E1DFDD"/>
     </w:rPr>
   </w:style>
-</w:styles>
-</file>
-
-<file path=word/stylesWithEffects.xml><?xml version="1.0" encoding="utf-8"?>
-<w:styles xmlns:wpc="http://schemas.microsoft.com/office/word/2010/wordprocessingCanvas" xmlns:mc="http://schemas.openxmlformats.org/markup-compatibility/2006" xmlns:o="urn:schemas-microsoft-com:office:office" xmlns:r="http://schemas.openxmlformats.org/officeDocument/2006/relationships" xmlns:m="http://schemas.openxmlformats.org/officeDocument/2006/math" xmlns:v="urn:schemas-microsoft-com:vml" xmlns:wp14="http://schemas.microsoft.com/office/word/2010/wordprocessingDrawing" xmlns:wp="http://schemas.openxmlformats.org/drawingml/2006/wordprocessingDrawing" xmlns:w10="urn:schemas-microsoft-com:office:word" xmlns:w="http://schemas.openxmlformats.org/wordprocessingml/2006/main" xmlns:w14="http://schemas.microsoft.com/office/word/2010/wordml" xmlns:wpg="http://schemas.microsoft.com/office/word/2010/wordprocessingGroup" xmlns:wpi="http://schemas.microsoft.com/office/word/2010/wordprocessingInk" xmlns:wne="http://schemas.microsoft.com/office/word/2006/wordml" xmlns:wps="http://schemas.microsoft.com/office/word/2010/wordprocessingShape" mc:Ignorable="w14 wp14">
-  <w:docDefaults>
-    <w:rPrDefault>
-      <w:rPr>
-        <w:rFonts w:asciiTheme="minorHAnsi" w:eastAsiaTheme="minorHAnsi" w:hAnsiTheme="minorHAnsi" w:cstheme="minorBidi"/>
-        <w:lang w:val="en-US" w:eastAsia="en-US" w:bidi="ar-SA"/>
-      </w:rPr>
-    </w:rPrDefault>
-    <w:pPrDefault/>
-  </w:docDefaults>
-  <w:latentStyles w:defLockedState="0" w:defUIPriority="99" w:defSemiHidden="1" w:defUnhideWhenUsed="1" w:defQFormat="0" w:count="267">
-    <w:lsdException w:name="Normal" w:semiHidden="0" w:uiPriority="0" w:unhideWhenUsed="0" w:qFormat="1"/>
-    <w:lsdException w:name="heading 1" w:semiHidden="0" w:uiPriority="9" w:unhideWhenUsed="0" w:qFormat="1"/>
-    <w:lsdException w:name="heading 2" w:semiHidden="0" w:uiPriority="9" w:qFormat="1"/>
-    <w:lsdException w:name="heading 3" w:semiHidden="0" w:uiPriority="9" w:qFormat="1"/>
-    <w:lsdException w:name="heading 4" w:semiHidden="0" w:uiPriority="9" w:qFormat="1"/>
-    <w:lsdException w:name="heading 5" w:semiHidden="0" w:uiPriority="9" w:qFormat="1"/>
-    <w:lsdException w:name="heading 6" w:uiPriority="9" w:qFormat="1"/>
-    <w:lsdException w:name="heading 7" w:uiPriority="9" w:qFormat="1"/>
-    <w:lsdException w:name="heading 8" w:uiPriority="9" w:qFormat="1"/>
-    <w:lsdException w:name="heading 9" w:uiPriority="9" w:qFormat="1"/>
-    <w:lsdException w:name="toc 1" w:semiHidden="0" w:uiPriority="39" w:unhideWhenUsed="0" w:qFormat="1"/>
-    <w:lsdException w:name="toc 2" w:semiHidden="0" w:uiPriority="39" w:unhideWhenUsed="0" w:qFormat="1"/>
-    <w:lsdException w:name="toc 3" w:semiHidden="0" w:uiPriority="39" w:unhideWhenUsed="0" w:qFormat="1"/>
-    <w:lsdException w:name="toc 4" w:semiHidden="0" w:uiPriority="39" w:qFormat="1"/>
-    <w:lsdException w:name="toc 5" w:semiHidden="0" w:uiPriority="39" w:qFormat="1"/>
-    <w:lsdException w:name="toc 6" w:semiHidden="0" w:uiPriority="39" w:qFormat="1"/>
-    <w:lsdException w:name="toc 7" w:semiHidden="0" w:uiPriority="39" w:qFormat="1"/>
-    <w:lsdException w:name="toc 8" w:semiHidden="0" w:uiPriority="39" w:qFormat="1"/>
-    <w:lsdException w:name="toc 9" w:semiHidden="0" w:uiPriority="39" w:qFormat="1"/>
-    <w:lsdException w:name="header" w:semiHidden="0" w:qFormat="1"/>
-    <w:lsdException w:name="footer" w:semiHidden="0" w:qFormat="1"/>
-    <w:lsdException w:name="caption" w:uiPriority="35" w:qFormat="1"/>
-    <w:lsdException w:name="line number" w:qFormat="1"/>
-    <w:lsdException w:name="Title" w:semiHidden="0" w:uiPriority="10" w:unhideWhenUsed="0" w:qFormat="1"/>
-    <w:lsdException w:name="Default Paragraph Font" w:uiPriority="1" w:qFormat="1"/>
-    <w:lsdException w:name="Body Text" w:semiHidden="0" w:uiPriority="1" w:unhideWhenUsed="0" w:qFormat="1"/>
-    <w:lsdException w:name="Subtitle" w:semiHidden="0" w:uiPriority="11" w:unhideWhenUsed="0" w:qFormat="1"/>
-    <w:lsdException w:name="Hyperlink" w:semiHidden="0" w:qFormat="1"/>
-    <w:lsdException w:name="Strong" w:semiHidden="0" w:uiPriority="22" w:unhideWhenUsed="0" w:qFormat="1"/>
-    <w:lsdException w:name="Emphasis" w:semiHidden="0" w:uiPriority="20" w:unhideWhenUsed="0" w:qFormat="1"/>
-    <w:lsdException w:name="Normal (Web)" w:qFormat="1"/>
-    <w:lsdException w:name="Normal Table" w:qFormat="1"/>
-    <w:lsdException w:name="Table Grid" w:semiHidden="0" w:uiPriority="39" w:unhideWhenUsed="0" w:qFormat="1"/>
-    <w:lsdException w:name="Placeholder Text" w:unhideWhenUsed="0"/>
-    <w:lsdException w:name="No Spacing" w:semiHidden="0" w:unhideWhenUsed="0"/>
-    <w:lsdException w:name="Light Shading" w:semiHidden="0" w:uiPriority="60" w:unhideWhenUsed="0"/>
-    <w:lsdException w:name="Light List" w:semiHidden="0" w:uiPriority="61" w:unhideWhenUsed="0"/>
-    <w:lsdException w:name="Light Grid" w:semiHidden="0" w:uiPriority="62" w:unhideWhenUsed="0"/>
-    <w:lsdException w:name="Medium Shading 1" w:semiHidden="0" w:uiPriority="63" w:unhideWhenUsed="0"/>
-    <w:lsdException w:name="Medium Shading 2" w:semiHidden="0" w:uiPriority="64" w:unhideWhenUsed="0"/>
-    <w:lsdException w:name="Medium List 1" w:semiHidden="0" w:uiPriority="65" w:unhideWhenUsed="0"/>
-    <w:lsdException w:name="Medium List 2" w:semiHidden="0" w:uiPriority="66" w:unhideWhenUsed="0"/>
-    <w:lsdException w:name="Medium Grid 1" w:semiHidden="0" w:uiPriority="67" w:unhideWhenUsed="0"/>
-    <w:lsdException w:name="Medium Grid 2" w:semiHidden="0" w:uiPriority="68" w:unhideWhenUsed="0"/>
-    <w:lsdException w:name="Medium Grid 3" w:semiHidden="0" w:uiPriority="69" w:unhideWhenUsed="0"/>
-    <w:lsdException w:name="Dark List" w:semiHidden="0" w:uiPriority="70" w:unhideWhenUsed="0"/>
-    <w:lsdException w:name="Colorful Shading" w:semiHidden="0" w:uiPriority="71" w:unhideWhenUsed="0"/>
-    <w:lsdException w:name="Colorful List" w:semiHidden="0" w:uiPriority="72" w:unhideWhenUsed="0"/>
-    <w:lsdException w:name="Colorful Grid" w:semiHidden="0" w:uiPriority="73" w:unhideWhenUsed="0"/>
-    <w:lsdException w:name="Light Shading Accent 1" w:semiHidden="0" w:uiPriority="60" w:unhideWhenUsed="0"/>
-    <w:lsdException w:name="Light List Accent 1" w:semiHidden="0" w:uiPriority="61" w:unhideWhenUsed="0"/>
-    <w:lsdException w:name="Light Grid Accent 1" w:semiHidden="0" w:uiPriority="62" w:unhideWhenUsed="0"/>
-    <w:lsdException w:name="Medium Shading 1 Accent 1" w:semiHidden="0" w:uiPriority="63" w:unhideWhenUsed="0"/>
-    <w:lsdException w:name="Medium Shading 2 Accent 1" w:semiHidden="0" w:uiPriority="64" w:unhideWhenUsed="0"/>
-    <w:lsdException w:name="Medium List 1 Accent 1" w:semiHidden="0" w:uiPriority="65" w:unhideWhenUsed="0"/>
-    <w:lsdException w:name="Revision" w:unhideWhenUsed="0"/>
-    <w:lsdException w:name="List Paragraph" w:semiHidden="0" w:uiPriority="1" w:unhideWhenUsed="0" w:qFormat="1"/>
-    <w:lsdException w:name="Quote" w:semiHidden="0" w:unhideWhenUsed="0"/>
-    <w:lsdException w:name="Intense Quote" w:semiHidden="0" w:unhideWhenUsed="0"/>
-    <w:lsdException w:name="Medium List 2 Accent 1" w:semiHidden="0" w:uiPriority="66" w:unhideWhenUsed="0"/>
-    <w:lsdException w:name="Medium Grid 1 Accent 1" w:semiHidden="0" w:uiPriority="67" w:unhideWhenUsed="0"/>
-    <w:lsdException w:name="Medium Grid 2 Accent 1" w:semiHidden="0" w:uiPriority="68" w:unhideWhenUsed="0"/>
-    <w:lsdException w:name="Medium Grid 3 Accent 1" w:semiHidden="0" w:uiPriority="69" w:unhideWhenUsed="0"/>
-    <w:lsdException w:name="Dark List Accent 1" w:semiHidden="0" w:uiPriority="70" w:unhideWhenUsed="0"/>
-    <w:lsdException w:name="Colorful Shading Accent 1" w:semiHidden="0" w:uiPriority="71" w:unhideWhenUsed="0"/>
-    <w:lsdException w:name="Colorful List Accent 1" w:semiHidden="0" w:uiPriority="72" w:unhideWhenUsed="0"/>
-    <w:lsdException w:name="Colorful Grid Accent 1" w:semiHidden="0" w:uiPriority="73" w:unhideWhenUsed="0"/>
-    <w:lsdException w:name="Light Shading Accent 2" w:semiHidden="0" w:uiPriority="60" w:unhideWhenUsed="0"/>
-    <w:lsdException w:name="Light List Accent 2" w:semiHidden="0" w:uiPriority="61" w:unhideWhenUsed="0"/>
-    <w:lsdException w:name="Light Grid Accent 2" w:semiHidden="0" w:uiPriority="62" w:unhideWhenUsed="0"/>
-    <w:lsdException w:name="Medium Shading 1 Accent 2" w:semiHidden="0" w:uiPriority="63" w:unhideWhenUsed="0"/>
-    <w:lsdException w:name="Medium Shading 2 Accent 2" w:semiHidden="0" w:uiPriority="64" w:unhideWhenUsed="0"/>
-    <w:lsdException w:name="Medium List 1 Accent 2" w:semiHidden="0" w:uiPriority="65" w:unhideWhenUsed="0"/>
-    <w:lsdException w:name="Medium List 2 Accent 2" w:semiHidden="0" w:uiPriority="66" w:unhideWhenUsed="0"/>
-    <w:lsdException w:name="Medium Grid 1 Accent 2" w:semiHidden="0" w:uiPriority="67" w:unhideWhenUsed="0"/>
-    <w:lsdException w:name="Medium Grid 2 Accent 2" w:semiHidden="0" w:uiPriority="68" w:unhideWhenUsed="0"/>
-    <w:lsdException w:name="Medium Grid 3 Accent 2" w:semiHidden="0" w:uiPriority="69" w:unhideWhenUsed="0"/>
-    <w:lsdException w:name="Dark List Accent 2" w:semiHidden="0" w:uiPriority="70" w:unhideWhenUsed="0"/>
-    <w:lsdException w:name="Colorful Shading Accent 2" w:semiHidden="0" w:uiPriority="71" w:unhideWhenUsed="0"/>
-    <w:lsdException w:name="Colorful List Accent 2" w:semiHidden="0" w:uiPriority="72" w:unhideWhenUsed="0"/>
-    <w:lsdException w:name="Colorful Grid Accent 2" w:semiHidden="0" w:uiPriority="73" w:unhideWhenUsed="0"/>
-    <w:lsdException w:name="Light Shading Accent 3" w:semiHidden="0" w:uiPriority="60" w:unhideWhenUsed="0"/>
-    <w:lsdException w:name="Light List Accent 3" w:semiHidden="0" w:uiPriority="61" w:unhideWhenUsed="0"/>
-    <w:lsdException w:name="Light Grid Accent 3" w:semiHidden="0" w:uiPriority="62" w:unhideWhenUsed="0"/>
-    <w:lsdException w:name="Medium Shading 1 Accent 3" w:semiHidden="0" w:uiPriority="63" w:unhideWhenUsed="0"/>
-    <w:lsdException w:name="Medium Shading 2 Accent 3" w:semiHidden="0" w:uiPriority="64" w:unhideWhenUsed="0"/>
-    <w:lsdException w:name="Medium List 1 Accent 3" w:semiHidden="0" w:uiPriority="65" w:unhideWhenUsed="0"/>
-    <w:lsdException w:name="Medium List 2 Accent 3" w:semiHidden="0" w:uiPriority="66" w:unhideWhenUsed="0"/>
-    <w:lsdException w:name="Medium Grid 1 Accent 3" w:semiHidden="0" w:uiPriority="67" w:unhideWhenUsed="0"/>
-    <w:lsdException w:name="Medium Grid 2 Accent 3" w:semiHidden="0" w:uiPriority="68" w:unhideWhenUsed="0"/>
-    <w:lsdException w:name="Medium Grid 3 Accent 3" w:semiHidden="0" w:uiPriority="69" w:unhideWhenUsed="0"/>
-    <w:lsdException w:name="Dark List Accent 3" w:semiHidden="0" w:uiPriority="70" w:unhideWhenUsed="0"/>
-    <w:lsdException w:name="Colorful Shading Accent 3" w:semiHidden="0" w:uiPriority="71" w:unhideWhenUsed="0"/>
-    <w:lsdException w:name="Colorful List Accent 3" w:semiHidden="0" w:uiPriority="72" w:unhideWhenUsed="0"/>
-    <w:lsdException w:name="Colorful Grid Accent 3" w:semiHidden="0" w:uiPriority="73" w:unhideWhenUsed="0"/>
-    <w:lsdException w:name="Light Shading Accent 4" w:semiHidden="0" w:uiPriority="60" w:unhideWhenUsed="0"/>
-    <w:lsdException w:name="Light List Accent 4" w:semiHidden="0" w:uiPriority="61" w:unhideWhenUsed="0"/>
-    <w:lsdException w:name="Light Grid Accent 4" w:semiHidden="0" w:uiPriority="62" w:unhideWhenUsed="0"/>
-    <w:lsdException w:name="Medium Shading 1 Accent 4" w:semiHidden="0" w:uiPriority="63" w:unhideWhenUsed="0"/>
-    <w:lsdException w:name="Medium Shading 2 Accent 4" w:semiHidden="0" w:uiPriority="64" w:unhideWhenUsed="0"/>
-    <w:lsdException w:name="Medium List 1 Accent 4" w:semiHidden="0" w:uiPriority="65" w:unhideWhenUsed="0"/>
-    <w:lsdException w:name="Medium List 2 Accent 4" w:semiHidden="0" w:uiPriority="66" w:unhideWhenUsed="0"/>
-    <w:lsdException w:name="Medium Grid 1 Accent 4" w:semiHidden="0" w:uiPriority="67" w:unhideWhenUsed="0"/>
-    <w:lsdException w:name="Medium Grid 2 Accent 4" w:semiHidden="0" w:uiPriority="68" w:unhideWhenUsed="0"/>
-    <w:lsdException w:name="Medium Grid 3 Accent 4" w:semiHidden="0" w:uiPriority="69" w:unhideWhenUsed="0"/>
-    <w:lsdException w:name="Dark List Accent 4" w:semiHidden="0" w:uiPriority="70" w:unhideWhenUsed="0"/>
-    <w:lsdException w:name="Colorful Shading Accent 4" w:semiHidden="0" w:uiPriority="71" w:unhideWhenUsed="0"/>
-    <w:lsdException w:name="Colorful List Accent 4" w:semiHidden="0" w:uiPriority="72" w:unhideWhenUsed="0"/>
-    <w:lsdException w:name="Colorful Grid Accent 4" w:semiHidden="0" w:uiPriority="73" w:unhideWhenUsed="0"/>
-    <w:lsdException w:name="Light Shading Accent 5" w:semiHidden="0" w:uiPriority="60" w:unhideWhenUsed="0"/>
-    <w:lsdException w:name="Light List Accent 5" w:semiHidden="0" w:uiPriority="61" w:unhideWhenUsed="0"/>
-    <w:lsdException w:name="Light Grid Accent 5" w:semiHidden="0" w:uiPriority="62" w:unhideWhenUsed="0"/>
-    <w:lsdException w:name="Medium Shading 1 Accent 5" w:semiHidden="0" w:uiPriority="63" w:unhideWhenUsed="0"/>
-    <w:lsdException w:name="Medium Shading 2 Accent 5" w:semiHidden="0" w:uiPriority="64" w:unhideWhenUsed="0"/>
-    <w:lsdException w:name="Medium List 1 Accent 5" w:semiHidden="0" w:uiPriority="65" w:unhideWhenUsed="0"/>
-    <w:lsdException w:name="Medium List 2 Accent 5" w:semiHidden="0" w:uiPriority="66" w:unhideWhenUsed="0"/>
-    <w:lsdException w:name="Medium Grid 1 Accent 5" w:semiHidden="0" w:uiPriority="67" w:unhideWhenUsed="0"/>
-    <w:lsdException w:name="Medium Grid 2 Accent 5" w:semiHidden="0" w:uiPriority="68" w:unhideWhenUsed="0"/>
-    <w:lsdException w:name="Medium Grid 3 Accent 5" w:semiHidden="0" w:uiPriority="69" w:unhideWhenUsed="0"/>
-    <w:lsdException w:name="Dark List Accent 5" w:semiHidden="0" w:uiPriority="70" w:unhideWhenUsed="0"/>
-    <w:lsdException w:name="Colorful Shading Accent 5" w:semiHidden="0" w:uiPriority="71" w:unhideWhenUsed="0"/>
-    <w:lsdException w:name="Colorful List Accent 5" w:semiHidden="0" w:uiPriority="72" w:unhideWhenUsed="0"/>
-    <w:lsdException w:name="Colorful Grid Accent 5" w:semiHidden="0" w:uiPriority="73" w:unhideWhenUsed="0"/>
-    <w:lsdException w:name="Light Shading Accent 6" w:semiHidden="0" w:uiPriority="60" w:unhideWhenUsed="0"/>
-    <w:lsdException w:name="Light List Accent 6" w:semiHidden="0" w:uiPriority="61" w:unhideWhenUsed="0"/>
-    <w:lsdException w:name="Light Grid Accent 6" w:semiHidden="0" w:uiPriority="62" w:unhideWhenUsed="0"/>
-    <w:lsdException w:name="Medium Shading 1 Accent 6" w:semiHidden="0" w:uiPriority="63" w:unhideWhenUsed="0"/>
-    <w:lsdException w:name="Medium Shading 2 Accent 6" w:semiHidden="0" w:uiPriority="64" w:unhideWhenUsed="0"/>
-    <w:lsdException w:name="Medium List 1 Accent 6" w:semiHidden="0" w:uiPriority="65" w:unhideWhenUsed="0"/>
-    <w:lsdException w:name="Medium List 2 Accent 6" w:semiHidden="0" w:uiPriority="66" w:unhideWhenUsed="0"/>
-    <w:lsdException w:name="Medium Grid 1 Accent 6" w:semiHidden="0" w:uiPriority="67" w:unhideWhenUsed="0"/>
-    <w:lsdException w:name="Medium Grid 2 Accent 6" w:semiHidden="0" w:uiPriority="68" w:unhideWhenUsed="0"/>
-    <w:lsdException w:name="Medium Grid 3 Accent 6" w:semiHidden="0" w:uiPriority="69" w:unhideWhenUsed="0"/>
-    <w:lsdException w:name="Dark List Accent 6" w:semiHidden="0" w:uiPriority="70" w:unhideWhenUsed="0"/>
-    <w:lsdException w:name="Colorful Shading Accent 6" w:semiHidden="0" w:uiPriority="71" w:unhideWhenUsed="0"/>
-    <w:lsdException w:name="Colorful List Accent 6" w:semiHidden="0" w:uiPriority="72" w:unhideWhenUsed="0"/>
-    <w:lsdException w:name="Colorful Grid Accent 6" w:semiHidden="0" w:uiPriority="73" w:unhideWhenUsed="0"/>
-    <w:lsdException w:name="Subtle Emphasis" w:semiHidden="0" w:uiPriority="19" w:unhideWhenUsed="0" w:qFormat="1"/>
-    <w:lsdException w:name="Intense Emphasis" w:semiHidden="0" w:uiPriority="21" w:unhideWhenUsed="0" w:qFormat="1"/>
-    <w:lsdException w:name="Subtle Reference" w:semiHidden="0" w:uiPriority="31" w:unhideWhenUsed="0" w:qFormat="1"/>
-    <w:lsdException w:name="Intense Reference" w:semiHidden="0" w:uiPriority="32" w:unhideWhenUsed="0" w:qFormat="1"/>
-    <w:lsdException w:name="Book Title" w:semiHidden="0" w:uiPriority="33" w:unhideWhenUsed="0" w:qFormat="1"/>
-    <w:lsdException w:name="Bibliography" w:uiPriority="37"/>
-    <w:lsdException w:name="TOC Heading" w:uiPriority="39" w:qFormat="1"/>
-  </w:latentStyles>
-  <w:style w:type="paragraph" w:default="1" w:styleId="Normal">
-    <w:name w:val="Normal"/>
-    <w:qFormat/>
-    <w:rsid w:val="000161F8"/>
-    <w:pPr>
-      <w:widowControl w:val="0"/>
-      <w:autoSpaceDE w:val="0"/>
-      <w:autoSpaceDN w:val="0"/>
-    </w:pPr>
-    <w:rPr>
-      <w:rFonts w:ascii="Times New Roman" w:eastAsia="Times New Roman" w:hAnsi="Times New Roman" w:cs="Times New Roman"/>
-      <w:sz w:val="22"/>
-      <w:szCs w:val="22"/>
-      <w:lang w:val="vi" w:eastAsia="vi"/>
-    </w:rPr>
-  </w:style>
-  <w:style w:type="paragraph" w:styleId="Heading1">
-    <w:name w:val="heading 1"/>
-    <w:basedOn w:val="Normal"/>
-    <w:next w:val="Normal"/>
-    <w:uiPriority w:val="9"/>
-    <w:qFormat/>
-    <w:rsid w:val="00290A32"/>
-    <w:pPr>
-      <w:spacing w:before="63" w:line="360" w:lineRule="auto"/>
-      <w:ind w:left="851"/>
-      <w:jc w:val="both"/>
-      <w:outlineLvl w:val="0"/>
-    </w:pPr>
-    <w:rPr>
-      <w:b/>
-      <w:bCs/>
-      <w:sz w:val="32"/>
-      <w:szCs w:val="32"/>
-      <w:lang w:val="en-US"/>
-    </w:rPr>
-  </w:style>
-  <w:style w:type="paragraph" w:styleId="Heading2">
-    <w:name w:val="heading 2"/>
-    <w:basedOn w:val="Normal"/>
-    <w:next w:val="Normal"/>
-    <w:uiPriority w:val="9"/>
-    <w:unhideWhenUsed/>
-    <w:qFormat/>
-    <w:rsid w:val="00290A32"/>
-    <w:pPr>
-      <w:spacing w:line="360" w:lineRule="auto"/>
-      <w:ind w:left="1134"/>
-      <w:jc w:val="both"/>
-      <w:outlineLvl w:val="1"/>
-    </w:pPr>
-    <w:rPr>
-      <w:b/>
-      <w:bCs/>
-      <w:sz w:val="30"/>
-      <w:szCs w:val="28"/>
-      <w:lang w:val="en-US"/>
-    </w:rPr>
-  </w:style>
-  <w:style w:type="paragraph" w:styleId="Heading3">
-    <w:name w:val="heading 3"/>
-    <w:basedOn w:val="Normal"/>
-    <w:next w:val="Normal"/>
-    <w:link w:val="Heading3Char"/>
-    <w:uiPriority w:val="9"/>
-    <w:unhideWhenUsed/>
-    <w:qFormat/>
-    <w:rsid w:val="00290A32"/>
-    <w:pPr>
-      <w:keepNext/>
-      <w:keepLines/>
-      <w:spacing w:before="40" w:after="240" w:line="360" w:lineRule="auto"/>
-      <w:ind w:left="851"/>
-      <w:outlineLvl w:val="2"/>
-    </w:pPr>
-    <w:rPr>
-      <w:rFonts w:eastAsiaTheme="majorEastAsia" w:cstheme="majorBidi"/>
-      <w:b/>
-      <w:i/>
-      <w:sz w:val="28"/>
-      <w:szCs w:val="24"/>
-      <w:lang w:val="en-US"/>
-    </w:rPr>
-  </w:style>
-  <w:style w:type="paragraph" w:styleId="Heading4">
-    <w:name w:val="heading 4"/>
-    <w:basedOn w:val="Normal"/>
-    <w:next w:val="Normal"/>
-    <w:link w:val="Heading4Char"/>
-    <w:uiPriority w:val="9"/>
-    <w:unhideWhenUsed/>
-    <w:qFormat/>
-    <w:rsid w:val="00417D0E"/>
-    <w:pPr>
-      <w:keepNext/>
-      <w:keepLines/>
-      <w:spacing w:before="40"/>
-      <w:ind w:left="1134"/>
-      <w:outlineLvl w:val="3"/>
-    </w:pPr>
-    <w:rPr>
-      <w:rFonts w:eastAsiaTheme="majorEastAsia" w:cstheme="majorBidi"/>
-      <w:iCs/>
-      <w:color w:val="984806" w:themeColor="accent6" w:themeShade="80"/>
-      <w:sz w:val="27"/>
-    </w:rPr>
-  </w:style>
-  <w:style w:type="paragraph" w:styleId="Heading5">
-    <w:name w:val="heading 5"/>
-    <w:basedOn w:val="Normal"/>
-    <w:next w:val="Normal"/>
-    <w:link w:val="Heading5Char"/>
-    <w:uiPriority w:val="9"/>
-    <w:unhideWhenUsed/>
-    <w:qFormat/>
-    <w:pPr>
-      <w:keepNext/>
-      <w:keepLines/>
-      <w:spacing w:before="40"/>
-      <w:ind w:left="1440"/>
-      <w:outlineLvl w:val="4"/>
-    </w:pPr>
-    <w:rPr>
-      <w:rFonts w:eastAsiaTheme="majorEastAsia" w:cstheme="majorBidi"/>
-      <w:sz w:val="26"/>
-      <w:u w:val="single"/>
-    </w:rPr>
-  </w:style>
-  <w:style w:type="character" w:default="1" w:styleId="DefaultParagraphFont">
-    <w:name w:val="Default Paragraph Font"/>
-    <w:uiPriority w:val="1"/>
-    <w:semiHidden/>
-    <w:unhideWhenUsed/>
-  </w:style>
-  <w:style w:type="table" w:default="1" w:styleId="TableNormal">
-    <w:name w:val="Normal Table"/>
-    <w:uiPriority w:val="99"/>
-    <w:semiHidden/>
-    <w:unhideWhenUsed/>
-    <w:tblPr>
-      <w:tblInd w:w="0" w:type="dxa"/>
-      <w:tblCellMar>
-        <w:top w:w="0" w:type="dxa"/>
-        <w:left w:w="108" w:type="dxa"/>
-        <w:bottom w:w="0" w:type="dxa"/>
-        <w:right w:w="108" w:type="dxa"/>
-      </w:tblCellMar>
-    </w:tblPr>
-  </w:style>
-  <w:style w:type="numbering" w:default="1" w:styleId="NoList">
-    <w:name w:val="No List"/>
-    <w:uiPriority w:val="99"/>
-    <w:semiHidden/>
-    <w:unhideWhenUsed/>
-  </w:style>
-  <w:style w:type="paragraph" w:styleId="BodyText">
-    <w:name w:val="Body Text"/>
-    <w:basedOn w:val="Normal"/>
-    <w:uiPriority w:val="1"/>
-    <w:qFormat/>
-    <w:rPr>
-      <w:b/>
-      <w:bCs/>
-      <w:sz w:val="26"/>
-      <w:szCs w:val="26"/>
-    </w:rPr>
-  </w:style>
-  <w:style w:type="character" w:styleId="Emphasis">
-    <w:name w:val="Emphasis"/>
-    <w:basedOn w:val="DefaultParagraphFont"/>
-    <w:uiPriority w:val="20"/>
-    <w:qFormat/>
-    <w:rPr>
-      <w:i/>
-      <w:iCs/>
-    </w:rPr>
-  </w:style>
-  <w:style w:type="paragraph" w:styleId="Footer">
-    <w:name w:val="footer"/>
-    <w:basedOn w:val="Normal"/>
-    <w:link w:val="FooterChar"/>
-    <w:uiPriority w:val="99"/>
-    <w:unhideWhenUsed/>
-    <w:qFormat/>
-    <w:pPr>
-      <w:tabs>
-        <w:tab w:val="center" w:pos="4680"/>
-        <w:tab w:val="right" w:pos="9360"/>
-      </w:tabs>
-    </w:pPr>
-  </w:style>
-  <w:style w:type="paragraph" w:styleId="Header">
-    <w:name w:val="header"/>
-    <w:basedOn w:val="Normal"/>
-    <w:link w:val="HeaderChar"/>
-    <w:uiPriority w:val="99"/>
-    <w:unhideWhenUsed/>
-    <w:qFormat/>
-    <w:pPr>
-      <w:tabs>
-        <w:tab w:val="center" w:pos="4680"/>
-        <w:tab w:val="right" w:pos="9360"/>
-      </w:tabs>
-    </w:pPr>
-  </w:style>
-  <w:style w:type="character" w:styleId="Hyperlink">
-    <w:name w:val="Hyperlink"/>
-    <w:basedOn w:val="DefaultParagraphFont"/>
-    <w:uiPriority w:val="99"/>
-    <w:unhideWhenUsed/>
-    <w:qFormat/>
-    <w:rPr>
-      <w:color w:val="0000FF" w:themeColor="hyperlink"/>
-      <w:u w:val="single"/>
-    </w:rPr>
-  </w:style>
-  <w:style w:type="character" w:styleId="LineNumber">
-    <w:name w:val="line number"/>
+  <w:style w:type="character" w:styleId="HTMLCode">
+    <w:name w:val="HTML Code"/>
     <w:basedOn w:val="DefaultParagraphFont"/>
     <w:uiPriority w:val="99"/>
     <w:semiHidden/>
     <w:unhideWhenUsed/>
-    <w:qFormat/>
-  </w:style>
-  <w:style w:type="paragraph" w:styleId="NormalWeb">
-    <w:name w:val="Normal (Web)"/>
-    <w:basedOn w:val="Normal"/>
-    <w:uiPriority w:val="99"/>
-    <w:semiHidden/>
-    <w:unhideWhenUsed/>
-    <w:qFormat/>
-    <w:pPr>
-      <w:widowControl/>
-      <w:autoSpaceDE/>
-      <w:autoSpaceDN/>
-      <w:spacing w:before="100" w:beforeAutospacing="1" w:after="100" w:afterAutospacing="1"/>
-    </w:pPr>
+    <w:rsid w:val="00F8668F"/>
     <w:rPr>
-      <w:sz w:val="24"/>
-      <w:szCs w:val="24"/>
-      <w:lang w:val="en-US" w:eastAsia="en-US"/>
-    </w:rPr>
-  </w:style>
-  <w:style w:type="character" w:styleId="Strong">
-    <w:name w:val="Strong"/>
-    <w:basedOn w:val="DefaultParagraphFont"/>
-    <w:uiPriority w:val="22"/>
-    <w:qFormat/>
-    <w:rPr>
-      <w:b/>
-      <w:bCs/>
-    </w:rPr>
-  </w:style>
-  <w:style w:type="table" w:styleId="TableGrid">
-    <w:name w:val="Table Grid"/>
-    <w:basedOn w:val="TableNormal"/>
-    <w:uiPriority w:val="39"/>
-    <w:qFormat/>
-    <w:tblPr>
-      <w:tblInd w:w="0" w:type="dxa"/>
-      <w:tblBorders>
-        <w:top w:val="single" w:sz="4" w:space="0" w:color="auto"/>
-        <w:left w:val="single" w:sz="4" w:space="0" w:color="auto"/>
-        <w:bottom w:val="single" w:sz="4" w:space="0" w:color="auto"/>
-        <w:right w:val="single" w:sz="4" w:space="0" w:color="auto"/>
-        <w:insideH w:val="single" w:sz="4" w:space="0" w:color="auto"/>
-        <w:insideV w:val="single" w:sz="4" w:space="0" w:color="auto"/>
-      </w:tblBorders>
-      <w:tblCellMar>
-        <w:top w:w="0" w:type="dxa"/>
-        <w:left w:w="108" w:type="dxa"/>
-        <w:bottom w:w="0" w:type="dxa"/>
-        <w:right w:w="108" w:type="dxa"/>
-      </w:tblCellMar>
-    </w:tblPr>
-  </w:style>
-  <w:style w:type="paragraph" w:styleId="TOC1">
-    <w:name w:val="toc 1"/>
-    <w:basedOn w:val="Normal"/>
-    <w:next w:val="Normal"/>
-    <w:uiPriority w:val="39"/>
-    <w:qFormat/>
-    <w:pPr>
-      <w:spacing w:before="120"/>
-    </w:pPr>
-    <w:rPr>
-      <w:rFonts w:asciiTheme="minorHAnsi" w:hAnsiTheme="minorHAnsi" w:cstheme="minorHAnsi"/>
-      <w:b/>
-      <w:bCs/>
-      <w:i/>
-      <w:iCs/>
-      <w:sz w:val="24"/>
-      <w:szCs w:val="24"/>
-    </w:rPr>
-  </w:style>
-  <w:style w:type="paragraph" w:styleId="TOC2">
-    <w:name w:val="toc 2"/>
-    <w:basedOn w:val="Normal"/>
-    <w:next w:val="Normal"/>
-    <w:uiPriority w:val="39"/>
-    <w:qFormat/>
-    <w:pPr>
-      <w:spacing w:before="120"/>
-      <w:ind w:left="220"/>
-    </w:pPr>
-    <w:rPr>
-      <w:rFonts w:asciiTheme="minorHAnsi" w:hAnsiTheme="minorHAnsi" w:cstheme="minorHAnsi"/>
-      <w:b/>
-      <w:bCs/>
-    </w:rPr>
-  </w:style>
-  <w:style w:type="paragraph" w:styleId="TOC3">
-    <w:name w:val="toc 3"/>
-    <w:basedOn w:val="Normal"/>
-    <w:next w:val="Normal"/>
-    <w:uiPriority w:val="39"/>
-    <w:qFormat/>
-    <w:pPr>
-      <w:ind w:left="440"/>
-    </w:pPr>
-    <w:rPr>
-      <w:rFonts w:asciiTheme="minorHAnsi" w:hAnsiTheme="minorHAnsi" w:cstheme="minorHAnsi"/>
+      <w:rFonts w:ascii="Courier New" w:eastAsia="Times New Roman" w:hAnsi="Courier New" w:cs="Courier New"/>
       <w:sz w:val="20"/>
       <w:szCs w:val="20"/>
     </w:rPr>
   </w:style>
-  <w:style w:type="paragraph" w:styleId="TOC4">
-    <w:name w:val="toc 4"/>
-    <w:basedOn w:val="Normal"/>
-    <w:next w:val="Normal"/>
-    <w:uiPriority w:val="39"/>
-    <w:unhideWhenUsed/>
-    <w:qFormat/>
-    <w:pPr>
-      <w:tabs>
-        <w:tab w:val="right" w:leader="underscore" w:pos="10870"/>
-      </w:tabs>
-      <w:spacing w:line="360" w:lineRule="auto"/>
-      <w:ind w:left="660"/>
-    </w:pPr>
+  <w:style w:type="character" w:styleId="PlaceholderText">
+    <w:name w:val="Placeholder Text"/>
+    <w:basedOn w:val="DefaultParagraphFont"/>
+    <w:uiPriority w:val="99"/>
+    <w:semiHidden/>
+    <w:rsid w:val="00AB1D04"/>
     <w:rPr>
-      <w:color w:val="984806" w:themeColor="accent6" w:themeShade="80"/>
-      <w:sz w:val="24"/>
-      <w:szCs w:val="24"/>
-      <w:lang w:val="en-US"/>
+      <w:color w:val="808080"/>
     </w:rPr>
   </w:style>
-  <w:style w:type="paragraph" w:styleId="TOC5">
-    <w:name w:val="toc 5"/>
-    <w:basedOn w:val="Normal"/>
-    <w:next w:val="Normal"/>
-    <w:uiPriority w:val="39"/>
-    <w:unhideWhenUsed/>
-    <w:qFormat/>
-    <w:pPr>
-      <w:ind w:left="880"/>
-    </w:pPr>
-    <w:rPr>
-      <w:rFonts w:asciiTheme="minorHAnsi" w:hAnsiTheme="minorHAnsi" w:cstheme="minorHAnsi"/>
-      <w:sz w:val="20"/>
-      <w:szCs w:val="20"/>
-    </w:rPr>
-  </w:style>
-  <w:style w:type="paragraph" w:styleId="TOC6">
-    <w:name w:val="toc 6"/>
-    <w:basedOn w:val="Normal"/>
-    <w:next w:val="Normal"/>
-    <w:uiPriority w:val="39"/>
-    <w:unhideWhenUsed/>
-    <w:qFormat/>
-    <w:pPr>
-      <w:ind w:left="1100"/>
-    </w:pPr>
-    <w:rPr>
-      <w:rFonts w:asciiTheme="minorHAnsi" w:hAnsiTheme="minorHAnsi" w:cstheme="minorHAnsi"/>
-      <w:sz w:val="20"/>
-      <w:szCs w:val="20"/>
-    </w:rPr>
-  </w:style>
-  <w:style w:type="paragraph" w:styleId="TOC7">
-    <w:name w:val="toc 7"/>
-    <w:basedOn w:val="Normal"/>
-    <w:next w:val="Normal"/>
-    <w:uiPriority w:val="39"/>
-    <w:unhideWhenUsed/>
-    <w:qFormat/>
-    <w:pPr>
-      <w:ind w:left="1320"/>
-    </w:pPr>
-    <w:rPr>
-      <w:rFonts w:asciiTheme="minorHAnsi" w:hAnsiTheme="minorHAnsi" w:cstheme="minorHAnsi"/>
-      <w:sz w:val="20"/>
-      <w:szCs w:val="20"/>
-    </w:rPr>
-  </w:style>
-  <w:style w:type="paragraph" w:styleId="TOC8">
-    <w:name w:val="toc 8"/>
-    <w:basedOn w:val="Normal"/>
-    <w:next w:val="Normal"/>
-    <w:uiPriority w:val="39"/>
-    <w:unhideWhenUsed/>
-    <w:qFormat/>
-    <w:pPr>
-      <w:ind w:left="1540"/>
-    </w:pPr>
-    <w:rPr>
-      <w:rFonts w:asciiTheme="minorHAnsi" w:hAnsiTheme="minorHAnsi" w:cstheme="minorHAnsi"/>
-      <w:sz w:val="20"/>
-      <w:szCs w:val="20"/>
-    </w:rPr>
-  </w:style>
-  <w:style w:type="paragraph" w:styleId="TOC9">
-    <w:name w:val="toc 9"/>
-    <w:basedOn w:val="Normal"/>
-    <w:next w:val="Normal"/>
-    <w:uiPriority w:val="39"/>
-    <w:unhideWhenUsed/>
-    <w:qFormat/>
-    <w:pPr>
-      <w:ind w:left="1760"/>
-    </w:pPr>
-    <w:rPr>
-      <w:rFonts w:asciiTheme="minorHAnsi" w:hAnsiTheme="minorHAnsi" w:cstheme="minorHAnsi"/>
-      <w:sz w:val="20"/>
-      <w:szCs w:val="20"/>
-    </w:rPr>
-  </w:style>
-  <w:style w:type="paragraph" w:styleId="ListParagraph">
-    <w:name w:val="List Paragraph"/>
-    <w:basedOn w:val="Normal"/>
-    <w:uiPriority w:val="1"/>
-    <w:qFormat/>
-    <w:pPr>
-      <w:spacing w:before="247"/>
-      <w:ind w:left="1879" w:right="127" w:hanging="1880"/>
-      <w:jc w:val="right"/>
-    </w:pPr>
-  </w:style>
-  <w:style w:type="paragraph" w:customStyle="1" w:styleId="TableParagraph">
-    <w:name w:val="Table Paragraph"/>
-    <w:basedOn w:val="Normal"/>
-    <w:uiPriority w:val="1"/>
-    <w:qFormat/>
-  </w:style>
-  <w:style w:type="character" w:customStyle="1" w:styleId="Heading3Char">
-    <w:name w:val="Heading 3 Char"/>
-    <w:basedOn w:val="DefaultParagraphFont"/>
-    <w:link w:val="Heading3"/>
-    <w:uiPriority w:val="9"/>
-    <w:qFormat/>
-    <w:rsid w:val="00290A32"/>
-    <w:rPr>
-      <w:rFonts w:ascii="Times New Roman" w:eastAsiaTheme="majorEastAsia" w:hAnsi="Times New Roman" w:cstheme="majorBidi"/>
-      <w:b/>
-      <w:i/>
-      <w:sz w:val="28"/>
-      <w:szCs w:val="24"/>
-      <w:lang w:eastAsia="vi"/>
-    </w:rPr>
-  </w:style>
-  <w:style w:type="character" w:customStyle="1" w:styleId="UnresolvedMention1">
-    <w:name w:val="Unresolved Mention1"/>
+  <w:style w:type="character" w:styleId="UnresolvedMention">
+    <w:name w:val="Unresolved Mention"/>
     <w:basedOn w:val="DefaultParagraphFont"/>
     <w:uiPriority w:val="99"/>
     <w:semiHidden/>
     <w:unhideWhenUsed/>
-    <w:qFormat/>
+    <w:rsid w:val="00A312DE"/>
     <w:rPr>
       <w:color w:val="605E5C"/>
       <w:shd w:val="clear" w:color="auto" w:fill="E1DFDD"/>
     </w:rPr>
   </w:style>
-  <w:style w:type="character" w:customStyle="1" w:styleId="HeaderChar">
-    <w:name w:val="Header Char"/>
-    <w:basedOn w:val="DefaultParagraphFont"/>
-    <w:link w:val="Header"/>
-    <w:uiPriority w:val="99"/>
-    <w:qFormat/>
-    <w:rPr>
-      <w:rFonts w:ascii="Times New Roman" w:eastAsia="Times New Roman" w:hAnsi="Times New Roman" w:cs="Times New Roman"/>
-      <w:lang w:val="vi" w:eastAsia="vi"/>
-    </w:rPr>
-  </w:style>
-  <w:style w:type="character" w:customStyle="1" w:styleId="FooterChar">
-    <w:name w:val="Footer Char"/>
-    <w:basedOn w:val="DefaultParagraphFont"/>
-    <w:link w:val="Footer"/>
-    <w:uiPriority w:val="99"/>
-    <w:qFormat/>
-    <w:rPr>
-      <w:rFonts w:ascii="Times New Roman" w:eastAsia="Times New Roman" w:hAnsi="Times New Roman" w:cs="Times New Roman"/>
-      <w:lang w:val="vi" w:eastAsia="vi"/>
-    </w:rPr>
-  </w:style>
-  <w:style w:type="character" w:customStyle="1" w:styleId="Heading4Char">
-    <w:name w:val="Heading 4 Char"/>
-    <w:basedOn w:val="DefaultParagraphFont"/>
-    <w:link w:val="Heading4"/>
-    <w:uiPriority w:val="9"/>
-    <w:qFormat/>
-    <w:rsid w:val="00417D0E"/>
-    <w:rPr>
-      <w:rFonts w:ascii="Times New Roman" w:eastAsiaTheme="majorEastAsia" w:hAnsi="Times New Roman" w:cstheme="majorBidi"/>
-      <w:iCs/>
-      <w:color w:val="984806" w:themeColor="accent6" w:themeShade="80"/>
-      <w:sz w:val="27"/>
-      <w:szCs w:val="22"/>
-      <w:lang w:val="vi" w:eastAsia="vi"/>
-    </w:rPr>
-  </w:style>
-  <w:style w:type="character" w:customStyle="1" w:styleId="Heading5Char">
-    <w:name w:val="Heading 5 Char"/>
-    <w:basedOn w:val="DefaultParagraphFont"/>
-    <w:link w:val="Heading5"/>
-    <w:uiPriority w:val="9"/>
-    <w:qFormat/>
-    <w:rPr>
-      <w:rFonts w:ascii="Times New Roman" w:eastAsiaTheme="majorEastAsia" w:hAnsi="Times New Roman" w:cstheme="majorBidi"/>
-      <w:sz w:val="26"/>
-      <w:szCs w:val="22"/>
-      <w:u w:val="single"/>
-      <w:lang w:val="vi" w:eastAsia="vi"/>
-    </w:rPr>
-  </w:style>
-  <w:style w:type="character" w:customStyle="1" w:styleId="UnresolvedMention2">
-    <w:name w:val="Unresolved Mention2"/>
+  <w:style w:type="character" w:styleId="FollowedHyperlink">
+    <w:name w:val="FollowedHyperlink"/>
     <w:basedOn w:val="DefaultParagraphFont"/>
     <w:uiPriority w:val="99"/>
     <w:semiHidden/>
     <w:unhideWhenUsed/>
-    <w:qFormat/>
+    <w:rsid w:val="00A312DE"/>
     <w:rPr>
-      <w:color w:val="605E5C"/>
-      <w:shd w:val="clear" w:color="auto" w:fill="E1DFDD"/>
-    </w:rPr>
-  </w:style>
-  <w:style w:type="character" w:customStyle="1" w:styleId="UnresolvedMention">
-    <w:name w:val="Unresolved Mention"/>
-    <w:basedOn w:val="DefaultParagraphFont"/>
-    <w:uiPriority w:val="99"/>
-    <w:semiHidden/>
-    <w:unhideWhenUsed/>
-    <w:rsid w:val="00FA6FC0"/>
-    <w:rPr>
-      <w:color w:val="605E5C"/>
-      <w:shd w:val="clear" w:color="auto" w:fill="E1DFDD"/>
+      <w:color w:val="800080" w:themeColor="followedHyperlink"/>
+      <w:u w:val="single"/>
     </w:rPr>
   </w:style>
 </w:styles>
@@ -19036,6 +21320,15 @@
 </file>
 
 <file path=customXml/item1.xml><?xml version="1.0" encoding="utf-8"?>
+<?mso-contentType ?>
+<FormTemplates xmlns="http://schemas.microsoft.com/sharepoint/v3/contenttype/forms">
+  <Display>DocumentLibraryForm</Display>
+  <Edit>DocumentLibraryForm</Edit>
+  <New>DocumentLibraryForm</New>
+</FormTemplates>
+</file>
+
+<file path=customXml/item2.xml><?xml version="1.0" encoding="utf-8"?>
 <s:customData xmlns="http://www.wps.cn/officeDocument/2013/wpsCustomData" xmlns:s="http://www.wps.cn/officeDocument/2013/wpsCustomData">
   <customSectProps>
     <customSectPr/>
@@ -19090,7 +21383,13 @@
 </s:customData>
 </file>
 
-<file path=customXml/item2.xml><?xml version="1.0" encoding="utf-8"?>
+<file path=customXml/item3.xml><?xml version="1.0" encoding="utf-8"?>
+<p:properties xmlns:p="http://schemas.microsoft.com/office/2006/metadata/properties" xmlns:xsi="http://www.w3.org/2001/XMLSchema-instance" xmlns:pc="http://schemas.microsoft.com/office/infopath/2007/PartnerControls">
+  <documentManagement/>
+</p:properties>
+</file>
+
+<file path=customXml/item4.xml><?xml version="1.0" encoding="utf-8"?>
 <ct:contentTypeSchema xmlns:ct="http://schemas.microsoft.com/office/2006/metadata/contentType" xmlns:ma="http://schemas.microsoft.com/office/2006/metadata/properties/metaAttributes" ct:_="" ma:_="" ma:contentTypeName="Document" ma:contentTypeID="0x0101008DA914D063C2734AAD298429B5456F26" ma:contentTypeVersion="8" ma:contentTypeDescription="Create a new document." ma:contentTypeScope="" ma:versionID="dae333c9becbf564e47c58ee9a74f02e">
   <xsd:schema xmlns:xsd="http://www.w3.org/2001/XMLSchema" xmlns:xs="http://www.w3.org/2001/XMLSchema" xmlns:p="http://schemas.microsoft.com/office/2006/metadata/properties" xmlns:ns3="1aff9b78-dcda-4642-9727-490ba443abc4" targetNamespace="http://schemas.microsoft.com/office/2006/metadata/properties" ma:root="true" ma:fieldsID="c4b15682a401cb21242530c2e4ba1be0" ns3:_="">
     <xsd:import namespace="1aff9b78-dcda-4642-9727-490ba443abc4"/>
@@ -19260,26 +21559,19 @@
 </ct:contentTypeSchema>
 </file>
 
-<file path=customXml/item3.xml><?xml version="1.0" encoding="utf-8"?>
-<p:properties xmlns:p="http://schemas.microsoft.com/office/2006/metadata/properties" xmlns:xsi="http://www.w3.org/2001/XMLSchema-instance" xmlns:pc="http://schemas.microsoft.com/office/infopath/2007/PartnerControls">
-  <documentManagement/>
-</p:properties>
-</file>
-
-<file path=customXml/item4.xml><?xml version="1.0" encoding="utf-8"?>
-<?mso-contentType ?>
-<FormTemplates xmlns="http://schemas.microsoft.com/sharepoint/v3/contenttype/forms">
-  <Display>DocumentLibraryForm</Display>
-  <Edit>DocumentLibraryForm</Edit>
-  <New>DocumentLibraryForm</New>
-</FormTemplates>
-</file>
-
 <file path=customXml/item5.xml><?xml version="1.0" encoding="utf-8"?>
 <b:Sources xmlns:b="http://schemas.openxmlformats.org/officeDocument/2006/bibliography" xmlns="http://schemas.openxmlformats.org/officeDocument/2006/bibliography" SelectedStyle="\APASixthEditionOfficeOnline.xsl" StyleName="APA" Version="6"/>
 </file>
 
 <file path=customXml/itemProps1.xml><?xml version="1.0" encoding="utf-8"?>
+<ds:datastoreItem xmlns:ds="http://schemas.openxmlformats.org/officeDocument/2006/customXml" ds:itemID="{0E8C218F-FEF4-4FD8-9105-87648F2D58FF}">
+  <ds:schemaRefs>
+    <ds:schemaRef ds:uri="http://schemas.microsoft.com/sharepoint/v3/contenttype/forms"/>
+  </ds:schemaRefs>
+</ds:datastoreItem>
+</file>
+
+<file path=customXml/itemProps2.xml><?xml version="1.0" encoding="utf-8"?>
 <ds:datastoreItem xmlns:ds="http://schemas.openxmlformats.org/officeDocument/2006/customXml" ds:itemID="{B1977F7D-205B-4081-913C-38D41E755F92}">
   <ds:schemaRefs>
     <ds:schemaRef ds:uri="http://www.wps.cn/officeDocument/2013/wpsCustomData"/>
@@ -19287,7 +21579,16 @@
 </ds:datastoreItem>
 </file>
 
-<file path=customXml/itemProps2.xml><?xml version="1.0" encoding="utf-8"?>
+<file path=customXml/itemProps3.xml><?xml version="1.0" encoding="utf-8"?>
+<ds:datastoreItem xmlns:ds="http://schemas.openxmlformats.org/officeDocument/2006/customXml" ds:itemID="{5EA01F5E-503D-47CC-BB87-4129EEC8CEB6}">
+  <ds:schemaRefs>
+    <ds:schemaRef ds:uri="http://schemas.microsoft.com/office/2006/metadata/properties"/>
+    <ds:schemaRef ds:uri="http://schemas.microsoft.com/office/infopath/2007/PartnerControls"/>
+  </ds:schemaRefs>
+</ds:datastoreItem>
+</file>
+
+<file path=customXml/itemProps4.xml><?xml version="1.0" encoding="utf-8"?>
 <ds:datastoreItem xmlns:ds="http://schemas.openxmlformats.org/officeDocument/2006/customXml" ds:itemID="{77987D05-F612-4252-8808-38D3CE024B56}">
   <ds:schemaRefs>
     <ds:schemaRef ds:uri="http://schemas.microsoft.com/office/2006/metadata/contentType"/>
@@ -19305,25 +21606,8 @@
 </ds:datastoreItem>
 </file>
 
-<file path=customXml/itemProps3.xml><?xml version="1.0" encoding="utf-8"?>
-<ds:datastoreItem xmlns:ds="http://schemas.openxmlformats.org/officeDocument/2006/customXml" ds:itemID="{5EA01F5E-503D-47CC-BB87-4129EEC8CEB6}">
-  <ds:schemaRefs>
-    <ds:schemaRef ds:uri="http://schemas.microsoft.com/office/2006/metadata/properties"/>
-    <ds:schemaRef ds:uri="http://schemas.microsoft.com/office/infopath/2007/PartnerControls"/>
-  </ds:schemaRefs>
-</ds:datastoreItem>
-</file>
-
-<file path=customXml/itemProps4.xml><?xml version="1.0" encoding="utf-8"?>
-<ds:datastoreItem xmlns:ds="http://schemas.openxmlformats.org/officeDocument/2006/customXml" ds:itemID="{0E8C218F-FEF4-4FD8-9105-87648F2D58FF}">
-  <ds:schemaRefs>
-    <ds:schemaRef ds:uri="http://schemas.microsoft.com/sharepoint/v3/contenttype/forms"/>
-  </ds:schemaRefs>
-</ds:datastoreItem>
-</file>
-
 <file path=customXml/itemProps5.xml><?xml version="1.0" encoding="utf-8"?>
-<ds:datastoreItem xmlns:ds="http://schemas.openxmlformats.org/officeDocument/2006/customXml" ds:itemID="{C4B1AF29-E9B5-4C96-8CB6-8F2483615E00}">
+<ds:datastoreItem xmlns:ds="http://schemas.openxmlformats.org/officeDocument/2006/customXml" ds:itemID="{62FCBBB4-1E92-4B93-830B-1664DC600260}">
   <ds:schemaRefs>
     <ds:schemaRef ds:uri="http://schemas.openxmlformats.org/officeDocument/2006/bibliography"/>
   </ds:schemaRefs>

--- a/Report/final.docx
+++ b/Report/final.docx
@@ -5466,7 +5466,7 @@
           </mc:Choice>
           <mc:Fallback>
             <w:pict>
-              <v:group w14:anchorId="37329C1A" id="Group 3" o:spid="_x0000_s1026" style="position:absolute;margin-left:29.25pt;margin-top:15.7pt;width:535.4pt;height:781.8pt;z-index:-251661824;mso-position-horizontal-relative:page;mso-position-vertical-relative:page" coordorigin="600,598" coordsize="10708,15636" o:gfxdata="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">
+              <v:group w14:anchorId="1ACE1DA1" id="Group 3" o:spid="_x0000_s1026" style="position:absolute;margin-left:29.25pt;margin-top:15.7pt;width:535.4pt;height:781.8pt;z-index:-251661824;mso-position-horizontal-relative:page;mso-position-vertical-relative:page" coordorigin="600,598" coordsize="10708,15636" o:gfxdata="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">
                 <v:line id="Line 239" o:spid="_x0000_s1027" style="position:absolute;visibility:visible;mso-wrap-style:square" from="662,16126" to="957,16126" o:connectortype="straight" o:gfxdata="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" strokecolor="navy" strokeweight="4.5pt"/>
                 <v:line id="Line 238" o:spid="_x0000_s1028" style="position:absolute;visibility:visible;mso-wrap-style:square" from="708,15877" to="708,16081" o:connectortype="straight" o:gfxdata="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" strokecolor="navy" strokeweight="4.6pt"/>
                 <v:line id="Line 237" o:spid="_x0000_s1029" style="position:absolute;visibility:visible;mso-wrap-style:square" from="600,16228" to="817,16228" o:connectortype="straight" o:gfxdata="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" strokeweight=".7pt"/>
@@ -7770,6 +7770,7 @@
     <w:p>
       <w:pPr>
         <w:pStyle w:val="Heading3"/>
+        <w:spacing w:after="0"/>
         <w:jc w:val="both"/>
       </w:pPr>
       <w:r>
@@ -7778,232 +7779,498 @@
     </w:p>
     <w:p>
       <w:pPr>
-        <w:spacing w:after="240" w:line="360" w:lineRule="auto"/>
-        <w:ind w:left="851" w:firstLine="589"/>
+        <w:spacing w:line="360" w:lineRule="auto"/>
+        <w:ind w:left="851"/>
+        <w:rPr>
+          <w:rFonts w:cs="Arial"/>
+          <w:sz w:val="26"/>
+          <w:szCs w:val="26"/>
+        </w:rPr>
+      </w:pPr>
+      <w:r>
+        <w:rPr>
+          <w:rFonts w:cs="Arial"/>
+          <w:b/>
+          <w:sz w:val="26"/>
+          <w:szCs w:val="26"/>
+        </w:rPr>
+        <w:t>Bubble Sort</w:t>
+      </w:r>
+      <w:r>
+        <w:rPr>
+          <w:rFonts w:cs="Arial"/>
+          <w:sz w:val="26"/>
+          <w:szCs w:val="26"/>
+        </w:rPr>
+        <w:t xml:space="preserve"> is the simplest sorting algorithm that works by repeatedly swapping the adjacent element.</w:t>
+      </w:r>
+    </w:p>
+    <w:p>
+      <w:pPr>
+        <w:spacing w:line="360" w:lineRule="auto"/>
+        <w:ind w:left="851"/>
+        <w:rPr>
+          <w:rFonts w:cs="Arial"/>
+          <w:sz w:val="26"/>
+          <w:szCs w:val="26"/>
+        </w:rPr>
+      </w:pPr>
+      <w:r>
+        <w:rPr>
+          <w:rFonts w:cs="Arial"/>
+          <w:sz w:val="26"/>
+          <w:szCs w:val="26"/>
+        </w:rPr>
+        <w:t>It gets its name from the way the smaller elements “bubble” up (move to the left) during each pass. The algorithm compares each element with its adjacent element and swaps them if they are in the wrong order. This process continues until the largest element "bubbles" to the end of the array.</w:t>
+      </w:r>
+    </w:p>
+    <w:p>
+      <w:pPr>
+        <w:spacing w:line="360" w:lineRule="auto"/>
+        <w:ind w:left="851"/>
+        <w:rPr>
+          <w:rFonts w:cs="Arial"/>
+          <w:sz w:val="26"/>
+          <w:szCs w:val="26"/>
+        </w:rPr>
+      </w:pPr>
+      <w:r>
+        <w:rPr>
+          <w:rFonts w:cs="Arial"/>
+          <w:sz w:val="26"/>
+          <w:szCs w:val="26"/>
+        </w:rPr>
+        <w:t>After one pass, the largest element is in its final position. The algorithm then repeats this process for the remaining elements until the array is fully sorted.</w:t>
+      </w:r>
+    </w:p>
+    <w:p>
+      <w:pPr>
+        <w:pStyle w:val="Heading3"/>
+        <w:spacing w:after="0"/>
         <w:jc w:val="both"/>
-        <w:rPr>
-          <w:sz w:val="26"/>
-          <w:szCs w:val="26"/>
-          <w:lang w:val="en-US"/>
-        </w:rPr>
-      </w:pPr>
-      <w:r>
-        <w:rPr>
-          <w:sz w:val="26"/>
-          <w:szCs w:val="26"/>
-          <w:lang w:val="en-US"/>
-        </w:rPr>
-        <w:t>Bubble Sort is the simplest sorting algorithm that works by repeatedly swapping the adjacent elements</w:t>
-      </w:r>
-      <w:r>
-        <w:rPr>
-          <w:sz w:val="26"/>
-          <w:szCs w:val="26"/>
-          <w:lang w:val="en-US"/>
-        </w:rPr>
-        <w:t xml:space="preserve">. </w:t>
-      </w:r>
-      <w:r>
-        <w:rPr>
-          <w:sz w:val="26"/>
-          <w:szCs w:val="26"/>
-          <w:lang w:val="en-US"/>
-        </w:rPr>
-        <w:t xml:space="preserve">It gets its name from the way the smaller elements “bubble” up (move to the left) during each pass. </w:t>
-      </w:r>
-      <w:r>
-        <w:rPr>
-          <w:sz w:val="26"/>
-          <w:szCs w:val="26"/>
-          <w:lang w:val="en-US"/>
-        </w:rPr>
-        <w:t>The algorithm</w:t>
-      </w:r>
-      <w:r>
-        <w:rPr>
-          <w:sz w:val="26"/>
-          <w:szCs w:val="26"/>
-          <w:lang w:val="en-US"/>
-        </w:rPr>
-        <w:t xml:space="preserve"> will traverse from left to right</w:t>
-      </w:r>
-      <w:r>
-        <w:rPr>
-          <w:sz w:val="26"/>
-          <w:szCs w:val="26"/>
-          <w:lang w:val="en-US"/>
-        </w:rPr>
-        <w:t>, compare adjacent elements</w:t>
-      </w:r>
-      <w:r>
-        <w:rPr>
-          <w:sz w:val="26"/>
-          <w:szCs w:val="26"/>
-          <w:lang w:val="en-US"/>
-        </w:rPr>
-        <w:t xml:space="preserve">, the </w:t>
-      </w:r>
-      <w:r>
-        <w:rPr>
-          <w:sz w:val="26"/>
-          <w:szCs w:val="26"/>
-          <w:lang w:val="en-US"/>
-        </w:rPr>
-        <w:t xml:space="preserve">higher will be </w:t>
-      </w:r>
-      <w:r>
-        <w:rPr>
-          <w:sz w:val="26"/>
-          <w:szCs w:val="26"/>
-          <w:lang w:val="en-US"/>
-        </w:rPr>
-        <w:t>placed</w:t>
-      </w:r>
-      <w:r>
-        <w:rPr>
-          <w:sz w:val="26"/>
-          <w:szCs w:val="26"/>
-          <w:lang w:val="en-US"/>
-        </w:rPr>
-        <w:t xml:space="preserve"> </w:t>
-      </w:r>
-      <w:r>
-        <w:rPr>
-          <w:sz w:val="26"/>
-          <w:szCs w:val="26"/>
-          <w:lang w:val="en-US"/>
-        </w:rPr>
-        <w:t>at</w:t>
-      </w:r>
-      <w:r>
-        <w:rPr>
-          <w:sz w:val="26"/>
-          <w:szCs w:val="26"/>
-          <w:lang w:val="en-US"/>
-        </w:rPr>
-        <w:t xml:space="preserve"> the </w:t>
-      </w:r>
-      <w:r>
-        <w:rPr>
-          <w:sz w:val="26"/>
-          <w:szCs w:val="26"/>
-          <w:lang w:val="en-US"/>
-        </w:rPr>
-        <w:t xml:space="preserve">right side. </w:t>
-      </w:r>
-      <w:r>
-        <w:rPr>
-          <w:sz w:val="26"/>
-          <w:szCs w:val="26"/>
-          <w:lang w:val="en-US"/>
-        </w:rPr>
-        <w:t>After one tra</w:t>
-      </w:r>
-      <w:r>
-        <w:rPr>
-          <w:sz w:val="26"/>
-          <w:szCs w:val="26"/>
-          <w:lang w:val="en-US"/>
-        </w:rPr>
-        <w:t>versal</w:t>
-      </w:r>
-      <w:r>
-        <w:rPr>
-          <w:sz w:val="26"/>
-          <w:szCs w:val="26"/>
-          <w:lang w:val="en-US"/>
-        </w:rPr>
-        <w:t xml:space="preserve">, the largest now be placed at the rightmost end. </w:t>
-      </w:r>
-      <w:r>
-        <w:rPr>
-          <w:sz w:val="26"/>
-          <w:szCs w:val="26"/>
-          <w:lang w:val="en-US"/>
-        </w:rPr>
-        <w:t>The process is then continued</w:t>
-      </w:r>
-      <w:r>
-        <w:rPr>
-          <w:sz w:val="26"/>
-          <w:szCs w:val="26"/>
-          <w:lang w:val="en-US"/>
-        </w:rPr>
-        <w:t>, the second highest will be moved to the left of the highest and so on</w:t>
-      </w:r>
-      <w:r>
-        <w:rPr>
-          <w:sz w:val="26"/>
-          <w:szCs w:val="26"/>
-          <w:lang w:val="en-US"/>
-        </w:rPr>
-        <w:t xml:space="preserve"> until all data is sorted.</w:t>
+      </w:pPr>
+      <w:r>
+        <w:t>1.2. Step-by-step descriptions</w:t>
+      </w:r>
+    </w:p>
+    <w:p>
+      <w:pPr>
+        <w:spacing w:line="360" w:lineRule="auto"/>
+        <w:ind w:left="851"/>
+        <w:rPr>
+          <w:rFonts w:cs="Arial"/>
+          <w:sz w:val="26"/>
+          <w:szCs w:val="26"/>
+        </w:rPr>
+      </w:pPr>
+      <w:r>
+        <w:rPr>
+          <w:rFonts w:cs="Arial"/>
+          <w:b/>
+          <w:sz w:val="26"/>
+          <w:szCs w:val="26"/>
+        </w:rPr>
+        <w:t>Step 1</w:t>
+      </w:r>
+      <w:r>
+        <w:rPr>
+          <w:rFonts w:cs="Arial"/>
+          <w:sz w:val="26"/>
+          <w:szCs w:val="26"/>
+        </w:rPr>
+        <w:t xml:space="preserve">: Initializing </w:t>
+      </w:r>
+      <w:r>
+        <w:rPr>
+          <w:rFonts w:cs="Arial"/>
+          <w:b/>
+          <w:sz w:val="26"/>
+          <w:szCs w:val="26"/>
+        </w:rPr>
+        <w:t>i = 0</w:t>
+      </w:r>
+      <w:r>
+        <w:rPr>
+          <w:rFonts w:cs="Arial"/>
+          <w:sz w:val="26"/>
+          <w:szCs w:val="26"/>
+        </w:rPr>
+        <w:t>, as the size of the sorted part of the array.</w:t>
+      </w:r>
+    </w:p>
+    <w:p>
+      <w:pPr>
+        <w:spacing w:line="360" w:lineRule="auto"/>
+        <w:ind w:left="851"/>
+        <w:rPr>
+          <w:rFonts w:cs="Arial"/>
+          <w:sz w:val="26"/>
+          <w:szCs w:val="26"/>
+        </w:rPr>
+      </w:pPr>
+      <w:r>
+        <w:rPr>
+          <w:rFonts w:cs="Arial"/>
+          <w:b/>
+          <w:sz w:val="26"/>
+          <w:szCs w:val="26"/>
+        </w:rPr>
+        <w:t>Step 2</w:t>
+      </w:r>
+      <w:r>
+        <w:rPr>
+          <w:rFonts w:cs="Arial"/>
+          <w:sz w:val="26"/>
+          <w:szCs w:val="26"/>
+        </w:rPr>
+        <w:t xml:space="preserve">: Initialize </w:t>
+      </w:r>
+      <w:r>
+        <w:rPr>
+          <w:rFonts w:cs="Arial"/>
+          <w:b/>
+          <w:sz w:val="26"/>
+          <w:szCs w:val="26"/>
+        </w:rPr>
+        <w:t>j = 0</w:t>
+      </w:r>
+      <w:r>
+        <w:rPr>
+          <w:rFonts w:cs="Arial"/>
+          <w:sz w:val="26"/>
+          <w:szCs w:val="26"/>
+        </w:rPr>
+        <w:t xml:space="preserve">, increasing towards the end of the unsorted part of the array, comparing the </w:t>
+      </w:r>
+      <w:r>
+        <w:rPr>
+          <w:rFonts w:cs="Arial"/>
+          <w:b/>
+          <w:sz w:val="26"/>
+          <w:szCs w:val="26"/>
+        </w:rPr>
+        <w:t>2</w:t>
+      </w:r>
+      <w:r>
+        <w:rPr>
+          <w:rFonts w:cs="Arial"/>
+          <w:sz w:val="26"/>
+          <w:szCs w:val="26"/>
+        </w:rPr>
+        <w:t xml:space="preserve"> adjacent elements, and performing a swap if the first element is larger than the second one.</w:t>
+      </w:r>
+    </w:p>
+    <w:p>
+      <w:pPr>
+        <w:spacing w:line="360" w:lineRule="auto"/>
+        <w:ind w:left="851"/>
+        <w:rPr>
+          <w:rFonts w:cs="Arial"/>
+          <w:sz w:val="26"/>
+          <w:szCs w:val="26"/>
+        </w:rPr>
+      </w:pPr>
+      <w:r>
+        <w:rPr>
+          <w:rFonts w:cs="Arial"/>
+          <w:b/>
+          <w:sz w:val="26"/>
+          <w:szCs w:val="26"/>
+        </w:rPr>
+        <w:t>Step 3</w:t>
+      </w:r>
+      <w:r>
+        <w:rPr>
+          <w:rFonts w:cs="Arial"/>
+          <w:sz w:val="26"/>
+          <w:szCs w:val="26"/>
+        </w:rPr>
+        <w:t xml:space="preserve">: After </w:t>
+      </w:r>
+      <w:r>
+        <w:rPr>
+          <w:rFonts w:cs="Arial"/>
+          <w:b/>
+          <w:sz w:val="26"/>
+          <w:szCs w:val="26"/>
+        </w:rPr>
+        <w:t>step 2</w:t>
+      </w:r>
+      <w:r>
+        <w:rPr>
+          <w:rFonts w:cs="Arial"/>
+          <w:sz w:val="26"/>
+          <w:szCs w:val="26"/>
+        </w:rPr>
+        <w:t>, the current largest will be swapped to its place at the end of the array, increasing the size of the sorted part.</w:t>
+      </w:r>
+    </w:p>
+    <w:p>
+      <w:pPr>
+        <w:spacing w:line="360" w:lineRule="auto"/>
+        <w:ind w:left="851"/>
+        <w:rPr>
+          <w:rFonts w:cs="Arial"/>
+          <w:sz w:val="26"/>
+          <w:szCs w:val="26"/>
+        </w:rPr>
+      </w:pPr>
+      <w:r>
+        <w:rPr>
+          <w:rFonts w:cs="Arial"/>
+          <w:b/>
+          <w:sz w:val="26"/>
+          <w:szCs w:val="26"/>
+        </w:rPr>
+        <w:t>Step 4</w:t>
+      </w:r>
+      <w:r>
+        <w:rPr>
+          <w:rFonts w:cs="Arial"/>
+          <w:sz w:val="26"/>
+          <w:szCs w:val="26"/>
+        </w:rPr>
+        <w:t xml:space="preserve">: Until all the array is sorted, back to </w:t>
+      </w:r>
+      <w:r>
+        <w:rPr>
+          <w:rFonts w:cs="Arial"/>
+          <w:b/>
+          <w:sz w:val="26"/>
+          <w:szCs w:val="26"/>
+        </w:rPr>
+        <w:t>step 2</w:t>
+      </w:r>
+      <w:r>
+        <w:rPr>
+          <w:rFonts w:cs="Arial"/>
+          <w:sz w:val="26"/>
+          <w:szCs w:val="26"/>
+        </w:rPr>
+        <w:t>.</w:t>
       </w:r>
     </w:p>
     <w:p>
       <w:pPr>
         <w:pStyle w:val="Heading3"/>
+        <w:spacing w:after="0"/>
         <w:jc w:val="both"/>
       </w:pPr>
       <w:r>
-        <w:t>1.2. Step-by-step descriptions</w:t>
-      </w:r>
-    </w:p>
-    <w:p>
-      <w:pPr>
-        <w:spacing w:after="240" w:line="360" w:lineRule="auto"/>
-        <w:ind w:left="851"/>
+        <w:t>1.3. Time and space complexity</w:t>
+      </w:r>
+    </w:p>
+    <w:p>
+      <w:pPr>
+        <w:pStyle w:val="ListParagraph"/>
+        <w:widowControl/>
+        <w:numPr>
+          <w:ilvl w:val="0"/>
+          <w:numId w:val="28"/>
+        </w:numPr>
+        <w:autoSpaceDE/>
+        <w:autoSpaceDN/>
+        <w:spacing w:before="0" w:after="160" w:line="360" w:lineRule="auto"/>
+        <w:ind w:left="1134" w:right="0"/>
+        <w:contextualSpacing/>
+        <w:jc w:val="left"/>
+        <w:rPr>
+          <w:sz w:val="26"/>
+          <w:szCs w:val="26"/>
+        </w:rPr>
+      </w:pPr>
+      <w:r>
+        <w:rPr>
+          <w:sz w:val="26"/>
+          <w:szCs w:val="26"/>
+        </w:rPr>
+        <w:t xml:space="preserve">Best-case time complexity is </w:t>
+      </w:r>
+      <m:oMath>
+        <m:r>
+          <m:rPr>
+            <m:sty m:val="bi"/>
+          </m:rPr>
+          <w:rPr>
+            <w:rFonts w:ascii="Cambria Math" w:hAnsi="Cambria Math"/>
+            <w:sz w:val="26"/>
+            <w:szCs w:val="26"/>
+          </w:rPr>
+          <m:t>O(n)</m:t>
+        </m:r>
+      </m:oMath>
+      <w:r>
+        <w:rPr>
+          <w:rFonts w:eastAsiaTheme="minorEastAsia"/>
+          <w:sz w:val="26"/>
+          <w:szCs w:val="26"/>
+        </w:rPr>
+        <w:t xml:space="preserve">, </w:t>
+      </w:r>
+      <w:r>
+        <w:rPr>
+          <w:sz w:val="26"/>
+          <w:szCs w:val="26"/>
+        </w:rPr>
+        <w:t>occurring when the array is already sorted.</w:t>
+      </w:r>
+    </w:p>
+    <w:p>
+      <w:pPr>
+        <w:pStyle w:val="ListParagraph"/>
+        <w:widowControl/>
+        <w:numPr>
+          <w:ilvl w:val="0"/>
+          <w:numId w:val="28"/>
+        </w:numPr>
+        <w:autoSpaceDE/>
+        <w:autoSpaceDN/>
+        <w:spacing w:before="0" w:after="160" w:line="360" w:lineRule="auto"/>
+        <w:ind w:left="1134" w:right="0"/>
+        <w:contextualSpacing/>
+        <w:jc w:val="left"/>
+        <w:rPr>
+          <w:sz w:val="26"/>
+          <w:szCs w:val="26"/>
+        </w:rPr>
+      </w:pPr>
+      <w:r>
+        <w:rPr>
+          <w:sz w:val="26"/>
+          <w:szCs w:val="26"/>
+        </w:rPr>
+        <w:t xml:space="preserve">Both the worst and average case is </w:t>
+      </w:r>
+      <m:oMath>
+        <m:r>
+          <m:rPr>
+            <m:sty m:val="bi"/>
+          </m:rPr>
+          <w:rPr>
+            <w:rFonts w:ascii="Cambria Math" w:hAnsi="Cambria Math"/>
+            <w:sz w:val="26"/>
+            <w:szCs w:val="26"/>
+          </w:rPr>
+          <m:t>O(</m:t>
+        </m:r>
+        <m:sSup>
+          <m:sSupPr>
+            <m:ctrlPr>
+              <w:rPr>
+                <w:rFonts w:ascii="Cambria Math" w:hAnsi="Cambria Math"/>
+                <w:b/>
+                <w:bCs/>
+                <w:i/>
+                <w:sz w:val="26"/>
+                <w:szCs w:val="26"/>
+              </w:rPr>
+            </m:ctrlPr>
+          </m:sSupPr>
+          <m:e>
+            <m:r>
+              <m:rPr>
+                <m:sty m:val="bi"/>
+              </m:rPr>
+              <w:rPr>
+                <w:rFonts w:ascii="Cambria Math" w:hAnsi="Cambria Math"/>
+                <w:sz w:val="26"/>
+                <w:szCs w:val="26"/>
+              </w:rPr>
+              <m:t>n</m:t>
+            </m:r>
+          </m:e>
+          <m:sup>
+            <m:r>
+              <m:rPr>
+                <m:sty m:val="bi"/>
+              </m:rPr>
+              <w:rPr>
+                <w:rFonts w:ascii="Cambria Math" w:hAnsi="Cambria Math"/>
+                <w:sz w:val="26"/>
+                <w:szCs w:val="26"/>
+              </w:rPr>
+              <m:t>2</m:t>
+            </m:r>
+          </m:sup>
+        </m:sSup>
+        <m:r>
+          <m:rPr>
+            <m:sty m:val="bi"/>
+          </m:rPr>
+          <w:rPr>
+            <w:rFonts w:ascii="Cambria Math" w:hAnsi="Cambria Math"/>
+            <w:sz w:val="26"/>
+            <w:szCs w:val="26"/>
+          </w:rPr>
+          <m:t>)</m:t>
+        </m:r>
+      </m:oMath>
+      <w:r>
+        <w:rPr>
+          <w:rFonts w:eastAsiaTheme="minorEastAsia"/>
+          <w:sz w:val="26"/>
+          <w:szCs w:val="26"/>
+        </w:rPr>
+        <w:t>, in which the worst-case scenario happens when the array is in reversed order.</w:t>
+      </w:r>
+    </w:p>
+    <w:p>
+      <w:pPr>
+        <w:pStyle w:val="ListParagraph"/>
+        <w:widowControl/>
+        <w:numPr>
+          <w:ilvl w:val="0"/>
+          <w:numId w:val="28"/>
+        </w:numPr>
+        <w:autoSpaceDE/>
+        <w:autoSpaceDN/>
+        <w:spacing w:before="0" w:after="160" w:line="360" w:lineRule="auto"/>
+        <w:ind w:left="1134" w:right="0"/>
+        <w:contextualSpacing/>
+        <w:jc w:val="left"/>
+        <w:rPr>
+          <w:sz w:val="26"/>
+          <w:szCs w:val="26"/>
+        </w:rPr>
+      </w:pPr>
+      <w:r>
+        <w:rPr>
+          <w:rFonts w:eastAsiaTheme="minorEastAsia"/>
+          <w:sz w:val="26"/>
+          <w:szCs w:val="26"/>
+        </w:rPr>
+        <w:t xml:space="preserve">Space complexity: </w:t>
+      </w:r>
+      <m:oMath>
+        <m:r>
+          <m:rPr>
+            <m:sty m:val="bi"/>
+          </m:rPr>
+          <w:rPr>
+            <w:rFonts w:ascii="Cambria Math" w:hAnsi="Cambria Math"/>
+            <w:sz w:val="26"/>
+            <w:szCs w:val="26"/>
+          </w:rPr>
+          <m:t>O(1)</m:t>
+        </m:r>
+      </m:oMath>
+      <w:r>
+        <w:rPr>
+          <w:rFonts w:eastAsiaTheme="minorEastAsia"/>
+          <w:sz w:val="26"/>
+          <w:szCs w:val="26"/>
+        </w:rPr>
+        <w:t>, we don’t need to use any additional memory.</w:t>
+      </w:r>
+    </w:p>
+    <w:p>
+      <w:pPr>
+        <w:pStyle w:val="Heading3"/>
+        <w:spacing w:after="0"/>
         <w:jc w:val="both"/>
-        <w:rPr>
-          <w:sz w:val="26"/>
-          <w:szCs w:val="26"/>
-          <w:lang w:val="en-US"/>
-        </w:rPr>
-      </w:pPr>
-      <w:r>
-        <w:rPr>
-          <w:sz w:val="26"/>
-          <w:szCs w:val="26"/>
-          <w:lang w:val="en-US"/>
-        </w:rPr>
-        <w:t>Step 1: Starting from the first index i = 1</w:t>
-      </w:r>
-    </w:p>
-    <w:p>
-      <w:pPr>
-        <w:spacing w:after="240" w:line="360" w:lineRule="auto"/>
-        <w:ind w:left="851"/>
-        <w:jc w:val="both"/>
-        <w:rPr>
-          <w:sz w:val="26"/>
-          <w:szCs w:val="26"/>
-          <w:lang w:val="en-US"/>
-        </w:rPr>
-      </w:pPr>
-      <w:r>
-        <w:rPr>
-          <w:sz w:val="26"/>
-          <w:szCs w:val="26"/>
-          <w:lang w:val="en-US"/>
-        </w:rPr>
-        <w:t xml:space="preserve">Step 2: </w:t>
-      </w:r>
-      <w:r>
-        <w:rPr>
-          <w:sz w:val="26"/>
-          <w:szCs w:val="26"/>
-          <w:lang w:val="en-US"/>
-        </w:rPr>
-        <w:t xml:space="preserve">If the next element i + 1 is smaller than i,  </w:t>
-      </w:r>
-    </w:p>
-    <w:p>
-      <w:pPr>
-        <w:pStyle w:val="Heading3"/>
-        <w:jc w:val="both"/>
-      </w:pPr>
-      <w:r>
-        <w:t>1.3. Time and space complexity</w:t>
+      </w:pPr>
+      <w:r>
+        <w:t>1.4. Variants/Improvements</w:t>
       </w:r>
     </w:p>
     <w:p>
@@ -8013,7 +8280,8 @@
           <w:ilvl w:val="0"/>
           <w:numId w:val="5"/>
         </w:numPr>
-        <w:spacing w:after="240" w:line="360" w:lineRule="auto"/>
+        <w:spacing w:before="0" w:line="360" w:lineRule="auto"/>
+        <w:ind w:left="1060" w:hanging="283"/>
         <w:jc w:val="both"/>
         <w:rPr>
           <w:sz w:val="26"/>
@@ -8023,11 +8291,54 @@
       </w:pPr>
       <w:r>
         <w:rPr>
-          <w:sz w:val="26"/>
-          <w:szCs w:val="26"/>
-          <w:lang w:val="en-US"/>
-        </w:rPr>
-        <w:t xml:space="preserve">Time complexity: If Bubble Sort is not optimized (by breaking the loop if the inner loop didn’t cause any swap), all cases are </w:t>
+          <w:b/>
+          <w:sz w:val="26"/>
+          <w:szCs w:val="26"/>
+          <w:lang w:val="en-US"/>
+        </w:rPr>
+        <w:t xml:space="preserve">Odd – even Sort </w:t>
+      </w:r>
+      <w:r>
+        <w:rPr>
+          <w:sz w:val="26"/>
+          <w:szCs w:val="26"/>
+          <w:lang w:val="en-US"/>
+        </w:rPr>
+        <w:t>(</w:t>
+      </w:r>
+      <w:r>
+        <w:rPr>
+          <w:b/>
+          <w:sz w:val="26"/>
+          <w:szCs w:val="26"/>
+          <w:lang w:val="en-US"/>
+        </w:rPr>
+        <w:t>Brick Sort</w:t>
+      </w:r>
+      <w:r>
+        <w:rPr>
+          <w:sz w:val="26"/>
+          <w:szCs w:val="26"/>
+          <w:lang w:val="en-US"/>
+        </w:rPr>
+        <w:t>)</w:t>
+      </w:r>
+      <w:r>
+        <w:rPr>
+          <w:b/>
+          <w:sz w:val="26"/>
+          <w:szCs w:val="26"/>
+          <w:lang w:val="en-US"/>
+        </w:rPr>
+        <w:t>:</w:t>
+      </w:r>
+      <w:r>
+        <w:rPr>
+          <w:sz w:val="26"/>
+          <w:szCs w:val="26"/>
+          <w:lang w:val="en-US"/>
+        </w:rPr>
+        <w:t xml:space="preserve"> For message passing systems. Time complexity is </w:t>
       </w:r>
       <w:r>
         <w:rPr>
@@ -8055,107 +8366,6 @@
           <w:szCs w:val="26"/>
           <w:lang w:val="en-US"/>
         </w:rPr>
-        <w:t>).</w:t>
-      </w:r>
-      <w:r>
-        <w:rPr>
-          <w:sz w:val="26"/>
-          <w:szCs w:val="26"/>
-          <w:lang w:val="en-US"/>
-        </w:rPr>
-        <w:t xml:space="preserve"> Otherwise, time complexity will be measured as below:</w:t>
-      </w:r>
-    </w:p>
-    <w:p>
-      <w:pPr>
-        <w:pStyle w:val="ListParagraph"/>
-        <w:numPr>
-          <w:ilvl w:val="0"/>
-          <w:numId w:val="6"/>
-        </w:numPr>
-        <w:spacing w:after="240" w:line="360" w:lineRule="auto"/>
-        <w:jc w:val="both"/>
-        <w:rPr>
-          <w:sz w:val="26"/>
-          <w:szCs w:val="26"/>
-          <w:lang w:val="en-US"/>
-        </w:rPr>
-      </w:pPr>
-      <w:r>
-        <w:rPr>
-          <w:sz w:val="26"/>
-          <w:szCs w:val="26"/>
-          <w:lang w:val="en-US"/>
-        </w:rPr>
-        <w:t xml:space="preserve">Best case: </w:t>
-      </w:r>
-      <w:r>
-        <w:rPr>
-          <w:b/>
-          <w:sz w:val="26"/>
-          <w:szCs w:val="26"/>
-          <w:lang w:val="en-US"/>
-        </w:rPr>
-        <w:t>O(N);</w:t>
-      </w:r>
-      <w:r>
-        <w:rPr>
-          <w:sz w:val="26"/>
-          <w:szCs w:val="26"/>
-          <w:lang w:val="en-US"/>
-        </w:rPr>
-        <w:t xml:space="preserve"> occurs when the list is already sorted. The number of comparisons is N – 1, the number of swap is 0. </w:t>
-      </w:r>
-    </w:p>
-    <w:p>
-      <w:pPr>
-        <w:pStyle w:val="ListParagraph"/>
-        <w:numPr>
-          <w:ilvl w:val="0"/>
-          <w:numId w:val="6"/>
-        </w:numPr>
-        <w:spacing w:after="240" w:line="360" w:lineRule="auto"/>
-        <w:jc w:val="both"/>
-        <w:rPr>
-          <w:sz w:val="26"/>
-          <w:szCs w:val="26"/>
-          <w:lang w:val="en-US"/>
-        </w:rPr>
-      </w:pPr>
-      <w:r>
-        <w:rPr>
-          <w:sz w:val="26"/>
-          <w:szCs w:val="26"/>
-          <w:lang w:val="en-US"/>
-        </w:rPr>
-        <w:t>Worst case and Average case:</w:t>
-      </w:r>
-      <w:r>
-        <w:rPr>
-          <w:b/>
-          <w:sz w:val="26"/>
-          <w:szCs w:val="26"/>
-          <w:lang w:val="en-US"/>
-        </w:rPr>
-        <w:t xml:space="preserve"> O(N</w:t>
-      </w:r>
-      <w:r>
-        <w:rPr>
-          <w:b/>
-          <w:sz w:val="26"/>
-          <w:szCs w:val="26"/>
-          <w:vertAlign w:val="superscript"/>
-          <w:lang w:val="en-US"/>
-        </w:rPr>
-        <w:t>2</w:t>
-      </w:r>
-      <w:r>
-        <w:rPr>
-          <w:b/>
-          <w:sz w:val="26"/>
-          <w:szCs w:val="26"/>
-          <w:lang w:val="en-US"/>
-        </w:rPr>
         <w:t>)</w:t>
       </w:r>
       <w:r>
@@ -8164,7 +8374,25 @@
           <w:szCs w:val="26"/>
           <w:lang w:val="en-US"/>
         </w:rPr>
-        <w:t xml:space="preserve">. The worst case occurs when the list is in reversed order. </w:t>
+        <w:t xml:space="preserve"> and auxiliary space is </w:t>
+      </w:r>
+      <w:r>
+        <w:rPr>
+          <w:b/>
+          <w:sz w:val="26"/>
+          <w:szCs w:val="26"/>
+          <w:lang w:val="en-US"/>
+        </w:rPr>
+        <w:t>O(1)</w:t>
+      </w:r>
+      <w:r>
+        <w:rPr>
+          <w:b/>
+          <w:sz w:val="26"/>
+          <w:szCs w:val="26"/>
+          <w:lang w:val="en-US"/>
+        </w:rPr>
+        <w:t>.</w:t>
       </w:r>
     </w:p>
     <w:p>
@@ -8174,7 +8402,8 @@
           <w:ilvl w:val="0"/>
           <w:numId w:val="5"/>
         </w:numPr>
-        <w:spacing w:after="240" w:line="360" w:lineRule="auto"/>
+        <w:spacing w:before="0" w:line="360" w:lineRule="auto"/>
+        <w:ind w:left="1060" w:hanging="283"/>
         <w:jc w:val="both"/>
         <w:rPr>
           <w:sz w:val="26"/>
@@ -8184,11 +8413,141 @@
       </w:pPr>
       <w:r>
         <w:rPr>
-          <w:sz w:val="26"/>
-          <w:szCs w:val="26"/>
-          <w:lang w:val="en-US"/>
-        </w:rPr>
-        <w:t xml:space="preserve">Auxiliary space: </w:t>
+          <w:b/>
+          <w:sz w:val="26"/>
+          <w:szCs w:val="26"/>
+          <w:lang w:val="en-US"/>
+        </w:rPr>
+        <w:t>Cocktail Sort</w:t>
+      </w:r>
+      <w:r>
+        <w:rPr>
+          <w:sz w:val="26"/>
+          <w:szCs w:val="26"/>
+          <w:lang w:val="en-US"/>
+        </w:rPr>
+        <w:t xml:space="preserve"> (</w:t>
+      </w:r>
+      <w:r>
+        <w:rPr>
+          <w:b/>
+          <w:sz w:val="26"/>
+          <w:szCs w:val="26"/>
+          <w:lang w:val="en-US"/>
+        </w:rPr>
+        <w:t>Cocktail Shaker Sort</w:t>
+      </w:r>
+      <w:r>
+        <w:rPr>
+          <w:sz w:val="26"/>
+          <w:szCs w:val="26"/>
+          <w:lang w:val="en-US"/>
+        </w:rPr>
+        <w:t xml:space="preserve">): This sorting algorithm traverses through the given array in both directions alternatively. It is also efficient for large array,  rather than Bubble Sort. Time complexity is </w:t>
+      </w:r>
+      <w:r>
+        <w:rPr>
+          <w:b/>
+          <w:sz w:val="26"/>
+          <w:szCs w:val="26"/>
+          <w:lang w:val="en-US"/>
+        </w:rPr>
+        <w:t xml:space="preserve">O(N) </w:t>
+      </w:r>
+      <w:r>
+        <w:rPr>
+          <w:sz w:val="26"/>
+          <w:szCs w:val="26"/>
+          <w:lang w:val="en-US"/>
+        </w:rPr>
+        <w:t xml:space="preserve">in </w:t>
+      </w:r>
+      <w:r>
+        <w:rPr>
+          <w:i/>
+          <w:sz w:val="26"/>
+          <w:szCs w:val="26"/>
+          <w:lang w:val="en-US"/>
+        </w:rPr>
+        <w:t>best case</w:t>
+      </w:r>
+      <w:r>
+        <w:rPr>
+          <w:sz w:val="26"/>
+          <w:szCs w:val="26"/>
+          <w:lang w:val="en-US"/>
+        </w:rPr>
+        <w:t xml:space="preserve">, </w:t>
+      </w:r>
+      <w:r>
+        <w:rPr>
+          <w:b/>
+          <w:sz w:val="26"/>
+          <w:szCs w:val="26"/>
+          <w:lang w:val="en-US"/>
+        </w:rPr>
+        <w:t>O(N</w:t>
+      </w:r>
+      <w:r>
+        <w:rPr>
+          <w:b/>
+          <w:sz w:val="26"/>
+          <w:szCs w:val="26"/>
+          <w:vertAlign w:val="superscript"/>
+          <w:lang w:val="en-US"/>
+        </w:rPr>
+        <w:t>2</w:t>
+      </w:r>
+      <w:r>
+        <w:rPr>
+          <w:b/>
+          <w:sz w:val="26"/>
+          <w:szCs w:val="26"/>
+          <w:lang w:val="en-US"/>
+        </w:rPr>
+        <w:t xml:space="preserve">) </w:t>
+      </w:r>
+      <w:r>
+        <w:rPr>
+          <w:sz w:val="26"/>
+          <w:szCs w:val="26"/>
+          <w:lang w:val="en-US"/>
+        </w:rPr>
+        <w:t xml:space="preserve">in </w:t>
+      </w:r>
+      <w:r>
+        <w:rPr>
+          <w:i/>
+          <w:sz w:val="26"/>
+          <w:szCs w:val="26"/>
+          <w:lang w:val="en-US"/>
+        </w:rPr>
+        <w:t xml:space="preserve">average </w:t>
+      </w:r>
+      <w:r>
+        <w:rPr>
+          <w:sz w:val="26"/>
+          <w:szCs w:val="26"/>
+          <w:lang w:val="en-US"/>
+        </w:rPr>
+        <w:t>and</w:t>
+      </w:r>
+      <w:r>
+        <w:rPr>
+          <w:i/>
+          <w:sz w:val="26"/>
+          <w:szCs w:val="26"/>
+          <w:lang w:val="en-US"/>
+        </w:rPr>
+        <w:t xml:space="preserve"> worse case</w:t>
+      </w:r>
+      <w:r>
+        <w:rPr>
+          <w:sz w:val="26"/>
+          <w:szCs w:val="26"/>
+          <w:lang w:val="en-US"/>
+        </w:rPr>
+        <w:t xml:space="preserve">. Auxiliary space required is </w:t>
       </w:r>
       <w:r>
         <w:rPr>
@@ -8205,16 +8564,7 @@
           <w:szCs w:val="26"/>
           <w:lang w:val="en-US"/>
         </w:rPr>
-        <w:t>, no additional space is used.</w:t>
-      </w:r>
-    </w:p>
-    <w:p>
-      <w:pPr>
-        <w:pStyle w:val="Heading3"/>
-        <w:jc w:val="both"/>
-      </w:pPr>
-      <w:r>
-        <w:t>1.4. Variants/Improvements</w:t>
+        <w:t>.</w:t>
       </w:r>
     </w:p>
     <w:p>
@@ -8222,9 +8572,10 @@
         <w:pStyle w:val="ListParagraph"/>
         <w:numPr>
           <w:ilvl w:val="0"/>
-          <w:numId w:val="5"/>
+          <w:numId w:val="29"/>
         </w:numPr>
-        <w:spacing w:after="240" w:line="360" w:lineRule="auto"/>
+        <w:spacing w:before="0" w:line="360" w:lineRule="auto"/>
+        <w:ind w:left="1061" w:hanging="284"/>
         <w:jc w:val="both"/>
         <w:rPr>
           <w:sz w:val="26"/>
@@ -8236,274 +8587,16 @@
         <w:rPr>
           <w:sz w:val="26"/>
           <w:szCs w:val="26"/>
-          <w:lang w:val="en-US"/>
-        </w:rPr>
-        <w:t xml:space="preserve">Odd – even Sort (Brick Sort): For message passing systems. Time complexity is </w:t>
-      </w:r>
-      <w:r>
-        <w:rPr>
-          <w:b/>
-          <w:sz w:val="26"/>
-          <w:szCs w:val="26"/>
-          <w:lang w:val="en-US"/>
-        </w:rPr>
-        <w:t>O(N</w:t>
-      </w:r>
-      <w:r>
-        <w:rPr>
-          <w:b/>
-          <w:sz w:val="26"/>
-          <w:szCs w:val="26"/>
-          <w:vertAlign w:val="superscript"/>
-          <w:lang w:val="en-US"/>
-        </w:rPr>
-        <w:t>2</w:t>
-      </w:r>
-      <w:r>
-        <w:rPr>
-          <w:b/>
-          <w:sz w:val="26"/>
-          <w:szCs w:val="26"/>
-          <w:lang w:val="en-US"/>
-        </w:rPr>
-        <w:t>)</w:t>
-      </w:r>
-      <w:r>
-        <w:rPr>
-          <w:sz w:val="26"/>
-          <w:szCs w:val="26"/>
-          <w:lang w:val="en-US"/>
-        </w:rPr>
-        <w:t xml:space="preserve"> and auxiliary space is </w:t>
-      </w:r>
-      <w:r>
-        <w:rPr>
-          <w:b/>
-          <w:sz w:val="26"/>
-          <w:szCs w:val="26"/>
-          <w:lang w:val="en-US"/>
-        </w:rPr>
-        <w:t>O(1)</w:t>
-      </w:r>
-      <w:r>
-        <w:rPr>
-          <w:b/>
+        </w:rPr>
+        <w:t>We can put a flag inside the loop of bubble sort to break out in case that loop has no swap, which means the array is already sorted. This way can reduce the number of passes</w:t>
+      </w:r>
+      <w:r>
+        <w:rPr>
           <w:sz w:val="26"/>
           <w:szCs w:val="26"/>
           <w:lang w:val="en-US"/>
         </w:rPr>
         <w:t>.</w:t>
-      </w:r>
-    </w:p>
-    <w:p>
-      <w:pPr>
-        <w:pStyle w:val="ListParagraph"/>
-        <w:numPr>
-          <w:ilvl w:val="0"/>
-          <w:numId w:val="5"/>
-        </w:numPr>
-        <w:spacing w:after="240" w:line="360" w:lineRule="auto"/>
-        <w:jc w:val="both"/>
-        <w:rPr>
-          <w:sz w:val="26"/>
-          <w:szCs w:val="26"/>
-          <w:lang w:val="en-US"/>
-        </w:rPr>
-      </w:pPr>
-      <w:r>
-        <w:rPr>
-          <w:sz w:val="26"/>
-          <w:szCs w:val="26"/>
-          <w:lang w:val="en-US"/>
-        </w:rPr>
-        <w:t xml:space="preserve">Cocktail Sort (Cocktail Shaker Sort): This sorting algorithm traverses through the given array in both directions alternatively. It is also efficient for large array,  rather than </w:t>
-      </w:r>
-      <w:r>
-        <w:rPr>
-          <w:sz w:val="26"/>
-          <w:szCs w:val="26"/>
-          <w:lang w:val="en-US"/>
-        </w:rPr>
-        <w:lastRenderedPageBreak/>
-        <w:t xml:space="preserve">Bubble Sort. Time complexity is </w:t>
-      </w:r>
-      <w:r>
-        <w:rPr>
-          <w:b/>
-          <w:sz w:val="26"/>
-          <w:szCs w:val="26"/>
-          <w:lang w:val="en-US"/>
-        </w:rPr>
-        <w:t xml:space="preserve">O(N) </w:t>
-      </w:r>
-      <w:r>
-        <w:rPr>
-          <w:sz w:val="26"/>
-          <w:szCs w:val="26"/>
-          <w:lang w:val="en-US"/>
-        </w:rPr>
-        <w:t xml:space="preserve">in </w:t>
-      </w:r>
-      <w:r>
-        <w:rPr>
-          <w:i/>
-          <w:sz w:val="26"/>
-          <w:szCs w:val="26"/>
-          <w:lang w:val="en-US"/>
-        </w:rPr>
-        <w:t>best case</w:t>
-      </w:r>
-      <w:r>
-        <w:rPr>
-          <w:sz w:val="26"/>
-          <w:szCs w:val="26"/>
-          <w:lang w:val="en-US"/>
-        </w:rPr>
-        <w:t xml:space="preserve">, </w:t>
-      </w:r>
-      <w:r>
-        <w:rPr>
-          <w:b/>
-          <w:sz w:val="26"/>
-          <w:szCs w:val="26"/>
-          <w:lang w:val="en-US"/>
-        </w:rPr>
-        <w:t>O(N</w:t>
-      </w:r>
-      <w:r>
-        <w:rPr>
-          <w:b/>
-          <w:sz w:val="26"/>
-          <w:szCs w:val="26"/>
-          <w:vertAlign w:val="superscript"/>
-          <w:lang w:val="en-US"/>
-        </w:rPr>
-        <w:t>2</w:t>
-      </w:r>
-      <w:r>
-        <w:rPr>
-          <w:b/>
-          <w:sz w:val="26"/>
-          <w:szCs w:val="26"/>
-          <w:lang w:val="en-US"/>
-        </w:rPr>
-        <w:t xml:space="preserve">) </w:t>
-      </w:r>
-      <w:r>
-        <w:rPr>
-          <w:sz w:val="26"/>
-          <w:szCs w:val="26"/>
-          <w:lang w:val="en-US"/>
-        </w:rPr>
-        <w:t xml:space="preserve">in </w:t>
-      </w:r>
-      <w:r>
-        <w:rPr>
-          <w:i/>
-          <w:sz w:val="26"/>
-          <w:szCs w:val="26"/>
-          <w:lang w:val="en-US"/>
-        </w:rPr>
-        <w:t xml:space="preserve">average </w:t>
-      </w:r>
-      <w:r>
-        <w:rPr>
-          <w:sz w:val="26"/>
-          <w:szCs w:val="26"/>
-          <w:lang w:val="en-US"/>
-        </w:rPr>
-        <w:t>and</w:t>
-      </w:r>
-      <w:r>
-        <w:rPr>
-          <w:i/>
-          <w:sz w:val="26"/>
-          <w:szCs w:val="26"/>
-          <w:lang w:val="en-US"/>
-        </w:rPr>
-        <w:t xml:space="preserve"> worse case</w:t>
-      </w:r>
-      <w:r>
-        <w:rPr>
-          <w:sz w:val="26"/>
-          <w:szCs w:val="26"/>
-          <w:lang w:val="en-US"/>
-        </w:rPr>
-        <w:t xml:space="preserve">. Auxiliary space required is </w:t>
-      </w:r>
-      <w:r>
-        <w:rPr>
-          <w:b/>
-          <w:sz w:val="26"/>
-          <w:szCs w:val="26"/>
-          <w:lang w:val="en-US"/>
-        </w:rPr>
-        <w:t>O(1)</w:t>
-      </w:r>
-      <w:r>
-        <w:rPr>
-          <w:sz w:val="26"/>
-          <w:szCs w:val="26"/>
-          <w:lang w:val="en-US"/>
-        </w:rPr>
-        <w:t>.</w:t>
-      </w:r>
-    </w:p>
-    <w:p>
-      <w:pPr>
-        <w:pStyle w:val="ListParagraph"/>
-        <w:numPr>
-          <w:ilvl w:val="0"/>
-          <w:numId w:val="5"/>
-        </w:numPr>
-        <w:spacing w:after="240" w:line="360" w:lineRule="auto"/>
-        <w:jc w:val="both"/>
-        <w:rPr>
-          <w:sz w:val="26"/>
-          <w:szCs w:val="26"/>
-          <w:lang w:val="en-US"/>
-        </w:rPr>
-      </w:pPr>
-      <w:r>
-        <w:rPr>
-          <w:sz w:val="26"/>
-          <w:szCs w:val="26"/>
-          <w:lang w:val="en-US"/>
-        </w:rPr>
-        <w:t xml:space="preserve">Alone Bubble Sort: A 1992 modification of Bubble Sort, allows the swapping to continue until the smaller element in the array is reached. </w:t>
-      </w:r>
-    </w:p>
-    <w:p>
-      <w:pPr>
-        <w:spacing w:after="240" w:line="360" w:lineRule="auto"/>
-        <w:ind w:left="1211"/>
-        <w:jc w:val="both"/>
-        <w:rPr>
-          <w:sz w:val="26"/>
-          <w:szCs w:val="26"/>
-          <w:lang w:val="en-US"/>
-        </w:rPr>
-      </w:pPr>
-    </w:p>
-    <w:p>
-      <w:pPr>
-        <w:widowControl/>
-        <w:autoSpaceDE/>
-        <w:autoSpaceDN/>
-        <w:jc w:val="both"/>
-        <w:rPr>
-          <w:sz w:val="26"/>
-          <w:szCs w:val="26"/>
-          <w:lang w:val="en-US"/>
-        </w:rPr>
-      </w:pPr>
-      <w:r>
-        <w:rPr>
-          <w:sz w:val="26"/>
-          <w:szCs w:val="26"/>
-          <w:lang w:val="en-US"/>
-        </w:rPr>
-        <w:br w:type="page"/>
       </w:r>
     </w:p>
     <w:p>
@@ -8518,7 +8611,7 @@
     <w:p>
       <w:pPr>
         <w:pStyle w:val="Heading3"/>
-        <w:spacing w:line="240" w:lineRule="auto"/>
+        <w:spacing w:after="0"/>
         <w:jc w:val="both"/>
       </w:pPr>
       <w:r>
@@ -8538,17 +8631,44 @@
       </w:pPr>
       <w:r>
         <w:rPr>
-          <w:sz w:val="26"/>
-          <w:szCs w:val="26"/>
-          <w:lang w:val="en-US"/>
-        </w:rPr>
-        <w:t>Counting sort is a sorting algorithm that sorts the elements of an array by counting the number of occurrences of each unique element in the array. The count is stored in an auxiliary array and the sorting is done by mapping the count as an index of the auxiliary array.</w:t>
+          <w:b/>
+          <w:sz w:val="26"/>
+          <w:szCs w:val="26"/>
+          <w:lang w:val="en-US"/>
+        </w:rPr>
+        <w:t xml:space="preserve">Counting </w:t>
+      </w:r>
+      <w:r>
+        <w:rPr>
+          <w:b/>
+          <w:sz w:val="26"/>
+          <w:szCs w:val="26"/>
+          <w:lang w:val="en-US"/>
+        </w:rPr>
+        <w:t>S</w:t>
+      </w:r>
+      <w:r>
+        <w:rPr>
+          <w:b/>
+          <w:sz w:val="26"/>
+          <w:szCs w:val="26"/>
+          <w:lang w:val="en-US"/>
+        </w:rPr>
+        <w:t>ort</w:t>
+      </w:r>
+      <w:r>
+        <w:rPr>
+          <w:sz w:val="26"/>
+          <w:szCs w:val="26"/>
+          <w:lang w:val="en-US"/>
+        </w:rPr>
+        <w:t xml:space="preserve"> is a sorting algorithm that sorts the elements of an array by counting the number of occurrences of each unique element in the array. The count is stored in an auxiliary array and the sorting is done by mapping the count as an index of the auxiliary array.</w:t>
       </w:r>
     </w:p>
     <w:p>
       <w:pPr>
         <w:pStyle w:val="Heading3"/>
-        <w:spacing w:line="240" w:lineRule="auto"/>
+        <w:spacing w:after="0"/>
         <w:jc w:val="both"/>
       </w:pPr>
       <w:r>
@@ -9660,6 +9780,7 @@
       </w:pPr>
       <w:r>
         <w:rPr>
+          <w:b/>
           <w:sz w:val="26"/>
           <w:szCs w:val="26"/>
         </w:rPr>
@@ -11932,6 +12053,7 @@
     <w:p>
       <w:pPr>
         <w:pStyle w:val="Heading3"/>
+        <w:spacing w:after="0"/>
         <w:jc w:val="both"/>
       </w:pPr>
       <w:r>
@@ -11940,7 +12062,7 @@
     </w:p>
     <w:p>
       <w:pPr>
-        <w:spacing w:after="240" w:line="360" w:lineRule="auto"/>
+        <w:spacing w:line="360" w:lineRule="auto"/>
         <w:ind w:left="851"/>
         <w:jc w:val="both"/>
         <w:rPr>
@@ -11951,11 +12073,20 @@
       </w:pPr>
       <w:r>
         <w:rPr>
-          <w:sz w:val="26"/>
-          <w:szCs w:val="26"/>
-          <w:lang w:val="en-US"/>
-        </w:rPr>
-        <w:t xml:space="preserve">Heap Sort is </w:t>
+          <w:b/>
+          <w:sz w:val="26"/>
+          <w:szCs w:val="26"/>
+          <w:lang w:val="en-US"/>
+        </w:rPr>
+        <w:t>Heap Sort</w:t>
+      </w:r>
+      <w:r>
+        <w:rPr>
+          <w:sz w:val="26"/>
+          <w:szCs w:val="26"/>
+          <w:lang w:val="en-US"/>
+        </w:rPr>
+        <w:t xml:space="preserve"> is </w:t>
       </w:r>
       <w:r>
         <w:rPr>
@@ -11971,7 +12102,24 @@
           <w:szCs w:val="26"/>
           <w:lang w:val="en-US"/>
         </w:rPr>
-        <w:t>d on Binary Heap data structure</w:t>
+        <w:t xml:space="preserve">d on </w:t>
+      </w:r>
+      <w:r>
+        <w:rPr>
+          <w:b/>
+          <w:sz w:val="26"/>
+          <w:szCs w:val="26"/>
+          <w:lang w:val="en-US"/>
+        </w:rPr>
+        <w:t>Binary Heap</w:t>
+      </w:r>
+      <w:r>
+        <w:rPr>
+          <w:sz w:val="26"/>
+          <w:szCs w:val="26"/>
+          <w:lang w:val="en-US"/>
+        </w:rPr>
+        <w:t xml:space="preserve"> data structure</w:t>
       </w:r>
       <w:r>
         <w:rPr>
@@ -12027,6 +12175,7 @@
     <w:p>
       <w:pPr>
         <w:pStyle w:val="Heading3"/>
+        <w:spacing w:after="0"/>
         <w:jc w:val="both"/>
       </w:pPr>
       <w:r>
@@ -12035,9 +12184,6 @@
     </w:p>
     <w:p>
       <w:pPr>
-        <w:spacing w:after="240" w:line="360" w:lineRule="auto"/>
-        <w:ind w:left="851"/>
-        <w:jc w:val="both"/>
         <w:rPr>
           <w:sz w:val="26"/>
           <w:szCs w:val="26"/>
@@ -12048,6 +12194,7 @@
     <w:p>
       <w:pPr>
         <w:pStyle w:val="Heading3"/>
+        <w:spacing w:after="0"/>
         <w:jc w:val="both"/>
       </w:pPr>
       <w:r>
@@ -12061,7 +12208,7 @@
           <w:ilvl w:val="0"/>
           <w:numId w:val="10"/>
         </w:numPr>
-        <w:spacing w:after="240" w:line="360" w:lineRule="auto"/>
+        <w:spacing w:before="0" w:line="360" w:lineRule="auto"/>
         <w:jc w:val="both"/>
         <w:rPr>
           <w:sz w:val="26"/>
@@ -12136,7 +12283,7 @@
           <w:ilvl w:val="0"/>
           <w:numId w:val="10"/>
         </w:numPr>
-        <w:spacing w:after="240" w:line="360" w:lineRule="auto"/>
+        <w:spacing w:before="0" w:line="360" w:lineRule="auto"/>
         <w:jc w:val="both"/>
         <w:rPr>
           <w:sz w:val="26"/>
@@ -12224,6 +12371,7 @@
     <w:p>
       <w:pPr>
         <w:pStyle w:val="Heading3"/>
+        <w:spacing w:after="0"/>
         <w:jc w:val="both"/>
       </w:pPr>
       <w:r>
@@ -12232,7 +12380,7 @@
     </w:p>
     <w:p>
       <w:pPr>
-        <w:spacing w:after="240" w:line="360" w:lineRule="auto"/>
+        <w:spacing w:line="360" w:lineRule="auto"/>
         <w:ind w:left="851" w:firstLine="589"/>
         <w:jc w:val="both"/>
         <w:rPr>
@@ -12349,6 +12497,7 @@
     <w:p>
       <w:pPr>
         <w:pStyle w:val="Heading3"/>
+        <w:spacing w:after="0"/>
         <w:jc w:val="both"/>
       </w:pPr>
       <w:r>
@@ -12357,19 +12506,155 @@
     </w:p>
     <w:p>
       <w:pPr>
-        <w:spacing w:after="240" w:line="360" w:lineRule="auto"/>
+        <w:spacing w:line="360" w:lineRule="auto"/>
         <w:ind w:left="851"/>
-        <w:jc w:val="both"/>
-        <w:rPr>
-          <w:sz w:val="26"/>
-          <w:szCs w:val="26"/>
-          <w:lang w:val="en-US"/>
-        </w:rPr>
-      </w:pPr>
+        <w:rPr>
+          <w:rFonts w:eastAsia="Arial"/>
+          <w:sz w:val="26"/>
+          <w:szCs w:val="26"/>
+          <w:lang w:val="en-US"/>
+        </w:rPr>
+      </w:pPr>
+      <w:r>
+        <w:rPr>
+          <w:rFonts w:eastAsia="Arial"/>
+          <w:b/>
+          <w:bCs/>
+          <w:sz w:val="26"/>
+          <w:szCs w:val="26"/>
+          <w:lang w:val="en-US"/>
+        </w:rPr>
+        <w:t xml:space="preserve">Step 1 </w:t>
+      </w:r>
+      <w:r>
+        <w:rPr>
+          <w:rFonts w:eastAsia="Arial"/>
+          <w:sz w:val="26"/>
+          <w:szCs w:val="26"/>
+          <w:lang w:val="en-US"/>
+        </w:rPr>
+        <w:t>: Consider first element of the list is in sorted part</w:t>
+      </w:r>
+    </w:p>
+    <w:p>
+      <w:pPr>
+        <w:spacing w:line="360" w:lineRule="auto"/>
+        <w:ind w:left="851"/>
+        <w:rPr>
+          <w:rFonts w:eastAsia="Arial"/>
+          <w:sz w:val="26"/>
+          <w:szCs w:val="26"/>
+          <w:lang w:val="en-US"/>
+        </w:rPr>
+      </w:pPr>
+      <w:r>
+        <w:rPr>
+          <w:rFonts w:eastAsia="Arial"/>
+          <w:b/>
+          <w:bCs/>
+          <w:sz w:val="26"/>
+          <w:szCs w:val="26"/>
+          <w:lang w:val="en-US"/>
+        </w:rPr>
+        <w:t>Step 2</w:t>
+      </w:r>
+      <w:r>
+        <w:rPr>
+          <w:rFonts w:eastAsia="Arial"/>
+          <w:sz w:val="26"/>
+          <w:szCs w:val="26"/>
+          <w:lang w:val="en-US"/>
+        </w:rPr>
+        <w:t xml:space="preserve"> : Take the element next to sorted part and save it as a key</w:t>
+      </w:r>
+    </w:p>
+    <w:p>
+      <w:pPr>
+        <w:spacing w:line="360" w:lineRule="auto"/>
+        <w:ind w:left="851"/>
+        <w:rPr>
+          <w:rFonts w:eastAsia="Arial"/>
+          <w:sz w:val="26"/>
+          <w:szCs w:val="26"/>
+          <w:lang w:val="en-US"/>
+        </w:rPr>
+      </w:pPr>
+      <w:r>
+        <w:rPr>
+          <w:rFonts w:eastAsia="Arial"/>
+          <w:b/>
+          <w:bCs/>
+          <w:sz w:val="26"/>
+          <w:szCs w:val="26"/>
+          <w:lang w:val="en-US"/>
+        </w:rPr>
+        <w:t>Step 3</w:t>
+      </w:r>
+      <w:r>
+        <w:rPr>
+          <w:rFonts w:eastAsia="Arial"/>
+          <w:sz w:val="26"/>
+          <w:szCs w:val="26"/>
+          <w:lang w:val="en-US"/>
+        </w:rPr>
+        <w:t xml:space="preserve"> : Compare the key with the whole sorted list and place it in correct order</w:t>
+      </w:r>
+    </w:p>
+    <w:p>
+      <w:pPr>
+        <w:spacing w:line="360" w:lineRule="auto"/>
+        <w:ind w:left="851"/>
+        <w:rPr>
+          <w:rFonts w:eastAsia="Arial"/>
+          <w:sz w:val="26"/>
+          <w:szCs w:val="26"/>
+          <w:lang w:val="en-US"/>
+        </w:rPr>
+      </w:pPr>
+      <w:r>
+        <w:rPr>
+          <w:rFonts w:eastAsia="Arial"/>
+          <w:b/>
+          <w:bCs/>
+          <w:sz w:val="26"/>
+          <w:szCs w:val="26"/>
+          <w:lang w:val="en-US"/>
+        </w:rPr>
+        <w:t xml:space="preserve">Step 4 </w:t>
+      </w:r>
+      <w:r>
+        <w:rPr>
+          <w:rFonts w:eastAsia="Arial"/>
+          <w:sz w:val="26"/>
+          <w:szCs w:val="26"/>
+          <w:lang w:val="en-US"/>
+        </w:rPr>
+        <w:t xml:space="preserve">: Back to </w:t>
+      </w:r>
+      <w:r>
+        <w:rPr>
+          <w:rFonts w:eastAsia="Arial"/>
+          <w:b/>
+          <w:sz w:val="26"/>
+          <w:szCs w:val="26"/>
+          <w:lang w:val="en-US"/>
+        </w:rPr>
+        <w:t>Step 2</w:t>
+      </w:r>
+      <w:r>
+        <w:rPr>
+          <w:rFonts w:eastAsia="Arial"/>
+          <w:sz w:val="26"/>
+          <w:szCs w:val="26"/>
+          <w:lang w:val="en-US"/>
+        </w:rPr>
+        <w:t xml:space="preserve"> until the whole list in sorted part</w:t>
+      </w:r>
     </w:p>
     <w:p>
       <w:pPr>
         <w:pStyle w:val="Heading3"/>
+        <w:spacing w:before="0" w:after="0"/>
         <w:jc w:val="both"/>
       </w:pPr>
       <w:r>
@@ -12383,7 +12668,7 @@
           <w:ilvl w:val="0"/>
           <w:numId w:val="8"/>
         </w:numPr>
-        <w:spacing w:after="240" w:line="360" w:lineRule="auto"/>
+        <w:spacing w:before="0" w:line="360" w:lineRule="auto"/>
         <w:jc w:val="both"/>
         <w:rPr>
           <w:sz w:val="26"/>
@@ -12407,7 +12692,7 @@
           <w:ilvl w:val="0"/>
           <w:numId w:val="11"/>
         </w:numPr>
-        <w:spacing w:after="240" w:line="360" w:lineRule="auto"/>
+        <w:spacing w:before="0" w:line="360" w:lineRule="auto"/>
         <w:jc w:val="both"/>
         <w:rPr>
           <w:sz w:val="26"/>
@@ -12440,7 +12725,7 @@
           <w:ilvl w:val="0"/>
           <w:numId w:val="11"/>
         </w:numPr>
-        <w:spacing w:after="240" w:line="360" w:lineRule="auto"/>
+        <w:spacing w:before="0" w:line="360" w:lineRule="auto"/>
         <w:jc w:val="both"/>
         <w:rPr>
           <w:sz w:val="26"/>
@@ -12492,7 +12777,7 @@
           <w:ilvl w:val="0"/>
           <w:numId w:val="8"/>
         </w:numPr>
-        <w:spacing w:after="240" w:line="360" w:lineRule="auto"/>
+        <w:spacing w:before="0" w:line="360" w:lineRule="auto"/>
         <w:jc w:val="both"/>
         <w:rPr>
           <w:sz w:val="26"/>
@@ -12521,6 +12806,7 @@
     <w:p>
       <w:pPr>
         <w:pStyle w:val="Heading3"/>
+        <w:spacing w:after="0"/>
         <w:jc w:val="both"/>
       </w:pPr>
       <w:r>
@@ -12529,8 +12815,8 @@
     </w:p>
     <w:p>
       <w:pPr>
-        <w:spacing w:before="240" w:after="240" w:line="360" w:lineRule="auto"/>
-        <w:ind w:firstLine="709"/>
+        <w:spacing w:line="360" w:lineRule="auto"/>
+        <w:ind w:left="851"/>
         <w:jc w:val="both"/>
         <w:rPr>
           <w:i/>
@@ -12551,8 +12837,8 @@
     </w:p>
     <w:p>
       <w:pPr>
-        <w:spacing w:before="240" w:after="240" w:line="360" w:lineRule="auto"/>
-        <w:ind w:left="709"/>
+        <w:spacing w:line="360" w:lineRule="auto"/>
+        <w:ind w:left="851"/>
         <w:jc w:val="both"/>
         <w:rPr>
           <w:sz w:val="26"/>
@@ -12574,13 +12860,30 @@
           <w:szCs w:val="26"/>
           <w:lang w:val="en-US"/>
         </w:rPr>
-        <w:t>duce the number of comparisons because Binary Insertion Sort compares fewer elements using binary search instead of linear search.</w:t>
-      </w:r>
-    </w:p>
-    <w:p>
-      <w:pPr>
-        <w:spacing w:before="240" w:after="240" w:line="360" w:lineRule="auto"/>
-        <w:ind w:left="709"/>
+        <w:t xml:space="preserve">duce the number of comparisons because </w:t>
+      </w:r>
+      <w:r>
+        <w:rPr>
+          <w:b/>
+          <w:sz w:val="26"/>
+          <w:szCs w:val="26"/>
+          <w:lang w:val="en-US"/>
+        </w:rPr>
+        <w:t>Binary Insertion Sort</w:t>
+      </w:r>
+      <w:r>
+        <w:rPr>
+          <w:sz w:val="26"/>
+          <w:szCs w:val="26"/>
+          <w:lang w:val="en-US"/>
+        </w:rPr>
+        <w:t xml:space="preserve"> compares fewer elements using binary search instead of linear search.</w:t>
+      </w:r>
+    </w:p>
+    <w:p>
+      <w:pPr>
+        <w:spacing w:line="360" w:lineRule="auto"/>
+        <w:ind w:left="851"/>
         <w:jc w:val="both"/>
         <w:rPr>
           <w:i/>
@@ -12604,6 +12907,49 @@
           <w:szCs w:val="26"/>
           <w:lang w:val="en-US"/>
         </w:rPr>
+        <w:t xml:space="preserve">O(N log N) </w:t>
+      </w:r>
+      <w:r>
+        <w:rPr>
+          <w:b/>
+          <w:sz w:val="26"/>
+          <w:szCs w:val="26"/>
+          <w:lang w:val="en-US"/>
+        </w:rPr>
+        <w:t xml:space="preserve"> </w:t>
+      </w:r>
+      <w:r>
+        <w:rPr>
+          <w:sz w:val="26"/>
+          <w:szCs w:val="26"/>
+          <w:lang w:val="en-US"/>
+        </w:rPr>
+        <w:t xml:space="preserve">in </w:t>
+      </w:r>
+      <w:r>
+        <w:rPr>
+          <w:i/>
+          <w:sz w:val="26"/>
+          <w:szCs w:val="26"/>
+          <w:lang w:val="en-US"/>
+        </w:rPr>
+        <w:t>best case</w:t>
+      </w:r>
+      <w:r>
+        <w:rPr>
+          <w:sz w:val="26"/>
+          <w:szCs w:val="26"/>
+          <w:lang w:val="en-US"/>
+        </w:rPr>
+        <w:t xml:space="preserve">, and is </w:t>
+      </w:r>
+      <w:r>
+        <w:rPr>
+          <w:b/>
+          <w:sz w:val="26"/>
+          <w:szCs w:val="26"/>
+          <w:lang w:val="en-US"/>
+        </w:rPr>
         <w:t>O(N</w:t>
       </w:r>
       <w:r>
@@ -12640,32 +12986,15 @@
           <w:szCs w:val="26"/>
           <w:lang w:val="en-US"/>
         </w:rPr>
-        <w:t>best case</w:t>
-      </w:r>
-      <w:r>
-        <w:rPr>
-          <w:sz w:val="26"/>
-          <w:szCs w:val="26"/>
-          <w:lang w:val="en-US"/>
-        </w:rPr>
-        <w:t xml:space="preserve">, and is </w:t>
-      </w:r>
-      <w:r>
-        <w:rPr>
-          <w:b/>
-          <w:sz w:val="26"/>
-          <w:szCs w:val="26"/>
-          <w:lang w:val="en-US"/>
-        </w:rPr>
-        <w:t xml:space="preserve">O(N log N) </w:t>
-      </w:r>
-      <w:r>
-        <w:rPr>
-          <w:sz w:val="26"/>
-          <w:szCs w:val="26"/>
-          <w:lang w:val="en-US"/>
-        </w:rPr>
-        <w:t xml:space="preserve">in </w:t>
+        <w:t xml:space="preserve">average case </w:t>
+      </w:r>
+      <w:r>
+        <w:rPr>
+          <w:sz w:val="26"/>
+          <w:szCs w:val="26"/>
+          <w:lang w:val="en-US"/>
+        </w:rPr>
+        <w:t xml:space="preserve">and </w:t>
       </w:r>
       <w:r>
         <w:rPr>
@@ -12674,30 +13003,13 @@
           <w:szCs w:val="26"/>
           <w:lang w:val="en-US"/>
         </w:rPr>
-        <w:t xml:space="preserve">average case </w:t>
-      </w:r>
-      <w:r>
-        <w:rPr>
-          <w:sz w:val="26"/>
-          <w:szCs w:val="26"/>
-          <w:lang w:val="en-US"/>
-        </w:rPr>
-        <w:t xml:space="preserve">and </w:t>
-      </w:r>
-      <w:r>
-        <w:rPr>
-          <w:i/>
-          <w:sz w:val="26"/>
-          <w:szCs w:val="26"/>
-          <w:lang w:val="en-US"/>
-        </w:rPr>
         <w:t xml:space="preserve">worst case. </w:t>
       </w:r>
     </w:p>
     <w:p>
       <w:pPr>
-        <w:spacing w:before="240" w:after="240" w:line="360" w:lineRule="auto"/>
-        <w:ind w:left="709"/>
+        <w:spacing w:line="360" w:lineRule="auto"/>
+        <w:ind w:left="851"/>
         <w:jc w:val="both"/>
         <w:rPr>
           <w:sz w:val="26"/>
@@ -12814,6 +13126,7 @@
     <w:p>
       <w:pPr>
         <w:pStyle w:val="Heading3"/>
+        <w:spacing w:after="0"/>
         <w:jc w:val="both"/>
       </w:pPr>
       <w:r>
@@ -12822,72 +13135,210 @@
     </w:p>
     <w:p>
       <w:pPr>
-        <w:spacing w:after="240" w:line="360" w:lineRule="auto"/>
+        <w:spacing w:line="360" w:lineRule="auto"/>
         <w:ind w:left="851"/>
+        <w:rPr>
+          <w:sz w:val="26"/>
+          <w:szCs w:val="26"/>
+        </w:rPr>
+      </w:pPr>
+      <w:r>
+        <w:rPr>
+          <w:sz w:val="26"/>
+          <w:szCs w:val="26"/>
+        </w:rPr>
+        <w:t>Following the concept of the divide-and-conquer technique, the algorithm works by:</w:t>
+      </w:r>
+    </w:p>
+    <w:p>
+      <w:pPr>
+        <w:pStyle w:val="ListParagraph"/>
+        <w:widowControl/>
+        <w:numPr>
+          <w:ilvl w:val="0"/>
+          <w:numId w:val="30"/>
+        </w:numPr>
+        <w:autoSpaceDE/>
+        <w:autoSpaceDN/>
+        <w:spacing w:before="0" w:after="160" w:line="360" w:lineRule="auto"/>
+        <w:ind w:left="1134" w:right="0"/>
+        <w:contextualSpacing/>
+        <w:jc w:val="left"/>
+        <w:rPr>
+          <w:sz w:val="26"/>
+          <w:szCs w:val="26"/>
+        </w:rPr>
+      </w:pPr>
+      <w:r>
+        <w:rPr>
+          <w:sz w:val="26"/>
+          <w:szCs w:val="26"/>
+        </w:rPr>
+        <w:t>Repeatedly divide the input array into smaller halves until the sublists contain only one element (a list of one element is considered sorted).</w:t>
+      </w:r>
+    </w:p>
+    <w:p>
+      <w:pPr>
+        <w:pStyle w:val="ListParagraph"/>
+        <w:widowControl/>
+        <w:numPr>
+          <w:ilvl w:val="0"/>
+          <w:numId w:val="30"/>
+        </w:numPr>
+        <w:autoSpaceDE/>
+        <w:autoSpaceDN/>
+        <w:spacing w:before="0" w:line="360" w:lineRule="auto"/>
+        <w:ind w:left="1134" w:right="0"/>
+        <w:contextualSpacing/>
+        <w:jc w:val="left"/>
+        <w:rPr>
+          <w:sz w:val="26"/>
+          <w:szCs w:val="26"/>
+        </w:rPr>
+      </w:pPr>
+      <w:r>
+        <w:rPr>
+          <w:sz w:val="26"/>
+          <w:szCs w:val="26"/>
+        </w:rPr>
+        <w:t>Repeatedly merge sublists to produce new sorted sublists until there is only one sublist remaining. This will be the sorted list.</w:t>
+      </w:r>
+    </w:p>
+    <w:p>
+      <w:pPr>
+        <w:pStyle w:val="Heading3"/>
+        <w:spacing w:after="0"/>
         <w:jc w:val="both"/>
-        <w:rPr>
-          <w:sz w:val="26"/>
-          <w:szCs w:val="26"/>
-          <w:lang w:val="en-US"/>
-        </w:rPr>
-      </w:pPr>
-      <w:r>
-        <w:rPr>
-          <w:sz w:val="26"/>
-          <w:szCs w:val="26"/>
-          <w:lang w:val="en-US"/>
-        </w:rPr>
-        <w:t>Merge Sort</w:t>
-      </w:r>
-      <w:r>
-        <w:rPr>
-          <w:sz w:val="26"/>
-          <w:szCs w:val="26"/>
-          <w:lang w:val="en-US"/>
-        </w:rPr>
-        <w:t xml:space="preserve"> follows the concept of divide – and – conquer techniques,</w:t>
-      </w:r>
-      <w:r>
-        <w:rPr>
-          <w:sz w:val="26"/>
-          <w:szCs w:val="26"/>
-          <w:lang w:val="en-US"/>
-        </w:rPr>
-        <w:t xml:space="preserve"> works by dividing the array into smaller subarrays. </w:t>
-      </w:r>
-      <w:r>
-        <w:rPr>
-          <w:sz w:val="26"/>
-          <w:szCs w:val="26"/>
-          <w:lang w:val="en-US"/>
-        </w:rPr>
-        <w:t xml:space="preserve">If the subarray has more than 1 element, continue divide it until there is only 1 element in the subarray. Each subarray is then sorted and be merged back to form the final sorted array. The subarrays should be merged repeatedly until there is only 1 array remaining (which is the final sorted array). </w:t>
+      </w:pPr>
+      <w:r>
+        <w:t>6.2. Step-by-step descriptions</w:t>
+      </w:r>
+    </w:p>
+    <w:p>
+      <w:pPr>
+        <w:spacing w:line="360" w:lineRule="auto"/>
+        <w:ind w:left="851"/>
+        <w:rPr>
+          <w:rFonts w:cs="Arial"/>
+          <w:sz w:val="26"/>
+          <w:szCs w:val="26"/>
+        </w:rPr>
+      </w:pPr>
+      <w:r>
+        <w:rPr>
+          <w:rFonts w:cs="Arial"/>
+          <w:b/>
+          <w:sz w:val="26"/>
+          <w:szCs w:val="26"/>
+        </w:rPr>
+        <w:t>Step 1</w:t>
+      </w:r>
+      <w:r>
+        <w:rPr>
+          <w:rFonts w:cs="Arial"/>
+          <w:sz w:val="26"/>
+          <w:szCs w:val="26"/>
+        </w:rPr>
+        <w:t xml:space="preserve">: </w:t>
+      </w:r>
+      <w:r>
+        <w:rPr>
+          <w:sz w:val="26"/>
+          <w:szCs w:val="26"/>
+        </w:rPr>
+        <w:t xml:space="preserve">Recursively calls the function to split the array into </w:t>
+      </w:r>
+      <w:r>
+        <w:rPr>
+          <w:b/>
+          <w:sz w:val="26"/>
+          <w:szCs w:val="26"/>
+        </w:rPr>
+        <w:t>2</w:t>
+      </w:r>
+      <w:r>
+        <w:rPr>
+          <w:sz w:val="26"/>
+          <w:szCs w:val="26"/>
+        </w:rPr>
+        <w:t xml:space="preserve"> halves until every sub-array only contains </w:t>
+      </w:r>
+      <w:r>
+        <w:rPr>
+          <w:b/>
+          <w:sz w:val="26"/>
+          <w:szCs w:val="26"/>
+        </w:rPr>
+        <w:t>1</w:t>
+      </w:r>
+      <w:r>
+        <w:rPr>
+          <w:sz w:val="26"/>
+          <w:szCs w:val="26"/>
+        </w:rPr>
+        <w:t xml:space="preserve"> element, which is now considered sorted.</w:t>
+      </w:r>
+    </w:p>
+    <w:p>
+      <w:pPr>
+        <w:spacing w:line="360" w:lineRule="auto"/>
+        <w:ind w:left="851"/>
+        <w:rPr>
+          <w:rFonts w:cs="Arial"/>
+          <w:sz w:val="26"/>
+          <w:szCs w:val="26"/>
+        </w:rPr>
+      </w:pPr>
+      <w:r>
+        <w:rPr>
+          <w:rFonts w:cs="Arial"/>
+          <w:b/>
+          <w:sz w:val="26"/>
+          <w:szCs w:val="26"/>
+        </w:rPr>
+        <w:t>Step 2</w:t>
+      </w:r>
+      <w:r>
+        <w:rPr>
+          <w:rFonts w:cs="Arial"/>
+          <w:sz w:val="26"/>
+          <w:szCs w:val="26"/>
+        </w:rPr>
+        <w:t>: Merge the adjacent sub-arrays into a bigger sorted array.</w:t>
+      </w:r>
+    </w:p>
+    <w:p>
+      <w:pPr>
+        <w:spacing w:line="360" w:lineRule="auto"/>
+        <w:ind w:left="851"/>
+        <w:rPr>
+          <w:rFonts w:cs="Arial"/>
+          <w:sz w:val="26"/>
+          <w:szCs w:val="26"/>
+        </w:rPr>
+      </w:pPr>
+      <w:r>
+        <w:rPr>
+          <w:rFonts w:cs="Arial"/>
+          <w:b/>
+          <w:sz w:val="26"/>
+          <w:szCs w:val="26"/>
+        </w:rPr>
+        <w:t>Step 3</w:t>
+      </w:r>
+      <w:r>
+        <w:rPr>
+          <w:rFonts w:cs="Arial"/>
+          <w:sz w:val="26"/>
+          <w:szCs w:val="26"/>
+        </w:rPr>
+        <w:t>: Recursively combine them until there is only one left, the array itself.</w:t>
       </w:r>
     </w:p>
     <w:p>
       <w:pPr>
         <w:pStyle w:val="Heading3"/>
-        <w:jc w:val="both"/>
-      </w:pPr>
-      <w:r>
-        <w:t>6.2. Step-by-step descriptions</w:t>
-      </w:r>
-    </w:p>
-    <w:p>
-      <w:pPr>
-        <w:spacing w:after="240" w:line="360" w:lineRule="auto"/>
-        <w:ind w:left="851"/>
-        <w:jc w:val="both"/>
-        <w:rPr>
-          <w:sz w:val="26"/>
-          <w:szCs w:val="26"/>
-          <w:lang w:val="en-US"/>
-        </w:rPr>
-      </w:pPr>
-    </w:p>
-    <w:p>
-      <w:pPr>
-        <w:pStyle w:val="Heading3"/>
+        <w:spacing w:after="0"/>
         <w:jc w:val="both"/>
       </w:pPr>
       <w:r>
@@ -12901,7 +13352,8 @@
           <w:ilvl w:val="0"/>
           <w:numId w:val="8"/>
         </w:numPr>
-        <w:spacing w:after="240" w:line="360" w:lineRule="auto"/>
+        <w:spacing w:before="0" w:line="360" w:lineRule="auto"/>
+        <w:ind w:left="1276"/>
         <w:jc w:val="both"/>
         <w:rPr>
           <w:sz w:val="26"/>
@@ -12959,7 +13411,8 @@
           <w:ilvl w:val="0"/>
           <w:numId w:val="8"/>
         </w:numPr>
-        <w:spacing w:after="240" w:line="360" w:lineRule="auto"/>
+        <w:spacing w:before="0" w:line="360" w:lineRule="auto"/>
+        <w:ind w:left="1276"/>
         <w:jc w:val="both"/>
         <w:rPr>
           <w:sz w:val="26"/>
@@ -12996,6 +13449,7 @@
     <w:p>
       <w:pPr>
         <w:pStyle w:val="Heading3"/>
+        <w:spacing w:after="0"/>
         <w:jc w:val="both"/>
       </w:pPr>
       <w:r>
@@ -13004,137 +13458,112 @@
     </w:p>
     <w:p>
       <w:pPr>
-        <w:spacing w:after="240" w:line="360" w:lineRule="auto"/>
-        <w:ind w:left="851"/>
-        <w:jc w:val="both"/>
-        <w:rPr>
-          <w:i/>
-          <w:sz w:val="26"/>
-          <w:szCs w:val="26"/>
-          <w:lang w:val="en-US"/>
-        </w:rPr>
-      </w:pPr>
-      <w:r>
-        <w:rPr>
-          <w:i/>
-          <w:sz w:val="26"/>
-          <w:szCs w:val="26"/>
-          <w:lang w:val="en-US"/>
-        </w:rPr>
-        <w:t xml:space="preserve">3- way Merge Sort: </w:t>
-      </w:r>
-    </w:p>
-    <w:p>
-      <w:pPr>
-        <w:spacing w:after="240" w:line="360" w:lineRule="auto"/>
-        <w:ind w:left="851"/>
-        <w:jc w:val="both"/>
-        <w:rPr>
-          <w:sz w:val="26"/>
-          <w:szCs w:val="26"/>
-          <w:lang w:val="en-US"/>
-        </w:rPr>
-      </w:pPr>
-      <w:r>
-        <w:rPr>
-          <w:sz w:val="26"/>
-          <w:szCs w:val="26"/>
-          <w:lang w:val="en-US"/>
-        </w:rPr>
-        <w:t xml:space="preserve">Instead of splitting the array into 2 halves, 3-way Merge Sort divide the array into 3 subarrays. </w:t>
-      </w:r>
-    </w:p>
-    <w:p>
-      <w:pPr>
-        <w:spacing w:after="240" w:line="360" w:lineRule="auto"/>
-        <w:ind w:left="851"/>
-        <w:jc w:val="both"/>
-        <w:rPr>
-          <w:sz w:val="26"/>
-          <w:szCs w:val="26"/>
-          <w:lang w:val="en-US"/>
-        </w:rPr>
-      </w:pPr>
-      <w:r>
-        <w:rPr>
-          <w:sz w:val="26"/>
-          <w:szCs w:val="26"/>
-          <w:lang w:val="en-US"/>
-        </w:rPr>
-        <w:t xml:space="preserve">Time complexity is </w:t>
-      </w:r>
-      <w:r>
-        <w:rPr>
-          <w:b/>
-          <w:sz w:val="26"/>
-          <w:szCs w:val="26"/>
-          <w:lang w:val="en-US"/>
-        </w:rPr>
-        <w:t>O(N log</w:t>
-      </w:r>
-      <w:r>
-        <w:rPr>
-          <w:b/>
-          <w:sz w:val="26"/>
-          <w:szCs w:val="26"/>
-          <w:vertAlign w:val="subscript"/>
-          <w:lang w:val="en-US"/>
-        </w:rPr>
-        <w:t>3</w:t>
-      </w:r>
-      <w:r>
-        <w:rPr>
-          <w:b/>
-          <w:sz w:val="26"/>
-          <w:szCs w:val="26"/>
-          <w:lang w:val="en-US"/>
-        </w:rPr>
-        <w:t xml:space="preserve"> N)</w:t>
-      </w:r>
-      <w:r>
-        <w:rPr>
-          <w:sz w:val="26"/>
-          <w:szCs w:val="26"/>
-          <w:lang w:val="en-US"/>
-        </w:rPr>
-        <w:t>. The time taken may become higher because of the higher number of comparisons.</w:t>
-      </w:r>
-    </w:p>
-    <w:p>
-      <w:pPr>
-        <w:spacing w:after="240" w:line="360" w:lineRule="auto"/>
-        <w:ind w:left="851"/>
-        <w:jc w:val="both"/>
-        <w:rPr>
-          <w:sz w:val="26"/>
-          <w:szCs w:val="26"/>
-          <w:lang w:val="en-US"/>
-        </w:rPr>
-      </w:pPr>
-      <w:r>
-        <w:rPr>
-          <w:sz w:val="26"/>
-          <w:szCs w:val="26"/>
-          <w:lang w:val="en-US"/>
-        </w:rPr>
-        <w:t xml:space="preserve">Auxiliary space is </w:t>
-      </w:r>
-      <w:r>
-        <w:rPr>
-          <w:b/>
-          <w:sz w:val="26"/>
-          <w:szCs w:val="26"/>
-          <w:lang w:val="en-US"/>
-        </w:rPr>
-        <w:t>O(N)</w:t>
-      </w:r>
-      <w:r>
-        <w:rPr>
-          <w:sz w:val="26"/>
-          <w:szCs w:val="26"/>
-          <w:lang w:val="en-US"/>
-        </w:rPr>
-        <w:t xml:space="preserve"> as 2-way Merge Sort.</w:t>
+        <w:pStyle w:val="ListParagraph"/>
+        <w:widowControl/>
+        <w:numPr>
+          <w:ilvl w:val="0"/>
+          <w:numId w:val="30"/>
+        </w:numPr>
+        <w:autoSpaceDE/>
+        <w:autoSpaceDN/>
+        <w:spacing w:before="0" w:after="160" w:line="360" w:lineRule="auto"/>
+        <w:ind w:left="1276" w:right="0"/>
+        <w:contextualSpacing/>
+        <w:jc w:val="left"/>
+        <w:rPr>
+          <w:sz w:val="26"/>
+          <w:szCs w:val="26"/>
+        </w:rPr>
+      </w:pPr>
+      <w:r>
+        <w:rPr>
+          <w:b/>
+          <w:sz w:val="26"/>
+          <w:szCs w:val="26"/>
+        </w:rPr>
+        <w:t>In-place merge sort</w:t>
+      </w:r>
+      <w:r>
+        <w:rPr>
+          <w:sz w:val="26"/>
+          <w:szCs w:val="26"/>
+        </w:rPr>
+        <w:t xml:space="preserve">: it is possible to modify merge sort to perform in-place, improving the space complexity to </w:t>
+      </w:r>
+      <m:oMath>
+        <m:r>
+          <m:rPr>
+            <m:sty m:val="bi"/>
+          </m:rPr>
+          <w:rPr>
+            <w:rFonts w:ascii="Cambria Math" w:hAnsi="Cambria Math"/>
+            <w:sz w:val="26"/>
+            <w:szCs w:val="26"/>
+          </w:rPr>
+          <m:t>O(1)</m:t>
+        </m:r>
+      </m:oMath>
+      <w:r>
+        <w:rPr>
+          <w:rFonts w:eastAsiaTheme="minorEastAsia"/>
+          <w:sz w:val="26"/>
+          <w:szCs w:val="26"/>
+        </w:rPr>
+        <w:t xml:space="preserve">. Though it will cause a slighter higher time complexity due to extra swaps and comparisons. </w:t>
+      </w:r>
+    </w:p>
+    <w:p>
+      <w:pPr>
+        <w:pStyle w:val="ListParagraph"/>
+        <w:widowControl/>
+        <w:numPr>
+          <w:ilvl w:val="0"/>
+          <w:numId w:val="30"/>
+        </w:numPr>
+        <w:autoSpaceDE/>
+        <w:autoSpaceDN/>
+        <w:spacing w:before="0" w:after="160" w:line="360" w:lineRule="auto"/>
+        <w:ind w:left="1276" w:right="0"/>
+        <w:contextualSpacing/>
+        <w:jc w:val="left"/>
+        <w:rPr>
+          <w:sz w:val="26"/>
+          <w:szCs w:val="26"/>
+        </w:rPr>
+      </w:pPr>
+      <w:r>
+        <w:rPr>
+          <w:rFonts w:eastAsiaTheme="minorEastAsia"/>
+          <w:b/>
+          <w:sz w:val="26"/>
+          <w:szCs w:val="26"/>
+        </w:rPr>
+        <w:t>3-way merge sort</w:t>
+      </w:r>
+      <w:r>
+        <w:rPr>
+          <w:rFonts w:eastAsiaTheme="minorEastAsia"/>
+          <w:sz w:val="26"/>
+          <w:szCs w:val="26"/>
+        </w:rPr>
+        <w:t xml:space="preserve">: merge sort involves splitting the array into </w:t>
+      </w:r>
+      <w:r>
+        <w:rPr>
+          <w:rFonts w:eastAsiaTheme="minorEastAsia"/>
+          <w:b/>
+          <w:sz w:val="26"/>
+          <w:szCs w:val="26"/>
+        </w:rPr>
+        <w:t>2</w:t>
+      </w:r>
+      <w:r>
+        <w:rPr>
+          <w:rFonts w:eastAsiaTheme="minorEastAsia"/>
+          <w:sz w:val="26"/>
+          <w:szCs w:val="26"/>
+        </w:rPr>
+        <w:t xml:space="preserve"> parts, though this variant will break the array into 3 parts respectively.</w:t>
       </w:r>
     </w:p>
     <w:p>
@@ -13171,68 +13600,11 @@
     <w:p>
       <w:pPr>
         <w:pStyle w:val="Heading3"/>
+        <w:spacing w:after="0"/>
         <w:jc w:val="both"/>
       </w:pPr>
       <w:r>
         <w:t>7.1. Algorithmic ideas</w:t>
-      </w:r>
-    </w:p>
-    <w:p>
-      <w:pPr>
-        <w:spacing w:after="240" w:line="360" w:lineRule="auto"/>
-        <w:ind w:left="851"/>
-        <w:jc w:val="both"/>
-        <w:rPr>
-          <w:sz w:val="26"/>
-          <w:szCs w:val="26"/>
-          <w:lang w:val="en-US"/>
-        </w:rPr>
-      </w:pPr>
-      <w:r>
-        <w:rPr>
-          <w:sz w:val="26"/>
-          <w:szCs w:val="26"/>
-          <w:lang w:val="en-US"/>
-        </w:rPr>
-        <w:t xml:space="preserve">Quick Sort also follows the concept of divide – and – conquer techniques. This algorithm first choose a pivot and then split the array into two halves: one with elements greater than the pivot and the other </w:t>
-      </w:r>
-      <w:r>
-        <w:rPr>
-          <w:sz w:val="26"/>
-          <w:szCs w:val="26"/>
-          <w:lang w:val="en-US"/>
-        </w:rPr>
-        <w:t>with elements smaller than the pivot. This partitioning process is repeatedly applied to subarray until there is only 1 element in each subarray and the whole array is sorted.</w:t>
-      </w:r>
-    </w:p>
-    <w:p>
-      <w:pPr>
-        <w:pStyle w:val="Heading3"/>
-        <w:jc w:val="both"/>
-      </w:pPr>
-      <w:r>
-        <w:t>7.2. Step-by-step descriptions</w:t>
-      </w:r>
-    </w:p>
-    <w:p>
-      <w:pPr>
-        <w:spacing w:after="240" w:line="360" w:lineRule="auto"/>
-        <w:ind w:left="851"/>
-        <w:jc w:val="both"/>
-        <w:rPr>
-          <w:sz w:val="26"/>
-          <w:szCs w:val="26"/>
-          <w:lang w:val="en-US"/>
-        </w:rPr>
-      </w:pPr>
-    </w:p>
-    <w:p>
-      <w:pPr>
-        <w:pStyle w:val="Heading3"/>
-        <w:jc w:val="both"/>
-      </w:pPr>
-      <w:r>
-        <w:t>7.3. Time and space complexity</w:t>
       </w:r>
     </w:p>
     <w:p>
@@ -13240,23 +13612,47 @@
         <w:pStyle w:val="ListParagraph"/>
         <w:numPr>
           <w:ilvl w:val="0"/>
-          <w:numId w:val="13"/>
+          <w:numId w:val="31"/>
         </w:numPr>
-        <w:spacing w:after="240" w:line="360" w:lineRule="auto"/>
-        <w:jc w:val="both"/>
-        <w:rPr>
-          <w:sz w:val="26"/>
-          <w:szCs w:val="26"/>
-          <w:lang w:val="en-US"/>
-        </w:rPr>
-      </w:pPr>
-      <w:r>
-        <w:rPr>
-          <w:sz w:val="26"/>
-          <w:szCs w:val="26"/>
-          <w:lang w:val="en-US"/>
-        </w:rPr>
-        <w:t>Time complexity:</w:t>
+        <w:spacing w:before="0" w:line="360" w:lineRule="auto"/>
+        <w:ind w:left="1134" w:hanging="283"/>
+        <w:jc w:val="left"/>
+        <w:rPr>
+          <w:sz w:val="26"/>
+          <w:szCs w:val="26"/>
+        </w:rPr>
+      </w:pPr>
+      <w:r>
+        <w:rPr>
+          <w:b/>
+          <w:sz w:val="26"/>
+          <w:szCs w:val="26"/>
+        </w:rPr>
+        <w:t xml:space="preserve">Quick </w:t>
+      </w:r>
+      <w:r>
+        <w:rPr>
+          <w:b/>
+          <w:sz w:val="26"/>
+          <w:szCs w:val="26"/>
+          <w:lang w:val="en-US"/>
+        </w:rPr>
+        <w:t>S</w:t>
+      </w:r>
+      <w:r>
+        <w:rPr>
+          <w:b/>
+          <w:sz w:val="26"/>
+          <w:szCs w:val="26"/>
+        </w:rPr>
+        <w:t>ort</w:t>
+      </w:r>
+      <w:r>
+        <w:rPr>
+          <w:sz w:val="26"/>
+          <w:szCs w:val="26"/>
+        </w:rPr>
+        <w:t xml:space="preserve"> applies the idea of divide-and-conquer algorithm.</w:t>
       </w:r>
     </w:p>
     <w:p>
@@ -13264,49 +13660,22 @@
         <w:pStyle w:val="ListParagraph"/>
         <w:numPr>
           <w:ilvl w:val="0"/>
-          <w:numId w:val="14"/>
+          <w:numId w:val="31"/>
         </w:numPr>
-        <w:spacing w:after="240" w:line="360" w:lineRule="auto"/>
-        <w:jc w:val="both"/>
-        <w:rPr>
-          <w:sz w:val="26"/>
-          <w:szCs w:val="26"/>
-          <w:lang w:val="en-US"/>
-        </w:rPr>
-      </w:pPr>
-      <w:r>
-        <w:rPr>
-          <w:sz w:val="26"/>
-          <w:szCs w:val="26"/>
-          <w:lang w:val="en-US"/>
-        </w:rPr>
-        <w:t xml:space="preserve">Best case and Average case: </w:t>
-      </w:r>
-      <w:r>
-        <w:rPr>
-          <w:b/>
-          <w:sz w:val="26"/>
-          <w:szCs w:val="26"/>
-          <w:lang w:val="en-US"/>
-        </w:rPr>
-        <w:t>O(N log N).</w:t>
-      </w:r>
-      <w:r>
-        <w:rPr>
-          <w:b/>
-          <w:sz w:val="26"/>
-          <w:szCs w:val="26"/>
-          <w:lang w:val="en-US"/>
-        </w:rPr>
-        <w:t xml:space="preserve"> </w:t>
-      </w:r>
-      <w:r>
-        <w:rPr>
-          <w:sz w:val="26"/>
-          <w:szCs w:val="26"/>
-          <w:lang w:val="en-US"/>
-        </w:rPr>
-        <w:t>Best case occurs when the pivot selected is the mean.</w:t>
+        <w:spacing w:before="0" w:line="360" w:lineRule="auto"/>
+        <w:ind w:left="1134" w:hanging="283"/>
+        <w:jc w:val="left"/>
+        <w:rPr>
+          <w:sz w:val="26"/>
+          <w:szCs w:val="26"/>
+        </w:rPr>
+      </w:pPr>
+      <w:r>
+        <w:rPr>
+          <w:sz w:val="26"/>
+          <w:szCs w:val="26"/>
+        </w:rPr>
+        <w:t xml:space="preserve">Choosing the pivot element from the input list, and partition it into 2 sublists, one with elements less than the pivot and the other with elements greater than or equal to the pivot. </w:t>
       </w:r>
     </w:p>
     <w:p>
@@ -13314,337 +13683,703 @@
         <w:pStyle w:val="ListParagraph"/>
         <w:numPr>
           <w:ilvl w:val="0"/>
-          <w:numId w:val="14"/>
+          <w:numId w:val="31"/>
         </w:numPr>
-        <w:spacing w:after="240" w:line="360" w:lineRule="auto"/>
+        <w:spacing w:before="0" w:line="360" w:lineRule="auto"/>
+        <w:ind w:left="1134" w:hanging="283"/>
+        <w:jc w:val="left"/>
+        <w:rPr>
+          <w:sz w:val="26"/>
+          <w:szCs w:val="26"/>
+        </w:rPr>
+      </w:pPr>
+      <w:r>
+        <w:rPr>
+          <w:sz w:val="26"/>
+          <w:szCs w:val="26"/>
+        </w:rPr>
+        <w:t>This partitioning process is repeatedly applied to sublists until the sublist only contains 1 element and the whole array is sorted.</w:t>
+      </w:r>
+    </w:p>
+    <w:p>
+      <w:pPr>
+        <w:pStyle w:val="Heading3"/>
+        <w:spacing w:after="0"/>
         <w:jc w:val="both"/>
-        <w:rPr>
-          <w:sz w:val="26"/>
-          <w:szCs w:val="26"/>
-          <w:lang w:val="en-US"/>
-        </w:rPr>
-      </w:pPr>
-      <w:r>
-        <w:rPr>
-          <w:sz w:val="26"/>
-          <w:szCs w:val="26"/>
-          <w:lang w:val="en-US"/>
-        </w:rPr>
-        <w:t xml:space="preserve">Worst case: </w:t>
-      </w:r>
-      <w:r>
-        <w:rPr>
-          <w:b/>
-          <w:sz w:val="26"/>
-          <w:szCs w:val="26"/>
-          <w:lang w:val="en-US"/>
-        </w:rPr>
-        <w:t>O(N</w:t>
-      </w:r>
-      <w:r>
-        <w:rPr>
-          <w:b/>
-          <w:sz w:val="26"/>
-          <w:szCs w:val="26"/>
-          <w:vertAlign w:val="superscript"/>
-          <w:lang w:val="en-US"/>
-        </w:rPr>
-        <w:t>2</w:t>
-      </w:r>
-      <w:r>
-        <w:rPr>
-          <w:b/>
-          <w:sz w:val="26"/>
-          <w:szCs w:val="26"/>
-          <w:lang w:val="en-US"/>
-        </w:rPr>
-        <w:t xml:space="preserve">), </w:t>
-      </w:r>
-      <w:r>
-        <w:rPr>
-          <w:sz w:val="26"/>
-          <w:szCs w:val="26"/>
-          <w:lang w:val="en-US"/>
-        </w:rPr>
-        <w:t>occurs when the array is divided into 2 parts, one with N-1 elements.</w:t>
+      </w:pPr>
+      <w:r>
+        <w:t>7.2. Step-by-step descriptions</w:t>
+      </w:r>
+    </w:p>
+    <w:p>
+      <w:pPr>
+        <w:spacing w:line="360" w:lineRule="auto"/>
+        <w:ind w:left="851"/>
+        <w:rPr>
+          <w:sz w:val="26"/>
+          <w:szCs w:val="26"/>
+        </w:rPr>
+      </w:pPr>
+      <w:r>
+        <w:rPr>
+          <w:b/>
+          <w:sz w:val="26"/>
+          <w:szCs w:val="26"/>
+        </w:rPr>
+        <w:t>Step 1</w:t>
+      </w:r>
+      <w:r>
+        <w:rPr>
+          <w:sz w:val="26"/>
+          <w:szCs w:val="26"/>
+        </w:rPr>
+        <w:t>: Choosing a pivot element from the array. The choice of pivot can be a matter of the algorithm's performance.</w:t>
+      </w:r>
+    </w:p>
+    <w:p>
+      <w:pPr>
+        <w:spacing w:line="360" w:lineRule="auto"/>
+        <w:ind w:left="851"/>
+        <w:rPr>
+          <w:sz w:val="26"/>
+          <w:szCs w:val="26"/>
+        </w:rPr>
+      </w:pPr>
+      <w:r>
+        <w:rPr>
+          <w:b/>
+          <w:sz w:val="26"/>
+          <w:szCs w:val="26"/>
+        </w:rPr>
+        <w:t>Step 2</w:t>
+      </w:r>
+      <w:r>
+        <w:rPr>
+          <w:sz w:val="26"/>
+          <w:szCs w:val="26"/>
+        </w:rPr>
+        <w:t>: Partition the array around the chosen pivot. Reordering elements that are less than the pivot will come before it and all others are placed behind.</w:t>
+      </w:r>
+    </w:p>
+    <w:p>
+      <w:pPr>
+        <w:spacing w:line="360" w:lineRule="auto"/>
+        <w:ind w:left="851"/>
+        <w:rPr>
+          <w:sz w:val="26"/>
+          <w:szCs w:val="26"/>
+        </w:rPr>
+      </w:pPr>
+      <w:r>
+        <w:rPr>
+          <w:b/>
+          <w:sz w:val="26"/>
+          <w:szCs w:val="26"/>
+        </w:rPr>
+        <w:t>Step 3</w:t>
+      </w:r>
+      <w:r>
+        <w:rPr>
+          <w:sz w:val="26"/>
+          <w:szCs w:val="26"/>
+        </w:rPr>
+        <w:t>: Now the pivot element is in the correct sorted position. Recursively apply the algorithm to the 2 halves of the array separated by the pivot element.</w:t>
+      </w:r>
+    </w:p>
+    <w:p>
+      <w:pPr>
+        <w:spacing w:line="360" w:lineRule="auto"/>
+        <w:ind w:left="851"/>
+        <w:rPr>
+          <w:sz w:val="26"/>
+          <w:szCs w:val="26"/>
+        </w:rPr>
+      </w:pPr>
+      <w:r>
+        <w:rPr>
+          <w:b/>
+          <w:sz w:val="26"/>
+          <w:szCs w:val="26"/>
+        </w:rPr>
+        <w:t>Step 4</w:t>
+      </w:r>
+      <w:r>
+        <w:rPr>
+          <w:sz w:val="26"/>
+          <w:szCs w:val="26"/>
+        </w:rPr>
+        <w:t>: The recursion continues until each sub-array contains only one element. Now the whole array is sorted.</w:t>
+      </w:r>
+    </w:p>
+    <w:p>
+      <w:pPr>
+        <w:pStyle w:val="Heading3"/>
+        <w:spacing w:after="0"/>
+        <w:jc w:val="both"/>
+      </w:pPr>
+      <w:r>
+        <w:t>7.3. Time and space complexity</w:t>
+      </w:r>
+    </w:p>
+    <w:p>
+      <w:pPr>
+        <w:spacing w:line="360" w:lineRule="auto"/>
+        <w:ind w:left="851"/>
+        <w:rPr>
+          <w:sz w:val="26"/>
+          <w:szCs w:val="26"/>
+        </w:rPr>
+      </w:pPr>
+      <w:r>
+        <w:rPr>
+          <w:sz w:val="26"/>
+          <w:szCs w:val="26"/>
+        </w:rPr>
+        <w:t>The time complexity largely depends on the way of choosing the pivot:</w:t>
       </w:r>
     </w:p>
     <w:p>
       <w:pPr>
         <w:pStyle w:val="ListParagraph"/>
+        <w:widowControl/>
         <w:numPr>
           <w:ilvl w:val="0"/>
-          <w:numId w:val="13"/>
+          <w:numId w:val="30"/>
         </w:numPr>
-        <w:spacing w:after="240" w:line="360" w:lineRule="auto"/>
-        <w:jc w:val="both"/>
-        <w:rPr>
-          <w:sz w:val="26"/>
-          <w:szCs w:val="26"/>
-          <w:lang w:val="en-US"/>
-        </w:rPr>
-      </w:pPr>
-      <w:r>
-        <w:rPr>
-          <w:sz w:val="26"/>
-          <w:szCs w:val="26"/>
-          <w:lang w:val="en-US"/>
-        </w:rPr>
-        <w:t>Auxiliary space:</w:t>
+        <w:autoSpaceDE/>
+        <w:autoSpaceDN/>
+        <w:spacing w:before="0" w:after="160" w:line="360" w:lineRule="auto"/>
+        <w:ind w:left="1134" w:right="0"/>
+        <w:contextualSpacing/>
+        <w:jc w:val="left"/>
+        <w:rPr>
+          <w:sz w:val="26"/>
+          <w:szCs w:val="26"/>
+        </w:rPr>
+      </w:pPr>
+      <w:r>
+        <w:rPr>
+          <w:sz w:val="26"/>
+          <w:szCs w:val="26"/>
+        </w:rPr>
+        <w:t xml:space="preserve">The best and average case will be </w:t>
+      </w:r>
+      <m:oMath>
+        <m:r>
+          <m:rPr>
+            <m:sty m:val="bi"/>
+          </m:rPr>
+          <w:rPr>
+            <w:rFonts w:ascii="Cambria Math" w:hAnsi="Cambria Math"/>
+            <w:sz w:val="26"/>
+            <w:szCs w:val="26"/>
+          </w:rPr>
+          <m:t>O(N.</m:t>
+        </m:r>
+        <m:func>
+          <m:funcPr>
+            <m:ctrlPr>
+              <w:rPr>
+                <w:rFonts w:ascii="Cambria Math" w:hAnsi="Cambria Math"/>
+                <w:b/>
+                <w:bCs/>
+                <w:i/>
+                <w:sz w:val="26"/>
+                <w:szCs w:val="26"/>
+              </w:rPr>
+            </m:ctrlPr>
+          </m:funcPr>
+          <m:fName>
+            <m:sSub>
+              <m:sSubPr>
+                <m:ctrlPr>
+                  <w:rPr>
+                    <w:rFonts w:ascii="Cambria Math" w:hAnsi="Cambria Math"/>
+                    <w:b/>
+                    <w:bCs/>
+                    <w:i/>
+                    <w:sz w:val="26"/>
+                    <w:szCs w:val="26"/>
+                  </w:rPr>
+                </m:ctrlPr>
+              </m:sSubPr>
+              <m:e>
+                <m:r>
+                  <m:rPr>
+                    <m:sty m:val="b"/>
+                  </m:rPr>
+                  <w:rPr>
+                    <w:rFonts w:ascii="Cambria Math" w:hAnsi="Cambria Math"/>
+                    <w:sz w:val="26"/>
+                    <w:szCs w:val="26"/>
+                  </w:rPr>
+                  <m:t>log</m:t>
+                </m:r>
+              </m:e>
+              <m:sub>
+                <m:r>
+                  <m:rPr>
+                    <m:sty m:val="bi"/>
+                  </m:rPr>
+                  <w:rPr>
+                    <w:rFonts w:ascii="Cambria Math" w:hAnsi="Cambria Math"/>
+                    <w:sz w:val="26"/>
+                    <w:szCs w:val="26"/>
+                  </w:rPr>
+                  <m:t>2</m:t>
+                </m:r>
+              </m:sub>
+            </m:sSub>
+          </m:fName>
+          <m:e>
+            <m:r>
+              <m:rPr>
+                <m:sty m:val="bi"/>
+              </m:rPr>
+              <w:rPr>
+                <w:rFonts w:ascii="Cambria Math" w:hAnsi="Cambria Math"/>
+                <w:sz w:val="26"/>
+                <w:szCs w:val="26"/>
+              </w:rPr>
+              <m:t>N</m:t>
+            </m:r>
+          </m:e>
+        </m:func>
+        <m:r>
+          <m:rPr>
+            <m:sty m:val="bi"/>
+          </m:rPr>
+          <w:rPr>
+            <w:rFonts w:ascii="Cambria Math" w:hAnsi="Cambria Math"/>
+            <w:sz w:val="26"/>
+            <w:szCs w:val="26"/>
+          </w:rPr>
+          <m:t>)</m:t>
+        </m:r>
+      </m:oMath>
+      <w:r>
+        <w:rPr>
+          <w:rFonts w:eastAsiaTheme="minorEastAsia"/>
+          <w:sz w:val="26"/>
+          <w:szCs w:val="26"/>
+        </w:rPr>
+        <w:t>, in the situation in which the pivot is the middle element.</w:t>
       </w:r>
     </w:p>
     <w:p>
       <w:pPr>
         <w:pStyle w:val="ListParagraph"/>
+        <w:widowControl/>
         <w:numPr>
           <w:ilvl w:val="0"/>
-          <w:numId w:val="15"/>
+          <w:numId w:val="30"/>
         </w:numPr>
-        <w:spacing w:after="240" w:line="360" w:lineRule="auto"/>
+        <w:autoSpaceDE/>
+        <w:autoSpaceDN/>
+        <w:spacing w:before="0" w:after="160" w:line="360" w:lineRule="auto"/>
+        <w:ind w:left="1134" w:right="0"/>
+        <w:contextualSpacing/>
+        <w:jc w:val="left"/>
+        <w:rPr>
+          <w:sz w:val="26"/>
+          <w:szCs w:val="26"/>
+        </w:rPr>
+      </w:pPr>
+      <w:r>
+        <w:rPr>
+          <w:rFonts w:eastAsiaTheme="minorEastAsia"/>
+          <w:sz w:val="26"/>
+          <w:szCs w:val="26"/>
+        </w:rPr>
+        <w:t xml:space="preserve">The worst-case scenario is </w:t>
+      </w:r>
+      <m:oMath>
+        <m:r>
+          <m:rPr>
+            <m:sty m:val="bi"/>
+          </m:rPr>
+          <w:rPr>
+            <w:rFonts w:ascii="Cambria Math" w:eastAsiaTheme="minorEastAsia" w:hAnsi="Cambria Math"/>
+            <w:sz w:val="26"/>
+            <w:szCs w:val="26"/>
+          </w:rPr>
+          <m:t>O(</m:t>
+        </m:r>
+        <m:sSup>
+          <m:sSupPr>
+            <m:ctrlPr>
+              <w:rPr>
+                <w:rFonts w:ascii="Cambria Math" w:eastAsiaTheme="minorEastAsia" w:hAnsi="Cambria Math"/>
+                <w:b/>
+                <w:bCs/>
+                <w:i/>
+                <w:sz w:val="26"/>
+                <w:szCs w:val="26"/>
+              </w:rPr>
+            </m:ctrlPr>
+          </m:sSupPr>
+          <m:e>
+            <m:r>
+              <m:rPr>
+                <m:sty m:val="bi"/>
+              </m:rPr>
+              <w:rPr>
+                <w:rFonts w:ascii="Cambria Math" w:eastAsiaTheme="minorEastAsia" w:hAnsi="Cambria Math"/>
+                <w:sz w:val="26"/>
+                <w:szCs w:val="26"/>
+              </w:rPr>
+              <m:t>N</m:t>
+            </m:r>
+          </m:e>
+          <m:sup>
+            <m:r>
+              <m:rPr>
+                <m:sty m:val="bi"/>
+              </m:rPr>
+              <w:rPr>
+                <w:rFonts w:ascii="Cambria Math" w:eastAsiaTheme="minorEastAsia" w:hAnsi="Cambria Math"/>
+                <w:sz w:val="26"/>
+                <w:szCs w:val="26"/>
+              </w:rPr>
+              <m:t>2</m:t>
+            </m:r>
+          </m:sup>
+        </m:sSup>
+        <m:r>
+          <m:rPr>
+            <m:sty m:val="bi"/>
+          </m:rPr>
+          <w:rPr>
+            <w:rFonts w:ascii="Cambria Math" w:eastAsiaTheme="minorEastAsia" w:hAnsi="Cambria Math"/>
+            <w:sz w:val="26"/>
+            <w:szCs w:val="26"/>
+          </w:rPr>
+          <m:t>)</m:t>
+        </m:r>
+      </m:oMath>
+      <w:r>
+        <w:rPr>
+          <w:rFonts w:eastAsiaTheme="minorEastAsia"/>
+          <w:sz w:val="26"/>
+          <w:szCs w:val="26"/>
+        </w:rPr>
+        <w:t>, occurs when the algorithm always chooses the largest or smallest element as a pivot.</w:t>
+      </w:r>
+    </w:p>
+    <w:p>
+      <w:pPr>
+        <w:spacing w:line="360" w:lineRule="auto"/>
+        <w:ind w:left="851"/>
+        <w:rPr>
+          <w:sz w:val="26"/>
+          <w:szCs w:val="26"/>
+        </w:rPr>
+      </w:pPr>
+      <w:r>
+        <w:rPr>
+          <w:sz w:val="26"/>
+          <w:szCs w:val="26"/>
+        </w:rPr>
+        <w:t xml:space="preserve">The space complexity: </w:t>
+      </w:r>
+      <m:oMath>
+        <m:r>
+          <m:rPr>
+            <m:sty m:val="bi"/>
+          </m:rPr>
+          <w:rPr>
+            <w:rFonts w:ascii="Cambria Math" w:hAnsi="Cambria Math"/>
+            <w:sz w:val="26"/>
+            <w:szCs w:val="26"/>
+          </w:rPr>
+          <m:t>O</m:t>
+        </m:r>
+        <m:d>
+          <m:dPr>
+            <m:ctrlPr>
+              <w:rPr>
+                <w:rFonts w:ascii="Cambria Math" w:hAnsi="Cambria Math"/>
+                <w:b/>
+                <w:bCs/>
+                <w:i/>
+                <w:sz w:val="26"/>
+                <w:szCs w:val="26"/>
+              </w:rPr>
+            </m:ctrlPr>
+          </m:dPr>
+          <m:e>
+            <m:r>
+              <m:rPr>
+                <m:sty m:val="bi"/>
+              </m:rPr>
+              <w:rPr>
+                <w:rFonts w:ascii="Cambria Math" w:hAnsi="Cambria Math"/>
+                <w:sz w:val="26"/>
+                <w:szCs w:val="26"/>
+              </w:rPr>
+              <m:t>1</m:t>
+            </m:r>
+          </m:e>
+        </m:d>
+      </m:oMath>
+      <w:r>
+        <w:rPr>
+          <w:rFonts w:eastAsiaTheme="minorEastAsia"/>
+          <w:sz w:val="26"/>
+          <w:szCs w:val="26"/>
+        </w:rPr>
+        <w:t>, there is no need for external memory when swapping elements during the process.</w:t>
+      </w:r>
+      <w:r>
+        <w:rPr>
+          <w:rFonts w:eastAsiaTheme="minorEastAsia"/>
+          <w:b/>
+          <w:bCs/>
+          <w:sz w:val="26"/>
+          <w:szCs w:val="26"/>
+        </w:rPr>
+        <w:t xml:space="preserve"> </w:t>
+      </w:r>
+    </w:p>
+    <w:p>
+      <w:pPr>
+        <w:pStyle w:val="Heading3"/>
+        <w:spacing w:after="0"/>
         <w:jc w:val="both"/>
-        <w:rPr>
-          <w:sz w:val="26"/>
-          <w:szCs w:val="26"/>
-          <w:lang w:val="en-US"/>
-        </w:rPr>
-      </w:pPr>
-      <w:r>
-        <w:rPr>
-          <w:sz w:val="26"/>
-          <w:szCs w:val="26"/>
-          <w:lang w:val="en-US"/>
-        </w:rPr>
-        <w:t xml:space="preserve">If consider recursive stack space: </w:t>
-      </w:r>
-      <w:r>
-        <w:rPr>
-          <w:b/>
-          <w:sz w:val="26"/>
-          <w:szCs w:val="26"/>
-          <w:lang w:val="en-US"/>
-        </w:rPr>
-        <w:t>O(1).</w:t>
+      </w:pPr>
+      <w:r>
+        <w:t>7.4. Variants/Improvements</w:t>
+      </w:r>
+    </w:p>
+    <w:p>
+      <w:pPr>
+        <w:spacing w:line="360" w:lineRule="auto"/>
+        <w:ind w:left="851"/>
+        <w:rPr>
+          <w:sz w:val="26"/>
+          <w:szCs w:val="26"/>
+        </w:rPr>
+      </w:pPr>
+      <w:r>
+        <w:rPr>
+          <w:sz w:val="26"/>
+          <w:szCs w:val="26"/>
+        </w:rPr>
+        <w:t>The decision of choosing the pivot matters a lot in the time complexity, therefore there are some methods to solving this:</w:t>
       </w:r>
     </w:p>
     <w:p>
       <w:pPr>
         <w:pStyle w:val="ListParagraph"/>
+        <w:widowControl/>
         <w:numPr>
           <w:ilvl w:val="0"/>
-          <w:numId w:val="15"/>
+          <w:numId w:val="30"/>
         </w:numPr>
-        <w:spacing w:after="240" w:line="360" w:lineRule="auto"/>
-        <w:jc w:val="both"/>
-        <w:rPr>
-          <w:sz w:val="26"/>
-          <w:szCs w:val="26"/>
-          <w:lang w:val="en-US"/>
-        </w:rPr>
-      </w:pPr>
-      <w:r>
-        <w:rPr>
-          <w:sz w:val="26"/>
-          <w:szCs w:val="26"/>
-          <w:lang w:val="en-US"/>
-        </w:rPr>
-        <w:t xml:space="preserve">If </w:t>
-      </w:r>
-      <w:r>
-        <w:rPr>
-          <w:i/>
-          <w:sz w:val="26"/>
-          <w:szCs w:val="26"/>
-          <w:lang w:val="en-US"/>
-        </w:rPr>
-        <w:t xml:space="preserve">not </w:t>
-      </w:r>
-      <w:r>
-        <w:rPr>
-          <w:sz w:val="26"/>
-          <w:szCs w:val="26"/>
-          <w:lang w:val="en-US"/>
-        </w:rPr>
-        <w:t xml:space="preserve">consider recursive stack space: </w:t>
-      </w:r>
-      <w:r>
-        <w:rPr>
-          <w:b/>
-          <w:sz w:val="26"/>
-          <w:szCs w:val="26"/>
-          <w:lang w:val="en-US"/>
-        </w:rPr>
-        <w:t>O(</w:t>
-      </w:r>
-      <w:r>
-        <w:rPr>
-          <w:b/>
-          <w:sz w:val="26"/>
-          <w:szCs w:val="26"/>
-          <w:lang w:val="en-US"/>
-        </w:rPr>
-        <w:t>N</w:t>
-      </w:r>
-      <w:r>
-        <w:rPr>
-          <w:b/>
-          <w:sz w:val="26"/>
-          <w:szCs w:val="26"/>
-          <w:lang w:val="en-US"/>
-        </w:rPr>
-        <w:t>).</w:t>
-      </w:r>
-    </w:p>
-    <w:p>
-      <w:pPr>
-        <w:pStyle w:val="Heading3"/>
-        <w:jc w:val="both"/>
-      </w:pPr>
-      <w:r>
-        <w:t>7.4. Variants/Improvements</w:t>
+        <w:autoSpaceDE/>
+        <w:autoSpaceDN/>
+        <w:spacing w:before="0" w:after="160" w:line="360" w:lineRule="auto"/>
+        <w:ind w:left="1134" w:right="0"/>
+        <w:contextualSpacing/>
+        <w:jc w:val="left"/>
+        <w:rPr>
+          <w:sz w:val="26"/>
+          <w:szCs w:val="26"/>
+        </w:rPr>
+      </w:pPr>
+      <w:r>
+        <w:rPr>
+          <w:b/>
+          <w:sz w:val="26"/>
+          <w:szCs w:val="26"/>
+        </w:rPr>
+        <w:t>Median-of-three</w:t>
+      </w:r>
+      <w:r>
+        <w:rPr>
+          <w:sz w:val="26"/>
+          <w:szCs w:val="26"/>
+        </w:rPr>
+        <w:t>: choose the pivot from one of the following: first, middle, or last element.</w:t>
       </w:r>
     </w:p>
     <w:p>
       <w:pPr>
         <w:pStyle w:val="ListParagraph"/>
+        <w:widowControl/>
         <w:numPr>
           <w:ilvl w:val="0"/>
-          <w:numId w:val="16"/>
+          <w:numId w:val="30"/>
         </w:numPr>
-        <w:spacing w:after="240" w:line="360" w:lineRule="auto"/>
-        <w:jc w:val="both"/>
-        <w:rPr>
-          <w:sz w:val="26"/>
-          <w:szCs w:val="26"/>
-          <w:lang w:val="en-US"/>
-        </w:rPr>
-      </w:pPr>
-      <w:r>
-        <w:rPr>
-          <w:sz w:val="26"/>
-          <w:szCs w:val="26"/>
-          <w:lang w:val="en-US"/>
-        </w:rPr>
-        <w:t>Multi-pivot Quick Sort: This algorithm split the array into S parts, with S – 1 pivots.</w:t>
+        <w:autoSpaceDE/>
+        <w:autoSpaceDN/>
+        <w:spacing w:before="0" w:after="160" w:line="360" w:lineRule="auto"/>
+        <w:ind w:left="1134" w:right="0"/>
+        <w:contextualSpacing/>
+        <w:jc w:val="left"/>
+        <w:rPr>
+          <w:sz w:val="26"/>
+          <w:szCs w:val="26"/>
+        </w:rPr>
+      </w:pPr>
+      <w:r>
+        <w:rPr>
+          <w:b/>
+          <w:sz w:val="26"/>
+          <w:szCs w:val="26"/>
+        </w:rPr>
+        <w:t>Pick randomly</w:t>
+      </w:r>
+      <w:r>
+        <w:rPr>
+          <w:sz w:val="26"/>
+          <w:szCs w:val="26"/>
+          <w:lang w:val="en-US"/>
+        </w:rPr>
+        <w:t>:</w:t>
+      </w:r>
+      <w:r>
+        <w:rPr>
+          <w:sz w:val="26"/>
+          <w:szCs w:val="26"/>
+        </w:rPr>
+        <w:t xml:space="preserve"> This call </w:t>
+      </w:r>
+      <w:r>
+        <w:rPr>
+          <w:b/>
+          <w:sz w:val="26"/>
+          <w:szCs w:val="26"/>
+        </w:rPr>
+        <w:t>Randomize Quick Sort</w:t>
+      </w:r>
+      <w:r>
+        <w:rPr>
+          <w:sz w:val="26"/>
+          <w:szCs w:val="26"/>
+        </w:rPr>
+        <w:t>, which should minimize the occurrence of worst-case.</w:t>
+      </w:r>
+    </w:p>
+    <w:p>
+      <w:pPr>
+        <w:widowControl/>
+        <w:autoSpaceDE/>
+        <w:autoSpaceDN/>
+        <w:spacing w:after="160" w:line="360" w:lineRule="auto"/>
+        <w:contextualSpacing/>
+        <w:rPr>
+          <w:sz w:val="26"/>
+          <w:szCs w:val="26"/>
+        </w:rPr>
+      </w:pPr>
+    </w:p>
+    <w:p>
+      <w:pPr>
+        <w:widowControl/>
+        <w:autoSpaceDE/>
+        <w:autoSpaceDN/>
+        <w:spacing w:after="160" w:line="360" w:lineRule="auto"/>
+        <w:contextualSpacing/>
+        <w:rPr>
+          <w:sz w:val="26"/>
+          <w:szCs w:val="26"/>
+        </w:rPr>
+      </w:pPr>
+    </w:p>
+    <w:p>
+      <w:pPr>
+        <w:spacing w:line="360" w:lineRule="auto"/>
+        <w:ind w:left="851"/>
+        <w:rPr>
+          <w:sz w:val="26"/>
+          <w:szCs w:val="26"/>
+        </w:rPr>
+      </w:pPr>
+      <w:r>
+        <w:rPr>
+          <w:sz w:val="26"/>
+          <w:szCs w:val="26"/>
+        </w:rPr>
+        <w:lastRenderedPageBreak/>
+        <w:t>Other improvements and variants can be:</w:t>
       </w:r>
     </w:p>
     <w:p>
       <w:pPr>
         <w:pStyle w:val="ListParagraph"/>
+        <w:widowControl/>
         <w:numPr>
           <w:ilvl w:val="0"/>
-          <w:numId w:val="16"/>
+          <w:numId w:val="30"/>
         </w:numPr>
-        <w:spacing w:after="240" w:line="360" w:lineRule="auto"/>
-        <w:jc w:val="both"/>
-        <w:rPr>
-          <w:sz w:val="26"/>
-          <w:szCs w:val="26"/>
-          <w:lang w:val="en-US"/>
-        </w:rPr>
-      </w:pPr>
-      <w:r>
-        <w:rPr>
-          <w:sz w:val="26"/>
-          <w:szCs w:val="26"/>
-          <w:lang w:val="en-US"/>
-        </w:rPr>
-        <w:t>External Quick Sort</w:t>
+        <w:autoSpaceDE/>
+        <w:autoSpaceDN/>
+        <w:spacing w:before="0" w:after="160" w:line="360" w:lineRule="auto"/>
+        <w:ind w:left="1134" w:right="0"/>
+        <w:contextualSpacing/>
+        <w:jc w:val="left"/>
+        <w:rPr>
+          <w:sz w:val="26"/>
+          <w:szCs w:val="26"/>
+        </w:rPr>
+      </w:pPr>
+      <w:r>
+        <w:rPr>
+          <w:b/>
+          <w:sz w:val="26"/>
+          <w:szCs w:val="26"/>
+        </w:rPr>
+        <w:t>Multi-pivot Quick sort</w:t>
+      </w:r>
+      <w:r>
+        <w:rPr>
+          <w:sz w:val="26"/>
+          <w:szCs w:val="26"/>
+        </w:rPr>
+        <w:t>: choosing multiple pivots and partitioning them into compartments accordingly, which will improve the performances of data distributions.</w:t>
       </w:r>
     </w:p>
     <w:p>
       <w:pPr>
         <w:pStyle w:val="ListParagraph"/>
+        <w:widowControl/>
         <w:numPr>
           <w:ilvl w:val="0"/>
-          <w:numId w:val="16"/>
+          <w:numId w:val="30"/>
         </w:numPr>
-        <w:spacing w:after="240" w:line="360" w:lineRule="auto"/>
-        <w:jc w:val="both"/>
-        <w:rPr>
-          <w:sz w:val="26"/>
-          <w:szCs w:val="26"/>
-          <w:lang w:val="en-US"/>
-        </w:rPr>
-      </w:pPr>
-      <w:r>
-        <w:rPr>
-          <w:sz w:val="26"/>
-          <w:szCs w:val="26"/>
-          <w:lang w:val="en-US"/>
-        </w:rPr>
-        <w:t>Three – way Radix Quicksort</w:t>
-      </w:r>
-    </w:p>
-    <w:p>
-      <w:pPr>
-        <w:pStyle w:val="ListParagraph"/>
-        <w:numPr>
-          <w:ilvl w:val="0"/>
-          <w:numId w:val="16"/>
-        </w:numPr>
-        <w:spacing w:after="240" w:line="360" w:lineRule="auto"/>
-        <w:jc w:val="both"/>
-        <w:rPr>
-          <w:sz w:val="26"/>
-          <w:szCs w:val="26"/>
-          <w:lang w:val="en-US"/>
-        </w:rPr>
-      </w:pPr>
-      <w:r>
-        <w:rPr>
-          <w:sz w:val="26"/>
-          <w:szCs w:val="26"/>
-          <w:lang w:val="en-US"/>
-        </w:rPr>
-        <w:t>Quick Radix Sort</w:t>
-      </w:r>
-    </w:p>
-    <w:p>
-      <w:pPr>
-        <w:pStyle w:val="ListParagraph"/>
-        <w:numPr>
-          <w:ilvl w:val="0"/>
-          <w:numId w:val="16"/>
-        </w:numPr>
-        <w:spacing w:after="240" w:line="360" w:lineRule="auto"/>
-        <w:jc w:val="both"/>
-        <w:rPr>
-          <w:sz w:val="26"/>
-          <w:szCs w:val="26"/>
-          <w:lang w:val="en-US"/>
-        </w:rPr>
-      </w:pPr>
-      <w:r>
-        <w:rPr>
-          <w:sz w:val="26"/>
-          <w:szCs w:val="26"/>
-          <w:lang w:val="en-US"/>
-        </w:rPr>
-        <w:t>Block Quicksort</w:t>
-      </w:r>
-    </w:p>
-    <w:p>
-      <w:pPr>
-        <w:pStyle w:val="ListParagraph"/>
-        <w:numPr>
-          <w:ilvl w:val="0"/>
-          <w:numId w:val="16"/>
-        </w:numPr>
-        <w:spacing w:after="240" w:line="360" w:lineRule="auto"/>
-        <w:jc w:val="both"/>
-        <w:rPr>
-          <w:sz w:val="26"/>
-          <w:szCs w:val="26"/>
-          <w:lang w:val="en-US"/>
-        </w:rPr>
-      </w:pPr>
-      <w:r>
-        <w:rPr>
-          <w:sz w:val="26"/>
-          <w:szCs w:val="26"/>
-          <w:lang w:val="en-US"/>
-        </w:rPr>
-        <w:t>Partial and incremental quicksort</w:t>
+        <w:autoSpaceDE/>
+        <w:autoSpaceDN/>
+        <w:spacing w:before="0" w:after="160" w:line="360" w:lineRule="auto"/>
+        <w:ind w:left="1134" w:right="0"/>
+        <w:contextualSpacing/>
+        <w:jc w:val="left"/>
+        <w:rPr>
+          <w:sz w:val="26"/>
+          <w:szCs w:val="26"/>
+        </w:rPr>
+      </w:pPr>
+      <w:r>
+        <w:rPr>
+          <w:sz w:val="26"/>
+          <w:szCs w:val="26"/>
+        </w:rPr>
+        <w:t xml:space="preserve">Instead of partitioning the array into 2 sub-arrays, the </w:t>
+      </w:r>
+      <w:r>
+        <w:rPr>
+          <w:b/>
+          <w:sz w:val="26"/>
+          <w:szCs w:val="26"/>
+        </w:rPr>
+        <w:t>Three-way Quick Sort</w:t>
+      </w:r>
+      <w:r>
+        <w:rPr>
+          <w:sz w:val="26"/>
+          <w:szCs w:val="26"/>
+        </w:rPr>
+        <w:t xml:space="preserve"> split the array into 3 parts: less than, equal to, and larger than the pivot itself. By this, the algorithm prevents redundant operations on duplicate elements.</w:t>
       </w:r>
     </w:p>
     <w:p>
@@ -13666,7 +14401,6 @@
           <w:szCs w:val="26"/>
           <w:lang w:val="en-US"/>
         </w:rPr>
-        <w:lastRenderedPageBreak/>
         <w:br w:type="page"/>
       </w:r>
     </w:p>
@@ -13682,6 +14416,7 @@
     <w:p>
       <w:pPr>
         <w:pStyle w:val="Heading3"/>
+        <w:spacing w:after="0"/>
         <w:jc w:val="both"/>
       </w:pPr>
       <w:r>
@@ -13690,7 +14425,185 @@
     </w:p>
     <w:p>
       <w:pPr>
-        <w:spacing w:after="240" w:line="360" w:lineRule="auto"/>
+        <w:spacing w:line="360" w:lineRule="auto"/>
+        <w:ind w:left="851"/>
+        <w:rPr>
+          <w:sz w:val="26"/>
+          <w:szCs w:val="26"/>
+          <w:lang w:val="en-US"/>
+        </w:rPr>
+      </w:pPr>
+      <w:r>
+        <w:rPr>
+          <w:b/>
+          <w:sz w:val="26"/>
+          <w:szCs w:val="26"/>
+        </w:rPr>
+        <w:t xml:space="preserve">Radix </w:t>
+      </w:r>
+      <w:r>
+        <w:rPr>
+          <w:b/>
+          <w:sz w:val="26"/>
+          <w:szCs w:val="26"/>
+          <w:lang w:val="en-US"/>
+        </w:rPr>
+        <w:t>S</w:t>
+      </w:r>
+      <w:r>
+        <w:rPr>
+          <w:b/>
+          <w:sz w:val="26"/>
+          <w:szCs w:val="26"/>
+        </w:rPr>
+        <w:t>ort</w:t>
+      </w:r>
+      <w:r>
+        <w:rPr>
+          <w:sz w:val="26"/>
+          <w:szCs w:val="26"/>
+        </w:rPr>
+        <w:t xml:space="preserve"> is a non-comparison-based sorting algorithm that operates on the individual digits of the input elements. </w:t>
+      </w:r>
+      <w:r>
+        <w:rPr>
+          <w:sz w:val="26"/>
+          <w:szCs w:val="26"/>
+        </w:rPr>
+        <w:br/>
+        <w:t>The idea is to sort elements according to the least significant digit and progressivvely toward the more significant ones. move to the more significant ones by putting them into different buckets according to the value of the current digit.</w:t>
+      </w:r>
+    </w:p>
+    <w:p>
+      <w:pPr>
+        <w:pStyle w:val="Heading3"/>
+        <w:spacing w:after="0"/>
+        <w:jc w:val="both"/>
+      </w:pPr>
+      <w:r>
+        <w:t>8.2. Step-by-step descriptions</w:t>
+      </w:r>
+    </w:p>
+    <w:p>
+      <w:pPr>
+        <w:spacing w:line="360" w:lineRule="auto"/>
+        <w:ind w:left="851"/>
+        <w:rPr>
+          <w:sz w:val="26"/>
+          <w:szCs w:val="26"/>
+          <w:lang w:val="en-US"/>
+        </w:rPr>
+      </w:pPr>
+      <w:r>
+        <w:rPr>
+          <w:b/>
+          <w:sz w:val="26"/>
+          <w:szCs w:val="26"/>
+        </w:rPr>
+        <w:t>Step 1</w:t>
+      </w:r>
+      <w:r>
+        <w:rPr>
+          <w:sz w:val="26"/>
+          <w:szCs w:val="26"/>
+        </w:rPr>
+        <w:t>: This process continues until all digits or bits have been considered, resulting in a fully sorted array.Find the maximum number of the meaning digits. This will determine the number of passes required for the sorting process.</w:t>
+      </w:r>
+      <w:r>
+        <w:rPr>
+          <w:sz w:val="26"/>
+          <w:szCs w:val="26"/>
+        </w:rPr>
+        <w:br/>
+      </w:r>
+      <w:r>
+        <w:rPr>
+          <w:b/>
+          <w:sz w:val="26"/>
+          <w:szCs w:val="26"/>
+        </w:rPr>
+        <w:t>Step 2</w:t>
+      </w:r>
+      <w:r>
+        <w:rPr>
+          <w:sz w:val="26"/>
+          <w:szCs w:val="26"/>
+        </w:rPr>
+        <w:t>: Starting from the rightmost digit, perform placing elements into the “buckets” correspondingly to its digit.</w:t>
+      </w:r>
+      <w:r>
+        <w:rPr>
+          <w:sz w:val="26"/>
+          <w:szCs w:val="26"/>
+        </w:rPr>
+        <w:br/>
+      </w:r>
+      <w:r>
+        <w:rPr>
+          <w:b/>
+          <w:sz w:val="26"/>
+          <w:szCs w:val="26"/>
+        </w:rPr>
+        <w:t>Step 3</w:t>
+      </w:r>
+      <w:r>
+        <w:rPr>
+          <w:sz w:val="26"/>
+          <w:szCs w:val="26"/>
+        </w:rPr>
+        <w:t xml:space="preserve">: From the order of the buckets and the order the element itself was put inside each bucket, copy it back to an array. </w:t>
+      </w:r>
+      <w:r>
+        <w:rPr>
+          <w:sz w:val="26"/>
+          <w:szCs w:val="26"/>
+        </w:rPr>
+        <w:br/>
+      </w:r>
+      <w:r>
+        <w:rPr>
+          <w:b/>
+          <w:sz w:val="26"/>
+          <w:szCs w:val="26"/>
+        </w:rPr>
+        <w:t>Step 4</w:t>
+      </w:r>
+      <w:r>
+        <w:rPr>
+          <w:sz w:val="26"/>
+          <w:szCs w:val="26"/>
+        </w:rPr>
+        <w:t xml:space="preserve">: Move to the next digit on the left for consideration, and back to </w:t>
+      </w:r>
+      <w:r>
+        <w:rPr>
+          <w:b/>
+          <w:sz w:val="26"/>
+          <w:szCs w:val="26"/>
+        </w:rPr>
+        <w:t>step 2</w:t>
+      </w:r>
+      <w:r>
+        <w:rPr>
+          <w:sz w:val="26"/>
+          <w:szCs w:val="26"/>
+        </w:rPr>
+        <w:t>.</w:t>
+      </w:r>
+    </w:p>
+    <w:p>
+      <w:pPr>
+        <w:pStyle w:val="Heading3"/>
+        <w:spacing w:after="0"/>
+        <w:jc w:val="both"/>
+      </w:pPr>
+      <w:r>
+        <w:t>8.3. Time and space complexity</w:t>
+      </w:r>
+    </w:p>
+    <w:p>
+      <w:pPr>
+        <w:spacing w:line="360" w:lineRule="auto"/>
         <w:ind w:left="851"/>
         <w:jc w:val="both"/>
         <w:rPr>
@@ -13705,57 +14618,31 @@
           <w:szCs w:val="26"/>
           <w:lang w:val="en-US"/>
         </w:rPr>
-        <w:t xml:space="preserve">Radix Sort is a non-comparative integer sorting algorithm that sorts elements by processing them digit by digit. This algorithm puts elements into buckets based on their digit’s values and sort elements according to the least significant elements, progressively move to the most significant one. The key idea of this algorithm is to exploit the concept of place value. It í efficient for integers or strings with fixed-size keys. </w:t>
-      </w:r>
-    </w:p>
-    <w:p>
-      <w:pPr>
-        <w:pStyle w:val="Heading3"/>
-        <w:jc w:val="both"/>
-      </w:pPr>
-      <w:r>
-        <w:t>8.2. Step-by-step descriptions</w:t>
-      </w:r>
-    </w:p>
-    <w:p>
-      <w:pPr>
-        <w:spacing w:after="240" w:line="360" w:lineRule="auto"/>
-        <w:ind w:left="851"/>
-        <w:jc w:val="both"/>
-        <w:rPr>
-          <w:sz w:val="26"/>
-          <w:szCs w:val="26"/>
-          <w:lang w:val="en-US"/>
-        </w:rPr>
-      </w:pPr>
-    </w:p>
-    <w:p>
-      <w:pPr>
-        <w:pStyle w:val="Heading3"/>
-        <w:jc w:val="both"/>
-      </w:pPr>
-      <w:r>
-        <w:t>8.3. Time and space complexity</w:t>
-      </w:r>
-    </w:p>
-    <w:p>
-      <w:pPr>
-        <w:spacing w:after="240" w:line="360" w:lineRule="auto"/>
-        <w:ind w:left="851"/>
-        <w:jc w:val="both"/>
-        <w:rPr>
-          <w:sz w:val="26"/>
-          <w:szCs w:val="26"/>
-          <w:lang w:val="en-US"/>
-        </w:rPr>
-      </w:pPr>
-      <w:r>
-        <w:rPr>
-          <w:sz w:val="26"/>
-          <w:szCs w:val="26"/>
-          <w:lang w:val="en-US"/>
-        </w:rPr>
-        <w:t>With N is the number of elements in the list, K is the base of the number system (the number of digit of the largest element in the list).</w:t>
+        <w:t>With N is the number of elements in the list, K is the number of digit</w:t>
+      </w:r>
+      <w:r>
+        <w:rPr>
+          <w:sz w:val="26"/>
+          <w:szCs w:val="26"/>
+          <w:lang w:val="en-US"/>
+        </w:rPr>
+        <w:t>s</w:t>
+      </w:r>
+      <w:r>
+        <w:rPr>
+          <w:sz w:val="26"/>
+          <w:szCs w:val="26"/>
+          <w:lang w:val="en-US"/>
+        </w:rPr>
+        <w:t xml:space="preserve"> of the largest element in the list</w:t>
+      </w:r>
+      <w:r>
+        <w:rPr>
+          <w:sz w:val="26"/>
+          <w:szCs w:val="26"/>
+          <w:lang w:val="en-US"/>
+        </w:rPr>
+        <w:t>.</w:t>
       </w:r>
     </w:p>
     <w:p>
@@ -13765,7 +14652,7 @@
           <w:ilvl w:val="0"/>
           <w:numId w:val="17"/>
         </w:numPr>
-        <w:spacing w:after="240" w:line="360" w:lineRule="auto"/>
+        <w:spacing w:before="0" w:line="360" w:lineRule="auto"/>
         <w:jc w:val="both"/>
         <w:rPr>
           <w:sz w:val="26"/>
@@ -13798,7 +14685,7 @@
           <w:ilvl w:val="0"/>
           <w:numId w:val="17"/>
         </w:numPr>
-        <w:spacing w:after="240" w:line="360" w:lineRule="auto"/>
+        <w:spacing w:before="0" w:line="360" w:lineRule="auto"/>
         <w:jc w:val="both"/>
         <w:rPr>
           <w:sz w:val="26"/>
@@ -13821,21 +14708,37 @@
           <w:szCs w:val="26"/>
           <w:lang w:val="en-US"/>
         </w:rPr>
-        <w:t xml:space="preserve">O(N + K), </w:t>
-      </w:r>
-      <w:r>
-        <w:rPr>
-          <w:sz w:val="26"/>
-          <w:szCs w:val="26"/>
-          <w:lang w:val="en-US"/>
-        </w:rPr>
-        <w:t xml:space="preserve">in consideration of creating buckets for each digit’s value and copying the sorted elements back to te array. </w:t>
-      </w:r>
-    </w:p>
-    <w:p>
-      <w:pPr>
-        <w:spacing w:after="240" w:line="360" w:lineRule="auto"/>
-        <w:ind w:left="720"/>
+        <w:t xml:space="preserve">O(N), </w:t>
+      </w:r>
+      <w:r>
+        <w:rPr>
+          <w:sz w:val="26"/>
+          <w:szCs w:val="26"/>
+          <w:lang w:val="en-US"/>
+        </w:rPr>
+        <w:t>in consideration of creating buckets for each digit’s value and copying the sorted elements back to t</w:t>
+      </w:r>
+      <w:r>
+        <w:rPr>
+          <w:sz w:val="26"/>
+          <w:szCs w:val="26"/>
+          <w:lang w:val="en-US"/>
+        </w:rPr>
+        <w:t>h</w:t>
+      </w:r>
+      <w:r>
+        <w:rPr>
+          <w:sz w:val="26"/>
+          <w:szCs w:val="26"/>
+          <w:lang w:val="en-US"/>
+        </w:rPr>
+        <w:t xml:space="preserve">e array. </w:t>
+      </w:r>
+    </w:p>
+    <w:p>
+      <w:pPr>
+        <w:spacing w:line="360" w:lineRule="auto"/>
+        <w:ind w:left="851"/>
         <w:jc w:val="both"/>
         <w:rPr>
           <w:sz w:val="26"/>
@@ -13855,6 +14758,7 @@
     <w:p>
       <w:pPr>
         <w:pStyle w:val="Heading3"/>
+        <w:spacing w:after="0"/>
         <w:jc w:val="both"/>
       </w:pPr>
       <w:r>
@@ -13863,7 +14767,7 @@
     </w:p>
     <w:p>
       <w:pPr>
-        <w:spacing w:after="240" w:line="360" w:lineRule="auto"/>
+        <w:spacing w:line="360" w:lineRule="auto"/>
         <w:ind w:left="851"/>
         <w:jc w:val="both"/>
         <w:rPr>
@@ -13888,7 +14792,7 @@
           <w:ilvl w:val="0"/>
           <w:numId w:val="19"/>
         </w:numPr>
-        <w:spacing w:after="240" w:line="360" w:lineRule="auto"/>
+        <w:spacing w:before="0" w:line="360" w:lineRule="auto"/>
         <w:jc w:val="both"/>
         <w:rPr>
           <w:sz w:val="26"/>
@@ -13898,11 +14802,20 @@
       </w:pPr>
       <w:r>
         <w:rPr>
-          <w:sz w:val="26"/>
-          <w:szCs w:val="26"/>
-          <w:lang w:val="en-US"/>
-        </w:rPr>
-        <w:t>LSD Radix Sort: Started sorting at the least significant digit and worked up digit by digit to the most significant digit.</w:t>
+          <w:b/>
+          <w:sz w:val="26"/>
+          <w:szCs w:val="26"/>
+          <w:lang w:val="en-US"/>
+        </w:rPr>
+        <w:t>LSD Radix Sort</w:t>
+      </w:r>
+      <w:r>
+        <w:rPr>
+          <w:sz w:val="26"/>
+          <w:szCs w:val="26"/>
+          <w:lang w:val="en-US"/>
+        </w:rPr>
+        <w:t>: Started sorting at the least significant digit and worked up digit by digit to the most significant digit.</w:t>
       </w:r>
     </w:p>
     <w:p>
@@ -13912,7 +14825,7 @@
           <w:ilvl w:val="0"/>
           <w:numId w:val="19"/>
         </w:numPr>
-        <w:spacing w:after="240" w:line="360" w:lineRule="auto"/>
+        <w:spacing w:before="0" w:line="360" w:lineRule="auto"/>
         <w:jc w:val="both"/>
         <w:rPr>
           <w:sz w:val="26"/>
@@ -13922,11 +14835,20 @@
       </w:pPr>
       <w:r>
         <w:rPr>
-          <w:sz w:val="26"/>
-          <w:szCs w:val="26"/>
-          <w:lang w:val="en-US"/>
-        </w:rPr>
-        <w:t xml:space="preserve">MSD Radix Sort: Alternatively, we start at the most significant digit. MSD requires that after the hundreads place, we must sort </w:t>
+          <w:b/>
+          <w:sz w:val="26"/>
+          <w:szCs w:val="26"/>
+          <w:lang w:val="en-US"/>
+        </w:rPr>
+        <w:t>MSD Radix Sort</w:t>
+      </w:r>
+      <w:r>
+        <w:rPr>
+          <w:sz w:val="26"/>
+          <w:szCs w:val="26"/>
+          <w:lang w:val="en-US"/>
+        </w:rPr>
+        <w:t xml:space="preserve">: Alternatively, we start at the most significant digit. MSD requires that after the hundreads place, we must sort </w:t>
       </w:r>
       <w:r>
         <w:rPr>
@@ -13936,6 +14858,1425 @@
         </w:rPr>
         <w:tab/>
         <w:t xml:space="preserve">the hundreads place buckets within themselves instead of the whole input list. It means we sort the buckets recursively. </w:t>
+      </w:r>
+    </w:p>
+    <w:p>
+      <w:pPr>
+        <w:spacing w:line="360" w:lineRule="auto"/>
+        <w:ind w:left="1211"/>
+        <w:jc w:val="both"/>
+        <w:rPr>
+          <w:sz w:val="26"/>
+          <w:szCs w:val="26"/>
+          <w:lang w:val="en-US"/>
+        </w:rPr>
+      </w:pPr>
+    </w:p>
+    <w:p>
+      <w:pPr>
+        <w:widowControl/>
+        <w:autoSpaceDE/>
+        <w:autoSpaceDN/>
+        <w:spacing w:after="160" w:line="360" w:lineRule="auto"/>
+        <w:ind w:left="851"/>
+        <w:contextualSpacing/>
+        <w:rPr>
+          <w:sz w:val="26"/>
+          <w:szCs w:val="26"/>
+        </w:rPr>
+      </w:pPr>
+      <w:r>
+        <w:rPr>
+          <w:sz w:val="26"/>
+          <w:szCs w:val="26"/>
+        </w:rPr>
+        <w:lastRenderedPageBreak/>
+        <w:t>Radix Sort has a version that starts with the largest digit and works way down, which can be beneficial for sorting strings,…</w:t>
+      </w:r>
+    </w:p>
+    <w:p>
+      <w:pPr>
+        <w:widowControl/>
+        <w:autoSpaceDE/>
+        <w:autoSpaceDN/>
+        <w:spacing w:after="160" w:line="360" w:lineRule="auto"/>
+        <w:ind w:left="851"/>
+        <w:contextualSpacing/>
+        <w:rPr>
+          <w:sz w:val="26"/>
+          <w:szCs w:val="26"/>
+        </w:rPr>
+      </w:pPr>
+      <w:r>
+        <w:rPr>
+          <w:b/>
+          <w:sz w:val="26"/>
+          <w:szCs w:val="26"/>
+        </w:rPr>
+        <w:t>Multiple-key Radix Sort</w:t>
+      </w:r>
+      <w:r>
+        <w:rPr>
+          <w:sz w:val="26"/>
+          <w:szCs w:val="26"/>
+        </w:rPr>
+        <w:t>: when elements can have multiple keys or attributes, the algorithm can sort the array simultaneously, partitioning in buckets and performing radix sort on the corresponding key.</w:t>
+      </w:r>
+    </w:p>
+    <w:p>
+      <w:pPr>
+        <w:spacing w:line="360" w:lineRule="auto"/>
+        <w:ind w:left="1211"/>
+        <w:jc w:val="both"/>
+        <w:rPr>
+          <w:sz w:val="26"/>
+          <w:szCs w:val="26"/>
+          <w:lang w:val="en-US"/>
+        </w:rPr>
+      </w:pPr>
+    </w:p>
+    <w:p>
+      <w:pPr>
+        <w:widowControl/>
+        <w:autoSpaceDE/>
+        <w:autoSpaceDN/>
+        <w:spacing w:line="360" w:lineRule="auto"/>
+        <w:jc w:val="both"/>
+        <w:rPr>
+          <w:sz w:val="26"/>
+          <w:szCs w:val="26"/>
+          <w:lang w:val="en-US"/>
+        </w:rPr>
+      </w:pPr>
+      <w:r>
+        <w:rPr>
+          <w:sz w:val="26"/>
+          <w:szCs w:val="26"/>
+          <w:lang w:val="en-US"/>
+        </w:rPr>
+        <w:br w:type="page"/>
+      </w:r>
+    </w:p>
+    <w:p>
+      <w:pPr>
+        <w:pStyle w:val="Heading2"/>
+      </w:pPr>
+      <w:r>
+        <w:lastRenderedPageBreak/>
+        <w:t>9. Selection Sort</w:t>
+      </w:r>
+    </w:p>
+    <w:p>
+      <w:pPr>
+        <w:pStyle w:val="Heading3"/>
+        <w:spacing w:after="0"/>
+        <w:jc w:val="both"/>
+      </w:pPr>
+      <w:r>
+        <w:t>9.1. Algorithmic ideas</w:t>
+      </w:r>
+    </w:p>
+    <w:p>
+      <w:pPr>
+        <w:spacing w:line="360" w:lineRule="auto"/>
+        <w:ind w:left="851"/>
+        <w:jc w:val="both"/>
+        <w:rPr>
+          <w:sz w:val="26"/>
+          <w:szCs w:val="26"/>
+          <w:lang w:val="en-US"/>
+        </w:rPr>
+      </w:pPr>
+      <w:r>
+        <w:rPr>
+          <w:b/>
+          <w:sz w:val="26"/>
+          <w:szCs w:val="26"/>
+          <w:lang w:val="en-US"/>
+        </w:rPr>
+        <w:t>Selection Sort</w:t>
+      </w:r>
+      <w:r>
+        <w:rPr>
+          <w:sz w:val="26"/>
+          <w:szCs w:val="26"/>
+          <w:lang w:val="en-US"/>
+        </w:rPr>
+        <w:t xml:space="preserve"> works by repeatedly selecting the smallest from the unsorted part of the list and then moving it to the sorted part of the list. The largest element can be chosen first instead based on the approach. The moving process is to swap the chosen element with the first element of the unsorted part. This process is repeated until the entire list is sorted. </w:t>
+      </w:r>
+    </w:p>
+    <w:p>
+      <w:pPr>
+        <w:pStyle w:val="Heading3"/>
+        <w:spacing w:after="0"/>
+        <w:jc w:val="both"/>
+      </w:pPr>
+      <w:r>
+        <w:t>9.2. Step-by-step descriptions</w:t>
+      </w:r>
+    </w:p>
+    <w:p>
+      <w:pPr>
+        <w:spacing w:line="360" w:lineRule="auto"/>
+        <w:ind w:left="851"/>
+        <w:rPr>
+          <w:rFonts w:eastAsia="Arial"/>
+          <w:color w:val="000000"/>
+          <w:sz w:val="26"/>
+          <w:szCs w:val="26"/>
+          <w:shd w:val="clear" w:color="auto" w:fill="FFFFFF"/>
+          <w:lang w:val="en-US"/>
+        </w:rPr>
+      </w:pPr>
+      <w:r>
+        <w:rPr>
+          <w:rFonts w:eastAsia="Arial"/>
+          <w:b/>
+          <w:bCs/>
+          <w:sz w:val="26"/>
+          <w:szCs w:val="26"/>
+          <w:lang w:val="en-US"/>
+        </w:rPr>
+        <w:t xml:space="preserve">Step 1 : </w:t>
+      </w:r>
+      <w:r>
+        <w:rPr>
+          <w:rFonts w:eastAsia="Arial"/>
+          <w:color w:val="000000"/>
+          <w:sz w:val="26"/>
+          <w:szCs w:val="26"/>
+          <w:shd w:val="clear" w:color="auto" w:fill="FFFFFF"/>
+          <w:lang w:val="en-US"/>
+        </w:rPr>
+        <w:t xml:space="preserve">Initialize </w:t>
+      </w:r>
+      <w:r>
+        <w:rPr>
+          <w:rFonts w:eastAsia="Arial"/>
+          <w:b/>
+          <w:color w:val="000000"/>
+          <w:sz w:val="26"/>
+          <w:szCs w:val="26"/>
+          <w:shd w:val="clear" w:color="auto" w:fill="FFFFFF"/>
+          <w:lang w:val="en-US"/>
+        </w:rPr>
+        <w:t>cur_idx = 0</w:t>
+      </w:r>
+    </w:p>
+    <w:p>
+      <w:pPr>
+        <w:spacing w:line="360" w:lineRule="auto"/>
+        <w:ind w:left="851"/>
+        <w:rPr>
+          <w:rFonts w:eastAsia="Arial"/>
+          <w:color w:val="000000"/>
+          <w:sz w:val="26"/>
+          <w:szCs w:val="26"/>
+          <w:shd w:val="clear" w:color="auto" w:fill="FFFFFF"/>
+          <w:lang w:val="en-US"/>
+        </w:rPr>
+      </w:pPr>
+      <w:r>
+        <w:rPr>
+          <w:rFonts w:eastAsia="Arial"/>
+          <w:b/>
+          <w:bCs/>
+          <w:color w:val="000000"/>
+          <w:sz w:val="26"/>
+          <w:szCs w:val="26"/>
+          <w:shd w:val="clear" w:color="auto" w:fill="FFFFFF"/>
+          <w:lang w:val="en-US"/>
+        </w:rPr>
+        <w:t xml:space="preserve">Step 2 </w:t>
+      </w:r>
+      <w:r>
+        <w:rPr>
+          <w:rFonts w:eastAsia="Arial"/>
+          <w:color w:val="000000"/>
+          <w:sz w:val="26"/>
+          <w:szCs w:val="26"/>
+          <w:shd w:val="clear" w:color="auto" w:fill="FFFFFF"/>
+          <w:lang w:val="en-US"/>
+        </w:rPr>
+        <w:t xml:space="preserve">: From </w:t>
+      </w:r>
+      <w:r>
+        <w:rPr>
+          <w:rFonts w:eastAsia="Arial"/>
+          <w:b/>
+          <w:color w:val="000000"/>
+          <w:sz w:val="26"/>
+          <w:szCs w:val="26"/>
+          <w:shd w:val="clear" w:color="auto" w:fill="FFFFFF"/>
+          <w:lang w:val="en-US"/>
+        </w:rPr>
+        <w:t>cur_idx + 1</w:t>
+      </w:r>
+      <w:r>
+        <w:rPr>
+          <w:rFonts w:eastAsia="Arial"/>
+          <w:color w:val="000000"/>
+          <w:sz w:val="26"/>
+          <w:szCs w:val="26"/>
+          <w:shd w:val="clear" w:color="auto" w:fill="FFFFFF"/>
+          <w:lang w:val="en-US"/>
+        </w:rPr>
+        <w:t xml:space="preserve"> to </w:t>
+      </w:r>
+      <w:r>
+        <w:rPr>
+          <w:rFonts w:eastAsia="Arial"/>
+          <w:b/>
+          <w:color w:val="000000"/>
+          <w:sz w:val="26"/>
+          <w:szCs w:val="26"/>
+          <w:shd w:val="clear" w:color="auto" w:fill="FFFFFF"/>
+          <w:lang w:val="en-US"/>
+        </w:rPr>
+        <w:t>N – 1</w:t>
+      </w:r>
+      <w:r>
+        <w:rPr>
+          <w:rFonts w:eastAsia="Arial"/>
+          <w:color w:val="000000"/>
+          <w:sz w:val="26"/>
+          <w:szCs w:val="26"/>
+          <w:shd w:val="clear" w:color="auto" w:fill="FFFFFF"/>
+          <w:lang w:val="en-US"/>
+        </w:rPr>
+        <w:t xml:space="preserve">, find out the element has smallest value and save its index to </w:t>
+      </w:r>
+      <w:r>
+        <w:rPr>
+          <w:rFonts w:eastAsia="Arial"/>
+          <w:b/>
+          <w:color w:val="000000"/>
+          <w:sz w:val="26"/>
+          <w:szCs w:val="26"/>
+          <w:shd w:val="clear" w:color="auto" w:fill="FFFFFF"/>
+          <w:lang w:val="en-US"/>
+        </w:rPr>
+        <w:t>min_idx</w:t>
+      </w:r>
+    </w:p>
+    <w:p>
+      <w:pPr>
+        <w:spacing w:line="360" w:lineRule="auto"/>
+        <w:ind w:left="851"/>
+        <w:rPr>
+          <w:rFonts w:eastAsia="Arial"/>
+          <w:color w:val="000000"/>
+          <w:sz w:val="26"/>
+          <w:szCs w:val="26"/>
+          <w:shd w:val="clear" w:color="auto" w:fill="FFFFFF"/>
+          <w:lang w:val="en-US"/>
+        </w:rPr>
+      </w:pPr>
+      <w:r>
+        <w:rPr>
+          <w:rFonts w:eastAsia="Arial"/>
+          <w:b/>
+          <w:bCs/>
+          <w:color w:val="000000"/>
+          <w:sz w:val="26"/>
+          <w:szCs w:val="26"/>
+          <w:shd w:val="clear" w:color="auto" w:fill="FFFFFF"/>
+          <w:lang w:val="en-US"/>
+        </w:rPr>
+        <w:t xml:space="preserve">Step 3 </w:t>
+      </w:r>
+      <w:r>
+        <w:rPr>
+          <w:rFonts w:eastAsia="Arial"/>
+          <w:color w:val="000000"/>
+          <w:sz w:val="26"/>
+          <w:szCs w:val="26"/>
+          <w:shd w:val="clear" w:color="auto" w:fill="FFFFFF"/>
+          <w:lang w:val="en-US"/>
+        </w:rPr>
+        <w:t xml:space="preserve">: </w:t>
+      </w:r>
+      <w:r>
+        <w:rPr>
+          <w:rFonts w:eastAsia="Arial"/>
+          <w:color w:val="000000"/>
+          <w:sz w:val="26"/>
+          <w:szCs w:val="26"/>
+          <w:shd w:val="clear" w:color="auto" w:fill="FFFFFF"/>
+          <w:lang w:val="en-US"/>
+        </w:rPr>
+        <w:t>S</w:t>
+      </w:r>
+      <w:r>
+        <w:rPr>
+          <w:rFonts w:eastAsia="Arial"/>
+          <w:color w:val="000000"/>
+          <w:sz w:val="26"/>
+          <w:szCs w:val="26"/>
+          <w:shd w:val="clear" w:color="auto" w:fill="FFFFFF"/>
+          <w:lang w:val="en-US"/>
+        </w:rPr>
+        <w:t xml:space="preserve">wap value of </w:t>
+      </w:r>
+      <w:r>
+        <w:rPr>
+          <w:rFonts w:eastAsia="Arial"/>
+          <w:color w:val="000000"/>
+          <w:sz w:val="26"/>
+          <w:szCs w:val="26"/>
+          <w:shd w:val="clear" w:color="auto" w:fill="FFFFFF"/>
+          <w:lang w:val="en-US"/>
+        </w:rPr>
+        <w:t xml:space="preserve">array at indexes </w:t>
+      </w:r>
+      <w:r>
+        <w:rPr>
+          <w:rFonts w:eastAsia="Arial"/>
+          <w:b/>
+          <w:color w:val="000000"/>
+          <w:sz w:val="26"/>
+          <w:szCs w:val="26"/>
+          <w:shd w:val="clear" w:color="auto" w:fill="FFFFFF"/>
+          <w:lang w:val="en-US"/>
+        </w:rPr>
+        <w:t>cur_idx</w:t>
+      </w:r>
+      <w:r>
+        <w:rPr>
+          <w:rFonts w:eastAsia="Arial"/>
+          <w:color w:val="000000"/>
+          <w:sz w:val="26"/>
+          <w:szCs w:val="26"/>
+          <w:shd w:val="clear" w:color="auto" w:fill="FFFFFF"/>
+          <w:lang w:val="en-US"/>
+        </w:rPr>
+        <w:t xml:space="preserve"> and </w:t>
+      </w:r>
+      <w:r>
+        <w:rPr>
+          <w:rFonts w:eastAsia="Arial"/>
+          <w:b/>
+          <w:color w:val="000000"/>
+          <w:sz w:val="26"/>
+          <w:szCs w:val="26"/>
+          <w:shd w:val="clear" w:color="auto" w:fill="FFFFFF"/>
+          <w:lang w:val="en-US"/>
+        </w:rPr>
+        <w:t>min_idx</w:t>
+      </w:r>
+    </w:p>
+    <w:p>
+      <w:pPr>
+        <w:spacing w:line="360" w:lineRule="auto"/>
+        <w:ind w:left="851"/>
+        <w:rPr>
+          <w:rFonts w:eastAsia="Arial"/>
+          <w:color w:val="000000"/>
+          <w:sz w:val="26"/>
+          <w:szCs w:val="26"/>
+          <w:shd w:val="clear" w:color="auto" w:fill="FFFFFF"/>
+          <w:lang w:val="en-US"/>
+        </w:rPr>
+      </w:pPr>
+      <w:r>
+        <w:rPr>
+          <w:rFonts w:eastAsia="Arial"/>
+          <w:b/>
+          <w:bCs/>
+          <w:color w:val="000000"/>
+          <w:sz w:val="26"/>
+          <w:szCs w:val="26"/>
+          <w:shd w:val="clear" w:color="auto" w:fill="FFFFFF"/>
+          <w:lang w:val="en-US"/>
+        </w:rPr>
+        <w:t xml:space="preserve">Step 4 </w:t>
+      </w:r>
+      <w:r>
+        <w:rPr>
+          <w:rFonts w:eastAsia="Arial"/>
+          <w:color w:val="000000"/>
+          <w:sz w:val="26"/>
+          <w:szCs w:val="26"/>
+          <w:shd w:val="clear" w:color="auto" w:fill="FFFFFF"/>
+          <w:lang w:val="en-US"/>
+        </w:rPr>
+        <w:t xml:space="preserve">: If </w:t>
+      </w:r>
+      <w:r>
+        <w:rPr>
+          <w:rFonts w:eastAsia="Arial"/>
+          <w:b/>
+          <w:color w:val="000000"/>
+          <w:sz w:val="26"/>
+          <w:szCs w:val="26"/>
+          <w:shd w:val="clear" w:color="auto" w:fill="FFFFFF"/>
+          <w:lang w:val="en-US"/>
+        </w:rPr>
+        <w:t>cur_idx &lt; N</w:t>
+      </w:r>
+      <w:r>
+        <w:rPr>
+          <w:rFonts w:eastAsia="Arial"/>
+          <w:color w:val="000000"/>
+          <w:sz w:val="26"/>
+          <w:szCs w:val="26"/>
+          <w:shd w:val="clear" w:color="auto" w:fill="FFFFFF"/>
+          <w:lang w:val="en-US"/>
+        </w:rPr>
+        <w:t xml:space="preserve">, increase </w:t>
+      </w:r>
+      <w:r>
+        <w:rPr>
+          <w:rFonts w:eastAsia="Arial"/>
+          <w:b/>
+          <w:color w:val="000000"/>
+          <w:sz w:val="26"/>
+          <w:szCs w:val="26"/>
+          <w:shd w:val="clear" w:color="auto" w:fill="FFFFFF"/>
+          <w:lang w:val="en-US"/>
+        </w:rPr>
+        <w:t>cur_idx</w:t>
+      </w:r>
+      <w:r>
+        <w:rPr>
+          <w:rFonts w:eastAsia="Arial"/>
+          <w:color w:val="000000"/>
+          <w:sz w:val="26"/>
+          <w:szCs w:val="26"/>
+          <w:shd w:val="clear" w:color="auto" w:fill="FFFFFF"/>
+          <w:lang w:val="en-US"/>
+        </w:rPr>
+        <w:t xml:space="preserve"> by </w:t>
+      </w:r>
+      <w:r>
+        <w:rPr>
+          <w:rFonts w:eastAsia="Arial"/>
+          <w:b/>
+          <w:color w:val="000000"/>
+          <w:sz w:val="26"/>
+          <w:szCs w:val="26"/>
+          <w:shd w:val="clear" w:color="auto" w:fill="FFFFFF"/>
+          <w:lang w:val="en-US"/>
+        </w:rPr>
+        <w:t>1</w:t>
+      </w:r>
+      <w:r>
+        <w:rPr>
+          <w:rFonts w:eastAsia="Arial"/>
+          <w:color w:val="000000"/>
+          <w:sz w:val="26"/>
+          <w:szCs w:val="26"/>
+          <w:shd w:val="clear" w:color="auto" w:fill="FFFFFF"/>
+          <w:lang w:val="en-US"/>
+        </w:rPr>
+        <w:t xml:space="preserve"> and back to </w:t>
+      </w:r>
+      <w:r>
+        <w:rPr>
+          <w:rFonts w:eastAsia="Arial"/>
+          <w:b/>
+          <w:color w:val="000000"/>
+          <w:sz w:val="26"/>
+          <w:szCs w:val="26"/>
+          <w:shd w:val="clear" w:color="auto" w:fill="FFFFFF"/>
+          <w:lang w:val="en-US"/>
+        </w:rPr>
+        <w:t>step 2</w:t>
+      </w:r>
+      <w:r>
+        <w:rPr>
+          <w:rFonts w:eastAsia="Arial"/>
+          <w:color w:val="000000"/>
+          <w:sz w:val="26"/>
+          <w:szCs w:val="26"/>
+          <w:shd w:val="clear" w:color="auto" w:fill="FFFFFF"/>
+          <w:lang w:val="en-US"/>
+        </w:rPr>
+        <w:t xml:space="preserve">. If not the whole list </w:t>
+      </w:r>
+      <w:r>
+        <w:rPr>
+          <w:rFonts w:eastAsia="Arial"/>
+          <w:color w:val="000000"/>
+          <w:sz w:val="26"/>
+          <w:szCs w:val="26"/>
+          <w:shd w:val="clear" w:color="auto" w:fill="FFFFFF"/>
+          <w:lang w:val="en-US"/>
+        </w:rPr>
+        <w:t>has already</w:t>
+      </w:r>
+      <w:r>
+        <w:rPr>
+          <w:rFonts w:eastAsia="Arial"/>
+          <w:color w:val="000000"/>
+          <w:sz w:val="26"/>
+          <w:szCs w:val="26"/>
+          <w:shd w:val="clear" w:color="auto" w:fill="FFFFFF"/>
+          <w:lang w:val="en-US"/>
+        </w:rPr>
+        <w:t xml:space="preserve"> sorted</w:t>
+      </w:r>
+      <w:r>
+        <w:rPr>
+          <w:rFonts w:eastAsia="Arial"/>
+          <w:color w:val="000000"/>
+          <w:sz w:val="26"/>
+          <w:szCs w:val="26"/>
+          <w:shd w:val="clear" w:color="auto" w:fill="FFFFFF"/>
+          <w:lang w:val="en-US"/>
+        </w:rPr>
+        <w:t>.</w:t>
+      </w:r>
+    </w:p>
+    <w:p>
+      <w:pPr>
+        <w:pStyle w:val="Heading3"/>
+        <w:spacing w:after="0"/>
+        <w:jc w:val="both"/>
+      </w:pPr>
+      <w:r>
+        <w:t>9.3. Time and space complexity</w:t>
+      </w:r>
+    </w:p>
+    <w:p>
+      <w:pPr>
+        <w:pStyle w:val="ListParagraph"/>
+        <w:numPr>
+          <w:ilvl w:val="0"/>
+          <w:numId w:val="20"/>
+        </w:numPr>
+        <w:spacing w:before="0" w:line="360" w:lineRule="auto"/>
+        <w:ind w:left="1276"/>
+        <w:jc w:val="both"/>
+        <w:rPr>
+          <w:sz w:val="26"/>
+          <w:szCs w:val="26"/>
+          <w:lang w:val="en-US"/>
+        </w:rPr>
+      </w:pPr>
+      <w:r>
+        <w:rPr>
+          <w:sz w:val="26"/>
+          <w:szCs w:val="26"/>
+          <w:lang w:val="en-US"/>
+        </w:rPr>
+        <w:t xml:space="preserve">Time complexity: </w:t>
+      </w:r>
+      <w:r>
+        <w:rPr>
+          <w:b/>
+          <w:sz w:val="26"/>
+          <w:szCs w:val="26"/>
+          <w:lang w:val="en-US"/>
+        </w:rPr>
+        <w:t>O(N</w:t>
+      </w:r>
+      <w:r>
+        <w:rPr>
+          <w:b/>
+          <w:sz w:val="26"/>
+          <w:szCs w:val="26"/>
+          <w:vertAlign w:val="superscript"/>
+          <w:lang w:val="en-US"/>
+        </w:rPr>
+        <w:t>2</w:t>
+      </w:r>
+      <w:r>
+        <w:rPr>
+          <w:b/>
+          <w:sz w:val="26"/>
+          <w:szCs w:val="26"/>
+          <w:lang w:val="en-US"/>
+        </w:rPr>
+        <w:t xml:space="preserve">) </w:t>
+      </w:r>
+      <w:r>
+        <w:rPr>
+          <w:sz w:val="26"/>
+          <w:szCs w:val="26"/>
+          <w:lang w:val="en-US"/>
+        </w:rPr>
+        <w:t xml:space="preserve">in </w:t>
+      </w:r>
+      <w:r>
+        <w:rPr>
+          <w:i/>
+          <w:sz w:val="26"/>
+          <w:szCs w:val="26"/>
+          <w:lang w:val="en-US"/>
+        </w:rPr>
+        <w:t>all cases</w:t>
+      </w:r>
+      <w:r>
+        <w:rPr>
+          <w:sz w:val="26"/>
+          <w:szCs w:val="26"/>
+          <w:lang w:val="en-US"/>
+        </w:rPr>
+        <w:t xml:space="preserve">, as there are two nested loops. </w:t>
+      </w:r>
+    </w:p>
+    <w:p>
+      <w:pPr>
+        <w:pStyle w:val="ListParagraph"/>
+        <w:numPr>
+          <w:ilvl w:val="0"/>
+          <w:numId w:val="21"/>
+        </w:numPr>
+        <w:spacing w:before="0" w:line="360" w:lineRule="auto"/>
+        <w:ind w:left="1560"/>
+        <w:jc w:val="both"/>
+        <w:rPr>
+          <w:sz w:val="26"/>
+          <w:szCs w:val="26"/>
+          <w:lang w:val="en-US"/>
+        </w:rPr>
+      </w:pPr>
+      <w:r>
+        <w:rPr>
+          <w:sz w:val="26"/>
+          <w:szCs w:val="26"/>
+          <w:lang w:val="en-US"/>
+        </w:rPr>
+        <w:t xml:space="preserve">Best case occurs when the array is already sorted. </w:t>
+      </w:r>
+    </w:p>
+    <w:p>
+      <w:pPr>
+        <w:pStyle w:val="ListParagraph"/>
+        <w:numPr>
+          <w:ilvl w:val="0"/>
+          <w:numId w:val="21"/>
+        </w:numPr>
+        <w:spacing w:before="0" w:line="360" w:lineRule="auto"/>
+        <w:ind w:left="1560"/>
+        <w:jc w:val="both"/>
+        <w:rPr>
+          <w:sz w:val="26"/>
+          <w:szCs w:val="26"/>
+          <w:lang w:val="en-US"/>
+        </w:rPr>
+      </w:pPr>
+      <w:r>
+        <w:rPr>
+          <w:sz w:val="26"/>
+          <w:szCs w:val="26"/>
+          <w:lang w:val="en-US"/>
+        </w:rPr>
+        <w:t>Worst case occurs when the array is in descending order but need to be sorted in ascending order, and vice versa.</w:t>
+      </w:r>
+    </w:p>
+    <w:p>
+      <w:pPr>
+        <w:pStyle w:val="ListParagraph"/>
+        <w:numPr>
+          <w:ilvl w:val="0"/>
+          <w:numId w:val="20"/>
+        </w:numPr>
+        <w:spacing w:before="0" w:line="360" w:lineRule="auto"/>
+        <w:ind w:left="1276"/>
+        <w:jc w:val="both"/>
+        <w:rPr>
+          <w:sz w:val="26"/>
+          <w:szCs w:val="26"/>
+          <w:lang w:val="en-US"/>
+        </w:rPr>
+      </w:pPr>
+      <w:r>
+        <w:rPr>
+          <w:sz w:val="26"/>
+          <w:szCs w:val="26"/>
+          <w:lang w:val="en-US"/>
+        </w:rPr>
+        <w:t xml:space="preserve">Auxiliary space: </w:t>
+      </w:r>
+      <w:r>
+        <w:rPr>
+          <w:b/>
+          <w:sz w:val="26"/>
+          <w:szCs w:val="26"/>
+          <w:lang w:val="en-US"/>
+        </w:rPr>
+        <w:t>O(1)</w:t>
+      </w:r>
+      <w:r>
+        <w:rPr>
+          <w:sz w:val="26"/>
+          <w:szCs w:val="26"/>
+          <w:lang w:val="en-US"/>
+        </w:rPr>
+        <w:t>.</w:t>
+      </w:r>
+    </w:p>
+    <w:p>
+      <w:pPr>
+        <w:pStyle w:val="Heading3"/>
+        <w:spacing w:after="0"/>
+        <w:jc w:val="both"/>
+      </w:pPr>
+      <w:r>
+        <w:t>9.4. Variants/Improvements</w:t>
+      </w:r>
+    </w:p>
+    <w:p>
+      <w:pPr>
+        <w:pStyle w:val="ListParagraph"/>
+        <w:numPr>
+          <w:ilvl w:val="0"/>
+          <w:numId w:val="22"/>
+        </w:numPr>
+        <w:spacing w:before="0" w:line="360" w:lineRule="auto"/>
+        <w:ind w:left="1276"/>
+        <w:jc w:val="both"/>
+        <w:rPr>
+          <w:sz w:val="26"/>
+          <w:szCs w:val="26"/>
+          <w:lang w:val="en-US"/>
+        </w:rPr>
+      </w:pPr>
+      <w:r>
+        <w:rPr>
+          <w:b/>
+          <w:sz w:val="26"/>
+          <w:szCs w:val="26"/>
+          <w:lang w:val="en-US"/>
+        </w:rPr>
+        <w:t>Bingo Sort</w:t>
+      </w:r>
+      <w:r>
+        <w:rPr>
+          <w:sz w:val="26"/>
+          <w:szCs w:val="26"/>
+          <w:lang w:val="en-US"/>
+        </w:rPr>
+        <w:t xml:space="preserve">: Each distinct element is considered a Bingo value and called out in increasing order. During each pass, if the array element is equal to Bingo element then it will be shifted to its correct position. While </w:t>
+      </w:r>
+      <w:r>
+        <w:rPr>
+          <w:b/>
+          <w:sz w:val="26"/>
+          <w:szCs w:val="26"/>
+          <w:lang w:val="en-US"/>
+        </w:rPr>
+        <w:t>Selection Sort</w:t>
+      </w:r>
+      <w:r>
+        <w:rPr>
+          <w:sz w:val="26"/>
+          <w:szCs w:val="26"/>
+          <w:lang w:val="en-US"/>
+        </w:rPr>
+        <w:t xml:space="preserve"> does one pass through the remaining elements for each element moved, </w:t>
+      </w:r>
+      <w:r>
+        <w:rPr>
+          <w:b/>
+          <w:sz w:val="26"/>
+          <w:szCs w:val="26"/>
+          <w:lang w:val="en-US"/>
+        </w:rPr>
+        <w:t>Bingo Sort</w:t>
+      </w:r>
+      <w:r>
+        <w:rPr>
+          <w:sz w:val="26"/>
+          <w:szCs w:val="26"/>
+          <w:lang w:val="en-US"/>
+        </w:rPr>
+        <w:t xml:space="preserve"> does one pass for each distinct value and moves every elements (which store the value chosen) to its final position. </w:t>
+      </w:r>
+    </w:p>
+    <w:p>
+      <w:pPr>
+        <w:pStyle w:val="ListParagraph"/>
+        <w:numPr>
+          <w:ilvl w:val="0"/>
+          <w:numId w:val="23"/>
+        </w:numPr>
+        <w:spacing w:before="0" w:line="360" w:lineRule="auto"/>
+        <w:ind w:left="1560"/>
+        <w:jc w:val="both"/>
+        <w:rPr>
+          <w:sz w:val="26"/>
+          <w:szCs w:val="26"/>
+          <w:lang w:val="en-US"/>
+        </w:rPr>
+      </w:pPr>
+      <w:r>
+        <w:rPr>
+          <w:sz w:val="26"/>
+          <w:szCs w:val="26"/>
+          <w:lang w:val="en-US"/>
+        </w:rPr>
+        <w:t xml:space="preserve">With M is the number of distinct elements, N is the size of the array: Time complexity is </w:t>
+      </w:r>
+      <w:r>
+        <w:rPr>
+          <w:b/>
+          <w:sz w:val="26"/>
+          <w:szCs w:val="26"/>
+          <w:lang w:val="en-US"/>
+        </w:rPr>
+        <w:t xml:space="preserve">O(MN) </w:t>
+      </w:r>
+      <w:r>
+        <w:rPr>
+          <w:sz w:val="26"/>
+          <w:szCs w:val="26"/>
+          <w:lang w:val="en-US"/>
+        </w:rPr>
+        <w:t xml:space="preserve">in </w:t>
+      </w:r>
+      <w:r>
+        <w:rPr>
+          <w:i/>
+          <w:sz w:val="26"/>
+          <w:szCs w:val="26"/>
+          <w:lang w:val="en-US"/>
+        </w:rPr>
+        <w:t xml:space="preserve">average </w:t>
+      </w:r>
+      <w:r>
+        <w:rPr>
+          <w:sz w:val="26"/>
+          <w:szCs w:val="26"/>
+          <w:lang w:val="en-US"/>
+        </w:rPr>
+        <w:t xml:space="preserve">and </w:t>
+      </w:r>
+      <w:r>
+        <w:rPr>
+          <w:i/>
+          <w:sz w:val="26"/>
+          <w:szCs w:val="26"/>
+          <w:lang w:val="en-US"/>
+        </w:rPr>
+        <w:t xml:space="preserve">worst case, </w:t>
+      </w:r>
+      <w:r>
+        <w:rPr>
+          <w:b/>
+          <w:sz w:val="26"/>
+          <w:szCs w:val="26"/>
+          <w:lang w:val="en-US"/>
+        </w:rPr>
+        <w:t>O(N + M</w:t>
+      </w:r>
+      <w:r>
+        <w:rPr>
+          <w:b/>
+          <w:sz w:val="26"/>
+          <w:szCs w:val="26"/>
+          <w:vertAlign w:val="superscript"/>
+          <w:lang w:val="en-US"/>
+        </w:rPr>
+        <w:t>2</w:t>
+      </w:r>
+      <w:r>
+        <w:rPr>
+          <w:b/>
+          <w:sz w:val="26"/>
+          <w:szCs w:val="26"/>
+          <w:lang w:val="en-US"/>
+        </w:rPr>
+        <w:t>)</w:t>
+      </w:r>
+      <w:r>
+        <w:rPr>
+          <w:sz w:val="26"/>
+          <w:szCs w:val="26"/>
+          <w:lang w:val="en-US"/>
+        </w:rPr>
+        <w:t xml:space="preserve"> in</w:t>
+      </w:r>
+      <w:r>
+        <w:rPr>
+          <w:i/>
+          <w:sz w:val="26"/>
+          <w:szCs w:val="26"/>
+          <w:lang w:val="en-US"/>
+        </w:rPr>
+        <w:t xml:space="preserve"> best case. </w:t>
+      </w:r>
+    </w:p>
+    <w:p>
+      <w:pPr>
+        <w:pStyle w:val="ListParagraph"/>
+        <w:numPr>
+          <w:ilvl w:val="0"/>
+          <w:numId w:val="23"/>
+        </w:numPr>
+        <w:spacing w:before="0" w:line="360" w:lineRule="auto"/>
+        <w:ind w:left="1560"/>
+        <w:jc w:val="both"/>
+        <w:rPr>
+          <w:sz w:val="26"/>
+          <w:szCs w:val="26"/>
+          <w:lang w:val="en-US"/>
+        </w:rPr>
+      </w:pPr>
+      <w:r>
+        <w:rPr>
+          <w:b/>
+          <w:sz w:val="26"/>
+          <w:szCs w:val="26"/>
+          <w:lang w:val="en-US"/>
+        </w:rPr>
+        <w:t>Bingo Sort</w:t>
+      </w:r>
+      <w:r>
+        <w:rPr>
+          <w:sz w:val="26"/>
+          <w:szCs w:val="26"/>
+          <w:lang w:val="en-US"/>
+        </w:rPr>
+        <w:t xml:space="preserve"> should be used if the repetition of every element is large because of better time complexity. </w:t>
+      </w:r>
+    </w:p>
+    <w:p>
+      <w:pPr>
+        <w:pStyle w:val="ListParagraph"/>
+        <w:numPr>
+          <w:ilvl w:val="0"/>
+          <w:numId w:val="22"/>
+        </w:numPr>
+        <w:spacing w:before="0" w:line="360" w:lineRule="auto"/>
+        <w:ind w:left="1276"/>
+        <w:jc w:val="both"/>
+        <w:rPr>
+          <w:sz w:val="26"/>
+          <w:szCs w:val="26"/>
+          <w:lang w:val="en-US"/>
+        </w:rPr>
+      </w:pPr>
+      <w:r>
+        <w:rPr>
+          <w:b/>
+          <w:sz w:val="26"/>
+          <w:szCs w:val="26"/>
+          <w:lang w:val="en-US"/>
+        </w:rPr>
+        <w:t>Recursive Selection Sort</w:t>
+      </w:r>
+      <w:r>
+        <w:rPr>
+          <w:sz w:val="26"/>
+          <w:szCs w:val="26"/>
+          <w:lang w:val="en-US"/>
+        </w:rPr>
+        <w:t xml:space="preserve">: Putting the chosen minimum element at the end of the sorted part (considering ascending order). </w:t>
+      </w:r>
+    </w:p>
+    <w:p>
+      <w:pPr>
+        <w:spacing w:line="360" w:lineRule="auto"/>
+        <w:jc w:val="both"/>
+        <w:rPr>
+          <w:sz w:val="26"/>
+          <w:szCs w:val="26"/>
+          <w:lang w:val="en-US"/>
+        </w:rPr>
+      </w:pPr>
+    </w:p>
+    <w:p>
+      <w:pPr>
+        <w:spacing w:line="360" w:lineRule="auto"/>
+        <w:jc w:val="both"/>
+        <w:rPr>
+          <w:sz w:val="26"/>
+          <w:szCs w:val="26"/>
+          <w:lang w:val="en-US"/>
+        </w:rPr>
+      </w:pPr>
+    </w:p>
+    <w:p>
+      <w:pPr>
+        <w:pStyle w:val="Heading2"/>
+      </w:pPr>
+      <w:r>
+        <w:lastRenderedPageBreak/>
+        <w:t>10. Shaker Sort</w:t>
+      </w:r>
+    </w:p>
+    <w:p>
+      <w:pPr>
+        <w:pStyle w:val="Heading3"/>
+        <w:spacing w:after="0"/>
+        <w:jc w:val="both"/>
+      </w:pPr>
+      <w:r>
+        <w:t>10.1. Algorithmic ideas</w:t>
+      </w:r>
+    </w:p>
+    <w:p>
+      <w:pPr>
+        <w:spacing w:line="360" w:lineRule="auto"/>
+        <w:ind w:left="851"/>
+        <w:rPr>
+          <w:sz w:val="26"/>
+          <w:szCs w:val="26"/>
+        </w:rPr>
+      </w:pPr>
+      <w:r>
+        <w:rPr>
+          <w:sz w:val="26"/>
+          <w:szCs w:val="26"/>
+        </w:rPr>
+        <w:t xml:space="preserve">Knowing as </w:t>
+      </w:r>
+      <w:r>
+        <w:rPr>
+          <w:b/>
+          <w:sz w:val="26"/>
+          <w:szCs w:val="26"/>
+        </w:rPr>
+        <w:t>Bidirectional Bubble Sort</w:t>
+      </w:r>
+      <w:r>
+        <w:rPr>
+          <w:sz w:val="26"/>
+          <w:szCs w:val="26"/>
+        </w:rPr>
+        <w:t xml:space="preserve">, this algorithm is an improved version of </w:t>
+      </w:r>
+      <w:r>
+        <w:rPr>
+          <w:b/>
+          <w:sz w:val="26"/>
+          <w:szCs w:val="26"/>
+        </w:rPr>
+        <w:t>Bubble Sort</w:t>
+      </w:r>
+      <w:r>
+        <w:rPr>
+          <w:sz w:val="26"/>
+          <w:szCs w:val="26"/>
+        </w:rPr>
+        <w:t xml:space="preserve">, which allows the sorting process to work in both directions. Similar to </w:t>
+      </w:r>
+      <w:r>
+        <w:rPr>
+          <w:b/>
+          <w:sz w:val="26"/>
+          <w:szCs w:val="26"/>
+        </w:rPr>
+        <w:t>Bubble Sort</w:t>
+      </w:r>
+      <w:r>
+        <w:rPr>
+          <w:sz w:val="26"/>
+          <w:szCs w:val="26"/>
+        </w:rPr>
+        <w:t>, after each pass, the large element will be moved to the back and the smaller ones will end up at the front. This alternating continues until no more swaps are needed.</w:t>
+      </w:r>
+    </w:p>
+    <w:p>
+      <w:pPr>
+        <w:pStyle w:val="Heading3"/>
+        <w:spacing w:after="0"/>
+        <w:jc w:val="both"/>
+      </w:pPr>
+      <w:r>
+        <w:t>10.2. Step-by-step descriptions</w:t>
+      </w:r>
+    </w:p>
+    <w:p>
+      <w:pPr>
+        <w:spacing w:line="360" w:lineRule="auto"/>
+        <w:ind w:left="851"/>
+        <w:rPr>
+          <w:sz w:val="26"/>
+          <w:szCs w:val="26"/>
+        </w:rPr>
+      </w:pPr>
+      <w:r>
+        <w:rPr>
+          <w:b/>
+          <w:sz w:val="26"/>
+          <w:szCs w:val="26"/>
+        </w:rPr>
+        <w:t>Step 1</w:t>
+      </w:r>
+      <w:r>
+        <w:rPr>
+          <w:sz w:val="26"/>
+          <w:szCs w:val="26"/>
+        </w:rPr>
+        <w:t>: Set the left and right pointers to the beginning and end of the array.</w:t>
+      </w:r>
+    </w:p>
+    <w:p>
+      <w:pPr>
+        <w:spacing w:line="360" w:lineRule="auto"/>
+        <w:ind w:left="851"/>
+        <w:rPr>
+          <w:sz w:val="26"/>
+          <w:szCs w:val="26"/>
+        </w:rPr>
+      </w:pPr>
+      <w:r>
+        <w:rPr>
+          <w:b/>
+          <w:sz w:val="26"/>
+          <w:szCs w:val="26"/>
+        </w:rPr>
+        <w:t>Step 2</w:t>
+      </w:r>
+      <w:r>
+        <w:rPr>
+          <w:sz w:val="26"/>
+          <w:szCs w:val="26"/>
+        </w:rPr>
+        <w:t xml:space="preserve">: Move from left to right, comparing the adjacent elements and performing a swap if the first element is large than the second one. </w:t>
+      </w:r>
+    </w:p>
+    <w:p>
+      <w:pPr>
+        <w:spacing w:line="360" w:lineRule="auto"/>
+        <w:ind w:left="851"/>
+        <w:rPr>
+          <w:sz w:val="26"/>
+          <w:szCs w:val="26"/>
+        </w:rPr>
+      </w:pPr>
+      <w:r>
+        <w:rPr>
+          <w:b/>
+          <w:sz w:val="26"/>
+          <w:szCs w:val="26"/>
+        </w:rPr>
+        <w:t>Step 3</w:t>
+      </w:r>
+      <w:r>
+        <w:rPr>
+          <w:sz w:val="26"/>
+          <w:szCs w:val="26"/>
+        </w:rPr>
+        <w:t>: Then in the opposite, move from right to left, continue comparing each pair of adjacent elements, and swap correspondingly.</w:t>
+      </w:r>
+    </w:p>
+    <w:p>
+      <w:pPr>
+        <w:spacing w:line="360" w:lineRule="auto"/>
+        <w:ind w:left="851"/>
+        <w:rPr>
+          <w:sz w:val="26"/>
+          <w:szCs w:val="26"/>
+        </w:rPr>
+      </w:pPr>
+      <w:r>
+        <w:rPr>
+          <w:b/>
+          <w:sz w:val="26"/>
+          <w:szCs w:val="26"/>
+        </w:rPr>
+        <w:t>Step 4</w:t>
+      </w:r>
+      <w:r>
+        <w:rPr>
+          <w:sz w:val="26"/>
+          <w:szCs w:val="26"/>
+        </w:rPr>
+        <w:t xml:space="preserve">: After each pass, increase the left pointer and decrease the right one. Until the left and right pointers meet up, back to </w:t>
+      </w:r>
+      <w:r>
+        <w:rPr>
+          <w:b/>
+          <w:sz w:val="26"/>
+          <w:szCs w:val="26"/>
+        </w:rPr>
+        <w:t>step 2</w:t>
+      </w:r>
+      <w:r>
+        <w:rPr>
+          <w:sz w:val="26"/>
+          <w:szCs w:val="26"/>
+        </w:rPr>
+        <w:t>.</w:t>
+      </w:r>
+    </w:p>
+    <w:p>
+      <w:pPr>
+        <w:spacing w:line="360" w:lineRule="auto"/>
+        <w:ind w:left="851"/>
+        <w:rPr>
+          <w:sz w:val="26"/>
+          <w:szCs w:val="26"/>
+        </w:rPr>
+      </w:pPr>
+      <w:r>
+        <w:rPr>
+          <w:b/>
+          <w:sz w:val="26"/>
+          <w:szCs w:val="26"/>
+        </w:rPr>
+        <w:t>Step 5</w:t>
+      </w:r>
+      <w:r>
+        <w:rPr>
+          <w:sz w:val="26"/>
+          <w:szCs w:val="26"/>
+        </w:rPr>
+        <w:t>: The process ends when no more swaps occur and the array is sorted.</w:t>
+      </w:r>
+    </w:p>
+    <w:p>
+      <w:pPr>
+        <w:pStyle w:val="Heading3"/>
+        <w:spacing w:after="0"/>
+        <w:jc w:val="both"/>
+      </w:pPr>
+      <w:r>
+        <w:t>10.3. Time and space complexity</w:t>
+      </w:r>
+    </w:p>
+    <w:p>
+      <w:pPr>
+        <w:spacing w:line="360" w:lineRule="auto"/>
+        <w:ind w:left="851"/>
+        <w:rPr>
+          <w:sz w:val="26"/>
+          <w:szCs w:val="26"/>
+        </w:rPr>
+      </w:pPr>
+      <w:r>
+        <w:rPr>
+          <w:sz w:val="26"/>
+          <w:szCs w:val="26"/>
+        </w:rPr>
+        <w:t xml:space="preserve">Although Shaker Sort reduces the number of unnecessary comparisons and swaps, which makes it more efficient than its ancestor, Shaker Sort still has the time complexity of </w:t>
+      </w:r>
+      <m:oMath>
+        <m:r>
+          <m:rPr>
+            <m:sty m:val="bi"/>
+          </m:rPr>
+          <w:rPr>
+            <w:rFonts w:ascii="Cambria Math" w:hAnsi="Cambria Math"/>
+            <w:sz w:val="26"/>
+            <w:szCs w:val="26"/>
+          </w:rPr>
+          <m:t>O(</m:t>
+        </m:r>
+        <m:sSup>
+          <m:sSupPr>
+            <m:ctrlPr>
+              <w:rPr>
+                <w:rFonts w:ascii="Cambria Math" w:hAnsi="Cambria Math"/>
+                <w:b/>
+                <w:bCs/>
+                <w:i/>
+                <w:sz w:val="26"/>
+                <w:szCs w:val="26"/>
+              </w:rPr>
+            </m:ctrlPr>
+          </m:sSupPr>
+          <m:e>
+            <m:r>
+              <m:rPr>
+                <m:sty m:val="bi"/>
+              </m:rPr>
+              <w:rPr>
+                <w:rFonts w:ascii="Cambria Math" w:hAnsi="Cambria Math"/>
+                <w:sz w:val="26"/>
+                <w:szCs w:val="26"/>
+              </w:rPr>
+              <m:t>N</m:t>
+            </m:r>
+          </m:e>
+          <m:sup>
+            <m:r>
+              <m:rPr>
+                <m:sty m:val="bi"/>
+              </m:rPr>
+              <w:rPr>
+                <w:rFonts w:ascii="Cambria Math" w:hAnsi="Cambria Math"/>
+                <w:sz w:val="26"/>
+                <w:szCs w:val="26"/>
+              </w:rPr>
+              <m:t>2</m:t>
+            </m:r>
+          </m:sup>
+        </m:sSup>
+        <m:r>
+          <m:rPr>
+            <m:sty m:val="bi"/>
+          </m:rPr>
+          <w:rPr>
+            <w:rFonts w:ascii="Cambria Math" w:hAnsi="Cambria Math"/>
+            <w:sz w:val="26"/>
+            <w:szCs w:val="26"/>
+          </w:rPr>
+          <m:t>)</m:t>
+        </m:r>
+      </m:oMath>
+      <w:r>
+        <w:rPr>
+          <w:rFonts w:eastAsiaTheme="minorEastAsia"/>
+          <w:sz w:val="26"/>
+          <w:szCs w:val="26"/>
+        </w:rPr>
+        <w:t xml:space="preserve"> for both the average and worst-case scenario and it is </w:t>
+      </w:r>
+      <m:oMath>
+        <m:r>
+          <m:rPr>
+            <m:sty m:val="bi"/>
+          </m:rPr>
+          <w:rPr>
+            <w:rFonts w:ascii="Cambria Math" w:hAnsi="Cambria Math"/>
+            <w:sz w:val="26"/>
+            <w:szCs w:val="26"/>
+          </w:rPr>
+          <m:t>O(N)</m:t>
+        </m:r>
+      </m:oMath>
+      <w:r>
+        <w:rPr>
+          <w:rFonts w:eastAsiaTheme="minorEastAsia"/>
+          <w:sz w:val="26"/>
+          <w:szCs w:val="26"/>
+        </w:rPr>
+        <w:t xml:space="preserve"> for the best case where all elements are in their correct position.</w:t>
+      </w:r>
+    </w:p>
+    <w:p>
+      <w:pPr>
+        <w:spacing w:line="360" w:lineRule="auto"/>
+        <w:ind w:left="851"/>
+        <w:rPr>
+          <w:rFonts w:eastAsiaTheme="minorEastAsia"/>
+          <w:sz w:val="26"/>
+          <w:szCs w:val="26"/>
+        </w:rPr>
+      </w:pPr>
+      <w:r>
+        <w:rPr>
+          <w:sz w:val="26"/>
+          <w:szCs w:val="26"/>
+        </w:rPr>
+        <w:t xml:space="preserve">No extra space is needed so the space complexity is </w:t>
+      </w:r>
+      <m:oMath>
+        <m:r>
+          <m:rPr>
+            <m:sty m:val="bi"/>
+          </m:rPr>
+          <w:rPr>
+            <w:rFonts w:ascii="Cambria Math" w:hAnsi="Cambria Math"/>
+            <w:sz w:val="26"/>
+            <w:szCs w:val="26"/>
+          </w:rPr>
+          <m:t>O(1)</m:t>
+        </m:r>
+      </m:oMath>
+      <w:r>
+        <w:rPr>
+          <w:rFonts w:eastAsiaTheme="minorEastAsia"/>
+          <w:sz w:val="26"/>
+          <w:szCs w:val="26"/>
+        </w:rPr>
+        <w:t>.</w:t>
       </w:r>
     </w:p>
     <w:p>
@@ -13966,21 +16307,22 @@
       </w:pPr>
       <w:r>
         <w:lastRenderedPageBreak/>
-        <w:t>9. Selection Sort</w:t>
+        <w:t>11. Shell Sort</w:t>
       </w:r>
     </w:p>
     <w:p>
       <w:pPr>
         <w:pStyle w:val="Heading3"/>
+        <w:spacing w:after="0"/>
         <w:jc w:val="both"/>
       </w:pPr>
       <w:r>
-        <w:t>9.1. Algorithmic ideas</w:t>
-      </w:r>
-    </w:p>
-    <w:p>
-      <w:pPr>
-        <w:spacing w:after="240" w:line="360" w:lineRule="auto"/>
+        <w:t>11.1. Algorithmic ideas</w:t>
+      </w:r>
+    </w:p>
+    <w:p>
+      <w:pPr>
+        <w:spacing w:line="360" w:lineRule="auto"/>
         <w:ind w:left="851"/>
         <w:jc w:val="both"/>
         <w:rPr>
@@ -13991,28 +16333,96 @@
       </w:pPr>
       <w:r>
         <w:rPr>
-          <w:sz w:val="26"/>
-          <w:szCs w:val="26"/>
-          <w:lang w:val="en-US"/>
-        </w:rPr>
-        <w:t xml:space="preserve">Selection Sort works by repeatedly selecting the smallest from the unsorted part of the list and then moving it to the sorted part of the list. The largest element can be chosen first instead based on the approach. The moving process is to swap the chosen element with the first element of the unsorted part. This process is repeated until the entire list is sorted. </w:t>
+          <w:b/>
+          <w:sz w:val="26"/>
+          <w:szCs w:val="26"/>
+          <w:lang w:val="en-US"/>
+        </w:rPr>
+        <w:t>Shell Sort</w:t>
+      </w:r>
+      <w:r>
+        <w:rPr>
+          <w:sz w:val="26"/>
+          <w:szCs w:val="26"/>
+          <w:lang w:val="en-US"/>
+        </w:rPr>
+        <w:t xml:space="preserve"> is a variation of Insertion Sort. This algorithm starts by sorting pairs of elements far apart from each other, then reducing the gap between those elements progressively until the gap becomes 1. Call the</w:t>
+      </w:r>
+      <w:bookmarkStart w:id="2" w:name="_GoBack"/>
+      <w:bookmarkEnd w:id="2"/>
+      <w:r>
+        <w:rPr>
+          <w:sz w:val="26"/>
+          <w:szCs w:val="26"/>
+          <w:lang w:val="en-US"/>
+        </w:rPr>
+        <w:t xml:space="preserve"> gap size is </w:t>
+      </w:r>
+      <w:r>
+        <w:rPr>
+          <w:b/>
+          <w:sz w:val="26"/>
+          <w:szCs w:val="26"/>
+          <w:lang w:val="en-US"/>
+        </w:rPr>
+        <w:t>h</w:t>
+      </w:r>
+      <w:r>
+        <w:rPr>
+          <w:sz w:val="26"/>
+          <w:szCs w:val="26"/>
+          <w:lang w:val="en-US"/>
+        </w:rPr>
+        <w:t xml:space="preserve">, first initialize the value of </w:t>
+      </w:r>
+      <w:r>
+        <w:rPr>
+          <w:b/>
+          <w:sz w:val="26"/>
+          <w:szCs w:val="26"/>
+          <w:lang w:val="en-US"/>
+        </w:rPr>
+        <w:t>h</w:t>
+      </w:r>
+      <w:r>
+        <w:rPr>
+          <w:sz w:val="26"/>
+          <w:szCs w:val="26"/>
+          <w:lang w:val="en-US"/>
+        </w:rPr>
+        <w:t xml:space="preserve">, divide the list into sublists in which have equal intervals to </w:t>
+      </w:r>
+      <w:r>
+        <w:rPr>
+          <w:b/>
+          <w:sz w:val="26"/>
+          <w:szCs w:val="26"/>
+          <w:lang w:val="en-US"/>
+        </w:rPr>
+        <w:t>h</w:t>
+      </w:r>
+      <w:r>
+        <w:rPr>
+          <w:sz w:val="26"/>
+          <w:szCs w:val="26"/>
+          <w:lang w:val="en-US"/>
+        </w:rPr>
+        <w:t xml:space="preserve"> and sort these sublists using inserting sort. Repeat this process until the list is fully sorted.</w:t>
       </w:r>
     </w:p>
     <w:p>
       <w:pPr>
         <w:pStyle w:val="Heading3"/>
+        <w:spacing w:after="0"/>
         <w:jc w:val="both"/>
       </w:pPr>
       <w:r>
-        <w:t>9.2. Step-by-step descriptions</w:t>
-      </w:r>
-    </w:p>
-    <w:p>
-      <w:pPr>
-        <w:tabs>
-          <w:tab w:val="left" w:pos="1260"/>
-        </w:tabs>
-        <w:spacing w:after="240" w:line="360" w:lineRule="auto"/>
+        <w:t>11.2. Step-by-step descriptions</w:t>
+      </w:r>
+    </w:p>
+    <w:p>
+      <w:pPr>
+        <w:spacing w:line="360" w:lineRule="auto"/>
         <w:ind w:left="851"/>
         <w:jc w:val="both"/>
         <w:rPr>
@@ -14021,457 +16431,15 @@
           <w:lang w:val="en-US"/>
         </w:rPr>
       </w:pPr>
-      <w:r>
-        <w:rPr>
-          <w:sz w:val="26"/>
-          <w:szCs w:val="26"/>
-          <w:lang w:val="en-US"/>
-        </w:rPr>
-        <w:tab/>
-      </w:r>
     </w:p>
     <w:p>
       <w:pPr>
         <w:pStyle w:val="Heading3"/>
+        <w:spacing w:after="0"/>
         <w:jc w:val="both"/>
       </w:pPr>
       <w:r>
-        <w:t>9.3. Time and space complexity</w:t>
-      </w:r>
-    </w:p>
-    <w:p>
-      <w:pPr>
-        <w:pStyle w:val="ListParagraph"/>
-        <w:numPr>
-          <w:ilvl w:val="0"/>
-          <w:numId w:val="20"/>
-        </w:numPr>
-        <w:spacing w:after="240" w:line="360" w:lineRule="auto"/>
-        <w:jc w:val="both"/>
-        <w:rPr>
-          <w:sz w:val="26"/>
-          <w:szCs w:val="26"/>
-          <w:lang w:val="en-US"/>
-        </w:rPr>
-      </w:pPr>
-      <w:r>
-        <w:rPr>
-          <w:sz w:val="26"/>
-          <w:szCs w:val="26"/>
-          <w:lang w:val="en-US"/>
-        </w:rPr>
-        <w:t xml:space="preserve">Time complexity: </w:t>
-      </w:r>
-      <w:r>
-        <w:rPr>
-          <w:b/>
-          <w:sz w:val="26"/>
-          <w:szCs w:val="26"/>
-          <w:lang w:val="en-US"/>
-        </w:rPr>
-        <w:t>O(N</w:t>
-      </w:r>
-      <w:r>
-        <w:rPr>
-          <w:b/>
-          <w:sz w:val="26"/>
-          <w:szCs w:val="26"/>
-          <w:vertAlign w:val="superscript"/>
-          <w:lang w:val="en-US"/>
-        </w:rPr>
-        <w:t>2</w:t>
-      </w:r>
-      <w:r>
-        <w:rPr>
-          <w:b/>
-          <w:sz w:val="26"/>
-          <w:szCs w:val="26"/>
-          <w:lang w:val="en-US"/>
-        </w:rPr>
-        <w:t xml:space="preserve">) </w:t>
-      </w:r>
-      <w:r>
-        <w:rPr>
-          <w:sz w:val="26"/>
-          <w:szCs w:val="26"/>
-          <w:lang w:val="en-US"/>
-        </w:rPr>
-        <w:t xml:space="preserve">in </w:t>
-      </w:r>
-      <w:r>
-        <w:rPr>
-          <w:i/>
-          <w:sz w:val="26"/>
-          <w:szCs w:val="26"/>
-          <w:lang w:val="en-US"/>
-        </w:rPr>
-        <w:t>all cases</w:t>
-      </w:r>
-      <w:r>
-        <w:rPr>
-          <w:sz w:val="26"/>
-          <w:szCs w:val="26"/>
-          <w:lang w:val="en-US"/>
-        </w:rPr>
-        <w:t xml:space="preserve">, as there are two nested loops. </w:t>
-      </w:r>
-    </w:p>
-    <w:p>
-      <w:pPr>
-        <w:pStyle w:val="ListParagraph"/>
-        <w:numPr>
-          <w:ilvl w:val="0"/>
-          <w:numId w:val="21"/>
-        </w:numPr>
-        <w:spacing w:after="240" w:line="360" w:lineRule="auto"/>
-        <w:jc w:val="both"/>
-        <w:rPr>
-          <w:sz w:val="26"/>
-          <w:szCs w:val="26"/>
-          <w:lang w:val="en-US"/>
-        </w:rPr>
-      </w:pPr>
-      <w:r>
-        <w:rPr>
-          <w:sz w:val="26"/>
-          <w:szCs w:val="26"/>
-          <w:lang w:val="en-US"/>
-        </w:rPr>
-        <w:t xml:space="preserve">Best case occurs when the array is already sorted. </w:t>
-      </w:r>
-    </w:p>
-    <w:p>
-      <w:pPr>
-        <w:pStyle w:val="ListParagraph"/>
-        <w:numPr>
-          <w:ilvl w:val="0"/>
-          <w:numId w:val="21"/>
-        </w:numPr>
-        <w:spacing w:after="240" w:line="360" w:lineRule="auto"/>
-        <w:jc w:val="both"/>
-        <w:rPr>
-          <w:sz w:val="26"/>
-          <w:szCs w:val="26"/>
-          <w:lang w:val="en-US"/>
-        </w:rPr>
-      </w:pPr>
-      <w:r>
-        <w:rPr>
-          <w:sz w:val="26"/>
-          <w:szCs w:val="26"/>
-          <w:lang w:val="en-US"/>
-        </w:rPr>
-        <w:t>Worst case occurs when the array is in descending order but need to be sorted in ascending order, and vice versa.</w:t>
-      </w:r>
-    </w:p>
-    <w:p>
-      <w:pPr>
-        <w:pStyle w:val="ListParagraph"/>
-        <w:numPr>
-          <w:ilvl w:val="0"/>
-          <w:numId w:val="20"/>
-        </w:numPr>
-        <w:spacing w:after="240" w:line="360" w:lineRule="auto"/>
-        <w:jc w:val="both"/>
-        <w:rPr>
-          <w:sz w:val="26"/>
-          <w:szCs w:val="26"/>
-          <w:lang w:val="en-US"/>
-        </w:rPr>
-      </w:pPr>
-      <w:r>
-        <w:rPr>
-          <w:sz w:val="26"/>
-          <w:szCs w:val="26"/>
-          <w:lang w:val="en-US"/>
-        </w:rPr>
-        <w:t xml:space="preserve">Auxiliary space: </w:t>
-      </w:r>
-      <w:r>
-        <w:rPr>
-          <w:b/>
-          <w:sz w:val="26"/>
-          <w:szCs w:val="26"/>
-          <w:lang w:val="en-US"/>
-        </w:rPr>
-        <w:t>O(1)</w:t>
-      </w:r>
-      <w:r>
-        <w:rPr>
-          <w:sz w:val="26"/>
-          <w:szCs w:val="26"/>
-          <w:lang w:val="en-US"/>
-        </w:rPr>
-        <w:t>.</w:t>
-      </w:r>
-    </w:p>
-    <w:p>
-      <w:pPr>
-        <w:pStyle w:val="Heading3"/>
-        <w:jc w:val="both"/>
-      </w:pPr>
-      <w:r>
-        <w:t>9.4. Variants/Improvements</w:t>
-      </w:r>
-    </w:p>
-    <w:p>
-      <w:pPr>
-        <w:pStyle w:val="ListParagraph"/>
-        <w:numPr>
-          <w:ilvl w:val="0"/>
-          <w:numId w:val="22"/>
-        </w:numPr>
-        <w:spacing w:after="240" w:line="360" w:lineRule="auto"/>
-        <w:jc w:val="both"/>
-        <w:rPr>
-          <w:sz w:val="26"/>
-          <w:szCs w:val="26"/>
-          <w:lang w:val="en-US"/>
-        </w:rPr>
-      </w:pPr>
-      <w:r>
-        <w:rPr>
-          <w:sz w:val="26"/>
-          <w:szCs w:val="26"/>
-          <w:lang w:val="en-US"/>
-        </w:rPr>
-        <w:t>Bingo Sort</w:t>
-      </w:r>
-      <w:r>
-        <w:rPr>
-          <w:sz w:val="26"/>
-          <w:szCs w:val="26"/>
-          <w:lang w:val="en-US"/>
-        </w:rPr>
-        <w:t xml:space="preserve">: Each distinct element is considered a Bingo value and called out in increasing order. During each pass, if the array element is equal to Bingo element then it will be shifted to its correct position. While Selection Sort does one pass through the remaining elements for each element moved, Bingo Sort does one pass for each distinct value and moves every elements (which store the value chosen) to its final position. </w:t>
-      </w:r>
-    </w:p>
-    <w:p>
-      <w:pPr>
-        <w:pStyle w:val="ListParagraph"/>
-        <w:numPr>
-          <w:ilvl w:val="0"/>
-          <w:numId w:val="23"/>
-        </w:numPr>
-        <w:spacing w:after="240" w:line="360" w:lineRule="auto"/>
-        <w:jc w:val="both"/>
-        <w:rPr>
-          <w:sz w:val="26"/>
-          <w:szCs w:val="26"/>
-          <w:lang w:val="en-US"/>
-        </w:rPr>
-      </w:pPr>
-      <w:r>
-        <w:rPr>
-          <w:sz w:val="26"/>
-          <w:szCs w:val="26"/>
-          <w:lang w:val="en-US"/>
-        </w:rPr>
-        <w:t xml:space="preserve">With M is the number of distinct elements, N is the size of the array: Time complexity is </w:t>
-      </w:r>
-      <w:r>
-        <w:rPr>
-          <w:b/>
-          <w:sz w:val="26"/>
-          <w:szCs w:val="26"/>
-          <w:lang w:val="en-US"/>
-        </w:rPr>
-        <w:t xml:space="preserve">O(MN) </w:t>
-      </w:r>
-      <w:r>
-        <w:rPr>
-          <w:sz w:val="26"/>
-          <w:szCs w:val="26"/>
-          <w:lang w:val="en-US"/>
-        </w:rPr>
-        <w:t xml:space="preserve">in </w:t>
-      </w:r>
-      <w:r>
-        <w:rPr>
-          <w:i/>
-          <w:sz w:val="26"/>
-          <w:szCs w:val="26"/>
-          <w:lang w:val="en-US"/>
-        </w:rPr>
-        <w:t xml:space="preserve">average </w:t>
-      </w:r>
-      <w:r>
-        <w:rPr>
-          <w:sz w:val="26"/>
-          <w:szCs w:val="26"/>
-          <w:lang w:val="en-US"/>
-        </w:rPr>
-        <w:t xml:space="preserve">and </w:t>
-      </w:r>
-      <w:r>
-        <w:rPr>
-          <w:i/>
-          <w:sz w:val="26"/>
-          <w:szCs w:val="26"/>
-          <w:lang w:val="en-US"/>
-        </w:rPr>
-        <w:t xml:space="preserve">worst case, </w:t>
-      </w:r>
-      <w:r>
-        <w:rPr>
-          <w:b/>
-          <w:sz w:val="26"/>
-          <w:szCs w:val="26"/>
-          <w:lang w:val="en-US"/>
-        </w:rPr>
-        <w:t>O(N + M</w:t>
-      </w:r>
-      <w:r>
-        <w:rPr>
-          <w:b/>
-          <w:sz w:val="26"/>
-          <w:szCs w:val="26"/>
-          <w:vertAlign w:val="superscript"/>
-          <w:lang w:val="en-US"/>
-        </w:rPr>
-        <w:t>2</w:t>
-      </w:r>
-      <w:r>
-        <w:rPr>
-          <w:b/>
-          <w:sz w:val="26"/>
-          <w:szCs w:val="26"/>
-          <w:lang w:val="en-US"/>
-        </w:rPr>
-        <w:t>)</w:t>
-      </w:r>
-      <w:r>
-        <w:rPr>
-          <w:sz w:val="26"/>
-          <w:szCs w:val="26"/>
-          <w:lang w:val="en-US"/>
-        </w:rPr>
-        <w:t xml:space="preserve"> in</w:t>
-      </w:r>
-      <w:r>
-        <w:rPr>
-          <w:i/>
-          <w:sz w:val="26"/>
-          <w:szCs w:val="26"/>
-          <w:lang w:val="en-US"/>
-        </w:rPr>
-        <w:t xml:space="preserve"> best case. </w:t>
-      </w:r>
-    </w:p>
-    <w:p>
-      <w:pPr>
-        <w:pStyle w:val="ListParagraph"/>
-        <w:numPr>
-          <w:ilvl w:val="0"/>
-          <w:numId w:val="23"/>
-        </w:numPr>
-        <w:spacing w:after="240" w:line="360" w:lineRule="auto"/>
-        <w:jc w:val="both"/>
-        <w:rPr>
-          <w:sz w:val="26"/>
-          <w:szCs w:val="26"/>
-          <w:lang w:val="en-US"/>
-        </w:rPr>
-      </w:pPr>
-      <w:r>
-        <w:rPr>
-          <w:sz w:val="26"/>
-          <w:szCs w:val="26"/>
-          <w:lang w:val="en-US"/>
-        </w:rPr>
-        <w:t xml:space="preserve">Bingo Sort should be used if the repetition of every element is large because of better time complexity. </w:t>
-      </w:r>
-    </w:p>
-    <w:p>
-      <w:pPr>
-        <w:pStyle w:val="ListParagraph"/>
-        <w:numPr>
-          <w:ilvl w:val="0"/>
-          <w:numId w:val="22"/>
-        </w:numPr>
-        <w:spacing w:after="240" w:line="360" w:lineRule="auto"/>
-        <w:jc w:val="both"/>
-        <w:rPr>
-          <w:sz w:val="26"/>
-          <w:szCs w:val="26"/>
-          <w:lang w:val="en-US"/>
-        </w:rPr>
-      </w:pPr>
-      <w:r>
-        <w:rPr>
-          <w:sz w:val="26"/>
-          <w:szCs w:val="26"/>
-          <w:lang w:val="en-US"/>
-        </w:rPr>
-        <w:t xml:space="preserve">Recursive Selection Sort: Putting the chosen minimum element at the end of the sorted part (considering ascending order). </w:t>
-      </w:r>
-    </w:p>
-    <w:p>
-      <w:pPr>
-        <w:pStyle w:val="Heading2"/>
-      </w:pPr>
-      <w:r>
-        <w:lastRenderedPageBreak/>
-        <w:t>10. Shaker Sort</w:t>
-      </w:r>
-    </w:p>
-    <w:p>
-      <w:pPr>
-        <w:pStyle w:val="Heading3"/>
-        <w:jc w:val="both"/>
-      </w:pPr>
-      <w:r>
-        <w:t>10.1. Algorithmic ideas</w:t>
-      </w:r>
-    </w:p>
-    <w:p>
-      <w:pPr>
-        <w:spacing w:after="240" w:line="360" w:lineRule="auto"/>
-        <w:ind w:left="851"/>
-        <w:jc w:val="both"/>
-        <w:rPr>
-          <w:sz w:val="26"/>
-          <w:szCs w:val="26"/>
-          <w:lang w:val="en-US"/>
-        </w:rPr>
-      </w:pPr>
-      <w:r>
-        <w:rPr>
-          <w:sz w:val="26"/>
-          <w:szCs w:val="26"/>
-          <w:lang w:val="en-US"/>
-        </w:rPr>
-        <w:t>Shaker Sort is a variation of Bubble Sort. This algorithm traverses from both direction of the array alternatively. Therefore, Shaker Sort is more efficient on large arrays in comparison with Bubble Sort. Each iteration of this algorithm is broken up into 2 stages: the first stage traverse from left to right, at the end the largest number will be at the end of the array; the second stage start in opposite direction, from the element stand before the most recently sorted item (in first iteration, it is the element standing on the left side of the largest element) back to the start of the array, elements are swapped if required. The above process will continue until the array is fully sorted.</w:t>
-      </w:r>
-    </w:p>
-    <w:p>
-      <w:pPr>
-        <w:pStyle w:val="Heading3"/>
-        <w:jc w:val="both"/>
-      </w:pPr>
-      <w:r>
-        <w:t>10.2. Step-by-step descriptions</w:t>
-      </w:r>
-    </w:p>
-    <w:p>
-      <w:pPr>
-        <w:spacing w:after="240" w:line="360" w:lineRule="auto"/>
-        <w:ind w:left="851"/>
-        <w:jc w:val="both"/>
-        <w:rPr>
-          <w:sz w:val="26"/>
-          <w:szCs w:val="26"/>
-          <w:lang w:val="en-US"/>
-        </w:rPr>
-      </w:pPr>
-    </w:p>
-    <w:p>
-      <w:pPr>
-        <w:pStyle w:val="Heading3"/>
-        <w:jc w:val="both"/>
-      </w:pPr>
-      <w:r>
-        <w:t>10.3. Time and space complexity</w:t>
+        <w:t>11.3. Time and space complexity</w:t>
       </w:r>
     </w:p>
     <w:p>
@@ -14481,7 +16449,7 @@
           <w:ilvl w:val="0"/>
           <w:numId w:val="24"/>
         </w:numPr>
-        <w:spacing w:after="240" w:line="360" w:lineRule="auto"/>
+        <w:spacing w:before="0" w:line="360" w:lineRule="auto"/>
         <w:jc w:val="both"/>
         <w:rPr>
           <w:sz w:val="26"/>
@@ -14503,9 +16471,9 @@
         <w:pStyle w:val="ListParagraph"/>
         <w:numPr>
           <w:ilvl w:val="0"/>
-          <w:numId w:val="25"/>
+          <w:numId w:val="26"/>
         </w:numPr>
-        <w:spacing w:after="240" w:line="360" w:lineRule="auto"/>
+        <w:spacing w:before="0" w:line="360" w:lineRule="auto"/>
         <w:jc w:val="both"/>
         <w:rPr>
           <w:sz w:val="26"/>
@@ -14528,15 +16496,15 @@
           <w:szCs w:val="26"/>
           <w:lang w:val="en-US"/>
         </w:rPr>
-        <w:t>O(N)</w:t>
-      </w:r>
-      <w:r>
-        <w:rPr>
-          <w:sz w:val="26"/>
-          <w:szCs w:val="26"/>
-          <w:lang w:val="en-US"/>
-        </w:rPr>
-        <w:t>, occurs when the array is already sorted.</w:t>
+        <w:t>O(N log N)</w:t>
+      </w:r>
+      <w:r>
+        <w:rPr>
+          <w:sz w:val="26"/>
+          <w:szCs w:val="26"/>
+          <w:lang w:val="en-US"/>
+        </w:rPr>
+        <w:t>, occurs then the array is already sorted, the total number of comparisons of each interval is equal to the size of the array.</w:t>
       </w:r>
     </w:p>
     <w:p>
@@ -14544,9 +16512,9 @@
         <w:pStyle w:val="ListParagraph"/>
         <w:numPr>
           <w:ilvl w:val="0"/>
-          <w:numId w:val="25"/>
+          <w:numId w:val="26"/>
         </w:numPr>
-        <w:spacing w:after="240" w:line="360" w:lineRule="auto"/>
+        <w:spacing w:before="0" w:line="360" w:lineRule="auto"/>
         <w:jc w:val="both"/>
         <w:rPr>
           <w:sz w:val="26"/>
@@ -14560,7 +16528,31 @@
           <w:szCs w:val="26"/>
           <w:lang w:val="en-US"/>
         </w:rPr>
-        <w:t xml:space="preserve">Worst and Average case: </w:t>
+        <w:t>Average case: This depends on the gap size (which is chosen by programmer)</w:t>
+      </w:r>
+    </w:p>
+    <w:p>
+      <w:pPr>
+        <w:pStyle w:val="ListParagraph"/>
+        <w:numPr>
+          <w:ilvl w:val="0"/>
+          <w:numId w:val="26"/>
+        </w:numPr>
+        <w:spacing w:before="0" w:line="360" w:lineRule="auto"/>
+        <w:jc w:val="both"/>
+        <w:rPr>
+          <w:sz w:val="26"/>
+          <w:szCs w:val="26"/>
+          <w:lang w:val="en-US"/>
+        </w:rPr>
+      </w:pPr>
+      <w:r>
+        <w:rPr>
+          <w:sz w:val="26"/>
+          <w:szCs w:val="26"/>
+          <w:lang w:val="en-US"/>
+        </w:rPr>
+        <w:t xml:space="preserve">Worst case: </w:t>
       </w:r>
       <w:r>
         <w:rPr>
@@ -14588,7 +16580,7 @@
           <w:szCs w:val="26"/>
           <w:lang w:val="en-US"/>
         </w:rPr>
-        <w:t xml:space="preserve">). </w:t>
+        <w:t>).</w:t>
       </w:r>
     </w:p>
     <w:p>
@@ -14598,7 +16590,7 @@
           <w:ilvl w:val="0"/>
           <w:numId w:val="24"/>
         </w:numPr>
-        <w:spacing w:after="240" w:line="360" w:lineRule="auto"/>
+        <w:spacing w:before="0" w:line="360" w:lineRule="auto"/>
         <w:jc w:val="both"/>
         <w:rPr>
           <w:sz w:val="26"/>
@@ -14621,15 +16613,65 @@
           <w:szCs w:val="26"/>
           <w:lang w:val="en-US"/>
         </w:rPr>
-        <w:t xml:space="preserve">O(1), </w:t>
-      </w:r>
-      <w:r>
-        <w:rPr>
-          <w:sz w:val="26"/>
-          <w:szCs w:val="26"/>
-          <w:lang w:val="en-US"/>
-        </w:rPr>
-        <w:t xml:space="preserve">no extra memory is needed. </w:t>
+        <w:t>O(1).</w:t>
+      </w:r>
+    </w:p>
+    <w:p>
+      <w:pPr>
+        <w:pStyle w:val="Heading3"/>
+        <w:spacing w:after="0"/>
+        <w:jc w:val="both"/>
+      </w:pPr>
+      <w:r>
+        <w:t>11.4. Variants/Improvements</w:t>
+      </w:r>
+    </w:p>
+    <w:p>
+      <w:pPr>
+        <w:pStyle w:val="ListParagraph"/>
+        <w:numPr>
+          <w:ilvl w:val="0"/>
+          <w:numId w:val="27"/>
+        </w:numPr>
+        <w:spacing w:before="0" w:line="360" w:lineRule="auto"/>
+        <w:jc w:val="both"/>
+        <w:rPr>
+          <w:sz w:val="26"/>
+          <w:szCs w:val="26"/>
+          <w:lang w:val="en-US"/>
+        </w:rPr>
+      </w:pPr>
+      <w:r>
+        <w:rPr>
+          <w:sz w:val="26"/>
+          <w:szCs w:val="26"/>
+          <w:lang w:val="en-US"/>
+        </w:rPr>
+        <w:t xml:space="preserve">Dobosiewicz Sort: It replaces a sequence of decreasing-gap insertion sort with bubble sort passes. </w:t>
+      </w:r>
+    </w:p>
+    <w:p>
+      <w:pPr>
+        <w:pStyle w:val="ListParagraph"/>
+        <w:numPr>
+          <w:ilvl w:val="0"/>
+          <w:numId w:val="27"/>
+        </w:numPr>
+        <w:spacing w:before="0" w:line="360" w:lineRule="auto"/>
+        <w:jc w:val="both"/>
+        <w:rPr>
+          <w:sz w:val="26"/>
+          <w:szCs w:val="26"/>
+          <w:lang w:val="en-US"/>
+        </w:rPr>
+      </w:pPr>
+      <w:r>
+        <w:rPr>
+          <w:sz w:val="26"/>
+          <w:szCs w:val="26"/>
+          <w:lang w:val="en-US"/>
+        </w:rPr>
+        <w:t>Shaker Sort</w:t>
       </w:r>
     </w:p>
     <w:p>
@@ -14656,11 +16698,22 @@
     </w:p>
     <w:p>
       <w:pPr>
+        <w:pStyle w:val="Heading1"/>
+      </w:pPr>
+      <w:r>
+        <w:lastRenderedPageBreak/>
+        <w:t>III.</w:t>
+      </w:r>
+      <w:r>
+        <w:t xml:space="preserve"> Experimental results and comments</w:t>
+      </w:r>
+    </w:p>
+    <w:p>
+      <w:pPr>
         <w:pStyle w:val="Heading2"/>
       </w:pPr>
       <w:r>
-        <w:lastRenderedPageBreak/>
-        <w:t>11. Shell Sort</w:t>
+        <w:t>1. Experimental results</w:t>
       </w:r>
     </w:p>
     <w:p>
@@ -14669,7 +16722,41 @@
         <w:jc w:val="both"/>
       </w:pPr>
       <w:r>
-        <w:t>11.1. Algorithmic ideas</w:t>
+        <w:t>1.</w:t>
+      </w:r>
+      <w:r>
+        <w:t>1.</w:t>
+      </w:r>
+      <w:r>
+        <w:t xml:space="preserve"> Randomized data</w:t>
+      </w:r>
+    </w:p>
+    <w:p>
+      <w:pPr>
+        <w:pStyle w:val="Heading4"/>
+        <w:spacing w:after="240" w:line="360" w:lineRule="auto"/>
+        <w:jc w:val="both"/>
+        <w:rPr>
+          <w:lang w:val="en-US"/>
+        </w:rPr>
+      </w:pPr>
+      <w:r>
+        <w:rPr>
+          <w:lang w:val="en-US"/>
+        </w:rPr>
+        <w:t>1.1</w:t>
+      </w:r>
+      <w:r>
+        <w:rPr>
+          <w:lang w:val="en-US"/>
+        </w:rPr>
+        <w:t>.1</w:t>
+      </w:r>
+      <w:r>
+        <w:rPr>
+          <w:lang w:val="en-US"/>
+        </w:rPr>
+        <w:t>. Statistic table</w:t>
       </w:r>
     </w:p>
     <w:p>
@@ -14683,22 +16770,33 @@
           <w:lang w:val="en-US"/>
         </w:rPr>
       </w:pPr>
-      <w:r>
-        <w:rPr>
-          <w:sz w:val="26"/>
-          <w:szCs w:val="26"/>
-          <w:lang w:val="en-US"/>
-        </w:rPr>
-        <w:t>Shell Sort is a variation of Insertion Sort. This algorithm starts by sorting pairs of elements far apart from each other, then reducing the gap between those elements progressively until the gap becomes 1. Call the gap size is h, first initialize the value of h, divide the list into sublists in which have equal intervals to h and sort these sublists using inserting sort. Repeat this process until the list is fully sorted.</w:t>
-      </w:r>
-    </w:p>
-    <w:p>
-      <w:pPr>
-        <w:pStyle w:val="Heading3"/>
+    </w:p>
+    <w:p>
+      <w:pPr>
+        <w:pStyle w:val="Heading4"/>
+        <w:spacing w:after="240" w:line="360" w:lineRule="auto"/>
         <w:jc w:val="both"/>
-      </w:pPr>
-      <w:r>
-        <w:t>11.2. Step-by-step descriptions</w:t>
+        <w:rPr>
+          <w:lang w:val="en-US"/>
+        </w:rPr>
+      </w:pPr>
+      <w:r>
+        <w:rPr>
+          <w:lang w:val="en-US"/>
+        </w:rPr>
+        <w:t>1.</w:t>
+      </w:r>
+      <w:r>
+        <w:rPr>
+          <w:lang w:val="en-US"/>
+        </w:rPr>
+        <w:t>1.</w:t>
+      </w:r>
+      <w:r>
+        <w:rPr>
+          <w:lang w:val="en-US"/>
+        </w:rPr>
+        <w:t>2. Running time line graph</w:t>
       </w:r>
     </w:p>
     <w:p>
@@ -14715,264 +16813,36 @@
     </w:p>
     <w:p>
       <w:pPr>
-        <w:pStyle w:val="Heading3"/>
-        <w:jc w:val="both"/>
-      </w:pPr>
-      <w:r>
-        <w:t>11.3. Time and space complexity</w:t>
-      </w:r>
-    </w:p>
-    <w:p>
-      <w:pPr>
-        <w:pStyle w:val="ListParagraph"/>
-        <w:numPr>
-          <w:ilvl w:val="0"/>
-          <w:numId w:val="24"/>
-        </w:numPr>
+        <w:pStyle w:val="Heading4"/>
         <w:spacing w:after="240" w:line="360" w:lineRule="auto"/>
         <w:jc w:val="both"/>
         <w:rPr>
-          <w:sz w:val="26"/>
-          <w:szCs w:val="26"/>
-          <w:lang w:val="en-US"/>
-        </w:rPr>
-      </w:pPr>
-      <w:r>
-        <w:rPr>
-          <w:sz w:val="26"/>
-          <w:szCs w:val="26"/>
-          <w:lang w:val="en-US"/>
-        </w:rPr>
-        <w:t>Time complexity:</w:t>
-      </w:r>
-    </w:p>
-    <w:p>
-      <w:pPr>
-        <w:pStyle w:val="ListParagraph"/>
-        <w:numPr>
-          <w:ilvl w:val="0"/>
-          <w:numId w:val="26"/>
-        </w:numPr>
-        <w:spacing w:after="240" w:line="360" w:lineRule="auto"/>
-        <w:jc w:val="both"/>
-        <w:rPr>
-          <w:sz w:val="26"/>
-          <w:szCs w:val="26"/>
-          <w:lang w:val="en-US"/>
-        </w:rPr>
-      </w:pPr>
-      <w:r>
-        <w:rPr>
-          <w:sz w:val="26"/>
-          <w:szCs w:val="26"/>
-          <w:lang w:val="en-US"/>
-        </w:rPr>
-        <w:t xml:space="preserve">Best case: </w:t>
-      </w:r>
-      <w:r>
-        <w:rPr>
-          <w:b/>
-          <w:sz w:val="26"/>
-          <w:szCs w:val="26"/>
-          <w:lang w:val="en-US"/>
-        </w:rPr>
-        <w:t>O(N log N)</w:t>
-      </w:r>
-      <w:r>
-        <w:rPr>
-          <w:sz w:val="26"/>
-          <w:szCs w:val="26"/>
-          <w:lang w:val="en-US"/>
-        </w:rPr>
-        <w:t>, occurs then the array is already sorted, the total number of comparisons of each interval is equal to the size of the array.</w:t>
-      </w:r>
-    </w:p>
-    <w:p>
-      <w:pPr>
-        <w:pStyle w:val="ListParagraph"/>
-        <w:numPr>
-          <w:ilvl w:val="0"/>
-          <w:numId w:val="26"/>
-        </w:numPr>
-        <w:spacing w:after="240" w:line="360" w:lineRule="auto"/>
-        <w:jc w:val="both"/>
-        <w:rPr>
-          <w:sz w:val="26"/>
-          <w:szCs w:val="26"/>
-          <w:lang w:val="en-US"/>
-        </w:rPr>
-      </w:pPr>
-      <w:r>
-        <w:rPr>
-          <w:sz w:val="26"/>
-          <w:szCs w:val="26"/>
-          <w:lang w:val="en-US"/>
-        </w:rPr>
-        <w:t>Average case: This depends on the gap size (which is chosen by programmer)</w:t>
-      </w:r>
-    </w:p>
-    <w:p>
-      <w:pPr>
-        <w:pStyle w:val="ListParagraph"/>
-        <w:numPr>
-          <w:ilvl w:val="0"/>
-          <w:numId w:val="26"/>
-        </w:numPr>
-        <w:spacing w:after="240" w:line="360" w:lineRule="auto"/>
-        <w:jc w:val="both"/>
-        <w:rPr>
-          <w:sz w:val="26"/>
-          <w:szCs w:val="26"/>
-          <w:lang w:val="en-US"/>
-        </w:rPr>
-      </w:pPr>
-      <w:r>
-        <w:rPr>
-          <w:sz w:val="26"/>
-          <w:szCs w:val="26"/>
-          <w:lang w:val="en-US"/>
-        </w:rPr>
-        <w:t xml:space="preserve">Worst case: </w:t>
-      </w:r>
-      <w:r>
-        <w:rPr>
-          <w:b/>
-          <w:sz w:val="26"/>
-          <w:szCs w:val="26"/>
-          <w:lang w:val="en-US"/>
-        </w:rPr>
-        <w:t>O(N</w:t>
-      </w:r>
-      <w:r>
-        <w:rPr>
-          <w:b/>
-          <w:sz w:val="26"/>
-          <w:szCs w:val="26"/>
-          <w:vertAlign w:val="superscript"/>
-          <w:lang w:val="en-US"/>
-        </w:rPr>
-        <w:t>2</w:t>
-      </w:r>
-      <w:r>
-        <w:rPr>
-          <w:b/>
-          <w:sz w:val="26"/>
-          <w:szCs w:val="26"/>
-          <w:lang w:val="en-US"/>
-        </w:rPr>
-        <w:t>).</w:t>
-      </w:r>
-    </w:p>
-    <w:p>
-      <w:pPr>
-        <w:pStyle w:val="ListParagraph"/>
-        <w:numPr>
-          <w:ilvl w:val="0"/>
-          <w:numId w:val="24"/>
-        </w:numPr>
-        <w:spacing w:after="240" w:line="360" w:lineRule="auto"/>
-        <w:jc w:val="both"/>
-        <w:rPr>
-          <w:sz w:val="26"/>
-          <w:szCs w:val="26"/>
-          <w:lang w:val="en-US"/>
-        </w:rPr>
-      </w:pPr>
-      <w:r>
-        <w:rPr>
-          <w:sz w:val="26"/>
-          <w:szCs w:val="26"/>
-          <w:lang w:val="en-US"/>
-        </w:rPr>
-        <w:t xml:space="preserve">Auxiliary space: </w:t>
-      </w:r>
-      <w:r>
-        <w:rPr>
-          <w:b/>
-          <w:sz w:val="26"/>
-          <w:szCs w:val="26"/>
-          <w:lang w:val="en-US"/>
-        </w:rPr>
-        <w:t>O(1).</w:t>
-      </w:r>
-    </w:p>
-    <w:p>
-      <w:pPr>
-        <w:pStyle w:val="Heading3"/>
-        <w:jc w:val="both"/>
-      </w:pPr>
-      <w:r>
-        <w:t>11.4. Variants/Improvements</w:t>
-      </w:r>
-    </w:p>
-    <w:p>
-      <w:pPr>
-        <w:pStyle w:val="ListParagraph"/>
-        <w:numPr>
-          <w:ilvl w:val="0"/>
-          <w:numId w:val="27"/>
-        </w:numPr>
-        <w:spacing w:after="240" w:line="360" w:lineRule="auto"/>
-        <w:jc w:val="both"/>
-        <w:rPr>
-          <w:sz w:val="26"/>
-          <w:szCs w:val="26"/>
-          <w:lang w:val="en-US"/>
-        </w:rPr>
-      </w:pPr>
-      <w:r>
-        <w:rPr>
-          <w:sz w:val="26"/>
-          <w:szCs w:val="26"/>
-          <w:lang w:val="en-US"/>
-        </w:rPr>
-        <w:t xml:space="preserve">Dobosiewicz Sort: It replaces a sequence of decreasing-gap insertion sort with bubble sort passes. </w:t>
-      </w:r>
-    </w:p>
-    <w:p>
-      <w:pPr>
-        <w:pStyle w:val="ListParagraph"/>
-        <w:numPr>
-          <w:ilvl w:val="0"/>
-          <w:numId w:val="27"/>
-        </w:numPr>
-        <w:spacing w:after="240" w:line="360" w:lineRule="auto"/>
-        <w:jc w:val="both"/>
-        <w:rPr>
-          <w:sz w:val="26"/>
-          <w:szCs w:val="26"/>
-          <w:lang w:val="en-US"/>
-        </w:rPr>
-      </w:pPr>
-      <w:r>
-        <w:rPr>
-          <w:sz w:val="26"/>
-          <w:szCs w:val="26"/>
-          <w:lang w:val="en-US"/>
-        </w:rPr>
-        <w:t>Shaker Sort</w:t>
-      </w:r>
-    </w:p>
-    <w:p>
-      <w:pPr>
-        <w:widowControl/>
-        <w:autoSpaceDE/>
-        <w:autoSpaceDN/>
-        <w:spacing w:after="240" w:line="360" w:lineRule="auto"/>
-        <w:jc w:val="both"/>
-        <w:rPr>
-          <w:sz w:val="26"/>
-          <w:szCs w:val="26"/>
-          <w:lang w:val="en-US"/>
-        </w:rPr>
-      </w:pPr>
-      <w:r>
-        <w:rPr>
-          <w:sz w:val="26"/>
-          <w:szCs w:val="26"/>
-          <w:lang w:val="en-US"/>
-        </w:rPr>
-        <w:br w:type="page"/>
+          <w:lang w:val="en-US"/>
+        </w:rPr>
+      </w:pPr>
+      <w:r>
+        <w:rPr>
+          <w:lang w:val="en-US"/>
+        </w:rPr>
+        <w:t>1.</w:t>
+      </w:r>
+      <w:r>
+        <w:rPr>
+          <w:lang w:val="en-US"/>
+        </w:rPr>
+        <w:t>1.</w:t>
+      </w:r>
+      <w:r>
+        <w:rPr>
+          <w:lang w:val="en-US"/>
+        </w:rPr>
+        <w:t xml:space="preserve">3. </w:t>
+      </w:r>
+      <w:r>
+        <w:rPr>
+          <w:lang w:val="en-US"/>
+        </w:rPr>
+        <w:t>Comparison bar chart</w:t>
       </w:r>
     </w:p>
     <w:p>
@@ -14989,36 +16859,14 @@
     </w:p>
     <w:p>
       <w:pPr>
-        <w:pStyle w:val="Heading1"/>
-      </w:pPr>
-      <w:r>
-        <w:t>III.</w:t>
-      </w:r>
-      <w:r>
-        <w:t xml:space="preserve"> Experimental results and comments</w:t>
-      </w:r>
-    </w:p>
-    <w:p>
-      <w:pPr>
-        <w:pStyle w:val="Heading2"/>
-      </w:pPr>
-      <w:r>
-        <w:t>1. Experimental results</w:t>
-      </w:r>
-    </w:p>
-    <w:p>
-      <w:pPr>
         <w:pStyle w:val="Heading3"/>
         <w:jc w:val="both"/>
       </w:pPr>
       <w:r>
-        <w:t>1.</w:t>
-      </w:r>
-      <w:r>
-        <w:t>1.</w:t>
-      </w:r>
-      <w:r>
-        <w:t xml:space="preserve"> Randomized data</w:t>
+        <w:t>1.2.</w:t>
+      </w:r>
+      <w:r>
+        <w:t xml:space="preserve"> Sorted data</w:t>
       </w:r>
     </w:p>
     <w:p>
@@ -15034,19 +16882,13 @@
         <w:rPr>
           <w:lang w:val="en-US"/>
         </w:rPr>
-        <w:t>1.1</w:t>
-      </w:r>
-      <w:r>
-        <w:rPr>
-          <w:lang w:val="en-US"/>
-        </w:rPr>
-        <w:t>.1</w:t>
-      </w:r>
-      <w:r>
-        <w:rPr>
-          <w:lang w:val="en-US"/>
-        </w:rPr>
-        <w:t>. Statistic table</w:t>
+        <w:t>1.2.1</w:t>
+      </w:r>
+      <w:r>
+        <w:rPr>
+          <w:lang w:val="en-US"/>
+        </w:rPr>
+        <w:t xml:space="preserve"> Statistic table</w:t>
       </w:r>
     </w:p>
     <w:p>
@@ -15074,19 +16916,25 @@
         <w:rPr>
           <w:lang w:val="en-US"/>
         </w:rPr>
-        <w:t>1.</w:t>
-      </w:r>
-      <w:r>
-        <w:rPr>
-          <w:lang w:val="en-US"/>
-        </w:rPr>
-        <w:t>1.</w:t>
-      </w:r>
-      <w:r>
-        <w:rPr>
-          <w:lang w:val="en-US"/>
-        </w:rPr>
-        <w:t>2. Running time line graph</w:t>
+        <w:t>1</w:t>
+      </w:r>
+      <w:r>
+        <w:rPr>
+          <w:lang w:val="en-US"/>
+        </w:rPr>
+        <w:t>.2.</w:t>
+      </w:r>
+      <w:r>
+        <w:rPr>
+          <w:lang w:val="en-US"/>
+        </w:rPr>
+        <w:t>2</w:t>
+      </w:r>
+      <w:r>
+        <w:rPr>
+          <w:lang w:val="en-US"/>
+        </w:rPr>
+        <w:t xml:space="preserve"> Running time line graph</w:t>
       </w:r>
     </w:p>
     <w:p>
@@ -15114,25 +16962,13 @@
         <w:rPr>
           <w:lang w:val="en-US"/>
         </w:rPr>
-        <w:t>1.</w:t>
-      </w:r>
-      <w:r>
-        <w:rPr>
-          <w:lang w:val="en-US"/>
-        </w:rPr>
-        <w:t>1.</w:t>
-      </w:r>
-      <w:r>
-        <w:rPr>
-          <w:lang w:val="en-US"/>
-        </w:rPr>
-        <w:t xml:space="preserve">3. </w:t>
-      </w:r>
-      <w:r>
-        <w:rPr>
-          <w:lang w:val="en-US"/>
-        </w:rPr>
-        <w:t>Comparison bar chart</w:t>
+        <w:t>1.2</w:t>
+      </w:r>
+      <w:r>
+        <w:rPr>
+          <w:lang w:val="en-US"/>
+        </w:rPr>
+        <w:t>.3. Comparison bar chart</w:t>
       </w:r>
     </w:p>
     <w:p>
@@ -15153,10 +16989,10 @@
         <w:jc w:val="both"/>
       </w:pPr>
       <w:r>
-        <w:t>1.2.</w:t>
-      </w:r>
-      <w:r>
-        <w:t xml:space="preserve"> Sorted data</w:t>
+        <w:t>1.</w:t>
+      </w:r>
+      <w:r>
+        <w:t>3. Reversed data</w:t>
       </w:r>
     </w:p>
     <w:p>
@@ -15172,13 +17008,13 @@
         <w:rPr>
           <w:lang w:val="en-US"/>
         </w:rPr>
-        <w:t>1.2.1</w:t>
-      </w:r>
-      <w:r>
-        <w:rPr>
-          <w:lang w:val="en-US"/>
-        </w:rPr>
-        <w:t xml:space="preserve"> Statistic table</w:t>
+        <w:t>1.3</w:t>
+      </w:r>
+      <w:r>
+        <w:rPr>
+          <w:lang w:val="en-US"/>
+        </w:rPr>
+        <w:t>.1. Statistic table</w:t>
       </w:r>
     </w:p>
     <w:p>
@@ -15206,25 +17042,13 @@
         <w:rPr>
           <w:lang w:val="en-US"/>
         </w:rPr>
-        <w:t>1</w:t>
-      </w:r>
-      <w:r>
-        <w:rPr>
-          <w:lang w:val="en-US"/>
-        </w:rPr>
-        <w:t>.2.</w:t>
-      </w:r>
-      <w:r>
-        <w:rPr>
-          <w:lang w:val="en-US"/>
-        </w:rPr>
-        <w:t>2</w:t>
-      </w:r>
-      <w:r>
-        <w:rPr>
-          <w:lang w:val="en-US"/>
-        </w:rPr>
-        <w:t xml:space="preserve"> Running time line graph</w:t>
+        <w:t>1.3</w:t>
+      </w:r>
+      <w:r>
+        <w:rPr>
+          <w:lang w:val="en-US"/>
+        </w:rPr>
+        <w:t>.2. Running time line graph</w:t>
       </w:r>
     </w:p>
     <w:p>
@@ -15252,7 +17076,8 @@
         <w:rPr>
           <w:lang w:val="en-US"/>
         </w:rPr>
-        <w:t>1.2</w:t>
+        <w:lastRenderedPageBreak/>
+        <w:t>1.3</w:t>
       </w:r>
       <w:r>
         <w:rPr>
@@ -15272,123 +17097,6 @@
           <w:lang w:val="en-US"/>
         </w:rPr>
       </w:pPr>
-    </w:p>
-    <w:p>
-      <w:pPr>
-        <w:pStyle w:val="Heading3"/>
-        <w:jc w:val="both"/>
-      </w:pPr>
-      <w:r>
-        <w:t>1.</w:t>
-      </w:r>
-      <w:r>
-        <w:t>3. Reversed data</w:t>
-      </w:r>
-    </w:p>
-    <w:p>
-      <w:pPr>
-        <w:pStyle w:val="Heading4"/>
-        <w:spacing w:after="240" w:line="360" w:lineRule="auto"/>
-        <w:jc w:val="both"/>
-        <w:rPr>
-          <w:lang w:val="en-US"/>
-        </w:rPr>
-      </w:pPr>
-      <w:r>
-        <w:rPr>
-          <w:lang w:val="en-US"/>
-        </w:rPr>
-        <w:t>1.3</w:t>
-      </w:r>
-      <w:r>
-        <w:rPr>
-          <w:lang w:val="en-US"/>
-        </w:rPr>
-        <w:t>.1. Statistic table</w:t>
-      </w:r>
-    </w:p>
-    <w:p>
-      <w:pPr>
-        <w:spacing w:after="240" w:line="360" w:lineRule="auto"/>
-        <w:ind w:left="851"/>
-        <w:jc w:val="both"/>
-        <w:rPr>
-          <w:sz w:val="26"/>
-          <w:szCs w:val="26"/>
-          <w:lang w:val="en-US"/>
-        </w:rPr>
-      </w:pPr>
-    </w:p>
-    <w:p>
-      <w:pPr>
-        <w:pStyle w:val="Heading4"/>
-        <w:spacing w:after="240" w:line="360" w:lineRule="auto"/>
-        <w:jc w:val="both"/>
-        <w:rPr>
-          <w:lang w:val="en-US"/>
-        </w:rPr>
-      </w:pPr>
-      <w:r>
-        <w:rPr>
-          <w:lang w:val="en-US"/>
-        </w:rPr>
-        <w:t>1.3</w:t>
-      </w:r>
-      <w:r>
-        <w:rPr>
-          <w:lang w:val="en-US"/>
-        </w:rPr>
-        <w:t>.2. Running time line graph</w:t>
-      </w:r>
-    </w:p>
-    <w:p>
-      <w:pPr>
-        <w:spacing w:after="240" w:line="360" w:lineRule="auto"/>
-        <w:ind w:left="851"/>
-        <w:jc w:val="both"/>
-        <w:rPr>
-          <w:sz w:val="26"/>
-          <w:szCs w:val="26"/>
-          <w:lang w:val="en-US"/>
-        </w:rPr>
-      </w:pPr>
-    </w:p>
-    <w:p>
-      <w:pPr>
-        <w:pStyle w:val="Heading4"/>
-        <w:spacing w:after="240" w:line="360" w:lineRule="auto"/>
-        <w:jc w:val="both"/>
-        <w:rPr>
-          <w:lang w:val="en-US"/>
-        </w:rPr>
-      </w:pPr>
-      <w:r>
-        <w:rPr>
-          <w:lang w:val="en-US"/>
-        </w:rPr>
-        <w:lastRenderedPageBreak/>
-        <w:t>1.3</w:t>
-      </w:r>
-      <w:r>
-        <w:rPr>
-          <w:lang w:val="en-US"/>
-        </w:rPr>
-        <w:t>.3. Comparison bar chart</w:t>
-      </w:r>
-    </w:p>
-    <w:p>
-      <w:pPr>
-        <w:spacing w:after="240" w:line="360" w:lineRule="auto"/>
-        <w:ind w:left="851"/>
-        <w:jc w:val="both"/>
-        <w:rPr>
-          <w:sz w:val="26"/>
-          <w:szCs w:val="26"/>
-          <w:lang w:val="en-US"/>
-        </w:rPr>
-      </w:pPr>
-      <w:bookmarkStart w:id="2" w:name="_GoBack"/>
-      <w:bookmarkEnd w:id="2"/>
     </w:p>
     <w:p>
       <w:pPr>
@@ -15621,7 +17329,36 @@
     </w:p>
     <w:p>
       <w:pPr>
-        <w:spacing w:after="240" w:line="360" w:lineRule="auto"/>
+        <w:spacing w:after="40" w:line="360" w:lineRule="auto"/>
+        <w:ind w:left="851"/>
+        <w:jc w:val="both"/>
+        <w:rPr>
+          <w:sz w:val="26"/>
+          <w:szCs w:val="26"/>
+          <w:lang w:val="en-US"/>
+        </w:rPr>
+      </w:pPr>
+      <w:r>
+        <w:rPr>
+          <w:b/>
+          <w:sz w:val="26"/>
+          <w:szCs w:val="26"/>
+          <w:lang w:val="en-US"/>
+        </w:rPr>
+        <w:t>Bubble Sort</w:t>
+      </w:r>
+      <w:r>
+        <w:rPr>
+          <w:sz w:val="26"/>
+          <w:szCs w:val="26"/>
+          <w:lang w:val="en-US"/>
+        </w:rPr>
+        <w:t>:</w:t>
+      </w:r>
+    </w:p>
+    <w:p>
+      <w:pPr>
+        <w:spacing w:after="40" w:line="360" w:lineRule="auto"/>
         <w:ind w:left="851"/>
         <w:jc w:val="both"/>
         <w:rPr>
@@ -15645,7 +17382,7 @@
     </w:p>
     <w:p>
       <w:pPr>
-        <w:spacing w:after="240" w:line="360" w:lineRule="auto"/>
+        <w:spacing w:after="40" w:line="360" w:lineRule="auto"/>
         <w:ind w:left="851"/>
         <w:jc w:val="both"/>
         <w:rPr>
@@ -15669,7 +17406,7 @@
     </w:p>
     <w:p>
       <w:pPr>
-        <w:spacing w:after="240" w:line="360" w:lineRule="auto"/>
+        <w:spacing w:after="40" w:line="360" w:lineRule="auto"/>
         <w:ind w:left="851"/>
         <w:jc w:val="both"/>
         <w:rPr>
@@ -15691,7 +17428,7 @@
     </w:p>
     <w:p>
       <w:pPr>
-        <w:spacing w:after="240" w:line="360" w:lineRule="auto"/>
+        <w:spacing w:after="40" w:line="360" w:lineRule="auto"/>
         <w:ind w:left="851"/>
         <w:jc w:val="both"/>
         <w:rPr>
@@ -15714,7 +17451,7 @@
     </w:p>
     <w:p>
       <w:pPr>
-        <w:spacing w:after="240" w:line="360" w:lineRule="auto"/>
+        <w:spacing w:after="40" w:line="360" w:lineRule="auto"/>
         <w:ind w:left="851"/>
         <w:jc w:val="both"/>
         <w:rPr>
@@ -15737,7 +17474,7 @@
     </w:p>
     <w:p>
       <w:pPr>
-        <w:spacing w:after="240" w:line="360" w:lineRule="auto"/>
+        <w:spacing w:after="40" w:line="360" w:lineRule="auto"/>
         <w:ind w:left="851"/>
         <w:jc w:val="both"/>
         <w:rPr>
@@ -15760,7 +17497,7 @@
     </w:p>
     <w:p>
       <w:pPr>
-        <w:spacing w:after="240" w:line="360" w:lineRule="auto"/>
+        <w:spacing w:after="40" w:line="360" w:lineRule="auto"/>
         <w:ind w:left="851"/>
         <w:jc w:val="both"/>
         <w:rPr>
@@ -15783,7 +17520,36 @@
     </w:p>
     <w:p>
       <w:pPr>
-        <w:spacing w:after="240" w:line="360" w:lineRule="auto"/>
+        <w:spacing w:after="40" w:line="360" w:lineRule="auto"/>
+        <w:ind w:left="851"/>
+        <w:jc w:val="both"/>
+        <w:rPr>
+          <w:sz w:val="26"/>
+          <w:szCs w:val="26"/>
+          <w:lang w:val="en-US"/>
+        </w:rPr>
+      </w:pPr>
+      <w:r>
+        <w:rPr>
+          <w:b/>
+          <w:sz w:val="26"/>
+          <w:szCs w:val="26"/>
+          <w:lang w:val="en-US"/>
+        </w:rPr>
+        <w:t>Counting Sort</w:t>
+      </w:r>
+      <w:r>
+        <w:rPr>
+          <w:sz w:val="26"/>
+          <w:szCs w:val="26"/>
+          <w:lang w:val="en-US"/>
+        </w:rPr>
+        <w:t>:</w:t>
+      </w:r>
+    </w:p>
+    <w:p>
+      <w:pPr>
+        <w:spacing w:after="40" w:line="360" w:lineRule="auto"/>
         <w:ind w:left="851"/>
         <w:jc w:val="both"/>
         <w:rPr>
@@ -15806,7 +17572,7 @@
     </w:p>
     <w:p>
       <w:pPr>
-        <w:spacing w:after="240" w:line="360" w:lineRule="auto"/>
+        <w:spacing w:after="40" w:line="360" w:lineRule="auto"/>
         <w:ind w:left="851"/>
         <w:jc w:val="both"/>
         <w:rPr>
@@ -15829,7 +17595,7 @@
     </w:p>
     <w:p>
       <w:pPr>
-        <w:spacing w:after="240" w:line="360" w:lineRule="auto"/>
+        <w:spacing w:after="40" w:line="360" w:lineRule="auto"/>
         <w:ind w:left="851"/>
         <w:jc w:val="both"/>
         <w:rPr>
@@ -15852,7 +17618,7 @@
     </w:p>
     <w:p>
       <w:pPr>
-        <w:spacing w:after="240" w:line="360" w:lineRule="auto"/>
+        <w:spacing w:after="40" w:line="360" w:lineRule="auto"/>
         <w:ind w:left="851"/>
         <w:jc w:val="both"/>
         <w:rPr>
@@ -15875,7 +17641,36 @@
     </w:p>
     <w:p>
       <w:pPr>
-        <w:spacing w:after="240" w:line="360" w:lineRule="auto"/>
+        <w:spacing w:after="40" w:line="360" w:lineRule="auto"/>
+        <w:ind w:left="851"/>
+        <w:jc w:val="both"/>
+        <w:rPr>
+          <w:sz w:val="26"/>
+          <w:szCs w:val="26"/>
+          <w:lang w:val="en-US"/>
+        </w:rPr>
+      </w:pPr>
+      <w:r>
+        <w:rPr>
+          <w:b/>
+          <w:sz w:val="26"/>
+          <w:szCs w:val="26"/>
+          <w:lang w:val="en-US"/>
+        </w:rPr>
+        <w:t>Flash Sort</w:t>
+      </w:r>
+      <w:r>
+        <w:rPr>
+          <w:sz w:val="26"/>
+          <w:szCs w:val="26"/>
+          <w:lang w:val="en-US"/>
+        </w:rPr>
+        <w:t>:</w:t>
+      </w:r>
+    </w:p>
+    <w:p>
+      <w:pPr>
+        <w:spacing w:after="40" w:line="360" w:lineRule="auto"/>
         <w:ind w:left="851"/>
         <w:jc w:val="both"/>
         <w:rPr>
@@ -15898,7 +17693,7 @@
     </w:p>
     <w:p>
       <w:pPr>
-        <w:spacing w:after="240" w:line="360" w:lineRule="auto"/>
+        <w:spacing w:after="40" w:line="360" w:lineRule="auto"/>
         <w:ind w:left="851"/>
         <w:jc w:val="both"/>
         <w:rPr>
@@ -15921,7 +17716,7 @@
     </w:p>
     <w:p>
       <w:pPr>
-        <w:spacing w:after="240" w:line="360" w:lineRule="auto"/>
+        <w:spacing w:after="40" w:line="360" w:lineRule="auto"/>
         <w:ind w:left="851"/>
         <w:jc w:val="both"/>
         <w:rPr>
@@ -15944,7 +17739,7 @@
     </w:p>
     <w:p>
       <w:pPr>
-        <w:spacing w:after="240" w:line="360" w:lineRule="auto"/>
+        <w:spacing w:after="40" w:line="360" w:lineRule="auto"/>
         <w:ind w:left="851"/>
         <w:jc w:val="both"/>
         <w:rPr>
@@ -15967,7 +17762,7 @@
     </w:p>
     <w:p>
       <w:pPr>
-        <w:spacing w:after="240" w:line="360" w:lineRule="auto"/>
+        <w:spacing w:after="40" w:line="360" w:lineRule="auto"/>
         <w:ind w:left="851"/>
         <w:jc w:val="both"/>
         <w:rPr>
@@ -15990,7 +17785,36 @@
     </w:p>
     <w:p>
       <w:pPr>
-        <w:spacing w:after="240" w:line="360" w:lineRule="auto"/>
+        <w:spacing w:after="40" w:line="360" w:lineRule="auto"/>
+        <w:ind w:left="851"/>
+        <w:jc w:val="both"/>
+        <w:rPr>
+          <w:sz w:val="26"/>
+          <w:szCs w:val="26"/>
+          <w:lang w:val="en-US"/>
+        </w:rPr>
+      </w:pPr>
+      <w:r>
+        <w:rPr>
+          <w:b/>
+          <w:sz w:val="26"/>
+          <w:szCs w:val="26"/>
+          <w:lang w:val="en-US"/>
+        </w:rPr>
+        <w:t>Heap Sort</w:t>
+      </w:r>
+      <w:r>
+        <w:rPr>
+          <w:sz w:val="26"/>
+          <w:szCs w:val="26"/>
+          <w:lang w:val="en-US"/>
+        </w:rPr>
+        <w:t>:</w:t>
+      </w:r>
+    </w:p>
+    <w:p>
+      <w:pPr>
+        <w:spacing w:after="40" w:line="360" w:lineRule="auto"/>
         <w:ind w:left="851"/>
         <w:jc w:val="both"/>
         <w:rPr>
@@ -16013,7 +17837,7 @@
     </w:p>
     <w:p>
       <w:pPr>
-        <w:spacing w:after="240" w:line="360" w:lineRule="auto"/>
+        <w:spacing w:after="40" w:line="360" w:lineRule="auto"/>
         <w:ind w:left="851"/>
         <w:jc w:val="both"/>
         <w:rPr>
@@ -16036,16 +17860,71 @@
     </w:p>
     <w:p>
       <w:pPr>
-        <w:spacing w:after="240" w:line="360" w:lineRule="auto"/>
+        <w:spacing w:after="40" w:line="360" w:lineRule="auto"/>
         <w:ind w:left="851"/>
         <w:jc w:val="both"/>
         <w:rPr>
-          <w:sz w:val="26"/>
-          <w:szCs w:val="26"/>
-          <w:lang w:val="en-US"/>
-        </w:rPr>
-      </w:pPr>
-      <w:hyperlink r:id="rId33" w:history="1">
+          <w:rFonts w:eastAsia="Arial"/>
+          <w:sz w:val="26"/>
+          <w:szCs w:val="26"/>
+          <w:lang w:val="en-US"/>
+        </w:rPr>
+      </w:pPr>
+      <w:hyperlink r:id="rId33">
+        <w:r>
+          <w:rPr>
+            <w:rStyle w:val="Hyperlink"/>
+            <w:rFonts w:eastAsia="Arial"/>
+            <w:sz w:val="26"/>
+            <w:szCs w:val="26"/>
+            <w:lang w:val="en-US"/>
+          </w:rPr>
+          <w:t>https://www.programiz.com/dsa/heap-sort</w:t>
+        </w:r>
+      </w:hyperlink>
+    </w:p>
+    <w:p>
+      <w:pPr>
+        <w:spacing w:after="40" w:line="360" w:lineRule="auto"/>
+        <w:ind w:left="851"/>
+        <w:jc w:val="both"/>
+        <w:rPr>
+          <w:b/>
+          <w:sz w:val="26"/>
+          <w:szCs w:val="26"/>
+          <w:lang w:val="en-US"/>
+        </w:rPr>
+      </w:pPr>
+      <w:r>
+        <w:rPr>
+          <w:b/>
+          <w:sz w:val="26"/>
+          <w:szCs w:val="26"/>
+          <w:lang w:val="en-US"/>
+        </w:rPr>
+        <w:t>Insertion Sort</w:t>
+      </w:r>
+      <w:r>
+        <w:rPr>
+          <w:sz w:val="26"/>
+          <w:szCs w:val="26"/>
+          <w:lang w:val="en-US"/>
+        </w:rPr>
+        <w:t>:</w:t>
+      </w:r>
+    </w:p>
+    <w:p>
+      <w:pPr>
+        <w:spacing w:after="40" w:line="360" w:lineRule="auto"/>
+        <w:ind w:left="851"/>
+        <w:jc w:val="both"/>
+        <w:rPr>
+          <w:sz w:val="26"/>
+          <w:szCs w:val="26"/>
+          <w:lang w:val="en-US"/>
+        </w:rPr>
+      </w:pPr>
+      <w:hyperlink r:id="rId34" w:history="1">
         <w:r>
           <w:rPr>
             <w:rStyle w:val="Hyperlink"/>
@@ -16059,7 +17938,7 @@
     </w:p>
     <w:p>
       <w:pPr>
-        <w:spacing w:after="240" w:line="360" w:lineRule="auto"/>
+        <w:spacing w:after="40" w:line="360" w:lineRule="auto"/>
         <w:ind w:left="851"/>
         <w:jc w:val="both"/>
         <w:rPr>
@@ -16068,7 +17947,7 @@
           <w:lang w:val="en-US"/>
         </w:rPr>
       </w:pPr>
-      <w:hyperlink r:id="rId34" w:history="1">
+      <w:hyperlink r:id="rId35" w:history="1">
         <w:r>
           <w:rPr>
             <w:rStyle w:val="Hyperlink"/>
@@ -16082,7 +17961,7 @@
     </w:p>
     <w:p>
       <w:pPr>
-        <w:spacing w:after="240" w:line="360" w:lineRule="auto"/>
+        <w:spacing w:after="40" w:line="360" w:lineRule="auto"/>
         <w:ind w:left="851"/>
         <w:jc w:val="both"/>
         <w:rPr>
@@ -16091,7 +17970,7 @@
           <w:lang w:val="en-US"/>
         </w:rPr>
       </w:pPr>
-      <w:hyperlink r:id="rId35" w:history="1">
+      <w:hyperlink r:id="rId36" w:history="1">
         <w:r>
           <w:rPr>
             <w:rStyle w:val="Hyperlink"/>
@@ -16105,7 +17984,7 @@
     </w:p>
     <w:p>
       <w:pPr>
-        <w:spacing w:after="240" w:line="360" w:lineRule="auto"/>
+        <w:spacing w:after="40" w:line="360" w:lineRule="auto"/>
         <w:ind w:left="851"/>
         <w:jc w:val="both"/>
         <w:rPr>
@@ -16114,7 +17993,7 @@
           <w:lang w:val="en-US"/>
         </w:rPr>
       </w:pPr>
-      <w:hyperlink r:id="rId36" w:history="1">
+      <w:hyperlink r:id="rId37" w:history="1">
         <w:r>
           <w:rPr>
             <w:rStyle w:val="Hyperlink"/>
@@ -16128,16 +18007,59 @@
     </w:p>
     <w:p>
       <w:pPr>
-        <w:spacing w:after="240" w:line="360" w:lineRule="auto"/>
+        <w:spacing w:after="40" w:line="360" w:lineRule="auto"/>
         <w:ind w:left="851"/>
         <w:jc w:val="both"/>
         <w:rPr>
-          <w:sz w:val="26"/>
-          <w:szCs w:val="26"/>
-          <w:lang w:val="en-US"/>
-        </w:rPr>
-      </w:pPr>
-      <w:hyperlink r:id="rId37" w:history="1">
+          <w:b/>
+          <w:sz w:val="26"/>
+          <w:szCs w:val="26"/>
+          <w:lang w:val="en-US"/>
+        </w:rPr>
+      </w:pPr>
+    </w:p>
+    <w:p>
+      <w:pPr>
+        <w:spacing w:after="40" w:line="360" w:lineRule="auto"/>
+        <w:ind w:left="851"/>
+        <w:jc w:val="both"/>
+        <w:rPr>
+          <w:sz w:val="26"/>
+          <w:szCs w:val="26"/>
+          <w:lang w:val="en-US"/>
+        </w:rPr>
+      </w:pPr>
+      <w:r>
+        <w:rPr>
+          <w:b/>
+          <w:sz w:val="26"/>
+          <w:szCs w:val="26"/>
+          <w:lang w:val="en-US"/>
+        </w:rPr>
+        <w:lastRenderedPageBreak/>
+        <w:t>Merge Sort</w:t>
+      </w:r>
+      <w:r>
+        <w:rPr>
+          <w:sz w:val="26"/>
+          <w:szCs w:val="26"/>
+          <w:lang w:val="en-US"/>
+        </w:rPr>
+        <w:t>:</w:t>
+      </w:r>
+    </w:p>
+    <w:p>
+      <w:pPr>
+        <w:spacing w:after="40" w:line="360" w:lineRule="auto"/>
+        <w:ind w:left="851"/>
+        <w:jc w:val="both"/>
+        <w:rPr>
+          <w:sz w:val="26"/>
+          <w:szCs w:val="26"/>
+          <w:lang w:val="en-US"/>
+        </w:rPr>
+      </w:pPr>
+      <w:hyperlink r:id="rId38" w:history="1">
         <w:r>
           <w:rPr>
             <w:rStyle w:val="Hyperlink"/>
@@ -16151,7 +18073,7 @@
     </w:p>
     <w:p>
       <w:pPr>
-        <w:spacing w:after="240" w:line="360" w:lineRule="auto"/>
+        <w:spacing w:after="40" w:line="360" w:lineRule="auto"/>
         <w:ind w:left="851"/>
         <w:jc w:val="both"/>
         <w:rPr>
@@ -16160,7 +18082,7 @@
           <w:lang w:val="en-US"/>
         </w:rPr>
       </w:pPr>
-      <w:hyperlink r:id="rId38" w:history="1">
+      <w:hyperlink r:id="rId39" w:history="1">
         <w:r>
           <w:rPr>
             <w:rStyle w:val="Hyperlink"/>
@@ -16174,7 +18096,27 @@
     </w:p>
     <w:p>
       <w:pPr>
-        <w:spacing w:after="240" w:line="360" w:lineRule="auto"/>
+        <w:spacing w:after="40" w:line="360" w:lineRule="auto"/>
+        <w:ind w:left="851"/>
+        <w:rPr>
+          <w:sz w:val="26"/>
+          <w:szCs w:val="26"/>
+        </w:rPr>
+      </w:pPr>
+      <w:hyperlink r:id="rId40" w:history="1">
+        <w:r>
+          <w:rPr>
+            <w:rStyle w:val="Hyperlink"/>
+            <w:sz w:val="26"/>
+            <w:szCs w:val="26"/>
+          </w:rPr>
+          <w:t>https://en.wikipedia.org/wiki/Merge_sort</w:t>
+        </w:r>
+      </w:hyperlink>
+    </w:p>
+    <w:p>
+      <w:pPr>
+        <w:spacing w:after="40" w:line="360" w:lineRule="auto"/>
         <w:ind w:left="851"/>
         <w:jc w:val="both"/>
         <w:rPr>
@@ -16183,7 +18125,36 @@
           <w:lang w:val="en-US"/>
         </w:rPr>
       </w:pPr>
-      <w:hyperlink r:id="rId39" w:history="1">
+      <w:r>
+        <w:rPr>
+          <w:b/>
+          <w:sz w:val="26"/>
+          <w:szCs w:val="26"/>
+          <w:lang w:val="en-US"/>
+        </w:rPr>
+        <w:t>Quick Sort</w:t>
+      </w:r>
+      <w:r>
+        <w:rPr>
+          <w:sz w:val="26"/>
+          <w:szCs w:val="26"/>
+          <w:lang w:val="en-US"/>
+        </w:rPr>
+        <w:t>:</w:t>
+      </w:r>
+    </w:p>
+    <w:p>
+      <w:pPr>
+        <w:spacing w:after="40" w:line="360" w:lineRule="auto"/>
+        <w:ind w:left="851"/>
+        <w:jc w:val="both"/>
+        <w:rPr>
+          <w:sz w:val="26"/>
+          <w:szCs w:val="26"/>
+          <w:lang w:val="en-US"/>
+        </w:rPr>
+      </w:pPr>
+      <w:hyperlink r:id="rId41" w:history="1">
         <w:r>
           <w:rPr>
             <w:rStyle w:val="Hyperlink"/>
@@ -16197,7 +18168,7 @@
     </w:p>
     <w:p>
       <w:pPr>
-        <w:spacing w:after="240" w:line="360" w:lineRule="auto"/>
+        <w:spacing w:after="40" w:line="360" w:lineRule="auto"/>
         <w:ind w:left="851"/>
         <w:jc w:val="both"/>
         <w:rPr>
@@ -16206,7 +18177,7 @@
           <w:lang w:val="en-US"/>
         </w:rPr>
       </w:pPr>
-      <w:hyperlink r:id="rId40" w:history="1">
+      <w:hyperlink r:id="rId42" w:history="1">
         <w:r>
           <w:rPr>
             <w:rStyle w:val="Hyperlink"/>
@@ -16220,7 +18191,7 @@
     </w:p>
     <w:p>
       <w:pPr>
-        <w:spacing w:after="240" w:line="360" w:lineRule="auto"/>
+        <w:spacing w:after="40" w:line="360" w:lineRule="auto"/>
         <w:ind w:left="851"/>
         <w:jc w:val="both"/>
         <w:rPr>
@@ -16229,7 +18200,7 @@
           <w:lang w:val="en-US"/>
         </w:rPr>
       </w:pPr>
-      <w:hyperlink r:id="rId41" w:history="1">
+      <w:hyperlink r:id="rId43" w:history="1">
         <w:r>
           <w:rPr>
             <w:rStyle w:val="Hyperlink"/>
@@ -16243,16 +18214,70 @@
     </w:p>
     <w:p>
       <w:pPr>
-        <w:spacing w:after="240" w:line="360" w:lineRule="auto"/>
+        <w:spacing w:after="40" w:line="360" w:lineRule="auto"/>
         <w:ind w:left="851"/>
         <w:jc w:val="both"/>
         <w:rPr>
-          <w:sz w:val="26"/>
-          <w:szCs w:val="26"/>
-          <w:lang w:val="en-US"/>
-        </w:rPr>
-      </w:pPr>
-      <w:hyperlink r:id="rId42" w:history="1">
+          <w:color w:val="0000FF" w:themeColor="hyperlink"/>
+          <w:sz w:val="26"/>
+          <w:szCs w:val="26"/>
+          <w:u w:val="single"/>
+          <w:lang w:val="en-US"/>
+        </w:rPr>
+      </w:pPr>
+      <w:hyperlink r:id="rId44" w:history="1">
+        <w:r>
+          <w:rPr>
+            <w:rStyle w:val="Hyperlink"/>
+            <w:sz w:val="26"/>
+            <w:szCs w:val="26"/>
+            <w:lang w:val="en-US"/>
+          </w:rPr>
+          <w:t>https://www.geeksforgeeks.org/time-and-space-complexity-analysis-of-quick-sort/</w:t>
+        </w:r>
+      </w:hyperlink>
+    </w:p>
+    <w:p>
+      <w:pPr>
+        <w:spacing w:after="40" w:line="360" w:lineRule="auto"/>
+        <w:ind w:left="851"/>
+        <w:jc w:val="both"/>
+        <w:rPr>
+          <w:sz w:val="26"/>
+          <w:szCs w:val="26"/>
+          <w:lang w:val="en-US"/>
+        </w:rPr>
+      </w:pPr>
+      <w:r>
+        <w:rPr>
+          <w:b/>
+          <w:sz w:val="26"/>
+          <w:szCs w:val="26"/>
+          <w:lang w:val="en-US"/>
+        </w:rPr>
+        <w:t>Radix Sort</w:t>
+      </w:r>
+      <w:r>
+        <w:rPr>
+          <w:sz w:val="26"/>
+          <w:szCs w:val="26"/>
+          <w:lang w:val="en-US"/>
+        </w:rPr>
+        <w:t>:</w:t>
+      </w:r>
+    </w:p>
+    <w:p>
+      <w:pPr>
+        <w:spacing w:after="40" w:line="360" w:lineRule="auto"/>
+        <w:ind w:left="851"/>
+        <w:jc w:val="both"/>
+        <w:rPr>
+          <w:sz w:val="26"/>
+          <w:szCs w:val="26"/>
+          <w:lang w:val="en-US"/>
+        </w:rPr>
+      </w:pPr>
+      <w:hyperlink r:id="rId45" w:history="1">
         <w:r>
           <w:rPr>
             <w:rStyle w:val="Hyperlink"/>
@@ -16266,7 +18291,7 @@
     </w:p>
     <w:p>
       <w:pPr>
-        <w:spacing w:after="240" w:line="360" w:lineRule="auto"/>
+        <w:spacing w:after="40" w:line="360" w:lineRule="auto"/>
         <w:ind w:left="851"/>
         <w:jc w:val="both"/>
         <w:rPr>
@@ -16275,7 +18300,7 @@
           <w:lang w:val="en-US"/>
         </w:rPr>
       </w:pPr>
-      <w:hyperlink r:id="rId43" w:history="1">
+      <w:hyperlink r:id="rId46" w:history="1">
         <w:r>
           <w:rPr>
             <w:rStyle w:val="Hyperlink"/>
@@ -16289,7 +18314,7 @@
     </w:p>
     <w:p>
       <w:pPr>
-        <w:spacing w:after="240" w:line="360" w:lineRule="auto"/>
+        <w:spacing w:after="40" w:line="360" w:lineRule="auto"/>
         <w:ind w:left="851"/>
         <w:jc w:val="both"/>
         <w:rPr>
@@ -16298,7 +18323,7 @@
           <w:lang w:val="en-US"/>
         </w:rPr>
       </w:pPr>
-      <w:hyperlink r:id="rId44" w:history="1">
+      <w:hyperlink r:id="rId47" w:history="1">
         <w:r>
           <w:rPr>
             <w:rStyle w:val="Hyperlink"/>
@@ -16312,7 +18337,7 @@
     </w:p>
     <w:p>
       <w:pPr>
-        <w:spacing w:after="240" w:line="360" w:lineRule="auto"/>
+        <w:spacing w:after="40" w:line="360" w:lineRule="auto"/>
         <w:ind w:left="851"/>
         <w:jc w:val="both"/>
         <w:rPr>
@@ -16321,7 +18346,7 @@
           <w:lang w:val="en-US"/>
         </w:rPr>
       </w:pPr>
-      <w:hyperlink r:id="rId45" w:history="1">
+      <w:hyperlink r:id="rId48" w:history="1">
         <w:r>
           <w:rPr>
             <w:rStyle w:val="Hyperlink"/>
@@ -16335,7 +18360,7 @@
     </w:p>
     <w:p>
       <w:pPr>
-        <w:spacing w:after="240" w:line="360" w:lineRule="auto"/>
+        <w:spacing w:after="40" w:line="360" w:lineRule="auto"/>
         <w:ind w:left="851"/>
         <w:jc w:val="both"/>
         <w:rPr>
@@ -16344,7 +18369,36 @@
           <w:lang w:val="en-US"/>
         </w:rPr>
       </w:pPr>
-      <w:hyperlink r:id="rId46" w:history="1">
+      <w:r>
+        <w:rPr>
+          <w:b/>
+          <w:sz w:val="26"/>
+          <w:szCs w:val="26"/>
+          <w:lang w:val="en-US"/>
+        </w:rPr>
+        <w:t>Selection Sort</w:t>
+      </w:r>
+      <w:r>
+        <w:rPr>
+          <w:sz w:val="26"/>
+          <w:szCs w:val="26"/>
+          <w:lang w:val="en-US"/>
+        </w:rPr>
+        <w:t>:</w:t>
+      </w:r>
+    </w:p>
+    <w:p>
+      <w:pPr>
+        <w:spacing w:after="40" w:line="360" w:lineRule="auto"/>
+        <w:ind w:left="851"/>
+        <w:jc w:val="both"/>
+        <w:rPr>
+          <w:sz w:val="26"/>
+          <w:szCs w:val="26"/>
+          <w:lang w:val="en-US"/>
+        </w:rPr>
+      </w:pPr>
+      <w:hyperlink r:id="rId49" w:history="1">
         <w:r>
           <w:rPr>
             <w:rStyle w:val="Hyperlink"/>
@@ -16358,7 +18412,7 @@
     </w:p>
     <w:p>
       <w:pPr>
-        <w:spacing w:after="240" w:line="360" w:lineRule="auto"/>
+        <w:spacing w:after="40" w:line="360" w:lineRule="auto"/>
         <w:ind w:left="851"/>
         <w:jc w:val="both"/>
         <w:rPr>
@@ -16367,7 +18421,7 @@
           <w:lang w:val="en-US"/>
         </w:rPr>
       </w:pPr>
-      <w:hyperlink r:id="rId47" w:history="1">
+      <w:hyperlink r:id="rId50" w:history="1">
         <w:r>
           <w:rPr>
             <w:rStyle w:val="Hyperlink"/>
@@ -16381,7 +18435,7 @@
     </w:p>
     <w:p>
       <w:pPr>
-        <w:spacing w:after="240" w:line="360" w:lineRule="auto"/>
+        <w:spacing w:after="40" w:line="360" w:lineRule="auto"/>
         <w:ind w:left="851"/>
         <w:jc w:val="both"/>
         <w:rPr>
@@ -16390,7 +18444,7 @@
           <w:lang w:val="en-US"/>
         </w:rPr>
       </w:pPr>
-      <w:hyperlink r:id="rId48" w:history="1">
+      <w:hyperlink r:id="rId51" w:history="1">
         <w:r>
           <w:rPr>
             <w:rStyle w:val="Hyperlink"/>
@@ -16404,7 +18458,7 @@
     </w:p>
     <w:p>
       <w:pPr>
-        <w:spacing w:after="240" w:line="360" w:lineRule="auto"/>
+        <w:spacing w:after="40" w:line="360" w:lineRule="auto"/>
         <w:ind w:left="851"/>
         <w:jc w:val="both"/>
         <w:rPr>
@@ -16413,7 +18467,7 @@
           <w:lang w:val="en-US"/>
         </w:rPr>
       </w:pPr>
-      <w:hyperlink r:id="rId49" w:history="1">
+      <w:hyperlink r:id="rId52" w:history="1">
         <w:r>
           <w:rPr>
             <w:rStyle w:val="Hyperlink"/>
@@ -16427,7 +18481,7 @@
     </w:p>
     <w:p>
       <w:pPr>
-        <w:spacing w:after="240" w:line="360" w:lineRule="auto"/>
+        <w:spacing w:after="40" w:line="360" w:lineRule="auto"/>
         <w:ind w:left="851"/>
         <w:jc w:val="both"/>
         <w:rPr>
@@ -16436,7 +18490,7 @@
           <w:lang w:val="en-US"/>
         </w:rPr>
       </w:pPr>
-      <w:hyperlink r:id="rId50" w:history="1">
+      <w:hyperlink r:id="rId53" w:history="1">
         <w:r>
           <w:rPr>
             <w:rStyle w:val="Hyperlink"/>
@@ -16450,16 +18504,136 @@
     </w:p>
     <w:p>
       <w:pPr>
-        <w:spacing w:after="240" w:line="360" w:lineRule="auto"/>
+        <w:spacing w:after="40" w:line="360" w:lineRule="auto"/>
         <w:ind w:left="851"/>
         <w:jc w:val="both"/>
         <w:rPr>
-          <w:sz w:val="26"/>
-          <w:szCs w:val="26"/>
-          <w:lang w:val="en-US"/>
-        </w:rPr>
-      </w:pPr>
-      <w:hyperlink r:id="rId51" w:history="1">
+          <w:rFonts w:eastAsia="Arial"/>
+          <w:sz w:val="26"/>
+          <w:szCs w:val="26"/>
+          <w:lang w:val="en-US"/>
+        </w:rPr>
+      </w:pPr>
+      <w:hyperlink r:id="rId54">
+        <w:r>
+          <w:rPr>
+            <w:rStyle w:val="Hyperlink"/>
+            <w:rFonts w:eastAsia="Arial"/>
+            <w:sz w:val="26"/>
+            <w:szCs w:val="26"/>
+            <w:lang w:val="en-US"/>
+          </w:rPr>
+          <w:t>https://www.tutorialspoint.com/data_structures_algorithms/selection_sort_algorithm.htm</w:t>
+        </w:r>
+      </w:hyperlink>
+    </w:p>
+    <w:p>
+      <w:pPr>
+        <w:spacing w:after="40" w:line="360" w:lineRule="auto"/>
+        <w:ind w:left="851"/>
+        <w:jc w:val="both"/>
+        <w:rPr>
+          <w:rFonts w:eastAsia="Arial"/>
+          <w:sz w:val="26"/>
+          <w:szCs w:val="26"/>
+          <w:lang w:val="en-US"/>
+        </w:rPr>
+      </w:pPr>
+      <w:hyperlink r:id="rId55">
+        <w:r>
+          <w:rPr>
+            <w:rStyle w:val="Hyperlink"/>
+            <w:rFonts w:eastAsia="Arial"/>
+            <w:sz w:val="26"/>
+            <w:szCs w:val="26"/>
+            <w:lang w:val="en-US"/>
+          </w:rPr>
+          <w:t>https://www.programiz.com/dsa/selection-sort/</w:t>
+        </w:r>
+      </w:hyperlink>
+    </w:p>
+    <w:p>
+      <w:pPr>
+        <w:spacing w:after="40" w:line="360" w:lineRule="auto"/>
+        <w:ind w:left="851"/>
+        <w:jc w:val="both"/>
+        <w:rPr>
+          <w:sz w:val="26"/>
+          <w:szCs w:val="26"/>
+          <w:lang w:val="en-US"/>
+        </w:rPr>
+      </w:pPr>
+      <w:r>
+        <w:rPr>
+          <w:b/>
+          <w:sz w:val="26"/>
+          <w:szCs w:val="26"/>
+          <w:lang w:val="en-US"/>
+        </w:rPr>
+        <w:t>Shaker Sort</w:t>
+      </w:r>
+      <w:r>
+        <w:rPr>
+          <w:sz w:val="26"/>
+          <w:szCs w:val="26"/>
+          <w:lang w:val="en-US"/>
+        </w:rPr>
+        <w:t>:</w:t>
+      </w:r>
+    </w:p>
+    <w:p>
+      <w:pPr>
+        <w:spacing w:after="40" w:line="360" w:lineRule="auto"/>
+        <w:ind w:left="851"/>
+        <w:jc w:val="both"/>
+        <w:rPr>
+          <w:sz w:val="26"/>
+          <w:szCs w:val="26"/>
+          <w:lang w:val="en-US"/>
+        </w:rPr>
+      </w:pPr>
+    </w:p>
+    <w:p>
+      <w:pPr>
+        <w:spacing w:after="40" w:line="360" w:lineRule="auto"/>
+        <w:ind w:left="851"/>
+        <w:jc w:val="both"/>
+        <w:rPr>
+          <w:sz w:val="26"/>
+          <w:szCs w:val="26"/>
+          <w:lang w:val="en-US"/>
+        </w:rPr>
+      </w:pPr>
+      <w:r>
+        <w:rPr>
+          <w:b/>
+          <w:sz w:val="26"/>
+          <w:szCs w:val="26"/>
+          <w:lang w:val="en-US"/>
+        </w:rPr>
+        <w:t>Shell Sort</w:t>
+      </w:r>
+      <w:r>
+        <w:rPr>
+          <w:sz w:val="26"/>
+          <w:szCs w:val="26"/>
+          <w:lang w:val="en-US"/>
+        </w:rPr>
+        <w:t>:</w:t>
+      </w:r>
+    </w:p>
+    <w:p>
+      <w:pPr>
+        <w:spacing w:after="40" w:line="360" w:lineRule="auto"/>
+        <w:ind w:left="851"/>
+        <w:jc w:val="both"/>
+        <w:rPr>
+          <w:sz w:val="26"/>
+          <w:szCs w:val="26"/>
+          <w:lang w:val="en-US"/>
+        </w:rPr>
+      </w:pPr>
+      <w:hyperlink r:id="rId56" w:history="1">
         <w:r>
           <w:rPr>
             <w:rStyle w:val="Hyperlink"/>
@@ -16473,7 +18647,7 @@
     </w:p>
     <w:p>
       <w:pPr>
-        <w:spacing w:after="240" w:line="360" w:lineRule="auto"/>
+        <w:spacing w:after="40" w:line="360" w:lineRule="auto"/>
         <w:ind w:left="851"/>
         <w:jc w:val="both"/>
         <w:rPr>
@@ -16482,7 +18656,7 @@
           <w:lang w:val="en-US"/>
         </w:rPr>
       </w:pPr>
-      <w:hyperlink r:id="rId52" w:history="1">
+      <w:hyperlink r:id="rId57" w:history="1">
         <w:r>
           <w:rPr>
             <w:rStyle w:val="Hyperlink"/>
@@ -16496,7 +18670,7 @@
     </w:p>
     <w:p>
       <w:pPr>
-        <w:spacing w:after="240" w:line="360" w:lineRule="auto"/>
+        <w:spacing w:after="40" w:line="360" w:lineRule="auto"/>
         <w:ind w:left="851"/>
         <w:jc w:val="both"/>
         <w:rPr>
@@ -16505,7 +18679,7 @@
           <w:lang w:val="en-US"/>
         </w:rPr>
       </w:pPr>
-      <w:hyperlink r:id="rId53" w:history="1">
+      <w:hyperlink r:id="rId58" w:history="1">
         <w:r>
           <w:rPr>
             <w:rStyle w:val="Hyperlink"/>
@@ -16516,299 +18690,6 @@
           <w:t>https://www.geeksforgeeks.org/shellsort/</w:t>
         </w:r>
       </w:hyperlink>
-    </w:p>
-    <w:p>
-      <w:pPr>
-        <w:spacing w:after="240" w:line="360" w:lineRule="auto"/>
-        <w:ind w:left="851"/>
-        <w:jc w:val="both"/>
-        <w:rPr>
-          <w:rStyle w:val="Hyperlink"/>
-          <w:sz w:val="26"/>
-          <w:szCs w:val="26"/>
-          <w:lang w:val="en-US"/>
-        </w:rPr>
-      </w:pPr>
-      <w:hyperlink r:id="rId54" w:history="1">
-        <w:r>
-          <w:rPr>
-            <w:rStyle w:val="Hyperlink"/>
-            <w:sz w:val="26"/>
-            <w:szCs w:val="26"/>
-            <w:lang w:val="en-US"/>
-          </w:rPr>
-          <w:t>https://www.geeksforgeeks.org/time-and-space-complexity-analysis-of-quick-sort/</w:t>
-        </w:r>
-      </w:hyperlink>
-    </w:p>
-    <w:p>
-      <w:pPr>
-        <w:spacing w:after="240" w:line="360" w:lineRule="auto"/>
-        <w:ind w:left="851"/>
-        <w:jc w:val="both"/>
-        <w:rPr>
-          <w:sz w:val="26"/>
-          <w:szCs w:val="26"/>
-          <w:lang w:val="en-US"/>
-        </w:rPr>
-      </w:pPr>
-      <w:hyperlink r:id="rId55" w:history="1">
-        <w:r>
-          <w:rPr>
-            <w:rStyle w:val="Hyperlink"/>
-            <w:sz w:val="26"/>
-            <w:szCs w:val="26"/>
-            <w:lang w:val="en-US"/>
-          </w:rPr>
-          <w:t>https://en.wikipedia.org/wiki</w:t>
-        </w:r>
-        <w:r>
-          <w:rPr>
-            <w:rStyle w:val="Hyperlink"/>
-            <w:sz w:val="26"/>
-            <w:szCs w:val="26"/>
-            <w:lang w:val="en-US"/>
-          </w:rPr>
-          <w:t>/</w:t>
-        </w:r>
-        <w:r>
-          <w:rPr>
-            <w:rStyle w:val="Hyperlink"/>
-            <w:sz w:val="26"/>
-            <w:szCs w:val="26"/>
-            <w:lang w:val="en-US"/>
-          </w:rPr>
-          <w:t>Flashsort</w:t>
-        </w:r>
-      </w:hyperlink>
-    </w:p>
-    <w:p>
-      <w:pPr>
-        <w:spacing w:after="240" w:line="360" w:lineRule="auto"/>
-        <w:ind w:left="851"/>
-        <w:jc w:val="both"/>
-        <w:rPr>
-          <w:sz w:val="26"/>
-          <w:szCs w:val="26"/>
-          <w:lang w:val="en-US"/>
-        </w:rPr>
-      </w:pPr>
-    </w:p>
-    <w:p>
-      <w:pPr>
-        <w:spacing w:after="240" w:line="360" w:lineRule="auto"/>
-        <w:ind w:left="851"/>
-        <w:jc w:val="both"/>
-        <w:rPr>
-          <w:sz w:val="26"/>
-          <w:szCs w:val="26"/>
-          <w:lang w:val="en-US"/>
-        </w:rPr>
-      </w:pPr>
-    </w:p>
-    <w:p>
-      <w:pPr>
-        <w:spacing w:after="240" w:line="360" w:lineRule="auto"/>
-        <w:ind w:left="851"/>
-        <w:jc w:val="both"/>
-        <w:rPr>
-          <w:sz w:val="26"/>
-          <w:szCs w:val="26"/>
-          <w:lang w:val="en-US"/>
-        </w:rPr>
-      </w:pPr>
-    </w:p>
-    <w:p>
-      <w:pPr>
-        <w:spacing w:after="240" w:line="360" w:lineRule="auto"/>
-        <w:ind w:left="851"/>
-        <w:jc w:val="both"/>
-        <w:rPr>
-          <w:sz w:val="26"/>
-          <w:szCs w:val="26"/>
-          <w:lang w:val="en-US"/>
-        </w:rPr>
-      </w:pPr>
-    </w:p>
-    <w:p>
-      <w:pPr>
-        <w:spacing w:after="240" w:line="360" w:lineRule="auto"/>
-        <w:ind w:left="851"/>
-        <w:jc w:val="both"/>
-        <w:rPr>
-          <w:sz w:val="26"/>
-          <w:szCs w:val="26"/>
-          <w:lang w:val="en-US"/>
-        </w:rPr>
-      </w:pPr>
-    </w:p>
-    <w:p>
-      <w:pPr>
-        <w:spacing w:after="240" w:line="360" w:lineRule="auto"/>
-        <w:ind w:left="851"/>
-        <w:jc w:val="both"/>
-        <w:rPr>
-          <w:sz w:val="26"/>
-          <w:szCs w:val="26"/>
-          <w:lang w:val="en-US"/>
-        </w:rPr>
-      </w:pPr>
-    </w:p>
-    <w:p>
-      <w:pPr>
-        <w:spacing w:after="240" w:line="360" w:lineRule="auto"/>
-        <w:ind w:left="851"/>
-        <w:jc w:val="both"/>
-        <w:rPr>
-          <w:sz w:val="26"/>
-          <w:szCs w:val="26"/>
-          <w:lang w:val="en-US"/>
-        </w:rPr>
-      </w:pPr>
-    </w:p>
-    <w:p>
-      <w:pPr>
-        <w:spacing w:after="240" w:line="360" w:lineRule="auto"/>
-        <w:ind w:left="851"/>
-        <w:jc w:val="both"/>
-        <w:rPr>
-          <w:sz w:val="26"/>
-          <w:szCs w:val="26"/>
-          <w:lang w:val="en-US"/>
-        </w:rPr>
-      </w:pPr>
-    </w:p>
-    <w:p>
-      <w:pPr>
-        <w:spacing w:after="240" w:line="360" w:lineRule="auto"/>
-        <w:ind w:left="851"/>
-        <w:jc w:val="both"/>
-        <w:rPr>
-          <w:sz w:val="26"/>
-          <w:szCs w:val="26"/>
-          <w:lang w:val="en-US"/>
-        </w:rPr>
-      </w:pPr>
-    </w:p>
-    <w:p>
-      <w:pPr>
-        <w:spacing w:after="240" w:line="360" w:lineRule="auto"/>
-        <w:ind w:left="851"/>
-        <w:jc w:val="both"/>
-        <w:rPr>
-          <w:sz w:val="26"/>
-          <w:szCs w:val="26"/>
-          <w:lang w:val="en-US"/>
-        </w:rPr>
-      </w:pPr>
-    </w:p>
-    <w:p>
-      <w:pPr>
-        <w:spacing w:after="240" w:line="360" w:lineRule="auto"/>
-        <w:ind w:left="851"/>
-        <w:jc w:val="both"/>
-        <w:rPr>
-          <w:sz w:val="26"/>
-          <w:szCs w:val="26"/>
-          <w:lang w:val="en-US"/>
-        </w:rPr>
-      </w:pPr>
-    </w:p>
-    <w:p>
-      <w:pPr>
-        <w:spacing w:after="240" w:line="360" w:lineRule="auto"/>
-        <w:ind w:left="851"/>
-        <w:jc w:val="both"/>
-        <w:rPr>
-          <w:sz w:val="26"/>
-          <w:szCs w:val="26"/>
-          <w:lang w:val="en-US"/>
-        </w:rPr>
-      </w:pPr>
-    </w:p>
-    <w:p>
-      <w:pPr>
-        <w:spacing w:after="240" w:line="360" w:lineRule="auto"/>
-        <w:ind w:left="851"/>
-        <w:jc w:val="both"/>
-        <w:rPr>
-          <w:sz w:val="26"/>
-          <w:szCs w:val="26"/>
-          <w:lang w:val="en-US"/>
-        </w:rPr>
-      </w:pPr>
-    </w:p>
-    <w:p>
-      <w:pPr>
-        <w:spacing w:after="240" w:line="360" w:lineRule="auto"/>
-        <w:ind w:left="851"/>
-        <w:jc w:val="both"/>
-        <w:rPr>
-          <w:sz w:val="26"/>
-          <w:szCs w:val="26"/>
-          <w:lang w:val="en-US"/>
-        </w:rPr>
-      </w:pPr>
-    </w:p>
-    <w:p>
-      <w:pPr>
-        <w:spacing w:after="240" w:line="360" w:lineRule="auto"/>
-        <w:ind w:left="851"/>
-        <w:jc w:val="both"/>
-        <w:rPr>
-          <w:sz w:val="26"/>
-          <w:szCs w:val="26"/>
-          <w:lang w:val="en-US"/>
-        </w:rPr>
-      </w:pPr>
-    </w:p>
-    <w:p>
-      <w:pPr>
-        <w:spacing w:after="240" w:line="360" w:lineRule="auto"/>
-        <w:ind w:left="851"/>
-        <w:jc w:val="both"/>
-        <w:rPr>
-          <w:sz w:val="26"/>
-          <w:szCs w:val="26"/>
-          <w:lang w:val="en-US"/>
-        </w:rPr>
-      </w:pPr>
-    </w:p>
-    <w:p>
-      <w:pPr>
-        <w:spacing w:after="240" w:line="360" w:lineRule="auto"/>
-        <w:ind w:left="851"/>
-        <w:jc w:val="both"/>
-        <w:rPr>
-          <w:sz w:val="26"/>
-          <w:szCs w:val="26"/>
-          <w:lang w:val="en-US"/>
-        </w:rPr>
-      </w:pPr>
-    </w:p>
-    <w:p>
-      <w:pPr>
-        <w:spacing w:after="240" w:line="360" w:lineRule="auto"/>
-        <w:ind w:left="851"/>
-        <w:jc w:val="both"/>
-        <w:rPr>
-          <w:sz w:val="26"/>
-          <w:szCs w:val="26"/>
-          <w:lang w:val="en-US"/>
-        </w:rPr>
-      </w:pPr>
-    </w:p>
-    <w:p>
-      <w:pPr>
-        <w:spacing w:after="240" w:line="360" w:lineRule="auto"/>
-        <w:ind w:left="851"/>
-        <w:jc w:val="both"/>
-        <w:rPr>
-          <w:sz w:val="26"/>
-          <w:szCs w:val="26"/>
-          <w:lang w:val="en-US"/>
-        </w:rPr>
-      </w:pPr>
     </w:p>
     <w:sectPr>
       <w:type w:val="continuous"/>
@@ -17039,6 +18920,119 @@
     </w:lvl>
   </w:abstractNum>
   <w:abstractNum w:abstractNumId="1" w15:restartNumberingAfterBreak="0">
+    <w:nsid w:val="079C2C4B"/>
+    <w:multiLevelType w:val="hybridMultilevel"/>
+    <w:tmpl w:val="0AF6F112"/>
+    <w:lvl w:ilvl="0" w:tplc="04090001">
+      <w:start w:val="1"/>
+      <w:numFmt w:val="bullet"/>
+      <w:lvlText w:val=""/>
+      <w:lvlJc w:val="left"/>
+      <w:pPr>
+        <w:ind w:left="1931" w:hanging="360"/>
+      </w:pPr>
+      <w:rPr>
+        <w:rFonts w:ascii="Symbol" w:hAnsi="Symbol" w:hint="default"/>
+      </w:rPr>
+    </w:lvl>
+    <w:lvl w:ilvl="1" w:tplc="04090003" w:tentative="1">
+      <w:start w:val="1"/>
+      <w:numFmt w:val="bullet"/>
+      <w:lvlText w:val="o"/>
+      <w:lvlJc w:val="left"/>
+      <w:pPr>
+        <w:ind w:left="2651" w:hanging="360"/>
+      </w:pPr>
+      <w:rPr>
+        <w:rFonts w:ascii="Courier New" w:hAnsi="Courier New" w:cs="Courier New" w:hint="default"/>
+      </w:rPr>
+    </w:lvl>
+    <w:lvl w:ilvl="2" w:tplc="04090005" w:tentative="1">
+      <w:start w:val="1"/>
+      <w:numFmt w:val="bullet"/>
+      <w:lvlText w:val=""/>
+      <w:lvlJc w:val="left"/>
+      <w:pPr>
+        <w:ind w:left="3371" w:hanging="360"/>
+      </w:pPr>
+      <w:rPr>
+        <w:rFonts w:ascii="Wingdings" w:hAnsi="Wingdings" w:hint="default"/>
+      </w:rPr>
+    </w:lvl>
+    <w:lvl w:ilvl="3" w:tplc="04090001" w:tentative="1">
+      <w:start w:val="1"/>
+      <w:numFmt w:val="bullet"/>
+      <w:lvlText w:val=""/>
+      <w:lvlJc w:val="left"/>
+      <w:pPr>
+        <w:ind w:left="4091" w:hanging="360"/>
+      </w:pPr>
+      <w:rPr>
+        <w:rFonts w:ascii="Symbol" w:hAnsi="Symbol" w:hint="default"/>
+      </w:rPr>
+    </w:lvl>
+    <w:lvl w:ilvl="4" w:tplc="04090003" w:tentative="1">
+      <w:start w:val="1"/>
+      <w:numFmt w:val="bullet"/>
+      <w:lvlText w:val="o"/>
+      <w:lvlJc w:val="left"/>
+      <w:pPr>
+        <w:ind w:left="4811" w:hanging="360"/>
+      </w:pPr>
+      <w:rPr>
+        <w:rFonts w:ascii="Courier New" w:hAnsi="Courier New" w:cs="Courier New" w:hint="default"/>
+      </w:rPr>
+    </w:lvl>
+    <w:lvl w:ilvl="5" w:tplc="04090005" w:tentative="1">
+      <w:start w:val="1"/>
+      <w:numFmt w:val="bullet"/>
+      <w:lvlText w:val=""/>
+      <w:lvlJc w:val="left"/>
+      <w:pPr>
+        <w:ind w:left="5531" w:hanging="360"/>
+      </w:pPr>
+      <w:rPr>
+        <w:rFonts w:ascii="Wingdings" w:hAnsi="Wingdings" w:hint="default"/>
+      </w:rPr>
+    </w:lvl>
+    <w:lvl w:ilvl="6" w:tplc="04090001" w:tentative="1">
+      <w:start w:val="1"/>
+      <w:numFmt w:val="bullet"/>
+      <w:lvlText w:val=""/>
+      <w:lvlJc w:val="left"/>
+      <w:pPr>
+        <w:ind w:left="6251" w:hanging="360"/>
+      </w:pPr>
+      <w:rPr>
+        <w:rFonts w:ascii="Symbol" w:hAnsi="Symbol" w:hint="default"/>
+      </w:rPr>
+    </w:lvl>
+    <w:lvl w:ilvl="7" w:tplc="04090003" w:tentative="1">
+      <w:start w:val="1"/>
+      <w:numFmt w:val="bullet"/>
+      <w:lvlText w:val="o"/>
+      <w:lvlJc w:val="left"/>
+      <w:pPr>
+        <w:ind w:left="6971" w:hanging="360"/>
+      </w:pPr>
+      <w:rPr>
+        <w:rFonts w:ascii="Courier New" w:hAnsi="Courier New" w:cs="Courier New" w:hint="default"/>
+      </w:rPr>
+    </w:lvl>
+    <w:lvl w:ilvl="8" w:tplc="04090005" w:tentative="1">
+      <w:start w:val="1"/>
+      <w:numFmt w:val="bullet"/>
+      <w:lvlText w:val=""/>
+      <w:lvlJc w:val="left"/>
+      <w:pPr>
+        <w:ind w:left="7691" w:hanging="360"/>
+      </w:pPr>
+      <w:rPr>
+        <w:rFonts w:ascii="Wingdings" w:hAnsi="Wingdings" w:hint="default"/>
+      </w:rPr>
+    </w:lvl>
+  </w:abstractNum>
+  <w:abstractNum w:abstractNumId="2" w15:restartNumberingAfterBreak="0">
     <w:nsid w:val="0B3637BC"/>
     <w:multiLevelType w:val="hybridMultilevel"/>
     <w:tmpl w:val="BAAE35A8"/>
@@ -17151,7 +19145,7 @@
       </w:rPr>
     </w:lvl>
   </w:abstractNum>
-  <w:abstractNum w:abstractNumId="2" w15:restartNumberingAfterBreak="0">
+  <w:abstractNum w:abstractNumId="3" w15:restartNumberingAfterBreak="0">
     <w:nsid w:val="0FCB017D"/>
     <w:multiLevelType w:val="hybridMultilevel"/>
     <w:tmpl w:val="AA528D98"/>
@@ -17264,7 +19258,7 @@
       </w:rPr>
     </w:lvl>
   </w:abstractNum>
-  <w:abstractNum w:abstractNumId="3" w15:restartNumberingAfterBreak="0">
+  <w:abstractNum w:abstractNumId="4" w15:restartNumberingAfterBreak="0">
     <w:nsid w:val="1C367735"/>
     <w:multiLevelType w:val="hybridMultilevel"/>
     <w:tmpl w:val="0B9CD786"/>
@@ -17377,7 +19371,7 @@
       </w:rPr>
     </w:lvl>
   </w:abstractNum>
-  <w:abstractNum w:abstractNumId="4" w15:restartNumberingAfterBreak="0">
+  <w:abstractNum w:abstractNumId="5" w15:restartNumberingAfterBreak="0">
     <w:nsid w:val="21770C5C"/>
     <w:multiLevelType w:val="hybridMultilevel"/>
     <w:tmpl w:val="A46C6FF0"/>
@@ -17490,7 +19484,7 @@
       </w:rPr>
     </w:lvl>
   </w:abstractNum>
-  <w:abstractNum w:abstractNumId="5" w15:restartNumberingAfterBreak="0">
+  <w:abstractNum w:abstractNumId="6" w15:restartNumberingAfterBreak="0">
     <w:nsid w:val="22D62524"/>
     <w:multiLevelType w:val="hybridMultilevel"/>
     <w:tmpl w:val="3DCC2D18"/>
@@ -17603,7 +19597,7 @@
       </w:rPr>
     </w:lvl>
   </w:abstractNum>
-  <w:abstractNum w:abstractNumId="6" w15:restartNumberingAfterBreak="0">
+  <w:abstractNum w:abstractNumId="7" w15:restartNumberingAfterBreak="0">
     <w:nsid w:val="25086206"/>
     <w:multiLevelType w:val="hybridMultilevel"/>
     <w:tmpl w:val="A1EA323E"/>
@@ -17716,7 +19710,7 @@
       </w:rPr>
     </w:lvl>
   </w:abstractNum>
-  <w:abstractNum w:abstractNumId="7" w15:restartNumberingAfterBreak="0">
+  <w:abstractNum w:abstractNumId="8" w15:restartNumberingAfterBreak="0">
     <w:nsid w:val="2D2E7E81"/>
     <w:multiLevelType w:val="hybridMultilevel"/>
     <w:tmpl w:val="7D78FF98"/>
@@ -17829,7 +19823,7 @@
       </w:rPr>
     </w:lvl>
   </w:abstractNum>
-  <w:abstractNum w:abstractNumId="8" w15:restartNumberingAfterBreak="0">
+  <w:abstractNum w:abstractNumId="9" w15:restartNumberingAfterBreak="0">
     <w:nsid w:val="2EE008F6"/>
     <w:multiLevelType w:val="hybridMultilevel"/>
     <w:tmpl w:val="985EC640"/>
@@ -17942,7 +19936,7 @@
       </w:rPr>
     </w:lvl>
   </w:abstractNum>
-  <w:abstractNum w:abstractNumId="9" w15:restartNumberingAfterBreak="0">
+  <w:abstractNum w:abstractNumId="10" w15:restartNumberingAfterBreak="0">
     <w:nsid w:val="316E7546"/>
     <w:multiLevelType w:val="hybridMultilevel"/>
     <w:tmpl w:val="8FF674BA"/>
@@ -18055,7 +20049,7 @@
       </w:rPr>
     </w:lvl>
   </w:abstractNum>
-  <w:abstractNum w:abstractNumId="10" w15:restartNumberingAfterBreak="0">
+  <w:abstractNum w:abstractNumId="11" w15:restartNumberingAfterBreak="0">
     <w:nsid w:val="36384EC8"/>
     <w:multiLevelType w:val="hybridMultilevel"/>
     <w:tmpl w:val="0D7254F4"/>
@@ -18168,7 +20162,7 @@
       </w:rPr>
     </w:lvl>
   </w:abstractNum>
-  <w:abstractNum w:abstractNumId="11" w15:restartNumberingAfterBreak="0">
+  <w:abstractNum w:abstractNumId="12" w15:restartNumberingAfterBreak="0">
     <w:nsid w:val="3F2E159A"/>
     <w:multiLevelType w:val="hybridMultilevel"/>
     <w:tmpl w:val="ED14C53E"/>
@@ -18281,7 +20275,7 @@
       </w:rPr>
     </w:lvl>
   </w:abstractNum>
-  <w:abstractNum w:abstractNumId="12" w15:restartNumberingAfterBreak="0">
+  <w:abstractNum w:abstractNumId="13" w15:restartNumberingAfterBreak="0">
     <w:nsid w:val="44390BD3"/>
     <w:multiLevelType w:val="hybridMultilevel"/>
     <w:tmpl w:val="DFA201AA"/>
@@ -18394,7 +20388,7 @@
       </w:rPr>
     </w:lvl>
   </w:abstractNum>
-  <w:abstractNum w:abstractNumId="13" w15:restartNumberingAfterBreak="0">
+  <w:abstractNum w:abstractNumId="14" w15:restartNumberingAfterBreak="0">
     <w:nsid w:val="4E6D73F3"/>
     <w:multiLevelType w:val="hybridMultilevel"/>
     <w:tmpl w:val="21F07974"/>
@@ -18507,7 +20501,7 @@
       </w:rPr>
     </w:lvl>
   </w:abstractNum>
-  <w:abstractNum w:abstractNumId="14" w15:restartNumberingAfterBreak="0">
+  <w:abstractNum w:abstractNumId="15" w15:restartNumberingAfterBreak="0">
     <w:nsid w:val="52DF6FAD"/>
     <w:multiLevelType w:val="hybridMultilevel"/>
     <w:tmpl w:val="0D7CD38E"/>
@@ -18620,7 +20614,7 @@
       </w:rPr>
     </w:lvl>
   </w:abstractNum>
-  <w:abstractNum w:abstractNumId="15" w15:restartNumberingAfterBreak="0">
+  <w:abstractNum w:abstractNumId="16" w15:restartNumberingAfterBreak="0">
     <w:nsid w:val="5B8E2098"/>
     <w:multiLevelType w:val="hybridMultilevel"/>
     <w:tmpl w:val="32C04348"/>
@@ -18733,7 +20727,7 @@
       </w:rPr>
     </w:lvl>
   </w:abstractNum>
-  <w:abstractNum w:abstractNumId="16" w15:restartNumberingAfterBreak="0">
+  <w:abstractNum w:abstractNumId="17" w15:restartNumberingAfterBreak="0">
     <w:nsid w:val="5CD641CC"/>
     <w:multiLevelType w:val="hybridMultilevel"/>
     <w:tmpl w:val="F3F8324E"/>
@@ -18846,7 +20840,119 @@
       </w:rPr>
     </w:lvl>
   </w:abstractNum>
-  <w:abstractNum w:abstractNumId="17" w15:restartNumberingAfterBreak="0">
+  <w:abstractNum w:abstractNumId="18" w15:restartNumberingAfterBreak="0">
+    <w:nsid w:val="5DF13BCB"/>
+    <w:multiLevelType w:val="hybridMultilevel"/>
+    <w:tmpl w:val="511C1654"/>
+    <w:lvl w:ilvl="0" w:tplc="E8D27300">
+      <w:numFmt w:val="bullet"/>
+      <w:lvlText w:val="-"/>
+      <w:lvlJc w:val="left"/>
+      <w:pPr>
+        <w:ind w:left="720" w:hanging="360"/>
+      </w:pPr>
+      <w:rPr>
+        <w:rFonts w:ascii="Arial" w:eastAsiaTheme="minorHAnsi" w:hAnsi="Arial" w:cs="Arial" w:hint="default"/>
+      </w:rPr>
+    </w:lvl>
+    <w:lvl w:ilvl="1" w:tplc="08090003" w:tentative="1">
+      <w:start w:val="1"/>
+      <w:numFmt w:val="bullet"/>
+      <w:lvlText w:val="o"/>
+      <w:lvlJc w:val="left"/>
+      <w:pPr>
+        <w:ind w:left="1440" w:hanging="360"/>
+      </w:pPr>
+      <w:rPr>
+        <w:rFonts w:ascii="Courier New" w:hAnsi="Courier New" w:cs="Courier New" w:hint="default"/>
+      </w:rPr>
+    </w:lvl>
+    <w:lvl w:ilvl="2" w:tplc="08090005" w:tentative="1">
+      <w:start w:val="1"/>
+      <w:numFmt w:val="bullet"/>
+      <w:lvlText w:val=""/>
+      <w:lvlJc w:val="left"/>
+      <w:pPr>
+        <w:ind w:left="2160" w:hanging="360"/>
+      </w:pPr>
+      <w:rPr>
+        <w:rFonts w:ascii="Wingdings" w:hAnsi="Wingdings" w:hint="default"/>
+      </w:rPr>
+    </w:lvl>
+    <w:lvl w:ilvl="3" w:tplc="08090001" w:tentative="1">
+      <w:start w:val="1"/>
+      <w:numFmt w:val="bullet"/>
+      <w:lvlText w:val=""/>
+      <w:lvlJc w:val="left"/>
+      <w:pPr>
+        <w:ind w:left="2880" w:hanging="360"/>
+      </w:pPr>
+      <w:rPr>
+        <w:rFonts w:ascii="Symbol" w:hAnsi="Symbol" w:hint="default"/>
+      </w:rPr>
+    </w:lvl>
+    <w:lvl w:ilvl="4" w:tplc="08090003" w:tentative="1">
+      <w:start w:val="1"/>
+      <w:numFmt w:val="bullet"/>
+      <w:lvlText w:val="o"/>
+      <w:lvlJc w:val="left"/>
+      <w:pPr>
+        <w:ind w:left="3600" w:hanging="360"/>
+      </w:pPr>
+      <w:rPr>
+        <w:rFonts w:ascii="Courier New" w:hAnsi="Courier New" w:cs="Courier New" w:hint="default"/>
+      </w:rPr>
+    </w:lvl>
+    <w:lvl w:ilvl="5" w:tplc="08090005" w:tentative="1">
+      <w:start w:val="1"/>
+      <w:numFmt w:val="bullet"/>
+      <w:lvlText w:val=""/>
+      <w:lvlJc w:val="left"/>
+      <w:pPr>
+        <w:ind w:left="4320" w:hanging="360"/>
+      </w:pPr>
+      <w:rPr>
+        <w:rFonts w:ascii="Wingdings" w:hAnsi="Wingdings" w:hint="default"/>
+      </w:rPr>
+    </w:lvl>
+    <w:lvl w:ilvl="6" w:tplc="08090001" w:tentative="1">
+      <w:start w:val="1"/>
+      <w:numFmt w:val="bullet"/>
+      <w:lvlText w:val=""/>
+      <w:lvlJc w:val="left"/>
+      <w:pPr>
+        <w:ind w:left="5040" w:hanging="360"/>
+      </w:pPr>
+      <w:rPr>
+        <w:rFonts w:ascii="Symbol" w:hAnsi="Symbol" w:hint="default"/>
+      </w:rPr>
+    </w:lvl>
+    <w:lvl w:ilvl="7" w:tplc="08090003" w:tentative="1">
+      <w:start w:val="1"/>
+      <w:numFmt w:val="bullet"/>
+      <w:lvlText w:val="o"/>
+      <w:lvlJc w:val="left"/>
+      <w:pPr>
+        <w:ind w:left="5760" w:hanging="360"/>
+      </w:pPr>
+      <w:rPr>
+        <w:rFonts w:ascii="Courier New" w:hAnsi="Courier New" w:cs="Courier New" w:hint="default"/>
+      </w:rPr>
+    </w:lvl>
+    <w:lvl w:ilvl="8" w:tplc="08090005" w:tentative="1">
+      <w:start w:val="1"/>
+      <w:numFmt w:val="bullet"/>
+      <w:lvlText w:val=""/>
+      <w:lvlJc w:val="left"/>
+      <w:pPr>
+        <w:ind w:left="6480" w:hanging="360"/>
+      </w:pPr>
+      <w:rPr>
+        <w:rFonts w:ascii="Wingdings" w:hAnsi="Wingdings" w:hint="default"/>
+      </w:rPr>
+    </w:lvl>
+  </w:abstractNum>
+  <w:abstractNum w:abstractNumId="19" w15:restartNumberingAfterBreak="0">
     <w:nsid w:val="6429353A"/>
     <w:multiLevelType w:val="hybridMultilevel"/>
     <w:tmpl w:val="22160A6A"/>
@@ -18959,7 +21065,120 @@
       </w:rPr>
     </w:lvl>
   </w:abstractNum>
-  <w:abstractNum w:abstractNumId="18" w15:restartNumberingAfterBreak="0">
+  <w:abstractNum w:abstractNumId="20" w15:restartNumberingAfterBreak="0">
+    <w:nsid w:val="658039F4"/>
+    <w:multiLevelType w:val="hybridMultilevel"/>
+    <w:tmpl w:val="E5A0E126"/>
+    <w:lvl w:ilvl="0" w:tplc="9286C736">
+      <w:start w:val="1"/>
+      <w:numFmt w:val="bullet"/>
+      <w:lvlText w:val="-"/>
+      <w:lvlJc w:val="left"/>
+      <w:pPr>
+        <w:ind w:left="1571" w:hanging="360"/>
+      </w:pPr>
+      <w:rPr>
+        <w:rFonts w:ascii="Calibri" w:eastAsiaTheme="minorHAnsi" w:hAnsi="Calibri" w:cs="Calibri" w:hint="default"/>
+      </w:rPr>
+    </w:lvl>
+    <w:lvl w:ilvl="1" w:tplc="04090003" w:tentative="1">
+      <w:start w:val="1"/>
+      <w:numFmt w:val="bullet"/>
+      <w:lvlText w:val="o"/>
+      <w:lvlJc w:val="left"/>
+      <w:pPr>
+        <w:ind w:left="2291" w:hanging="360"/>
+      </w:pPr>
+      <w:rPr>
+        <w:rFonts w:ascii="Courier New" w:hAnsi="Courier New" w:cs="Courier New" w:hint="default"/>
+      </w:rPr>
+    </w:lvl>
+    <w:lvl w:ilvl="2" w:tplc="04090005" w:tentative="1">
+      <w:start w:val="1"/>
+      <w:numFmt w:val="bullet"/>
+      <w:lvlText w:val=""/>
+      <w:lvlJc w:val="left"/>
+      <w:pPr>
+        <w:ind w:left="3011" w:hanging="360"/>
+      </w:pPr>
+      <w:rPr>
+        <w:rFonts w:ascii="Wingdings" w:hAnsi="Wingdings" w:hint="default"/>
+      </w:rPr>
+    </w:lvl>
+    <w:lvl w:ilvl="3" w:tplc="04090001" w:tentative="1">
+      <w:start w:val="1"/>
+      <w:numFmt w:val="bullet"/>
+      <w:lvlText w:val=""/>
+      <w:lvlJc w:val="left"/>
+      <w:pPr>
+        <w:ind w:left="3731" w:hanging="360"/>
+      </w:pPr>
+      <w:rPr>
+        <w:rFonts w:ascii="Symbol" w:hAnsi="Symbol" w:hint="default"/>
+      </w:rPr>
+    </w:lvl>
+    <w:lvl w:ilvl="4" w:tplc="04090003" w:tentative="1">
+      <w:start w:val="1"/>
+      <w:numFmt w:val="bullet"/>
+      <w:lvlText w:val="o"/>
+      <w:lvlJc w:val="left"/>
+      <w:pPr>
+        <w:ind w:left="4451" w:hanging="360"/>
+      </w:pPr>
+      <w:rPr>
+        <w:rFonts w:ascii="Courier New" w:hAnsi="Courier New" w:cs="Courier New" w:hint="default"/>
+      </w:rPr>
+    </w:lvl>
+    <w:lvl w:ilvl="5" w:tplc="04090005" w:tentative="1">
+      <w:start w:val="1"/>
+      <w:numFmt w:val="bullet"/>
+      <w:lvlText w:val=""/>
+      <w:lvlJc w:val="left"/>
+      <w:pPr>
+        <w:ind w:left="5171" w:hanging="360"/>
+      </w:pPr>
+      <w:rPr>
+        <w:rFonts w:ascii="Wingdings" w:hAnsi="Wingdings" w:hint="default"/>
+      </w:rPr>
+    </w:lvl>
+    <w:lvl w:ilvl="6" w:tplc="04090001" w:tentative="1">
+      <w:start w:val="1"/>
+      <w:numFmt w:val="bullet"/>
+      <w:lvlText w:val=""/>
+      <w:lvlJc w:val="left"/>
+      <w:pPr>
+        <w:ind w:left="5891" w:hanging="360"/>
+      </w:pPr>
+      <w:rPr>
+        <w:rFonts w:ascii="Symbol" w:hAnsi="Symbol" w:hint="default"/>
+      </w:rPr>
+    </w:lvl>
+    <w:lvl w:ilvl="7" w:tplc="04090003" w:tentative="1">
+      <w:start w:val="1"/>
+      <w:numFmt w:val="bullet"/>
+      <w:lvlText w:val="o"/>
+      <w:lvlJc w:val="left"/>
+      <w:pPr>
+        <w:ind w:left="6611" w:hanging="360"/>
+      </w:pPr>
+      <w:rPr>
+        <w:rFonts w:ascii="Courier New" w:hAnsi="Courier New" w:cs="Courier New" w:hint="default"/>
+      </w:rPr>
+    </w:lvl>
+    <w:lvl w:ilvl="8" w:tplc="04090005" w:tentative="1">
+      <w:start w:val="1"/>
+      <w:numFmt w:val="bullet"/>
+      <w:lvlText w:val=""/>
+      <w:lvlJc w:val="left"/>
+      <w:pPr>
+        <w:ind w:left="7331" w:hanging="360"/>
+      </w:pPr>
+      <w:rPr>
+        <w:rFonts w:ascii="Wingdings" w:hAnsi="Wingdings" w:hint="default"/>
+      </w:rPr>
+    </w:lvl>
+  </w:abstractNum>
+  <w:abstractNum w:abstractNumId="21" w15:restartNumberingAfterBreak="0">
     <w:nsid w:val="691920AA"/>
     <w:multiLevelType w:val="hybridMultilevel"/>
     <w:tmpl w:val="7DC20EDC"/>
@@ -19072,7 +21291,7 @@
       </w:rPr>
     </w:lvl>
   </w:abstractNum>
-  <w:abstractNum w:abstractNumId="19" w15:restartNumberingAfterBreak="0">
+  <w:abstractNum w:abstractNumId="22" w15:restartNumberingAfterBreak="0">
     <w:nsid w:val="6C833519"/>
     <w:multiLevelType w:val="hybridMultilevel"/>
     <w:tmpl w:val="8F08B336"/>
@@ -19185,7 +21404,7 @@
       </w:rPr>
     </w:lvl>
   </w:abstractNum>
-  <w:abstractNum w:abstractNumId="20" w15:restartNumberingAfterBreak="0">
+  <w:abstractNum w:abstractNumId="23" w15:restartNumberingAfterBreak="0">
     <w:nsid w:val="6DC733EB"/>
     <w:multiLevelType w:val="hybridMultilevel"/>
     <w:tmpl w:val="78BA0E9C"/>
@@ -19298,7 +21517,120 @@
       </w:rPr>
     </w:lvl>
   </w:abstractNum>
-  <w:abstractNum w:abstractNumId="21" w15:restartNumberingAfterBreak="0">
+  <w:abstractNum w:abstractNumId="24" w15:restartNumberingAfterBreak="0">
+    <w:nsid w:val="7040061C"/>
+    <w:multiLevelType w:val="hybridMultilevel"/>
+    <w:tmpl w:val="19B8EBF0"/>
+    <w:lvl w:ilvl="0" w:tplc="9286C736">
+      <w:start w:val="1"/>
+      <w:numFmt w:val="bullet"/>
+      <w:lvlText w:val="-"/>
+      <w:lvlJc w:val="left"/>
+      <w:pPr>
+        <w:ind w:left="720" w:hanging="360"/>
+      </w:pPr>
+      <w:rPr>
+        <w:rFonts w:ascii="Calibri" w:eastAsiaTheme="minorHAnsi" w:hAnsi="Calibri" w:cs="Calibri" w:hint="default"/>
+      </w:rPr>
+    </w:lvl>
+    <w:lvl w:ilvl="1" w:tplc="08090003" w:tentative="1">
+      <w:start w:val="1"/>
+      <w:numFmt w:val="bullet"/>
+      <w:lvlText w:val="o"/>
+      <w:lvlJc w:val="left"/>
+      <w:pPr>
+        <w:ind w:left="1440" w:hanging="360"/>
+      </w:pPr>
+      <w:rPr>
+        <w:rFonts w:ascii="Courier New" w:hAnsi="Courier New" w:cs="Courier New" w:hint="default"/>
+      </w:rPr>
+    </w:lvl>
+    <w:lvl w:ilvl="2" w:tplc="08090005" w:tentative="1">
+      <w:start w:val="1"/>
+      <w:numFmt w:val="bullet"/>
+      <w:lvlText w:val=""/>
+      <w:lvlJc w:val="left"/>
+      <w:pPr>
+        <w:ind w:left="2160" w:hanging="360"/>
+      </w:pPr>
+      <w:rPr>
+        <w:rFonts w:ascii="Wingdings" w:hAnsi="Wingdings" w:hint="default"/>
+      </w:rPr>
+    </w:lvl>
+    <w:lvl w:ilvl="3" w:tplc="08090001" w:tentative="1">
+      <w:start w:val="1"/>
+      <w:numFmt w:val="bullet"/>
+      <w:lvlText w:val=""/>
+      <w:lvlJc w:val="left"/>
+      <w:pPr>
+        <w:ind w:left="2880" w:hanging="360"/>
+      </w:pPr>
+      <w:rPr>
+        <w:rFonts w:ascii="Symbol" w:hAnsi="Symbol" w:hint="default"/>
+      </w:rPr>
+    </w:lvl>
+    <w:lvl w:ilvl="4" w:tplc="08090003" w:tentative="1">
+      <w:start w:val="1"/>
+      <w:numFmt w:val="bullet"/>
+      <w:lvlText w:val="o"/>
+      <w:lvlJc w:val="left"/>
+      <w:pPr>
+        <w:ind w:left="3600" w:hanging="360"/>
+      </w:pPr>
+      <w:rPr>
+        <w:rFonts w:ascii="Courier New" w:hAnsi="Courier New" w:cs="Courier New" w:hint="default"/>
+      </w:rPr>
+    </w:lvl>
+    <w:lvl w:ilvl="5" w:tplc="08090005" w:tentative="1">
+      <w:start w:val="1"/>
+      <w:numFmt w:val="bullet"/>
+      <w:lvlText w:val=""/>
+      <w:lvlJc w:val="left"/>
+      <w:pPr>
+        <w:ind w:left="4320" w:hanging="360"/>
+      </w:pPr>
+      <w:rPr>
+        <w:rFonts w:ascii="Wingdings" w:hAnsi="Wingdings" w:hint="default"/>
+      </w:rPr>
+    </w:lvl>
+    <w:lvl w:ilvl="6" w:tplc="08090001" w:tentative="1">
+      <w:start w:val="1"/>
+      <w:numFmt w:val="bullet"/>
+      <w:lvlText w:val=""/>
+      <w:lvlJc w:val="left"/>
+      <w:pPr>
+        <w:ind w:left="5040" w:hanging="360"/>
+      </w:pPr>
+      <w:rPr>
+        <w:rFonts w:ascii="Symbol" w:hAnsi="Symbol" w:hint="default"/>
+      </w:rPr>
+    </w:lvl>
+    <w:lvl w:ilvl="7" w:tplc="08090003" w:tentative="1">
+      <w:start w:val="1"/>
+      <w:numFmt w:val="bullet"/>
+      <w:lvlText w:val="o"/>
+      <w:lvlJc w:val="left"/>
+      <w:pPr>
+        <w:ind w:left="5760" w:hanging="360"/>
+      </w:pPr>
+      <w:rPr>
+        <w:rFonts w:ascii="Courier New" w:hAnsi="Courier New" w:cs="Courier New" w:hint="default"/>
+      </w:rPr>
+    </w:lvl>
+    <w:lvl w:ilvl="8" w:tplc="08090005" w:tentative="1">
+      <w:start w:val="1"/>
+      <w:numFmt w:val="bullet"/>
+      <w:lvlText w:val=""/>
+      <w:lvlJc w:val="left"/>
+      <w:pPr>
+        <w:ind w:left="6480" w:hanging="360"/>
+      </w:pPr>
+      <w:rPr>
+        <w:rFonts w:ascii="Wingdings" w:hAnsi="Wingdings" w:hint="default"/>
+      </w:rPr>
+    </w:lvl>
+  </w:abstractNum>
+  <w:abstractNum w:abstractNumId="25" w15:restartNumberingAfterBreak="0">
     <w:nsid w:val="75B56CD3"/>
     <w:multiLevelType w:val="hybridMultilevel"/>
     <w:tmpl w:val="A822A6F0"/>
@@ -19411,7 +21743,7 @@
       </w:rPr>
     </w:lvl>
   </w:abstractNum>
-  <w:abstractNum w:abstractNumId="22" w15:restartNumberingAfterBreak="0">
+  <w:abstractNum w:abstractNumId="26" w15:restartNumberingAfterBreak="0">
     <w:nsid w:val="76377F13"/>
     <w:multiLevelType w:val="hybridMultilevel"/>
     <w:tmpl w:val="86C0E9BE"/>
@@ -19524,7 +21856,7 @@
       </w:rPr>
     </w:lvl>
   </w:abstractNum>
-  <w:abstractNum w:abstractNumId="23" w15:restartNumberingAfterBreak="0">
+  <w:abstractNum w:abstractNumId="27" w15:restartNumberingAfterBreak="0">
     <w:nsid w:val="7982451D"/>
     <w:multiLevelType w:val="hybridMultilevel"/>
     <w:tmpl w:val="17849918"/>
@@ -19637,7 +21969,7 @@
       </w:rPr>
     </w:lvl>
   </w:abstractNum>
-  <w:abstractNum w:abstractNumId="24" w15:restartNumberingAfterBreak="0">
+  <w:abstractNum w:abstractNumId="28" w15:restartNumberingAfterBreak="0">
     <w:nsid w:val="79BC6505"/>
     <w:multiLevelType w:val="hybridMultilevel"/>
     <w:tmpl w:val="62AA8978"/>
@@ -19750,7 +22082,7 @@
       </w:rPr>
     </w:lvl>
   </w:abstractNum>
-  <w:abstractNum w:abstractNumId="25" w15:restartNumberingAfterBreak="0">
+  <w:abstractNum w:abstractNumId="29" w15:restartNumberingAfterBreak="0">
     <w:nsid w:val="7AF96365"/>
     <w:multiLevelType w:val="hybridMultilevel"/>
     <w:tmpl w:val="B9045C6C"/>
@@ -19863,7 +22195,7 @@
       </w:rPr>
     </w:lvl>
   </w:abstractNum>
-  <w:abstractNum w:abstractNumId="26" w15:restartNumberingAfterBreak="0">
+  <w:abstractNum w:abstractNumId="30" w15:restartNumberingAfterBreak="0">
     <w:nsid w:val="7CE10D76"/>
     <w:multiLevelType w:val="hybridMultilevel"/>
     <w:tmpl w:val="29109464"/>
@@ -19980,82 +22312,94 @@
     <w:abstractNumId w:val="0"/>
   </w:num>
   <w:num w:numId="2">
+    <w:abstractNumId w:val="14"/>
+  </w:num>
+  <w:num w:numId="3">
+    <w:abstractNumId w:val="5"/>
+  </w:num>
+  <w:num w:numId="4">
+    <w:abstractNumId w:val="21"/>
+  </w:num>
+  <w:num w:numId="5">
+    <w:abstractNumId w:val="4"/>
+  </w:num>
+  <w:num w:numId="6">
+    <w:abstractNumId w:val="28"/>
+  </w:num>
+  <w:num w:numId="7">
+    <w:abstractNumId w:val="22"/>
+  </w:num>
+  <w:num w:numId="8">
+    <w:abstractNumId w:val="19"/>
+  </w:num>
+  <w:num w:numId="9">
+    <w:abstractNumId w:val="11"/>
+  </w:num>
+  <w:num w:numId="10">
     <w:abstractNumId w:val="13"/>
   </w:num>
-  <w:num w:numId="3">
-    <w:abstractNumId w:val="4"/>
+  <w:num w:numId="11">
+    <w:abstractNumId w:val="16"/>
   </w:num>
-  <w:num w:numId="4">
+  <w:num w:numId="12">
+    <w:abstractNumId w:val="25"/>
+  </w:num>
+  <w:num w:numId="13">
+    <w:abstractNumId w:val="27"/>
+  </w:num>
+  <w:num w:numId="14">
+    <w:abstractNumId w:val="15"/>
+  </w:num>
+  <w:num w:numId="15">
+    <w:abstractNumId w:val="3"/>
+  </w:num>
+  <w:num w:numId="16">
+    <w:abstractNumId w:val="23"/>
+  </w:num>
+  <w:num w:numId="17">
+    <w:abstractNumId w:val="17"/>
+  </w:num>
+  <w:num w:numId="18">
+    <w:abstractNumId w:val="12"/>
+  </w:num>
+  <w:num w:numId="19">
+    <w:abstractNumId w:val="6"/>
+  </w:num>
+  <w:num w:numId="20">
+    <w:abstractNumId w:val="7"/>
+  </w:num>
+  <w:num w:numId="21">
+    <w:abstractNumId w:val="30"/>
+  </w:num>
+  <w:num w:numId="22">
+    <w:abstractNumId w:val="10"/>
+  </w:num>
+  <w:num w:numId="23">
+    <w:abstractNumId w:val="29"/>
+  </w:num>
+  <w:num w:numId="24">
+    <w:abstractNumId w:val="8"/>
+  </w:num>
+  <w:num w:numId="25">
+    <w:abstractNumId w:val="2"/>
+  </w:num>
+  <w:num w:numId="26">
+    <w:abstractNumId w:val="26"/>
+  </w:num>
+  <w:num w:numId="27">
+    <w:abstractNumId w:val="9"/>
+  </w:num>
+  <w:num w:numId="28">
     <w:abstractNumId w:val="18"/>
   </w:num>
-  <w:num w:numId="5">
-    <w:abstractNumId w:val="3"/>
+  <w:num w:numId="29">
+    <w:abstractNumId w:val="1"/>
   </w:num>
-  <w:num w:numId="6">
+  <w:num w:numId="30">
     <w:abstractNumId w:val="24"/>
   </w:num>
-  <w:num w:numId="7">
-    <w:abstractNumId w:val="19"/>
-  </w:num>
-  <w:num w:numId="8">
-    <w:abstractNumId w:val="17"/>
-  </w:num>
-  <w:num w:numId="9">
-    <w:abstractNumId w:val="10"/>
-  </w:num>
-  <w:num w:numId="10">
-    <w:abstractNumId w:val="12"/>
-  </w:num>
-  <w:num w:numId="11">
-    <w:abstractNumId w:val="15"/>
-  </w:num>
-  <w:num w:numId="12">
-    <w:abstractNumId w:val="21"/>
-  </w:num>
-  <w:num w:numId="13">
-    <w:abstractNumId w:val="23"/>
-  </w:num>
-  <w:num w:numId="14">
-    <w:abstractNumId w:val="14"/>
-  </w:num>
-  <w:num w:numId="15">
-    <w:abstractNumId w:val="2"/>
-  </w:num>
-  <w:num w:numId="16">
+  <w:num w:numId="31">
     <w:abstractNumId w:val="20"/>
-  </w:num>
-  <w:num w:numId="17">
-    <w:abstractNumId w:val="16"/>
-  </w:num>
-  <w:num w:numId="18">
-    <w:abstractNumId w:val="11"/>
-  </w:num>
-  <w:num w:numId="19">
-    <w:abstractNumId w:val="5"/>
-  </w:num>
-  <w:num w:numId="20">
-    <w:abstractNumId w:val="6"/>
-  </w:num>
-  <w:num w:numId="21">
-    <w:abstractNumId w:val="26"/>
-  </w:num>
-  <w:num w:numId="22">
-    <w:abstractNumId w:val="9"/>
-  </w:num>
-  <w:num w:numId="23">
-    <w:abstractNumId w:val="25"/>
-  </w:num>
-  <w:num w:numId="24">
-    <w:abstractNumId w:val="7"/>
-  </w:num>
-  <w:num w:numId="25">
-    <w:abstractNumId w:val="1"/>
-  </w:num>
-  <w:num w:numId="26">
-    <w:abstractNumId w:val="22"/>
-  </w:num>
-  <w:num w:numId="27">
-    <w:abstractNumId w:val="8"/>
   </w:num>
 </w:numbering>
 </file>
@@ -20250,7 +22594,7 @@
     <w:lsdException w:name="Medium Shading 2 Accent 1" w:uiPriority="64"/>
     <w:lsdException w:name="Medium List 1 Accent 1" w:uiPriority="65"/>
     <w:lsdException w:name="Revision" w:semiHidden="1"/>
-    <w:lsdException w:name="List Paragraph" w:uiPriority="1" w:qFormat="1"/>
+    <w:lsdException w:name="List Paragraph" w:uiPriority="34" w:qFormat="1"/>
     <w:lsdException w:name="Medium List 2 Accent 1" w:uiPriority="66"/>
     <w:lsdException w:name="Medium Grid 1 Accent 1" w:uiPriority="67"/>
     <w:lsdException w:name="Medium Grid 2 Accent 1" w:uiPriority="68"/>
@@ -20448,7 +22792,7 @@
   <w:style w:type="paragraph" w:default="1" w:styleId="Normal">
     <w:name w:val="Normal"/>
     <w:qFormat/>
-    <w:rsid w:val="000161F8"/>
+    <w:rsid w:val="00F9134A"/>
     <w:pPr>
       <w:widowControl w:val="0"/>
       <w:autoSpaceDE w:val="0"/>
@@ -20868,7 +23212,7 @@
   <w:style w:type="paragraph" w:styleId="ListParagraph">
     <w:name w:val="List Paragraph"/>
     <w:basedOn w:val="Normal"/>
-    <w:uiPriority w:val="1"/>
+    <w:uiPriority w:val="34"/>
     <w:qFormat/>
     <w:pPr>
       <w:spacing w:before="247"/>
@@ -21320,15 +23664,6 @@
 </file>
 
 <file path=customXml/item1.xml><?xml version="1.0" encoding="utf-8"?>
-<?mso-contentType ?>
-<FormTemplates xmlns="http://schemas.microsoft.com/sharepoint/v3/contenttype/forms">
-  <Display>DocumentLibraryForm</Display>
-  <Edit>DocumentLibraryForm</Edit>
-  <New>DocumentLibraryForm</New>
-</FormTemplates>
-</file>
-
-<file path=customXml/item2.xml><?xml version="1.0" encoding="utf-8"?>
 <s:customData xmlns="http://www.wps.cn/officeDocument/2013/wpsCustomData" xmlns:s="http://www.wps.cn/officeDocument/2013/wpsCustomData">
   <customSectProps>
     <customSectPr/>
@@ -21383,13 +23718,7 @@
 </s:customData>
 </file>
 
-<file path=customXml/item3.xml><?xml version="1.0" encoding="utf-8"?>
-<p:properties xmlns:p="http://schemas.microsoft.com/office/2006/metadata/properties" xmlns:xsi="http://www.w3.org/2001/XMLSchema-instance" xmlns:pc="http://schemas.microsoft.com/office/infopath/2007/PartnerControls">
-  <documentManagement/>
-</p:properties>
-</file>
-
-<file path=customXml/item4.xml><?xml version="1.0" encoding="utf-8"?>
+<file path=customXml/item2.xml><?xml version="1.0" encoding="utf-8"?>
 <ct:contentTypeSchema xmlns:ct="http://schemas.microsoft.com/office/2006/metadata/contentType" xmlns:ma="http://schemas.microsoft.com/office/2006/metadata/properties/metaAttributes" ct:_="" ma:_="" ma:contentTypeName="Document" ma:contentTypeID="0x0101008DA914D063C2734AAD298429B5456F26" ma:contentTypeVersion="8" ma:contentTypeDescription="Create a new document." ma:contentTypeScope="" ma:versionID="dae333c9becbf564e47c58ee9a74f02e">
   <xsd:schema xmlns:xsd="http://www.w3.org/2001/XMLSchema" xmlns:xs="http://www.w3.org/2001/XMLSchema" xmlns:p="http://schemas.microsoft.com/office/2006/metadata/properties" xmlns:ns3="1aff9b78-dcda-4642-9727-490ba443abc4" targetNamespace="http://schemas.microsoft.com/office/2006/metadata/properties" ma:root="true" ma:fieldsID="c4b15682a401cb21242530c2e4ba1be0" ns3:_="">
     <xsd:import namespace="1aff9b78-dcda-4642-9727-490ba443abc4"/>
@@ -21559,19 +23888,26 @@
 </ct:contentTypeSchema>
 </file>
 
+<file path=customXml/item3.xml><?xml version="1.0" encoding="utf-8"?>
+<p:properties xmlns:p="http://schemas.microsoft.com/office/2006/metadata/properties" xmlns:xsi="http://www.w3.org/2001/XMLSchema-instance" xmlns:pc="http://schemas.microsoft.com/office/infopath/2007/PartnerControls">
+  <documentManagement/>
+</p:properties>
+</file>
+
+<file path=customXml/item4.xml><?xml version="1.0" encoding="utf-8"?>
+<?mso-contentType ?>
+<FormTemplates xmlns="http://schemas.microsoft.com/sharepoint/v3/contenttype/forms">
+  <Display>DocumentLibraryForm</Display>
+  <Edit>DocumentLibraryForm</Edit>
+  <New>DocumentLibraryForm</New>
+</FormTemplates>
+</file>
+
 <file path=customXml/item5.xml><?xml version="1.0" encoding="utf-8"?>
 <b:Sources xmlns:b="http://schemas.openxmlformats.org/officeDocument/2006/bibliography" xmlns="http://schemas.openxmlformats.org/officeDocument/2006/bibliography" SelectedStyle="\APASixthEditionOfficeOnline.xsl" StyleName="APA" Version="6"/>
 </file>
 
 <file path=customXml/itemProps1.xml><?xml version="1.0" encoding="utf-8"?>
-<ds:datastoreItem xmlns:ds="http://schemas.openxmlformats.org/officeDocument/2006/customXml" ds:itemID="{0E8C218F-FEF4-4FD8-9105-87648F2D58FF}">
-  <ds:schemaRefs>
-    <ds:schemaRef ds:uri="http://schemas.microsoft.com/sharepoint/v3/contenttype/forms"/>
-  </ds:schemaRefs>
-</ds:datastoreItem>
-</file>
-
-<file path=customXml/itemProps2.xml><?xml version="1.0" encoding="utf-8"?>
 <ds:datastoreItem xmlns:ds="http://schemas.openxmlformats.org/officeDocument/2006/customXml" ds:itemID="{B1977F7D-205B-4081-913C-38D41E755F92}">
   <ds:schemaRefs>
     <ds:schemaRef ds:uri="http://www.wps.cn/officeDocument/2013/wpsCustomData"/>
@@ -21579,16 +23915,7 @@
 </ds:datastoreItem>
 </file>
 
-<file path=customXml/itemProps3.xml><?xml version="1.0" encoding="utf-8"?>
-<ds:datastoreItem xmlns:ds="http://schemas.openxmlformats.org/officeDocument/2006/customXml" ds:itemID="{5EA01F5E-503D-47CC-BB87-4129EEC8CEB6}">
-  <ds:schemaRefs>
-    <ds:schemaRef ds:uri="http://schemas.microsoft.com/office/2006/metadata/properties"/>
-    <ds:schemaRef ds:uri="http://schemas.microsoft.com/office/infopath/2007/PartnerControls"/>
-  </ds:schemaRefs>
-</ds:datastoreItem>
-</file>
-
-<file path=customXml/itemProps4.xml><?xml version="1.0" encoding="utf-8"?>
+<file path=customXml/itemProps2.xml><?xml version="1.0" encoding="utf-8"?>
 <ds:datastoreItem xmlns:ds="http://schemas.openxmlformats.org/officeDocument/2006/customXml" ds:itemID="{77987D05-F612-4252-8808-38D3CE024B56}">
   <ds:schemaRefs>
     <ds:schemaRef ds:uri="http://schemas.microsoft.com/office/2006/metadata/contentType"/>
@@ -21606,8 +23933,25 @@
 </ds:datastoreItem>
 </file>
 
+<file path=customXml/itemProps3.xml><?xml version="1.0" encoding="utf-8"?>
+<ds:datastoreItem xmlns:ds="http://schemas.openxmlformats.org/officeDocument/2006/customXml" ds:itemID="{5EA01F5E-503D-47CC-BB87-4129EEC8CEB6}">
+  <ds:schemaRefs>
+    <ds:schemaRef ds:uri="http://schemas.microsoft.com/office/2006/metadata/properties"/>
+    <ds:schemaRef ds:uri="http://schemas.microsoft.com/office/infopath/2007/PartnerControls"/>
+  </ds:schemaRefs>
+</ds:datastoreItem>
+</file>
+
+<file path=customXml/itemProps4.xml><?xml version="1.0" encoding="utf-8"?>
+<ds:datastoreItem xmlns:ds="http://schemas.openxmlformats.org/officeDocument/2006/customXml" ds:itemID="{0E8C218F-FEF4-4FD8-9105-87648F2D58FF}">
+  <ds:schemaRefs>
+    <ds:schemaRef ds:uri="http://schemas.microsoft.com/sharepoint/v3/contenttype/forms"/>
+  </ds:schemaRefs>
+</ds:datastoreItem>
+</file>
+
 <file path=customXml/itemProps5.xml><?xml version="1.0" encoding="utf-8"?>
-<ds:datastoreItem xmlns:ds="http://schemas.openxmlformats.org/officeDocument/2006/customXml" ds:itemID="{62FCBBB4-1E92-4B93-830B-1664DC600260}">
+<ds:datastoreItem xmlns:ds="http://schemas.openxmlformats.org/officeDocument/2006/customXml" ds:itemID="{1EB09B3D-5DE6-4074-B804-0280C2BA51FA}">
   <ds:schemaRefs>
     <ds:schemaRef ds:uri="http://schemas.openxmlformats.org/officeDocument/2006/bibliography"/>
   </ds:schemaRefs>

--- a/Report/final.docx
+++ b/Report/final.docx
@@ -20,7 +20,7 @@
         <mc:AlternateContent>
           <mc:Choice Requires="wpg">
             <w:drawing>
-              <wp:anchor distT="0" distB="0" distL="114300" distR="114300" simplePos="0" relativeHeight="251654656" behindDoc="1" locked="0" layoutInCell="1" allowOverlap="1" wp14:anchorId="1D8AD615" wp14:editId="41041E86">
+              <wp:anchor distT="0" distB="0" distL="114300" distR="114300" simplePos="0" relativeHeight="251654144" behindDoc="1" locked="0" layoutInCell="1" allowOverlap="1" wp14:anchorId="1D8AD615" wp14:editId="41041E86">
                 <wp:simplePos x="0" y="0"/>
                 <wp:positionH relativeFrom="page">
                   <wp:posOffset>371475</wp:posOffset>
@@ -5466,7 +5466,7 @@
           </mc:Choice>
           <mc:Fallback>
             <w:pict>
-              <v:group w14:anchorId="25D74A92" id="Group 3" o:spid="_x0000_s1026" style="position:absolute;margin-left:29.25pt;margin-top:15.7pt;width:535.4pt;height:781.8pt;z-index:-251661824;mso-position-horizontal-relative:page;mso-position-vertical-relative:page" coordorigin="600,598" coordsize="10708,15636" o:gfxdata="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">
+              <v:group w14:anchorId="38FFF278" id="Group 3" o:spid="_x0000_s1026" style="position:absolute;margin-left:29.25pt;margin-top:15.7pt;width:535.4pt;height:781.8pt;z-index:-251662336;mso-position-horizontal-relative:page;mso-position-vertical-relative:page" coordorigin="600,598" coordsize="10708,15636" o:gfxdata="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">
                 <v:line id="Line 239" o:spid="_x0000_s1027" style="position:absolute;visibility:visible;mso-wrap-style:square" from="662,16126" to="957,16126" o:connectortype="straight" o:gfxdata="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" strokecolor="navy" strokeweight="4.5pt"/>
                 <v:line id="Line 238" o:spid="_x0000_s1028" style="position:absolute;visibility:visible;mso-wrap-style:square" from="708,15877" to="708,16081" o:connectortype="straight" o:gfxdata="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" strokecolor="navy" strokeweight="4.6pt"/>
                 <v:line id="Line 237" o:spid="_x0000_s1029" style="position:absolute;visibility:visible;mso-wrap-style:square" from="600,16228" to="817,16228" o:connectortype="straight" o:gfxdata="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" strokeweight=".7pt"/>
@@ -5774,7 +5774,7 @@
           <w:lang w:val="vi-VN" w:eastAsia="vi-VN"/>
         </w:rPr>
         <w:drawing>
-          <wp:anchor distT="0" distB="0" distL="114300" distR="114300" simplePos="0" relativeHeight="251658240" behindDoc="0" locked="0" layoutInCell="1" allowOverlap="1" wp14:anchorId="25B83C1A" wp14:editId="6584E0F0">
+          <wp:anchor distT="0" distB="0" distL="114300" distR="114300" simplePos="0" relativeHeight="251657216" behindDoc="0" locked="0" layoutInCell="1" allowOverlap="1" wp14:anchorId="25B83C1A" wp14:editId="6584E0F0">
             <wp:simplePos x="0" y="0"/>
             <wp:positionH relativeFrom="margin">
               <wp:posOffset>2501900</wp:posOffset>
@@ -17051,12 +17051,13 @@
       </w:pPr>
       <w:r>
         <w:rPr>
+          <w:noProof/>
           <w:sz w:val="26"/>
           <w:szCs w:val="26"/>
           <w:lang w:val="en-US"/>
         </w:rPr>
         <w:drawing>
-          <wp:anchor distT="0" distB="0" distL="114300" distR="114300" simplePos="0" relativeHeight="251646976" behindDoc="0" locked="0" layoutInCell="1" allowOverlap="1" wp14:anchorId="47D2B499" wp14:editId="031BDF75">
+          <wp:anchor distT="0" distB="0" distL="114300" distR="114300" simplePos="0" relativeHeight="251649024" behindDoc="0" locked="0" layoutInCell="1" allowOverlap="1" wp14:anchorId="47D2B499" wp14:editId="031BDF75">
             <wp:simplePos x="0" y="0"/>
             <wp:positionH relativeFrom="column">
               <wp:posOffset>82550</wp:posOffset>
@@ -17173,7 +17174,7 @@
           <w:noProof/>
         </w:rPr>
         <w:drawing>
-          <wp:anchor distT="0" distB="0" distL="114300" distR="114300" simplePos="0" relativeHeight="251648000" behindDoc="0" locked="0" layoutInCell="1" allowOverlap="1" wp14:anchorId="3251C574" wp14:editId="406FEE69">
+          <wp:anchor distT="0" distB="0" distL="114300" distR="114300" simplePos="0" relativeHeight="251650048" behindDoc="0" locked="0" layoutInCell="1" allowOverlap="1" wp14:anchorId="3251C574" wp14:editId="406FEE69">
             <wp:simplePos x="0" y="0"/>
             <wp:positionH relativeFrom="column">
               <wp:posOffset>714375</wp:posOffset>
@@ -17269,23 +17270,7 @@
           <w:szCs w:val="26"/>
           <w:lang w:val="en-US"/>
         </w:rPr>
-        <w:t xml:space="preserve">the running time line graph of </w:t>
-      </w:r>
-      <w:r>
-        <w:rPr>
-          <w:sz w:val="26"/>
-          <w:szCs w:val="26"/>
-          <w:lang w:val="en-US"/>
-        </w:rPr>
-        <w:t>algorithms with randomized data input</w:t>
-      </w:r>
-      <w:r>
-        <w:rPr>
-          <w:sz w:val="26"/>
-          <w:szCs w:val="26"/>
-          <w:lang w:val="en-US"/>
-        </w:rPr>
-        <w:t>, we can see:</w:t>
+        <w:t>the running time line graph of algorithms with randomized data input, we can see:</w:t>
       </w:r>
     </w:p>
     <w:p>
@@ -17395,7 +17380,7 @@
         </w:rPr>
         <w:lastRenderedPageBreak/>
         <w:drawing>
-          <wp:anchor distT="0" distB="0" distL="114300" distR="114300" simplePos="0" relativeHeight="251664384" behindDoc="0" locked="0" layoutInCell="1" allowOverlap="1" wp14:anchorId="4D9E1EB8" wp14:editId="0C728BFB">
+          <wp:anchor distT="0" distB="0" distL="114300" distR="114300" simplePos="0" relativeHeight="251660288" behindDoc="0" locked="0" layoutInCell="1" allowOverlap="1" wp14:anchorId="4D9E1EB8" wp14:editId="0C728BFB">
             <wp:simplePos x="0" y="0"/>
             <wp:positionH relativeFrom="column">
               <wp:posOffset>495300</wp:posOffset>
@@ -17433,7 +17418,7 @@
           <w:noProof/>
         </w:rPr>
         <w:drawing>
-          <wp:anchor distT="0" distB="0" distL="114300" distR="114300" simplePos="0" relativeHeight="251662336" behindDoc="0" locked="0" layoutInCell="1" allowOverlap="1" wp14:anchorId="21381848" wp14:editId="106F3318">
+          <wp:anchor distT="0" distB="0" distL="114300" distR="114300" simplePos="0" relativeHeight="251659264" behindDoc="0" locked="0" layoutInCell="1" allowOverlap="1" wp14:anchorId="21381848" wp14:editId="106F3318">
             <wp:simplePos x="0" y="0"/>
             <wp:positionH relativeFrom="column">
               <wp:posOffset>495300</wp:posOffset>
@@ -17538,23 +17523,7 @@
           <w:szCs w:val="26"/>
           <w:lang w:val="en-US"/>
         </w:rPr>
-        <w:t xml:space="preserve">From the </w:t>
-      </w:r>
-      <w:r>
-        <w:rPr>
-          <w:sz w:val="26"/>
-          <w:szCs w:val="26"/>
-          <w:lang w:val="en-US"/>
-        </w:rPr>
-        <w:t>bar chart for counting comparisons</w:t>
-      </w:r>
-      <w:r>
-        <w:rPr>
-          <w:sz w:val="26"/>
-          <w:szCs w:val="26"/>
-          <w:lang w:val="en-US"/>
-        </w:rPr>
-        <w:t xml:space="preserve"> of algorithms with randomized data input, we can see:</w:t>
+        <w:t>From the bar chart for counting comparisons of algorithms with randomized data input, we can see:</w:t>
       </w:r>
     </w:p>
     <w:p>
@@ -17573,15 +17542,7 @@
           <w:szCs w:val="26"/>
           <w:lang w:val="en-US"/>
         </w:rPr>
-        <w:t xml:space="preserve">+ The </w:t>
-      </w:r>
-      <w:r>
-        <w:rPr>
-          <w:sz w:val="26"/>
-          <w:szCs w:val="26"/>
-          <w:lang w:val="en-US"/>
-        </w:rPr>
-        <w:t xml:space="preserve">least </w:t>
+        <w:t xml:space="preserve">+ The least </w:t>
       </w:r>
       <w:r>
         <w:rPr>
@@ -17715,12 +17676,13 @@
       </w:pPr>
       <w:r>
         <w:rPr>
+          <w:noProof/>
           <w:sz w:val="26"/>
           <w:szCs w:val="26"/>
           <w:lang w:val="en-US"/>
         </w:rPr>
         <w:drawing>
-          <wp:anchor distT="0" distB="0" distL="114300" distR="114300" simplePos="0" relativeHeight="251652096" behindDoc="0" locked="0" layoutInCell="1" allowOverlap="1" wp14:anchorId="19BEE588" wp14:editId="42FDCBE1">
+          <wp:anchor distT="0" distB="0" distL="114300" distR="114300" simplePos="0" relativeHeight="251651072" behindDoc="0" locked="0" layoutInCell="1" allowOverlap="1" wp14:anchorId="19BEE588" wp14:editId="42FDCBE1">
             <wp:simplePos x="0" y="0"/>
             <wp:positionH relativeFrom="column">
               <wp:posOffset>0</wp:posOffset>
@@ -17816,7 +17778,7 @@
           <w:noProof/>
         </w:rPr>
         <w:drawing>
-          <wp:anchor distT="0" distB="0" distL="114300" distR="114300" simplePos="0" relativeHeight="251653120" behindDoc="0" locked="0" layoutInCell="1" allowOverlap="1" wp14:anchorId="3F311095" wp14:editId="57E07689">
+          <wp:anchor distT="0" distB="0" distL="114300" distR="114300" simplePos="0" relativeHeight="251652096" behindDoc="0" locked="0" layoutInCell="1" allowOverlap="1" wp14:anchorId="3F311095" wp14:editId="57E07689">
             <wp:simplePos x="0" y="0"/>
             <wp:positionH relativeFrom="column">
               <wp:posOffset>752475</wp:posOffset>
@@ -17910,23 +17872,7 @@
           <w:szCs w:val="26"/>
           <w:lang w:val="en-US"/>
         </w:rPr>
-        <w:t xml:space="preserve">From the running time line graph of algorithms with </w:t>
-      </w:r>
-      <w:r>
-        <w:rPr>
-          <w:sz w:val="26"/>
-          <w:szCs w:val="26"/>
-          <w:lang w:val="en-US"/>
-        </w:rPr>
-        <w:t>sorted</w:t>
-      </w:r>
-      <w:r>
-        <w:rPr>
-          <w:sz w:val="26"/>
-          <w:szCs w:val="26"/>
-          <w:lang w:val="en-US"/>
-        </w:rPr>
-        <w:t xml:space="preserve"> data input, we can see:</w:t>
+        <w:t>From the running time line graph of algorithms with sorted data input, we can see:</w:t>
       </w:r>
     </w:p>
     <w:p>
@@ -17945,23 +17891,7 @@
           <w:szCs w:val="26"/>
           <w:lang w:val="en-US"/>
         </w:rPr>
-        <w:t>+ The fastest algorithms:</w:t>
-      </w:r>
-      <w:r>
-        <w:rPr>
-          <w:sz w:val="26"/>
-          <w:szCs w:val="26"/>
-          <w:lang w:val="en-US"/>
-        </w:rPr>
-        <w:t xml:space="preserve"> Bubble Sort, Insertion Sort</w:t>
-      </w:r>
-      <w:r>
-        <w:rPr>
-          <w:sz w:val="26"/>
-          <w:szCs w:val="26"/>
-          <w:lang w:val="en-US"/>
-        </w:rPr>
-        <w:t>.</w:t>
+        <w:t>+ The fastest algorithms: Bubble Sort, Insertion Sort.</w:t>
       </w:r>
     </w:p>
     <w:p>
@@ -17980,23 +17910,7 @@
           <w:szCs w:val="26"/>
           <w:lang w:val="en-US"/>
         </w:rPr>
-        <w:t>+ The slowest algorithms:</w:t>
-      </w:r>
-      <w:r>
-        <w:rPr>
-          <w:sz w:val="26"/>
-          <w:szCs w:val="26"/>
-          <w:lang w:val="en-US"/>
-        </w:rPr>
-        <w:t xml:space="preserve"> Selection Sort</w:t>
-      </w:r>
-      <w:r>
-        <w:rPr>
-          <w:sz w:val="26"/>
-          <w:szCs w:val="26"/>
-          <w:lang w:val="en-US"/>
-        </w:rPr>
-        <w:t>.</w:t>
+        <w:t>+ The slowest algorithms: Selection Sort.</w:t>
       </w:r>
     </w:p>
     <w:p>
@@ -18068,7 +17982,7 @@
         </w:rPr>
         <w:lastRenderedPageBreak/>
         <w:drawing>
-          <wp:anchor distT="0" distB="0" distL="114300" distR="114300" simplePos="0" relativeHeight="251667456" behindDoc="0" locked="0" layoutInCell="1" allowOverlap="1" wp14:anchorId="401E90EE" wp14:editId="3FAA1F83">
+          <wp:anchor distT="0" distB="0" distL="114300" distR="114300" simplePos="0" relativeHeight="251662336" behindDoc="0" locked="0" layoutInCell="1" allowOverlap="1" wp14:anchorId="401E90EE" wp14:editId="3FAA1F83">
             <wp:simplePos x="0" y="0"/>
             <wp:positionH relativeFrom="column">
               <wp:posOffset>685800</wp:posOffset>
@@ -18106,7 +18020,7 @@
           <w:noProof/>
         </w:rPr>
         <w:drawing>
-          <wp:anchor distT="0" distB="0" distL="114300" distR="114300" simplePos="0" relativeHeight="251666432" behindDoc="0" locked="0" layoutInCell="1" allowOverlap="1" wp14:anchorId="14373B57" wp14:editId="36024ADF">
+          <wp:anchor distT="0" distB="0" distL="114300" distR="114300" simplePos="0" relativeHeight="251661312" behindDoc="0" locked="0" layoutInCell="1" allowOverlap="1" wp14:anchorId="14373B57" wp14:editId="36024ADF">
             <wp:simplePos x="0" y="0"/>
             <wp:positionH relativeFrom="column">
               <wp:posOffset>685800</wp:posOffset>
@@ -18172,39 +18086,7 @@
           <w:szCs w:val="26"/>
           <w:lang w:val="en-US"/>
         </w:rPr>
-        <w:t xml:space="preserve">Figure </w:t>
-      </w:r>
-      <w:r>
-        <w:rPr>
-          <w:sz w:val="26"/>
-          <w:szCs w:val="26"/>
-          <w:lang w:val="en-US"/>
-        </w:rPr>
-        <w:t>6</w:t>
-      </w:r>
-      <w:r>
-        <w:rPr>
-          <w:sz w:val="26"/>
-          <w:szCs w:val="26"/>
-          <w:lang w:val="en-US"/>
-        </w:rPr>
-        <w:t xml:space="preserve">: The number of comparisons of algorithms with </w:t>
-      </w:r>
-      <w:r>
-        <w:rPr>
-          <w:sz w:val="26"/>
-          <w:szCs w:val="26"/>
-          <w:lang w:val="en-US"/>
-        </w:rPr>
-        <w:t>sorted</w:t>
-      </w:r>
-      <w:r>
-        <w:rPr>
-          <w:sz w:val="26"/>
-          <w:szCs w:val="26"/>
-          <w:lang w:val="en-US"/>
-        </w:rPr>
-        <w:t xml:space="preserve"> input</w:t>
+        <w:t>Figure 6: The number of comparisons of algorithms with sorted input</w:t>
       </w:r>
     </w:p>
     <w:p>
@@ -18392,12 +18274,13 @@
       </w:pPr>
       <w:r>
         <w:rPr>
+          <w:noProof/>
           <w:sz w:val="26"/>
           <w:szCs w:val="26"/>
           <w:lang w:val="en-US"/>
         </w:rPr>
         <w:drawing>
-          <wp:anchor distT="0" distB="0" distL="114300" distR="114300" simplePos="0" relativeHeight="251654144" behindDoc="0" locked="0" layoutInCell="1" allowOverlap="1" wp14:anchorId="2FF4306E" wp14:editId="2DDD7C27">
+          <wp:anchor distT="0" distB="0" distL="114300" distR="114300" simplePos="0" relativeHeight="251653120" behindDoc="0" locked="0" layoutInCell="1" allowOverlap="1" wp14:anchorId="2FF4306E" wp14:editId="2DDD7C27">
             <wp:simplePos x="0" y="0"/>
             <wp:positionH relativeFrom="column">
               <wp:posOffset>304165</wp:posOffset>
@@ -18493,7 +18376,7 @@
           <w:noProof/>
         </w:rPr>
         <w:drawing>
-          <wp:anchor distT="0" distB="0" distL="114300" distR="114300" simplePos="0" relativeHeight="251656192" behindDoc="0" locked="0" layoutInCell="1" allowOverlap="1" wp14:anchorId="78FB713C" wp14:editId="3A8339A5">
+          <wp:anchor distT="0" distB="0" distL="114300" distR="114300" simplePos="0" relativeHeight="251655168" behindDoc="0" locked="0" layoutInCell="1" allowOverlap="1" wp14:anchorId="78FB713C" wp14:editId="3A8339A5">
             <wp:simplePos x="0" y="0"/>
             <wp:positionH relativeFrom="column">
               <wp:posOffset>581025</wp:posOffset>
@@ -18577,23 +18460,7 @@
           <w:szCs w:val="26"/>
           <w:lang w:val="en-US"/>
         </w:rPr>
-        <w:t xml:space="preserve">From the running time line graph of algorithms with </w:t>
-      </w:r>
-      <w:r>
-        <w:rPr>
-          <w:sz w:val="26"/>
-          <w:szCs w:val="26"/>
-          <w:lang w:val="en-US"/>
-        </w:rPr>
-        <w:t>reversed</w:t>
-      </w:r>
-      <w:r>
-        <w:rPr>
-          <w:sz w:val="26"/>
-          <w:szCs w:val="26"/>
-          <w:lang w:val="en-US"/>
-        </w:rPr>
-        <w:t xml:space="preserve"> data input, we can see:</w:t>
+        <w:t>From the running time line graph of algorithms with reversed data input, we can see:</w:t>
       </w:r>
     </w:p>
     <w:p>
@@ -18732,7 +18599,7 @@
         </w:rPr>
         <w:lastRenderedPageBreak/>
         <w:drawing>
-          <wp:anchor distT="0" distB="0" distL="114300" distR="114300" simplePos="0" relativeHeight="251670528" behindDoc="0" locked="0" layoutInCell="1" allowOverlap="1" wp14:anchorId="5CBABF9C" wp14:editId="0C39A4CD">
+          <wp:anchor distT="0" distB="0" distL="114300" distR="114300" simplePos="0" relativeHeight="251664384" behindDoc="0" locked="0" layoutInCell="1" allowOverlap="1" wp14:anchorId="5CBABF9C" wp14:editId="0C39A4CD">
             <wp:simplePos x="0" y="0"/>
             <wp:positionH relativeFrom="column">
               <wp:posOffset>571500</wp:posOffset>
@@ -18770,7 +18637,7 @@
           <w:noProof/>
         </w:rPr>
         <w:drawing>
-          <wp:anchor distT="0" distB="0" distL="114300" distR="114300" simplePos="0" relativeHeight="251669504" behindDoc="0" locked="0" layoutInCell="1" allowOverlap="1" wp14:anchorId="7D57126D" wp14:editId="39EA0BE3">
+          <wp:anchor distT="0" distB="0" distL="114300" distR="114300" simplePos="0" relativeHeight="251663360" behindDoc="0" locked="0" layoutInCell="1" allowOverlap="1" wp14:anchorId="7D57126D" wp14:editId="39EA0BE3">
             <wp:simplePos x="0" y="0"/>
             <wp:positionH relativeFrom="column">
               <wp:posOffset>571500</wp:posOffset>
@@ -18836,23 +18703,7 @@
           <w:szCs w:val="26"/>
           <w:lang w:val="en-US"/>
         </w:rPr>
-        <w:t xml:space="preserve">Figure </w:t>
-      </w:r>
-      <w:r>
-        <w:rPr>
-          <w:sz w:val="26"/>
-          <w:szCs w:val="26"/>
-          <w:lang w:val="en-US"/>
-        </w:rPr>
-        <w:t>9</w:t>
-      </w:r>
-      <w:r>
-        <w:rPr>
-          <w:sz w:val="26"/>
-          <w:szCs w:val="26"/>
-          <w:lang w:val="en-US"/>
-        </w:rPr>
-        <w:t xml:space="preserve">: The number of comparisons of algorithms with </w:t>
+        <w:t xml:space="preserve">Figure 9: The number of comparisons of algorithms with </w:t>
       </w:r>
       <w:r>
         <w:rPr>
@@ -18887,23 +18738,7 @@
           <w:szCs w:val="26"/>
           <w:lang w:val="en-US"/>
         </w:rPr>
-        <w:t>From the bar chart for counting comparisons of algorithms with r</w:t>
-      </w:r>
-      <w:r>
-        <w:rPr>
-          <w:sz w:val="26"/>
-          <w:szCs w:val="26"/>
-          <w:lang w:val="en-US"/>
-        </w:rPr>
-        <w:t>eversed</w:t>
-      </w:r>
-      <w:r>
-        <w:rPr>
-          <w:sz w:val="26"/>
-          <w:szCs w:val="26"/>
-          <w:lang w:val="en-US"/>
-        </w:rPr>
-        <w:t xml:space="preserve"> data input, we can see:</w:t>
+        <w:t>From the bar chart for counting comparisons of algorithms with reversed data input, we can see:</w:t>
       </w:r>
     </w:p>
     <w:p>
@@ -18922,23 +18757,7 @@
           <w:szCs w:val="26"/>
           <w:lang w:val="en-US"/>
         </w:rPr>
-        <w:t>+ The least comparisons algorithms:</w:t>
-      </w:r>
-      <w:r>
-        <w:rPr>
-          <w:sz w:val="26"/>
-          <w:szCs w:val="26"/>
-          <w:lang w:val="en-US"/>
-        </w:rPr>
-        <w:t xml:space="preserve"> Counting Sort</w:t>
-      </w:r>
-      <w:r>
-        <w:rPr>
-          <w:sz w:val="26"/>
-          <w:szCs w:val="26"/>
-          <w:lang w:val="en-US"/>
-        </w:rPr>
-        <w:t>.</w:t>
+        <w:t>+ The least comparisons algorithms: Counting Sort.</w:t>
       </w:r>
     </w:p>
     <w:p>
@@ -18957,23 +18776,7 @@
           <w:szCs w:val="26"/>
           <w:lang w:val="en-US"/>
         </w:rPr>
-        <w:t>+ The most comparisons algorithms:</w:t>
-      </w:r>
-      <w:r>
-        <w:rPr>
-          <w:sz w:val="26"/>
-          <w:szCs w:val="26"/>
-          <w:lang w:val="en-US"/>
-        </w:rPr>
-        <w:t xml:space="preserve"> </w:t>
-      </w:r>
-      <w:r>
-        <w:rPr>
-          <w:sz w:val="26"/>
-          <w:szCs w:val="26"/>
-          <w:lang w:val="en-US"/>
-        </w:rPr>
-        <w:t>Bubble Sort, Insertion Sort, Selection Sort, Shaker Sort.</w:t>
+        <w:t>+ The most comparisons algorithms: Bubble Sort, Insertion Sort, Selection Sort, Shaker Sort.</w:t>
       </w:r>
     </w:p>
     <w:p>
@@ -19070,12 +18873,13 @@
       </w:pPr>
       <w:r>
         <w:rPr>
+          <w:noProof/>
           <w:sz w:val="26"/>
           <w:szCs w:val="26"/>
           <w:lang w:val="en-US"/>
         </w:rPr>
         <w:drawing>
-          <wp:anchor distT="0" distB="0" distL="114300" distR="114300" simplePos="0" relativeHeight="251657216" behindDoc="0" locked="0" layoutInCell="1" allowOverlap="1" wp14:anchorId="1A6B381B" wp14:editId="3C2BEC4B">
+          <wp:anchor distT="0" distB="0" distL="114300" distR="114300" simplePos="0" relativeHeight="251656192" behindDoc="0" locked="0" layoutInCell="1" allowOverlap="1" wp14:anchorId="1A6B381B" wp14:editId="3C2BEC4B">
             <wp:simplePos x="0" y="0"/>
             <wp:positionH relativeFrom="column">
               <wp:posOffset>132715</wp:posOffset>
@@ -19263,23 +19067,7 @@
           <w:szCs w:val="26"/>
           <w:lang w:val="en-US"/>
         </w:rPr>
-        <w:t xml:space="preserve">From the running time line graph of algorithms with </w:t>
-      </w:r>
-      <w:r>
-        <w:rPr>
-          <w:sz w:val="26"/>
-          <w:szCs w:val="26"/>
-          <w:lang w:val="en-US"/>
-        </w:rPr>
-        <w:t>nearly sorted</w:t>
-      </w:r>
-      <w:r>
-        <w:rPr>
-          <w:sz w:val="26"/>
-          <w:szCs w:val="26"/>
-          <w:lang w:val="en-US"/>
-        </w:rPr>
-        <w:t xml:space="preserve"> data input, we can see:</w:t>
+        <w:t>From the running time line graph of algorithms with nearly sorted data input, we can see:</w:t>
       </w:r>
     </w:p>
     <w:p>
@@ -19298,23 +19086,7 @@
           <w:szCs w:val="26"/>
           <w:lang w:val="en-US"/>
         </w:rPr>
-        <w:t xml:space="preserve">+ The fastest algorithm: </w:t>
-      </w:r>
-      <w:r>
-        <w:rPr>
-          <w:sz w:val="26"/>
-          <w:szCs w:val="26"/>
-          <w:lang w:val="en-US"/>
-        </w:rPr>
-        <w:t>Insertion Sort</w:t>
-      </w:r>
-      <w:r>
-        <w:rPr>
-          <w:sz w:val="26"/>
-          <w:szCs w:val="26"/>
-          <w:lang w:val="en-US"/>
-        </w:rPr>
-        <w:t>.</w:t>
+        <w:t>+ The fastest algorithm: Insertion Sort.</w:t>
       </w:r>
     </w:p>
     <w:p>
@@ -19434,7 +19206,7 @@
         </w:rPr>
         <w:lastRenderedPageBreak/>
         <w:drawing>
-          <wp:anchor distT="0" distB="0" distL="114300" distR="114300" simplePos="0" relativeHeight="251673600" behindDoc="0" locked="0" layoutInCell="1" allowOverlap="1" wp14:anchorId="54C82BFB" wp14:editId="5D9E0FF4">
+          <wp:anchor distT="0" distB="0" distL="114300" distR="114300" simplePos="0" relativeHeight="251666432" behindDoc="0" locked="0" layoutInCell="1" allowOverlap="1" wp14:anchorId="54C82BFB" wp14:editId="5D9E0FF4">
             <wp:simplePos x="0" y="0"/>
             <wp:positionH relativeFrom="column">
               <wp:posOffset>514350</wp:posOffset>
@@ -19472,7 +19244,7 @@
           <w:noProof/>
         </w:rPr>
         <w:drawing>
-          <wp:anchor distT="0" distB="0" distL="114300" distR="114300" simplePos="0" relativeHeight="251672576" behindDoc="0" locked="0" layoutInCell="1" allowOverlap="1" wp14:anchorId="2E786CA6" wp14:editId="64A0C87F">
+          <wp:anchor distT="0" distB="0" distL="114300" distR="114300" simplePos="0" relativeHeight="251665408" behindDoc="0" locked="0" layoutInCell="1" allowOverlap="1" wp14:anchorId="2E786CA6" wp14:editId="64A0C87F">
             <wp:simplePos x="0" y="0"/>
             <wp:positionH relativeFrom="column">
               <wp:posOffset>514350</wp:posOffset>
@@ -19538,39 +19310,7 @@
           <w:szCs w:val="26"/>
           <w:lang w:val="en-US"/>
         </w:rPr>
-        <w:t xml:space="preserve">Figure </w:t>
-      </w:r>
-      <w:r>
-        <w:rPr>
-          <w:sz w:val="26"/>
-          <w:szCs w:val="26"/>
-          <w:lang w:val="en-US"/>
-        </w:rPr>
-        <w:t>12</w:t>
-      </w:r>
-      <w:r>
-        <w:rPr>
-          <w:sz w:val="26"/>
-          <w:szCs w:val="26"/>
-          <w:lang w:val="en-US"/>
-        </w:rPr>
-        <w:t xml:space="preserve">: The number of comparisons of algorithms with </w:t>
-      </w:r>
-      <w:r>
-        <w:rPr>
-          <w:sz w:val="26"/>
-          <w:szCs w:val="26"/>
-          <w:lang w:val="en-US"/>
-        </w:rPr>
-        <w:t>nearly sorted</w:t>
-      </w:r>
-      <w:r>
-        <w:rPr>
-          <w:sz w:val="26"/>
-          <w:szCs w:val="26"/>
-          <w:lang w:val="en-US"/>
-        </w:rPr>
-        <w:t xml:space="preserve"> input</w:t>
+        <w:t>Figure 12: The number of comparisons of algorithms with nearly sorted input</w:t>
       </w:r>
     </w:p>
     <w:p>
@@ -19589,23 +19329,7 @@
           <w:szCs w:val="26"/>
           <w:lang w:val="en-US"/>
         </w:rPr>
-        <w:t xml:space="preserve">From the bar chart for counting comparisons of algorithms with </w:t>
-      </w:r>
-      <w:r>
-        <w:rPr>
-          <w:sz w:val="26"/>
-          <w:szCs w:val="26"/>
-          <w:lang w:val="en-US"/>
-        </w:rPr>
-        <w:t>nearly sorted</w:t>
-      </w:r>
-      <w:r>
-        <w:rPr>
-          <w:sz w:val="26"/>
-          <w:szCs w:val="26"/>
-          <w:lang w:val="en-US"/>
-        </w:rPr>
-        <w:t xml:space="preserve"> data input, we can see:</w:t>
+        <w:t>From the bar chart for counting comparisons of algorithms with nearly sorted data input, we can see:</w:t>
       </w:r>
     </w:p>
     <w:p>
@@ -19624,23 +19348,7 @@
           <w:szCs w:val="26"/>
           <w:lang w:val="en-US"/>
         </w:rPr>
-        <w:t>+ The least comparisons algorithms: Counting Sort</w:t>
-      </w:r>
-      <w:r>
-        <w:rPr>
-          <w:sz w:val="26"/>
-          <w:szCs w:val="26"/>
-          <w:lang w:val="en-US"/>
-        </w:rPr>
-        <w:t>, Insertion Sort</w:t>
-      </w:r>
-      <w:r>
-        <w:rPr>
-          <w:sz w:val="26"/>
-          <w:szCs w:val="26"/>
-          <w:lang w:val="en-US"/>
-        </w:rPr>
-        <w:t>.</w:t>
+        <w:t>+ The least comparisons algorithms: Counting Sort, Insertion Sort.</w:t>
       </w:r>
     </w:p>
     <w:p>
@@ -19659,23 +19367,7 @@
           <w:szCs w:val="26"/>
           <w:lang w:val="en-US"/>
         </w:rPr>
-        <w:t>+ The most comparisons algorithms: Bubble Sort, Selection Sor</w:t>
-      </w:r>
-      <w:r>
-        <w:rPr>
-          <w:sz w:val="26"/>
-          <w:szCs w:val="26"/>
-          <w:lang w:val="en-US"/>
-        </w:rPr>
-        <w:t>t</w:t>
-      </w:r>
-      <w:r>
-        <w:rPr>
-          <w:sz w:val="26"/>
-          <w:szCs w:val="26"/>
-          <w:lang w:val="en-US"/>
-        </w:rPr>
-        <w:t>.</w:t>
+        <w:t>+ The most comparisons algorithms: Bubble Sort, Selection Sort.</w:t>
       </w:r>
     </w:p>
     <w:p>
@@ -19741,6 +19433,903 @@
         <w:lastRenderedPageBreak/>
         <w:t>2. Experimental comments</w:t>
       </w:r>
+    </w:p>
+    <w:p>
+      <w:pPr>
+        <w:pStyle w:val="Heading3"/>
+        <w:spacing w:after="0"/>
+      </w:pPr>
+      <w:r>
+        <w:t>2.1. The fastest algorithms: Couting Sort, Flash Sort, Radix Sort</w:t>
+      </w:r>
+    </w:p>
+    <w:p>
+      <w:pPr>
+        <w:spacing w:line="360" w:lineRule="auto"/>
+        <w:ind w:left="851"/>
+        <w:jc w:val="both"/>
+        <w:rPr>
+          <w:sz w:val="26"/>
+          <w:szCs w:val="26"/>
+          <w:lang w:val="en-US"/>
+        </w:rPr>
+      </w:pPr>
+      <w:r>
+        <w:rPr>
+          <w:b/>
+          <w:sz w:val="26"/>
+          <w:szCs w:val="26"/>
+          <w:lang w:val="en-US"/>
+        </w:rPr>
+        <w:t>Counting Sort</w:t>
+      </w:r>
+      <w:r>
+        <w:rPr>
+          <w:sz w:val="26"/>
+          <w:szCs w:val="26"/>
+          <w:lang w:val="en-US"/>
+        </w:rPr>
+        <w:t xml:space="preserve"> is a non-comparison-based algorithm. It </w:t>
+      </w:r>
+      <w:r>
+        <w:rPr>
+          <w:sz w:val="26"/>
+          <w:szCs w:val="26"/>
+          <w:lang w:val="en-US"/>
+        </w:rPr>
+        <w:t>sorts the elements of an array by counting the number of occurrences of each unique element in the array</w:t>
+      </w:r>
+      <w:r>
+        <w:rPr>
+          <w:sz w:val="26"/>
+          <w:szCs w:val="26"/>
+          <w:lang w:val="en-US"/>
+        </w:rPr>
+        <w:t>, so it doesn’t take much time to make comparisons.</w:t>
+      </w:r>
+    </w:p>
+    <w:p>
+      <w:pPr>
+        <w:spacing w:line="360" w:lineRule="auto"/>
+        <w:ind w:left="851"/>
+        <w:jc w:val="both"/>
+        <w:rPr>
+          <w:b/>
+          <w:sz w:val="26"/>
+          <w:szCs w:val="26"/>
+          <w:lang w:val="en-US"/>
+        </w:rPr>
+      </w:pPr>
+      <w:r>
+        <w:rPr>
+          <w:sz w:val="26"/>
+          <w:szCs w:val="26"/>
+          <w:lang w:val="en-US"/>
+        </w:rPr>
+        <w:t xml:space="preserve">As with all </w:t>
+      </w:r>
+      <w:r>
+        <w:rPr>
+          <w:b/>
+          <w:sz w:val="26"/>
+          <w:szCs w:val="26"/>
+          <w:lang w:val="en-US"/>
+        </w:rPr>
+        <w:t>B</w:t>
+      </w:r>
+      <w:r>
+        <w:rPr>
+          <w:b/>
+          <w:sz w:val="26"/>
+          <w:szCs w:val="26"/>
+          <w:lang w:val="en-US"/>
+        </w:rPr>
+        <w:t xml:space="preserve">ucket </w:t>
+      </w:r>
+      <w:r>
+        <w:rPr>
+          <w:b/>
+          <w:sz w:val="26"/>
+          <w:szCs w:val="26"/>
+          <w:lang w:val="en-US"/>
+        </w:rPr>
+        <w:t>S</w:t>
+      </w:r>
+      <w:r>
+        <w:rPr>
+          <w:b/>
+          <w:sz w:val="26"/>
+          <w:szCs w:val="26"/>
+          <w:lang w:val="en-US"/>
+        </w:rPr>
+        <w:t>orts</w:t>
+      </w:r>
+      <w:r>
+        <w:rPr>
+          <w:sz w:val="26"/>
+          <w:szCs w:val="26"/>
+          <w:lang w:val="en-US"/>
+        </w:rPr>
+        <w:t xml:space="preserve">, performance </w:t>
+      </w:r>
+      <w:r>
+        <w:rPr>
+          <w:sz w:val="26"/>
+          <w:szCs w:val="26"/>
+          <w:lang w:val="en-US"/>
+        </w:rPr>
+        <w:t xml:space="preserve">of </w:t>
+      </w:r>
+      <w:r>
+        <w:rPr>
+          <w:b/>
+          <w:sz w:val="26"/>
+          <w:szCs w:val="26"/>
+          <w:lang w:val="en-US"/>
+        </w:rPr>
+        <w:t xml:space="preserve">Flash Sort </w:t>
+      </w:r>
+      <w:r>
+        <w:rPr>
+          <w:sz w:val="26"/>
+          <w:szCs w:val="26"/>
+          <w:lang w:val="en-US"/>
+        </w:rPr>
+        <w:t xml:space="preserve">depends critically on the balance of the buckets. In the ideal case of a balanced data set, each bucket will be approximately the same size. If the number </w:t>
+      </w:r>
+      <w:r>
+        <w:rPr>
+          <w:b/>
+          <w:sz w:val="26"/>
+          <w:szCs w:val="26"/>
+          <w:lang w:val="en-US"/>
+        </w:rPr>
+        <w:t>M</w:t>
+      </w:r>
+      <w:r>
+        <w:rPr>
+          <w:sz w:val="26"/>
+          <w:szCs w:val="26"/>
+          <w:lang w:val="en-US"/>
+        </w:rPr>
+        <w:t xml:space="preserve"> of buckets is linear in the input size </w:t>
+      </w:r>
+      <w:r>
+        <w:rPr>
+          <w:b/>
+          <w:sz w:val="26"/>
+          <w:szCs w:val="26"/>
+          <w:lang w:val="en-US"/>
+        </w:rPr>
+        <w:t>N</w:t>
+      </w:r>
+      <w:r>
+        <w:rPr>
+          <w:sz w:val="26"/>
+          <w:szCs w:val="26"/>
+          <w:lang w:val="en-US"/>
+        </w:rPr>
+        <w:t xml:space="preserve">, each bucket has a constant size, so sorting a single bucket with an </w:t>
+      </w:r>
+      <w:r>
+        <w:rPr>
+          <w:b/>
+          <w:sz w:val="26"/>
+          <w:szCs w:val="26"/>
+          <w:lang w:val="en-US"/>
+        </w:rPr>
+        <w:t>O(</w:t>
+      </w:r>
+      <m:oMath>
+        <m:sSup>
+          <m:sSupPr>
+            <m:ctrlPr>
+              <w:rPr>
+                <w:rFonts w:ascii="Cambria Math" w:hAnsi="Cambria Math"/>
+                <w:b/>
+                <w:i/>
+                <w:sz w:val="26"/>
+                <w:szCs w:val="26"/>
+                <w:lang w:val="en-US"/>
+              </w:rPr>
+            </m:ctrlPr>
+          </m:sSupPr>
+          <m:e>
+            <m:r>
+              <m:rPr>
+                <m:sty m:val="bi"/>
+              </m:rPr>
+              <w:rPr>
+                <w:rFonts w:ascii="Cambria Math" w:hAnsi="Cambria Math"/>
+                <w:sz w:val="26"/>
+                <w:szCs w:val="26"/>
+                <w:lang w:val="en-US"/>
+              </w:rPr>
+              <m:t>N</m:t>
+            </m:r>
+          </m:e>
+          <m:sup>
+            <m:r>
+              <m:rPr>
+                <m:sty m:val="bi"/>
+              </m:rPr>
+              <w:rPr>
+                <w:rFonts w:ascii="Cambria Math" w:hAnsi="Cambria Math"/>
+                <w:sz w:val="26"/>
+                <w:szCs w:val="26"/>
+                <w:lang w:val="en-US"/>
+              </w:rPr>
+              <m:t>2</m:t>
+            </m:r>
+          </m:sup>
+        </m:sSup>
+      </m:oMath>
+      <w:r>
+        <w:rPr>
+          <w:b/>
+          <w:sz w:val="26"/>
+          <w:szCs w:val="26"/>
+          <w:lang w:val="en-US"/>
+        </w:rPr>
+        <w:t>)</w:t>
+      </w:r>
+      <w:r>
+        <w:rPr>
+          <w:sz w:val="26"/>
+          <w:szCs w:val="26"/>
+          <w:lang w:val="en-US"/>
+        </w:rPr>
+        <w:t xml:space="preserve"> algorithm like insertion sort has complexity </w:t>
+      </w:r>
+      <w:r>
+        <w:rPr>
+          <w:b/>
+          <w:sz w:val="26"/>
+          <w:szCs w:val="26"/>
+          <w:lang w:val="en-US"/>
+        </w:rPr>
+        <w:t>O(</w:t>
+      </w:r>
+      <m:oMath>
+        <m:sSup>
+          <m:sSupPr>
+            <m:ctrlPr>
+              <w:rPr>
+                <w:rFonts w:ascii="Cambria Math" w:hAnsi="Cambria Math"/>
+                <w:b/>
+                <w:i/>
+                <w:sz w:val="26"/>
+                <w:szCs w:val="26"/>
+                <w:lang w:val="en-US"/>
+              </w:rPr>
+            </m:ctrlPr>
+          </m:sSupPr>
+          <m:e>
+            <m:r>
+              <m:rPr>
+                <m:sty m:val="bi"/>
+              </m:rPr>
+              <w:rPr>
+                <w:rFonts w:ascii="Cambria Math" w:hAnsi="Cambria Math"/>
+                <w:sz w:val="26"/>
+                <w:szCs w:val="26"/>
+                <w:lang w:val="en-US"/>
+              </w:rPr>
+              <m:t>1</m:t>
+            </m:r>
+          </m:e>
+          <m:sup>
+            <m:r>
+              <m:rPr>
+                <m:sty m:val="bi"/>
+              </m:rPr>
+              <w:rPr>
+                <w:rFonts w:ascii="Cambria Math" w:hAnsi="Cambria Math"/>
+                <w:sz w:val="26"/>
+                <w:szCs w:val="26"/>
+                <w:lang w:val="en-US"/>
+              </w:rPr>
+              <m:t>2</m:t>
+            </m:r>
+          </m:sup>
+        </m:sSup>
+      </m:oMath>
+      <w:r>
+        <w:rPr>
+          <w:b/>
+          <w:sz w:val="26"/>
+          <w:szCs w:val="26"/>
+          <w:lang w:val="en-US"/>
+        </w:rPr>
+        <w:t>) = O(1).</w:t>
+      </w:r>
+      <w:r>
+        <w:rPr>
+          <w:sz w:val="26"/>
+          <w:szCs w:val="26"/>
+          <w:lang w:val="en-US"/>
+        </w:rPr>
+        <w:t xml:space="preserve"> The running time of the final insertion sorts is therefore </w:t>
+      </w:r>
+      <w:r>
+        <w:rPr>
+          <w:b/>
+          <w:sz w:val="26"/>
+          <w:szCs w:val="26"/>
+          <w:lang w:val="en-US"/>
+        </w:rPr>
+        <w:t xml:space="preserve">M </w:t>
+      </w:r>
+      <w:r>
+        <w:rPr>
+          <w:rFonts w:ascii="Cambria Math" w:hAnsi="Cambria Math" w:cs="Cambria Math"/>
+          <w:b/>
+          <w:sz w:val="26"/>
+          <w:szCs w:val="26"/>
+          <w:lang w:val="en-US"/>
+        </w:rPr>
+        <w:t>⋅</w:t>
+      </w:r>
+      <w:r>
+        <w:rPr>
+          <w:b/>
+          <w:sz w:val="26"/>
+          <w:szCs w:val="26"/>
+          <w:lang w:val="en-US"/>
+        </w:rPr>
+        <w:t xml:space="preserve"> O(1) = O(M) = O(N)</w:t>
+      </w:r>
+      <w:r>
+        <w:rPr>
+          <w:b/>
+          <w:sz w:val="26"/>
+          <w:szCs w:val="26"/>
+          <w:lang w:val="en-US"/>
+        </w:rPr>
+        <w:t>.</w:t>
+      </w:r>
+    </w:p>
+    <w:p>
+      <w:pPr>
+        <w:spacing w:line="360" w:lineRule="auto"/>
+        <w:ind w:left="851"/>
+        <w:jc w:val="both"/>
+        <w:rPr>
+          <w:sz w:val="26"/>
+          <w:szCs w:val="26"/>
+          <w:lang w:val="en-US"/>
+        </w:rPr>
+      </w:pPr>
+      <w:r>
+        <w:rPr>
+          <w:sz w:val="26"/>
+          <w:szCs w:val="26"/>
+          <w:lang w:val="en-US"/>
+        </w:rPr>
+        <w:t xml:space="preserve">From running time line graphs and counting comparisons through bar charts, we also witness the quickness of </w:t>
+      </w:r>
+      <w:r>
+        <w:rPr>
+          <w:b/>
+          <w:sz w:val="26"/>
+          <w:szCs w:val="26"/>
+          <w:lang w:val="en-US"/>
+        </w:rPr>
+        <w:t>Radix Sort</w:t>
+      </w:r>
+      <w:r>
+        <w:rPr>
+          <w:sz w:val="26"/>
+          <w:szCs w:val="26"/>
+          <w:lang w:val="en-US"/>
+        </w:rPr>
+        <w:t xml:space="preserve">, in reality, the time complexity of this algorithm is </w:t>
+      </w:r>
+      <w:r>
+        <w:rPr>
+          <w:b/>
+          <w:sz w:val="26"/>
+          <w:szCs w:val="26"/>
+          <w:lang w:val="en-US"/>
+        </w:rPr>
+        <w:t>O(NK)</w:t>
+      </w:r>
+      <w:r>
+        <w:rPr>
+          <w:sz w:val="26"/>
+          <w:szCs w:val="26"/>
+          <w:lang w:val="en-US"/>
+        </w:rPr>
+        <w:t>, with N is the number of elements in the list, K is the number of digits of the largest element in the list.</w:t>
+      </w:r>
+    </w:p>
+    <w:p>
+      <w:pPr>
+        <w:pStyle w:val="Heading3"/>
+        <w:spacing w:after="0"/>
+      </w:pPr>
+      <w:r>
+        <w:t>2.2. The slowest algorithms: Bubble Sort, Selection Sort, Insertion Sort, Shaker Sort</w:t>
+      </w:r>
+    </w:p>
+    <w:p>
+      <w:pPr>
+        <w:spacing w:line="360" w:lineRule="auto"/>
+        <w:ind w:left="851"/>
+        <w:jc w:val="both"/>
+        <w:rPr>
+          <w:b/>
+          <w:sz w:val="26"/>
+          <w:szCs w:val="26"/>
+          <w:lang w:val="en-US"/>
+        </w:rPr>
+      </w:pPr>
+      <w:r>
+        <w:rPr>
+          <w:sz w:val="26"/>
+          <w:szCs w:val="26"/>
+          <w:lang w:val="en-US"/>
+        </w:rPr>
+        <w:t xml:space="preserve">In original, if there are not any improvements on </w:t>
+      </w:r>
+      <w:r>
+        <w:rPr>
+          <w:sz w:val="26"/>
+          <w:szCs w:val="26"/>
+          <w:lang w:val="en-US"/>
+        </w:rPr>
+        <w:t xml:space="preserve">programming or main ideas, the time complexity of all 4 sorting algorithms is </w:t>
+      </w:r>
+      <w:r>
+        <w:rPr>
+          <w:b/>
+          <w:sz w:val="26"/>
+          <w:szCs w:val="26"/>
+          <w:lang w:val="en-US"/>
+        </w:rPr>
+        <w:t>O(N</w:t>
+      </w:r>
+      <w:r>
+        <w:rPr>
+          <w:b/>
+          <w:sz w:val="26"/>
+          <w:szCs w:val="26"/>
+          <w:vertAlign w:val="superscript"/>
+          <w:lang w:val="en-US"/>
+        </w:rPr>
+        <w:t>2</w:t>
+      </w:r>
+      <w:r>
+        <w:rPr>
+          <w:b/>
+          <w:sz w:val="26"/>
+          <w:szCs w:val="26"/>
+          <w:lang w:val="en-US"/>
+        </w:rPr>
+        <w:t>)</w:t>
+      </w:r>
+      <w:r>
+        <w:rPr>
+          <w:b/>
+          <w:sz w:val="26"/>
+          <w:szCs w:val="26"/>
+          <w:lang w:val="en-US"/>
+        </w:rPr>
+        <w:t>.</w:t>
+      </w:r>
+    </w:p>
+    <w:p>
+      <w:pPr>
+        <w:spacing w:line="360" w:lineRule="auto"/>
+        <w:ind w:left="851"/>
+        <w:jc w:val="both"/>
+        <w:rPr>
+          <w:rFonts w:cs="Arial"/>
+          <w:sz w:val="26"/>
+          <w:szCs w:val="26"/>
+          <w:lang w:val="en-US"/>
+        </w:rPr>
+      </w:pPr>
+      <w:r>
+        <w:rPr>
+          <w:sz w:val="26"/>
+          <w:szCs w:val="26"/>
+          <w:lang w:val="en-US"/>
+        </w:rPr>
+        <w:t xml:space="preserve">While </w:t>
+      </w:r>
+      <w:r>
+        <w:rPr>
+          <w:b/>
+          <w:sz w:val="26"/>
+          <w:szCs w:val="26"/>
+          <w:lang w:val="en-US"/>
+        </w:rPr>
+        <w:t>Bubble Sort</w:t>
+      </w:r>
+      <w:r>
+        <w:rPr>
+          <w:sz w:val="26"/>
+          <w:szCs w:val="26"/>
+          <w:lang w:val="en-US"/>
+        </w:rPr>
+        <w:t xml:space="preserve"> </w:t>
+      </w:r>
+      <w:r>
+        <w:rPr>
+          <w:rFonts w:cs="Arial"/>
+          <w:sz w:val="26"/>
+          <w:szCs w:val="26"/>
+        </w:rPr>
+        <w:t>works by repeatedly swapping the adjacent element</w:t>
+      </w:r>
+      <w:r>
+        <w:rPr>
+          <w:rFonts w:cs="Arial"/>
+          <w:sz w:val="26"/>
+          <w:szCs w:val="26"/>
+          <w:lang w:val="en-US"/>
+        </w:rPr>
+        <w:t xml:space="preserve">, </w:t>
+      </w:r>
+      <w:r>
+        <w:rPr>
+          <w:rFonts w:cs="Arial"/>
+          <w:b/>
+          <w:sz w:val="26"/>
+          <w:szCs w:val="26"/>
+          <w:lang w:val="en-US"/>
+        </w:rPr>
+        <w:t>Selection Sort</w:t>
+      </w:r>
+      <w:r>
+        <w:rPr>
+          <w:rFonts w:cs="Arial"/>
+          <w:sz w:val="26"/>
+          <w:szCs w:val="26"/>
+          <w:lang w:val="en-US"/>
+        </w:rPr>
+        <w:t xml:space="preserve"> sorts an array by repeatedly finding the minimum value in unsorted path and putting it in the right place</w:t>
+      </w:r>
+      <w:r>
+        <w:rPr>
+          <w:rFonts w:cs="Arial"/>
+          <w:sz w:val="26"/>
+          <w:szCs w:val="26"/>
+          <w:lang w:val="en-US"/>
+        </w:rPr>
+        <w:t xml:space="preserve">, so if there are not any improvements, regard the number of comparisons, both these algorithms have the </w:t>
+      </w:r>
+      <w:r>
+        <w:rPr>
+          <w:rFonts w:cs="Arial"/>
+          <w:sz w:val="26"/>
+          <w:szCs w:val="26"/>
+          <w:lang w:val="en-US"/>
+        </w:rPr>
+        <w:t>nearly similarity in value.</w:t>
+      </w:r>
+    </w:p>
+    <w:p>
+      <w:pPr>
+        <w:spacing w:line="360" w:lineRule="auto"/>
+        <w:ind w:left="851"/>
+        <w:jc w:val="both"/>
+        <w:rPr>
+          <w:sz w:val="26"/>
+          <w:szCs w:val="26"/>
+          <w:lang w:val="en-US"/>
+        </w:rPr>
+      </w:pPr>
+      <w:r>
+        <w:rPr>
+          <w:sz w:val="26"/>
+          <w:szCs w:val="26"/>
+          <w:lang w:val="en-US"/>
+        </w:rPr>
+        <w:t xml:space="preserve">With sorted data input, it is evident that if we put a flag for checking </w:t>
+      </w:r>
+      <w:r>
+        <w:rPr>
+          <w:sz w:val="26"/>
+          <w:szCs w:val="26"/>
+          <w:lang w:val="en-US"/>
+        </w:rPr>
+        <w:t xml:space="preserve">whether there are any swappings in the process of moving through the array, </w:t>
+      </w:r>
+      <w:r>
+        <w:rPr>
+          <w:b/>
+          <w:sz w:val="26"/>
+          <w:szCs w:val="26"/>
+          <w:lang w:val="en-US"/>
+        </w:rPr>
+        <w:t>Bubble Sort</w:t>
+      </w:r>
+      <w:r>
+        <w:rPr>
+          <w:sz w:val="26"/>
+          <w:szCs w:val="26"/>
+          <w:lang w:val="en-US"/>
+        </w:rPr>
+        <w:t xml:space="preserve"> and </w:t>
+      </w:r>
+      <w:r>
+        <w:rPr>
+          <w:b/>
+          <w:sz w:val="26"/>
+          <w:szCs w:val="26"/>
+          <w:lang w:val="en-US"/>
+        </w:rPr>
+        <w:t>Insertion Sort</w:t>
+      </w:r>
+      <w:r>
+        <w:rPr>
+          <w:sz w:val="26"/>
+          <w:szCs w:val="26"/>
+          <w:lang w:val="en-US"/>
+        </w:rPr>
+        <w:t xml:space="preserve"> can obtain the order of </w:t>
+      </w:r>
+      <w:r>
+        <w:rPr>
+          <w:b/>
+          <w:sz w:val="26"/>
+          <w:szCs w:val="26"/>
+          <w:lang w:val="en-US"/>
+        </w:rPr>
+        <w:t>O(N)</w:t>
+      </w:r>
+      <w:r>
+        <w:rPr>
+          <w:sz w:val="26"/>
+          <w:szCs w:val="26"/>
+          <w:lang w:val="en-US"/>
+        </w:rPr>
+        <w:t xml:space="preserve">, meanwhile, with nearly sorted data, </w:t>
+      </w:r>
+      <w:r>
+        <w:rPr>
+          <w:b/>
+          <w:sz w:val="26"/>
+          <w:szCs w:val="26"/>
+          <w:lang w:val="en-US"/>
+        </w:rPr>
+        <w:t>Shaker Sort</w:t>
+      </w:r>
+      <w:r>
+        <w:rPr>
+          <w:sz w:val="26"/>
+          <w:szCs w:val="26"/>
+          <w:lang w:val="en-US"/>
+        </w:rPr>
+        <w:t xml:space="preserve"> shows the efficiency in running. Though, </w:t>
+      </w:r>
+      <w:r>
+        <w:rPr>
+          <w:sz w:val="26"/>
+          <w:szCs w:val="26"/>
+          <w:lang w:val="en-US"/>
+        </w:rPr>
+        <w:t>in many cases, the number of comparisons when running 4 above algorithms with a large data is an excessive number, so we choose these algorithms as the slowest algorithms.</w:t>
+      </w:r>
+    </w:p>
+    <w:p>
+      <w:pPr>
+        <w:pStyle w:val="Heading3"/>
+        <w:spacing w:after="0"/>
+      </w:pPr>
+      <w:r>
+        <w:t>2.3. The stable algorithms</w:t>
+      </w:r>
+    </w:p>
+    <w:p>
+      <w:pPr>
+        <w:spacing w:line="360" w:lineRule="auto"/>
+        <w:ind w:left="851"/>
+        <w:jc w:val="both"/>
+        <w:rPr>
+          <w:sz w:val="26"/>
+          <w:szCs w:val="26"/>
+          <w:lang w:val="en-US"/>
+        </w:rPr>
+      </w:pPr>
+      <w:r>
+        <w:rPr>
+          <w:b/>
+          <w:sz w:val="26"/>
+          <w:szCs w:val="26"/>
+          <w:lang w:val="en-US"/>
+        </w:rPr>
+        <w:t>Stable algorithm</w:t>
+      </w:r>
+      <w:r>
+        <w:rPr>
+          <w:b/>
+          <w:sz w:val="26"/>
+          <w:szCs w:val="26"/>
+          <w:lang w:val="en-US"/>
+        </w:rPr>
+        <w:t>s</w:t>
+      </w:r>
+      <w:r>
+        <w:rPr>
+          <w:sz w:val="26"/>
+          <w:szCs w:val="26"/>
+          <w:lang w:val="en-US"/>
+        </w:rPr>
+        <w:t xml:space="preserve"> sort the data without changing the order of the elements</w:t>
+      </w:r>
+      <w:r>
+        <w:rPr>
+          <w:sz w:val="26"/>
+          <w:szCs w:val="26"/>
+          <w:lang w:val="en-US"/>
+        </w:rPr>
+        <w:t xml:space="preserve"> </w:t>
+      </w:r>
+      <w:r>
+        <w:rPr>
+          <w:sz w:val="26"/>
+          <w:szCs w:val="26"/>
+          <w:lang w:val="en-US"/>
+        </w:rPr>
+        <w:t>with the same values.</w:t>
+      </w:r>
+      <w:r>
+        <w:rPr>
+          <w:sz w:val="26"/>
+          <w:szCs w:val="26"/>
+          <w:lang w:val="en-US"/>
+        </w:rPr>
+        <w:t xml:space="preserve"> So, based on </w:t>
+      </w:r>
+      <w:r>
+        <w:rPr>
+          <w:sz w:val="26"/>
+          <w:szCs w:val="26"/>
+          <w:lang w:val="en-US"/>
+        </w:rPr>
+        <w:t>the main idea of each algorithm, we can evaluate that:</w:t>
+      </w:r>
+    </w:p>
+    <w:p>
+      <w:pPr>
+        <w:spacing w:line="360" w:lineRule="auto"/>
+        <w:ind w:left="851"/>
+        <w:jc w:val="both"/>
+        <w:rPr>
+          <w:sz w:val="26"/>
+          <w:szCs w:val="26"/>
+          <w:lang w:val="en-US"/>
+        </w:rPr>
+      </w:pPr>
+      <w:r>
+        <w:rPr>
+          <w:b/>
+          <w:sz w:val="26"/>
+          <w:szCs w:val="26"/>
+          <w:lang w:val="en-US"/>
+        </w:rPr>
+        <w:t>Stable algorithms</w:t>
+      </w:r>
+      <w:r>
+        <w:rPr>
+          <w:sz w:val="26"/>
+          <w:szCs w:val="26"/>
+          <w:lang w:val="en-US"/>
+        </w:rPr>
+        <w:t xml:space="preserve">: </w:t>
+      </w:r>
+      <w:r>
+        <w:rPr>
+          <w:sz w:val="26"/>
+          <w:szCs w:val="26"/>
+          <w:lang w:val="en-US"/>
+        </w:rPr>
+        <w:t>Bubble Sort, Shaker Sort, Counting Sort, Merge Sort</w:t>
+      </w:r>
+      <w:r>
+        <w:rPr>
+          <w:sz w:val="26"/>
+          <w:szCs w:val="26"/>
+          <w:lang w:val="en-US"/>
+        </w:rPr>
+        <w:t>, Insertion Sort, Radix Sort</w:t>
+      </w:r>
+      <w:r>
+        <w:rPr>
+          <w:sz w:val="26"/>
+          <w:szCs w:val="26"/>
+          <w:lang w:val="en-US"/>
+        </w:rPr>
+        <w:t>.</w:t>
+      </w:r>
+    </w:p>
+    <w:p>
+      <w:pPr>
+        <w:spacing w:line="360" w:lineRule="auto"/>
+        <w:ind w:left="851"/>
+        <w:jc w:val="both"/>
+        <w:rPr>
+          <w:sz w:val="26"/>
+          <w:szCs w:val="26"/>
+          <w:lang w:val="en-US"/>
+        </w:rPr>
+      </w:pPr>
+      <w:r>
+        <w:rPr>
+          <w:b/>
+          <w:sz w:val="26"/>
+          <w:szCs w:val="26"/>
+          <w:lang w:val="en-US"/>
+        </w:rPr>
+        <w:t>Unstable algorithms</w:t>
+      </w:r>
+      <w:r>
+        <w:rPr>
+          <w:sz w:val="26"/>
+          <w:szCs w:val="26"/>
+          <w:lang w:val="en-US"/>
+        </w:rPr>
+        <w:t xml:space="preserve">: </w:t>
+      </w:r>
+      <w:r>
+        <w:rPr>
+          <w:sz w:val="26"/>
+          <w:szCs w:val="26"/>
+          <w:lang w:val="en-US"/>
+        </w:rPr>
+        <w:t xml:space="preserve">Selection Sort, </w:t>
+      </w:r>
+      <w:r>
+        <w:rPr>
+          <w:sz w:val="26"/>
+          <w:szCs w:val="26"/>
+          <w:lang w:val="en-US"/>
+        </w:rPr>
+        <w:t>Quick Sort, Heap</w:t>
+      </w:r>
+      <w:r>
+        <w:rPr>
+          <w:sz w:val="26"/>
+          <w:szCs w:val="26"/>
+          <w:lang w:val="en-US"/>
+        </w:rPr>
+        <w:t xml:space="preserve"> </w:t>
+      </w:r>
+      <w:r>
+        <w:rPr>
+          <w:sz w:val="26"/>
+          <w:szCs w:val="26"/>
+          <w:lang w:val="en-US"/>
+        </w:rPr>
+        <w:t>Sort, Shell Sort</w:t>
+      </w:r>
+      <w:r>
+        <w:rPr>
+          <w:sz w:val="26"/>
+          <w:szCs w:val="26"/>
+          <w:lang w:val="en-US"/>
+        </w:rPr>
+        <w:t xml:space="preserve">, </w:t>
+      </w:r>
+      <w:r>
+        <w:rPr>
+          <w:sz w:val="26"/>
+          <w:szCs w:val="26"/>
+          <w:lang w:val="en-US"/>
+        </w:rPr>
+        <w:t>Flash Sort</w:t>
+      </w:r>
+      <w:r>
+        <w:rPr>
+          <w:sz w:val="26"/>
+          <w:szCs w:val="26"/>
+          <w:lang w:val="en-US"/>
+        </w:rPr>
+        <w:t>.</w:t>
+      </w:r>
       <w:bookmarkStart w:id="2" w:name="_GoBack"/>
       <w:bookmarkEnd w:id="2"/>
     </w:p>
@@ -19762,6 +20351,7 @@
         <w:spacing w:before="0"/>
       </w:pPr>
       <w:r>
+        <w:lastRenderedPageBreak/>
         <w:t xml:space="preserve">IV. </w:t>
       </w:r>
       <w:r>
@@ -19826,11 +20416,9 @@
       <w:pPr>
         <w:spacing w:after="40" w:line="360" w:lineRule="auto"/>
         <w:ind w:left="851"/>
-        <w:jc w:val="both"/>
-        <w:rPr>
-          <w:sz w:val="26"/>
-          <w:szCs w:val="26"/>
-          <w:lang w:val="en-US"/>
+        <w:rPr>
+          <w:sz w:val="26"/>
+          <w:szCs w:val="26"/>
         </w:rPr>
       </w:pPr>
       <w:r>
@@ -19840,16 +20428,27 @@
           <w:szCs w:val="26"/>
           <w:lang w:val="en-US"/>
         </w:rPr>
-        <w:t>Bubble Sort</w:t>
-      </w:r>
-      <w:r>
-        <w:rPr>
-          <w:sz w:val="26"/>
-          <w:szCs w:val="26"/>
-          <w:lang w:val="en-US"/>
-        </w:rPr>
-        <w:t>:</w:t>
-      </w:r>
+        <w:t xml:space="preserve">Github (Reference from </w:t>
+      </w:r>
+      <w:r>
+        <w:rPr>
+          <w:b/>
+          <w:sz w:val="26"/>
+          <w:szCs w:val="26"/>
+          <w:lang w:val="en-US"/>
+        </w:rPr>
+        <w:t xml:space="preserve">Võ Thanh Tú – a student of 21CLC02): </w:t>
+      </w:r>
+      <w:hyperlink r:id="rId32" w:history="1">
+        <w:r>
+          <w:rPr>
+            <w:rStyle w:val="Hyperlink"/>
+            <w:sz w:val="26"/>
+            <w:szCs w:val="26"/>
+          </w:rPr>
+          <w:t>https://github.com/Noboroto/Lab-3-Sorting/tree/master</w:t>
+        </w:r>
+      </w:hyperlink>
     </w:p>
     <w:p>
       <w:pPr>
@@ -19857,13 +20456,42 @@
         <w:ind w:left="851"/>
         <w:jc w:val="both"/>
         <w:rPr>
+          <w:sz w:val="26"/>
+          <w:szCs w:val="26"/>
+          <w:lang w:val="en-US"/>
+        </w:rPr>
+      </w:pPr>
+      <w:r>
+        <w:rPr>
+          <w:b/>
+          <w:sz w:val="26"/>
+          <w:szCs w:val="26"/>
+          <w:lang w:val="en-US"/>
+        </w:rPr>
+        <w:t>Bubble Sort</w:t>
+      </w:r>
+      <w:r>
+        <w:rPr>
+          <w:sz w:val="26"/>
+          <w:szCs w:val="26"/>
+          <w:lang w:val="en-US"/>
+        </w:rPr>
+        <w:t>:</w:t>
+      </w:r>
+    </w:p>
+    <w:p>
+      <w:pPr>
+        <w:spacing w:after="40" w:line="360" w:lineRule="auto"/>
+        <w:ind w:left="851"/>
+        <w:jc w:val="both"/>
+        <w:rPr>
           <w:rStyle w:val="Hyperlink"/>
           <w:sz w:val="26"/>
           <w:szCs w:val="26"/>
           <w:lang w:val="en-US"/>
         </w:rPr>
       </w:pPr>
-      <w:hyperlink r:id="rId32" w:history="1">
+      <w:hyperlink r:id="rId33" w:history="1">
         <w:r>
           <w:rPr>
             <w:rStyle w:val="Hyperlink"/>
@@ -19887,7 +20515,7 @@
           <w:lang w:val="en-US"/>
         </w:rPr>
       </w:pPr>
-      <w:hyperlink r:id="rId33" w:history="1">
+      <w:hyperlink r:id="rId34" w:history="1">
         <w:r>
           <w:rPr>
             <w:rStyle w:val="Hyperlink"/>
@@ -19932,7 +20560,7 @@
           <w:lang w:val="en-US"/>
         </w:rPr>
       </w:pPr>
-      <w:hyperlink r:id="rId34" w:history="1">
+      <w:hyperlink r:id="rId35" w:history="1">
         <w:r>
           <w:rPr>
             <w:rStyle w:val="Hyperlink"/>
@@ -19955,7 +20583,7 @@
           <w:lang w:val="en-US"/>
         </w:rPr>
       </w:pPr>
-      <w:hyperlink r:id="rId35" w:history="1">
+      <w:hyperlink r:id="rId36" w:history="1">
         <w:r>
           <w:rPr>
             <w:rStyle w:val="Hyperlink"/>
@@ -19978,7 +20606,7 @@
           <w:lang w:val="en-US"/>
         </w:rPr>
       </w:pPr>
-      <w:hyperlink r:id="rId36" w:history="1">
+      <w:hyperlink r:id="rId37" w:history="1">
         <w:r>
           <w:rPr>
             <w:rStyle w:val="Hyperlink"/>
@@ -20001,7 +20629,7 @@
           <w:lang w:val="en-US"/>
         </w:rPr>
       </w:pPr>
-      <w:hyperlink r:id="rId37" w:history="1">
+      <w:hyperlink r:id="rId38" w:history="1">
         <w:r>
           <w:rPr>
             <w:rStyle w:val="Hyperlink"/>
@@ -20053,7 +20681,7 @@
           <w:lang w:val="en-US"/>
         </w:rPr>
       </w:pPr>
-      <w:hyperlink r:id="rId38" w:history="1">
+      <w:hyperlink r:id="rId39" w:history="1">
         <w:r>
           <w:rPr>
             <w:rStyle w:val="Hyperlink"/>
@@ -20076,7 +20704,7 @@
           <w:lang w:val="en-US"/>
         </w:rPr>
       </w:pPr>
-      <w:hyperlink r:id="rId39" w:history="1">
+      <w:hyperlink r:id="rId40" w:history="1">
         <w:r>
           <w:rPr>
             <w:rStyle w:val="Hyperlink"/>
@@ -20099,7 +20727,7 @@
           <w:lang w:val="en-US"/>
         </w:rPr>
       </w:pPr>
-      <w:hyperlink r:id="rId40" w:history="1">
+      <w:hyperlink r:id="rId41" w:history="1">
         <w:r>
           <w:rPr>
             <w:rStyle w:val="Hyperlink"/>
@@ -20122,7 +20750,7 @@
           <w:lang w:val="en-US"/>
         </w:rPr>
       </w:pPr>
-      <w:hyperlink r:id="rId41" w:history="1">
+      <w:hyperlink r:id="rId42" w:history="1">
         <w:r>
           <w:rPr>
             <w:rStyle w:val="Hyperlink"/>
@@ -20174,7 +20802,7 @@
           <w:lang w:val="en-US"/>
         </w:rPr>
       </w:pPr>
-      <w:hyperlink r:id="rId42" w:history="1">
+      <w:hyperlink r:id="rId43" w:history="1">
         <w:r>
           <w:rPr>
             <w:rStyle w:val="Hyperlink"/>
@@ -20197,7 +20825,7 @@
           <w:lang w:val="en-US"/>
         </w:rPr>
       </w:pPr>
-      <w:hyperlink r:id="rId43" w:history="1">
+      <w:hyperlink r:id="rId44" w:history="1">
         <w:r>
           <w:rPr>
             <w:rStyle w:val="Hyperlink"/>
@@ -20220,7 +20848,7 @@
           <w:lang w:val="en-US"/>
         </w:rPr>
       </w:pPr>
-      <w:hyperlink r:id="rId44" w:history="1">
+      <w:hyperlink r:id="rId45" w:history="1">
         <w:r>
           <w:rPr>
             <w:rStyle w:val="Hyperlink"/>
@@ -20243,7 +20871,7 @@
           <w:lang w:val="en-US"/>
         </w:rPr>
       </w:pPr>
-      <w:hyperlink r:id="rId45" w:history="1">
+      <w:hyperlink r:id="rId46" w:history="1">
         <w:r>
           <w:rPr>
             <w:rStyle w:val="Hyperlink"/>
@@ -20266,7 +20894,7 @@
           <w:lang w:val="en-US"/>
         </w:rPr>
       </w:pPr>
-      <w:hyperlink r:id="rId46" w:history="1">
+      <w:hyperlink r:id="rId47" w:history="1">
         <w:r>
           <w:rPr>
             <w:rStyle w:val="Hyperlink"/>
@@ -20318,7 +20946,7 @@
           <w:lang w:val="en-US"/>
         </w:rPr>
       </w:pPr>
-      <w:hyperlink r:id="rId47" w:history="1">
+      <w:hyperlink r:id="rId48" w:history="1">
         <w:r>
           <w:rPr>
             <w:rStyle w:val="Hyperlink"/>
@@ -20341,7 +20969,7 @@
           <w:lang w:val="en-US"/>
         </w:rPr>
       </w:pPr>
-      <w:hyperlink r:id="rId48" w:history="1">
+      <w:hyperlink r:id="rId49" w:history="1">
         <w:r>
           <w:rPr>
             <w:rStyle w:val="Hyperlink"/>
@@ -20365,7 +20993,7 @@
           <w:lang w:val="en-US"/>
         </w:rPr>
       </w:pPr>
-      <w:hyperlink r:id="rId49">
+      <w:hyperlink r:id="rId50">
         <w:r>
           <w:rPr>
             <w:rStyle w:val="Hyperlink"/>
@@ -20419,7 +21047,7 @@
           <w:lang w:val="en-US"/>
         </w:rPr>
       </w:pPr>
-      <w:hyperlink r:id="rId50" w:history="1">
+      <w:hyperlink r:id="rId51" w:history="1">
         <w:r>
           <w:rPr>
             <w:rStyle w:val="Hyperlink"/>
@@ -20442,7 +21070,7 @@
           <w:lang w:val="en-US"/>
         </w:rPr>
       </w:pPr>
-      <w:hyperlink r:id="rId51" w:history="1">
+      <w:hyperlink r:id="rId52" w:history="1">
         <w:r>
           <w:rPr>
             <w:rStyle w:val="Hyperlink"/>
@@ -20465,7 +21093,7 @@
           <w:lang w:val="en-US"/>
         </w:rPr>
       </w:pPr>
-      <w:hyperlink r:id="rId52" w:history="1">
+      <w:hyperlink r:id="rId53" w:history="1">
         <w:r>
           <w:rPr>
             <w:rStyle w:val="Hyperlink"/>
@@ -20488,7 +21116,7 @@
           <w:lang w:val="en-US"/>
         </w:rPr>
       </w:pPr>
-      <w:hyperlink r:id="rId53" w:history="1">
+      <w:hyperlink r:id="rId54" w:history="1">
         <w:r>
           <w:rPr>
             <w:rStyle w:val="Hyperlink"/>
@@ -20531,7 +21159,6 @@
           <w:szCs w:val="26"/>
           <w:lang w:val="en-US"/>
         </w:rPr>
-        <w:lastRenderedPageBreak/>
         <w:t>Merge Sort</w:t>
       </w:r>
       <w:r>
@@ -20554,7 +21181,7 @@
           <w:lang w:val="en-US"/>
         </w:rPr>
       </w:pPr>
-      <w:hyperlink r:id="rId54" w:history="1">
+      <w:hyperlink r:id="rId55" w:history="1">
         <w:r>
           <w:rPr>
             <w:rStyle w:val="Hyperlink"/>
@@ -20577,7 +21204,7 @@
           <w:lang w:val="en-US"/>
         </w:rPr>
       </w:pPr>
-      <w:hyperlink r:id="rId55" w:history="1">
+      <w:hyperlink r:id="rId56" w:history="1">
         <w:r>
           <w:rPr>
             <w:rStyle w:val="Hyperlink"/>
@@ -20598,7 +21225,7 @@
           <w:szCs w:val="26"/>
         </w:rPr>
       </w:pPr>
-      <w:hyperlink r:id="rId56" w:history="1">
+      <w:hyperlink r:id="rId57" w:history="1">
         <w:r>
           <w:rPr>
             <w:rStyle w:val="Hyperlink"/>
@@ -20649,7 +21276,7 @@
           <w:lang w:val="en-US"/>
         </w:rPr>
       </w:pPr>
-      <w:hyperlink r:id="rId57" w:history="1">
+      <w:hyperlink r:id="rId58" w:history="1">
         <w:r>
           <w:rPr>
             <w:rStyle w:val="Hyperlink"/>
@@ -20672,7 +21299,7 @@
           <w:lang w:val="en-US"/>
         </w:rPr>
       </w:pPr>
-      <w:hyperlink r:id="rId58" w:history="1">
+      <w:hyperlink r:id="rId59" w:history="1">
         <w:r>
           <w:rPr>
             <w:rStyle w:val="Hyperlink"/>
@@ -20695,7 +21322,7 @@
           <w:lang w:val="en-US"/>
         </w:rPr>
       </w:pPr>
-      <w:hyperlink r:id="rId59" w:history="1">
+      <w:hyperlink r:id="rId60" w:history="1">
         <w:r>
           <w:rPr>
             <w:rStyle w:val="Hyperlink"/>
@@ -20720,7 +21347,7 @@
           <w:lang w:val="en-US"/>
         </w:rPr>
       </w:pPr>
-      <w:hyperlink r:id="rId60" w:history="1">
+      <w:hyperlink r:id="rId61" w:history="1">
         <w:r>
           <w:rPr>
             <w:rStyle w:val="Hyperlink"/>
@@ -20772,7 +21399,7 @@
           <w:lang w:val="en-US"/>
         </w:rPr>
       </w:pPr>
-      <w:hyperlink r:id="rId61" w:history="1">
+      <w:hyperlink r:id="rId62" w:history="1">
         <w:r>
           <w:rPr>
             <w:rStyle w:val="Hyperlink"/>
@@ -20795,7 +21422,7 @@
           <w:lang w:val="en-US"/>
         </w:rPr>
       </w:pPr>
-      <w:hyperlink r:id="rId62" w:history="1">
+      <w:hyperlink r:id="rId63" w:history="1">
         <w:r>
           <w:rPr>
             <w:rStyle w:val="Hyperlink"/>
@@ -20818,7 +21445,7 @@
           <w:lang w:val="en-US"/>
         </w:rPr>
       </w:pPr>
-      <w:hyperlink r:id="rId63" w:history="1">
+      <w:hyperlink r:id="rId64" w:history="1">
         <w:r>
           <w:rPr>
             <w:rStyle w:val="Hyperlink"/>
@@ -20841,7 +21468,7 @@
           <w:lang w:val="en-US"/>
         </w:rPr>
       </w:pPr>
-      <w:hyperlink r:id="rId64" w:history="1">
+      <w:hyperlink r:id="rId65" w:history="1">
         <w:r>
           <w:rPr>
             <w:rStyle w:val="Hyperlink"/>
@@ -20893,7 +21520,7 @@
           <w:lang w:val="en-US"/>
         </w:rPr>
       </w:pPr>
-      <w:hyperlink r:id="rId65" w:history="1">
+      <w:hyperlink r:id="rId66" w:history="1">
         <w:r>
           <w:rPr>
             <w:rStyle w:val="Hyperlink"/>
@@ -20916,7 +21543,7 @@
           <w:lang w:val="en-US"/>
         </w:rPr>
       </w:pPr>
-      <w:hyperlink r:id="rId66" w:history="1">
+      <w:hyperlink r:id="rId67" w:history="1">
         <w:r>
           <w:rPr>
             <w:rStyle w:val="Hyperlink"/>
@@ -20939,7 +21566,7 @@
           <w:lang w:val="en-US"/>
         </w:rPr>
       </w:pPr>
-      <w:hyperlink r:id="rId67" w:history="1">
+      <w:hyperlink r:id="rId68" w:history="1">
         <w:r>
           <w:rPr>
             <w:rStyle w:val="Hyperlink"/>
@@ -20962,7 +21589,7 @@
           <w:lang w:val="en-US"/>
         </w:rPr>
       </w:pPr>
-      <w:hyperlink r:id="rId68" w:history="1">
+      <w:hyperlink r:id="rId69" w:history="1">
         <w:r>
           <w:rPr>
             <w:rStyle w:val="Hyperlink"/>
@@ -20985,7 +21612,7 @@
           <w:lang w:val="en-US"/>
         </w:rPr>
       </w:pPr>
-      <w:hyperlink r:id="rId69" w:history="1">
+      <w:hyperlink r:id="rId70" w:history="1">
         <w:r>
           <w:rPr>
             <w:rStyle w:val="Hyperlink"/>
@@ -21009,7 +21636,7 @@
           <w:lang w:val="en-US"/>
         </w:rPr>
       </w:pPr>
-      <w:hyperlink r:id="rId70">
+      <w:hyperlink r:id="rId71">
         <w:r>
           <w:rPr>
             <w:rStyle w:val="Hyperlink"/>
@@ -21034,7 +21661,7 @@
           <w:lang w:val="en-US"/>
         </w:rPr>
       </w:pPr>
-      <w:hyperlink r:id="rId71">
+      <w:hyperlink r:id="rId72">
         <w:r>
           <w:rPr>
             <w:rStyle w:val="Hyperlink"/>
@@ -21087,6 +21714,17 @@
           <w:lang w:val="en-US"/>
         </w:rPr>
       </w:pPr>
+      <w:hyperlink r:id="rId73" w:history="1">
+        <w:r>
+          <w:rPr>
+            <w:rStyle w:val="Hyperlink"/>
+            <w:sz w:val="26"/>
+            <w:szCs w:val="26"/>
+            <w:lang w:val="en-US"/>
+          </w:rPr>
+          <w:t>https://www.iostream.vn/article/bubble-sort-va-shaker-sort-01Si3U</w:t>
+        </w:r>
+      </w:hyperlink>
     </w:p>
     <w:p>
       <w:pPr>
@@ -21099,23 +21737,17 @@
           <w:lang w:val="en-US"/>
         </w:rPr>
       </w:pPr>
-      <w:r>
-        <w:rPr>
-          <w:b/>
-          <w:sz w:val="26"/>
-          <w:szCs w:val="26"/>
-          <w:lang w:val="en-US"/>
-        </w:rPr>
-        <w:t>Shell Sort</w:t>
-      </w:r>
-      <w:r>
-        <w:rPr>
-          <w:sz w:val="26"/>
-          <w:szCs w:val="26"/>
-          <w:lang w:val="en-US"/>
-        </w:rPr>
-        <w:t>:</w:t>
-      </w:r>
+      <w:hyperlink r:id="rId74" w:history="1">
+        <w:r>
+          <w:rPr>
+            <w:rStyle w:val="Hyperlink"/>
+            <w:sz w:val="26"/>
+            <w:szCs w:val="26"/>
+            <w:lang w:val="en-US"/>
+          </w:rPr>
+          <w:t>https://en.wikipedia.org/wiki/Cocktail_shaker_sort</w:t>
+        </w:r>
+      </w:hyperlink>
     </w:p>
     <w:p>
       <w:pPr>
@@ -21128,7 +21760,36 @@
           <w:lang w:val="en-US"/>
         </w:rPr>
       </w:pPr>
-      <w:hyperlink r:id="rId72" w:history="1">
+      <w:r>
+        <w:rPr>
+          <w:b/>
+          <w:sz w:val="26"/>
+          <w:szCs w:val="26"/>
+          <w:lang w:val="en-US"/>
+        </w:rPr>
+        <w:t>Shell Sort</w:t>
+      </w:r>
+      <w:r>
+        <w:rPr>
+          <w:sz w:val="26"/>
+          <w:szCs w:val="26"/>
+          <w:lang w:val="en-US"/>
+        </w:rPr>
+        <w:t>:</w:t>
+      </w:r>
+    </w:p>
+    <w:p>
+      <w:pPr>
+        <w:spacing w:after="40" w:line="360" w:lineRule="auto"/>
+        <w:ind w:left="851"/>
+        <w:jc w:val="both"/>
+        <w:rPr>
+          <w:sz w:val="26"/>
+          <w:szCs w:val="26"/>
+          <w:lang w:val="en-US"/>
+        </w:rPr>
+      </w:pPr>
+      <w:hyperlink r:id="rId75" w:history="1">
         <w:r>
           <w:rPr>
             <w:rStyle w:val="Hyperlink"/>
@@ -21151,7 +21812,7 @@
           <w:lang w:val="en-US"/>
         </w:rPr>
       </w:pPr>
-      <w:hyperlink r:id="rId73" w:history="1">
+      <w:hyperlink r:id="rId76" w:history="1">
         <w:r>
           <w:rPr>
             <w:rStyle w:val="Hyperlink"/>
@@ -21174,7 +21835,7 @@
           <w:lang w:val="en-US"/>
         </w:rPr>
       </w:pPr>
-      <w:hyperlink r:id="rId74" w:history="1">
+      <w:hyperlink r:id="rId77" w:history="1">
         <w:r>
           <w:rPr>
             <w:rStyle w:val="Hyperlink"/>
@@ -25287,7 +25948,7 @@
   <w:style w:type="paragraph" w:default="1" w:styleId="Normal">
     <w:name w:val="Normal"/>
     <w:qFormat/>
-    <w:rsid w:val="00FD1F62"/>
+    <w:rsid w:val="00C118D9"/>
     <w:pPr>
       <w:widowControl w:val="0"/>
       <w:autoSpaceDE w:val="0"/>
@@ -45654,15 +46315,6 @@
 </file>
 
 <file path=customXml/item1.xml><?xml version="1.0" encoding="utf-8"?>
-<?mso-contentType ?>
-<FormTemplates xmlns="http://schemas.microsoft.com/sharepoint/v3/contenttype/forms">
-  <Display>DocumentLibraryForm</Display>
-  <Edit>DocumentLibraryForm</Edit>
-  <New>DocumentLibraryForm</New>
-</FormTemplates>
-</file>
-
-<file path=customXml/item2.xml><?xml version="1.0" encoding="utf-8"?>
 <s:customData xmlns="http://www.wps.cn/officeDocument/2013/wpsCustomData" xmlns:s="http://www.wps.cn/officeDocument/2013/wpsCustomData">
   <customSectProps>
     <customSectPr/>
@@ -45717,10 +46369,19 @@
 </s:customData>
 </file>
 
-<file path=customXml/item3.xml><?xml version="1.0" encoding="utf-8"?>
+<file path=customXml/item2.xml><?xml version="1.0" encoding="utf-8"?>
 <p:properties xmlns:p="http://schemas.microsoft.com/office/2006/metadata/properties" xmlns:xsi="http://www.w3.org/2001/XMLSchema-instance" xmlns:pc="http://schemas.microsoft.com/office/infopath/2007/PartnerControls">
   <documentManagement/>
 </p:properties>
+</file>
+
+<file path=customXml/item3.xml><?xml version="1.0" encoding="utf-8"?>
+<?mso-contentType ?>
+<FormTemplates xmlns="http://schemas.microsoft.com/sharepoint/v3/contenttype/forms">
+  <Display>DocumentLibraryForm</Display>
+  <Edit>DocumentLibraryForm</Edit>
+  <New>DocumentLibraryForm</New>
+</FormTemplates>
 </file>
 
 <file path=customXml/item4.xml><?xml version="1.0" encoding="utf-8"?>
@@ -45898,14 +46559,6 @@
 </file>
 
 <file path=customXml/itemProps1.xml><?xml version="1.0" encoding="utf-8"?>
-<ds:datastoreItem xmlns:ds="http://schemas.openxmlformats.org/officeDocument/2006/customXml" ds:itemID="{0E8C218F-FEF4-4FD8-9105-87648F2D58FF}">
-  <ds:schemaRefs>
-    <ds:schemaRef ds:uri="http://schemas.microsoft.com/sharepoint/v3/contenttype/forms"/>
-  </ds:schemaRefs>
-</ds:datastoreItem>
-</file>
-
-<file path=customXml/itemProps2.xml><?xml version="1.0" encoding="utf-8"?>
 <ds:datastoreItem xmlns:ds="http://schemas.openxmlformats.org/officeDocument/2006/customXml" ds:itemID="{B1977F7D-205B-4081-913C-38D41E755F92}">
   <ds:schemaRefs>
     <ds:schemaRef ds:uri="http://www.wps.cn/officeDocument/2013/wpsCustomData"/>
@@ -45913,11 +46566,19 @@
 </ds:datastoreItem>
 </file>
 
-<file path=customXml/itemProps3.xml><?xml version="1.0" encoding="utf-8"?>
+<file path=customXml/itemProps2.xml><?xml version="1.0" encoding="utf-8"?>
 <ds:datastoreItem xmlns:ds="http://schemas.openxmlformats.org/officeDocument/2006/customXml" ds:itemID="{5EA01F5E-503D-47CC-BB87-4129EEC8CEB6}">
   <ds:schemaRefs>
     <ds:schemaRef ds:uri="http://schemas.microsoft.com/office/2006/metadata/properties"/>
     <ds:schemaRef ds:uri="http://schemas.microsoft.com/office/infopath/2007/PartnerControls"/>
+  </ds:schemaRefs>
+</ds:datastoreItem>
+</file>
+
+<file path=customXml/itemProps3.xml><?xml version="1.0" encoding="utf-8"?>
+<ds:datastoreItem xmlns:ds="http://schemas.openxmlformats.org/officeDocument/2006/customXml" ds:itemID="{0E8C218F-FEF4-4FD8-9105-87648F2D58FF}">
+  <ds:schemaRefs>
+    <ds:schemaRef ds:uri="http://schemas.microsoft.com/sharepoint/v3/contenttype/forms"/>
   </ds:schemaRefs>
 </ds:datastoreItem>
 </file>
@@ -45941,7 +46602,7 @@
 </file>
 
 <file path=customXml/itemProps5.xml><?xml version="1.0" encoding="utf-8"?>
-<ds:datastoreItem xmlns:ds="http://schemas.openxmlformats.org/officeDocument/2006/customXml" ds:itemID="{C25485B0-7DA8-473B-889C-926BA3D4C833}">
+<ds:datastoreItem xmlns:ds="http://schemas.openxmlformats.org/officeDocument/2006/customXml" ds:itemID="{BA1939FA-657D-4C00-A206-447298AF03DB}">
   <ds:schemaRefs>
     <ds:schemaRef ds:uri="http://schemas.openxmlformats.org/officeDocument/2006/bibliography"/>
   </ds:schemaRefs>
